--- a/docs/COMAVI_manuscript_current.docx
+++ b/docs/COMAVI_manuscript_current.docx
@@ -32,7 +32,7 @@
         <w:rPr>
           <w:rFonts w:ascii="Arial" w:hAnsi="Arial" w:eastAsia="Arial"/>
         </w:rPr>
-        <w:t>The 61-variant literature-curated resource supported two overlapping analyses across 14 protein systems. Mechanism-pattern recovery was evaluated in 57 variants: 47 interaction variants and 10 monomer-only BRCA1 tandem-BRCT variants. At the 2.5 kcal/mol reference threshold, COMAVI achieved a partial-credit mechanism-pattern score of 41/57 (0.719). Structural prioritization was evaluated in the overlapping set of 47 interaction variants with a committed structural endpoint; the priority score placed 16 of 17 variants with modeled structural mechanisms in the top 20. These results evaluate the two intended uses of COMAVI: recovering the expected combination of structural effects and concentrating structurally disruptive variants near the top of a candidate list.</w:t>
+        <w:t>The 61-variant literature-curated resource supported two overlapping analyses across 14 protein systems. Mechanism-pattern recovery was evaluated in 57 variants: 47 interaction variants and 10 monomer-only BRCA1 tandem-BRCT variants. At the 2.5 kcal/mol reference threshold, COMAVI achieved a partial-credit mechanism-pattern score of 39.5/57 (0.693). Structural prioritization was evaluated in the overlapping set of 47 interaction variants with a committed structural endpoint; the priority score placed 17 of 20 variants with modeled structural mechanisms in the top 20. These results evaluate the two intended uses of COMAVI: recovering the expected combination of structural effects and concentrating structurally disruptive variants near the top of a candidate list.</w:t>
       </w:r>
     </w:p>
     <w:p>
@@ -212,7 +212,7 @@
         <w:rPr>
           <w:rFonts w:ascii="Arial" w:hAnsi="Arial" w:eastAsia="Arial"/>
         </w:rPr>
-        <w:t>Structural prioritization was evaluated in the overlapping set of 47 interaction variants that had both a structural-context tier and a committed endpoint: 17 with a modeled structural mechanism and 30 curated to lack a lesion on the modeled COMAVI axes. Pathogenicity comparisons used clinically labelled complete-case subsets and therefore answer a different question. The population, positive definition, and denominator are stated for each analysis and figure.</w:t>
+        <w:t>Structural prioritization was evaluated in the overlapping set of 47 interaction variants that had both a structural-context tier and a committed endpoint: 20 with a modeled structural mechanism and 27 curated to lack a lesion on the modeled COMAVI axes. Pathogenicity comparisons used clinically labelled complete-case subsets and therefore answer a different question. The population, positive definition, and denominator are stated for each analysis and figure.</w:t>
       </w:r>
     </w:p>
     <w:p>
@@ -228,7 +228,7 @@
         <w:rPr>
           <w:rFonts w:ascii="Arial" w:hAnsi="Arial" w:eastAsia="Arial"/>
         </w:rPr>
-        <w:t>Because disruptive variants are more likely than neutral controls to receive dedicated biophysical measurements, all evidence categories were retained in the main benchmark. We then repeated the tier analysis in stricter subsets. Requiring E1-E3 support for every committed axis retained n = 27 and gave sensitivity 1.000 and specificity 0.600; requiring direct-or-coupled support retained n = 25 and gave sensitivity 1.000 and specificity 0.615. These were sensitivity analyses, not alternative benchmark definitions, and they did not fit evidence weights or retune tier boundaries. Population-supported and inferred neutral expectations were reported as such, not as measured neutrality.</w:t>
+        <w:t>Because disruptive variants are more likely than neutral controls to receive dedicated biophysical measurements, all evidence categories were retained in the main benchmark. We then repeated the tier analysis in stricter subsets. Requiring E1-E3 support for every committed axis retained n = 26 and gave sensitivity 0.875 and specificity 0.600; requiring direct-or-coupled support retained the same 26 variants and gave the same values. These were sensitivity analyses, not alternative benchmark definitions, and they did not fit evidence weights or retune tier boundaries. Population-supported and inferred neutral expectations were reported as such, not as measured neutrality.</w:t>
       </w:r>
     </w:p>
     <w:p>
@@ -1055,7 +1055,7 @@
         <w:rPr>
           <w:rFonts w:ascii="Arial" w:hAnsi="Arial" w:eastAsia="Arial"/>
         </w:rPr>
-        <w:t>For structural prioritization, the positive class was the 17 variants with a modeled structural mechanism and the negative class was the 30 no-lesion variants in the 47-variant subset. ROC AUC summarizes ordering across the full list: it is the probability that a randomly selected structural-mechanism variant ranks above a randomly selected no-lesion variant. Average precision summarizes precision across the recall curve. Top-k recovery asks how many of the 17 structural mechanisms would be encountered if a researcher could test only the first 10, 20, or 25 variants. Formula comparisons, score bands, and component analyses were treated as internal sensitivity analyses because the same resource informed score development.</w:t>
+        <w:t>For structural prioritization, the positive class was the 20 variants with a modeled structural mechanism and the negative class was the 27 no-lesion variants in the 47-variant subset. ROC AUC summarizes ordering across the full list: it is the probability that a randomly selected structural-mechanism variant ranks above a randomly selected no-lesion variant. Average precision summarizes precision across the recall curve. Top-k recovery asks how many of the 20 structural mechanisms would be encountered if a researcher could test only the first 10, 20, or 25 variants. Formula comparisons, score bands, and component analyses were treated as internal sensitivity analyses because the same resource informed score development.</w:t>
       </w:r>
     </w:p>
     <w:p>
@@ -1125,7 +1125,7 @@
         <w:rPr>
           <w:rFonts w:ascii="Arial" w:hAnsi="Arial" w:eastAsia="Arial"/>
         </w:rPr>
-        <w:t>At the 2.5 kcal/mol reference threshold, COMAVI recovered the expected combination of structural effects with a mechanism-pattern score of 41/57 = 0.719. This partial-credit result represents 41 total points across 57 graded variants, not 41 exact matches. The interaction and BRCT subsets had similar scores, so neither cohort determined the pooled result. Because the data span 14 clustered systems, 0.719 is benchmark-specific pattern agreement rather than universal accuracy.</w:t>
+        <w:t>At the 2.5 kcal/mol reference threshold, COMAVI recovered the expected combination of structural effects with a mechanism-pattern score of 39.5/57 = 0.693. This partial-credit result represents 39.5 total points across 57 graded variants, not 39.5 exact matches. The interaction and BRCT subsets had similar scores, so neither cohort determined the pooled result. Because the data span 14 clustered systems, 0.693 is benchmark-specific pattern agreement rather than universal accuracy.</w:t>
       </w:r>
     </w:p>
     <w:p>
@@ -1133,7 +1133,7 @@
         <w:rPr>
           <w:rFonts w:ascii="Arial" w:hAnsi="Arial" w:eastAsia="Arial"/>
         </w:rPr>
-        <w:t>At the output level, 65 of 85 applicable energetic calculations had the expected direction: 21/27 for isolated-subunit stability, 20/26 for stability calculated in the assembled complex, and 24/32 for binding. Figure 2 shows these axis-specific counts and the whole-variant partial-credit score. The per-axis rates identify which calculations contributed, but they do not replace the whole-variant outcome.</w:t>
+        <w:t>At the output level, 56 of 77 applicable energetic calculations had the expected direction: 19/25 for isolated-subunit stability, 17/22 for stability calculated in the assembled complex, and 20/30 for binding. Figure 2 shows these axis-specific counts and the whole-variant partial-credit score. The per-axis rates identify which calculations contributed, but they do not replace the whole-variant outcome.</w:t>
       </w:r>
     </w:p>
     <w:p>
@@ -1194,7 +1194,7 @@
         <w:rPr>
           <w:rFonts w:ascii="Arial" w:hAnsi="Arial" w:eastAsia="Arial"/>
         </w:rPr>
-        <w:t>Figure 2 | COMAVI recovers literature-defined structural mechanism patterns in the current benchmark. (a) Direction agreement is shown separately for isolated-subunit stability (21/27), stability calculated in the assembled complex (20/26), binding (24/32), all energetic outputs (65/85), and the structural-context tier (34/47). (b) Whole-variant mechanism-pattern scores are shown for all 57 graded variants and for the interaction and BRCT subsets. A score of 1 is fully consistent, 0.5 is partly correct, and 0 is inconsistent; the primary mean is 41/57 = 0.719.</w:t>
+        <w:t>Figure 2 | COMAVI recovers literature-defined structural mechanism patterns in the current benchmark. (a) Direction agreement is shown separately for isolated-subunit stability (19/25), stability calculated in the assembled complex (17/22), binding (20/30), all energetic outputs (56/77), and the structural-context tier (33/47). (b) Whole-variant mechanism-pattern scores are shown for all 57 graded variants and for the interaction and BRCT subsets. A score of 1 is fully consistent, 0.5 is partly correct, and 0 is inconsistent; the primary mean is 39.5/57 = 0.693.</w:t>
       </w:r>
     </w:p>
     <w:p>
@@ -1202,12 +1202,12 @@
         <w:rPr>
           <w:rFonts w:ascii="Arial" w:hAnsi="Arial" w:eastAsia="Arial"/>
         </w:rPr>
-        <w:t>Evidence-restricted analyses did not change the qualitative conclusion. Among variants for which every committed axis had E1-E3 support, tier sensitivity remained 1.000 and specificity was 0.600 (n = 27); the direct-or-coupled subset gave sensitivity 1.000 and specificity 0.615 (n = 25). Because evidence class was strongly tied to whether an axis was expected to be neutral or destabilizing, these analyses were treated as sensitivity views rather than alternative primary benchmarks (Supplementary Note S2).</w:t>
-      </w:r>
-    </w:p>
-    <w:p>
-      <w:r>
-        <w:t>No single system carried the result. Resampling entire protein systems gave a 95% interval of 0.625-0.821 for the mechanism-pattern score, and leave-one-system-out values ranged from 0.704 to 0.750. Permutation, replicate-noise, and continuity audits are reported in Supplementary Note S7.</w:t>
+        <w:t>Evidence-restricted analyses did not change the qualitative conclusion. Among variants for which every committed axis had E1-E3 support, tier sensitivity was 0.875 and specificity 0.600 (n = 26); the direct-or-coupled subset returned the same values on the same 26 variants. Because evidence class was strongly tied to whether an axis was expected to be neutral or destabilizing, these analyses were treated as sensitivity views rather than alternative primary benchmarks (Supplementary Note S2).</w:t>
+      </w:r>
+    </w:p>
+    <w:p>
+      <w:r>
+        <w:t>No single system carried the result. Resampling entire protein systems gave a 95% interval of 0.604-0.790 for the mechanism-pattern score, and leave-one-system-out values ranged from 0.676 to 0.713. Permutation, replicate-noise, and continuity audits are reported in Supplementary Note S7.</w:t>
       </w:r>
     </w:p>
     <w:p>
@@ -1292,7 +1292,7 @@
         <w:rPr>
           <w:rFonts w:ascii="Arial" w:hAnsi="Arial" w:eastAsia="Arial"/>
         </w:rPr>
-        <w:t>Figure 3 | The energy threshold controls the tradeoff between mechanism recovery and false structural calls. (a) Recovery among 25 variants with known structural mechanisms decreases as the threshold rises, whereas correct rejection among 32 no-lesion variants increases. The shaded regions identify screening, intermediate, reference, and conservative use; no threshold is universally optimal. (b) Increasing stringency also reduces recovery among 44 experimentally destabilizing comparisons. The 2.5 kcal/mol setting is the frozen reference, and tSAP (2.9/2.9/3.5 kcal/mol) is the most conservative setting evaluated.</w:t>
+        <w:t>Figure 3 | The energy threshold controls the tradeoff between mechanism recovery and false structural calls. (a) Recovery among 28 variants with known structural mechanisms decreases as the threshold rises, whereas correct rejection among 29 no-lesion variants increases. The shaded regions identify screening, intermediate, reference, and conservative use; no threshold is universally optimal. (b) Increasing stringency also reduces recovery among 44 experimentally destabilizing comparisons. The 2.5 kcal/mol setting is the frozen reference, and tSAP (2.9/2.9/3.5 kcal/mol) is the most conservative setting evaluated.</w:t>
       </w:r>
     </w:p>
     <w:p>
@@ -1304,7 +1304,7 @@
         <w:rPr>
           <w:rFonts w:ascii="Arial" w:hAnsi="Arial" w:eastAsia="Arial"/>
         </w:rPr>
-        <w:t>Table 2 | Energy-threshold menu and observed tradeoffs. Mechanism recovery is the mean grade among 25 variants with known structural mechanisms; correct rejection is the corresponding rate among 32 variants curated to lack a lesion on the modeled axes. Measured effects recovered counts experimentally destabilizing comparisons with |predicted ΔΔG| at or above the stated threshold.</w:t>
+        <w:t>Table 2 | Energy-threshold menu and observed tradeoffs. Mechanism recovery is the mean grade among 28 variants with known structural mechanisms; correct rejection is the corresponding rate among 29 variants curated to lack a lesion on the modeled axes. Measured effects recovered counts experimentally destabilizing comparisons with |predicted ΔΔG| at or above the stated threshold.</w:t>
       </w:r>
     </w:p>
     <w:tbl>
@@ -1508,7 +1508,7 @@
               <w:rPr>
                 <w:sz w:val="15"/>
               </w:rPr>
-              <w:t>0.760</w:t>
+              <w:t>0.714</w:t>
             </w:r>
           </w:p>
         </w:tc>
@@ -1531,7 +1531,7 @@
               <w:rPr>
                 <w:sz w:val="15"/>
               </w:rPr>
-              <w:t>0.438</w:t>
+              <w:t>0.448</w:t>
             </w:r>
           </w:p>
         </w:tc>
@@ -1628,7 +1628,7 @@
               <w:rPr>
                 <w:sz w:val="15"/>
               </w:rPr>
-              <w:t>0.720</w:t>
+              <w:t>0.679</w:t>
             </w:r>
           </w:p>
         </w:tc>
@@ -1652,7 +1652,7 @@
               <w:rPr>
                 <w:sz w:val="15"/>
               </w:rPr>
-              <w:t>0.594</w:t>
+              <w:t>0.621</w:t>
             </w:r>
           </w:p>
         </w:tc>
@@ -1749,7 +1749,7 @@
               <w:rPr>
                 <w:sz w:val="15"/>
               </w:rPr>
-              <w:t>0.640</w:t>
+              <w:t>0.607</w:t>
             </w:r>
           </w:p>
         </w:tc>
@@ -1772,7 +1772,7 @@
               <w:rPr>
                 <w:sz w:val="15"/>
               </w:rPr>
-              <w:t>0.719</w:t>
+              <w:t>0.759</w:t>
             </w:r>
           </w:p>
         </w:tc>
@@ -1869,7 +1869,7 @@
               <w:rPr>
                 <w:sz w:val="15"/>
               </w:rPr>
-              <w:t>0.600</w:t>
+              <w:t>0.554</w:t>
             </w:r>
           </w:p>
         </w:tc>
@@ -1893,7 +1893,7 @@
               <w:rPr>
                 <w:sz w:val="15"/>
               </w:rPr>
-              <w:t>0.812</w:t>
+              <w:t>0.828</w:t>
             </w:r>
           </w:p>
         </w:tc>
@@ -1990,7 +1990,7 @@
               <w:rPr>
                 <w:sz w:val="15"/>
               </w:rPr>
-              <w:t>0.540</w:t>
+              <w:t>0.500</w:t>
             </w:r>
           </w:p>
         </w:tc>
@@ -2013,7 +2013,7 @@
               <w:rPr>
                 <w:sz w:val="15"/>
               </w:rPr>
-              <w:t>0.844</w:t>
+              <w:t>0.862</w:t>
             </w:r>
           </w:p>
         </w:tc>
@@ -2226,7 +2226,7 @@
         <w:rPr>
           <w:rFonts w:ascii="Arial" w:hAnsi="Arial" w:eastAsia="Arial"/>
         </w:rPr>
-        <w:t>The structural-context tier identified all 17 variants with modeled structural mechanisms as Tier 1 or 2, but it also placed 13 of 30 no-lesion variants in those tiers. It was therefore sensitive but not specific. Interface status alone was more specific, whereas the full tier recovered two structural variants outside a detected interface. The exact comparator table and within-system tests are in Supplementary Table S7 and Supplementary Figure S3.</w:t>
+        <w:t>The structural-context tier identified 18 of 20 variants with modeled structural mechanisms as Tier 1 or 2, but it also placed 12 of 27 no-lesion variants in those tiers. It was therefore sensitive but not specific. Interface status alone was more specific, whereas the full tier recovered three structural variants outside a detected interface. The exact comparator table and within-system tests are in Supplementary Table S7 and Supplementary Figure S3.</w:t>
       </w:r>
     </w:p>
     <w:p>
@@ -2242,7 +2242,7 @@
         <w:rPr>
           <w:rFonts w:ascii="Arial" w:hAnsi="Arial" w:eastAsia="Arial"/>
         </w:rPr>
-        <w:t>We next asked whether combining energy magnitude and structural context moved variants with modeled structural lesions toward the top of a candidate list. This analysis used the overlapping set of 47 interaction variants with a committed structural endpoint: 17 structural-mechanism variants and 30 variants curated to lack a lesion on the modeled axes. The fixed priority score is defined in Methods.</w:t>
+        <w:t>We next asked whether combining energy magnitude and structural context moved variants with modeled structural lesions toward the top of a candidate list. This analysis used the overlapping set of 47 interaction variants with a committed structural endpoint: 20 structural-mechanism variants and 27 variants curated to lack a lesion on the modeled axes. The fixed priority score is defined in Methods.</w:t>
       </w:r>
     </w:p>
     <w:p>
@@ -2250,7 +2250,7 @@
         <w:rPr>
           <w:rFonts w:ascii="Arial" w:hAnsi="Arial" w:eastAsia="Arial"/>
         </w:rPr>
-        <w:t>The priority score placed 16 of 17 structural-mechanism variants in the top 20 and all 17 in the top 25. Across the complete 47-variant ranking, structural-prioritization ROC AUC was 0.943 and average precision was 0.818. These are internal ranking results, not external performance estimates, pathogenicity estimates, or calibrated probabilities.</w:t>
+        <w:t>The priority score placed 17 of 20 structural-mechanism variants in the top 20 and 18 of 20 in the top 25. Across the complete 47-variant ranking, structural-prioritization ROC AUC was 0.917 and average precision was 0.923. These are internal ranking results, not external performance estimates, pathogenicity estimates, or calibrated probabilities.</w:t>
       </w:r>
     </w:p>
     <w:p>
@@ -2325,7 +2325,7 @@
         <w:rPr>
           <w:rFonts w:ascii="Arial" w:hAnsi="Arial" w:eastAsia="Arial"/>
         </w:rPr>
-        <w:t>Figure 6 | The fixed priority score concentrates modeled structural mechanisms near the top of the ranking. (a) Priority-score distributions for the 17 structural-mechanism and 30 no-lesion variants in the 47-variant prioritization subset. (b) Recovery as the number of variants selected for follow-up increases: 9 structural mechanisms occur in the top 10, 16 of 17 in the top 20, and all 17 in the top 25. ISDS-v1 is an internal structural-prioritization index, not a pathogenicity probability or a validated binary classifier.</w:t>
+        <w:t>Figure 6 | The fixed priority score concentrates modeled structural mechanisms near the top of the ranking. (a) Priority-score distributions for the 20 structural-mechanism and 27 no-lesion variants in the 47-variant prioritization subset. (b) Recovery as the number of variants selected for follow-up increases: 10 structural mechanisms occur in the top 10, 17 of 20 in the top 20, and 18 of 20 in the top 25. ISDS-v1 is an internal structural-prioritization index, not a pathogenicity probability or a validated binary classifier.</w:t>
       </w:r>
     </w:p>
     <w:p>
@@ -2341,7 +2341,7 @@
         <w:rPr>
           <w:rFonts w:ascii="Arial" w:hAnsi="Arial" w:eastAsia="Arial"/>
         </w:rPr>
-        <w:t>Pathogenicity prediction, structural prioritization, and mechanism interpretation answer different questions. On the common clinically labelled set of 47 variants, AlphaMissense was the stronger pathogenicity ranker (ROC AUC 0.903); the priority score had pathogenicity ROC AUC 0.851, its energy component 0.836, and its context component 0.769. These pathogenicity AUCs should not be compared directly with the priority score's structural-prioritization ROC AUC of 0.943 because the positive definition and task differ. AlphaMissense asks whether a variant may be pathogenic; the priority score asks how strongly the available structure supports modeled disruption; the mechanism profile identifies the proposed structural process and experiment.</w:t>
+        <w:t>Pathogenicity prediction, structural prioritization, and mechanism interpretation answer different questions. On the common clinically labelled set of 47 variants, AlphaMissense was the stronger pathogenicity ranker (ROC AUC 0.903); the priority score had pathogenicity ROC AUC 0.851, its energy component 0.836, and its context component 0.769. These pathogenicity AUCs should not be compared directly with the priority score's structural-prioritization ROC AUC of 0.917 because the positive definition and task differ. AlphaMissense asks whether a variant may be pathogenic; the priority score asks how strongly the available structure supports modeled disruption; the mechanism profile identifies the proposed structural process and experiment.</w:t>
       </w:r>
     </w:p>
     <w:p>
@@ -2414,7 +2414,7 @@
         <w:rPr>
           <w:rFonts w:ascii="Arial" w:hAnsi="Arial" w:eastAsia="Arial"/>
         </w:rPr>
-        <w:t>Figure 7 | Pathogenicity ranking, structural prioritization, and mechanism interpretation are distinct. (a-c) AlphaMissense pathogenicity scores are compared with the structural-context tier, the strongest usable absolute predicted energy, and the priority score. Orange points are pathogenic or pathogenic gain-of-function variants; blue points are benign; the gray band marks the AlphaMissense ambiguous range. (d) Pathogenicity ROC AUCs on the common 47-variant complete-case population. These values answer a pathogenicity-ranking question and are distinct from the 0.943 structural-prioritization ROC AUC reported in Section 3.4. COMAVI scores remain structural descriptors, and the mechanism profile provides the process-specific interpretation.</w:t>
+        <w:t>Figure 7 | Pathogenicity ranking, structural prioritization, and mechanism interpretation are distinct. (a-c) AlphaMissense pathogenicity scores are compared with the structural-context tier, the strongest usable absolute predicted energy, and the priority score. Orange points are pathogenic or pathogenic gain-of-function variants; blue points are benign; the gray band marks the AlphaMissense ambiguous range. (d) Pathogenicity ROC AUCs on the common 47-variant complete-case population. These values answer a pathogenicity-ranking question and are distinct from the 0.917 structural-prioritization ROC AUC reported in Section 3.4. COMAVI scores remain structural descriptors, and the mechanism profile provides the process-specific interpretation.</w:t>
       </w:r>
     </w:p>
     <w:p>
@@ -2452,7 +2452,7 @@
         <w:rPr>
           <w:rFonts w:ascii="Arial" w:hAnsi="Arial" w:eastAsia="Arial"/>
         </w:rPr>
-        <w:t>COMAVI helps answer two practical questions: which variants deserve structural follow-up, and which experiment should test the predicted effect. At the 2.5 kcal/mol reference threshold, the mechanism profile recovered the expected structural pattern with a partial-credit score of 41/57 = 0.719. In the overlapping 47-variant prioritization subset, the priority score placed 16 of 17 modeled structural mechanisms within the top 20 candidates. These results support mechanism-directed triage and prioritization within the present literature-curated resource; they do not establish universal accuracy, clinical validity, or external generalization.</w:t>
+        <w:t>COMAVI helps answer two practical questions: which variants deserve structural follow-up, and which experiment should test the predicted effect. At the 2.5 kcal/mol reference threshold, the mechanism profile recovered the expected structural pattern with a partial-credit score of 39.5/57 = 0.693. In the overlapping 47-variant prioritization subset, the priority score placed 17 of 20 modeled structural mechanisms within the top 20 candidates. These results support mechanism-directed triage and prioritization within the present literature-curated resource; they do not establish universal accuracy, clinical validity, or external generalization.</w:t>
       </w:r>
     </w:p>
     <w:p>
@@ -3845,7 +3845,7 @@
         <w:rPr>
           <w:rFonts w:ascii="Arial" w:hAnsi="Arial" w:eastAsia="Arial"/>
         </w:rPr>
-        <w:t>The evidence ledger contains 109 committed energetic-axis expectations after the A636P correction. E1-E3 expectations are supported by energetic, functional, or qualitative experiments. E4 denotes population-supported neutral expectations. E5 denotes an inferred axis state used when the literature supported a mechanistic or retained-function interpretation but no axis-specific assay was available; inference was not assigned from missing data alone. E4 and E5 commitments are heavily enriched for neutral expectations: all 9 E4 axes and 23/24 E5 axes are neutral. The single E5 destabilizing expectation is the complex-context stability lesion assigned to MLH1 L749P. Complex-context stability is the least independently grounded axis, with 13/29 expectations inferred.</w:t>
+        <w:t>The evidence ledger contains 98 committed energetic-axis expectations. E1-E3 expectations are supported by energetic, functional, or qualitative experiments. E4 denotes population-supported neutral expectations. E5 denotes an inferred axis state used when the literature supported a mechanistic or retained-function interpretation but no axis-specific assay was available; inference was not assigned from missing data alone. E4 and E5 commitments are heavily enriched for neutral expectations: all 9 E4 axes and all 18 E5 axes are neutral. Complex-context stability is the least independently grounded axis: 14 of its 25 committed axes rest on inferred rather than direct or coupled evidence, and 11 are E5 inferred axis states.</w:t>
       </w:r>
     </w:p>
     <w:p>
@@ -4182,7 +4182,7 @@
               <w:rPr>
                 <w:sz w:val="15"/>
               </w:rPr>
-              <w:t>11</w:t>
+              <w:t>9</w:t>
             </w:r>
           </w:p>
         </w:tc>
@@ -4206,7 +4206,7 @@
               <w:rPr>
                 <w:sz w:val="15"/>
               </w:rPr>
-              <w:t>0</w:t>
+              <w:t>4</w:t>
             </w:r>
           </w:p>
         </w:tc>
@@ -4230,7 +4230,7 @@
               <w:rPr>
                 <w:sz w:val="15"/>
               </w:rPr>
-              <w:t>11</w:t>
+              <w:t>5</w:t>
             </w:r>
           </w:p>
         </w:tc>
@@ -4305,7 +4305,7 @@
               <w:rPr>
                 <w:sz w:val="15"/>
               </w:rPr>
-              <w:t>36</w:t>
+              <w:t>33</w:t>
             </w:r>
           </w:p>
         </w:tc>
@@ -4328,7 +4328,7 @@
               <w:rPr>
                 <w:sz w:val="15"/>
               </w:rPr>
-              <w:t>20</w:t>
+              <w:t>22</w:t>
             </w:r>
           </w:p>
         </w:tc>
@@ -4351,7 +4351,7 @@
               <w:rPr>
                 <w:sz w:val="15"/>
               </w:rPr>
-              <w:t>16</w:t>
+              <w:t>11</w:t>
             </w:r>
           </w:p>
         </w:tc>
@@ -4550,7 +4550,7 @@
               <w:rPr>
                 <w:sz w:val="15"/>
               </w:rPr>
-              <w:t>24</w:t>
+              <w:t>18</w:t>
             </w:r>
           </w:p>
         </w:tc>
@@ -4573,7 +4573,7 @@
               <w:rPr>
                 <w:sz w:val="15"/>
               </w:rPr>
-              <w:t>23</w:t>
+              <w:t>18</w:t>
             </w:r>
           </w:p>
         </w:tc>
@@ -4596,7 +4596,7 @@
               <w:rPr>
                 <w:sz w:val="15"/>
               </w:rPr>
-              <w:t>1</w:t>
+              <w:t>0</w:t>
             </w:r>
           </w:p>
         </w:tc>
@@ -4621,12 +4621,12 @@
     </w:tbl>
     <w:p>
       <w:r>
-        <w:t>Using the revised all-row 86-axis convention, energetic-output agreement was 21/33 = 0.636 for E1-E2 evidence and 44/53 = 0.830 for E3-E5 evidence (Fisher p = 0.069). Evidence class was strongly associated with expected axis state: direct measurements were preferentially available for destabilizers, whereas frequency-supported and inferred commitments were predominantly neutral. Within expected-destabilizing axes, agreement was 14/24 for E1-E2 and 6/9 for E3-E5; within expected-neutral axes, the corresponding rates were 7/8 and 38/44. The continuity-corrected Mantel-Haenszel estimate across expected-state strata was odds ratio 0.82 (p = 1.00). Thus the current benchmark does not show that evidence category independently explains energetic-output agreement after expected axis state is considered. Among 25 gradeable E1 energetic axes, 18 agreed (0.720).</w:t>
-      </w:r>
-    </w:p>
-    <w:p>
-      <w:r>
-        <w:t>Strict variant-level sensitivity analyses used all-axis definitions. Requiring every committed axis to have E1-E3 support left n = 27 (tier sensitivity 1.000, specificity 0.600). Requiring every committed axis to be direct or coupled left n = 25 (sensitivity 1.000, specificity 0.615). These are sensitivity views rather than alternative benchmark definitions; they do not fit evidence weights or retune tier boundaries.</w:t>
+        <w:t>Using the all-row 78-axis convention, energetic-output agreement was 20/32 = 0.625 for E1-E2 evidence and 36/46 = 0.783 for E3-E5 evidence (Fisher p = 0.200). Evidence class was strongly associated with expected axis state: direct measurements were preferentially available for destabilizers, whereas frequency-supported and inferred commitments were predominantly neutral. Within expected-destabilizing axes, agreement was 14/24 for E1-E2 and 4/8 for E3-E5; within expected-neutral axes, the corresponding rates were 6/7 and 32/38. The continuity-corrected Mantel-Haenszel estimate across expected-state strata was odds ratio 1.30 (p = 0.95). Thus the current benchmark does not show that evidence category independently explains energetic-output agreement after expected axis state is considered. Among 25 gradeable E1 energetic axes, 18 agreed (0.720).</w:t>
+      </w:r>
+    </w:p>
+    <w:p>
+      <w:r>
+        <w:t>Strict variant-level sensitivity analyses used all-axis definitions. Requiring every committed axis to have E1-E3 support left n = 26 (tier sensitivity 0.875, specificity 0.600). Requiring every committed axis to be direct or coupled left the same 26 variants (sensitivity 0.875, specificity 0.600). These are sensitivity views rather than alternative benchmark definitions; they do not fit evidence weights or retune tier boundaries.</w:t>
       </w:r>
     </w:p>
     <w:p>
@@ -4836,7 +4836,7 @@
               <w:rPr>
                 <w:sz w:val="15"/>
               </w:rPr>
-              <w:t>41/57 = 0.719</w:t>
+              <w:t>39.5/57 = 0.693</w:t>
             </w:r>
           </w:p>
         </w:tc>
@@ -4859,7 +4859,7 @@
               <w:rPr>
                 <w:sz w:val="15"/>
               </w:rPr>
-              <w:t>21/27 = 0.778</w:t>
+              <w:t>19/25 = 0.760</w:t>
             </w:r>
           </w:p>
         </w:tc>
@@ -4882,7 +4882,7 @@
               <w:rPr>
                 <w:sz w:val="15"/>
               </w:rPr>
-              <w:t>65/85 = 0.765</w:t>
+              <w:t>56/77 = 0.727</w:t>
             </w:r>
           </w:p>
         </w:tc>
@@ -4905,7 +4905,7 @@
               <w:rPr>
                 <w:sz w:val="15"/>
               </w:rPr>
-              <w:t>99/132 = 0.750</w:t>
+              <w:t>89/124 = 0.718</w:t>
             </w:r>
           </w:p>
         </w:tc>
@@ -4982,7 +4982,7 @@
               <w:rPr>
                 <w:sz w:val="15"/>
               </w:rPr>
-              <w:t>21/28 = 0.750</w:t>
+              <w:t>19/26 = 0.731</w:t>
             </w:r>
           </w:p>
         </w:tc>
@@ -5006,7 +5006,7 @@
               <w:rPr>
                 <w:sz w:val="15"/>
               </w:rPr>
-              <w:t>65/86 = 0.756</w:t>
+              <w:t>56/78 = 0.718</w:t>
             </w:r>
           </w:p>
         </w:tc>
@@ -5030,7 +5030,7 @@
               <w:rPr>
                 <w:sz w:val="15"/>
               </w:rPr>
-              <w:t>99/133 = 0.744</w:t>
+              <w:t>89/125 = 0.712</w:t>
             </w:r>
           </w:p>
         </w:tc>
@@ -5081,7 +5081,7 @@
               <w:rPr>
                 <w:sz w:val="15"/>
               </w:rPr>
-              <w:t>43/59 = 0.729</w:t>
+              <w:t>41.5/59 = 0.703</w:t>
             </w:r>
           </w:p>
         </w:tc>
@@ -5158,7 +5158,7 @@
     </w:tbl>
     <w:p>
       <w:r>
-        <w:t>The primary output denominators refer to the same 57-variant graded population. The A636P correction adds two explicit neutral fold expectations, changing primary monomer-fold agreement from 21/26 to 21/27 and all energetic agreement from 65/83 to 65/85; both new expectations are prediction mismatches. Retaining every resource row adds the independently gradeable monomer-fold axis of BRCA1 R1699Q, giving 21/28 and 65/86, and changes the four-output continuity aggregate from 99/132 to 99/133. A separate rubric-only sensitivity that includes BRCA1 R1699L/Q raises weighted mechanism consistency from 41/57 to 43/59 because their phosphopeptide-recognition mechanism cannot be represented by the supplied monomer structure; it is therefore not used as the headline result.</w:t>
+        <w:t>The primary output denominators refer to the same 57-variant graded population. Two explicit neutral fold expectations are included in the monomer-fold axis; both are prediction mismatches. Retaining every resource row adds the independently gradeable monomer-fold axis of BRCA1 R1699Q, giving 19/26 and 56/78, and changes the four-output continuity aggregate from 89/124 to 89/125. A separate rubric-only sensitivity that includes BRCA1 R1699L/Q raises weighted mechanism consistency from 39.5/57 to 41.5/59 because their phosphopeptide-recognition mechanism cannot be represented by the supplied monomer structure; it is therefore not used as the headline result.</w:t>
       </w:r>
     </w:p>
     <w:p>
@@ -6159,7 +6159,7 @@
     </w:tbl>
     <w:p>
       <w:r>
-        <w:t>Re-deriving ground truth at a measured threshold of 2.5 kcal/mol was examined but not adopted. It raised the headline score by only 0.009 (0.719 to 0.728), repaired three grades (R1751Q, L1664P, and W37Y), and broke two (V1808A and V1665M). It also reduced the fold arm from n = 10 to n = 6 by transferring four variants to the benchmark-negative class. Because measured and FoldX scales are not interchangeable, the study retains the literature-defined sign convention and reports this sensitivity explicitly.</w:t>
+        <w:t>Re-deriving ground truth at a measured threshold of 2.5 kcal/mol was examined but not adopted. It reduced the fold arm from n = 10 to n = 6 by transferring four variants to the benchmark-negative class. Because measured and FoldX scales are not interchangeable, the study retains the literature-defined sign convention and reports this sensitivity explicitly.</w:t>
       </w:r>
     </w:p>
     <w:p>
@@ -6172,12 +6172,12 @@
     </w:p>
     <w:p>
       <w:r>
-        <w:t>The apparent pooled optimum depends on class mixture. The benchmark contains 25 variants with committed structural mechanisms and 32 benchmark negatives (structural fraction 0.439). Reweighting the classes moved the pooled optimum: 2.5 remained optimal only while the structural fraction was below 0.646; the optimum moved to 1.5 above 0.646 and to 1.0 above 0.796. This analysis supports reporting a threshold menu rather than a universal optimum.</w:t>
-      </w:r>
-    </w:p>
-    <w:p>
-      <w:r>
-        <w:t>In 10,000 paired whole-system resamples (seed 42), mechanism recovery decreased from 0.760 (95% CI 0.639-0.862) at 1.0 to 0.540 (0.400-0.680) at tSAP, whereas correct rejection increased from 0.438 (0.273-0.633) to 0.844 (0.690-1.000). The joint probability that recovery fell and rejection rose was 0.9996. The direction of the curves is forced by thresholding, however; resampling quantifies the size of the exchange, not its existence.</w:t>
+        <w:t>The apparent pooled optimum depends on class mixture. The benchmark contains 28 variants with committed structural mechanisms and 29 benchmark negatives (structural fraction 0.491). Reweighting the classes moved the pooled optimum: 2.5 remained optimal only while the structural-class weight was below 0.563, above the benchmark's own structural fraction of 0.491. This analysis supports reporting a threshold menu rather than a universal optimum.</w:t>
+      </w:r>
+    </w:p>
+    <w:p>
+      <w:r>
+        <w:t>In 10,000 paired whole-system resamples, mechanism recovery decreased from 0.714 (95% CI 0.553-0.821) at 1.0 to 0.500 at tSAP, whereas correct rejection increased from 0.448 at 1.0 to 0.862 (0.733-1.000) at tSAP. The probability that recovery fell, and the probability that rejection rose, were each 1.000. The direction of the curves is forced by thresholding, however; resampling quantifies the size of the exchange, not its existence.</w:t>
       </w:r>
     </w:p>
     <w:p>
@@ -6428,7 +6428,7 @@
               <w:rPr>
                 <w:sz w:val="15"/>
               </w:rPr>
-              <w:t>0.760</w:t>
+              <w:t>0.714</w:t>
             </w:r>
           </w:p>
         </w:tc>
@@ -6451,7 +6451,7 @@
               <w:rPr>
                 <w:sz w:val="15"/>
               </w:rPr>
-              <w:t>0.438</w:t>
+              <w:t>0.448</w:t>
             </w:r>
           </w:p>
         </w:tc>
@@ -6497,7 +6497,7 @@
               <w:rPr>
                 <w:sz w:val="15"/>
               </w:rPr>
-              <w:t>0.599</w:t>
+              <w:t>0.581</w:t>
             </w:r>
           </w:p>
         </w:tc>
@@ -6573,7 +6573,7 @@
               <w:rPr>
                 <w:sz w:val="15"/>
               </w:rPr>
-              <w:t>0.720</w:t>
+              <w:t>0.679</w:t>
             </w:r>
           </w:p>
         </w:tc>
@@ -6597,7 +6597,7 @@
               <w:rPr>
                 <w:sz w:val="15"/>
               </w:rPr>
-              <w:t>0.594</w:t>
+              <w:t>0.621</w:t>
             </w:r>
           </w:p>
         </w:tc>
@@ -6645,7 +6645,7 @@
               <w:rPr>
                 <w:sz w:val="15"/>
               </w:rPr>
-              <w:t>0.657</w:t>
+              <w:t>0.650</w:t>
             </w:r>
           </w:p>
         </w:tc>
@@ -6720,7 +6720,7 @@
               <w:rPr>
                 <w:sz w:val="15"/>
               </w:rPr>
-              <w:t>0.640</w:t>
+              <w:t>0.607</w:t>
             </w:r>
           </w:p>
         </w:tc>
@@ -6743,7 +6743,7 @@
               <w:rPr>
                 <w:sz w:val="15"/>
               </w:rPr>
-              <w:t>0.719</w:t>
+              <w:t>0.759</w:t>
             </w:r>
           </w:p>
         </w:tc>
@@ -6789,7 +6789,7 @@
               <w:rPr>
                 <w:sz w:val="15"/>
               </w:rPr>
-              <w:t>0.679</w:t>
+              <w:t>0.683</w:t>
             </w:r>
           </w:p>
         </w:tc>
@@ -6865,7 +6865,7 @@
               <w:rPr>
                 <w:sz w:val="15"/>
               </w:rPr>
-              <w:t>0.600</w:t>
+              <w:t>0.554</w:t>
             </w:r>
           </w:p>
         </w:tc>
@@ -6889,7 +6889,7 @@
               <w:rPr>
                 <w:sz w:val="15"/>
               </w:rPr>
-              <w:t>0.812</w:t>
+              <w:t>0.828</w:t>
             </w:r>
           </w:p>
         </w:tc>
@@ -6913,7 +6913,7 @@
               <w:rPr>
                 <w:sz w:val="15"/>
               </w:rPr>
-              <w:t>0.719</w:t>
+              <w:t>0.693</w:t>
             </w:r>
           </w:p>
         </w:tc>
@@ -6937,7 +6937,7 @@
               <w:rPr>
                 <w:sz w:val="15"/>
               </w:rPr>
-              <w:t>0.706</w:t>
+              <w:t>0.691</w:t>
             </w:r>
           </w:p>
         </w:tc>
@@ -7012,7 +7012,7 @@
               <w:rPr>
                 <w:sz w:val="15"/>
               </w:rPr>
-              <w:t>0.540</w:t>
+              <w:t>0.500</w:t>
             </w:r>
           </w:p>
         </w:tc>
@@ -7035,7 +7035,7 @@
               <w:rPr>
                 <w:sz w:val="15"/>
               </w:rPr>
-              <w:t>0.844</w:t>
+              <w:t>0.862</w:t>
             </w:r>
           </w:p>
         </w:tc>
@@ -7058,7 +7058,7 @@
               <w:rPr>
                 <w:sz w:val="15"/>
               </w:rPr>
-              <w:t>0.711</w:t>
+              <w:t>0.684</w:t>
             </w:r>
           </w:p>
         </w:tc>
@@ -7081,7 +7081,7 @@
               <w:rPr>
                 <w:sz w:val="15"/>
               </w:rPr>
-              <w:t>0.692</w:t>
+              <w:t>0.681</w:t>
             </w:r>
           </w:p>
         </w:tc>
@@ -7332,7 +7332,7 @@
               <w:rPr>
                 <w:sz w:val="15"/>
               </w:rPr>
-              <w:t>38</w:t>
+              <w:t>43</w:t>
             </w:r>
           </w:p>
         </w:tc>
@@ -7378,7 +7378,7 @@
               <w:rPr>
                 <w:sz w:val="15"/>
               </w:rPr>
-              <w:t>0.67 kcal/mol</w:t>
+              <w:t>0.84 kcal/mol</w:t>
             </w:r>
           </w:p>
         </w:tc>
@@ -7454,7 +7454,7 @@
               <w:rPr>
                 <w:sz w:val="15"/>
               </w:rPr>
-              <w:t>7</w:t>
+              <w:t>8</w:t>
             </w:r>
           </w:p>
         </w:tc>
@@ -7502,7 +7502,7 @@
               <w:rPr>
                 <w:sz w:val="15"/>
               </w:rPr>
-              <w:t>0.79 kcal/mol</w:t>
+              <w:t>0.91 kcal/mol</w:t>
             </w:r>
           </w:p>
         </w:tc>
@@ -7577,7 +7577,7 @@
               <w:rPr>
                 <w:sz w:val="15"/>
               </w:rPr>
-              <w:t>11</w:t>
+              <w:t>12</w:t>
             </w:r>
           </w:p>
         </w:tc>
@@ -7623,7 +7623,7 @@
               <w:rPr>
                 <w:sz w:val="15"/>
               </w:rPr>
-              <w:t>2.96 kcal/mol</w:t>
+              <w:t>3.02 kcal/mol</w:t>
             </w:r>
           </w:p>
         </w:tc>
@@ -7675,7 +7675,7 @@
         <w:rPr>
           <w:rFonts w:ascii="Arial" w:hAnsi="Arial" w:eastAsia="Arial"/>
         </w:rPr>
-        <w:t>The full tier, an interface-only screen, and the tier without its interface bonus were compared on the same 47-variant prioritization subset (Table S7; Figure S3). The full tier recovered all 17 structural mechanisms but also flagged 13 of 30 no-lesion variants. Interface status alone recovered 15/17 and rejected 23/30; the no-interface tier recovered 14/17 and rejected 18/30. Exact within-system permutation p values were 0.0095, 0.0018, and 0.129, respectively. Per-tier structural fractions were 11/13 in Tier 1, 6/17 in Tier 2, and 0/17 across Tiers 3-4. Removing the interface bonus demoted HBB W37Y, PIK3CA E542K, PIK3CA E545K, and CALM1 D96V from Tier 2 to Tier 3.</w:t>
+        <w:t>The full tier, an interface-only screen, and the tier without its interface bonus were compared on the same 47-variant prioritization subset (Table S7; Figure S3). The full tier recovered 18 of 20 structural mechanisms but also flagged 12 of 27 no-lesion variants. Interface status alone recovered 15/20 and rejected 20/27; the no-interface tier recovered 15/20 and rejected 16/27. Exact within-system permutation p values were 0.0057, 0.0018, and 0.087, respectively. Per-tier structural fractions were 12/13 in Tier 1, 6/17 in Tier 2, and 2/17 across Tiers 3-4. Removing the interface bonus demoted HBB W37Y, PIK3CA E542K, PIK3CA E545K, and CALM1 D96V from Tier 2 to Tier 3.</w:t>
       </w:r>
     </w:p>
     <w:p>
@@ -7974,7 +7974,7 @@
               <w:rPr>
                 <w:sz w:val="15"/>
               </w:rPr>
-              <w:t>15/2</w:t>
+              <w:t>15/5</w:t>
             </w:r>
           </w:p>
         </w:tc>
@@ -7997,7 +7997,7 @@
               <w:rPr>
                 <w:sz w:val="15"/>
               </w:rPr>
-              <w:t>7/23</w:t>
+              <w:t>7/20</w:t>
             </w:r>
           </w:p>
         </w:tc>
@@ -8020,7 +8020,7 @@
               <w:rPr>
                 <w:sz w:val="15"/>
               </w:rPr>
-              <w:t>0.882</w:t>
+              <w:t>0.750</w:t>
             </w:r>
           </w:p>
         </w:tc>
@@ -8043,7 +8043,7 @@
               <w:rPr>
                 <w:sz w:val="15"/>
               </w:rPr>
-              <w:t>0.767</w:t>
+              <w:t>0.741</w:t>
             </w:r>
           </w:p>
         </w:tc>
@@ -8089,7 +8089,7 @@
               <w:rPr>
                 <w:sz w:val="15"/>
               </w:rPr>
-              <w:t>0.825</w:t>
+              <w:t>0.745</w:t>
             </w:r>
           </w:p>
         </w:tc>
@@ -8166,7 +8166,7 @@
               <w:rPr>
                 <w:sz w:val="15"/>
               </w:rPr>
-              <w:t>14/3</w:t>
+              <w:t>15/5</w:t>
             </w:r>
           </w:p>
         </w:tc>
@@ -8190,7 +8190,7 @@
               <w:rPr>
                 <w:sz w:val="15"/>
               </w:rPr>
-              <w:t>12/18</w:t>
+              <w:t>11/16</w:t>
             </w:r>
           </w:p>
         </w:tc>
@@ -8214,7 +8214,7 @@
               <w:rPr>
                 <w:sz w:val="15"/>
               </w:rPr>
-              <w:t>0.824</w:t>
+              <w:t>0.750</w:t>
             </w:r>
           </w:p>
         </w:tc>
@@ -8238,7 +8238,7 @@
               <w:rPr>
                 <w:sz w:val="15"/>
               </w:rPr>
-              <w:t>0.600</w:t>
+              <w:t>0.593</w:t>
             </w:r>
           </w:p>
         </w:tc>
@@ -8262,7 +8262,7 @@
               <w:rPr>
                 <w:sz w:val="15"/>
               </w:rPr>
-              <w:t>0.538</w:t>
+              <w:t>0.577</w:t>
             </w:r>
           </w:p>
         </w:tc>
@@ -8286,7 +8286,7 @@
               <w:rPr>
                 <w:sz w:val="15"/>
               </w:rPr>
-              <w:t>0.712</w:t>
+              <w:t>0.671</w:t>
             </w:r>
           </w:p>
         </w:tc>
@@ -8310,7 +8310,7 @@
               <w:rPr>
                 <w:sz w:val="15"/>
               </w:rPr>
-              <w:t>0.129</w:t>
+              <w:t>0.087</w:t>
             </w:r>
           </w:p>
         </w:tc>
@@ -8362,7 +8362,7 @@
               <w:rPr>
                 <w:sz w:val="15"/>
               </w:rPr>
-              <w:t>17/0</w:t>
+              <w:t>18/2</w:t>
             </w:r>
           </w:p>
         </w:tc>
@@ -8385,7 +8385,7 @@
               <w:rPr>
                 <w:sz w:val="15"/>
               </w:rPr>
-              <w:t>13/17</w:t>
+              <w:t>12/15</w:t>
             </w:r>
           </w:p>
         </w:tc>
@@ -8408,7 +8408,7 @@
               <w:rPr>
                 <w:sz w:val="15"/>
               </w:rPr>
-              <w:t>1.000</w:t>
+              <w:t>0.900</w:t>
             </w:r>
           </w:p>
         </w:tc>
@@ -8431,7 +8431,7 @@
               <w:rPr>
                 <w:sz w:val="15"/>
               </w:rPr>
-              <w:t>0.567</w:t>
+              <w:t>0.556</w:t>
             </w:r>
           </w:p>
         </w:tc>
@@ -8454,7 +8454,7 @@
               <w:rPr>
                 <w:sz w:val="15"/>
               </w:rPr>
-              <w:t>0.567</w:t>
+              <w:t>0.600</w:t>
             </w:r>
           </w:p>
         </w:tc>
@@ -8477,7 +8477,7 @@
               <w:rPr>
                 <w:sz w:val="15"/>
               </w:rPr>
-              <w:t>0.783</w:t>
+              <w:t>0.728</w:t>
             </w:r>
           </w:p>
         </w:tc>
@@ -8500,7 +8500,7 @@
               <w:rPr>
                 <w:sz w:val="15"/>
               </w:rPr>
-              <w:t>0.0095</w:t>
+              <w:t>0.0057</w:t>
             </w:r>
           </w:p>
         </w:tc>
@@ -8691,7 +8691,7 @@
               <w:rPr>
                 <w:sz w:val="15"/>
               </w:rPr>
-              <w:t>11</w:t>
+              <w:t>12</w:t>
             </w:r>
           </w:p>
         </w:tc>
@@ -8714,7 +8714,7 @@
               <w:rPr>
                 <w:sz w:val="15"/>
               </w:rPr>
-              <w:t>2</w:t>
+              <w:t>1</w:t>
             </w:r>
           </w:p>
         </w:tc>
@@ -8737,7 +8737,7 @@
               <w:rPr>
                 <w:sz w:val="15"/>
               </w:rPr>
-              <w:t>11/13 = 0.846</w:t>
+              <w:t>12/13 = 0.923</w:t>
             </w:r>
           </w:p>
         </w:tc>
@@ -8889,7 +8889,7 @@
               <w:rPr>
                 <w:sz w:val="15"/>
               </w:rPr>
-              <w:t>0</w:t>
+              <w:t>2</w:t>
             </w:r>
           </w:p>
         </w:tc>
@@ -8912,7 +8912,7 @@
               <w:rPr>
                 <w:sz w:val="15"/>
               </w:rPr>
-              <w:t>17</w:t>
+              <w:t>15</w:t>
             </w:r>
           </w:p>
         </w:tc>
@@ -8935,7 +8935,7 @@
               <w:rPr>
                 <w:sz w:val="15"/>
               </w:rPr>
-              <w:t>0/17 = 0.000</w:t>
+              <w:t>2/17 = 0.118</w:t>
             </w:r>
           </w:p>
         </w:tc>
@@ -8948,7 +8948,7 @@
     </w:p>
     <w:p>
       <w:r>
-        <w:t>Removing the tier from the released mechanism-label construction changed seven labels but no per-variant grade: weighted mechanism consistency was 0.7193 with and without the tier. The tier does not select a FoldX axis, so it cannot rescue a missed physical axis under the current grading rule.</w:t>
+        <w:t>Removing the tier from the released mechanism-label construction changed seven labels but no per-variant grade: weighted mechanism consistency was 0.693 with and without the tier. The tier does not select a FoldX axis, so it cannot rescue a missed physical axis under the current grading rule.</w:t>
       </w:r>
     </w:p>
     <w:p>
@@ -10227,7 +10227,7 @@
         <w:rPr>
           <w:rFonts w:ascii="Arial" w:hAnsi="Arial" w:eastAsia="Arial"/>
         </w:rPr>
-        <w:t>The frozen priority-score analysis retained the earlier integration work as formula sensitivities. The historical cohort-standardized combination and a common 2.5 kcal/mol normalization each had structural-prioritization ROC AUC 0.947, the hard cap had 0.946 but only 31 unique values, and exponential or smooth alternatives had 0.943-0.945. The selected fixed formula had structural-prioritization ROC AUC 0.943 and average precision 0.818. Removing the interface bonus from the context component reduced ROC AUC to 0.878, showing that interface information materially contributes to the present ranking. ISDS-v1 was available for two additional resource variants that lacked the committed structural-prioritization endpoint; they were not included in these performance estimates.</w:t>
+        <w:t>The frozen priority-score analysis retained the earlier integration work as formula sensitivities. The historical cohort-standardized combination and a common 2.5 kcal/mol normalization had structural-prioritization ROC AUC 0.919 and 0.920, the hard cap had 0.917 but only 31 unique values, and exponential or smooth alternatives had 0.917. The selected fixed formula had structural-prioritization ROC AUC 0.917 and average precision 0.923. Removing the interface bonus from the context component reduced ROC AUC to 0.863, showing that interface information materially contributes to the present ranking. ISDS-v1 was available for two additional resource variants that lacked the committed structural-prioritization endpoint; they were not included in these performance estimates.</w:t>
       </w:r>
     </w:p>
     <w:p>
@@ -10235,7 +10235,7 @@
         <w:rPr>
           <w:rFonts w:ascii="Arial" w:hAnsi="Arial" w:eastAsia="Arial"/>
         </w:rPr>
-        <w:t>In 10,000 whole-system bootstrap draws, the priority score exceeded its energetic component by 0.086 structural-prioritization AUC (95% CI 0.011-0.156) and exceeded its context component by an observed 0.053 AUC (95% CI -0.016 to 0.138). Nine structural-mechanism variants occurred in the top 10, 16/17 in the top 20, and all 17 in the top 25. No structural mechanism occurred below 0.40, whereas the two highest score bands contained 14/17. Supplementary Figure S4 shows the soft-saturation transformation and component ROC curves. These analyses support the frozen formula as a practical internal prioritization index; they do not establish calibrated probabilities or external performance.</w:t>
+        <w:t>In 10,000 whole-system bootstrap draws, the priority score exceeded its energetic component by an observed 0.070 structural-prioritization AUC (95% CI -0.007 to 0.141) and exceeded its context component by an observed 0.059 AUC (95% CI -0.002 to 0.135). Ten structural-mechanism variants occurred in the top 10, 17/20 in the top 20, and 18/20 in the top 25. The two highest score bands contained 15 of 20 structural mechanisms, and the highest band was uniformly structural (9/9). Two structural mechanisms fell below 0.40: KRAS G12D and G12V, whose oncogenic mechanism is altered nucleotide-state occupancy rather than interface disruption, which an interface-weighted priority score is not constructed to rank. Supplementary Figure S4 shows the soft-saturation transformation and component ROC curves. These analyses support the frozen formula as a practical internal prioritization index; they do not establish calibrated probabilities or external performance.</w:t>
       </w:r>
     </w:p>
     <w:p>
@@ -10697,8 +10697,7 @@
         <w:t xml:space="preserve">The versioned per-variant mechanism grades and output-level agreement fields are the authoritative source records. In the manuscript, structural agreement is described as a four-output continuity aggregate and is decomposed into the three energetic axes plus tier. The primary convention excludes the four ungraded scope </w:t>
       </w:r>
       <w:r>
-        <w:lastRenderedPageBreak/>
-        <w:t>or commitment cases from both whole-variant mechanism scoring and the continuity denominator, giving 99/132 = 0.750 at 2.5 and 97/132 = 0.735 at tSAP. The all-row denominator audit is 99/133 = 0.744 at 2.5. Naive recounts based only on raw ΔΔG sign or per-partner values do not reproduce the metric because the shipped scorer applies direction, operating-point, confidence, and interval gates.</w:t>
+        <w:t>or commitment cases from both whole-variant mechanism scoring and the continuity denominator, giving 89/124 = 0.718 at 2.5 and 87/124 = 0.702 at tSAP. The all-row denominator audit is 89/125 = 0.712 at 2.5. Naive recounts based only on raw ΔΔG sign or per-partner values do not reproduce the metric because the shipped scorer applies direction, operating-point, confidence, and interval gates.</w:t>
       </w:r>
     </w:p>
     <w:p>
@@ -10861,7 +10860,7 @@
               <w:rPr>
                 <w:sz w:val="15"/>
               </w:rPr>
-              <w:t>0.719</w:t>
+              <w:t>0.693</w:t>
             </w:r>
           </w:p>
         </w:tc>
@@ -10884,7 +10883,7 @@
               <w:rPr>
                 <w:sz w:val="15"/>
               </w:rPr>
-              <w:t>0.750</w:t>
+              <w:t>0.718</w:t>
             </w:r>
           </w:p>
         </w:tc>
@@ -10937,7 +10936,7 @@
               <w:rPr>
                 <w:sz w:val="15"/>
               </w:rPr>
-              <w:t>0.479 ± 0.050; p = 5 × 10^-4</w:t>
+              <w:t>0.472 ± 0.052; p = 5 × 10^-4</w:t>
             </w:r>
           </w:p>
         </w:tc>
@@ -10961,7 +10960,7 @@
               <w:rPr>
                 <w:sz w:val="15"/>
               </w:rPr>
-              <w:t>0.534 ± 0.044; p = 5 × 10^-4</w:t>
+              <w:t>0.535 ± 0.046; p = 5 × 10^-4</w:t>
             </w:r>
           </w:p>
         </w:tc>
@@ -11012,7 +11011,7 @@
               <w:rPr>
                 <w:sz w:val="15"/>
               </w:rPr>
-              <w:t>0.7037-0.7500</w:t>
+              <w:t>0.6759-0.7130</w:t>
             </w:r>
           </w:p>
         </w:tc>
@@ -11035,7 +11034,7 @@
               <w:rPr>
                 <w:sz w:val="15"/>
               </w:rPr>
-              <w:t>0.7360-0.7667</w:t>
+              <w:t>0.7009-0.7321</w:t>
             </w:r>
           </w:p>
         </w:tc>
@@ -11088,7 +11087,7 @@
               <w:rPr>
                 <w:sz w:val="15"/>
               </w:rPr>
-              <w:t>0.721 ± 0.013</w:t>
+              <w:t>0.694 ± 0.013</w:t>
             </w:r>
           </w:p>
         </w:tc>
@@ -11112,7 +11111,7 @@
               <w:rPr>
                 <w:sz w:val="15"/>
               </w:rPr>
-              <w:t>0.748 ± 0.004</w:t>
+              <w:t>0.715 ± 0.004</w:t>
             </w:r>
           </w:p>
         </w:tc>
@@ -11163,7 +11162,7 @@
               <w:rPr>
                 <w:sz w:val="15"/>
               </w:rPr>
-              <w:t>95% CI 0.614-0.819</w:t>
+              <w:t>95% CI 0.586-0.793</w:t>
             </w:r>
           </w:p>
         </w:tc>
@@ -11186,7 +11185,7 @@
               <w:rPr>
                 <w:sz w:val="15"/>
               </w:rPr>
-              <w:t>95% CI 0.676-0.823</w:t>
+              <w:t>95% CI 0.634-0.797</w:t>
             </w:r>
           </w:p>
         </w:tc>
@@ -11239,7 +11238,7 @@
               <w:rPr>
                 <w:sz w:val="15"/>
               </w:rPr>
-              <w:t>95% CI 0.625-0.821</w:t>
+              <w:t>95% CI 0.604-0.790</w:t>
             </w:r>
           </w:p>
         </w:tc>
@@ -11263,7 +11262,7 @@
               <w:rPr>
                 <w:sz w:val="15"/>
               </w:rPr>
-              <w:t>95% CI 0.696-0.818</w:t>
+              <w:t>95% CI 0.650-0.791</w:t>
             </w:r>
           </w:p>
         </w:tc>

--- a/docs/COMAVI_manuscript_current.docx
+++ b/docs/COMAVI_manuscript_current.docx
@@ -80,7 +80,7 @@
         <w:rPr>
           <w:rFonts w:ascii="Arial" w:hAnsi="Arial" w:eastAsia="Arial"/>
         </w:rPr>
-        <w:t>Large-scale structural annotation tools now place variants in experimental and predicted structures, and some frameworks can analyze both individual proteins and complexes [3,4,5-6]. Explicitly comparing the same substitution in isolated and assembled coordinates, however, remains uncommon. MAVISp is a broad modular framework that includes stability and local-interaction analyses across supplied structural contexts [4]. COMAVI addresses the narrower experimental-triage question: it directly contrasts isolated and assembled calculations for the same variant, keeps fold and binding predictions separate, records what the supplied model can and cannot represent, and links the resulting profile to an experimental next step. Related stability and interface methods provide complementary benchmarks and predictors [7-8,9,10,11,12].</w:t>
+        <w:t>Large-scale structural annotation tools now place variants in experimental and predicted structures, and some frameworks can analyze both individual proteins and complexes [3-10]. Explicitly comparing the same substitution in isolated and assembled coordinates, however, remains uncommon. MAVISp is a broad modular framework that includes stability and local-interaction analyses across supplied structural contexts [4]. COMAVI addresses the narrower experimental-triage question: it directly contrasts isolated and assembled calculations for the same variant, keeps fold and binding predictions separate, records what the supplied model can and cannot represent, and links the resulting profile to an experimental next step. Related stability and interface methods provide complementary benchmarks and predictors [11-18].</w:t>
       </w:r>
     </w:p>
     <w:p>
@@ -203,7 +203,7 @@
         <w:rPr>
           <w:rFonts w:ascii="Arial" w:hAnsi="Arial" w:eastAsia="Arial"/>
         </w:rPr>
-        <w:t>The 61-variant literature-curated resource spans 14 protein systems: 49 interaction variants across 13 complexes and 12 BRCA1 tandem-BRCT variants with measured isolated-subunit stability [13]. The resource supported several overlapping analyses. Whole-variant mechanism-pattern recovery was evaluated in 57 variants: 47 interaction variants and 10 BRCT core or fold variants. Partner-dependent outputs do not apply to the monomer-only BRCT panel and were omitted rather than scored as negative. Four variants were excluded from whole-variant grading because the relevant mechanism was not represented by the supplied structure or was not sufficiently established in the literature. Table 1 gives the composition of the resource by system, and S1 Table lists every variant with its clinical annotation, its expected mechanism, and the published result that defined that expectation.</w:t>
+        <w:t>The 61-variant literature-curated resource spans 14 protein systems: 49 interaction variants across 13 complexes and 12 BRCA1 tandem-BRCT variants with measured isolated-subunit stability [19]. The resource supported several overlapping analyses. Whole-variant mechanism-pattern recovery was evaluated in 57 variants: 47 interaction variants and 10 BRCT core or fold variants. Partner-dependent outputs do not apply to the monomer-only BRCT panel and were omitted rather than scored as negative. Four variants were excluded from whole-variant grading because the relevant mechanism was not represented by the supplied structure or was not sufficiently established in the literature. Table 1 gives the composition of the resource by system, and S1 Table lists every variant with its clinical annotation, its expected mechanism, and the published result that defined that expectation. That table cites the defining publication per variant; the primary literature underlying the curated expectations across the 14 systems is [20-38].</w:t>
       </w:r>
     </w:p>
     <w:p>
@@ -1686,7 +1686,7 @@
     </w:p>
     <w:p>
       <w:r>
-        <w:t>COMAVI scores a variant only in the context of a supplied multimeric model, so it applies to complexes whose composition and interaction partners are already known; it does not discover partners, and a mechanism that acts through a state absent from the supplied model is outside its scope rather than scored as absent. S3 Table states the eligibility rules and the mechanisms they exclude. Complex structures were predicted with the AlphaFold 3 server [14]. Experimental structures replaced predicted models when the relevant site or interface lacked adequate confidence: 2HHB for hemoglobin, 6XI7 for KRAS-RAF1, and 1JM7 for BRCA1-BARD1. The BRCA1 tandem-BRCT monomer panel used 1JNX. All energy calculations used FoldX 5.1 [15] with default energy-function parameters. Each structure was repaired once with RepairPDB and reused across variants.</w:t>
+        <w:t>COMAVI scores a variant only in the context of a supplied multimeric model, so it applies to complexes whose composition and interaction partners are already known; it does not discover partners, and a mechanism that acts through a state absent from the supplied model is outside its scope rather than scored as absent. S3 Table states the eligibility rules and the mechanisms they exclude. Complex structures were predicted with the AlphaFold 3 server [39]. Experimental structures replaced predicted models when the relevant site or interface lacked adequate confidence: 2HHB for hemoglobin, 6XI7 for KRAS-RAF1, and 1JM7 for BRCA1-BARD1. The BRCA1 tandem-BRCT monomer panel used 1JNX. All energy calculations used FoldX 5.1 [40] with default energy-function parameters. Each structure was repaired once with RepairPDB and reused across variants.</w:t>
       </w:r>
     </w:p>
     <w:p>
@@ -1852,7 +1852,7 @@
         <w:rPr>
           <w:rFonts w:ascii="Arial" w:hAnsi="Arial" w:eastAsia="Arial"/>
         </w:rPr>
-        <w:t>A continuous predicted energy becomes a yes-or-no mechanism call only after an energy threshold is chosen. The threshold is the minimum absolute ΔΔG required to call that axis positive at a given operating point. We evaluated uniform thresholds of 1.0, 1.5, 2.0, and 2.5 kcal/mol, plus the more conservative per-axis tSAP setting: 2.9 kcal/mol for isolated-subunit stability, 2.9 for assembled-complex stability, and 3.5 for binding [16]. The released software uses 1.0 kcal/mol as a screening-oriented default. We use 2.5 kcal/mol as the frozen benchmark reference and tSAP as the most conservative setting evaluated. None is universally optimal.</w:t>
+        <w:t>A continuous predicted energy becomes a yes-or-no mechanism call only after an energy threshold is chosen. The threshold is the minimum absolute ΔΔG required to call that axis positive at a given operating point. We evaluated uniform thresholds of 1.0, 1.5, 2.0, and 2.5 kcal/mol, plus the more conservative per-axis tSAP setting: 2.9 kcal/mol for isolated-subunit stability, 2.9 for assembled-complex stability, and 3.5 for binding [41]. The released software uses 1.0 kcal/mol as a screening-oriented default. We use 2.5 kcal/mol as the frozen benchmark reference and tSAP as the most conservative setting evaluated. None is universally optimal.</w:t>
       </w:r>
     </w:p>
     <w:p>
@@ -2526,7 +2526,7 @@
     </w:p>
     <w:p>
       <w:r>
-        <w:t>CFH R78G illustrates a binding-specific result: its predicted isolated-subunit change was modest (0.93 kcal/mol), whereas predicted binding disruption was 6.12 kcal/mol, consistent with an increase in the measured dissociation constant from approximately 12 μM to more than 35 μM [17]. VWF R1334Q shows the value of evaluating the assembled complex. Its isolated-subunit prediction was nearly neutral (0.01 kcal/mol), but assembled-complex stability and binding changed by 4.73 and 4.11 kcal/mol [18]. The profile therefore proposes a combined assembly-and-binding lesion rather than an isolated-fold lesion.</w:t>
+        <w:t>CFH R78G illustrates a binding-specific result: its predicted isolated-subunit change was modest (0.93 kcal/mol), whereas predicted binding disruption was 6.12 kcal/mol, consistent with an increase in the measured dissociation constant from approximately 12 μM to more than 35 μM [42]. VWF R1334Q shows the value of evaluating the assembled complex. Its isolated-subunit prediction was nearly neutral (0.01 kcal/mol), but assembled-complex stability and binding changed by 4.73 and 4.11 kcal/mol [43]. The profile therefore proposes a combined assembly-and-binding lesion rather than an isolated-fold lesion.</w:t>
       </w:r>
     </w:p>
     <w:p>
@@ -3577,7 +3577,7 @@
         <w:rPr>
           <w:rFonts w:ascii="Arial" w:hAnsi="Arial" w:eastAsia="Arial"/>
         </w:rPr>
-        <w:t>Direct within-system measurements supported two axes: rank correlation was 0.72 for the BRCA1 isolated-subunit series and 0.90 for hemoglobin binding [13-19]. The present benchmark contains no direct measured energy comparator for the assembled-complex stability calculation, so that axis is evaluated against literature-defined direction and mechanism expectations rather than energy calibration. Fig 5 shows the two directly anchored axes.</w:t>
+        <w:t>Direct within-system measurements supported two axes: rank correlation was 0.72 for the BRCA1 isolated-subunit series and 0.90 for hemoglobin binding [19,44,45]. The present benchmark contains no direct measured energy comparator for the assembled-complex stability calculation, so that axis is evaluated against literature-defined direction and mechanism expectations rather than energy calibration. Fig 5 shows the two directly anchored axes.</w:t>
       </w:r>
     </w:p>
     <w:p>
@@ -3923,7 +3923,7 @@
     </w:p>
     <w:p>
       <w:r>
-        <w:t>COMAVI should be used alongside pathogenicity predictors, population evidence, functional assays, and clinical interpretation frameworks such as Franklin [20]. The practical sequence is simple: use the priority score to allocate attention, then use the signed mechanism profile and model limitations to design the experiment. Pathogenicity evidence remains a separate question. Reporting a pathogenicity score alongside the COMAVI outputs would be straightforward to implement, and the comparison in Section 3.5 shows what such a display would and would not add: the two disagree in interpretable ways, so showing them together is useful provided they are not combined into a single score, which would reintroduce the conflation the separation is designed to avoid.</w:t>
+        <w:t>COMAVI should be used alongside pathogenicity predictors, population evidence, functional assays, and clinical interpretation frameworks such as Franklin [46]. The practical sequence is simple: use the priority score to allocate attention, then use the signed mechanism profile and model limitations to design the experiment. Pathogenicity evidence remains a separate question. Reporting a pathogenicity score alongside the COMAVI outputs would be straightforward to implement, and the comparison in Section 3.5 shows what such a display would and would not add: the two disagree in interpretable ways, so showing them together is useful provided they are not combined into a single score, which would reintroduce the conflation the separation is designed to avoid.</w:t>
       </w:r>
     </w:p>
     <w:p>
@@ -3957,7 +3957,7 @@
         <w:rPr>
           <w:rFonts w:ascii="Arial" w:hAnsi="Arial" w:eastAsia="Arial"/>
         </w:rPr>
-        <w:t>The highest-value next tests are external panels that separate folding from binding and include both disruptive and retained-function variants. Additional VWF and CFH variants can strengthen validation of fold-neutral binding lesions; SOD1, transthyretin, and dense PDZ, SH3, and GB1 landscapes can test coupled tertiary, quaternary, interface, and allosteric effects [2-21]. The priority-score formula is now frozen and should be evaluated on these systems without retuning. The current priority analysis is restricted to interaction variants because its structural-context tier was defined and evaluated in that setting. Extending a comparable tier and priority score to monomer-only systems would require a prespecified formula and prospective validation rather than reusing the current cut-points by assumption.</w:t>
+        <w:t>The highest-value next tests are external panels that separate folding from binding and include both disruptive and retained-function variants. Additional VWF and CFH variants can strengthen validation of fold-neutral binding lesions; SOD1, transthyretin, and dense PDZ, SH3, and GB1 landscapes can test coupled tertiary, quaternary, interface, and allosteric effects [2,47,48]. The priority-score formula is now frozen and should be evaluated on these systems without retuning. The current priority analysis is restricted to interaction variants because its structural-context tier was defined and evaluated in that setting. Extending a comparable tier and priority score to monomer-only systems would require a prespecified formula and prospective validation rather than reusing the current cut-points by assumption.</w:t>
       </w:r>
     </w:p>
     <w:p>
@@ -4158,7 +4158,7 @@
           <w:rFonts w:eastAsia="Aptos"/>
           <w:sz w:val="17"/>
         </w:rPr>
-        <w:t>6. Stephenson JD, Totoo P, Burke DF, Jänes J, Beltrao P, Martin MJ. ProtVar: mapping and contextualizing human missense variation. Nucleic Acids Res. 2024;52(W1):W140–W147. doi:10.1093/nar/gkae413</w:t>
+        <w:t>6. Woodard J, Zhang C, Zhang Y. ADDRESS: a database of disease-associated human variants incorporating protein structure and folding stabilities. J Mol Biol. 2021;433(11):166840. doi:10.1016/j.jmb.2021.166840</w:t>
       </w:r>
     </w:p>
     <w:p>
@@ -4171,7 +4171,7 @@
           <w:rFonts w:eastAsia="Aptos"/>
           <w:sz w:val="17"/>
         </w:rPr>
-        <w:t>7. Buß O, Rudat J, Ochsenreither K. FoldX as protein engineering tool: better than random based approaches? Comput Struct Biotechnol J. 2018;16:25–33. doi:10.1016/j.csbj.2018.01.002</w:t>
+        <w:t>7. Philipp M, Moth CW, Ristic N, Tiemann JKS, Seufert F, Panfilova A, et al. MutationExplorer: a webserver for mutation of proteins and 3D visualization of energetic impacts. Nucleic Acids Res. 2024;52(W1):W132–W139. doi:10.1093/nar/gkae301</w:t>
       </w:r>
     </w:p>
     <w:p>
@@ -4184,7 +4184,7 @@
           <w:rFonts w:eastAsia="Aptos"/>
           <w:sz w:val="17"/>
         </w:rPr>
-        <w:t>8. Livesey BJ, Marsh JA. Using deep mutational scanning to benchmark variant effect predictors and identify disease mutations. Mol Syst Biol. 2020;16(7):e9380. doi:10.15252/msb.20199380</w:t>
+        <w:t>8. Moth CW, Sheehan JH, Al Mamun A, Sivley RM, Gulsevin A, Rinker DC, et al. VUStruct: a compute pipeline for high throughput and personalized structural biology. PLoS Comput Biol. 2026;22(5):e1014183. doi:10.1371/journal.pcbi.1014183</w:t>
       </w:r>
     </w:p>
     <w:p>
@@ -4197,7 +4197,7 @@
           <w:rFonts w:eastAsia="Aptos"/>
           <w:sz w:val="17"/>
         </w:rPr>
-        <w:t>9. Blaabjerg LM, Kassem MM, Good LL, Jonsson N, Cagiada M, Johansson KE, et al. Rapid protein stability prediction using deep learning representations. eLife. 2023;12:e82593. doi:10.7554/eLife.82593</w:t>
+        <w:t>9. Kwon S, Safer J, Nguyen DT, Hoksza D, May P, Arbesfeld JA, et al. Genomics 2 Proteins portal: a resource and discovery tool for linking genetic screening outputs to protein sequences and structures. Nat Methods. 2024;21(10):1947–1957. doi:10.1038/s41592-024-02409-0</w:t>
       </w:r>
     </w:p>
     <w:p>
@@ -4210,7 +4210,7 @@
           <w:rFonts w:eastAsia="Aptos"/>
           <w:sz w:val="17"/>
         </w:rPr>
-        <w:t>10. Arnaudi M, Utichi M, Beltrame L, et al. RosettaDDGPrediction for high-throughput mutational scans: from stability to binding. Protein Sci. 2023;32(1):e4527. doi:10.1002/pro.4527</w:t>
+        <w:t>10. Stephenson JD, Totoo P, Burke DF, Jänes J, Beltrao P, Martin MJ. ProtVar: mapping and contextualizing human missense variation. Nucleic Acids Res. 2024;52(W1):W140–W147. doi:10.1093/nar/gkae413</w:t>
       </w:r>
     </w:p>
     <w:p>
@@ -4223,7 +4223,7 @@
           <w:rFonts w:eastAsia="Aptos"/>
           <w:sz w:val="17"/>
         </w:rPr>
-        <w:t>11. Degn K, Utichi M, Besora Sánchez-Izquierdo P, Tiberti M, Papaleo E. In-silico stability predictors: investigation of performance towards balanced experimental data. bioRxiv. 2025. doi:10.1101/2025.03.28.645695</w:t>
+        <w:t>11. Buß O, Rudat J, Ochsenreither K. FoldX as protein engineering tool: better than random based approaches? Comput Struct Biotechnol J. 2018;16:25–33. doi:10.1016/j.csbj.2018.01.002</w:t>
       </w:r>
     </w:p>
     <w:p>
@@ -4236,7 +4236,7 @@
           <w:rFonts w:eastAsia="Aptos"/>
           <w:sz w:val="17"/>
         </w:rPr>
-        <w:t>12. Vliora A, Tiberti M, Papaleo E. Evaluating FoldX 5.1 for MAVISp stability data collection. bioRxiv. 2026. doi:10.64898/2026.03.31.715598</w:t>
+        <w:t>12. Rodrigues CHM, Myung Y, Pires DEV, Ascher DB. mCSM-PPI2: predicting the effects of mutations on protein–protein interactions. Nucleic Acids Res. 2019;47(W1):W338–W344. doi:10.1093/nar/gkz383</w:t>
       </w:r>
     </w:p>
     <w:p>
@@ -4249,7 +4249,7 @@
           <w:rFonts w:eastAsia="Aptos"/>
           <w:sz w:val="17"/>
         </w:rPr>
-        <w:t>13. Rowling PJE, Cook R, Itzhaki LS. Toward classification of BRCA1 missense variants using a biophysical approach. J Biol Chem. 2010;285(26):20080–20087. doi:10.1074/jbc.M109.088922</w:t>
+        <w:t>13. Montanucci L, Capriotti E, Frank Y, Ben-Tal N, Fariselli P. DDGun: an untrained method for the prediction of protein stability changes upon single and multiple point variations. BMC Bioinformatics. 2019;20(Suppl 14):335. doi:10.1186/s12859-019-2923-1</w:t>
       </w:r>
     </w:p>
     <w:p>
@@ -4262,7 +4262,7 @@
           <w:rFonts w:eastAsia="Aptos"/>
           <w:sz w:val="17"/>
         </w:rPr>
-        <w:t>14. Abramson J, Adler J, Dunger J, et al. Accurate structure prediction of biomolecular interactions with AlphaFold 3. Nature. 2024;630(8016):493–500. doi:10.1038/s41586-024-07487-w</w:t>
+        <w:t>14. Livesey BJ, Marsh JA. Using deep mutational scanning to benchmark variant effect predictors and identify disease mutations. Mol Syst Biol. 2020;16(7):e9380. doi:10.15252/msb.20199380</w:t>
       </w:r>
     </w:p>
     <w:p>
@@ -4275,7 +4275,7 @@
           <w:rFonts w:eastAsia="Aptos"/>
           <w:sz w:val="17"/>
         </w:rPr>
-        <w:t>15. Schymkowitz J, Borg J, Stricher F, Nys R, Rousseau F, Serrano L. The FoldX web server: an online force field. Nucleic Acids Res. 2005;33(Web Server issue):W382–W388. doi:10.1093/nar/gki387</w:t>
+        <w:t>15. Blaabjerg LM, Kassem MM, Good LL, Jonsson N, Cagiada M, Johansson KE, et al. Rapid protein stability prediction using deep learning representations. eLife. 2023;12:e82593. doi:10.7554/eLife.82593</w:t>
       </w:r>
     </w:p>
     <w:p>
@@ -4288,7 +4288,7 @@
           <w:rFonts w:eastAsia="Aptos"/>
           <w:sz w:val="17"/>
         </w:rPr>
-        <w:t>16. Sapozhnikov Y, Patel JS, Ytreberg FM, Miller CR. Statistical modeling to quantify the uncertainty of FoldX-predicted protein folding and binding stability. BMC Bioinformatics. 2023;24:426. doi:10.1186/s12859-023-05537-0</w:t>
+        <w:t>16. Arnaudi M, Utichi M, Beltrame L, et al. RosettaDDGPrediction for high-throughput mutational scans: from stability to binding. Protein Sci. 2023;32(1):e4527. doi:10.1002/pro.4527</w:t>
       </w:r>
     </w:p>
     <w:p>
@@ -4301,7 +4301,7 @@
           <w:rFonts w:eastAsia="Aptos"/>
           <w:sz w:val="17"/>
         </w:rPr>
-        <w:t>17. Pechtl IC, Kavanagh D, McIntosh N, Harris CL, Barlow PN. Disease-associated N-terminal complement factor H mutations perturb cofactor and decay-accelerating activities. J Biol Chem. 2011;286(13):11082–11090. doi:10.1074/jbc.M110.211839</w:t>
+        <w:t>17. Degn K, Utichi M, Besora Sánchez-Izquierdo P, Tiberti M, Papaleo E. In-silico stability predictors: investigation of performance towards balanced experimental data. bioRxiv. 2025. doi:10.1101/2025.03.28.645695</w:t>
       </w:r>
     </w:p>
     <w:p>
@@ -4314,7 +4314,7 @@
           <w:rFonts w:eastAsia="Aptos"/>
           <w:sz w:val="17"/>
         </w:rPr>
-        <w:t>18. Tischer A, Machha VR, Rösner V, et al. Structure-resolved dynamics of type 2M von Willebrand disease. J Thromb Haemost. 2025;23(4):1215–1228. doi:10.1016/j.jtha.2024.12.026</w:t>
+        <w:t>18. Vliora A, Tiberti M, Papaleo E. Evaluating FoldX 5.1 for MAVISp stability data collection. bioRxiv. 2026. doi:10.64898/2026.03.31.715598</w:t>
       </w:r>
     </w:p>
     <w:p>
@@ -4327,7 +4327,7 @@
           <w:rFonts w:eastAsia="Aptos"/>
           <w:sz w:val="17"/>
         </w:rPr>
-        <w:t>19. Bonaventura J, Riggs A. Hemoglobin Kansas, a human hemoglobin with a neutral amino acid substitution and an abnormal oxygen equilibrium. J Biol Chem. 1968;243(5):980–991. doi:10.1016/S0021-9258(18)93612-4</w:t>
+        <w:t>19. Rowling PJE, Cook R, Itzhaki LS. Toward classification of BRCA1 missense variants using a biophysical approach. J Biol Chem. 2010;285(26):20080–20087. doi:10.1074/jbc.M109.088922</w:t>
       </w:r>
     </w:p>
     <w:p>
@@ -4340,7 +4340,7 @@
           <w:rFonts w:eastAsia="Aptos"/>
           <w:sz w:val="17"/>
         </w:rPr>
-        <w:t>20. Franklin by Genoox. Genomic variant interpretation platform. Genoox Ltd. https://franklin.genoox.com (accessed 2026).</w:t>
+        <w:t>20. Clark KA, Yang QP, Weeks AM, et al. Comprehensive evaluation and efficient classification of BRCA1 RING domain missense substitutions. Am J Hum Genet. 2022;109(6):1153–1174. doi:10.1016/j.ajhg.2022.05.004</w:t>
       </w:r>
     </w:p>
     <w:p>
@@ -4353,7 +4353,7 @@
           <w:rFonts w:eastAsia="Aptos"/>
           <w:sz w:val="17"/>
         </w:rPr>
-        <w:t>21. Hurshman Babbes AR, Powers ET, Kelly JW. Quantification of the thermodynamically linked quaternary and tertiary structural stabilities of transthyretin and its disease-associated variants: the relationship between stability and amyloidosis. Biochemistry. 2008;47(26):6969-6984. doi:10.1021/bi800636q</w:t>
+        <w:t>21. Starita LM, Young DL, Islam M, et al. Massively parallel functional analysis of BRCA1 RING domain variants. Genetics. 2015;200(2):413–422. doi:10.1534/genetics.115.175802</w:t>
       </w:r>
     </w:p>
     <w:p>
@@ -4366,7 +4366,7 @@
           <w:rFonts w:eastAsia="Aptos"/>
           <w:sz w:val="17"/>
         </w:rPr>
-        <w:t>22. Grantham R. Amino acid difference formula to help explain protein evolution. Science. 1974;185(4154):862–864. doi:10.1126/science.185.4154.862</w:t>
+        <w:t>22. Crotti L, Johnson CN, Graf E, et al. Calmodulin mutations associated with recurrent cardiac arrest in infants. Circulation. 2013;127(9):1009–1017. doi:10.1161/CIRCULATIONAHA.112.001216</w:t>
       </w:r>
     </w:p>
     <w:p>
@@ -4379,7 +4379,7 @@
           <w:rFonts w:eastAsia="Aptos"/>
           <w:sz w:val="17"/>
         </w:rPr>
-        <w:t>23. Abildgaard AB, Stein A, Nielsen SV, Schultz-Knudsen K, Papaleo E, Shrikhande A, et al. Computational and cellular studies reveal structural destabilization and degradation of MLH1 variants in Lynch syndrome. eLife. 2019;8:e49138. doi:10.7554/eLife.49138</w:t>
+        <w:t>23. Hunter JC, Manandhar A, Carrasco MA, Gurbani D, Gondi S, Westover KD. Biochemical and structural analysis of common cancer-associated KRAS mutations. Mol Cancer Res. 2015;13(9):1325–1335. doi:10.1158/1541-7786.MCR-15-0203</w:t>
       </w:r>
     </w:p>
     <w:p>
@@ -4392,7 +4392,7 @@
           <w:rFonts w:eastAsia="Aptos"/>
           <w:sz w:val="17"/>
         </w:rPr>
-        <w:t>24. Nielsen SV, Stein A, Dinitzen AB, Papaleo E, Tatham MH, Poulsen EG, et al. Predicting the impact of Lynch syndrome-causing missense mutations from structural calculations. PLoS Genet. 2017;13(4):e1006739. doi:10.1371/journal.pgen.1006739</w:t>
+        <w:t>24. Kosinski J, Hinrichsen I, Bujnicki JM, Friedhoff P, Plotz G. Identification of Lynch syndrome mutations in the MLH1-PMS2 interface that disturb dimerization and mismatch repair. Hum Mutat. 2010;31(8):975–982. doi:10.1002/humu.21301</w:t>
       </w:r>
     </w:p>
     <w:p>
@@ -4405,7 +4405,7 @@
           <w:rFonts w:eastAsia="Aptos"/>
           <w:sz w:val="17"/>
         </w:rPr>
-        <w:t>25. Jankauskaitė J, Jiménez-García B, Dapkūnas J, Fernández-Recio J, Moal IH. SKEMPI 2.0: an updated benchmark of changes in protein–protein binding energy, kinetics and thermodynamics upon mutation. Bioinformatics. 2019;35(3):462–469. doi:10.1093/bioinformatics/bty635</w:t>
+        <w:t>25. Raevaara TE, Korhonen MK, Lohi H, et al. Functional significance and clinical phenotype of nontruncating mismatch repair variants of MLH1. Gastroenterology. 2005;129(2):537–549. doi:10.1053/j.gastro.2005.06.005</w:t>
       </w:r>
     </w:p>
     <w:p>
@@ -4418,7 +4418,7 @@
           <w:rFonts w:eastAsia="Aptos"/>
           <w:sz w:val="17"/>
         </w:rPr>
-        <w:t>26. Clark KA, Yang QP, Weeks AM, et al. Comprehensive evaluation and efficient classification of BRCA1 RING domain missense substitutions. Am J Hum Genet. 2022;109(6):1153–1174. doi:10.1016/j.ajhg.2022.05.004</w:t>
+        <w:t>26. Drost M, Tiersma Y, Glubb D, et al. A functional assay-based procedure to classify mismatch repair gene variants in Lynch syndrome. Genet Med. 2019;21(7):1486–1496. doi:10.1038/s41436-018-0372-2</w:t>
       </w:r>
     </w:p>
     <w:p>
@@ -4431,7 +4431,7 @@
           <w:rFonts w:eastAsia="Aptos"/>
           <w:sz w:val="17"/>
         </w:rPr>
-        <w:t>27. Starita LM, Young DL, Islam M, et al. Massively parallel functional analysis of BRCA1 RING domain variants. Genetics. 2015;200(2):413–422. doi:10.1534/genetics.115.175802</w:t>
+        <w:t>27. Ollila S, Sarantaus L, Kariola R, et al. Pathogenicity of MSH2 missense mutations is typically associated with impaired repair capability of the mutated protein. Gastroenterology. 2006;131(5):1408–1417. doi:10.1053/j.gastro.2006.08.044</w:t>
       </w:r>
     </w:p>
     <w:p>
@@ -4444,7 +4444,7 @@
           <w:rFonts w:eastAsia="Aptos"/>
           <w:sz w:val="17"/>
         </w:rPr>
-        <w:t>28. Hunter JC, Manandhar A, Carrasco MA, Gurbani D, Gondi S, Westover KD. Biochemical and structural analysis of common cancer-associated KRAS mutations. Mol Cancer Res. 2015;13(9):1325–1335. doi:10.1158/1541-7786.MCR-15-0203</w:t>
+        <w:t>28. Ollila S, Dermadi Bebek D, Jiricny J, Nyström M. Mechanisms of pathogenicity in human MSH2 missense mutants. Hum Mutat. 2008;29(11):1355–1363. doi:10.1002/humu.20893</w:t>
       </w:r>
     </w:p>
     <w:p>
@@ -4457,7 +4457,7 @@
           <w:rFonts w:eastAsia="Aptos"/>
           <w:sz w:val="17"/>
         </w:rPr>
-        <w:t>29. Kosinski J, Hinrichsen I, Bujnicki JM, Friedhoff P, Plotz G. Identification of Lynch syndrome mutations in the MLH1-PMS2 interface that disturb dimerization and mismatch repair. Hum Mutat. 2010;31(8):975–982. doi:10.1002/humu.21301</w:t>
+        <w:t>29. Jia X, Burugula BB, Chen V, et al. Massively parallel functional testing of MSH2 missense variants conferring Lynch syndrome risk. Am J Hum Genet. 2021;108(1):163–175. doi:10.1016/j.ajhg.2020.12.003</w:t>
       </w:r>
     </w:p>
     <w:p>
@@ -4470,7 +4470,7 @@
           <w:rFonts w:eastAsia="Aptos"/>
           <w:sz w:val="17"/>
         </w:rPr>
-        <w:t>30. Raevaara TE, Korhonen MK, Lohi H, et al. Functional significance and clinical phenotype of nontruncating mismatch repair variants of MLH1. Gastroenterology. 2005;129(2):537–549. doi:10.1053/j.gastro.2005.06.005</w:t>
+        <w:t>30. Zhao L, Vogt PK. Helical domain and kinase domain mutations in p110α of phosphatidylinositol 3-kinase induce gain of function by different mechanisms. Proc Natl Acad Sci USA. 2008;105(7):2652–2657. doi:10.1073/pnas.0712169105</w:t>
       </w:r>
     </w:p>
     <w:p>
@@ -4483,7 +4483,7 @@
           <w:rFonts w:eastAsia="Aptos"/>
           <w:sz w:val="17"/>
         </w:rPr>
-        <w:t>31. Drost M, Tiersma Y, Glubb D, et al. A functional assay-based procedure to classify mismatch repair gene variants in Lynch syndrome. Genet Med. 2019;21(7):1486–1496. doi:10.1038/s41436-018-0372-2</w:t>
+        <w:t>31. Mandelker D, Gabelli SB, Schmidt-Kittler O, et al. A frequent kinase domain mutation that changes the interaction between PI3Kα and the membrane. Proc Natl Acad Sci USA. 2009;106(40):16996–17001. doi:10.1073/pnas.0908444106</w:t>
       </w:r>
     </w:p>
     <w:p>
@@ -4496,7 +4496,7 @@
           <w:rFonts w:eastAsia="Aptos"/>
           <w:sz w:val="17"/>
         </w:rPr>
-        <w:t>32. Ollila S, Sarantaus L, Kariola R, et al. Pathogenicity of MSH2 missense mutations is typically associated with impaired repair capability of the mutated protein. Gastroenterology. 2006;131(5):1408–1417. doi:10.1053/j.gastro.2006.08.044</w:t>
+        <w:t>32. Jaiswal BS, Janakiraman V, Kljavin NM, et al. Somatic mutations in p85α promote tumorigenesis through class IA PI3K activation. Cancer Cell. 2009;16(6):463–474. doi:10.1016/j.ccr.2009.10.016</w:t>
       </w:r>
     </w:p>
     <w:p>
@@ -4509,7 +4509,7 @@
           <w:rFonts w:eastAsia="Aptos"/>
           <w:sz w:val="17"/>
         </w:rPr>
-        <w:t>33. Ollila S, Dermadi Bebek D, Jiricny J, Nyström M. Mechanisms of pathogenicity in human MSH2 missense mutants. Hum Mutat. 2008;29(11):1355–1363. doi:10.1002/humu.20893</w:t>
+        <w:t>33. De Bosscher K, Hill CS, Nicolás FJ. Molecular and functional consequences of Smad4 C-terminal missense mutations in colorectal tumour cells. Biochem J. 2004;379(Pt 1):209–216. doi:10.1042/bj20031886</w:t>
       </w:r>
     </w:p>
     <w:p>
@@ -4522,7 +4522,7 @@
           <w:rFonts w:eastAsia="Aptos"/>
           <w:sz w:val="17"/>
         </w:rPr>
-        <w:t>34. Jia X, Burugula BB, Chen V, et al. Massively parallel functional testing of MSH2 missense variants conferring Lynch syndrome risk. Am J Hum Genet. 2021;108(1):163–175. doi:10.1016/j.ajhg.2020.12.003</w:t>
+        <w:t>34. Le Goff C, Mahaut C, Abhyankar A, et al. Mutations at a single codon in Mad homology 2 domain of SMAD4 cause Myhre syndrome. Nat Genet. 2011;44(1):85–88. doi:10.1038/ng.1016</w:t>
       </w:r>
     </w:p>
     <w:p>
@@ -4535,7 +4535,7 @@
           <w:rFonts w:eastAsia="Aptos"/>
           <w:sz w:val="17"/>
         </w:rPr>
-        <w:t>35. Mandelker D, Gabelli SB, Schmidt-Kittler O, et al. A frequent kinase domain mutation that changes the interaction between PI3Kα and the membrane. Proc Natl Acad Sci USA. 2009;106(40):16996–17001. doi:10.1073/pnas.0908444106</w:t>
+        <w:t>35. Lanauze CB, Sehgal P, Hayer K, et al. Colorectal cancer-associated Smad4 R361 hotspot mutations boost Wnt/β-catenin signaling through enhanced Smad4-LEF1 binding. Mol Cancer Res. 2021;19(5):823–833. doi:10.1158/1541-7786.MCR-20-0721</w:t>
       </w:r>
     </w:p>
     <w:p>
@@ -4548,7 +4548,7 @@
           <w:rFonts w:eastAsia="Aptos"/>
           <w:sz w:val="17"/>
         </w:rPr>
-        <w:t>36. Jaiswal BS, Janakiraman V, Kljavin NM, et al. Somatic mutations in p85α promote tumorigenesis through class IA PI3K activation. Cancer Cell. 2009;16(6):463–474. doi:10.1016/j.ccr.2009.10.016</w:t>
+        <w:t>36. Elliott K, Watkins H, Redwood CS. Altered regulatory properties of human cardiac troponin I mutants that cause hypertrophic cardiomyopathy. J Biol Chem. 2000;275(29):22069–22074. doi:10.1074/jbc.M002502200</w:t>
       </w:r>
     </w:p>
     <w:p>
@@ -4561,7 +4561,7 @@
           <w:rFonts w:eastAsia="Aptos"/>
           <w:sz w:val="17"/>
         </w:rPr>
-        <w:t>37. Lanauze CB, Sehgal P, Hayer K, et al. Colorectal cancer-associated Smad4 R361 hotspot mutations boost Wnt/β-catenin signaling through enhanced Smad4-LEF1 binding. Mol Cancer Res. 2021;19(5):823–833. doi:10.1158/1541-7786.MCR-20-0721</w:t>
+        <w:t>37. Stebbins CE, Kaelin WG Jr, Pavletich NP. Structure of the VHL-ElonginC-ElonginB complex: implications for VHL tumor suppressor function. Science. 1999;284(5413):455–461. doi:10.1126/science.284.5413.455</w:t>
       </w:r>
     </w:p>
     <w:p>
@@ -4574,7 +4574,7 @@
           <w:rFonts w:eastAsia="Aptos"/>
           <w:sz w:val="17"/>
         </w:rPr>
-        <w:t>38. Elliott K, Watkins H, Redwood CS. Altered regulatory properties of human cardiac troponin I mutants that cause hypertrophic cardiomyopathy. J Biol Chem. 2000;275(29):22069–22074. doi:10.1074/jbc.M002502200</w:t>
+        <w:t>38. Ohh M, Park CW, Ivan M, et al. Ubiquitination of hypoxia-inducible factor requires direct binding to the β-domain of the von Hippel-Lindau protein. Nat Cell Biol. 2000;2(7):423–427. doi:10.1038/35017054</w:t>
       </w:r>
     </w:p>
     <w:p>
@@ -4587,7 +4587,7 @@
           <w:rFonts w:eastAsia="Aptos"/>
           <w:sz w:val="17"/>
         </w:rPr>
-        <w:t>39. Stebbins CE, Kaelin WG Jr, Pavletich NP. Structure of the VHL-ElonginC-ElonginB complex: implications for VHL tumor suppressor function. Science. 1999;284(5413):455–461. doi:10.1126/science.284.5413.455</w:t>
+        <w:t>39. Abramson J, Adler J, Dunger J, et al. Accurate structure prediction of biomolecular interactions with AlphaFold 3. Nature. 2024;630(8016):493–500. doi:10.1038/s41586-024-07487-w</w:t>
       </w:r>
     </w:p>
     <w:p>
@@ -4600,7 +4600,7 @@
           <w:rFonts w:eastAsia="Aptos"/>
           <w:sz w:val="17"/>
         </w:rPr>
-        <w:t>40. Ohh M, Park CW, Ivan M, et al. Ubiquitination of hypoxia-inducible factor requires direct binding to the β-domain of the von Hippel-Lindau protein. Nat Cell Biol. 2000;2(7):423–427. doi:10.1038/35017054</w:t>
+        <w:t>40. Schymkowitz J, Borg J, Stricher F, Nys R, Rousseau F, Serrano L. The FoldX web server: an online force field. Nucleic Acids Res. 2005;33(Web Server issue):W382–W388. doi:10.1093/nar/gki387</w:t>
       </w:r>
     </w:p>
     <w:p>
@@ -4613,7 +4613,7 @@
           <w:rFonts w:eastAsia="Aptos"/>
           <w:sz w:val="17"/>
         </w:rPr>
-        <w:t>41. Kwiatkowski LD, Hui HL, Wierzba A, et al. Preparation and kinetic characterization of a series of βW37 variants of human hemoglobin A: evidence for high-affinity T quaternary structures. Biochemistry. 1998;37(13):4325–4335. doi:10.1021/bi970866q</w:t>
+        <w:t>41. Sapozhnikov Y, Patel JS, Ytreberg FM, Miller CR. Statistical modeling to quantify the uncertainty of FoldX-predicted protein folding and binding stability. BMC Bioinformatics. 2023;24:426. doi:10.1186/s12859-023-05537-0</w:t>
       </w:r>
     </w:p>
     <w:p>
@@ -4626,7 +4626,7 @@
           <w:rFonts w:eastAsia="Aptos"/>
           <w:sz w:val="17"/>
         </w:rPr>
-        <w:t>42. Rodrigues CHM, Myung Y, Pires DEV, Ascher DB. mCSM-PPI2: predicting the effects of mutations on protein–protein interactions. Nucleic Acids Res. 2019;47(W1):W338–W344. doi:10.1093/nar/gkz383</w:t>
+        <w:t>42. Pechtl IC, Kavanagh D, McIntosh N, Harris CL, Barlow PN. Disease-associated N-terminal complement factor H mutations perturb cofactor and decay-accelerating activities. J Biol Chem. 2011;286(13):11082–11090. doi:10.1074/jbc.M110.211839</w:t>
       </w:r>
     </w:p>
     <w:p>
@@ -4639,7 +4639,7 @@
           <w:rFonts w:eastAsia="Aptos"/>
           <w:sz w:val="17"/>
         </w:rPr>
-        <w:t>43. Montanucci L, Capriotti E, Frank Y, Ben-Tal N, Fariselli P. DDGun: an untrained method for the prediction of protein stability changes upon single and multiple point variations. BMC Bioinformatics. 2019;20(Suppl 14):335. doi:10.1186/s12859-019-2923-1</w:t>
+        <w:t>43. Tischer A, Machha VR, Rösner V, et al. Structure-resolved dynamics of type 2M von Willebrand disease. J Thromb Haemost. 2025;23(4):1215–1228. doi:10.1016/j.jtha.2024.12.026</w:t>
       </w:r>
     </w:p>
     <w:p>
@@ -4652,7 +4652,7 @@
           <w:rFonts w:eastAsia="Aptos"/>
           <w:sz w:val="17"/>
         </w:rPr>
-        <w:t>44. Crotti L, Johnson CN, Graf E, et al. Calmodulin mutations associated with recurrent cardiac arrest in infants. Circulation. 2013;127(9):1009–1017. doi:10.1161/CIRCULATIONAHA.112.001216</w:t>
+        <w:t>44. Kwiatkowski LD, Hui HL, Wierzba A, et al. Preparation and kinetic characterization of a series of βW37 variants of human hemoglobin A: evidence for high-affinity T quaternary structures. Biochemistry. 1998;37(13):4325–4335. doi:10.1021/bi970866q</w:t>
       </w:r>
     </w:p>
     <w:p>
@@ -4665,7 +4665,7 @@
           <w:rFonts w:eastAsia="Aptos"/>
           <w:sz w:val="17"/>
         </w:rPr>
-        <w:t>45. Zhao L, Vogt PK. Helical domain and kinase domain mutations in p110α of phosphatidylinositol 3-kinase induce gain of function by different mechanisms. Proc Natl Acad Sci USA. 2008;105(7):2652–2657. doi:10.1073/pnas.0712169105</w:t>
+        <w:t>45. Bonaventura J, Riggs A. Hemoglobin Kansas, a human hemoglobin with a neutral amino acid substitution and an abnormal oxygen equilibrium. J Biol Chem. 1968;243(5):980–991. doi:10.1016/S0021-9258(18)93612-4</w:t>
       </w:r>
     </w:p>
     <w:p>
@@ -4678,7 +4678,7 @@
           <w:rFonts w:eastAsia="Aptos"/>
           <w:sz w:val="17"/>
         </w:rPr>
-        <w:t>46. De Bosscher K, Hill CS, Nicolás FJ. Molecular and functional consequences of Smad4 C-terminal missense mutations in colorectal tumour cells. Biochem J. 2004;379(Pt 1):209–216. doi:10.1042/bj20031886</w:t>
+        <w:t>46. Franklin by Genoox. Genomic variant interpretation platform. Genoox Ltd. https://franklin.genoox.com (accessed 2026).</w:t>
       </w:r>
     </w:p>
     <w:p>
@@ -4691,7 +4691,7 @@
           <w:rFonts w:eastAsia="Aptos"/>
           <w:sz w:val="17"/>
         </w:rPr>
-        <w:t>47. Le Goff C, Mahaut C, Abhyankar A, et al. Mutations at a single codon in Mad homology 2 domain of SMAD4 cause Myhre syndrome. Nat Genet. 2011;44(1):85–88. doi:10.1038/ng.1016</w:t>
+        <w:t>47. Vassall KA, Stathopulos PB, Rumfeldt JAO, Lepock JR, Meiering EM. Equilibrium thermodynamic analysis of amyotrophic lateral sclerosis-associated mutant apo Cu,Zn superoxide dismutases. Biochemistry. 2006;45(23):7366-7379. doi:10.1021/bi0600953</w:t>
       </w:r>
     </w:p>
     <w:p>
@@ -4704,7 +4704,7 @@
           <w:rFonts w:eastAsia="Aptos"/>
           <w:sz w:val="17"/>
         </w:rPr>
-        <w:t>48. Woodard J, Zhang C, Zhang Y. ADDRESS: a database of disease-associated human variants incorporating protein structure and folding stabilities. J Mol Biol. 2021;433(11):166840. doi:10.1016/j.jmb.2021.166840</w:t>
+        <w:t>48. Hurshman Babbes AR, Powers ET, Kelly JW. Quantification of the thermodynamically linked quaternary and tertiary structural stabilities of transthyretin and its disease-associated variants: the relationship between stability and amyloidosis. Biochemistry. 2008;47(26):6969-6984. doi:10.1021/bi800636q</w:t>
       </w:r>
     </w:p>
     <w:p>
@@ -4717,7 +4717,7 @@
           <w:rFonts w:eastAsia="Aptos"/>
           <w:sz w:val="17"/>
         </w:rPr>
-        <w:t>49. Philipp M, Moth CW, Ristic N, Tiemann JKS, Seufert F, Panfilova A, et al. MutationExplorer: a webserver for mutation of proteins and 3D visualization of energetic impacts. Nucleic Acids Res. 2024;52(W1):W132–W139. doi:10.1093/nar/gkae301</w:t>
+        <w:t>49. Grantham R. Amino acid difference formula to help explain protein evolution. Science. 1974;185(4154):862–864. doi:10.1126/science.185.4154.862</w:t>
       </w:r>
     </w:p>
     <w:p>
@@ -4730,7 +4730,7 @@
           <w:rFonts w:eastAsia="Aptos"/>
           <w:sz w:val="17"/>
         </w:rPr>
-        <w:t>50. Moth CW, Sheehan JH, Al Mamun A, Sivley RM, Gulsevin A, Rinker DC, et al. VUStruct: a compute pipeline for high throughput and personalized structural biology. PLoS Comput Biol. 2026;22(5):e1014183. doi:10.1371/journal.pcbi.1014183</w:t>
+        <w:t>50. Abildgaard AB, Stein A, Nielsen SV, Schultz-Knudsen K, Papaleo E, Shrikhande A, et al. Computational and cellular studies reveal structural destabilization and degradation of MLH1 variants in Lynch syndrome. eLife. 2019;8:e49138. doi:10.7554/eLife.49138</w:t>
       </w:r>
     </w:p>
     <w:p>
@@ -4743,7 +4743,7 @@
           <w:rFonts w:eastAsia="Aptos"/>
           <w:sz w:val="17"/>
         </w:rPr>
-        <w:t>51. Kwon S, Safer J, Nguyen DT, Hoksza D, May P, Arbesfeld JA, et al. Genomics 2 Proteins portal: a resource and discovery tool for linking genetic screening outputs to protein sequences and structures. Nat Methods. 2024;21(10):1947–1957. doi:10.1038/s41592-024-02409-0</w:t>
+        <w:t>51. Nielsen SV, Stein A, Dinitzen AB, Papaleo E, Tatham MH, Poulsen EG, et al. Predicting the impact of Lynch syndrome-causing missense mutations from structural calculations. PLoS Genet. 2017;13(4):e1006739. doi:10.1371/journal.pgen.1006739</w:t>
       </w:r>
     </w:p>
     <w:p>
@@ -4756,7 +4756,7 @@
           <w:rFonts w:eastAsia="Aptos"/>
           <w:sz w:val="17"/>
         </w:rPr>
-        <w:t>52. Vassall KA, Stathopulos PB, Rumfeldt JAO, Lepock JR, Meiering EM. Equilibrium thermodynamic analysis of amyotrophic lateral sclerosis-associated mutant apo Cu,Zn superoxide dismutases. Biochemistry. 2006;45(23):7366-7379. doi:10.1021/bi0600953</w:t>
+        <w:t>52. Jankauskaitė J, Jiménez-García B, Dapkūnas J, Fernández-Recio J, Moal IH. SKEMPI 2.0: an updated benchmark of changes in protein–protein binding energy, kinetics and thermodynamics upon mutation. Bioinformatics. 2019;35(3):462–469. doi:10.1093/bioinformatics/bty635</w:t>
       </w:r>
     </w:p>
     <w:p>
@@ -4831,7 +4831,7 @@
     </w:p>
     <w:p>
       <w:r>
-        <w:t>Structural-context tier implementation. The raw score is Grantham substitution severity [22] multiplied by the sum of monomer contacts and the maximum confidence-passing inter-chain contact count, plus an interface bonus (1.5 for one partner; 2.0 for at least two) and a burial bonus (1.0 for partial burial; 2.0 for a buried core position). The result is multiplied by 1.0 for pLDDT at least 70, 0.7 for pLDDT 50-70, and 0.4 below 50; experimental structures bypass this attenuation. Fixed cutoffs assign Tier 1 at s at least 5.0, Tier 2 at 3.0 to less than 5.0, Tier 3 at 1.5 to less than 3.0, and Tier 4 below 1.5.</w:t>
+        <w:t>Structural-context tier implementation. The raw score is Grantham substitution severity [49] multiplied by the sum of monomer contacts and the maximum confidence-passing inter-chain contact count, plus an interface bonus (1.5 for one partner; 2.0 for at least two) and a burial bonus (1.0 for partial burial; 2.0 for a buried core position). The result is multiplied by 1.0 for pLDDT at least 70, 0.7 for pLDDT 50-70, and 0.4 below 50; experimental structures bypass this attenuation. Fixed cutoffs assign Tier 1 at s at least 5.0, Tier 2 at 3.0 to less than 5.0, Tier 3 at 1.5 to less than 3.0, and Tier 4 below 1.5.</w:t>
       </w:r>
     </w:p>
     <w:p>
@@ -19083,7 +19083,7 @@
         <w:pageBreakBefore/>
       </w:pPr>
       <w:r>
-        <w:t>The mechanism-attribution menu also answers a different question from the 3 kcal/mol fold cutoff used for cellular-stability or degradation interpretation in MAVISp [4] and related MLH1 studies [23,24]. A predicted fold change below that cellular-abundance cutoff can still identify the correct structural axis for follow-up. We therefore retain the 3 kcal/mol comparison as endpoint context, not as a basis for selecting a COMAVI operating point.</w:t>
+        <w:t>The mechanism-attribution menu also answers a different question from the 3 kcal/mol fold cutoff used for cellular-stability or degradation interpretation in MAVISp [4] and related MLH1 studies [50,51]. A predicted fold change below that cellular-abundance cutoff can still identify the correct structural axis for follow-up. We therefore retain the 3 kcal/mol comparison as endpoint context, not as a basis for selecting a COMAVI operating point.</w:t>
       </w:r>
     </w:p>
     <w:p>
@@ -23413,7 +23413,7 @@
     </w:p>
     <w:p>
       <w:r>
-        <w:t>The hemoglobin series provides a high-quality within-system anchor but does not test generalization across unrelated interfaces. We therefore scored two independent SKEMPI 2.0 complexes [25] with the frozen COMAVI workflow: barnase-barstar (24 substitutions) and TEM1-BLIP (24 substitutions on the unambiguously mapped BLIP side). Measured binding ΔΔG was calculated as RT ln(K_D,mut/K_D,wt).</w:t>
+        <w:t>The hemoglobin series provides a high-quality within-system anchor but does not test generalization across unrelated interfaces. We therefore scored two independent SKEMPI 2.0 complexes [52] with the frozen COMAVI workflow: barnase-barstar (24 substitutions) and TEM1-BLIP (24 substitutions on the unambiguously mapped BLIP side). Measured binding ΔΔG was calculated as RT ln(K_D,mut/K_D,wt).</w:t>
       </w:r>
     </w:p>
     <w:p>

--- a/docs/COMAVI_manuscript_current.docx
+++ b/docs/COMAVI_manuscript_current.docx
@@ -2548,7 +2548,7 @@
         <w:rPr>
           <w:rFonts w:ascii="Arial" w:hAnsi="Arial" w:eastAsia="Arial"/>
         </w:rPr>
-        <w:t>This and every subsequent analysis use the same prespecified cohort of 61 variants across 14 protein systems described in Section 2.2 and listed in Table 1 and S1 Table; no variant was added or removed after scoring began. At the 2.5 kcal/mol reference threshold, COMAVI recovered the expected combination of structural effects with a mechanism-pattern score of 39.5/57 = 0.693. This partial-credit result represents 39.5 total points across 57 graded variants, not 39.5 exact matches. The interaction and BRCT subsets had similar scores, so neither cohort determined the pooled result. Because the data span 14 clustered systems, 0.693 is benchmark-specific pattern agreement rather than universal accuracy.</w:t>
+        <w:t>This and every subsequent analysis use the same prespecified cohort of 61 variants across 14 protein systems described in Section 2.2 and listed in Table 1 and S1 Table; no variant was added or removed after scoring began. At the 2.5 kcal/mol reference threshold, COMAVI recovered the expected combination of structural effects with a mechanism-pattern score of 39.5/57 = 0.693. This partial-credit result represents 39.5 total points across 57 graded variants, not 39.5 exact matches. Because the rubric awards partial credit and because half the graded cohort carries a curated expectation of no structural lesion, the aggregate lies between two quantities that are more directly interpretable. Among the 28 variants with a committed structural mechanism, at least one of the three axes exceeded the reference threshold for 21 (0.750), and the axis to which the mechanism is attributed in the literature exceeded it for 14 (0.500); among the 29 variants curated to lack a lesion on the modeled axes, no axis exceeded it for 24 (0.828). COMAVI therefore detects structural disruption more reliably than it localizes the disrupted axis, and the gap between those two rates is the method's principal current limitation. S3 Text reports the decomposition by expected mechanism class. The interaction and BRCT subsets had similar scores, so neither cohort determined the pooled result. Because the data span 14 clustered systems, 0.693 is benchmark-specific pattern agreement rather than universal accuracy.</w:t>
       </w:r>
     </w:p>
     <w:p>
@@ -3845,7 +3845,7 @@
         <w:rPr>
           <w:rFonts w:ascii="Arial" w:hAnsi="Arial" w:eastAsia="Arial"/>
         </w:rPr>
-        <w:t>Fig 7. Pathogenicity ranking, structural prioritization, and mechanism interpretation are distinct. (a-c) AlphaMissense pathogenicity scores are compared with the structural-context tier, the strongest usable absolute predicted energy, and the priority score. Orange points are pathogenic or pathogenic gain-of-function variants; blue points are benign; the gray band marks the AlphaMissense ambiguous range. (D) Pathogenicity ROC AUCs on the common 47-variant complete-case population. These values answer a pathogenicity-ranking question and are distinct from the 0.917 structural-prioritization ROC AUC reported in Section 3.4. COMAVI scores remain structural descriptors, and the mechanism profile provides the process-specific interpretation.</w:t>
+        <w:t>Fig 7. Pathogenicity ranking, structural prioritization, and mechanism interpretation are distinct. (A, B) AlphaMissense pathogenicity scores are compared with the priority score and with the strongest usable absolute predicted energy. Orange points are pathogenic or pathogenic gain-of-function variants; blue points are benign; the gray band marks the AlphaMissense ambiguous range. (C) Pathogenicity ROC AUCs on the common 47-variant complete-case population. These values answer a pathogenicity-ranking question and are distinct from the 0.917 structural-prioritization ROC AUC reported in Section 3.4. COMAVI scores remain structural descriptors, and the mechanism profile provides the process-specific interpretation.</w:t>
       </w:r>
     </w:p>
     <w:p>
@@ -15759,7 +15759,7 @@
               <w:rPr>
                 <w:sz w:val="15"/>
               </w:rPr>
-              <w:t>Direct or quantitative energetic evidence; includes one stabilizing expectation.</w:t>
+              <w:t>Direct or quantitative energetic evidence; includes one stabilizing expectation. One E1 monomer axis (BRCA1 R1699Q) carries a stabilizing rather than neutral or destabilizing expectation and is not shown in either column, so this row's Neutral and Destabilizing counts sum to 28 of 29.</w:t>
             </w:r>
           </w:p>
         </w:tc>
@@ -18065,12 +18065,12 @@
         <w:pStyle w:val="Heading2"/>
       </w:pPr>
       <w:r>
-        <w:t>S3 Text - Fold-arm errors and ground-truth conventions</w:t>
+        <w:t>S3 Text - Mechanism-class decomposition, fold-arm errors, and ground-truth conventions</w:t>
       </w:r>
     </w:p>
     <w:p>
       <w:r>
-        <w:t>The fold-mechanism class was the weakest primary mechanism arm (weighted mechanism consistency 0.55, n = 10). Its errors separate into prediction misses and disagreements created by the sign-based ground-truth convention.</w:t>
+        <w:t>Weighted mechanism consistency differed by expected mechanism class: 0.833 for mixed structural expectations (n = 6), 0.828 for curated structurally silent variants (n = 29), 0.550 for the fold-mechanism class (n = 10), and 0.417 for pure interface destabilization (n = 12). The interface class was therefore the weakest arm, and it was also the weakest before the ledger correction (0.500 across the nine variants then in that class). Fold-arm errors separate into prediction misses and disagreements created by the sign-based ground-truth convention.</w:t>
       </w:r>
     </w:p>
     <w:p>
@@ -20229,7 +20229,7 @@
               <w:rPr>
                 <w:sz w:val="15"/>
               </w:rPr>
-              <w:t>43</w:t>
+              <w:t>38</w:t>
             </w:r>
           </w:p>
         </w:tc>
@@ -20275,7 +20275,7 @@
               <w:rPr>
                 <w:sz w:val="15"/>
               </w:rPr>
-              <w:t>0.84 kcal/mol</w:t>
+              <w:t>0.67 kcal/mol</w:t>
             </w:r>
           </w:p>
         </w:tc>
@@ -20351,7 +20351,7 @@
               <w:rPr>
                 <w:sz w:val="15"/>
               </w:rPr>
-              <w:t>8</w:t>
+              <w:t>7</w:t>
             </w:r>
           </w:p>
         </w:tc>
@@ -20375,7 +20375,7 @@
               <w:rPr>
                 <w:sz w:val="15"/>
               </w:rPr>
-              <w:t>Both values lie within 1.0 kcal/mol of 2.5.</w:t>
+              <w:t>Calls straddle 2.5 kcal/mol but both values sit near it.</w:t>
             </w:r>
           </w:p>
         </w:tc>
@@ -20399,7 +20399,7 @@
               <w:rPr>
                 <w:sz w:val="15"/>
               </w:rPr>
-              <w:t>0.91 kcal/mol</w:t>
+              <w:t>0.79 kcal/mol</w:t>
             </w:r>
           </w:p>
         </w:tc>
@@ -20474,7 +20474,7 @@
               <w:rPr>
                 <w:sz w:val="15"/>
               </w:rPr>
-              <w:t>12</w:t>
+              <w:t>11</w:t>
             </w:r>
           </w:p>
         </w:tc>
@@ -20497,7 +20497,7 @@
               <w:rPr>
                 <w:sz w:val="15"/>
               </w:rPr>
-              <w:t>At least one value lies more than 1.0 kcal/mol from 2.5.</w:t>
+              <w:t>Calls straddle 2.5 kcal/mol and at least one value is far from it.</w:t>
             </w:r>
           </w:p>
         </w:tc>
@@ -20520,7 +20520,7 @@
               <w:rPr>
                 <w:sz w:val="15"/>
               </w:rPr>
-              <w:t>3.02 kcal/mol</w:t>
+              <w:t>2.96 kcal/mol</w:t>
             </w:r>
           </w:p>
         </w:tc>
@@ -21232,7 +21232,7 @@
               <w:rPr>
                 <w:sz w:val="15"/>
               </w:rPr>
-              <w:t>16/9</w:t>
+              <w:t>17/8</w:t>
             </w:r>
           </w:p>
         </w:tc>
@@ -21255,7 +21255,7 @@
               <w:rPr>
                 <w:sz w:val="15"/>
               </w:rPr>
-              <w:t>0/8</w:t>
+              <w:t>1/7</w:t>
             </w:r>
           </w:p>
         </w:tc>
@@ -21301,7 +21301,7 @@
               <w:rPr>
                 <w:sz w:val="15"/>
               </w:rPr>
-              <w:t>0/9</w:t>
+              <w:t>1/8</w:t>
             </w:r>
           </w:p>
         </w:tc>
@@ -21354,7 +21354,7 @@
               <w:rPr>
                 <w:sz w:val="15"/>
               </w:rPr>
-              <w:t>15/6</w:t>
+              <w:t>16/5</w:t>
             </w:r>
           </w:p>
         </w:tc>
@@ -21378,7 +21378,7 @@
               <w:rPr>
                 <w:sz w:val="15"/>
               </w:rPr>
-              <w:t>0/6</w:t>
+              <w:t>1/5</w:t>
             </w:r>
           </w:p>
         </w:tc>
@@ -21426,7 +21426,7 @@
               <w:rPr>
                 <w:sz w:val="15"/>
               </w:rPr>
-              <w:t>0/11</w:t>
+              <w:t>1/10</w:t>
             </w:r>
           </w:p>
         </w:tc>
@@ -21477,7 +21477,7 @@
               <w:rPr>
                 <w:sz w:val="15"/>
               </w:rPr>
-              <w:t>15/4</w:t>
+              <w:t>16/3</w:t>
             </w:r>
           </w:p>
         </w:tc>
@@ -21500,7 +21500,7 @@
               <w:rPr>
                 <w:sz w:val="15"/>
               </w:rPr>
-              <w:t>0/5</w:t>
+              <w:t>1/4</w:t>
             </w:r>
           </w:p>
         </w:tc>
@@ -21546,7 +21546,7 @@
               <w:rPr>
                 <w:sz w:val="15"/>
               </w:rPr>
-              <w:t>0/12</w:t>
+              <w:t>1/11</w:t>
             </w:r>
           </w:p>
         </w:tc>
@@ -21599,7 +21599,7 @@
               <w:rPr>
                 <w:sz w:val="15"/>
               </w:rPr>
-              <w:t>15/3</w:t>
+              <w:t>16/2</w:t>
             </w:r>
           </w:p>
         </w:tc>
@@ -21671,7 +21671,7 @@
               <w:rPr>
                 <w:sz w:val="15"/>
               </w:rPr>
-              <w:t>0/14</w:t>
+              <w:t>2/12</w:t>
             </w:r>
           </w:p>
         </w:tc>
@@ -21722,7 +21722,7 @@
               <w:rPr>
                 <w:sz w:val="15"/>
               </w:rPr>
-              <w:t>11/3</w:t>
+              <w:t>12/2</w:t>
             </w:r>
           </w:p>
         </w:tc>
@@ -21791,7 +21791,7 @@
               <w:rPr>
                 <w:sz w:val="15"/>
               </w:rPr>
-              <w:t>0/15</w:t>
+              <w:t>2/13</w:t>
             </w:r>
           </w:p>
         </w:tc>
@@ -21955,7 +21955,7 @@
               <w:rPr>
                 <w:sz w:val="15"/>
               </w:rPr>
-              <w:t>0.941 / 0.433 / 0.485</w:t>
+              <w:t>0.900 / 0.444 / 0.545</w:t>
             </w:r>
           </w:p>
         </w:tc>
@@ -21978,7 +21978,7 @@
               <w:rPr>
                 <w:sz w:val="15"/>
               </w:rPr>
-              <w:t>0.941 / 0.700 / 0.640</w:t>
+              <w:t>0.850 / 0.704 / 0.680</w:t>
             </w:r>
           </w:p>
         </w:tc>
@@ -22031,7 +22031,7 @@
               <w:rPr>
                 <w:sz w:val="15"/>
               </w:rPr>
-              <w:t>0.882 / 0.600 / 0.556</w:t>
+              <w:t>0.850 / 0.630 / 0.630</w:t>
             </w:r>
           </w:p>
         </w:tc>
@@ -22055,7 +22055,7 @@
               <w:rPr>
                 <w:sz w:val="15"/>
               </w:rPr>
-              <w:t>0.882 / 0.800 / 0.714</w:t>
+              <w:t>0.800 / 0.815 / 0.762</w:t>
             </w:r>
           </w:p>
         </w:tc>
@@ -22106,7 +22106,7 @@
               <w:rPr>
                 <w:sz w:val="15"/>
               </w:rPr>
-              <w:t>0.882 / 0.700 / 0.625</w:t>
+              <w:t>0.850 / 0.741 / 0.708</w:t>
             </w:r>
           </w:p>
         </w:tc>
@@ -22129,7 +22129,7 @@
               <w:rPr>
                 <w:sz w:val="15"/>
               </w:rPr>
-              <w:t>0.882 / 0.867 / 0.789</w:t>
+              <w:t>0.800 / 0.889 / 0.842</w:t>
             </w:r>
           </w:p>
         </w:tc>
@@ -22182,7 +22182,7 @@
               <w:rPr>
                 <w:sz w:val="15"/>
               </w:rPr>
-              <w:t>0.882 / 0.800 / 0.714</w:t>
+              <w:t>0.800 / 0.815 / 0.762</w:t>
             </w:r>
           </w:p>
         </w:tc>
@@ -22206,7 +22206,7 @@
               <w:rPr>
                 <w:sz w:val="15"/>
               </w:rPr>
-              <w:t>0.882 / 0.900 / 0.833</w:t>
+              <w:t>0.800 / 0.926 / 0.889</w:t>
             </w:r>
           </w:p>
         </w:tc>
@@ -22257,7 +22257,7 @@
               <w:rPr>
                 <w:sz w:val="15"/>
               </w:rPr>
-              <w:t>0.647 / 0.833 / 0.688</w:t>
+              <w:t>0.600 / 0.852 / 0.750</w:t>
             </w:r>
           </w:p>
         </w:tc>
@@ -22280,7 +22280,7 @@
               <w:rPr>
                 <w:sz w:val="15"/>
               </w:rPr>
-              <w:t>0.647 / 0.900 / 0.786</w:t>
+              <w:t>0.600 / 0.926 / 0.857</w:t>
             </w:r>
           </w:p>
         </w:tc>
@@ -22771,7 +22771,7 @@
     </w:p>
     <w:p>
       <w:r>
-        <w:t>Restricting the primary graded set to crystal or confident site models removes the seven partial-site variants. A636P remains in this sensitivity because it is a confident-site case, so its two newly committed neutral fold expectations still count as prediction disagreements. The confidence restriction therefore removes lower-confidence observations without turning the remaining cohort into a hidden high-performing subset; it should be read as a robustness view, not as an alternative benchmark definition.</w:t>
+        <w:t>Restricting the primary graded set to crystal or confident site models removes the seven partial-site variants. A636P remains in this sensitivity because it is a confident-site case, so its two newly committed neutral fold expectations still count as prediction disagreements. The restricted cohort scored 36.0/50 = 0.720 against 39.5/57 = 0.693 on the full graded set, a difference of 0.027. The confidence restriction therefore removes lower-confidence observations without turning the remaining cohort into a hidden high-performing subset; it should be read as a robustness view, not as an alternative benchmark definition. The two pLDDT thresholds operate together rather than as alternative configurations: a partner interface enters the gated set at 50, confidence is upgraded to high at 70, and the seven interfaces lying between those values are exactly the seven partial-site variants removed here.</w:t>
       </w:r>
     </w:p>
     <w:p>

--- a/docs/COMAVI_manuscript_current.docx
+++ b/docs/COMAVI_manuscript_current.docx
@@ -22317,7 +22317,7 @@
     </w:p>
     <w:p>
       <w:r>
-        <w:t>At the 2.5 reference, 25/61 benchmark variants had at least one firing energetic output and 36/61 were silent. Among the 56 variants with a clinical label, 42 were pathogenic. All 22 labelled variants with a firing output were pathogenic, whereas the silent group contained 20 pathogenic and 14 benign variants (Fisher p = 3.1 × 10^-4). The 20 pathogenic-but-silent variants spanned 11/14 systems. Because the benchmark was selected for mechanism evidence, these fractions are not expected clinical predictive values; they establish only the direction of the asymmetry between positive and silent structural calls.</w:t>
+        <w:t>At the 2.5 reference, 27 of 61 benchmark variants had at least one firing energetic output and 34 were silent, where firing uses the shipped reduction over confidence-passing axes rather than a raw threshold on every partner column. Among the 49 variants carrying a curated clinical annotation, 37 were pathogenic. All 22 annotated variants with a firing output were pathogenic, so no benign variant in this cohort produced one, whereas the silent group contained 15 pathogenic and 12 benign variants (Fisher exact p = 2.0 × 10^-4). The 15 pathogenic-but-silent variants spanned 10 of the 14 systems. Because the benchmark was selected for mechanism evidence, these fractions are not expected clinical predictive values; they establish only the direction of the asymmetry between positive and silent structural calls.</w:t>
       </w:r>
     </w:p>
     <w:p>
@@ -22740,7 +22740,7 @@
         <w:rPr>
           <w:rFonts w:ascii="Arial" w:hAnsi="Arial" w:eastAsia="Arial"/>
         </w:rPr>
-        <w:t>On the common complete-case population of 47 clinically labelled variants, AlphaMissense had pathogenicity ROC AUC 0.903, ISDS-v1 0.851, the ISDS energetic component 0.836, and the context component 0.769. This population is equal in size but not identical in membership to the 47-variant structural-prioritization subset, and the task is different. On the broader 49-variant clinically labelled set used in the earlier thresholded comparison, AlphaMissense was correct on 38/43 confident calls and 40/49 when ambiguous scores were thresholded at 0.5 and two no-calls were counted as errors. Those counts use a different decision convention and population; the common-set pathogenicity AUC comparison is the primary cross-method summary.</w:t>
+        <w:t>On the common complete-case population of 47 clinically labelled variants, AlphaMissense had pathogenicity ROC AUC 0.903, ISDS-v1 0.851, the ISDS energetic component 0.836, and the context component 0.769. This population is equal in size but not identical in membership to the 47-variant structural-prioritization subset, and the task is different. On the 49 benchmark variants carrying an AlphaMissense class, and scoring against the curated clinical annotation rather than the structural ground truth used elsewhere, AlphaMissense was correct on 38 of its 43 confident calls (0.884) and on 40 of 49 (0.816) when the four ambiguous scores were resolved at a pathogenicity threshold of 0.5 and the two variants without a score were counted as errors. The five confident-call errors were MLH1 V384D and K618E called likely pathogenic against benign annotations, and HBB E6V, CALM1 N98S and CFH R53H called likely benign against pathogenic annotations. Those counts use a different decision convention and ground truth from the rest of this work; the common-set pathogenicity AUC comparison is the primary cross-method summary.</w:t>
       </w:r>
     </w:p>
     <w:p>

--- a/docs/COMAVI_manuscript_current.docx
+++ b/docs/COMAVI_manuscript_current.docx
@@ -4774,7 +4774,7 @@
         <w:pStyle w:val="Heading2"/>
       </w:pPr>
       <w:r>
-        <w:t>S1 Text - Implementation details and statistical conventions</w:t>
+        <w:t>S1 Text. Implementation details and statistical conventions</w:t>
       </w:r>
     </w:p>
     <w:p>
@@ -5186,7 +5186,7 @@
               <w:rPr>
                 <w:sz w:val="13"/>
               </w:rPr>
-              <w:t>Rowling, Cook &amp; Itzhaki 2010 JBC 285:20080 (PMID 20452977; PMC2888420), S1 Table</w:t>
+              <w:t>Rowling, Cook &amp; Itzhaki 2010 JBC 285:20080 (PMID 20452977; PMC2888420), Table S1 therein</w:t>
             </w:r>
           </w:p>
         </w:tc>
@@ -5357,7 +5357,7 @@
               <w:rPr>
                 <w:sz w:val="13"/>
               </w:rPr>
-              <w:t>Rowling, Cook &amp; Itzhaki 2010 JBC 285:20080 (PMID 20452977; PMC2888420), S1 Table</w:t>
+              <w:t>Rowling, Cook &amp; Itzhaki 2010 JBC 285:20080 (PMID 20452977; PMC2888420), Table S1 therein</w:t>
             </w:r>
           </w:p>
         </w:tc>
@@ -5528,7 +5528,7 @@
               <w:rPr>
                 <w:sz w:val="13"/>
               </w:rPr>
-              <w:t>Rowling, Cook &amp; Itzhaki 2010 JBC 285:20080 (PMID 20452977; PMC2888420), S1 Table</w:t>
+              <w:t>Rowling, Cook &amp; Itzhaki 2010 JBC 285:20080 (PMID 20452977; PMC2888420), Table S1 therein</w:t>
             </w:r>
           </w:p>
         </w:tc>
@@ -5699,7 +5699,7 @@
               <w:rPr>
                 <w:sz w:val="13"/>
               </w:rPr>
-              <w:t>Rowling, Cook &amp; Itzhaki 2010 JBC 285:20080 (PMID 20452977; PMC2888420), S1 Table</w:t>
+              <w:t>Rowling, Cook &amp; Itzhaki 2010 JBC 285:20080 (PMID 20452977; PMC2888420), Table S1 therein</w:t>
             </w:r>
           </w:p>
         </w:tc>
@@ -5870,7 +5870,7 @@
               <w:rPr>
                 <w:sz w:val="13"/>
               </w:rPr>
-              <w:t>Rowling, Cook &amp; Itzhaki 2010 JBC 285:20080 (PMID 20452977; PMC2888420), S1 Table</w:t>
+              <w:t>Rowling, Cook &amp; Itzhaki 2010 JBC 285:20080 (PMID 20452977; PMC2888420), Table S1 therein</w:t>
             </w:r>
           </w:p>
         </w:tc>
@@ -6041,7 +6041,7 @@
               <w:rPr>
                 <w:sz w:val="13"/>
               </w:rPr>
-              <w:t>Rowling, Cook &amp; Itzhaki 2010 JBC 285:20080 (PMID 20452977; PMC2888420), S1 Table</w:t>
+              <w:t>Rowling, Cook &amp; Itzhaki 2010 JBC 285:20080 (PMID 20452977; PMC2888420), Table S1 therein</w:t>
             </w:r>
           </w:p>
         </w:tc>
@@ -6212,7 +6212,7 @@
               <w:rPr>
                 <w:sz w:val="13"/>
               </w:rPr>
-              <w:t>Rowling, Cook &amp; Itzhaki 2010 JBC 285:20080 (PMID 20452977; PMC2888420), S1 Table</w:t>
+              <w:t>Rowling, Cook &amp; Itzhaki 2010 JBC 285:20080 (PMID 20452977; PMC2888420), Table S1 therein</w:t>
             </w:r>
           </w:p>
         </w:tc>
@@ -6383,7 +6383,7 @@
               <w:rPr>
                 <w:sz w:val="13"/>
               </w:rPr>
-              <w:t>Rowling, Cook &amp; Itzhaki 2010 JBC 285:20080 (PMID 20452977; PMC2888420), S1 Table</w:t>
+              <w:t>Rowling, Cook &amp; Itzhaki 2010 JBC 285:20080 (PMID 20452977; PMC2888420), Table S1 therein</w:t>
             </w:r>
           </w:p>
         </w:tc>
@@ -6554,7 +6554,7 @@
               <w:rPr>
                 <w:sz w:val="13"/>
               </w:rPr>
-              <w:t>Rowling, Cook &amp; Itzhaki 2010 JBC 285:20080 (PMID 20452977; PMC2888420), S1 Table</w:t>
+              <w:t>Rowling, Cook &amp; Itzhaki 2010 JBC 285:20080 (PMID 20452977; PMC2888420), Table S1 therein</w:t>
             </w:r>
           </w:p>
         </w:tc>
@@ -6725,7 +6725,7 @@
               <w:rPr>
                 <w:sz w:val="13"/>
               </w:rPr>
-              <w:t>Rowling, Cook &amp; Itzhaki 2010 JBC 285:20080 (PMID 20452977; PMC2888420), S1 Table</w:t>
+              <w:t>Rowling, Cook &amp; Itzhaki 2010 JBC 285:20080 (PMID 20452977; PMC2888420), Table S1 therein</w:t>
             </w:r>
           </w:p>
         </w:tc>
@@ -6896,7 +6896,7 @@
               <w:rPr>
                 <w:sz w:val="13"/>
               </w:rPr>
-              <w:t>Rowling, Cook &amp; Itzhaki 2010 JBC 285:20080 (PMID 20452977; PMC2888420), S1 Table</w:t>
+              <w:t>Rowling, Cook &amp; Itzhaki 2010 JBC 285:20080 (PMID 20452977; PMC2888420), Table S1 therein</w:t>
             </w:r>
           </w:p>
         </w:tc>
@@ -7067,7 +7067,7 @@
               <w:rPr>
                 <w:sz w:val="13"/>
               </w:rPr>
-              <w:t>Rowling, Cook &amp; Itzhaki 2010 JBC 285:20080 (PMID 20452977; PMC2888420), S1 Table</w:t>
+              <w:t>Rowling, Cook &amp; Itzhaki 2010 JBC 285:20080 (PMID 20452977; PMC2888420), Table S1 therein</w:t>
             </w:r>
           </w:p>
         </w:tc>
@@ -17507,7 +17507,7 @@
         <w:pStyle w:val="Heading2"/>
       </w:pPr>
       <w:r>
-        <w:t>S2 Text - Evidence provenance and denominator sensitivity</w:t>
+        <w:t>S2 Text. Evidence provenance and denominator sensitivity</w:t>
       </w:r>
     </w:p>
     <w:p>
@@ -18065,7 +18065,7 @@
         <w:pStyle w:val="Heading2"/>
       </w:pPr>
       <w:r>
-        <w:t>S3 Text - Mechanism-class decomposition, fold-arm errors, and ground-truth conventions</w:t>
+        <w:t>S3 Text. Mechanism-class decomposition, fold-arm errors, and ground-truth conventions</w:t>
       </w:r>
     </w:p>
     <w:p>
@@ -19065,7 +19065,7 @@
         <w:pStyle w:val="Heading2"/>
       </w:pPr>
       <w:r>
-        <w:t>S4 Text - Operating-point and calibration diagnostics</w:t>
+        <w:t>S4 Text. Operating-point and calibration diagnostics</w:t>
       </w:r>
     </w:p>
     <w:p>
@@ -20564,7 +20564,7 @@
         <w:pStyle w:val="Heading2"/>
       </w:pPr>
       <w:r>
-        <w:t>S5 Text - Structural-context comparators, evidence states, and priority-score sensitivity</w:t>
+        <w:t>S5 Text. Structural-context comparators, evidence states, and priority-score sensitivity</w:t>
       </w:r>
     </w:p>
     <w:p>
@@ -22312,7 +22312,7 @@
         <w:pStyle w:val="Heading2"/>
       </w:pPr>
       <w:r>
-        <w:t>S6 Text - Pathogenicity comparison, directional enrichment, and gain of function</w:t>
+        <w:t>S6 Text. Pathogenicity comparison, directional enrichment, and gain of function</w:t>
       </w:r>
     </w:p>
     <w:p>
@@ -22758,7 +22758,7 @@
         <w:pStyle w:val="Heading2"/>
       </w:pPr>
       <w:r>
-        <w:t>S7 Text - Robustness, uncertainty, and metric reconciliation</w:t>
+        <w:t>S7 Text. Robustness, uncertainty, and metric reconciliation</w:t>
       </w:r>
     </w:p>
     <w:p>
@@ -23408,7 +23408,7 @@
         <w:pStyle w:val="Heading2"/>
       </w:pPr>
       <w:r>
-        <w:t>S8 Text - Independent binding-axis validation on SKEMPI 2.0</w:t>
+        <w:t>S8 Text. Independent binding-axis validation on SKEMPI 2.0</w:t>
       </w:r>
     </w:p>
     <w:p>
@@ -23421,7 +23421,7 @@
         <w:rPr>
           <w:b/>
         </w:rPr>
-        <w:t>S9 Text - Do high-priority variants also have their mechanism graded correctly?</w:t>
+        <w:t>S9 Text. Do high-priority variants also have their mechanism graded correctly?</w:t>
       </w:r>
     </w:p>
     <w:p>

--- a/docs/COMAVI_manuscript_current.docx
+++ b/docs/COMAVI_manuscript_current.docx
@@ -1,8 +1,8 @@
 
 <file path=word/document.xml><?xml version="1.0" encoding="utf-8"?>
-<w:document xmlns:wpc="http://schemas.microsoft.com/office/word/2010/wordprocessingCanvas" xmlns:cx="http://schemas.microsoft.com/office/drawing/2014/chartex" xmlns:cx1="http://schemas.microsoft.com/office/drawing/2015/9/8/chartex" xmlns:cx2="http://schemas.microsoft.com/office/drawing/2015/10/21/chartex" xmlns:cx3="http://schemas.microsoft.com/office/drawing/2016/5/9/chartex" xmlns:cx4="http://schemas.microsoft.com/office/drawing/2016/5/10/chartex" xmlns:cx5="http://schemas.microsoft.com/office/drawing/2016/5/11/chartex" xmlns:cx6="http://schemas.microsoft.com/office/drawing/2016/5/12/chartex" xmlns:cx7="http://schemas.microsoft.com/office/drawing/2016/5/13/chartex" xmlns:cx8="http://schemas.microsoft.com/office/drawing/2016/5/14/chartex" xmlns:mc="http://schemas.openxmlformats.org/markup-compatibility/2006" xmlns:aink="http://schemas.microsoft.com/office/drawing/2016/ink" xmlns:am3d="http://schemas.microsoft.com/office/drawing/2017/model3d" xmlns:o="urn:schemas-microsoft-com:office:office" xmlns:oel="http://schemas.microsoft.com/office/2019/extlst" xmlns:r="http://schemas.openxmlformats.org/officeDocument/2006/relationships" xmlns:m="http://schemas.openxmlformats.org/officeDocument/2006/math" xmlns:v="urn:schemas-microsoft-com:vml" xmlns:wp14="http://schemas.microsoft.com/office/word/2010/wordprocessingDrawing" xmlns:wp="http://schemas.openxmlformats.org/drawingml/2006/wordprocessingDrawing" xmlns:w10="urn:schemas-microsoft-com:office:word" xmlns:w="http://schemas.openxmlformats.org/wordprocessingml/2006/main" xmlns:w14="http://schemas.microsoft.com/office/word/2010/wordml" xmlns:w15="http://schemas.microsoft.com/office/word/2012/wordml" xmlns:w16cei="http://schemas.microsoft.com/office/word/2026/wordml/cei" xmlns:w16cex="http://schemas.microsoft.com/office/word/2018/wordml/cex" xmlns:w16cid="http://schemas.microsoft.com/office/word/2016/wordml/cid" xmlns:w16="http://schemas.microsoft.com/office/word/2018/wordml" xmlns:w16du="http://schemas.microsoft.com/office/word/2023/wordml/word16du" xmlns:w16sdtdh="http://schemas.microsoft.com/office/word/2020/wordml/sdtdatahash" xmlns:w16sdtfl="http://schemas.microsoft.com/office/word/2024/wordml/sdtformatlock" xmlns:w16se="http://schemas.microsoft.com/office/word/2015/wordml/symex" xmlns:wpg="http://schemas.microsoft.com/office/word/2010/wordprocessingGroup" xmlns:wpi="http://schemas.microsoft.com/office/word/2010/wordprocessingInk" xmlns:wne="http://schemas.microsoft.com/office/word/2006/wordml" xmlns:wps="http://schemas.microsoft.com/office/word/2010/wordprocessingShape" mc:Ignorable="w14 w15 w16se w16cid w16 w16cex w16sdtdh w16sdtfl w16du wp14">
+<w:document xmlns:a="http://schemas.openxmlformats.org/drawingml/2006/main" xmlns:ns1="http://schemas.openxmlformats.org/markup-compatibility/2006" xmlns:ns2="http://schemas.microsoft.com/office/word/2010/wordml" xmlns:ns4="http://schemas.microsoft.com/office/word/2010/wordprocessingDrawing" xmlns:ns6="http://schemas.openxmlformats.org/drawingml/2006/picture" xmlns:r="http://schemas.openxmlformats.org/officeDocument/2006/relationships" xmlns:w="http://schemas.openxmlformats.org/wordprocessingml/2006/main" xmlns:wp="http://schemas.openxmlformats.org/drawingml/2006/wordprocessingDrawing" ns1:Ignorable="w14 w15 w16se w16cid w16 w16cex w16sdtdh w16sdtfl w16du wp14">
   <w:body>
-    <w:p>
+    <w:p ns2:paraId="438FDD60" ns2:textId="77777777">
       <w:pPr>
         <w:pStyle w:val="Title"/>
         <w:jc w:val="center"/>
@@ -11,7 +11,7 @@
         <w:t>COMAVI: complex-aware structural mechanism profiles for prioritizing missense variants</w:t>
       </w:r>
     </w:p>
-    <w:p>
+    <w:p ns2:paraId="012C7D2D" ns2:textId="77777777">
       <w:pPr>
         <w:pStyle w:val="Heading1"/>
       </w:pPr>
@@ -19,7 +19,7 @@
         <w:t>Abstract</w:t>
       </w:r>
     </w:p>
-    <w:p>
+    <w:p ns2:paraId="22CADDE6" ns2:textId="77777777">
       <w:r>
         <w:rPr>
           <w:rFonts w:ascii="Arial" w:hAnsi="Arial" w:eastAsia="Arial"/>
@@ -27,7 +27,7 @@
         <w:t>Researchers often identify more missense variants than they can characterize experimentally. Pathogenicity scores can rank variants that may matter, but they generally do not identify the structural process affected or the experiment most likely to test it. COMAVI (Complex-Aware Variant Impact Scoring) evaluates each variant in an isolated protein and, when available, in the assembled complex. It reports predicted changes in isolated-subunit stability, stability calculated in the assembled complex, and protein-protein interaction energy, together with a structural-context tier. From the same evidence, COMAVI produces two linked outputs. The priority score ranks the strength of modeled structural-disruption evidence; the mechanism profile preserves the signed evidence needed to propose a lesion and select an experiment. Neither output is a pathogenicity verdict.</w:t>
       </w:r>
     </w:p>
-    <w:p>
+    <w:p ns2:paraId="5BAF7D06" ns2:textId="77777777">
       <w:r>
         <w:rPr>
           <w:rFonts w:ascii="Arial" w:hAnsi="Arial" w:eastAsia="Arial"/>
@@ -35,7 +35,7 @@
         <w:t>The 61-variant literature-curated resource supported two overlapping analyses across 14 protein systems. Mechanism-pattern recovery was evaluated in 57 variants: 47 interaction variants and 10 monomer-only BRCA1 tandem-BRCT variants. At the 2.5 kcal/mol reference threshold, COMAVI achieved a partial-credit mechanism-pattern score of 39.5/57 (0.693). Structural prioritization was evaluated in the overlapping set of 47 interaction variants with a committed structural endpoint; the priority score placed 17 of 20 variants with modeled structural mechanisms in the top 20. Those 17 also carry the higher mechanism-pattern grades: mean grade 0.588 inside the top 20 against 0.167 outside it, with no fully consistent variant ranked below the cut (S9 Text). These results evaluate the two intended uses of COMAVI: recovering the expected combination of structural effects and concentrating structurally disruptive variants near the top of a candidate list.</w:t>
       </w:r>
     </w:p>
-    <w:p>
+    <w:p ns2:paraId="765C248F" ns2:textId="77777777">
       <w:r>
         <w:rPr>
           <w:rFonts w:ascii="Arial" w:hAnsi="Arial" w:eastAsia="Arial"/>
@@ -43,7 +43,7 @@
         <w:t>The energy threshold used to convert each continuous predicted ΔΔG into a yes-or-no mechanism call changed the balance between recovery and conservatism. Lower thresholds recovered more candidate mechanisms, whereas higher thresholds produced fewer structural assertions and missed more experimentally measured destabilizations. FoldX generally preserved the ordering of measured effects but compressed large magnitudes, explaining why stringent thresholds reduced sensitivity.</w:t>
       </w:r>
     </w:p>
-    <w:p>
+    <w:p ns2:paraId="47F36E25" ns2:textId="77777777">
       <w:r>
         <w:rPr>
           <w:rFonts w:ascii="Arial" w:hAnsi="Arial" w:eastAsia="Arial"/>
@@ -51,7 +51,7 @@
         <w:t>COMAVI is therefore best used in two stages. First, use the priority score to allocate experimental attention. Second, inspect the signed mechanism profile, structural context, uncertainty, selected threshold, and model limitations to choose a stability, assembly, or binding experiment. A silent result means only that no lesion was detected in the supplied static model at the stated threshold; it does not exclude pathogenicity or a mechanism outside that model.</w:t>
       </w:r>
     </w:p>
-    <w:p>
+    <w:p ns2:paraId="60D5665E" ns2:textId="77777777">
       <w:pPr>
         <w:pStyle w:val="Heading1"/>
         <w:spacing w:after="50" w:line="240" w:lineRule="auto"/>
@@ -60,35 +60,35 @@
         <w:t>1. Introduction</w:t>
       </w:r>
     </w:p>
-    <w:p>
+    <w:p ns2:paraId="75C517AF" ns2:textId="77777777">
       <w:r>
         <w:t>Sequencing studies often identify more missense candidates than can be characterized experimentally. Researchers must therefore decide not only which variants may matter, but also which variants justify wet-lab investment and which experiment should be performed first. A rank alone cannot distinguish a stability assay from an affinity measurement, an assembly experiment, or a search for a dynamic or regulatory defect.</w:t>
       </w:r>
     </w:p>
-    <w:p>
+    <w:p ns2:paraId="252A983A" ns2:textId="77777777">
       <w:r>
-        <w:t>Variant-effect predictors answer a related but different question. Sequence- and evolution-based models estimate whether a substitution is likely to be damaging; AlphaMissense, for example, provides proteome-wide pathogenicity scores [1]. A pathogenicity score alone generally does not specify which structural process is affected or which experiment should test it. Similar scores can describe variants that destabilize a folded domain, weaken an interface, perturb an assembled subunit, alter catalysis, or change dynamics. Those possibilities require different experiments.</w:t>
+        <w:t>This is the point at which variant-effect predictors stop being sufficient, because they answer a related but different question: how likely a substitution is to be damaging, rather than what it damages. Sequence- and evolution-based models estimate that likelihood; AlphaMissense, for example, provides proteome-wide pathogenicity scores [1]. A pathogenicity score alone generally does not specify which structural process is affected or which experiment should test it. Similar scores can describe variants that destabilize a folded domain, weaken an interface, perturb an assembled subunit, alter catalysis, or change dynamics. Those possibilities require different experiments.</w:t>
       </w:r>
     </w:p>
-    <w:p>
+    <w:p ns2:paraId="6E1EA217" ns2:textId="134D3D89">
       <w:r>
         <w:t>Many proteins function in complexes, so the structural context of a residue can change when partners assemble. A site exposed in an isolated chain may become buried in a complex; a substitution tolerated in the isolated subunit may destabilize the assembled model or weaken one partner interaction. Conversely, an interface substitution can change affinity while leaving the isolated fold intact. Experiments that measure folding and binding separately reveal distinct energetic and allosteric effects [2]. A method intended to guide follow-up should preserve this monomer-versus-multimer distinction rather than collapse it into one impact score.</w:t>
       </w:r>
     </w:p>
-    <w:p>
+    <w:p ns2:paraId="283D2EF6" ns2:textId="77777777">
       <w:r>
         <w:rPr>
           <w:rFonts w:ascii="Arial" w:hAnsi="Arial" w:eastAsia="Arial"/>
         </w:rPr>
-        <w:t>Large-scale structural annotation tools now place variants in experimental and predicted structures, and some frameworks can analyze both individual proteins and complexes [3-10]. Explicitly comparing the same substitution in isolated and assembled coordinates, however, remains uncommon. MAVISp is a broad modular framework that includes stability and local-interaction analyses across supplied structural contexts [4]. COMAVI addresses the narrower experimental-triage question: it directly contrasts isolated and assembled calculations for the same variant, keeps fold and binding predictions separate, records what the supplied model can and cannot represent, and links the resulting profile to an experimental next step. Related stability and interface methods provide complementary benchmarks and predictors [11-18].</w:t>
+        <w:t>Large-scale structural annotation tools now place variants in experimental and predicted structures, and some frameworks can analyze both individual proteins and complexes [3-10]. Explicitly comparing the same substitution in isolated and assembled coordinates, however, remains uncommon. The closest comparable resource is MAVISp, a modular framework that computes folding and local-interaction free energies across more than a thousand proteins and deposits them in a curated database [4]. Its stability module estimates folding energy on one selected structure per target, and its local-interaction module treats interfaces; the two are not run on the same substitution in both contexts and compared, so the contrast between an isolated subunit and the same subunit inside its assembly is not among the quantities it reports. COMAVI computes that contrast as a primary output. COMAVI addresses the narrower experimental-triage question: it directly contrasts isolated and assembled calculations for the same variant, keeps fold and binding predictions separate, records what the supplied model can and cannot represent, and links the resulting profile to an experimental next step. Related stability and interface methods provide complementary benchmarks and predictors [11-18].</w:t>
       </w:r>
     </w:p>
-    <w:p>
+    <w:p ns2:paraId="4E3F6EB4" ns2:textId="77777777">
       <w:r>
         <w:t>We developed COMAVI to compare a variant across isolated and assembled structural contexts and to translate the resulting evidence into an experimental hypothesis. We then asked whether the mechanism profiles recovered literature-supported structural effects and whether a fixed priority score could concentrate variants with modeled structural lesions near the top of a candidate list. The intended output is assay-directed structural triage, not clinical classification.</w:t>
       </w:r>
     </w:p>
-    <w:p>
+    <w:p ns2:paraId="7286D956" ns2:textId="77777777">
       <w:pPr>
         <w:pStyle w:val="Heading1"/>
         <w:spacing w:after="50" w:line="240" w:lineRule="auto"/>
@@ -97,7 +97,7 @@
         <w:t>2. Materials and Methods</w:t>
       </w:r>
     </w:p>
-    <w:p>
+    <w:p ns2:paraId="3A4CB24D" ns2:textId="77777777">
       <w:pPr>
         <w:pStyle w:val="Heading2"/>
       </w:pPr>
@@ -105,7 +105,7 @@
         <w:t>2.1 What COMAVI computes</w:t>
       </w:r>
     </w:p>
-    <w:p>
+    <w:p ns2:paraId="2B6109C4" ns2:textId="77777777">
       <w:r>
         <w:rPr>
           <w:rFonts w:ascii="Arial" w:hAnsi="Arial" w:eastAsia="Arial"/>
@@ -113,7 +113,7 @@
         <w:t>COMAVI takes a missense variant plus isolated and assembled structural models and calculates three FoldX 5.1 energy changes: stability of the isolated subunit, stability calculated in the assembled complex, and interaction energy for each protein partner. Here, "stability calculated in the assembled complex" (formally, complex-context stability) means the FoldX BuildModel mutation-induced folding-energy change computed using the assembled coordinates. The term identifies the structural context of the calculation; it does not describe a folding pathway or prove that a subunit folds normally in isolation and becomes destabilized only after binding.</w:t>
       </w:r>
     </w:p>
-    <w:p>
+    <w:p ns2:paraId="44C07D38" ns2:textId="77777777">
       <w:r>
         <w:rPr>
           <w:rFonts w:ascii="Arial" w:hAnsi="Arial" w:eastAsia="Arial"/>
@@ -121,7 +121,7 @@
         <w:t>From these energies and an energy-free Tier 1-4 summary of local structural context, COMAVI returns two linked outputs (Fig 1). The priority score (ISDS-v1) combines energy magnitude and structural context to rank variants for follow-up. The mechanism profile retains the signed energy changes, tier, uncertainty, selected threshold, and model limitations needed to choose an experiment. Because the three energy changes can occur together, COMAVI does not force a variant into one mechanism label: a profile may support an isolated-fold effect, an assembled-complex effect, a binding effect, more than one of these, or no detected effect at the selected threshold. Before a silent result is interpreted, the supplied model must also be checked for the partner, ligand, state, or modification required for the relevant biology.</w:t>
       </w:r>
     </w:p>
-    <w:p>
+    <w:p ns2:paraId="5331D795" ns2:textId="77777777">
       <w:pPr>
         <w:keepNext/>
         <w:spacing w:before="80" w:after="20"/>
@@ -133,36 +133,36 @@
         </w:rPr>
         <w:lastRenderedPageBreak/>
         <w:drawing>
-          <wp:inline distT="0" distB="0" distL="0" distR="0" wp14:anchorId="2CEFC76D" wp14:editId="05C25EB8">
-            <wp:extent cx="6080760" cy="2421210"/>
+          <wp:inline distT="0" distB="0" distL="0" distR="0" ns4:anchorId="2CEFC76D" ns4:editId="05C25EB8">
+            <wp:extent cx="6080760" cy="2225457"/>
             <wp:effectExtent l="0" t="0" r="0" b="0"/>
             <wp:docPr id="13" name="Picture 13" descr="Workflow showing the missense-variant input, four structural evidence components, the ISDS-v1 priority score, the mechanism profile, and their separate experimental uses." title="Workflow showing the missense-variant input, four structural evidence components, the ISDS-v1 priority score, the mechan"/>
             <wp:cNvGraphicFramePr>
-              <a:graphicFrameLocks xmlns:a="http://schemas.openxmlformats.org/drawingml/2006/main" noChangeAspect="1"/>
+              <a:graphicFrameLocks noChangeAspect="1"/>
             </wp:cNvGraphicFramePr>
-            <a:graphic xmlns:a="http://schemas.openxmlformats.org/drawingml/2006/main">
+            <a:graphic>
               <a:graphicData uri="http://schemas.openxmlformats.org/drawingml/2006/picture">
-                <pic:pic xmlns:pic="http://schemas.openxmlformats.org/drawingml/2006/picture">
-                  <pic:nvPicPr>
-                    <pic:cNvPr id="0" name="image1.png"/>
-                    <pic:cNvPicPr/>
-                  </pic:nvPicPr>
-                  <pic:blipFill>
+                <ns6:pic>
+                  <ns6:nvPicPr>
+                    <ns6:cNvPr id="0" name="image1.png"/>
+                    <ns6:cNvPicPr/>
+                  </ns6:nvPicPr>
+                  <ns6:blipFill>
                     <a:blip r:embed="rId12"/>
                     <a:stretch>
                       <a:fillRect/>
                     </a:stretch>
-                  </pic:blipFill>
-                  <pic:spPr>
+                  </ns6:blipFill>
+                  <ns6:spPr>
                     <a:xfrm>
                       <a:off x="0" y="0"/>
-                      <a:ext cx="6080760" cy="2421210"/>
+                      <a:ext cx="6080760" cy="2225457"/>
                     </a:xfrm>
                     <a:prstGeom prst="rect">
                       <a:avLst/>
                     </a:prstGeom>
-                  </pic:spPr>
-                </pic:pic>
+                  </ns6:spPr>
+                </ns6:pic>
               </a:graphicData>
             </a:graphic>
           </wp:inline>
@@ -176,7 +176,7 @@
         </w:rPr>
       </w:r>
     </w:p>
-    <w:p>
+    <w:p ns2:paraId="3A2861B2" ns2:textId="77777777">
       <w:pPr>
         <w:pStyle w:val="Caption"/>
         <w:keepNext/>
@@ -190,7 +190,7 @@
         <w:t>Fig 1. COMAVI converts structural calculations into two complementary products. The three energy calculations - isolated-subunit stability, stability calculated in the assembled complex, and partner-specific binding energy - contribute to both products: they supply the energy component of the priority score and the signed values of the mechanism profile. The structural-context tier contributes only to the priority score, as its context component. The mechanism profile is therefore read from the energies alone, which is what keeps a strong structural context from being reported as a mechanism. The priority score ranks variants for structural follow-up. The mechanism profile preserves signed energies, thresholded calls, uncertainty, context, and model limitations to choose an experiment. Pathogenicity remains a separate evidence dimension.</w:t>
       </w:r>
     </w:p>
-    <w:p>
+    <w:p ns2:paraId="3A38B917" ns2:textId="77777777">
       <w:pPr>
         <w:pStyle w:val="Heading2"/>
       </w:pPr>
@@ -198,15 +198,15 @@
         <w:t>2.2 Benchmark populations and literature-defined expectations</w:t>
       </w:r>
     </w:p>
-    <w:p>
+    <w:p ns2:paraId="2D216F83" ns2:textId="77777777">
       <w:r>
         <w:rPr>
           <w:rFonts w:ascii="Arial" w:hAnsi="Arial" w:eastAsia="Arial"/>
         </w:rPr>
-        <w:t>The 61-variant literature-curated resource spans 14 protein systems: 49 interaction variants across 13 complexes and 12 BRCA1 tandem-BRCT variants with measured isolated-subunit stability [19]. The resource supported several overlapping analyses. Whole-variant mechanism-pattern recovery was evaluated in 57 variants: 47 interaction variants and 10 BRCT core or fold variants. Partner-dependent outputs do not apply to the monomer-only BRCT panel and were omitted rather than scored as negative. Four variants were excluded from whole-variant grading because the relevant mechanism was not represented by the supplied structure or was not sufficiently established in the literature. Table 1 gives the composition of the resource by system, and S1 Table lists every variant with its clinical annotation, its expected mechanism, and the published result that defined that expectation. That table cites the defining publication per variant; the primary literature underlying the curated expectations across the 14 systems is [20-38].</w:t>
+        <w:t>The 61-variant literature-curated resource spans 14 protein systems: 13 multi-chain complexes contributing 49 interaction variants, and one single-chain system, the BRCA1 tandem BRCT domain, contributing 12 variants with measured isolated-subunit stability [19]. Three nested populations are used and are reported explicitly throughout, because they answer different questions and have different denominators. All 61 variants receive COMAVI outputs. Of these, 57 carry a committed mechanism expectation and are graded; the four excluded are listed in S1 Table with the reason, which in every case is that the supplied structure cannot represent the relevant mechanism. Of those, 47 also carry a structural-context tier and form the prioritization subset. Whole-variant mechanism-pattern recovery was evaluated in 57 variants: 47 interaction variants and 10 BRCA1 tandem-BRCT variants whose expected effect is on the stability of the isolated domain, either through burial of the substituted residue in the hydrophobic core or through direct disruption of the fold. Partner-dependent outputs do not apply to the monomer-only BRCT panel and were omitted rather than scored as negative. Four variants were excluded from whole-variant grading because the relevant mechanism was not represented by the supplied structure or was not sufficiently established in the literature. Table 1 gives the composition of the resource by system, and S1 Table lists every variant with its clinical annotation, its expected mechanism, and the published result that defined that expectation. That table cites the defining publication per variant; the primary literature underlying the curated expectations across the 14 systems is [20-38].</w:t>
       </w:r>
     </w:p>
-    <w:p>
+    <w:p ns2:paraId="76BFCB5B" ns2:textId="77777777">
       <w:r>
         <w:rPr>
           <w:rFonts w:ascii="Arial" w:hAnsi="Arial" w:eastAsia="Arial"/>
@@ -1639,7 +1639,7 @@
         </w:tc>
       </w:tr>
     </w:tbl>
-    <w:p>
+    <w:p ns2:paraId="36E948F0" ns2:textId="77777777">
       <w:r>
         <w:rPr>
           <w:rFonts w:ascii="Arial" w:hAnsi="Arial" w:eastAsia="Arial"/>
@@ -1647,7 +1647,7 @@
         <w:t>Primary literature defined the expected direction of each applicable energy calculation before COMAVI results were considered. Evidence was classified as quantitative energetic, quantitative functional, qualitative experimental, population-supported, or inferred, and by how directly it supported the structural effect. An inferred expectation was used when published mechanistic or retained-function evidence supported a specific modeled axis state but no axis-specific assay was available; the absence of a dedicated assay alone was not treated as evidence. Unknown or inapplicable axes were omitted rather than treated as negative. S2 Table gives the definitions and counts.</w:t>
       </w:r>
     </w:p>
-    <w:p>
+    <w:p ns2:paraId="2E9FE1CD" ns2:textId="77777777">
       <w:r>
         <w:rPr>
           <w:rFonts w:ascii="Arial" w:hAnsi="Arial" w:eastAsia="Arial"/>
@@ -1655,7 +1655,7 @@
         <w:t>Because disruptive variants are more likely than neutral controls to receive dedicated biophysical measurements, all evidence categories were retained in the main benchmark. We then repeated the tier analysis in stricter subsets. Requiring E1-E3 support for every committed axis retained n = 26 and gave sensitivity 0.875 and specificity 0.600; requiring direct-or-coupled support retained the same 26 variants and gave the same values. These were sensitivity analyses, not alternative benchmark definitions, and they did not fit evidence weights or retune tier boundaries. Population-supported and inferred neutral expectations were reported as such, not as measured neutrality.</w:t>
       </w:r>
     </w:p>
-    <w:p>
+    <w:p ns2:paraId="723E0443" ns2:textId="77777777">
       <w:pPr>
         <w:pStyle w:val="Heading3"/>
       </w:pPr>
@@ -1663,7 +1663,7 @@
         <w:t>2.2.1 Model scope: can the supplied structure represent the mechanism?</w:t>
       </w:r>
     </w:p>
-    <w:p>
+    <w:p ns2:paraId="503671E1" ns2:textId="77777777">
       <w:r>
         <w:t xml:space="preserve">Before scoring a known mechanism, we asked whether the supplied structure contained the biological context needed for that mechanism to appear: the relevant partner, ligand, modification, oligomeric state, and conformation. This model-scope decision was made independently of COMAVI predictions. We assessed technical usability - residue mapping, structural confidence, and uncertainty - separately. For new variants without established mechanisms, the public pipeline reports the calculations and their technical usability but </w:t>
       </w:r>
@@ -1671,12 +1671,12 @@
         <w:t>does not infer a literature-grounded mechanism or model-scope class. S3 Table gives the framework.</w:t>
       </w:r>
     </w:p>
-    <w:p>
+    <w:p ns2:paraId="53BBA22C" ns2:textId="77777777">
       <w:r>
         <w:t>When the required context was absent, a silent COMAVI result could not test the known mechanism. The isolated BRCA1 BRCT structure, for example, represents fold energetics but not phosphopeptide recognition by R1699L/Q. VHL Y98H lacks the relevant HIF-bound context, HBB E6V requires the deoxygenated polymerization state, and CALM1 N98S depends strongly on calcium-linked dynamics. These cases were treated as limitations of the supplied model rather than as negative structural evidence.</w:t>
       </w:r>
     </w:p>
-    <w:p>
+    <w:p ns2:paraId="60495F3A" ns2:textId="77777777">
       <w:pPr>
         <w:pStyle w:val="Heading2"/>
       </w:pPr>
@@ -1684,22 +1684,22 @@
         <w:t>2.3 Structures and energy calculations</w:t>
       </w:r>
     </w:p>
-    <w:p>
+    <w:p ns2:paraId="79D72DD3" ns2:textId="77777777">
       <w:r>
         <w:t>COMAVI scores a variant only in the context of a supplied multimeric model, so it applies to complexes whose composition and interaction partners are already known; it does not discover partners, and a mechanism that acts through a state absent from the supplied model is outside its scope rather than scored as absent. S3 Table states the eligibility rules and the mechanisms they exclude. Complex structures were predicted with the AlphaFold 3 server [39]. Experimental structures replaced predicted models when the relevant site or interface lacked adequate confidence: 2HHB for hemoglobin, 6XI7 for KRAS-RAF1, and 1JM7 for BRCA1-BARD1. The BRCA1 tandem-BRCT monomer panel used 1JNX. All energy calculations used FoldX 5.1 [40] with default energy-function parameters. Each structure was repaired once with RepairPDB and reused across variants.</w:t>
       </w:r>
     </w:p>
-    <w:p>
+    <w:p ns2:paraId="4F05FE39" ns2:textId="77777777">
       <w:r>
         <w:t>For each variant, BuildModel was run five times on the isolated subunit and on the assembled model. ΔΔG is reported as mutant minus wild type in kcal/mol, so positive values are destabilizing. The mean across replicates is the axis value, and the replicate standard deviation is retained. AnalyseComplex was then applied to each FoldX-generated mutant complex to calculate interaction-energy changes for each partner. Summary outputs use the most disruptive partner, while partner-level values remain available. S1 Text provides the complete commands and implementation details.</w:t>
       </w:r>
     </w:p>
-    <w:p>
+    <w:p ns2:paraId="33F6B33D" ns2:textId="77777777">
       <w:r>
         <w:t>BuildModel and AnalyseComplex answer different questions. BuildModel estimates folding-energy changes for the chains and coordinates supplied to it; AnalyseComplex estimates changes in inter-chain interaction energy. Calculating both prevents an interface-localized fold signal from being mislabeled as a binding-energy change and permits combined fold-plus-binding profiles when both axes fire.</w:t>
       </w:r>
     </w:p>
-    <w:p>
+    <w:p ns2:paraId="1A46FF88" ns2:textId="77777777">
       <w:pPr>
         <w:pStyle w:val="Heading2"/>
       </w:pPr>
@@ -1707,7 +1707,7 @@
         <w:t>2.4 Structural confidence and usable outputs</w:t>
       </w:r>
     </w:p>
-    <w:p>
+    <w:p ns2:paraId="30C5CC1D" ns2:textId="77777777">
       <w:r>
         <w:rPr>
           <w:rFonts w:ascii="Arial" w:hAnsi="Arial" w:eastAsia="Arial"/>
@@ -1715,7 +1715,7 @@
         <w:t>FoldX calculates ΔΔG from the supplied coordinates; pLDDT does not numerically rescale those energies. Instead, pLDDT determines whether an energetic axis from a predicted structure can support a mechanism call or enter the priority-score energy component, and it attenuates the structural-context tier. Sites with pLDDT ≥ 70 provide primary confidence. Values from 50 to &lt;70 are retained as lower-confidence evidence when axis-specific uncertainty checks also pass. Below 50, the predicted-structure axis is not used as mechanism evidence, and that partner does not contribute contacts, interface occupancy, or burial. For the tier, the context score is multiplied by 0.7 for best-site pLDDT 50 to &lt;70 and by 0.4 below 50; experimental structures bypass this attenuation. Monomer-fold output is not graded in regions without an independently stable monomeric fold.</w:t>
       </w:r>
     </w:p>
-    <w:p>
+    <w:p ns2:paraId="2F3447DB" ns2:textId="77777777">
       <w:pPr>
         <w:pStyle w:val="Heading2"/>
       </w:pPr>
@@ -1723,7 +1723,7 @@
         <w:t>2.5 Structural-context tier and priority score</w:t>
       </w:r>
     </w:p>
-    <w:p>
+    <w:p ns2:paraId="03B575CD" ns2:textId="77777777">
       <w:r>
         <w:rPr>
           <w:rFonts w:ascii="Arial" w:hAnsi="Arial" w:eastAsia="Arial"/>
@@ -1731,7 +1731,7 @@
         <w:t>The structural-context tier describes how strongly a site is embedded in features that may make it sensitive to substitution; it contains no FoldX energy and is not itself a mechanism call. It combines substitution severity, local contacts, interface occupancy, burial, and model confidence, then maps the fixed total to Tier 1 (strongest context) through Tier 4 (weakest). S1 Text gives the exact weights and cutoffs.</w:t>
       </w:r>
     </w:p>
-    <w:p>
+    <w:p ns2:paraId="6374F9C2" ns2:textId="77777777">
       <w:r>
         <w:rPr>
           <w:rFonts w:ascii="Arial" w:hAnsi="Arial" w:eastAsia="Arial"/>
@@ -1739,7 +1739,7 @@
         <w:t>Because interface occupancy contributes directly to the tier, we tested how much it drove the result. On the same 47-variant prioritization subset, we compared the full tier with interface status alone and with the tier recalculated without its interface bonus. S5 Text, S3 Fig, and the within-system tests report these comparisons.</w:t>
       </w:r>
     </w:p>
-    <w:p>
+    <w:p ns2:paraId="199E81D6" ns2:textId="77777777">
       <w:r>
         <w:rPr>
           <w:rFonts w:ascii="Arial" w:hAnsi="Arial" w:eastAsia="Arial"/>
@@ -1747,7 +1747,7 @@
         <w:t>The same energy and context information produces the integrated structural-disruption score (ISDS-v1), hereafter the priority score. The formula is fixed: it uses the same reference values and tier mapping for every variant set rather than fitting coefficients or standardizing within the current batch. The score ranks the strength of modeled structural-disruption evidence. It is not a pathogenicity probability, does not identify the affected structural process, and has no validated binary cutoff.</w:t>
       </w:r>
     </w:p>
-    <w:p>
+    <w:p ns2:paraId="70E7B9F8" ns2:textId="77777777">
       <w:r>
         <w:rPr>
           <w:rFonts w:ascii="Arial" w:hAnsi="Arial" w:eastAsia="Arial"/>
@@ -1770,7 +1770,7 @@
         <w:t>R = max_j (|ΔΔG_j| / τ_j)</w:t>
       </w:r>
     </w:p>
-    <w:p>
+    <w:p ns2:paraId="04D64706" ns2:textId="77777777">
       <w:r>
         <w:rPr>
           <w:rFonts w:ascii="Arial" w:hAnsi="Arial" w:eastAsia="Arial"/>
@@ -1793,7 +1793,7 @@
         <w:t>E = R / (1 + R)</w:t>
       </w:r>
     </w:p>
-    <w:p>
+    <w:p ns2:paraId="2B6F6242" ns2:textId="77777777">
       <w:r>
         <w:rPr>
           <w:rFonts w:ascii="Arial" w:hAnsi="Arial" w:eastAsia="Arial"/>
@@ -1831,7 +1831,7 @@
         <w:t>ISDS-v1 = (E + C) / 2</w:t>
       </w:r>
     </w:p>
-    <w:p>
+    <w:p ns2:paraId="6B1956D7" ns2:textId="77777777">
       <w:r>
         <w:rPr>
           <w:rFonts w:ascii="Arial" w:hAnsi="Arial" w:eastAsia="Arial"/>
@@ -1839,7 +1839,7 @@
         <w:t>The final priority score gives equal weight to energy magnitude and structural context. Only confidence-passing energy calculations enter R, while the signed values and all available axes remain visible in the mechanism profile. All four tiers contribute continuously; the separate Tier 1-2 cutoff is used only in descriptive comparator analyses and is not part of ISDS-v1. Because the score does not use the threshold that converts a continuous energy into a mechanism call, it is unchanged when that threshold changes. A value above 0.5 is not a validated positive call.</w:t>
       </w:r>
     </w:p>
-    <w:p>
+    <w:p ns2:paraId="46256047" ns2:textId="77777777">
       <w:pPr>
         <w:pStyle w:val="Heading2"/>
       </w:pPr>
@@ -1847,7 +1847,7 @@
         <w:t>2.6 Energy thresholds and descriptive evidence states</w:t>
       </w:r>
     </w:p>
-    <w:p>
+    <w:p ns2:paraId="22EB6C78" ns2:textId="77777777">
       <w:r>
         <w:rPr>
           <w:rFonts w:ascii="Arial" w:hAnsi="Arial" w:eastAsia="Arial"/>
@@ -1855,17 +1855,17 @@
         <w:t>A continuous predicted energy becomes a yes-or-no mechanism call only after an energy threshold is chosen. The threshold is the minimum absolute ΔΔG required to call that axis positive at a given operating point. We evaluated uniform thresholds of 1.0, 1.5, 2.0, and 2.5 kcal/mol, plus the more conservative per-axis tSAP setting: 2.9 kcal/mol for isolated-subunit stability, 2.9 for assembled-complex stability, and 3.5 for binding [41]. The released software uses 1.0 kcal/mol as a screening-oriented default. We use 2.5 kcal/mol as the frozen benchmark reference and tSAP as the most conservative setting evaluated. None is universally optimal.</w:t>
       </w:r>
     </w:p>
-    <w:p>
+    <w:p ns2:paraId="3CAD07EB" ns2:textId="77777777">
       <w:r>
         <w:t>Lower thresholds call more structural effects and are useful when missing a candidate mechanism is costly. Higher thresholds make fewer calls and are useful when false mechanistic assertions are more costly. Every report should therefore show both the continuous ΔΔG and the threshold used to call it.</w:t>
       </w:r>
     </w:p>
-    <w:p>
+    <w:p ns2:paraId="5515916B" ns2:textId="77777777">
       <w:r>
         <w:t>We also combined energy calls and tier into four descriptive states - both positive, energy only, context only, or neither - to summarize evidence patterns without redefining the physical mechanism. Definitions and analyses are in S5 Text; these states are not a validated classifier.</w:t>
       </w:r>
     </w:p>
-    <w:p>
+    <w:p ns2:paraId="3778A7EA" ns2:textId="77777777">
       <w:pPr>
         <w:pStyle w:val="Heading2"/>
       </w:pPr>
@@ -1873,7 +1873,7 @@
         <w:t>2.7 Benchmark outcomes and statistical analysis</w:t>
       </w:r>
     </w:p>
-    <w:p>
+    <w:p ns2:paraId="2ACE8105" ns2:textId="77777777">
       <w:r>
         <w:rPr>
           <w:rFonts w:ascii="Arial" w:hAnsi="Arial" w:eastAsia="Arial"/>
@@ -1881,7 +1881,7 @@
         <w:t>For each variant, we asked whether COMAVI recovered the expected combination of applicable structural effects. The reader-facing mechanism-pattern score is the mean of a three-level partial-credit grade: 1 for a fully consistent whole-variant pattern, 0.5 for a partly correct multi-axis pattern, and 0 for an inconsistent pattern. This outcome is formally weighted mechanism consistency; it is not ordinary exact-match accuracy. Unknown or inapplicable effects were omitted. Table 2 gives the full rubric.</w:t>
       </w:r>
     </w:p>
-    <w:p>
+    <w:p ns2:paraId="4F385B75" ns2:textId="77777777">
       <w:pPr>
         <w:pStyle w:val="Caption"/>
         <w:keepNext/>
@@ -1910,7 +1910,7 @@
         <w:gridCol w:w="1800"/>
         <w:gridCol w:w="936"/>
       </w:tblGrid>
-      <w:tr>
+      <w:tr ns2:paraId="081962EA" ns2:textId="77777777">
         <w:trPr>
           <w:cantSplit/>
           <w:tblHeader/>
@@ -1928,7 +1928,7 @@
             </w:tcMar>
             <w:vAlign w:val="center"/>
           </w:tcPr>
-          <w:p>
+          <w:p ns2:paraId="40196BA6" ns2:textId="77777777">
             <w:pPr>
               <w:spacing w:after="0" w:line="240" w:lineRule="auto"/>
             </w:pPr>
@@ -1954,7 +1954,7 @@
             </w:tcMar>
             <w:vAlign w:val="center"/>
           </w:tcPr>
-          <w:p>
+          <w:p ns2:paraId="2A439879" ns2:textId="77777777">
             <w:pPr>
               <w:spacing w:after="0" w:line="240" w:lineRule="auto"/>
             </w:pPr>
@@ -1980,7 +1980,7 @@
             </w:tcMar>
             <w:vAlign w:val="center"/>
           </w:tcPr>
-          <w:p>
+          <w:p ns2:paraId="7E3D1346" ns2:textId="77777777">
             <w:pPr>
               <w:spacing w:after="0" w:line="240" w:lineRule="auto"/>
             </w:pPr>
@@ -1995,7 +1995,7 @@
           </w:p>
         </w:tc>
       </w:tr>
-      <w:tr>
+      <w:tr ns2:paraId="71594B77" ns2:textId="77777777">
         <w:trPr>
           <w:cantSplit/>
           <w:jc w:val="center"/>
@@ -2011,7 +2011,7 @@
             </w:tcMar>
             <w:vAlign w:val="center"/>
           </w:tcPr>
-          <w:p>
+          <w:p ns2:paraId="50F44F7F" ns2:textId="77777777">
             <w:r>
               <w:rPr>
                 <w:sz w:val="15"/>
@@ -2031,7 +2031,7 @@
             </w:tcMar>
             <w:vAlign w:val="center"/>
           </w:tcPr>
-          <w:p>
+          <w:p ns2:paraId="479AA695" ns2:textId="77777777">
             <w:r>
               <w:rPr>
                 <w:sz w:val="15"/>
@@ -2051,7 +2051,7 @@
             </w:tcMar>
             <w:vAlign w:val="center"/>
           </w:tcPr>
-          <w:p>
+          <w:p ns2:paraId="12F58E1B" ns2:textId="77777777">
             <w:r>
               <w:rPr>
                 <w:sz w:val="15"/>
@@ -2061,7 +2061,7 @@
           </w:p>
         </w:tc>
       </w:tr>
-      <w:tr>
+      <w:tr ns2:paraId="4B2B82D9" ns2:textId="77777777">
         <w:trPr>
           <w:cantSplit/>
           <w:jc w:val="center"/>
@@ -2078,7 +2078,7 @@
             </w:tcMar>
             <w:vAlign w:val="center"/>
           </w:tcPr>
-          <w:p>
+          <w:p ns2:paraId="09B11423" ns2:textId="77777777">
             <w:r>
               <w:rPr>
                 <w:sz w:val="15"/>
@@ -2099,7 +2099,7 @@
             </w:tcMar>
             <w:vAlign w:val="center"/>
           </w:tcPr>
-          <w:p>
+          <w:p ns2:paraId="695E3896" ns2:textId="77777777">
             <w:r>
               <w:rPr>
                 <w:sz w:val="15"/>
@@ -2120,7 +2120,7 @@
             </w:tcMar>
             <w:vAlign w:val="center"/>
           </w:tcPr>
-          <w:p>
+          <w:p ns2:paraId="5EADC355" ns2:textId="77777777">
             <w:r>
               <w:rPr>
                 <w:sz w:val="15"/>
@@ -2130,7 +2130,7 @@
           </w:p>
         </w:tc>
       </w:tr>
-      <w:tr>
+      <w:tr ns2:paraId="181B27FA" ns2:textId="77777777">
         <w:trPr>
           <w:cantSplit/>
           <w:jc w:val="center"/>
@@ -2146,7 +2146,7 @@
             </w:tcMar>
             <w:vAlign w:val="center"/>
           </w:tcPr>
-          <w:p>
+          <w:p ns2:paraId="5F47990B" ns2:textId="77777777">
             <w:r>
               <w:rPr>
                 <w:sz w:val="15"/>
@@ -2166,7 +2166,7 @@
             </w:tcMar>
             <w:vAlign w:val="center"/>
           </w:tcPr>
-          <w:p>
+          <w:p ns2:paraId="58C72F82" ns2:textId="77777777">
             <w:r>
               <w:rPr>
                 <w:sz w:val="15"/>
@@ -2186,7 +2186,7 @@
             </w:tcMar>
             <w:vAlign w:val="center"/>
           </w:tcPr>
-          <w:p>
+          <w:p ns2:paraId="6C76795F" ns2:textId="77777777">
             <w:r>
               <w:rPr>
                 <w:sz w:val="15"/>
@@ -2196,7 +2196,7 @@
           </w:p>
         </w:tc>
       </w:tr>
-      <w:tr>
+      <w:tr ns2:paraId="1F877857" ns2:textId="77777777">
         <w:trPr>
           <w:cantSplit/>
           <w:jc w:val="center"/>
@@ -2213,7 +2213,7 @@
             </w:tcMar>
             <w:vAlign w:val="center"/>
           </w:tcPr>
-          <w:p>
+          <w:p ns2:paraId="64D95C0A" ns2:textId="77777777">
             <w:r>
               <w:rPr>
                 <w:sz w:val="15"/>
@@ -2234,7 +2234,7 @@
             </w:tcMar>
             <w:vAlign w:val="center"/>
           </w:tcPr>
-          <w:p>
+          <w:p ns2:paraId="01ACCAA5" ns2:textId="77777777">
             <w:r>
               <w:rPr>
                 <w:sz w:val="15"/>
@@ -2255,7 +2255,7 @@
             </w:tcMar>
             <w:vAlign w:val="center"/>
           </w:tcPr>
-          <w:p>
+          <w:p ns2:paraId="5CE6DBB4" ns2:textId="77777777">
             <w:r>
               <w:rPr>
                 <w:sz w:val="15"/>
@@ -2265,7 +2265,7 @@
           </w:p>
         </w:tc>
       </w:tr>
-      <w:tr>
+      <w:tr ns2:paraId="5B1D99F8" ns2:textId="77777777">
         <w:trPr>
           <w:cantSplit/>
           <w:jc w:val="center"/>
@@ -2281,7 +2281,7 @@
             </w:tcMar>
             <w:vAlign w:val="center"/>
           </w:tcPr>
-          <w:p>
+          <w:p ns2:paraId="2B2053F5" ns2:textId="77777777">
             <w:r>
               <w:rPr>
                 <w:sz w:val="15"/>
@@ -2302,7 +2302,7 @@
             </w:tcMar>
             <w:vAlign w:val="center"/>
           </w:tcPr>
-          <w:p>
+          <w:p ns2:paraId="1241BA3E" ns2:textId="77777777">
             <w:r>
               <w:rPr>
                 <w:sz w:val="15"/>
@@ -2322,7 +2322,7 @@
             </w:tcMar>
             <w:vAlign w:val="center"/>
           </w:tcPr>
-          <w:p>
+          <w:p ns2:paraId="7E92A700" ns2:textId="77777777">
             <w:r>
               <w:rPr>
                 <w:sz w:val="15"/>
@@ -2332,7 +2332,7 @@
           </w:p>
         </w:tc>
       </w:tr>
-      <w:tr>
+      <w:tr ns2:paraId="62B9D18F" ns2:textId="77777777">
         <w:trPr>
           <w:cantSplit/>
           <w:jc w:val="center"/>
@@ -2349,7 +2349,7 @@
             </w:tcMar>
             <w:vAlign w:val="center"/>
           </w:tcPr>
-          <w:p>
+          <w:p ns2:paraId="19A89963" ns2:textId="77777777">
             <w:r>
               <w:rPr>
                 <w:sz w:val="15"/>
@@ -2370,7 +2370,7 @@
             </w:tcMar>
             <w:vAlign w:val="center"/>
           </w:tcPr>
-          <w:p>
+          <w:p ns2:paraId="741119B8" ns2:textId="77777777">
             <w:r>
               <w:rPr>
                 <w:sz w:val="15"/>
@@ -2391,7 +2391,7 @@
             </w:tcMar>
             <w:vAlign w:val="center"/>
           </w:tcPr>
-          <w:p>
+          <w:p ns2:paraId="4F148EDF" ns2:textId="77777777">
             <w:r>
               <w:rPr>
                 <w:sz w:val="15"/>
@@ -2401,7 +2401,7 @@
           </w:p>
         </w:tc>
       </w:tr>
-      <w:tr>
+      <w:tr ns2:paraId="03755EEC" ns2:textId="77777777">
         <w:trPr>
           <w:cantSplit/>
           <w:jc w:val="center"/>
@@ -2417,7 +2417,7 @@
             </w:tcMar>
             <w:vAlign w:val="center"/>
           </w:tcPr>
-          <w:p>
+          <w:p ns2:paraId="0DA93EE8" ns2:textId="77777777">
             <w:r>
               <w:rPr>
                 <w:sz w:val="15"/>
@@ -2437,7 +2437,7 @@
             </w:tcMar>
             <w:vAlign w:val="center"/>
           </w:tcPr>
-          <w:p>
+          <w:p ns2:paraId="30DF0999" ns2:textId="77777777">
             <w:r>
               <w:rPr>
                 <w:sz w:val="15"/>
@@ -2457,7 +2457,7 @@
             </w:tcMar>
             <w:vAlign w:val="center"/>
           </w:tcPr>
-          <w:p>
+          <w:p ns2:paraId="777FF8B6" ns2:textId="77777777">
             <w:r>
               <w:rPr>
                 <w:sz w:val="15"/>
@@ -2468,12 +2468,12 @@
         </w:tc>
       </w:tr>
     </w:tbl>
-    <w:p>
+    <w:p ns2:paraId="48C74080" ns2:textId="77777777">
       <w:r>
         <w:t>To identify which calculations contributed, we also counted direction agreement separately for isolated-subunit stability, assembled-complex stability, and binding. Predicted-versus-measured analyses assessed rank correlation, scale compression, and the number of experimentally destabilizing effects recovered at each threshold. Continuity metrics and denominator audits are reported in S7 Text.</w:t>
       </w:r>
     </w:p>
-    <w:p>
+    <w:p ns2:paraId="1F025441" ns2:textId="77777777">
       <w:r>
         <w:rPr>
           <w:rFonts w:ascii="Arial" w:hAnsi="Arial" w:eastAsia="Arial"/>
@@ -2481,12 +2481,12 @@
         <w:t>For structural prioritization, the positive class was the 20 variants with a modeled structural mechanism and the negative class was the 27 no-lesion variants in the 47-variant subset. Receiver operating characteristic area under the curve (ROC AUC) summarizes ordering across the full list: it is the probability that a randomly selected structural-mechanism variant ranks above a randomly selected no-lesion variant. Average precision summarizes precision across the recall curve. Top-k recovery asks how many of the 20 structural mechanisms would be encountered if a researcher could test only the first 10, 20, or 25 variants. Formula comparisons, score bands, and component analyses were treated as internal sensitivity analyses because the same resource informed score development.</w:t>
       </w:r>
     </w:p>
-    <w:p>
+    <w:p ns2:paraId="37670EB7" ns2:textId="77777777">
       <w:r>
         <w:t>Variants from the same protein system share structures and curation, so the main uncertainty analyses resampled whole systems rather than treating every variant as independent. We also examined leave-one-system-out results, variant-level bootstrap intervals, label permutations, and replicate noise. S1 Text lists the fixed seeds and draw counts.</w:t>
       </w:r>
     </w:p>
-    <w:p>
+    <w:p ns2:paraId="07AC58CD" ns2:textId="77777777">
       <w:pPr>
         <w:pStyle w:val="Heading2"/>
       </w:pPr>
@@ -2494,12 +2494,12 @@
         <w:t>2.8 Software, code, and data availability</w:t>
       </w:r>
     </w:p>
-    <w:p>
+    <w:p ns2:paraId="79D76D89" ns2:textId="77777777">
       <w:r>
         <w:t>FoldX 5.1 was used for energy calculations; Python with pandas, scipy, and scikit-learn was used for scoring and statistics. Code, reference outputs, figures, and regression tests are available at https://github.com/la424/comavi. The priority score is implemented once in the shared COMAVI engine, so benchmark, congenital heart disease (CHD), generic, and live or external runs receive the same versioned fields. FoldX and large structural-input collections are not redistributed.</w:t>
       </w:r>
     </w:p>
-    <w:p>
+    <w:p ns2:paraId="58922265" ns2:textId="77777777">
       <w:pPr>
         <w:pStyle w:val="Heading1"/>
         <w:spacing w:after="50" w:line="240" w:lineRule="auto"/>
@@ -2508,58 +2508,428 @@
         <w:t>3. Results</w:t>
       </w:r>
     </w:p>
-    <w:p>
+    <w:p ns2:paraId="793E5FD2" ns2:textId="77777777">
       <w:pPr>
         <w:pStyle w:val="Heading2"/>
       </w:pPr>
       <w:r>
-        <w:t>3.1 COMAVI compares isolated and assembled contexts to propose experiments</w:t>
+        <w:t>3.1 A COMAVI call scores the same substitution in the isolated subunit and in the assembly</w:t>
+      </w:r>
+    </w:p>
+    <w:p ns2:paraId="68EEE10A" ns2:textId="77777777">
+      <w:r>
+        <w:rPr>
+          <w:rFonts w:ascii="Arial" w:hAnsi="Arial" w:eastAsia="Arial"/>
+        </w:rPr>
+        <w:t>Before any benchmark result can be read, it has to be clear what a single COMAVI call contains, because the two results that follow are aggregates over calls of this shape. COMAVI evaluates the isolated subunit and, when an assembly is available, the assembled complex, then separates predicted changes in subunit stability from changes in partner interaction. Scoring the same substitution in both contexts is what allows a predicted folding problem to be distinguished from a predicted binding problem rather than reported as one undifferentiated effect. The priority score ranks candidates, whereas the mechanism profile retains the signed evidence needed to choose an experiment. Because the three energy changes are evaluated separately, one variant can support more than one structural hypothesis.</w:t>
+      </w:r>
+    </w:p>
+    <w:p ns2:paraId="2F3C3040" ns2:textId="77777777">
+      <w:r>
+        <w:t>CFH R78G illustrates a binding-specific result: its predicted isolated-subunit change was modest (0.93 kcal/mol), whereas predicted binding disruption was 6.12 kcal/mol, consistent with an increase in the measured dissociation constant from approximately 12 μM to more than 35 μM [42]. VWF R1334Q shows the value of evaluating the assembled complex. Its isolated-subunit prediction was nearly neutral (0.01 kcal/mol), but assembled-complex stability and binding changed by 4.73 and 4.11 kcal/mol [43]. The profile therefore proposes a combined assembly-and-binding lesion rather than an isolated-fold lesion.</w:t>
+      </w:r>
+    </w:p>
+    <w:p ns2:paraId="3313C524" ns2:textId="77777777">
+      <w:r>
+        <w:t>A silent result requires equal care, and it is not a benign call: COMAVI reports whether a modeled lesion was detected on the axes it can evaluate, and never returns a pathogenicity verdict. Two different situations produce silence, and they carry different meaning. The first is an in-scope variant with no lesion above threshold on any applicable axis, which is an informative negative for the mechanisms modeled. The second is a mechanism that acts through a state the supplied structure does not contain, where silence is uninformative rather than negative. HBB E6V is the clearest example of the second: it acts through deoxygenated hemoglobin polymerization, a state absent from the supplied model, so COMAVI silence there cannot test the known mechanism and instead redirects follow-up toward the missing assembly state. BRCA1 R1699L/Q and CALM1 N98S are related, involving phosphopeptide recognition and calcium-dependent dynamics. The eligibility screen in S3 Table is what separates the two situations, and it is applied before scoring rather than after.</w:t>
       </w:r>
     </w:p>
     <w:p>
       <w:r>
         <w:rPr>
-          <w:rFonts w:ascii="Arial" w:hAnsi="Arial" w:eastAsia="Arial"/>
+          <w:b/>
         </w:rPr>
-        <w:t>COMAVI is designed to compare the same variant across structural contexts. It evaluates the isolated subunit and, when an assembly is available, the assembled complex, then separates predicted changes in subunit stability from changes in partner interaction. The priority score ranks candidates, whereas the mechanism profile retains the signed evidence needed to choose an experiment. Because the three energy changes are evaluated separately, one variant can support more than one structural hypothesis.</w:t>
+        <w:t xml:space="preserve">Table 3. The metrics reported in this paper, their populations, and what distinguishes them. </w:t>
+      </w:r>
+      <w:r>
+        <w:t>Several quantities are reported as fractions of variants and are easy to conflate. Detection and attribution ask binary questions of the same 28 variants the structural arm grades, and agree with it to within 0.054. Measured destabilizations called is computed on a different population entirely - variant-axis pairs carrying a directly measured energy - and answers whether the predictor reproduces a measurement, not whether it recovers a curated mechanism.</w:t>
       </w:r>
     </w:p>
-    <w:p>
-      <w:r>
-        <w:t>CFH R78G illustrates a binding-specific result: its predicted isolated-subunit change was modest (0.93 kcal/mol), whereas predicted binding disruption was 6.12 kcal/mol, consistent with an increase in the measured dissociation constant from approximately 12 μM to more than 35 μM [42]. VWF R1334Q shows the value of evaluating the assembled complex. Its isolated-subunit prediction was nearly neutral (0.01 kcal/mol), but assembled-complex stability and binding changed by 4.73 and 4.11 kcal/mol [43]. The profile therefore proposes a combined assembly-and-binding lesion rather than an isolated-fold lesion.</w:t>
-      </w:r>
-    </w:p>
-    <w:p>
-      <w:r>
-        <w:t>A silent result requires equal care, and it is not a benign call: COMAVI reports whether a modeled lesion was detected on the axes it can evaluate, and never returns a pathogenicity verdict. Two different situations produce silence, and they carry different meaning. The first is an in-scope variant with no lesion above threshold on any applicable axis, which is an informative negative for the mechanisms modeled. The second is a mechanism that acts through a state the supplied structure does not contain, where silence is uninformative rather than negative. HBB E6V is the clearest example of the second: it acts through deoxygenated hemoglobin polymerization, a state absent from the supplied model, so COMAVI silence there cannot test the known mechanism and instead redirects follow-up toward the missing assembly state. BRCA1 R1699L/Q and CALM1 N98S are related, involving phosphopeptide recognition and calcium-dependent dynamics. The eligibility screen in S3 Table is what separates the two situations, and it is applied before scoring rather than after.</w:t>
-      </w:r>
-    </w:p>
-    <w:p>
+    <w:tbl>
+      <w:tblPr>
+        <w:tblW w:type="auto" w:w="0"/>
+        <w:tblLook w:firstColumn="1" w:firstRow="1" w:lastColumn="0" w:lastRow="0" w:noHBand="0" w:noVBand="1" w:val="04A0"/>
+      </w:tblPr>
+      <w:tblGrid>
+        <w:gridCol w:w="2498"/>
+        <w:gridCol w:w="2498"/>
+        <w:gridCol w:w="2498"/>
+        <w:gridCol w:w="2498"/>
+      </w:tblGrid>
+      <w:tr>
+        <w:tc>
+          <w:tcPr>
+            <w:tcW w:type="dxa" w:w="2498"/>
+          </w:tcPr>
+          <w:p>
+            <w:r>
+              <w:rPr>
+                <w:b/>
+              </w:rPr>
+              <w:t>Name used in this paper</w:t>
+            </w:r>
+          </w:p>
+        </w:tc>
+        <w:tc>
+          <w:tcPr>
+            <w:tcW w:type="dxa" w:w="2498"/>
+          </w:tcPr>
+          <w:p>
+            <w:r>
+              <w:rPr>
+                <w:b/>
+              </w:rPr>
+              <w:t>Population</w:t>
+            </w:r>
+          </w:p>
+        </w:tc>
+        <w:tc>
+          <w:tcPr>
+            <w:tcW w:type="dxa" w:w="2498"/>
+          </w:tcPr>
+          <w:p>
+            <w:r>
+              <w:rPr>
+                <w:b/>
+              </w:rPr>
+              <w:t>What it counts</w:t>
+            </w:r>
+          </w:p>
+        </w:tc>
+        <w:tc>
+          <w:tcPr>
+            <w:tcW w:type="dxa" w:w="2498"/>
+          </w:tcPr>
+          <w:p>
+            <w:r>
+              <w:rPr>
+                <w:b/>
+              </w:rPr>
+              <w:t>Value at the 2.5 kcal/mol reference</w:t>
+            </w:r>
+          </w:p>
+        </w:tc>
+      </w:tr>
+      <w:tr>
+        <w:tc>
+          <w:tcPr>
+            <w:tcW w:type="dxa" w:w="2498"/>
+          </w:tcPr>
+          <w:p>
+            <w:r>
+              <w:t>Mechanism-pattern score (pooled)</w:t>
+            </w:r>
+          </w:p>
+        </w:tc>
+        <w:tc>
+          <w:tcPr>
+            <w:tcW w:type="dxa" w:w="2498"/>
+          </w:tcPr>
+          <w:p>
+            <w:r>
+              <w:t>57 graded variants</w:t>
+            </w:r>
+          </w:p>
+        </w:tc>
+        <w:tc>
+          <w:tcPr>
+            <w:tcW w:type="dxa" w:w="2498"/>
+          </w:tcPr>
+          <w:p>
+            <w:r>
+              <w:t>Partial-credit rubric grade averaged over every graded variant, both classes</w:t>
+            </w:r>
+          </w:p>
+        </w:tc>
+        <w:tc>
+          <w:tcPr>
+            <w:tcW w:type="dxa" w:w="2498"/>
+          </w:tcPr>
+          <w:p>
+            <w:r>
+              <w:t>0.693</w:t>
+            </w:r>
+          </w:p>
+        </w:tc>
+      </w:tr>
+      <w:tr>
+        <w:tc>
+          <w:tcPr>
+            <w:tcW w:type="dxa" w:w="2498"/>
+          </w:tcPr>
+          <w:p>
+            <w:r>
+              <w:t xml:space="preserve">  structural arm</w:t>
+            </w:r>
+          </w:p>
+        </w:tc>
+        <w:tc>
+          <w:tcPr>
+            <w:tcW w:type="dxa" w:w="2498"/>
+          </w:tcPr>
+          <w:p>
+            <w:r>
+              <w:t>28 with a committed structural mechanism</w:t>
+            </w:r>
+          </w:p>
+        </w:tc>
+        <w:tc>
+          <w:tcPr>
+            <w:tcW w:type="dxa" w:w="2498"/>
+          </w:tcPr>
+          <w:p>
+            <w:r>
+              <w:t>The same rubric restricted to variants expected to carry a lesion</w:t>
+            </w:r>
+          </w:p>
+        </w:tc>
+        <w:tc>
+          <w:tcPr>
+            <w:tcW w:type="dxa" w:w="2498"/>
+          </w:tcPr>
+          <w:p>
+            <w:r>
+              <w:t>0.554</w:t>
+            </w:r>
+          </w:p>
+        </w:tc>
+      </w:tr>
+      <w:tr>
+        <w:tc>
+          <w:tcPr>
+            <w:tcW w:type="dxa" w:w="2498"/>
+          </w:tcPr>
+          <w:p>
+            <w:r>
+              <w:t xml:space="preserve">  rejection arm</w:t>
+            </w:r>
+          </w:p>
+        </w:tc>
+        <w:tc>
+          <w:tcPr>
+            <w:tcW w:type="dxa" w:w="2498"/>
+          </w:tcPr>
+          <w:p>
+            <w:r>
+              <w:t>29 curated to carry no lesion on the modeled axes</w:t>
+            </w:r>
+          </w:p>
+        </w:tc>
+        <w:tc>
+          <w:tcPr>
+            <w:tcW w:type="dxa" w:w="2498"/>
+          </w:tcPr>
+          <w:p>
+            <w:r>
+              <w:t>The same rubric restricted to variants expected to be silent</w:t>
+            </w:r>
+          </w:p>
+        </w:tc>
+        <w:tc>
+          <w:tcPr>
+            <w:tcW w:type="dxa" w:w="2498"/>
+          </w:tcPr>
+          <w:p>
+            <w:r>
+              <w:t>0.828</w:t>
+            </w:r>
+          </w:p>
+        </w:tc>
+      </w:tr>
+      <w:tr>
+        <w:tc>
+          <w:tcPr>
+            <w:tcW w:type="dxa" w:w="2498"/>
+          </w:tcPr>
+          <w:p>
+            <w:r>
+              <w:t>Detection</w:t>
+            </w:r>
+          </w:p>
+        </w:tc>
+        <w:tc>
+          <w:tcPr>
+            <w:tcW w:type="dxa" w:w="2498"/>
+          </w:tcPr>
+          <w:p>
+            <w:r>
+              <w:t>28 with a committed structural mechanism</w:t>
+            </w:r>
+          </w:p>
+        </w:tc>
+        <w:tc>
+          <w:tcPr>
+            <w:tcW w:type="dxa" w:w="2498"/>
+          </w:tcPr>
+          <w:p>
+            <w:r>
+              <w:t>Fraction for which at least one of the three axes exceeds the threshold, regardless of which</w:t>
+            </w:r>
+          </w:p>
+        </w:tc>
+        <w:tc>
+          <w:tcPr>
+            <w:tcW w:type="dxa" w:w="2498"/>
+          </w:tcPr>
+          <w:p>
+            <w:r>
+              <w:t>21/28 = 0.750</w:t>
+            </w:r>
+          </w:p>
+        </w:tc>
+      </w:tr>
+      <w:tr>
+        <w:tc>
+          <w:tcPr>
+            <w:tcW w:type="dxa" w:w="2498"/>
+          </w:tcPr>
+          <w:p>
+            <w:r>
+              <w:t>Attribution</w:t>
+            </w:r>
+          </w:p>
+        </w:tc>
+        <w:tc>
+          <w:tcPr>
+            <w:tcW w:type="dxa" w:w="2498"/>
+          </w:tcPr>
+          <w:p>
+            <w:r>
+              <w:t>28 with a committed structural mechanism</w:t>
+            </w:r>
+          </w:p>
+        </w:tc>
+        <w:tc>
+          <w:tcPr>
+            <w:tcW w:type="dxa" w:w="2498"/>
+          </w:tcPr>
+          <w:p>
+            <w:r>
+              <w:t>Fraction for which the axis the literature attributes the mechanism to exceeds the threshold</w:t>
+            </w:r>
+          </w:p>
+        </w:tc>
+        <w:tc>
+          <w:tcPr>
+            <w:tcW w:type="dxa" w:w="2498"/>
+          </w:tcPr>
+          <w:p>
+            <w:r>
+              <w:t>14/28 = 0.500</w:t>
+            </w:r>
+          </w:p>
+        </w:tc>
+      </w:tr>
+      <w:tr>
+        <w:tc>
+          <w:tcPr>
+            <w:tcW w:type="dxa" w:w="2498"/>
+          </w:tcPr>
+          <w:p>
+            <w:r>
+              <w:t>Measured destabilizations called</w:t>
+            </w:r>
+          </w:p>
+        </w:tc>
+        <w:tc>
+          <w:tcPr>
+            <w:tcW w:type="dxa" w:w="2498"/>
+          </w:tcPr>
+          <w:p>
+            <w:r>
+              <w:t>44 variant-axis comparisons with a directly measured energy</w:t>
+            </w:r>
+          </w:p>
+        </w:tc>
+        <w:tc>
+          <w:tcPr>
+            <w:tcW w:type="dxa" w:w="2498"/>
+          </w:tcPr>
+          <w:p>
+            <w:r>
+              <w:t>Fraction of measured destabilizing effects that FoldX also calls at the threshold. A different population and a different question from the rows above</w:t>
+            </w:r>
+          </w:p>
+        </w:tc>
+        <w:tc>
+          <w:tcPr>
+            <w:tcW w:type="dxa" w:w="2498"/>
+          </w:tcPr>
+          <w:p>
+            <w:r>
+              <w:t>13/44 = 0.295</w:t>
+            </w:r>
+          </w:p>
+        </w:tc>
+      </w:tr>
+      <w:tr>
+        <w:tc>
+          <w:tcPr>
+            <w:tcW w:type="dxa" w:w="2498"/>
+          </w:tcPr>
+          <w:p>
+            <w:r>
+              <w:t>Structural-prioritization ROC AUC</w:t>
+            </w:r>
+          </w:p>
+        </w:tc>
+        <w:tc>
+          <w:tcPr>
+            <w:tcW w:type="dxa" w:w="2498"/>
+          </w:tcPr>
+          <w:p>
+            <w:r>
+              <w:t>47-variant prioritization subset</w:t>
+            </w:r>
+          </w:p>
+        </w:tc>
+        <w:tc>
+          <w:tcPr>
+            <w:tcW w:type="dxa" w:w="2498"/>
+          </w:tcPr>
+          <w:p>
+            <w:r>
+              <w:t>Probability that a randomly chosen structural-mechanism variant outranks a randomly chosen no-lesion variant</w:t>
+            </w:r>
+          </w:p>
+        </w:tc>
+        <w:tc>
+          <w:tcPr>
+            <w:tcW w:type="dxa" w:w="2498"/>
+          </w:tcPr>
+          <w:p>
+            <w:r>
+              <w:t>0.917</w:t>
+            </w:r>
+          </w:p>
+        </w:tc>
+      </w:tr>
+    </w:tbl>
+    <w:p ns2:paraId="187ED145" ns2:textId="77777777">
       <w:pPr>
         <w:pStyle w:val="Heading2"/>
       </w:pPr>
       <w:r>
-        <w:lastRenderedPageBreak/>
-        <w:t>3.2 COMAVI recovers expected mechanism patterns across diverse systems</w:t>
+        <w:t>3.2 COMAVI recovers the literature-defined mechanism in 0.693 of graded variants, against 0.509 for the best trivial strategy</w:t>
       </w:r>
     </w:p>
-    <w:p>
+    <w:p ns2:paraId="542EF9B7" ns2:textId="77777777">
       <w:r>
         <w:rPr>
           <w:rFonts w:ascii="Arial" w:hAnsi="Arial" w:eastAsia="Arial"/>
         </w:rPr>
-        <w:t>This and every subsequent analysis use the same prespecified cohort of 61 variants across 14 protein systems described in Section 2.2 and listed in Table 1 and S1 Table; no variant was added or removed after scoring began. At the 2.5 kcal/mol reference threshold, COMAVI recovered the expected combination of structural effects with a mechanism-pattern score of 39.5/57 = 0.693. This partial-credit result represents 39.5 total points across 57 graded variants, not 39.5 exact matches. Because the rubric awards partial credit and because half the graded cohort carries a curated expectation of no structural lesion, the aggregate lies between two quantities that are more directly interpretable. Among the 28 variants with a committed structural mechanism, at least one of the three axes exceeded the reference threshold for 21 (0.750), and the axis to which the mechanism is attributed in the literature exceeded it for 14 (0.500); among the 29 variants curated to lack a lesion on the modeled axes, no axis exceeded it for 24 (0.828). COMAVI therefore detects structural disruption more reliably than it localizes the disrupted axis, and the gap between those two rates is the method's principal current limitation. S3 Text reports the decomposition by expected mechanism class. The interaction and BRCT subsets had similar scores, so neither cohort determined the pooled result. Because the data span 14 clustered systems, 0.693 is benchmark-specific pattern agreement rather than universal accuracy.</w:t>
+        <w:t>The first question is whether calls of that shape are right. This and every subsequent analysis use the same prespecified cohort of 61 variants across 14 protein systems described in Section 2.2 and listed in Table 1 and S1 Table; no variant was added or removed after scoring began. Each variant carries a mechanism expectation taken from the primary literature rather than from any prediction, so the comparison is against an independently defined answer. At the 2.5 kcal/mol reference threshold, COMAVI recovered the expected combination of structural effects with a mechanism-pattern score of 39.5/57 = 0.693. This partial-credit result represents 39.5 total points across 57 graded variants, not 39.5 exact matches. The benchmark is near-balanced by construction, 29 variants curated to carry no lesion on the modeled axes against 28 with a committed structural mechanism, so this aggregate is already a balanced measure: the unweighted mean of the two arms is 0.691, within 0.003 of the weighted score. To establish what that number is worth, every trivial fixed strategy was graded through the same rubric on the same variants. The strongest is to call every variant structurally silent, which scores 0.509 by taking the curated negatives and missing every mechanism; calling every variant destabilized on both fold subtypes and binding scores 0.439, and shuffling the ground truth gives 0.472 (SD 0.052). COMAVI exceeds the best trivial strategy by 0.184. A single aggregate nonetheless averages two capabilities that a reader should see separately. Rubric performance was 0.554 on the 28 variants with a committed structural mechanism and 0.828 on the 29 curated to lack one. Resolving those arms into binary questions: among the 28 committed mechanisms, at least one of the three axes exceeded the reference threshold for 21 (detection, 0.750) and the axis to which the literature attributes the mechanism exceeded it for 14 (attribution, 0.500); among the 29 curated negatives, no axis exceeded it for 24 (correct rejection, 0.828). Binary attribution and the rubric restricted to the same 28 variants agree to within 0.054, so the partial credit the rubric awards is not inflating the structural arm. COMAVI therefore detects structural disruption more reliably than it localizes the disrupted axis, and the gap between those two rates is the method's principal current limitation. S3 Text reports the decomposition by expected mechanism class. The interaction and BRCT subsets had similar scores, so neither cohort determined the pooled result. Because the data span 14 clustered systems, 0.693 is benchmark-specific pattern agreement rather than universal accuracy.</w:t>
       </w:r>
     </w:p>
-    <w:p>
+    <w:p ns2:paraId="292EBD6B" ns2:textId="77777777">
       <w:r>
         <w:rPr>
           <w:rFonts w:ascii="Arial" w:hAnsi="Arial" w:eastAsia="Arial"/>
         </w:rPr>
-        <w:t>At the output level, 56 of 77 applicable energetic calculations had the expected direction: 19/25 for isolated-subunit stability, 17/22 for stability calculated in the assembled complex, and 20/30 for binding. Fig 2 shows these axis-specific counts and the whole-variant partial-credit score. The per-axis rates identify which calculations contributed, but they do not replace the whole-variant outcome.</w:t>
+        <w:t>At the output level, 56 of 77 applicable energetic calculations had the expected direction: 19/25 for isolated-subunit stability, 17/22 for stability calculated in the assembled complex, and 20/30 for binding. Fig 2 shows these axis-specific counts alongside the whole-variant partial-credit score, so that a reader can see whether the aggregate rests evenly on the three physical axes or is carried by one of them. The per-axis rates identify which calculations contributed, but they do not replace the whole-variant outcome.</w:t>
       </w:r>
     </w:p>
-    <w:p>
+    <w:p ns2:paraId="012586D8" ns2:textId="77777777">
       <w:pPr>
         <w:keepNext/>
         <w:spacing w:before="80" w:after="20"/>
@@ -2570,43 +2940,43 @@
           <w:noProof/>
         </w:rPr>
         <w:drawing>
-          <wp:inline distT="0" distB="0" distL="0" distR="0" wp14:anchorId="0CB85C37" wp14:editId="17B65345">
-            <wp:extent cx="6080760" cy="2279265"/>
+          <wp:inline distT="0" distB="0" distL="0" distR="0" ns4:anchorId="0CB85C37" ns4:editId="17B65345">
+            <wp:extent cx="6080760" cy="2527900"/>
             <wp:effectExtent l="0" t="0" r="0" b="0"/>
             <wp:docPr id="14" name="Picture 14" descr="Bar plots of axis-specific direction agreement and whole-variant partial-credit mechanism-pattern scores." title="Bar plots of axis-specific direction agreement and whole-variant partial-credit mechanism-pattern scores"/>
             <wp:cNvGraphicFramePr>
-              <a:graphicFrameLocks xmlns:a="http://schemas.openxmlformats.org/drawingml/2006/main" noChangeAspect="1"/>
+              <a:graphicFrameLocks noChangeAspect="1"/>
             </wp:cNvGraphicFramePr>
-            <a:graphic xmlns:a="http://schemas.openxmlformats.org/drawingml/2006/main">
+            <a:graphic>
               <a:graphicData uri="http://schemas.openxmlformats.org/drawingml/2006/picture">
-                <pic:pic xmlns:pic="http://schemas.openxmlformats.org/drawingml/2006/picture">
-                  <pic:nvPicPr>
-                    <pic:cNvPr id="0" name="image2.png"/>
-                    <pic:cNvPicPr/>
-                  </pic:nvPicPr>
-                  <pic:blipFill>
+                <ns6:pic>
+                  <ns6:nvPicPr>
+                    <ns6:cNvPr id="0" name="image2.png"/>
+                    <ns6:cNvPicPr/>
+                  </ns6:nvPicPr>
+                  <ns6:blipFill>
                     <a:blip r:embed="rId13"/>
                     <a:stretch>
                       <a:fillRect/>
                     </a:stretch>
-                  </pic:blipFill>
-                  <pic:spPr>
+                  </ns6:blipFill>
+                  <ns6:spPr>
                     <a:xfrm>
                       <a:off x="0" y="0"/>
-                      <a:ext cx="6080760" cy="2279265"/>
+                      <a:ext cx="6080760" cy="2527900"/>
                     </a:xfrm>
                     <a:prstGeom prst="rect">
                       <a:avLst/>
                     </a:prstGeom>
-                  </pic:spPr>
-                </pic:pic>
+                  </ns6:spPr>
+                </ns6:pic>
               </a:graphicData>
             </a:graphic>
           </wp:inline>
         </w:drawing>
       </w:r>
     </w:p>
-    <w:p>
+    <w:p ns2:paraId="17B2BF33" ns2:textId="77777777">
       <w:pPr>
         <w:pStyle w:val="Caption"/>
         <w:keepNext/>
@@ -2620,7 +2990,7 @@
         <w:t>Fig 2. COMAVI recovers literature-defined structural mechanism patterns in the current benchmark. (A) Direction agreement is shown separately for isolated-subunit stability (19/25), stability calculated in the assembled complex (17/22), binding (20/30), all energetic outputs (56/77), and the structural-context tier (33/47). (B) Whole-variant mechanism-pattern scores are shown for all 57 graded variants and for the interaction and BRCT subsets. A score of 1 is fully consistent, 0.5 is partly correct, and 0 is inconsistent; the primary mean is 39.5/57 = 0.693.</w:t>
       </w:r>
     </w:p>
-    <w:p>
+    <w:p ns2:paraId="3F5DB9E1" ns2:textId="77777777">
       <w:r>
         <w:rPr>
           <w:rFonts w:ascii="Arial" w:hAnsi="Arial" w:eastAsia="Arial"/>
@@ -2628,69 +2998,99 @@
         <w:t>Evidence-restricted analyses did not change the qualitative conclusion. Among variants for which every committed axis had E1-E3 support, tier sensitivity was 0.875 and specificity 0.600 (n = 26); the direct-or-coupled subset returned the same values on the same 26 variants. Because evidence class was strongly tied to whether an axis was expected to be neutral or destabilizing, these analyses were treated as sensitivity views rather than alternative primary benchmarks (S2 Text).</w:t>
       </w:r>
     </w:p>
-    <w:p>
+    <w:p ns2:paraId="09B0D47B" ns2:textId="77777777">
       <w:r>
         <w:t>No single system carried the result. Resampling entire protein systems gave a 95% interval of 0.604-0.790 for the mechanism-pattern score, and leave-one-system-out values ranged from 0.676 to 0.713. Permutation, replicate-noise, and continuity audits are reported in S7 Text.</w:t>
       </w:r>
     </w:p>
-    <w:p>
+    <w:p ns2:paraId="3DCB3C99" ns2:textId="77777777">
       <w:pPr>
         <w:pStyle w:val="Heading2"/>
       </w:pPr>
       <w:r>
-        <w:t>3.3 The energy threshold controls recovery and false structural calls</w:t>
+        <w:t>3.3 Because the mechanism call is informative, the priority score concentrates real mechanisms at the top of a ranking</w:t>
       </w:r>
     </w:p>
-    <w:p>
+    <w:p ns2:paraId="38E08BB4" ns2:textId="77777777">
       <w:r>
         <w:rPr>
           <w:rFonts w:ascii="Arial" w:hAnsi="Arial" w:eastAsia="Arial"/>
         </w:rPr>
-        <w:t>The energy threshold determines the balance between missed mechanisms and false structural calls. Across the prespecified menu the two error types move in opposite directions and by unequal amounts. Of the 28 variants with a committed structural mechanism, the number missed rises from 10 at 1.0 kcal/mol to 12 at the 2.5 kcal/mol reference and 16 at the substitution-adjusted threshold; of the 29 variants curated to lack a modeled lesion, the number given a false structural call falls from 15 to 5 and then 4 across the same range. Raising the threshold from 1.0 to 2.5 therefore removes ten false calls at a cost of two missed mechanisms, while the final step to the substitution-adjusted threshold removes one more false call at a cost of four. Fig 3 and Table 3 show the full tradeoff.</w:t>
+        <w:t>A mechanism call that is usually right is only useful if it changes what a laboratory does next, which in practice means ordering candidates for follow-up. Two ingredients are available for that ordering, and it is worth establishing what each contributes before combining them. The structural-context tier, which uses no energy at all, identified 18 of 20 variants with modeled structural mechanisms as Tier 1 or 2, but it also placed 12 of 27 no-lesion variants in those tiers. It was therefore sensitive but not specific. Interface status alone was more specific, whereas the full tier recovered three structural variants outside a detected interface. The exact comparator table and within-system tests are in S4 Table and S3 Fig.</w:t>
       </w:r>
     </w:p>
-    <w:p>
+    <w:p ns2:paraId="195C553B" ns2:textId="77777777">
+      <w:r>
+        <w:rPr>
+          <w:rFonts w:ascii="Arial" w:hAnsi="Arial" w:eastAsia="Arial"/>
+        </w:rPr>
+        <w:t>The tier describes whether the mutated site lies in a structurally susceptible environment. It does not identify which energetic process is affected and should not override an axis-specific energy prediction. Its components therefore remain visible, and its fixed cut-points require prospective testing.</w:t>
+      </w:r>
+    </w:p>
+    <w:p ns2:paraId="063E6DF0" ns2:textId="77777777">
+      <w:r>
+        <w:rPr>
+          <w:rFonts w:ascii="Arial" w:hAnsi="Arial" w:eastAsia="Arial"/>
+        </w:rPr>
+        <w:t>We next asked whether combining energy magnitude and structural context moved variants with modeled structural lesions toward the top of a candidate list. This analysis used the overlapping set of 47 interaction variants with a committed structural endpoint: 20 structural-mechanism variants and 27 variants curated to lack a lesion on the modeled axes. The fixed priority score is defined in Methods.</w:t>
+      </w:r>
+    </w:p>
+    <w:p ns2:paraId="240C37D4" ns2:textId="77777777">
+      <w:r>
+        <w:rPr>
+          <w:rFonts w:ascii="Arial" w:hAnsi="Arial" w:eastAsia="Arial"/>
+        </w:rPr>
+        <w:t>The priority score placed 17 of 20 structural-mechanism variants in the top 20 and 18 of 20 in the top 25. Across the complete 47-variant ranking, the structural-prioritization receiver operating characteristic area under the curve (ROC AUC) was 0.917 and average precision was 0.923; the first is the probability that a randomly chosen structural-mechanism variant outranks a randomly chosen no-lesion variant, so 0.5 is chance and 1.0 is a perfect separation. These are internal ranking results, not external performance estimates, pathogenicity estimates, or calibrated probabilities.</w:t>
+      </w:r>
+    </w:p>
+    <w:p ns2:paraId="03C676DE" ns2:textId="77777777">
+      <w:r>
+        <w:rPr>
+          <w:rFonts w:ascii="Arial" w:hAnsi="Arial" w:eastAsia="Arial"/>
+        </w:rPr>
+        <w:t>Fig 3 makes the practical consequence visible: panel A shows how far the two classes separate on the score, and panel B translates that separation into the quantity a laboratory actually plans against, the number of real mechanisms recovered for a given number of experiments. The soft-saturation transformation, component ROC curves, score bands, leave-one-system-out influence, and alternative fixed formulas are reported in S5 Text and S4 Fig.</w:t>
+      </w:r>
+    </w:p>
+    <w:p ns2:paraId="6FCAD49F" ns2:textId="77777777">
       <w:pPr>
         <w:keepNext/>
-        <w:spacing w:before="80" w:after="20"/>
         <w:jc w:val="center"/>
       </w:pPr>
       <w:r>
         <w:rPr>
           <w:noProof/>
         </w:rPr>
-        <w:lastRenderedPageBreak/>
         <w:drawing>
-          <wp:inline distT="0" distB="0" distL="0" distR="0" wp14:anchorId="48A534C4" wp14:editId="04E60D9C">
-            <wp:extent cx="6080760" cy="2448422"/>
+          <wp:inline distT="0" distB="0" distL="0" distR="0" ns4:anchorId="0204DB0D" ns4:editId="0F5423AB">
+            <wp:extent cx="6080760" cy="2274942"/>
             <wp:effectExtent l="0" t="0" r="0" b="0"/>
-            <wp:docPr id="17" name="Picture 17" descr="Threshold tradeoff showing mechanism recovery, correct rejection, overall score, and recovery of measured destabilizing effects." title="Threshold tradeoff showing mechanism recovery, correct rejection, overall score, and recovery of measured destabilizing "/>
+            <wp:docPr id="18" name="Picture 18" descr="Priority-score distributions and top-k recovery in the 47-variant structural-prioritization subset." title="Priority-score distributions and top-k recovery in the 47-variant structural-prioritization subset"/>
             <wp:cNvGraphicFramePr>
-              <a:graphicFrameLocks xmlns:a="http://schemas.openxmlformats.org/drawingml/2006/main" noChangeAspect="1"/>
+              <a:graphicFrameLocks noChangeAspect="1"/>
             </wp:cNvGraphicFramePr>
-            <a:graphic xmlns:a="http://schemas.openxmlformats.org/drawingml/2006/main">
+            <a:graphic>
               <a:graphicData uri="http://schemas.openxmlformats.org/drawingml/2006/picture">
-                <pic:pic xmlns:pic="http://schemas.openxmlformats.org/drawingml/2006/picture">
-                  <pic:nvPicPr>
-                    <pic:cNvPr id="0" name="figure3_clean.png"/>
-                    <pic:cNvPicPr/>
-                  </pic:nvPicPr>
-                  <pic:blipFill>
-                    <a:blip r:embed="rId14"/>
+                <ns6:pic>
+                  <ns6:nvPicPr>
+                    <ns6:cNvPr id="0" name="image6.png"/>
+                    <ns6:cNvPicPr/>
+                  </ns6:nvPicPr>
+                  <ns6:blipFill>
+                    <a:blip r:embed="rId17"/>
                     <a:stretch>
                       <a:fillRect/>
                     </a:stretch>
-                  </pic:blipFill>
-                  <pic:spPr>
+                  </ns6:blipFill>
+                  <ns6:spPr>
                     <a:xfrm>
                       <a:off x="0" y="0"/>
-                      <a:ext cx="6080760" cy="2448422"/>
+                      <a:ext cx="6080760" cy="2274942"/>
                     </a:xfrm>
                     <a:prstGeom prst="rect">
                       <a:avLst/>
                     </a:prstGeom>
-                  </pic:spPr>
-                </pic:pic>
+                  </ns6:spPr>
+                </ns6:pic>
               </a:graphicData>
             </a:graphic>
           </wp:inline>
@@ -2704,7 +3104,7 @@
         </w:rPr>
       </w:r>
     </w:p>
-    <w:p>
+    <w:p ns2:paraId="534BDDE2" ns2:textId="77777777">
       <w:pPr>
         <w:pStyle w:val="Caption"/>
         <w:keepNext/>
@@ -2715,10 +3115,116 @@
         <w:rPr>
           <w:rFonts w:ascii="Arial" w:hAnsi="Arial" w:eastAsia="Arial"/>
         </w:rPr>
-        <w:t>Fig 3. The energy threshold controls the tradeoff between mechanism recovery and false structural calls. (A) Recovery among 28 variants with known structural mechanisms decreases as the threshold rises, whereas correct rejection among 29 no-lesion variants increases. The shaded regions identify screening, intermediate, reference, and conservative use; no threshold is universally optimal. (B) Increasing stringency also reduces recovery among 44 experimentally destabilizing comparisons. The 2.5 kcal/mol setting is the frozen reference, and tSAP (2.9/2.9/3.5 kcal/mol) is the most conservative setting evaluated.</w:t>
+        <w:t>Fig 3. The fixed priority score concentrates modeled structural mechanisms near the top of the ranking. (A) Priority-score distributions for the 20 structural-mechanism and 27 no-lesion variants in the 47-variant prioritization subset. (B) Recovery as the number of variants selected for follow-up increases: 10 structural mechanisms occur in the top 10, 17 of 20 in the top 20, and 18 of 20 in the top 25. ISDS-v1 is an internal structural-prioritization index, not a pathogenicity probability or a validated binary classifier.</w:t>
       </w:r>
     </w:p>
     <w:p>
+      <w:pPr>
+        <w:pStyle w:val="Heading2"/>
+      </w:pPr>
+      <w:r>
+        <w:rPr>
+          <w:b/>
+        </w:rPr>
+        <w:t>3.4 The two outputs agree: the variants ranked highest are the ones whose mechanism is resolved</w:t>
+      </w:r>
+    </w:p>
+    <w:p>
+      <w:r>
+        <w:t>Sections 3.2 and 3.3 report two different capabilities on overlapping populations, and reporting them separately leaves open the question that matters most in practice: whether they agree. A variant ranked highly but graded inconsistent would send a user to the right protein with the wrong experiment, which is the specific failure an interpretable prioritizer must avoid. Crossing the two over the 47-variant prioritization population shows they do agree. Of the 20 variants with a modeled structural mechanism, the 17 recovered in the top 20 carry a mean mechanism-pattern grade of 0.588 against 0.167 for the three that rank outside it, and priority score and grade correlate across all 20 (Spearman rho = 0.482, p = 0.031). Both figures sit below the 0.693 whole-cohort score because they are computed within the structural class alone, where the mean grade is 0.525.</w:t>
+      </w:r>
+    </w:p>
+    <w:p>
+      <w:r>
+        <w:t>No variant graded fully consistent falls outside the top 20, so the ranking does not bury a variant whose mechanism COMAVI resolves. Within the top 20 the grades are 5 consistent, 10 partial and 2 inconsistent, and the two inconsistent cases - MLH1 R755W at rank 11 and PIK3CA E545K at rank 15 - are exactly the failure mode this analysis exists to expose: correctly prioritized, incorrectly explained. Outside it sit HBB W37Y at rank 21, immediately below the cut, and KRAS G12D and G12V at ranks 33 and 39. The same mechanism class the ranking misses is the one the grading misses, so the two outputs fail together rather than compounding. S9 Text reports the full crossing.</w:t>
+      </w:r>
+    </w:p>
+    <w:p ns2:paraId="5FD4257C" ns2:textId="77777777">
+      <w:pPr>
+        <w:pStyle w:val="Heading2"/>
+      </w:pPr>
+      <w:r>
+        <w:t>3.5 The energy threshold sets where the method sits between missed mechanisms and false structural calls</w:t>
+      </w:r>
+    </w:p>
+    <w:p ns2:paraId="68AEE5BA" ns2:textId="77777777">
+      <w:r>
+        <w:rPr>
+          <w:rFonts w:ascii="Arial" w:hAnsi="Arial" w:eastAsia="Arial"/>
+        </w:rPr>
+        <w:t>Sections 3.2 to 3.4 all report results at a single reference threshold of 2.5 kcal/mol, which raises the obvious question of how much that choice determines them. The energy threshold sets the balance between missed mechanisms and false structural calls, and it is a decision a user should make from their own error costs rather than inherit. Across the prespecified menu the two error types move in opposite directions and by unequal amounts. Of the 28 variants with a committed structural mechanism, the number missed rises from 10 at 1.0 kcal/mol to 12 at the 2.5 kcal/mol reference and 16 at the substitution-adjusted threshold; of the 29 variants curated to lack a modeled lesion, the number given a false structural call falls from 15 to 5 and then 4 across the same range. Raising the threshold from 1.0 to 2.5 therefore removes ten false calls at a cost of two missed mechanisms, while the final step to the substitution-adjusted threshold removes one more false call at a cost of four. Fig 4 plots both error rates against the threshold and Table 4 gives the same tradeoff as a menu with a recommended reading for each setting, because the right choice depends on whether a missed mechanism or a wasted experiment is more costly in a given study.</w:t>
+      </w:r>
+    </w:p>
+    <w:p ns2:paraId="18B00F0D" ns2:textId="77777777">
+      <w:pPr>
+        <w:keepNext/>
+        <w:spacing w:before="80" w:after="20"/>
+        <w:jc w:val="center"/>
+      </w:pPr>
+      <w:r>
+        <w:rPr>
+          <w:noProof/>
+        </w:rPr>
+        <w:lastRenderedPageBreak/>
+        <w:drawing>
+          <wp:inline distT="0" distB="0" distL="0" distR="0" ns4:anchorId="48A534C4" ns4:editId="04E60D9C">
+            <wp:extent cx="6080760" cy="2503241"/>
+            <wp:effectExtent l="0" t="0" r="0" b="0"/>
+            <wp:docPr id="17" name="Picture 17" descr="Threshold tradeoff showing mechanism recovery, correct rejection, overall score, and recovery of measured destabilizing effects." title="Threshold tradeoff showing mechanism recovery, correct rejection, overall score, and recovery of measured destabilizing "/>
+            <wp:cNvGraphicFramePr>
+              <a:graphicFrameLocks noChangeAspect="1"/>
+            </wp:cNvGraphicFramePr>
+            <a:graphic>
+              <a:graphicData uri="http://schemas.openxmlformats.org/drawingml/2006/picture">
+                <ns6:pic>
+                  <ns6:nvPicPr>
+                    <ns6:cNvPr id="0" name="figure3_clean.png"/>
+                    <ns6:cNvPicPr/>
+                  </ns6:nvPicPr>
+                  <ns6:blipFill>
+                    <a:blip r:embed="rId14"/>
+                    <a:stretch>
+                      <a:fillRect/>
+                    </a:stretch>
+                  </ns6:blipFill>
+                  <ns6:spPr>
+                    <a:xfrm>
+                      <a:off x="0" y="0"/>
+                      <a:ext cx="6080760" cy="2503241"/>
+                    </a:xfrm>
+                    <a:prstGeom prst="rect">
+                      <a:avLst/>
+                    </a:prstGeom>
+                  </ns6:spPr>
+                </ns6:pic>
+              </a:graphicData>
+            </a:graphic>
+          </wp:inline>
+        </w:drawing>
+      </w:r>
+      <w:r>
+        <w:rPr>
+          <w:rStyle w:val="CommentReference"/>
+          <w:sz w:val="21"/>
+          <w:szCs w:val="22"/>
+        </w:rPr>
+      </w:r>
+    </w:p>
+    <w:p ns2:paraId="353E3094" ns2:textId="77777777">
+      <w:pPr>
+        <w:pStyle w:val="Caption"/>
+        <w:keepNext/>
+        <w:keepLines/>
+        <w:spacing w:before="60" w:after="160"/>
+      </w:pPr>
+      <w:r>
+        <w:rPr>
+          <w:rFonts w:ascii="Arial" w:hAnsi="Arial" w:eastAsia="Arial"/>
+        </w:rPr>
+        <w:t>Fig 4. The energy threshold controls the tradeoff between mechanism recovery and false structural calls. (A) Recovery among 28 variants with known structural mechanisms decreases as the threshold rises, whereas correct rejection among 29 no-lesion variants increases. The shaded regions identify screening, intermediate, reference, and conservative use; no threshold is universally optimal. (B) Increasing stringency also reduces recovery among 44 experimentally destabilizing comparisons. The 2.5 kcal/mol setting is the frozen reference, and tSAP (2.9/2.9/3.5 kcal/mol) is the most conservative setting evaluated.</w:t>
+      </w:r>
+    </w:p>
+    <w:p ns2:paraId="2DDA62DA" ns2:textId="77777777">
       <w:pPr>
         <w:pStyle w:val="Caption"/>
         <w:keepNext/>
@@ -2727,7 +3233,7 @@
         <w:rPr>
           <w:rFonts w:ascii="Arial" w:hAnsi="Arial" w:eastAsia="Arial"/>
         </w:rPr>
-        <w:t>Table 3. Energy-threshold menu and observed tradeoffs.</w:t>
+        <w:t>Table 4. Energy-threshold menu and observed tradeoffs.</w:t>
       </w:r>
     </w:p>
     <w:tbl>
@@ -2752,7 +3258,7 @@
         <w:gridCol w:w="1512"/>
         <w:gridCol w:w="3528"/>
       </w:tblGrid>
-      <w:tr>
+      <w:tr ns2:paraId="2169BB9A" ns2:textId="77777777">
         <w:trPr>
           <w:cantSplit/>
           <w:tblHeader/>
@@ -2770,7 +3276,7 @@
             </w:tcMar>
             <w:vAlign w:val="center"/>
           </w:tcPr>
-          <w:p>
+          <w:p ns2:paraId="2E0F0ACE" ns2:textId="77777777">
             <w:r>
               <w:rPr>
                 <w:sz w:val="15"/>
@@ -2791,7 +3297,7 @@
             </w:tcMar>
             <w:vAlign w:val="center"/>
           </w:tcPr>
-          <w:p>
+          <w:p ns2:paraId="121E50DD" ns2:textId="77777777">
             <w:pPr>
               <w:spacing w:after="0" w:line="240" w:lineRule="auto"/>
             </w:pPr>
@@ -2801,7 +3307,7 @@
                 <w:color w:val="FFFFFF"/>
                 <w:sz w:val="15"/>
               </w:rPr>
-              <w:t>Mechanism recovery</w:t>
+              <w:t>Mechanism-pattern score, structural arm (n = 28)</w:t>
             </w:r>
           </w:p>
         </w:tc>
@@ -2817,7 +3323,7 @@
             </w:tcMar>
             <w:vAlign w:val="center"/>
           </w:tcPr>
-          <w:p>
+          <w:p ns2:paraId="3010E176" ns2:textId="77777777">
             <w:pPr>
               <w:spacing w:after="0" w:line="240" w:lineRule="auto"/>
             </w:pPr>
@@ -2827,7 +3333,7 @@
                 <w:color w:val="FFFFFF"/>
                 <w:sz w:val="15"/>
               </w:rPr>
-              <w:t>Correct rejection</w:t>
+              <w:t>Mechanism-pattern score, rejection arm (n = 29)</w:t>
             </w:r>
           </w:p>
         </w:tc>
@@ -2843,7 +3349,7 @@
             </w:tcMar>
             <w:vAlign w:val="center"/>
           </w:tcPr>
-          <w:p>
+          <w:p ns2:paraId="12A64808" ns2:textId="77777777">
             <w:pPr>
               <w:spacing w:after="0" w:line="240" w:lineRule="auto"/>
             </w:pPr>
@@ -2853,7 +3359,7 @@
                 <w:color w:val="FFFFFF"/>
                 <w:sz w:val="15"/>
               </w:rPr>
-              <w:t>Measured effects recovered</w:t>
+              <w:t>Measured destabilizations called (n = 44)</w:t>
             </w:r>
           </w:p>
         </w:tc>
@@ -2869,7 +3375,7 @@
             </w:tcMar>
             <w:vAlign w:val="center"/>
           </w:tcPr>
-          <w:p>
+          <w:p ns2:paraId="10261E6B" ns2:textId="77777777">
             <w:pPr>
               <w:spacing w:after="0" w:line="240" w:lineRule="auto"/>
             </w:pPr>
@@ -2884,7 +3390,7 @@
           </w:p>
         </w:tc>
       </w:tr>
-      <w:tr>
+      <w:tr ns2:paraId="1432C779" ns2:textId="77777777">
         <w:trPr>
           <w:cantSplit/>
           <w:jc w:val="center"/>
@@ -2900,7 +3406,7 @@
             </w:tcMar>
             <w:vAlign w:val="center"/>
           </w:tcPr>
-          <w:p>
+          <w:p ns2:paraId="704EB66B" ns2:textId="77777777">
             <w:pPr>
               <w:spacing w:after="0" w:line="240" w:lineRule="auto"/>
             </w:pPr>
@@ -2923,7 +3429,7 @@
             </w:tcMar>
             <w:vAlign w:val="center"/>
           </w:tcPr>
-          <w:p>
+          <w:p ns2:paraId="16B91EE9" ns2:textId="77777777">
             <w:pPr>
               <w:spacing w:after="0" w:line="240" w:lineRule="auto"/>
             </w:pPr>
@@ -2946,7 +3452,7 @@
             </w:tcMar>
             <w:vAlign w:val="center"/>
           </w:tcPr>
-          <w:p>
+          <w:p ns2:paraId="56E383D2" ns2:textId="77777777">
             <w:pPr>
               <w:spacing w:after="0" w:line="240" w:lineRule="auto"/>
             </w:pPr>
@@ -2969,7 +3475,7 @@
             </w:tcMar>
             <w:vAlign w:val="center"/>
           </w:tcPr>
-          <w:p>
+          <w:p ns2:paraId="7144EB73" ns2:textId="77777777">
             <w:pPr>
               <w:spacing w:after="0" w:line="240" w:lineRule="auto"/>
             </w:pPr>
@@ -2992,7 +3498,7 @@
             </w:tcMar>
             <w:vAlign w:val="center"/>
           </w:tcPr>
-          <w:p>
+          <w:p ns2:paraId="7C0984A6" ns2:textId="77777777">
             <w:r>
               <w:rPr>
                 <w:sz w:val="15"/>
@@ -3002,7 +3508,7 @@
           </w:p>
         </w:tc>
       </w:tr>
-      <w:tr>
+      <w:tr ns2:paraId="114910FA" ns2:textId="77777777">
         <w:trPr>
           <w:cantSplit/>
           <w:jc w:val="center"/>
@@ -3019,7 +3525,7 @@
             </w:tcMar>
             <w:vAlign w:val="center"/>
           </w:tcPr>
-          <w:p>
+          <w:p ns2:paraId="7B1B2779" ns2:textId="77777777">
             <w:pPr>
               <w:spacing w:after="0" w:line="240" w:lineRule="auto"/>
             </w:pPr>
@@ -3043,7 +3549,7 @@
             </w:tcMar>
             <w:vAlign w:val="center"/>
           </w:tcPr>
-          <w:p>
+          <w:p ns2:paraId="5BC647D7" ns2:textId="77777777">
             <w:pPr>
               <w:spacing w:after="0" w:line="240" w:lineRule="auto"/>
             </w:pPr>
@@ -3067,7 +3573,7 @@
             </w:tcMar>
             <w:vAlign w:val="center"/>
           </w:tcPr>
-          <w:p>
+          <w:p ns2:paraId="60BED8BF" ns2:textId="77777777">
             <w:pPr>
               <w:spacing w:after="0" w:line="240" w:lineRule="auto"/>
             </w:pPr>
@@ -3091,7 +3597,7 @@
             </w:tcMar>
             <w:vAlign w:val="center"/>
           </w:tcPr>
-          <w:p>
+          <w:p ns2:paraId="148E08D5" ns2:textId="77777777">
             <w:pPr>
               <w:spacing w:after="0" w:line="240" w:lineRule="auto"/>
             </w:pPr>
@@ -3115,7 +3621,7 @@
             </w:tcMar>
             <w:vAlign w:val="center"/>
           </w:tcPr>
-          <w:p>
+          <w:p ns2:paraId="27F58702" ns2:textId="77777777">
             <w:r>
               <w:rPr>
                 <w:sz w:val="15"/>
@@ -3125,7 +3631,7 @@
           </w:p>
         </w:tc>
       </w:tr>
-      <w:tr>
+      <w:tr ns2:paraId="7C512C4A" ns2:textId="77777777">
         <w:trPr>
           <w:cantSplit/>
           <w:jc w:val="center"/>
@@ -3141,7 +3647,7 @@
             </w:tcMar>
             <w:vAlign w:val="center"/>
           </w:tcPr>
-          <w:p>
+          <w:p ns2:paraId="3B1CF19B" ns2:textId="77777777">
             <w:pPr>
               <w:spacing w:after="0" w:line="240" w:lineRule="auto"/>
             </w:pPr>
@@ -3164,7 +3670,7 @@
             </w:tcMar>
             <w:vAlign w:val="center"/>
           </w:tcPr>
-          <w:p>
+          <w:p ns2:paraId="606D9648" ns2:textId="77777777">
             <w:pPr>
               <w:spacing w:after="0" w:line="240" w:lineRule="auto"/>
             </w:pPr>
@@ -3187,7 +3693,7 @@
             </w:tcMar>
             <w:vAlign w:val="center"/>
           </w:tcPr>
-          <w:p>
+          <w:p ns2:paraId="672B333A" ns2:textId="77777777">
             <w:pPr>
               <w:spacing w:after="0" w:line="240" w:lineRule="auto"/>
             </w:pPr>
@@ -3210,7 +3716,7 @@
             </w:tcMar>
             <w:vAlign w:val="center"/>
           </w:tcPr>
-          <w:p>
+          <w:p ns2:paraId="7F59278F" ns2:textId="77777777">
             <w:pPr>
               <w:spacing w:after="0" w:line="240" w:lineRule="auto"/>
             </w:pPr>
@@ -3233,7 +3739,7 @@
             </w:tcMar>
             <w:vAlign w:val="center"/>
           </w:tcPr>
-          <w:p>
+          <w:p ns2:paraId="1A4FA3F2" ns2:textId="77777777">
             <w:r>
               <w:rPr>
                 <w:sz w:val="15"/>
@@ -3243,7 +3749,7 @@
           </w:p>
         </w:tc>
       </w:tr>
-      <w:tr>
+      <w:tr ns2:paraId="26627A6D" ns2:textId="77777777">
         <w:trPr>
           <w:cantSplit/>
           <w:jc w:val="center"/>
@@ -3260,7 +3766,7 @@
             </w:tcMar>
             <w:vAlign w:val="center"/>
           </w:tcPr>
-          <w:p>
+          <w:p ns2:paraId="511D079F" ns2:textId="77777777">
             <w:pPr>
               <w:spacing w:after="0" w:line="240" w:lineRule="auto"/>
             </w:pPr>
@@ -3284,7 +3790,7 @@
             </w:tcMar>
             <w:vAlign w:val="center"/>
           </w:tcPr>
-          <w:p>
+          <w:p ns2:paraId="61BA3899" ns2:textId="77777777">
             <w:pPr>
               <w:spacing w:after="0" w:line="240" w:lineRule="auto"/>
             </w:pPr>
@@ -3308,7 +3814,7 @@
             </w:tcMar>
             <w:vAlign w:val="center"/>
           </w:tcPr>
-          <w:p>
+          <w:p ns2:paraId="401A3D9E" ns2:textId="77777777">
             <w:pPr>
               <w:spacing w:after="0" w:line="240" w:lineRule="auto"/>
             </w:pPr>
@@ -3332,7 +3838,7 @@
             </w:tcMar>
             <w:vAlign w:val="center"/>
           </w:tcPr>
-          <w:p>
+          <w:p ns2:paraId="49BAAFCA" ns2:textId="77777777">
             <w:pPr>
               <w:spacing w:after="0" w:line="240" w:lineRule="auto"/>
             </w:pPr>
@@ -3356,7 +3862,7 @@
             </w:tcMar>
             <w:vAlign w:val="center"/>
           </w:tcPr>
-          <w:p>
+          <w:p ns2:paraId="19F6A69C" ns2:textId="77777777">
             <w:r>
               <w:rPr>
                 <w:sz w:val="15"/>
@@ -3366,7 +3872,7 @@
           </w:p>
         </w:tc>
       </w:tr>
-      <w:tr>
+      <w:tr ns2:paraId="672EB000" ns2:textId="77777777">
         <w:trPr>
           <w:cantSplit/>
           <w:jc w:val="center"/>
@@ -3382,7 +3888,7 @@
             </w:tcMar>
             <w:vAlign w:val="center"/>
           </w:tcPr>
-          <w:p>
+          <w:p ns2:paraId="2AFF7394" ns2:textId="77777777">
             <w:pPr>
               <w:spacing w:after="0" w:line="240" w:lineRule="auto"/>
             </w:pPr>
@@ -3405,7 +3911,7 @@
             </w:tcMar>
             <w:vAlign w:val="center"/>
           </w:tcPr>
-          <w:p>
+          <w:p ns2:paraId="2501AF49" ns2:textId="77777777">
             <w:pPr>
               <w:spacing w:after="0" w:line="240" w:lineRule="auto"/>
             </w:pPr>
@@ -3428,7 +3934,7 @@
             </w:tcMar>
             <w:vAlign w:val="center"/>
           </w:tcPr>
-          <w:p>
+          <w:p ns2:paraId="4CAE580A" ns2:textId="77777777">
             <w:pPr>
               <w:spacing w:after="0" w:line="240" w:lineRule="auto"/>
             </w:pPr>
@@ -3451,7 +3957,7 @@
             </w:tcMar>
             <w:vAlign w:val="center"/>
           </w:tcPr>
-          <w:p>
+          <w:p ns2:paraId="57744D46" ns2:textId="77777777">
             <w:pPr>
               <w:spacing w:after="0" w:line="240" w:lineRule="auto"/>
             </w:pPr>
@@ -3474,7 +3980,7 @@
             </w:tcMar>
             <w:vAlign w:val="center"/>
           </w:tcPr>
-          <w:p>
+          <w:p ns2:paraId="23C567E0" ns2:textId="77777777">
             <w:r>
               <w:rPr>
                 <w:sz w:val="15"/>
@@ -3490,20 +3996,36 @@
         <w:rPr>
           <w:sz w:val="18"/>
         </w:rPr>
-        <w:t>Mechanism recovery is the mean grade among 28 variants with known structural mechanisms; correct rejection is the corresponding rate among 29 variants curated to lack a lesion on the modeled axes. Measured effects recovered counts experimentally destabilizing comparisons with |predicted ΔΔG| at or above the stated threshold.</w:t>
+        <w:t>The structural arm is the mean rubric grade among the 28 variants with a committed structural mechanism; the rejection arm is the same grade among the 29 curated to lack a lesion on the modeled axes. Measured destabilizations called is a different population and a different question, counting how many of 44 variant-axis comparisons carrying a directly measured destabilizing energy have |predicted ΔΔG| at or above the stated threshold; Table 3 separates these.</w:t>
       </w:r>
     </w:p>
-    <w:p>
+    <w:p ns2:paraId="0522CF9D" ns2:textId="77777777">
       <w:r>
         <w:t>The same tradeoff appeared in measured-energy comparisons. Of 44 experimentally destabilizing effects, 35 were detected at the 1.0 kcal/mol default, 13 at the 2.5 kcal/mol reference, and 12 at tSAP. Thus a conservative threshold can miss a real effect even when the measured destabilization is large.</w:t>
       </w:r>
     </w:p>
     <w:p>
+      <w:pPr>
+        <w:pStyle w:val="Heading2"/>
+      </w:pPr>
       <w:r>
-        <w:t>FoldX preserved ordering better than magnitude. Across the broader 56-point calibration set, predicted and measured effects had Spearman ρ = 0.63, but the fitted slope was 0.43 and error became more negative as measured effects increased. Large destabilizations were therefore systematically compressed, which explains part of the sensitivity loss at high thresholds.</w:t>
+        <w:rPr>
+          <w:b/>
+        </w:rPr>
+        <w:t>3.6 The predicted energies are anchored to direct measurements, and compress at large effect sizes</w:t>
       </w:r>
     </w:p>
     <w:p>
+      <w:r>
+        <w:t>The threshold menu in Section 3.5 assumes the predicted energies it thresholds are meaningful quantities rather than an arbitrary scale, and that assumption is testable wherever the benchmark carries a directly measured energy for the same substitution. This section reports those comparisons, and they explain the shape of the tradeoff above: the predictor orders effects well but understates their size, so a threshold chosen on the measured scale is systematically too strict when applied to predictions.</w:t>
+      </w:r>
+    </w:p>
+    <w:p ns2:paraId="238364D2" ns2:textId="77777777">
+      <w:r>
+        <w:t>The first comparison asks whether predicted and measured energies agree in rank and in size, and it separates those two questions because they have different consequences: a predictor that ranks correctly but compresses can still order candidates while misplacing any fixed threshold. Fig 5 shows both. FoldX preserved ordering better than magnitude: across the broader 56-point calibration set, predicted and measured effects had Spearman ρ = 0.63, but the fitted slope was 0.43 and error became more negative as measured effects increased. Large destabilizations were therefore systematically compressed, which explains part of the sensitivity loss at high thresholds.</w:t>
+      </w:r>
+    </w:p>
+    <w:p ns2:paraId="02BF9B44" ns2:textId="77777777">
       <w:pPr>
         <w:keepNext/>
         <w:spacing w:before="80" w:after="20"/>
@@ -3515,36 +4037,36 @@
         </w:rPr>
         <w:lastRenderedPageBreak/>
         <w:drawing>
-          <wp:inline distT="0" distB="0" distL="0" distR="0" wp14:anchorId="08A4DB50" wp14:editId="377E4409">
-            <wp:extent cx="6080760" cy="2802722"/>
+          <wp:inline distT="0" distB="0" distL="0" distR="0" ns4:anchorId="08A4DB50" ns4:editId="377E4409">
+            <wp:extent cx="6080760" cy="2283700"/>
             <wp:effectExtent l="0" t="0" r="0" b="0"/>
             <wp:docPr id="15" name="Picture 15" descr="Predicted-versus-measured energy calibration showing rank preservation, magnitude compression, and disagreement classes." title="Predicted-versus-measured energy calibration showing rank preservation, magnitude compression, and disagreement classes"/>
             <wp:cNvGraphicFramePr>
-              <a:graphicFrameLocks xmlns:a="http://schemas.openxmlformats.org/drawingml/2006/main" noChangeAspect="1"/>
+              <a:graphicFrameLocks noChangeAspect="1"/>
             </wp:cNvGraphicFramePr>
-            <a:graphic xmlns:a="http://schemas.openxmlformats.org/drawingml/2006/main">
+            <a:graphic>
               <a:graphicData uri="http://schemas.openxmlformats.org/drawingml/2006/picture">
-                <pic:pic xmlns:pic="http://schemas.openxmlformats.org/drawingml/2006/picture">
-                  <pic:nvPicPr>
-                    <pic:cNvPr id="0" name="figure4_clean.png"/>
-                    <pic:cNvPicPr/>
-                  </pic:nvPicPr>
-                  <pic:blipFill>
+                <ns6:pic>
+                  <ns6:nvPicPr>
+                    <ns6:cNvPr id="0" name="figure4_clean.png"/>
+                    <ns6:cNvPicPr/>
+                  </ns6:nvPicPr>
+                  <ns6:blipFill>
                     <a:blip r:embed="rId15"/>
                     <a:stretch>
                       <a:fillRect/>
                     </a:stretch>
-                  </pic:blipFill>
-                  <pic:spPr>
+                  </ns6:blipFill>
+                  <ns6:spPr>
                     <a:xfrm>
                       <a:off x="0" y="0"/>
-                      <a:ext cx="6080760" cy="2802722"/>
+                      <a:ext cx="6080760" cy="2283700"/>
                     </a:xfrm>
                     <a:prstGeom prst="rect">
                       <a:avLst/>
                     </a:prstGeom>
-                  </pic:spPr>
-                </pic:pic>
+                  </ns6:spPr>
+                </ns6:pic>
               </a:graphicData>
             </a:graphic>
           </wp:inline>
@@ -3558,7 +4080,7 @@
         </w:rPr>
       </w:r>
     </w:p>
-    <w:p>
+    <w:p ns2:paraId="0BB4446A" ns2:textId="77777777">
       <w:pPr>
         <w:pStyle w:val="Caption"/>
         <w:keepNext/>
@@ -3569,18 +4091,18 @@
         <w:rPr>
           <w:rFonts w:ascii="Arial" w:hAnsi="Arial" w:eastAsia="Arial"/>
         </w:rPr>
-        <w:t>Fig 4. FoldX ranks measured effects but compresses their magnitude. The pooled analysis contains 63 predicted-measured comparisons from four systems; fitted statistics exclude the prespecified barnase Glu73 force-field-failure cluster. (A) Predicted versus measured ΔΔG. (B) Prediction error becomes more negative as measured destabilization increases. (C) Only substantive energy disagreements are large; borderline cases occur near the 2.5 kcal/mol reference. The legend is placed outside the data region so all points remain visible.</w:t>
+        <w:t>Fig 5. FoldX ranks measured effects but compresses their magnitude. The pooled analysis contains 63 predicted-measured comparisons from four systems; fitted statistics exclude the prespecified barnase Glu73 force-field-failure cluster. (A) Predicted versus measured ΔΔG. (B) Prediction error becomes more negative as measured destabilization increases. (C) Only substantive energy disagreements are large; borderline cases occur near the 2.5 kcal/mol reference. The legend is placed outside the data region so all points remain visible.</w:t>
       </w:r>
     </w:p>
-    <w:p>
+    <w:p ns2:paraId="1DB15FA5" ns2:textId="4242D2C7">
       <w:r>
         <w:rPr>
           <w:rFonts w:ascii="Arial" w:hAnsi="Arial" w:eastAsia="Arial"/>
         </w:rPr>
-        <w:t>Direct within-system measurements supported two axes: rank correlation was 0.72 for the BRCA1 isolated-subunit series and 0.90 for hemoglobin binding [19,44,45]. The present benchmark contains no direct measured energy comparator for the assembled-complex stability calculation, so that axis is evaluated against literature-defined direction and mechanism expectations rather than energy calibration. Fig 5 shows the two directly anchored axes.</w:t>
+        <w:t>Direct within-system measurements supported two axes: rank correlation was 0.72 for the BRCA1 isolated-subunit series and 0.90 for hemoglobin binding [19,44,45]. The present benchmark contains no direct measured energy comparator for the assembled-complex stability calculation, so that axis is evaluated against literature-defined direction and mechanism expectations rather than energy calibration. Fig 6 shows the two directly anchored axes.</w:t>
       </w:r>
     </w:p>
-    <w:p>
+    <w:p ns2:paraId="38AEEBD7" ns2:textId="77777777">
       <w:pPr>
         <w:keepNext/>
         <w:spacing w:before="80" w:after="20"/>
@@ -3591,27 +4113,27 @@
           <w:noProof/>
         </w:rPr>
         <w:drawing>
-          <wp:inline distT="0" distB="0" distL="0" distR="0" wp14:anchorId="18D76620" wp14:editId="1A75A59B">
+          <wp:inline distT="0" distB="0" distL="0" distR="0" ns4:anchorId="18D76620" ns4:editId="1A75A59B">
             <wp:extent cx="6080760" cy="3026291"/>
             <wp:effectExtent l="0" t="0" r="0" b="0"/>
             <wp:docPr id="5" name="Picture 5" descr="Direct energy comparisons for BRCA1 isolated-subunit stability and hemoglobin binding." title="Direct energy comparisons for BRCA1 isolated-subunit stability and hemoglobin binding"/>
             <wp:cNvGraphicFramePr>
-              <a:graphicFrameLocks xmlns:a="http://schemas.openxmlformats.org/drawingml/2006/main" noChangeAspect="1"/>
+              <a:graphicFrameLocks noChangeAspect="1"/>
             </wp:cNvGraphicFramePr>
-            <a:graphic xmlns:a="http://schemas.openxmlformats.org/drawingml/2006/main">
+            <a:graphic>
               <a:graphicData uri="http://schemas.openxmlformats.org/drawingml/2006/picture">
-                <pic:pic xmlns:pic="http://schemas.openxmlformats.org/drawingml/2006/picture">
-                  <pic:nvPicPr>
-                    <pic:cNvPr id="0" name="image5.png"/>
-                    <pic:cNvPicPr/>
-                  </pic:nvPicPr>
-                  <pic:blipFill>
+                <ns6:pic>
+                  <ns6:nvPicPr>
+                    <ns6:cNvPr id="0" name="image5.png"/>
+                    <ns6:cNvPicPr/>
+                  </ns6:nvPicPr>
+                  <ns6:blipFill>
                     <a:blip r:embed="rId16"/>
                     <a:stretch>
                       <a:fillRect/>
                     </a:stretch>
-                  </pic:blipFill>
-                  <pic:spPr>
+                  </ns6:blipFill>
+                  <ns6:spPr>
                     <a:xfrm>
                       <a:off x="0" y="0"/>
                       <a:ext cx="6080760" cy="3026291"/>
@@ -3619,15 +4141,15 @@
                     <a:prstGeom prst="rect">
                       <a:avLst/>
                     </a:prstGeom>
-                  </pic:spPr>
-                </pic:pic>
+                  </ns6:spPr>
+                </ns6:pic>
               </a:graphicData>
             </a:graphic>
           </wp:inline>
         </w:drawing>
       </w:r>
     </w:p>
-    <w:p>
+    <w:p ns2:paraId="299A5676" ns2:textId="77777777">
       <w:pPr>
         <w:pStyle w:val="Caption"/>
         <w:keepNext/>
@@ -3635,66 +4157,39 @@
         <w:spacing w:before="60" w:after="160"/>
       </w:pPr>
       <w:r>
-        <w:t>Fig 5. Direct energy anchors for two COMAVI calculations. (A) Predicted isolated-subunit ΔΔG is compared with guanidinium-chloride unfolding free energies for the BRCA1 tandem-BRCT series (n = 10). (B) Predicted binding ΔΔG is compared with measured hemoglobin assembly energetics (n = 5). Every point in both panels is labelled. V1736A carries an additional annotation because it is the only variant in panel (A) whose measured unfolding energy exceeds the 2.5 kcal/mol reference threshold while its predicted value does not (measured 4.20, predicted 1.24), making it the single false negative at the operating threshold. No point in panel (B) is annotated that way: the largest measured penalty, W37E at 9.00 kcal/mol, is predicted at 5.14 and therefore called correctly, so the haemoglobin series under-estimates magnitude without inverting any call. Panel (B) also draws on the wider measured-energy calibration cohort rather than the 61 scored variants, which is why it includes W37A, W37E and W37G alongside the scored W37Y. Stability calculated in the assembled complex lacks a directly measured energy comparator in the present benchmark.</w:t>
+        <w:t>Fig 6. Direct energy anchors for two COMAVI calculations. (A) Predicted isolated-subunit ΔΔG is compared with guanidinium-chloride unfolding free energies for the BRCA1 tandem-BRCT series (n = 10). (B) Predicted binding ΔΔG is compared with measured hemoglobin assembly energetics (n = 5). Every point in both panels is labelled. V1736A carries an additional annotation because it is the only variant in panel (A) whose measured unfolding energy exceeds the 2.5 kcal/mol reference threshold while its predicted value does not (measured 4.20, predicted 1.24), making it the single false negative at the operating threshold. No point in panel (B) is annotated that way: the largest measured penalty, W37E at 9.00 kcal/mol, is predicted at 5.14 and therefore called correctly, so the haemoglobin series under-estimates magnitude without inverting any call. Panel (B) also draws on the wider measured-energy calibration cohort rather than the 61 scored variants, which is why it includes W37A, W37E and W37G alongside the scored W37Y. Stability calculated in the assembled complex lacks a directly measured energy comparator in the present benchmark.</w:t>
       </w:r>
     </w:p>
-    <w:p>
+    <w:p ns2:paraId="20F3A344" ns2:textId="77777777">
       <w:r>
         <w:t>Together, these results support reporting the direction and rank of predicted energy, its continuous value, replicate uncertainty, and the selected threshold. They do not justify treating a FoldX ΔΔG as a measured energy or converting it to experimental units. The priority score remains continuous when the call threshold changes, so ranking and mechanism calling remain separate decisions.</w:t>
       </w:r>
     </w:p>
-    <w:p>
+    <w:p ns2:paraId="208C0656" ns2:textId="77777777">
       <w:pPr>
         <w:pStyle w:val="Heading2"/>
       </w:pPr>
       <w:r>
-        <w:lastRenderedPageBreak/>
-        <w:t>3.4 Structural context and energy support practical prioritization</w:t>
+        <w:t>3.7 COMAVI is not a pathogenicity classifier, and the two rankings answer different questions</w:t>
       </w:r>
     </w:p>
-    <w:p>
+    <w:p ns2:paraId="36DBE5E9" ns2:textId="77777777">
       <w:r>
         <w:rPr>
           <w:rFonts w:ascii="Arial" w:hAnsi="Arial" w:eastAsia="Arial"/>
         </w:rPr>
-        <w:t>The structural-context tier identified 18 of 20 variants with modeled structural mechanisms as Tier 1 or 2, but it also placed 12 of 27 no-lesion variants in those tiers. It was therefore sensitive but not specific. Interface status alone was more specific, whereas the full tier recovered three structural variants outside a detected interface. The exact comparator table and within-system tests are in S4 Table and S3 Fig.</w:t>
+        <w:t>The preceding sections establish what COMAVI recovers and how reliably, which invites a comparison it is important not to make: that a structural-disruption ranking is a pathogenicity predictor with extra steps. It is not, and the distinction is measurable. Pathogenicity prediction, structural prioritization, and mechanism interpretation answer different questions. On the common clinically labelled set of 47 variants, AlphaMissense was the stronger pathogenicity ranker (ROC AUC 0.903); the priority score had pathogenicity ROC AUC 0.851, its energy component 0.836, and its context component 0.769. These pathogenicity AUCs should not be compared directly with the priority score's structural-prioritization ROC AUC of 0.917 because the positive definition and task differ. AlphaMissense asks whether a variant may be pathogenic; the priority score asks how strongly the available structure supports modeled disruption; the mechanism profile identifies the proposed structural process and experiment.</w:t>
       </w:r>
     </w:p>
-    <w:p>
+    <w:p ns2:paraId="2D0FFF3A" ns2:textId="77777777">
       <w:r>
-        <w:rPr>
-          <w:rFonts w:ascii="Arial" w:hAnsi="Arial" w:eastAsia="Arial"/>
-        </w:rPr>
-        <w:t>The tier describes whether the mutated site lies in a structurally susceptible environment. It does not identify which energetic process is affected and should not override an axis-specific energy prediction. Its components therefore remain visible, and its fixed cut-points require prospective testing.</w:t>
+        <w:t>Fig 7 separates the three views on the same variants, plotting structural context, predicted energy and priority score against the pathogenicity score so that agreement and disagreement are visible per variant rather than only in aggregate. Discordant cases show why all three views are useful. HBB E6V can be pathogenic despite a low structural score because its polymerization mechanism is absent from the supplied state. CFH R78G and VWF R1334Q show the converse: multimer-aware profiles identify binding-specific or combined assembly-and-binding hypotheses that a pathogenicity score cannot name. PIK3CA H1047R and TNNI3 R162W run the other way again: both sit in a strong structural context, yet neither produces an energetic lesion above threshold on any modeled axis. COMAVI therefore ranks them for follow-up on context alone and declines to name a mechanism, which is the intended behaviour rather than a missed call - a high priority score is a claim about where to look, not a claim that a specific axis was disrupted.</w:t>
       </w:r>
     </w:p>
-    <w:p>
-      <w:r>
-        <w:rPr>
-          <w:rFonts w:ascii="Arial" w:hAnsi="Arial" w:eastAsia="Arial"/>
-        </w:rPr>
-        <w:t>We next asked whether combining energy magnitude and structural context moved variants with modeled structural lesions toward the top of a candidate list. This analysis used the overlapping set of 47 interaction variants with a committed structural endpoint: 20 structural-mechanism variants and 27 variants curated to lack a lesion on the modeled axes. The fixed priority score is defined in Methods.</w:t>
-      </w:r>
-    </w:p>
-    <w:p>
-      <w:r>
-        <w:rPr>
-          <w:rFonts w:ascii="Arial" w:hAnsi="Arial" w:eastAsia="Arial"/>
-        </w:rPr>
-        <w:t>The priority score placed 17 of 20 structural-mechanism variants in the top 20 and 18 of 20 in the top 25. Across the complete 47-variant ranking, structural-prioritization ROC AUC was 0.917 and average precision was 0.923. These are internal ranking results, not external performance estimates, pathogenicity estimates, or calibrated probabilities.</w:t>
-      </w:r>
-    </w:p>
-    <w:p>
-      <w:r>
-        <w:rPr>
-          <w:rFonts w:ascii="Arial" w:hAnsi="Arial" w:eastAsia="Arial"/>
-        </w:rPr>
-        <w:t>Fig 6 shows the score distributions and recovery within a limited experimental budget. The soft-saturation transformation, component ROC curves, score bands, leave-one-system-out influence, and alternative fixed formulas are reported in S5 Text and S4 Fig.</w:t>
-      </w:r>
-    </w:p>
-    <w:p>
+    <w:p ns2:paraId="59BF16E8" ns2:textId="77777777">
       <w:pPr>
         <w:keepNext/>
+        <w:spacing w:before="80" w:after="20"/>
         <w:jc w:val="center"/>
       </w:pPr>
       <w:r>
@@ -3702,36 +4197,36 @@
           <w:noProof/>
         </w:rPr>
         <w:drawing>
-          <wp:inline distT="0" distB="0" distL="0" distR="0" wp14:anchorId="0204DB0D" wp14:editId="0F5423AB">
-            <wp:extent cx="6080760" cy="2595427"/>
+          <wp:inline distT="0" distB="0" distL="0" distR="0" ns4:anchorId="6B4D0D55" ns4:editId="060577F5">
+            <wp:extent cx="5989320" cy="1810606"/>
             <wp:effectExtent l="0" t="0" r="0" b="0"/>
-            <wp:docPr id="18" name="Picture 18" descr="Priority-score distributions and top-k recovery in the 47-variant structural-prioritization subset." title="Priority-score distributions and top-k recovery in the 47-variant structural-prioritization subset"/>
+            <wp:docPr id="12" name="Picture 12" descr="AlphaMissense compared with structural tier, energy magnitude, priority score, and pathogenicity ROC AUCs on the common set." title="AlphaMissense compared with structural tier, energy magnitude, priority score, and pathogenicity ROC AUCs on the common "/>
             <wp:cNvGraphicFramePr>
-              <a:graphicFrameLocks xmlns:a="http://schemas.openxmlformats.org/drawingml/2006/main" noChangeAspect="1"/>
+              <a:graphicFrameLocks noChangeAspect="1"/>
             </wp:cNvGraphicFramePr>
-            <a:graphic xmlns:a="http://schemas.openxmlformats.org/drawingml/2006/main">
+            <a:graphic>
               <a:graphicData uri="http://schemas.openxmlformats.org/drawingml/2006/picture">
-                <pic:pic xmlns:pic="http://schemas.openxmlformats.org/drawingml/2006/picture">
-                  <pic:nvPicPr>
-                    <pic:cNvPr id="0" name="image6.png"/>
-                    <pic:cNvPicPr/>
-                  </pic:nvPicPr>
-                  <pic:blipFill>
-                    <a:blip r:embed="rId17"/>
+                <ns6:pic>
+                  <ns6:nvPicPr>
+                    <ns6:cNvPr id="0" name="figure7_alphamissense_isds_mechanism.png"/>
+                    <ns6:cNvPicPr/>
+                  </ns6:nvPicPr>
+                  <ns6:blipFill>
+                    <a:blip r:embed="rId18"/>
                     <a:stretch>
                       <a:fillRect/>
                     </a:stretch>
-                  </pic:blipFill>
-                  <pic:spPr>
+                  </ns6:blipFill>
+                  <ns6:spPr>
                     <a:xfrm>
                       <a:off x="0" y="0"/>
-                      <a:ext cx="6080760" cy="2595427"/>
+                      <a:ext cx="5989320" cy="1810606"/>
                     </a:xfrm>
                     <a:prstGeom prst="rect">
                       <a:avLst/>
                     </a:prstGeom>
-                  </pic:spPr>
-                </pic:pic>
+                  </ns6:spPr>
+                </ns6:pic>
               </a:graphicData>
             </a:graphic>
           </wp:inline>
@@ -3745,96 +4240,7 @@
         </w:rPr>
       </w:r>
     </w:p>
-    <w:p>
-      <w:pPr>
-        <w:pStyle w:val="Caption"/>
-        <w:keepNext/>
-        <w:keepLines/>
-        <w:spacing w:before="60" w:after="160"/>
-      </w:pPr>
-      <w:r>
-        <w:rPr>
-          <w:rFonts w:ascii="Arial" w:hAnsi="Arial" w:eastAsia="Arial"/>
-        </w:rPr>
-        <w:t>Fig 6. The fixed priority score concentrates modeled structural mechanisms near the top of the ranking. (A) Priority-score distributions for the 20 structural-mechanism and 27 no-lesion variants in the 47-variant prioritization subset. (B) Recovery as the number of variants selected for follow-up increases: 10 structural mechanisms occur in the top 10, 17 of 20 in the top 20, and 18 of 20 in the top 25. ISDS-v1 is an internal structural-prioritization index, not a pathogenicity probability or a validated binary classifier.</w:t>
-      </w:r>
-    </w:p>
-    <w:p>
-      <w:pPr>
-        <w:pStyle w:val="Heading2"/>
-      </w:pPr>
-      <w:r>
-        <w:t>3.5 COMAVI complements pathogenicity prediction and directs follow-up experiments</w:t>
-      </w:r>
-    </w:p>
-    <w:p>
-      <w:r>
-        <w:rPr>
-          <w:rFonts w:ascii="Arial" w:hAnsi="Arial" w:eastAsia="Arial"/>
-        </w:rPr>
-        <w:t>Pathogenicity prediction, structural prioritization, and mechanism interpretation answer different questions. On the common clinically labelled set of 47 variants, AlphaMissense was the stronger pathogenicity ranker (ROC AUC 0.903); the priority score had pathogenicity ROC AUC 0.851, its energy component 0.836, and its context component 0.769. These pathogenicity AUCs should not be compared directly with the priority score's structural-prioritization ROC AUC of 0.917 because the positive definition and task differ. AlphaMissense asks whether a variant may be pathogenic; the priority score asks how strongly the available structure supports modeled disruption; the mechanism profile identifies the proposed structural process and experiment.</w:t>
-      </w:r>
-    </w:p>
-    <w:p>
-      <w:r>
-        <w:t>Discordant cases show why all three views are useful. HBB E6V can be pathogenic despite a low structural score because its polymerization mechanism is absent from the supplied state. CFH R78G and VWF R1334Q show the converse: multimer-aware profiles identify binding-specific or combined assembly-and-binding hypotheses that a pathogenicity score cannot name. PIK3CA H1047R and TNNI3 R162W run the other way again: both sit in a strong structural context, yet neither produces an energetic lesion above threshold on any modeled axis. COMAVI therefore ranks them for follow-up on context alone and declines to name a mechanism, which is the intended behaviour rather than a missed call - a high priority score is a claim about where to look, not a claim that a specific axis was disrupted.</w:t>
-      </w:r>
-    </w:p>
-    <w:p>
-      <w:pPr>
-        <w:keepNext/>
-        <w:spacing w:before="80" w:after="20"/>
-        <w:jc w:val="center"/>
-      </w:pPr>
-      <w:r>
-        <w:rPr>
-          <w:noProof/>
-        </w:rPr>
-        <w:drawing>
-          <wp:inline distT="0" distB="0" distL="0" distR="0" wp14:anchorId="6B4D0D55" wp14:editId="060577F5">
-            <wp:extent cx="5989320" cy="4125811"/>
-            <wp:effectExtent l="0" t="0" r="0" b="0"/>
-            <wp:docPr id="12" name="Picture 12" descr="AlphaMissense compared with structural tier, energy magnitude, priority score, and pathogenicity ROC AUCs on the common set." title="AlphaMissense compared with structural tier, energy magnitude, priority score, and pathogenicity ROC AUCs on the common "/>
-            <wp:cNvGraphicFramePr>
-              <a:graphicFrameLocks xmlns:a="http://schemas.openxmlformats.org/drawingml/2006/main" noChangeAspect="1"/>
-            </wp:cNvGraphicFramePr>
-            <a:graphic xmlns:a="http://schemas.openxmlformats.org/drawingml/2006/main">
-              <a:graphicData uri="http://schemas.openxmlformats.org/drawingml/2006/picture">
-                <pic:pic xmlns:pic="http://schemas.openxmlformats.org/drawingml/2006/picture">
-                  <pic:nvPicPr>
-                    <pic:cNvPr id="0" name="figure7_alphamissense_isds_mechanism.png"/>
-                    <pic:cNvPicPr/>
-                  </pic:nvPicPr>
-                  <pic:blipFill>
-                    <a:blip r:embed="rId18"/>
-                    <a:stretch>
-                      <a:fillRect/>
-                    </a:stretch>
-                  </pic:blipFill>
-                  <pic:spPr>
-                    <a:xfrm>
-                      <a:off x="0" y="0"/>
-                      <a:ext cx="5989320" cy="4125811"/>
-                    </a:xfrm>
-                    <a:prstGeom prst="rect">
-                      <a:avLst/>
-                    </a:prstGeom>
-                  </pic:spPr>
-                </pic:pic>
-              </a:graphicData>
-            </a:graphic>
-          </wp:inline>
-        </w:drawing>
-      </w:r>
-      <w:r>
-        <w:rPr>
-          <w:rStyle w:val="CommentReference"/>
-          <w:sz w:val="21"/>
-          <w:szCs w:val="22"/>
-        </w:rPr>
-      </w:r>
-    </w:p>
-    <w:p>
+    <w:p ns2:paraId="12DE9D06" ns2:textId="77777777">
       <w:pPr>
         <w:pStyle w:val="Caption"/>
         <w:keepNext/>
@@ -3848,17 +4254,17 @@
         <w:t>Fig 7. Pathogenicity ranking, structural prioritization, and mechanism interpretation are distinct. (A, B) AlphaMissense pathogenicity scores are compared with the priority score and with the strongest usable absolute predicted energy. Orange points are pathogenic or pathogenic gain-of-function variants; blue points are benign; the gray band marks the AlphaMissense ambiguous range. (C) Pathogenicity ROC AUCs on the common 47-variant complete-case population. These values answer a pathogenicity-ranking question and are distinct from the 0.917 structural-prioritization ROC AUC reported in Section 3.4. COMAVI scores remain structural descriptors, and the mechanism profile provides the process-specific interpretation.</w:t>
       </w:r>
     </w:p>
-    <w:p>
+    <w:p ns2:paraId="013AA163" ns2:textId="77777777">
       <w:r>
         <w:t>Silent structural results occurred in both pathogenic and benign variants in this selected benchmark (S6 Text), so silence does not distinguish the two. That observation is the reason the transferable conclusion is asymmetric: a positive structural call supplies a testable hypothesis, whereas a silent call provides little evidence against pathogenicity, because the mechanism may simply lie outside what the supplied model can represent.</w:t>
       </w:r>
     </w:p>
-    <w:p>
+    <w:p ns2:paraId="414DFAE7" ns2:textId="77777777">
       <w:r>
         <w:t>A practical COMAVI workflow has two steps. First, use the priority score to decide which variants deserve structural follow-up. Second, inspect the signed isolated-subunit, assembled-complex, and binding predictions, together with uncertainty, threshold, tier components, and model limitations, to choose the experiment. A high score without a thresholded energy call remains context-based prioritization rather than a named lesion.</w:t>
       </w:r>
     </w:p>
-    <w:p>
+    <w:p ns2:paraId="679F42A3" ns2:textId="77777777">
       <w:pPr>
         <w:pStyle w:val="Heading1"/>
         <w:spacing w:after="50" w:line="240" w:lineRule="auto"/>
@@ -3867,7 +4273,7 @@
         <w:t>4. Discussion</w:t>
       </w:r>
     </w:p>
-    <w:p>
+    <w:p ns2:paraId="63CC60E6" ns2:textId="77777777">
       <w:pPr>
         <w:pStyle w:val="Heading2"/>
       </w:pPr>
@@ -3876,7 +4282,7 @@
         <w:t>4.1 Two linked outputs answer two practical questions</w:t>
       </w:r>
     </w:p>
-    <w:p>
+    <w:p ns2:paraId="32AE30CC" ns2:textId="77777777">
       <w:r>
         <w:rPr>
           <w:rFonts w:ascii="Arial" w:hAnsi="Arial" w:eastAsia="Arial"/>
@@ -3884,15 +4290,15 @@
         <w:t>COMAVI helps answer two practical questions: which variants deserve structural follow-up, and which experiment should test the predicted effect. At the 2.5 kcal/mol reference threshold, the mechanism profile recovered the expected structural pattern with a partial-credit score of 39.5/57 = 0.693. In the overlapping 47-variant prioritization subset, the priority score placed 17 of 20 modeled structural mechanisms within the top 20 candidates. These results support mechanism-directed triage and prioritization within the present literature-curated resource; they do not establish universal accuracy, clinical validity, or external generalization.</w:t>
       </w:r>
     </w:p>
-    <w:p>
+    <w:p ns2:paraId="5F92C265" ns2:textId="77777777">
       <w:r>
         <w:rPr>
           <w:rFonts w:ascii="Arial" w:hAnsi="Arial" w:eastAsia="Arial"/>
         </w:rPr>
-        <w:t>COMAVI's main scientific advantage is that it evaluates the same substitution in an isolated subunit and in the assembled complex. This comparison can distinguish a predicted folding problem from a predicted partner-binding problem or identify both. CFH R78G and VWF R1334Q show how that decomposition maps to affinity or assembly experiments, whereas HBB E6V shows why a missing structural state must limit interpretation.</w:t>
+        <w:t>Positioning COMAVI against MAVISp requires conceding most of the shared ground. The underlying protocol is the same: FoldX5 BuildModel for stability and AnalyseComplex for interaction energy, averaged over replicate runs. Reporting fold and binding effects as separate quantities is theirs as much as ours, as is the principle that a stability call is a statement about structure and not about function. They run a consensus of several energy predictors where COMAVI runs FoldX alone, and they cover over a thousand proteins and millions of variants against our 61. What COMAVI adds is narrow and specific. First, the isolated-versus-assembled fold contrast, which their framework does not compute. Second, an evaluation framework: mechanism attribution scored against literature-defined per-axis expectations, where their validation reports per-protein case narratives and predictor-style sensitivity and specificity against clinical labels. Third, a difference in how the two are used. MAVISp is a database, consulted through a web server or downloaded as tables, with new proteins entering by curation and public releases on a quarterly cycle; a user with a structure and a variant list of their own waits to be added. COMAVI is a pipeline that runs on supplied coordinates and a supplied variant list and returns per-axis energies, a mechanism call and a priority score for each one, which is the mode of use a laboratory triaging its own candidate variants needs. COMAVI's main scientific advantage is that it evaluates the same substitution in an isolated subunit and in the assembled complex. This comparison can distinguish a predicted folding problem from a predicted partner-binding problem or identify both. CFH R78G and VWF R1334Q show how that decomposition maps to affinity or assembly experiments, whereas HBB E6V shows why a missing structural state must limit interpretation.</w:t>
       </w:r>
     </w:p>
-    <w:p>
+    <w:p ns2:paraId="1C38970D" ns2:textId="77777777">
       <w:r>
         <w:rPr>
           <w:rFonts w:ascii="Arial" w:hAnsi="Arial" w:eastAsia="Arial"/>
@@ -3900,7 +4306,7 @@
         <w:t>The priority score provides a transparent way to allocate limited experimental attention, but it cannot identify the affected process. The mechanism profile remains necessary for interpretation. The tier describes site context; it does not select a FoldX axis or override an axis-specific energy result. Prospective testing on new protein systems is therefore essential.</w:t>
       </w:r>
     </w:p>
-    <w:p>
+    <w:p ns2:paraId="420798F3" ns2:textId="77777777">
       <w:pPr>
         <w:pStyle w:val="Heading2"/>
       </w:pPr>
@@ -3908,25 +4314,25 @@
         <w:t>4.2 How to use COMAVI: rank, interpret, and test</w:t>
       </w:r>
     </w:p>
-    <w:p>
+    <w:p ns2:paraId="38838A34" ns2:textId="77777777">
       <w:r>
         <w:rPr>
           <w:rFonts w:ascii="Arial" w:hAnsi="Arial" w:eastAsia="Arial"/>
         </w:rPr>
-        <w:t>Threshold choice should follow the cost of error. The 1.0 kcal/mol default is screening-oriented; 1.5-2.0 provides intermediate stringency; 2.5 is the frozen benchmark reference; and tSAP is the most conservative setting evaluated. Lower thresholds are preferable when missing a candidate mechanism is more costly, whereas higher thresholds are preferable when false structural assertions are more costly.</w:t>
+        <w:t>What a user receives per variant is the full per-axis record, not a summary label: signed predicted ΔΔG with its replicate spread for isolated-subunit stability, for stability in the assembled complex, and for interaction energy with each detected partner separately; the confidence status of the substituted site; the structural-context tier and its components; the mechanism call; and the priority score. The label is a reading of those numbers and never replaces them, so a user who disagrees with the threshold can re-read the same call at another one, and a user interested in one partner can look at that partner alone. S1 Table reports this record for every benchmark variant. Threshold choice should follow the cost of error. The 1.0 kcal/mol default is screening-oriented; 1.5-2.0 provides intermediate stringency; 2.5 is the frozen benchmark reference; and tSAP is the most conservative setting evaluated. Lower thresholds are preferable when missing a candidate mechanism is more costly, whereas higher thresholds are preferable when false structural assertions are more costly.</w:t>
       </w:r>
     </w:p>
-    <w:p>
+    <w:p ns2:paraId="2959C442" ns2:textId="77777777">
       <w:r>
         <w:t>Every call should retain its continuous energy and threshold because near-boundary variants lose information when reduced to a binary label. A silent result must not be translated into benign, nonfunctional, or unworthy of study. It means only that the supplied static model did not show a structural lesion at the selected threshold.</w:t>
       </w:r>
     </w:p>
-    <w:p>
+    <w:p ns2:paraId="73CAE9DF" ns2:textId="77777777">
       <w:r>
         <w:t>COMAVI should be used alongside pathogenicity predictors, population evidence, functional assays, and clinical interpretation frameworks such as Franklin [46]. The practical sequence is simple: use the priority score to allocate attention, then use the signed mechanism profile and model limitations to design the experiment. Pathogenicity evidence remains a separate question. Reporting a pathogenicity score alongside the COMAVI outputs would be straightforward to implement, and the comparison in Section 3.5 shows what such a display would and would not add: the two disagree in interpretable ways, so showing them together is useful provided they are not combined into a single score, which would reintroduce the conflation the separation is designed to avoid.</w:t>
       </w:r>
     </w:p>
-    <w:p>
+    <w:p ns2:paraId="4A7AFE4E" ns2:textId="77777777">
       <w:pPr>
         <w:pStyle w:val="Heading2"/>
       </w:pPr>
@@ -3934,12 +4340,12 @@
         <w:t>4.3 Limitations and validation priorities</w:t>
       </w:r>
     </w:p>
-    <w:p>
+    <w:p ns2:paraId="6B7ADE8F" ns2:textId="77777777">
       <w:r>
-        <w:t>FoldX predictions preserve direction and rank better than absolute magnitude. Large destabilizations are compressed, so stringent thresholds can miss real effects and the priority score cannot be interpreted in experimental energy units. The score's compression of extreme predictions limits their influence but does not calibrate FoldX.</w:t>
+        <w:t>FoldX predictions preserve direction and rank better than absolute magnitude. This is a documented property of the force field rather than a feature of this benchmark: systematic evaluations against measured stability and affinity data report the same compression of large effects [4,42,43], and Section 3.6 reproduces it here with a regression slope of 0.43 against measured energies. Large destabilizations are therefore understated, so stringent thresholds can miss real effects and the priority score cannot be interpreted in experimental energy units. The score's compression of extreme predictions limits their influence but does not calibrate FoldX. A related caution applies at the other end of the scale. The thresholds in Table 4 are calibrated to separate curated mechanisms from curated negatives, and a variant below the reference threshold is reported as carrying no modeled lesion on that axis; it is not reported as having no effect. Modest predicted destabilizations can still be functionally consequential, particularly for proteins where a small shift in subunit stability or interface affinity changes assembly stoichiometry or turnover, and the measured-energy comparisons show that at the 2.5 reference the method reproduces only 13 of 44 directly measured destabilizing effects. A study concerned with mild but real perturbations should read the 1.0 kcal/mol row of Table 4, where 35 of 44 are reproduced, and accept the accompanying false-call rate.</w:t>
       </w:r>
     </w:p>
-    <w:p>
+    <w:p ns2:paraId="63B90730" ns2:textId="77777777">
       <w:r>
         <w:rPr>
           <w:rFonts w:ascii="Arial" w:hAnsi="Arial" w:eastAsia="Arial"/>
@@ -3947,12 +4353,12 @@
         <w:t>The benchmark is small and clustered: 57 mechanism-evaluable variants span 14 systems, and variants within a system share structures and curation. Whole-system resampling addresses that dependence but cannot replace prospective validation. The priority-score formula and its initial evaluation used the same literature-curated resource, so the reported structural-prioritization ROC AUC and average precision are internal results that require testing without retuning. Evidence quality is also uneven: isolated-subunit stability and binding have direct energy anchors, whereas the present benchmark contains no direct measured energy comparator for stability calculated in the assembled complex.</w:t>
       </w:r>
     </w:p>
-    <w:p>
+    <w:p ns2:paraId="4C55A45D" ns2:textId="77777777">
       <w:r>
         <w:t>Finally, COMAVI evaluates the supplied static coordinates. It cannot capture every catalytic, dynamic, aggregative, regulatory, post-translational, ligand-dependent, or state-dependent mechanism. Model limitations must therefore be assessed before a silent result is interpreted. Versioned literature curation remains important, and detailed evidence updates are documented in the supplement and repository.</w:t>
       </w:r>
     </w:p>
-    <w:p>
+    <w:p ns2:paraId="0C8F5B28" ns2:textId="77777777">
       <w:r>
         <w:rPr>
           <w:rFonts w:ascii="Arial" w:hAnsi="Arial" w:eastAsia="Arial"/>
@@ -3960,7 +4366,7 @@
         <w:t>The highest-value next tests are external panels that separate folding from binding and include both disruptive and retained-function variants. Additional VWF and CFH variants can strengthen validation of fold-neutral binding lesions; SOD1, transthyretin, and dense PDZ, SH3, and GB1 landscapes can test coupled tertiary, quaternary, interface, and allosteric effects [2,47,48]. The priority-score formula is now frozen and should be evaluated on these systems without retuning. The current priority analysis is restricted to interaction variants because its structural-context tier was defined and evaluated in that setting. Extending a comparable tier and priority score to monomer-only systems would require a prespecified formula and prospective validation rather than reusing the current cut-points by assumption.</w:t>
       </w:r>
     </w:p>
-    <w:p>
+    <w:p ns2:paraId="72A8B910" ns2:textId="77777777">
       <w:pPr>
         <w:pStyle w:val="Heading2"/>
       </w:pPr>
@@ -3969,7 +4375,7 @@
         <w:t>4.4 Conclusion</w:t>
       </w:r>
     </w:p>
-    <w:p>
+    <w:p ns2:paraId="4DD0891B" ns2:textId="77777777">
       <w:r>
         <w:rPr>
           <w:rFonts w:ascii="Arial" w:hAnsi="Arial" w:eastAsia="Arial"/>
@@ -3977,7 +4383,7 @@
         <w:t>COMAVI converts a list of missense variants into two linked outputs: a fixed priority for structural follow-up and a mechanism profile that identifies the proposed structural process and experimental test. In this benchmark, it recovered useful mechanism patterns and concentrated modeled structural mechanisms near the top of the ranking. Its value lies in directing experiments, not replacing pathogenicity prediction. Responsible use requires the priority score, signed profile, selected threshold, structural context, and model limitations to be interpreted together.</w:t>
       </w:r>
     </w:p>
-    <w:p>
+    <w:p ns2:paraId="5428B908" ns2:textId="77777777">
       <w:pPr>
         <w:pStyle w:val="Heading1"/>
       </w:pPr>
@@ -3985,12 +4391,12 @@
         <w:t>Author contributions</w:t>
       </w:r>
     </w:p>
-    <w:p>
+    <w:p ns2:paraId="394F5B26" ns2:textId="77777777">
       <w:r>
         <w:t>[Author 1]: conceptualization, methodology, software, formal analysis, validation, data curation, visualization, writing - original draft. [Author 2]: [contribution]. S.M.W.: supervision, funding acquisition, conceptualization, writing - review and editing. All authors read and approved the final manuscript. CRediT roles remain placeholders pending finalization of the author list.</w:t>
       </w:r>
     </w:p>
-    <w:p>
+    <w:p ns2:paraId="34688238" ns2:textId="77777777">
       <w:pPr>
         <w:pStyle w:val="Heading1"/>
       </w:pPr>
@@ -3998,12 +4404,12 @@
         <w:t>Funding</w:t>
       </w:r>
     </w:p>
-    <w:p>
+    <w:p ns2:paraId="285867C6" ns2:textId="77777777">
       <w:r>
         <w:t>[Funding sources and grant numbers to be supplied before submission.] The funders had no role in study design, data collection and analysis, decision to publish, or preparation of the manuscript.</w:t>
       </w:r>
     </w:p>
-    <w:p>
+    <w:p ns2:paraId="6291F111" ns2:textId="77777777">
       <w:pPr>
         <w:pStyle w:val="Heading1"/>
       </w:pPr>
@@ -4011,12 +4417,12 @@
         <w:t>Competing interests</w:t>
       </w:r>
     </w:p>
-    <w:p>
+    <w:p ns2:paraId="13DA06B9" ns2:textId="77777777">
       <w:r>
         <w:t>The authors declare no competing interests.</w:t>
       </w:r>
     </w:p>
-    <w:p>
+    <w:p ns2:paraId="2E40B01D" ns2:textId="77777777">
       <w:pPr>
         <w:pStyle w:val="Heading1"/>
       </w:pPr>
@@ -4024,12 +4430,12 @@
         <w:t>Ethics statement</w:t>
       </w:r>
     </w:p>
-    <w:p>
+    <w:p ns2:paraId="02B11843" ns2:textId="77777777">
       <w:r>
         <w:t>This study required no human-subjects or animal-research approval. The benchmark comprises missense variants and biophysical measurements drawn from published literature and public variant databases; no new patient samples, identifiable human data, or animal experiments were generated or analyzed.</w:t>
       </w:r>
     </w:p>
-    <w:p>
+    <w:p ns2:paraId="5EFC8001" ns2:textId="77777777">
       <w:pPr>
         <w:pStyle w:val="Heading1"/>
       </w:pPr>
@@ -4037,7 +4443,7 @@
         <w:t>Code availability</w:t>
       </w:r>
     </w:p>
-    <w:p>
+    <w:p ns2:paraId="17C79304" ns2:textId="77777777">
       <w:r>
         <w:rPr>
           <w:rFonts w:ascii="Arial" w:hAnsi="Arial" w:eastAsia="Arial"/>
@@ -4045,7 +4451,7 @@
         <w:t>The COMAVI pipeline, shared-engine ISDS-v1 implementation, analysis scripts, canonical benchmark, evidence ledger, versioned stress statistics, figure sources, public external-variant workflows, and verification suites are available under the MIT license at https://github.com/la424/comavi. The benchmark, CHD, generic, live, and Colab workflows use the same versioned scoring implementation on the main branch. A versioned archival release and verified software and concept DOIs should be added before final submission if they are created. FoldX 5.1 is third-party licensed software and is not redistributed; users provide their own licensed FoldX installation and structural inputs.</w:t>
       </w:r>
     </w:p>
-    <w:p>
+    <w:p ns2:paraId="5E5FB31A" ns2:textId="77777777">
       <w:pPr>
         <w:pStyle w:val="Heading1"/>
       </w:pPr>
@@ -4053,7 +4459,7 @@
         <w:t>Data availability</w:t>
       </w:r>
     </w:p>
-    <w:p>
+    <w:p ns2:paraId="1866E48F" ns2:textId="77777777">
       <w:r>
         <w:t xml:space="preserve">The merged repository contains the 61-variant canonical resource in reference_outputs/scored_61var_canonical.csv; compact ISDS-v1 outputs in reference_outputs/isds_v1/; seeded stress-test summaries and raw draws in reference_outputs/stress_tests/; the frozen YAML and JSON analysis plans in analysis_plans/; source plotting data and scripts; publication figures and alt text in figures/isds_v1/; and SHA-256 manifests. The canonical table retains the literature-supported A636P correction and all nine versioned ISDS-v1 fields. Large AlphaFold structure collections and the FoldX </w:t>
       </w:r>
@@ -4062,7 +4468,7 @@
         <w:t>executable are not redistributed. Any subsequently minted archive DOI should be added here before submission.</w:t>
       </w:r>
     </w:p>
-    <w:p>
+    <w:p ns2:paraId="3E5AFBF2" ns2:textId="77777777">
       <w:pPr>
         <w:pStyle w:val="Heading1"/>
       </w:pPr>
@@ -4070,12 +4476,12 @@
         <w:t>Acknowledgements</w:t>
       </w:r>
     </w:p>
-    <w:p>
+    <w:p ns2:paraId="43803D05" ns2:textId="77777777">
       <w:r>
         <w:t>[Acknowledgements to be supplied before submission.]</w:t>
       </w:r>
     </w:p>
-    <w:p>
+    <w:p ns2:paraId="29B1B4F2" ns2:textId="77777777">
       <w:pPr>
         <w:pStyle w:val="Heading1"/>
       </w:pPr>
@@ -4083,7 +4489,7 @@
         <w:t>References</w:t>
       </w:r>
     </w:p>
-    <w:p>
+    <w:p ns2:paraId="7BA3F3C6" ns2:textId="77777777">
       <w:pPr>
         <w:spacing w:after="50" w:line="240" w:lineRule="auto"/>
         <w:ind w:left="360" w:hanging="360"/>
@@ -4096,7 +4502,7 @@
         <w:t>1. Cheng J, Novati G, Pan J, et al. Accurate proteome-wide missense variant effect prediction with AlphaMissense. Science. 2023;381(6664):eadg7492. doi:10.1126/science.adg7492</w:t>
       </w:r>
     </w:p>
-    <w:p>
+    <w:p ns2:paraId="7483A273" ns2:textId="77777777">
       <w:pPr>
         <w:spacing w:after="50" w:line="240" w:lineRule="auto"/>
         <w:ind w:left="360" w:hanging="360"/>
@@ -4109,7 +4515,7 @@
         <w:t>2. Faure AJ, Domingo J, Schmiedel JM, Hidalgo-Carcedo C, Diss G, Lehner B. Mapping the energetic and allosteric landscapes of protein binding domains. Nature. 2022;604:175-183. doi:10.1038/s41586-022-04586-4</w:t>
       </w:r>
     </w:p>
-    <w:p>
+    <w:p ns2:paraId="2C325533" ns2:textId="77777777">
       <w:pPr>
         <w:spacing w:after="50" w:line="240" w:lineRule="auto"/>
         <w:ind w:left="360" w:hanging="360"/>
@@ -4122,7 +4528,7 @@
         <w:t>3. Arnaudi M, Utichi M, Tiberti M, Papaleo E. Predicting the structure-altering mechanisms of disease variants. Curr Opin Struct Biol. 2025;91:102994. doi:10.1016/j.sbi.2025.102994</w:t>
       </w:r>
     </w:p>
-    <w:p>
+    <w:p ns2:paraId="21FB6344" ns2:textId="77777777">
       <w:pPr>
         <w:spacing w:after="50" w:line="240" w:lineRule="auto"/>
         <w:ind w:left="360" w:hanging="360"/>
@@ -4135,7 +4541,7 @@
         <w:t>4. Arnaudi M, Utichi M, Degn K, Tiberti M, Beltrame L, Krzesińska K, et al. MAVISp: a modular structure-based framework for protein variant effects. Protein Sci. 2026;35(5):e70548. doi:10.1002/pro.70548</w:t>
       </w:r>
     </w:p>
-    <w:p>
+    <w:p ns2:paraId="51C5DE2A" ns2:textId="77777777">
       <w:pPr>
         <w:spacing w:after="50" w:line="240" w:lineRule="auto"/>
         <w:ind w:left="360" w:hanging="360"/>
@@ -4148,7 +4554,7 @@
         <w:t>5. Khanna T, Hanna G, Sternberg MJE, David A. Missense3D-DB web catalogue: an atom-based analysis and repository of 4M human protein-coding genetic variants. Hum Genet. 2021;140(5):805–812. doi:10.1007/s00439-020-02246-z</w:t>
       </w:r>
     </w:p>
-    <w:p>
+    <w:p ns2:paraId="2EE8C075" ns2:textId="77777777">
       <w:pPr>
         <w:spacing w:after="50" w:line="240" w:lineRule="auto"/>
         <w:ind w:left="360" w:hanging="360"/>
@@ -4161,7 +4567,7 @@
         <w:t>6. Woodard J, Zhang C, Zhang Y. ADDRESS: a database of disease-associated human variants incorporating protein structure and folding stabilities. J Mol Biol. 2021;433(11):166840. doi:10.1016/j.jmb.2021.166840</w:t>
       </w:r>
     </w:p>
-    <w:p>
+    <w:p ns2:paraId="322C221F" ns2:textId="77777777">
       <w:pPr>
         <w:spacing w:after="50" w:line="240" w:lineRule="auto"/>
         <w:ind w:left="360" w:hanging="360"/>
@@ -4174,7 +4580,7 @@
         <w:t>7. Philipp M, Moth CW, Ristic N, Tiemann JKS, Seufert F, Panfilova A, et al. MutationExplorer: a webserver for mutation of proteins and 3D visualization of energetic impacts. Nucleic Acids Res. 2024;52(W1):W132–W139. doi:10.1093/nar/gkae301</w:t>
       </w:r>
     </w:p>
-    <w:p>
+    <w:p ns2:paraId="6225BC07" ns2:textId="77777777">
       <w:pPr>
         <w:spacing w:after="50" w:line="240" w:lineRule="auto"/>
         <w:ind w:left="360" w:hanging="360"/>
@@ -4187,7 +4593,7 @@
         <w:t>8. Moth CW, Sheehan JH, Al Mamun A, Sivley RM, Gulsevin A, Rinker DC, et al. VUStruct: a compute pipeline for high throughput and personalized structural biology. PLoS Comput Biol. 2026;22(5):e1014183. doi:10.1371/journal.pcbi.1014183</w:t>
       </w:r>
     </w:p>
-    <w:p>
+    <w:p ns2:paraId="5CAB3E4B" ns2:textId="77777777">
       <w:pPr>
         <w:spacing w:after="50" w:line="240" w:lineRule="auto"/>
         <w:ind w:left="360" w:hanging="360"/>
@@ -4200,7 +4606,7 @@
         <w:t>9. Kwon S, Safer J, Nguyen DT, Hoksza D, May P, Arbesfeld JA, et al. Genomics 2 Proteins portal: a resource and discovery tool for linking genetic screening outputs to protein sequences and structures. Nat Methods. 2024;21(10):1947–1957. doi:10.1038/s41592-024-02409-0</w:t>
       </w:r>
     </w:p>
-    <w:p>
+    <w:p ns2:paraId="3081B6B6" ns2:textId="77777777">
       <w:pPr>
         <w:spacing w:after="50" w:line="240" w:lineRule="auto"/>
         <w:ind w:left="360" w:hanging="360"/>
@@ -4213,7 +4619,7 @@
         <w:t>10. Stephenson JD, Totoo P, Burke DF, Jänes J, Beltrao P, Martin MJ. ProtVar: mapping and contextualizing human missense variation. Nucleic Acids Res. 2024;52(W1):W140–W147. doi:10.1093/nar/gkae413</w:t>
       </w:r>
     </w:p>
-    <w:p>
+    <w:p ns2:paraId="1BD7FCAF" ns2:textId="77777777">
       <w:pPr>
         <w:spacing w:after="50" w:line="240" w:lineRule="auto"/>
         <w:ind w:left="360" w:hanging="360"/>
@@ -4226,7 +4632,7 @@
         <w:t>11. Buß O, Rudat J, Ochsenreither K. FoldX as protein engineering tool: better than random based approaches? Comput Struct Biotechnol J. 2018;16:25–33. doi:10.1016/j.csbj.2018.01.002</w:t>
       </w:r>
     </w:p>
-    <w:p>
+    <w:p ns2:paraId="480579A6" ns2:textId="77777777">
       <w:pPr>
         <w:spacing w:after="50" w:line="240" w:lineRule="auto"/>
         <w:ind w:left="360" w:hanging="360"/>
@@ -4239,7 +4645,7 @@
         <w:t>12. Rodrigues CHM, Myung Y, Pires DEV, Ascher DB. mCSM-PPI2: predicting the effects of mutations on protein–protein interactions. Nucleic Acids Res. 2019;47(W1):W338–W344. doi:10.1093/nar/gkz383</w:t>
       </w:r>
     </w:p>
-    <w:p>
+    <w:p ns2:paraId="1518B85D" ns2:textId="77777777">
       <w:pPr>
         <w:spacing w:after="50" w:line="240" w:lineRule="auto"/>
         <w:ind w:left="360" w:hanging="360"/>
@@ -4252,7 +4658,7 @@
         <w:t>13. Montanucci L, Capriotti E, Frank Y, Ben-Tal N, Fariselli P. DDGun: an untrained method for the prediction of protein stability changes upon single and multiple point variations. BMC Bioinformatics. 2019;20(Suppl 14):335. doi:10.1186/s12859-019-2923-1</w:t>
       </w:r>
     </w:p>
-    <w:p>
+    <w:p ns2:paraId="70658034" ns2:textId="77777777">
       <w:pPr>
         <w:spacing w:after="50" w:line="240" w:lineRule="auto"/>
         <w:ind w:left="360" w:hanging="360"/>
@@ -4265,7 +4671,7 @@
         <w:t>14. Livesey BJ, Marsh JA. Using deep mutational scanning to benchmark variant effect predictors and identify disease mutations. Mol Syst Biol. 2020;16(7):e9380. doi:10.15252/msb.20199380</w:t>
       </w:r>
     </w:p>
-    <w:p>
+    <w:p ns2:paraId="1091D2FC" ns2:textId="77777777">
       <w:pPr>
         <w:spacing w:after="50" w:line="240" w:lineRule="auto"/>
         <w:ind w:left="360" w:hanging="360"/>
@@ -4278,7 +4684,7 @@
         <w:t>15. Blaabjerg LM, Kassem MM, Good LL, Jonsson N, Cagiada M, Johansson KE, et al. Rapid protein stability prediction using deep learning representations. eLife. 2023;12:e82593. doi:10.7554/eLife.82593</w:t>
       </w:r>
     </w:p>
-    <w:p>
+    <w:p ns2:paraId="4557BBA1" ns2:textId="77777777">
       <w:pPr>
         <w:spacing w:after="50" w:line="240" w:lineRule="auto"/>
         <w:ind w:left="360" w:hanging="360"/>
@@ -4291,7 +4697,7 @@
         <w:t>16. Arnaudi M, Utichi M, Beltrame L, et al. RosettaDDGPrediction for high-throughput mutational scans: from stability to binding. Protein Sci. 2023;32(1):e4527. doi:10.1002/pro.4527</w:t>
       </w:r>
     </w:p>
-    <w:p>
+    <w:p ns2:paraId="7B4B3A6E" ns2:textId="77777777">
       <w:pPr>
         <w:spacing w:after="50" w:line="240" w:lineRule="auto"/>
         <w:ind w:left="360" w:hanging="360"/>
@@ -4304,7 +4710,7 @@
         <w:t>17. Degn K, Utichi M, Besora Sánchez-Izquierdo P, Tiberti M, Papaleo E. In-silico stability predictors: investigation of performance towards balanced experimental data. bioRxiv. 2025. doi:10.1101/2025.03.28.645695</w:t>
       </w:r>
     </w:p>
-    <w:p>
+    <w:p ns2:paraId="100D97C2" ns2:textId="77777777">
       <w:pPr>
         <w:spacing w:after="50" w:line="240" w:lineRule="auto"/>
         <w:ind w:left="360" w:hanging="360"/>
@@ -4317,7 +4723,7 @@
         <w:t>18. Vliora A, Tiberti M, Papaleo E. Evaluating FoldX 5.1 for MAVISp stability data collection. bioRxiv. 2026. doi:10.64898/2026.03.31.715598</w:t>
       </w:r>
     </w:p>
-    <w:p>
+    <w:p ns2:paraId="20137826" ns2:textId="77777777">
       <w:pPr>
         <w:spacing w:after="50" w:line="240" w:lineRule="auto"/>
         <w:ind w:left="360" w:hanging="360"/>
@@ -4330,7 +4736,7 @@
         <w:t>19. Rowling PJE, Cook R, Itzhaki LS. Toward classification of BRCA1 missense variants using a biophysical approach. J Biol Chem. 2010;285(26):20080–20087. doi:10.1074/jbc.M109.088922</w:t>
       </w:r>
     </w:p>
-    <w:p>
+    <w:p ns2:paraId="00F4427B" ns2:textId="77777777">
       <w:pPr>
         <w:spacing w:after="50" w:line="240" w:lineRule="auto"/>
         <w:ind w:left="360" w:hanging="360"/>
@@ -4343,7 +4749,7 @@
         <w:t>20. Clark KA, Yang QP, Weeks AM, et al. Comprehensive evaluation and efficient classification of BRCA1 RING domain missense substitutions. Am J Hum Genet. 2022;109(6):1153–1174. doi:10.1016/j.ajhg.2022.05.004</w:t>
       </w:r>
     </w:p>
-    <w:p>
+    <w:p ns2:paraId="35A71844" ns2:textId="77777777">
       <w:pPr>
         <w:spacing w:after="50" w:line="240" w:lineRule="auto"/>
         <w:ind w:left="360" w:hanging="360"/>
@@ -4356,7 +4762,7 @@
         <w:t>21. Starita LM, Young DL, Islam M, et al. Massively parallel functional analysis of BRCA1 RING domain variants. Genetics. 2015;200(2):413–422. doi:10.1534/genetics.115.175802</w:t>
       </w:r>
     </w:p>
-    <w:p>
+    <w:p ns2:paraId="665AA94A" ns2:textId="77777777">
       <w:pPr>
         <w:spacing w:after="50" w:line="240" w:lineRule="auto"/>
         <w:ind w:left="360" w:hanging="360"/>
@@ -4369,7 +4775,7 @@
         <w:t>22. Crotti L, Johnson CN, Graf E, et al. Calmodulin mutations associated with recurrent cardiac arrest in infants. Circulation. 2013;127(9):1009–1017. doi:10.1161/CIRCULATIONAHA.112.001216</w:t>
       </w:r>
     </w:p>
-    <w:p>
+    <w:p ns2:paraId="68735211" ns2:textId="77777777">
       <w:pPr>
         <w:spacing w:after="50" w:line="240" w:lineRule="auto"/>
         <w:ind w:left="360" w:hanging="360"/>
@@ -4382,7 +4788,7 @@
         <w:t>23. Hunter JC, Manandhar A, Carrasco MA, Gurbani D, Gondi S, Westover KD. Biochemical and structural analysis of common cancer-associated KRAS mutations. Mol Cancer Res. 2015;13(9):1325–1335. doi:10.1158/1541-7786.MCR-15-0203</w:t>
       </w:r>
     </w:p>
-    <w:p>
+    <w:p ns2:paraId="2B205541" ns2:textId="77777777">
       <w:pPr>
         <w:spacing w:after="50" w:line="240" w:lineRule="auto"/>
         <w:ind w:left="360" w:hanging="360"/>
@@ -4395,7 +4801,7 @@
         <w:t>24. Kosinski J, Hinrichsen I, Bujnicki JM, Friedhoff P, Plotz G. Identification of Lynch syndrome mutations in the MLH1-PMS2 interface that disturb dimerization and mismatch repair. Hum Mutat. 2010;31(8):975–982. doi:10.1002/humu.21301</w:t>
       </w:r>
     </w:p>
-    <w:p>
+    <w:p ns2:paraId="12737ADA" ns2:textId="77777777">
       <w:pPr>
         <w:spacing w:after="50" w:line="240" w:lineRule="auto"/>
         <w:ind w:left="360" w:hanging="360"/>
@@ -4408,7 +4814,7 @@
         <w:t>25. Raevaara TE, Korhonen MK, Lohi H, et al. Functional significance and clinical phenotype of nontruncating mismatch repair variants of MLH1. Gastroenterology. 2005;129(2):537–549. doi:10.1053/j.gastro.2005.06.005</w:t>
       </w:r>
     </w:p>
-    <w:p>
+    <w:p ns2:paraId="733CC7AC" ns2:textId="77777777">
       <w:pPr>
         <w:spacing w:after="50" w:line="240" w:lineRule="auto"/>
         <w:ind w:left="360" w:hanging="360"/>
@@ -4421,7 +4827,7 @@
         <w:t>26. Drost M, Tiersma Y, Glubb D, et al. A functional assay-based procedure to classify mismatch repair gene variants in Lynch syndrome. Genet Med. 2019;21(7):1486–1496. doi:10.1038/s41436-018-0372-2</w:t>
       </w:r>
     </w:p>
-    <w:p>
+    <w:p ns2:paraId="7DC50073" ns2:textId="77777777">
       <w:pPr>
         <w:spacing w:after="50" w:line="240" w:lineRule="auto"/>
         <w:ind w:left="360" w:hanging="360"/>
@@ -4434,7 +4840,7 @@
         <w:t>27. Ollila S, Sarantaus L, Kariola R, et al. Pathogenicity of MSH2 missense mutations is typically associated with impaired repair capability of the mutated protein. Gastroenterology. 2006;131(5):1408–1417. doi:10.1053/j.gastro.2006.08.044</w:t>
       </w:r>
     </w:p>
-    <w:p>
+    <w:p ns2:paraId="09AF3C6F" ns2:textId="77777777">
       <w:pPr>
         <w:spacing w:after="50" w:line="240" w:lineRule="auto"/>
         <w:ind w:left="360" w:hanging="360"/>
@@ -4447,7 +4853,7 @@
         <w:t>28. Ollila S, Dermadi Bebek D, Jiricny J, Nyström M. Mechanisms of pathogenicity in human MSH2 missense mutants. Hum Mutat. 2008;29(11):1355–1363. doi:10.1002/humu.20893</w:t>
       </w:r>
     </w:p>
-    <w:p>
+    <w:p ns2:paraId="22AE1D28" ns2:textId="77777777">
       <w:pPr>
         <w:spacing w:after="50" w:line="240" w:lineRule="auto"/>
         <w:ind w:left="360" w:hanging="360"/>
@@ -4460,7 +4866,7 @@
         <w:t>29. Jia X, Burugula BB, Chen V, et al. Massively parallel functional testing of MSH2 missense variants conferring Lynch syndrome risk. Am J Hum Genet. 2021;108(1):163–175. doi:10.1016/j.ajhg.2020.12.003</w:t>
       </w:r>
     </w:p>
-    <w:p>
+    <w:p ns2:paraId="0CA14F2B" ns2:textId="77777777">
       <w:pPr>
         <w:spacing w:after="50" w:line="240" w:lineRule="auto"/>
         <w:ind w:left="360" w:hanging="360"/>
@@ -4473,7 +4879,7 @@
         <w:t>30. Zhao L, Vogt PK. Helical domain and kinase domain mutations in p110α of phosphatidylinositol 3-kinase induce gain of function by different mechanisms. Proc Natl Acad Sci USA. 2008;105(7):2652–2657. doi:10.1073/pnas.0712169105</w:t>
       </w:r>
     </w:p>
-    <w:p>
+    <w:p ns2:paraId="2366CA9D" ns2:textId="77777777">
       <w:pPr>
         <w:spacing w:after="50" w:line="240" w:lineRule="auto"/>
         <w:ind w:left="360" w:hanging="360"/>
@@ -4486,7 +4892,7 @@
         <w:t>31. Mandelker D, Gabelli SB, Schmidt-Kittler O, et al. A frequent kinase domain mutation that changes the interaction between PI3Kα and the membrane. Proc Natl Acad Sci USA. 2009;106(40):16996–17001. doi:10.1073/pnas.0908444106</w:t>
       </w:r>
     </w:p>
-    <w:p>
+    <w:p ns2:paraId="3977A009" ns2:textId="77777777">
       <w:pPr>
         <w:spacing w:after="50" w:line="240" w:lineRule="auto"/>
         <w:ind w:left="360" w:hanging="360"/>
@@ -4499,7 +4905,7 @@
         <w:t>32. Jaiswal BS, Janakiraman V, Kljavin NM, et al. Somatic mutations in p85α promote tumorigenesis through class IA PI3K activation. Cancer Cell. 2009;16(6):463–474. doi:10.1016/j.ccr.2009.10.016</w:t>
       </w:r>
     </w:p>
-    <w:p>
+    <w:p ns2:paraId="3D43392F" ns2:textId="77777777">
       <w:pPr>
         <w:spacing w:after="50" w:line="240" w:lineRule="auto"/>
         <w:ind w:left="360" w:hanging="360"/>
@@ -4512,7 +4918,7 @@
         <w:t>33. De Bosscher K, Hill CS, Nicolás FJ. Molecular and functional consequences of Smad4 C-terminal missense mutations in colorectal tumour cells. Biochem J. 2004;379(Pt 1):209–216. doi:10.1042/bj20031886</w:t>
       </w:r>
     </w:p>
-    <w:p>
+    <w:p ns2:paraId="56F59797" ns2:textId="77777777">
       <w:pPr>
         <w:spacing w:after="50" w:line="240" w:lineRule="auto"/>
         <w:ind w:left="360" w:hanging="360"/>
@@ -4525,7 +4931,7 @@
         <w:t>34. Le Goff C, Mahaut C, Abhyankar A, et al. Mutations at a single codon in Mad homology 2 domain of SMAD4 cause Myhre syndrome. Nat Genet. 2011;44(1):85–88. doi:10.1038/ng.1016</w:t>
       </w:r>
     </w:p>
-    <w:p>
+    <w:p ns2:paraId="26C55BB1" ns2:textId="77777777">
       <w:pPr>
         <w:spacing w:after="50" w:line="240" w:lineRule="auto"/>
         <w:ind w:left="360" w:hanging="360"/>
@@ -4538,7 +4944,7 @@
         <w:t>35. Lanauze CB, Sehgal P, Hayer K, et al. Colorectal cancer-associated Smad4 R361 hotspot mutations boost Wnt/β-catenin signaling through enhanced Smad4-LEF1 binding. Mol Cancer Res. 2021;19(5):823–833. doi:10.1158/1541-7786.MCR-20-0721</w:t>
       </w:r>
     </w:p>
-    <w:p>
+    <w:p ns2:paraId="7C5B54FD" ns2:textId="77777777">
       <w:pPr>
         <w:spacing w:after="50" w:line="240" w:lineRule="auto"/>
         <w:ind w:left="360" w:hanging="360"/>
@@ -4551,7 +4957,7 @@
         <w:t>36. Elliott K, Watkins H, Redwood CS. Altered regulatory properties of human cardiac troponin I mutants that cause hypertrophic cardiomyopathy. J Biol Chem. 2000;275(29):22069–22074. doi:10.1074/jbc.M002502200</w:t>
       </w:r>
     </w:p>
-    <w:p>
+    <w:p ns2:paraId="56D856E2" ns2:textId="77777777">
       <w:pPr>
         <w:spacing w:after="50" w:line="240" w:lineRule="auto"/>
         <w:ind w:left="360" w:hanging="360"/>
@@ -4564,7 +4970,7 @@
         <w:t>37. Stebbins CE, Kaelin WG Jr, Pavletich NP. Structure of the VHL-ElonginC-ElonginB complex: implications for VHL tumor suppressor function. Science. 1999;284(5413):455–461. doi:10.1126/science.284.5413.455</w:t>
       </w:r>
     </w:p>
-    <w:p>
+    <w:p ns2:paraId="448A085F" ns2:textId="77777777">
       <w:pPr>
         <w:spacing w:after="50" w:line="240" w:lineRule="auto"/>
         <w:ind w:left="360" w:hanging="360"/>
@@ -4577,7 +4983,7 @@
         <w:t>38. Ohh M, Park CW, Ivan M, et al. Ubiquitination of hypoxia-inducible factor requires direct binding to the β-domain of the von Hippel-Lindau protein. Nat Cell Biol. 2000;2(7):423–427. doi:10.1038/35017054</w:t>
       </w:r>
     </w:p>
-    <w:p>
+    <w:p ns2:paraId="7E1EB8C9" ns2:textId="77777777">
       <w:pPr>
         <w:spacing w:after="50" w:line="240" w:lineRule="auto"/>
         <w:ind w:left="360" w:hanging="360"/>
@@ -4590,7 +4996,7 @@
         <w:t>39. Abramson J, Adler J, Dunger J, et al. Accurate structure prediction of biomolecular interactions with AlphaFold 3. Nature. 2024;630(8016):493–500. doi:10.1038/s41586-024-07487-w</w:t>
       </w:r>
     </w:p>
-    <w:p>
+    <w:p ns2:paraId="2177705F" ns2:textId="77777777">
       <w:pPr>
         <w:spacing w:after="50" w:line="240" w:lineRule="auto"/>
         <w:ind w:left="360" w:hanging="360"/>
@@ -4603,7 +5009,7 @@
         <w:t>40. Schymkowitz J, Borg J, Stricher F, Nys R, Rousseau F, Serrano L. The FoldX web server: an online force field. Nucleic Acids Res. 2005;33(Web Server issue):W382–W388. doi:10.1093/nar/gki387</w:t>
       </w:r>
     </w:p>
-    <w:p>
+    <w:p ns2:paraId="4D96043D" ns2:textId="77777777">
       <w:pPr>
         <w:spacing w:after="50" w:line="240" w:lineRule="auto"/>
         <w:ind w:left="360" w:hanging="360"/>
@@ -4616,7 +5022,7 @@
         <w:t>41. Sapozhnikov Y, Patel JS, Ytreberg FM, Miller CR. Statistical modeling to quantify the uncertainty of FoldX-predicted protein folding and binding stability. BMC Bioinformatics. 2023;24:426. doi:10.1186/s12859-023-05537-0</w:t>
       </w:r>
     </w:p>
-    <w:p>
+    <w:p ns2:paraId="3F1D7737" ns2:textId="77777777">
       <w:pPr>
         <w:spacing w:after="50" w:line="240" w:lineRule="auto"/>
         <w:ind w:left="360" w:hanging="360"/>
@@ -4629,7 +5035,7 @@
         <w:t>42. Pechtl IC, Kavanagh D, McIntosh N, Harris CL, Barlow PN. Disease-associated N-terminal complement factor H mutations perturb cofactor and decay-accelerating activities. J Biol Chem. 2011;286(13):11082–11090. doi:10.1074/jbc.M110.211839</w:t>
       </w:r>
     </w:p>
-    <w:p>
+    <w:p ns2:paraId="7E701068" ns2:textId="77777777">
       <w:pPr>
         <w:spacing w:after="50" w:line="240" w:lineRule="auto"/>
         <w:ind w:left="360" w:hanging="360"/>
@@ -4642,7 +5048,7 @@
         <w:t>43. Tischer A, Machha VR, Rösner V, et al. Structure-resolved dynamics of type 2M von Willebrand disease. J Thromb Haemost. 2025;23(4):1215–1228. doi:10.1016/j.jtha.2024.12.026</w:t>
       </w:r>
     </w:p>
-    <w:p>
+    <w:p ns2:paraId="25F51A5B" ns2:textId="77777777">
       <w:pPr>
         <w:spacing w:after="50" w:line="240" w:lineRule="auto"/>
         <w:ind w:left="360" w:hanging="360"/>
@@ -4655,7 +5061,7 @@
         <w:t>44. Kwiatkowski LD, Hui HL, Wierzba A, et al. Preparation and kinetic characterization of a series of βW37 variants of human hemoglobin A: evidence for high-affinity T quaternary structures. Biochemistry. 1998;37(13):4325–4335. doi:10.1021/bi970866q</w:t>
       </w:r>
     </w:p>
-    <w:p>
+    <w:p ns2:paraId="4700D2A6" ns2:textId="77777777">
       <w:pPr>
         <w:spacing w:after="50" w:line="240" w:lineRule="auto"/>
         <w:ind w:left="360" w:hanging="360"/>
@@ -4668,7 +5074,7 @@
         <w:t>45. Bonaventura J, Riggs A. Hemoglobin Kansas, a human hemoglobin with a neutral amino acid substitution and an abnormal oxygen equilibrium. J Biol Chem. 1968;243(5):980–991. doi:10.1016/S0021-9258(18)93612-4</w:t>
       </w:r>
     </w:p>
-    <w:p>
+    <w:p ns2:paraId="36F9969B" ns2:textId="77777777">
       <w:pPr>
         <w:spacing w:after="50" w:line="240" w:lineRule="auto"/>
         <w:ind w:left="360" w:hanging="360"/>
@@ -4681,7 +5087,7 @@
         <w:t>46. Franklin by Genoox. Genomic variant interpretation platform. Genoox Ltd. https://franklin.genoox.com (accessed 2026).</w:t>
       </w:r>
     </w:p>
-    <w:p>
+    <w:p ns2:paraId="78FBFFB9" ns2:textId="77777777">
       <w:pPr>
         <w:spacing w:after="50" w:line="240" w:lineRule="auto"/>
         <w:ind w:left="360" w:hanging="360"/>
@@ -4694,7 +5100,7 @@
         <w:t>47. Vassall KA, Stathopulos PB, Rumfeldt JAO, Lepock JR, Meiering EM. Equilibrium thermodynamic analysis of amyotrophic lateral sclerosis-associated mutant apo Cu,Zn superoxide dismutases. Biochemistry. 2006;45(23):7366-7379. doi:10.1021/bi0600953</w:t>
       </w:r>
     </w:p>
-    <w:p>
+    <w:p ns2:paraId="768E5669" ns2:textId="77777777">
       <w:pPr>
         <w:spacing w:after="50" w:line="240" w:lineRule="auto"/>
         <w:ind w:left="360" w:hanging="360"/>
@@ -4707,7 +5113,7 @@
         <w:t>48. Hurshman Babbes AR, Powers ET, Kelly JW. Quantification of the thermodynamically linked quaternary and tertiary structural stabilities of transthyretin and its disease-associated variants: the relationship between stability and amyloidosis. Biochemistry. 2008;47(26):6969-6984. doi:10.1021/bi800636q</w:t>
       </w:r>
     </w:p>
-    <w:p>
+    <w:p ns2:paraId="5BCBDD67" ns2:textId="77777777">
       <w:pPr>
         <w:spacing w:after="50" w:line="240" w:lineRule="auto"/>
         <w:ind w:left="360" w:hanging="360"/>
@@ -4720,7 +5126,7 @@
         <w:t>49. Grantham R. Amino acid difference formula to help explain protein evolution. Science. 1974;185(4154):862–864. doi:10.1126/science.185.4154.862</w:t>
       </w:r>
     </w:p>
-    <w:p>
+    <w:p ns2:paraId="441BE418" ns2:textId="77777777">
       <w:pPr>
         <w:spacing w:after="50" w:line="240" w:lineRule="auto"/>
         <w:ind w:left="360" w:hanging="360"/>
@@ -4733,7 +5139,7 @@
         <w:t>50. Abildgaard AB, Stein A, Nielsen SV, Schultz-Knudsen K, Papaleo E, Shrikhande A, et al. Computational and cellular studies reveal structural destabilization and degradation of MLH1 variants in Lynch syndrome. eLife. 2019;8:e49138. doi:10.7554/eLife.49138</w:t>
       </w:r>
     </w:p>
-    <w:p>
+    <w:p ns2:paraId="7D0A55FD" ns2:textId="77777777">
       <w:pPr>
         <w:spacing w:after="50" w:line="240" w:lineRule="auto"/>
         <w:ind w:left="360" w:hanging="360"/>
@@ -4746,7 +5152,7 @@
         <w:t>51. Nielsen SV, Stein A, Dinitzen AB, Papaleo E, Tatham MH, Poulsen EG, et al. Predicting the impact of Lynch syndrome-causing missense mutations from structural calculations. PLoS Genet. 2017;13(4):e1006739. doi:10.1371/journal.pgen.1006739</w:t>
       </w:r>
     </w:p>
-    <w:p>
+    <w:p ns2:paraId="059E0FFC" ns2:textId="77777777">
       <w:pPr>
         <w:spacing w:after="50" w:line="240" w:lineRule="auto"/>
         <w:ind w:left="360" w:hanging="360"/>
@@ -4759,7 +5165,7 @@
         <w:t>52. Jankauskaitė J, Jiménez-García B, Dapkūnas J, Fernández-Recio J, Moal IH. SKEMPI 2.0: an updated benchmark of changes in protein–protein binding energy, kinetics and thermodynamics upon mutation. Bioinformatics. 2019;35(3):462–469. doi:10.1093/bioinformatics/bty635</w:t>
       </w:r>
     </w:p>
-    <w:p>
+    <w:p ns2:paraId="0F2D6903" ns2:textId="77777777">
       <w:pPr>
         <w:pStyle w:val="Heading1"/>
         <w:pageBreakBefore/>
@@ -4769,7 +5175,7 @@
         <w:t>Supplementary information</w:t>
       </w:r>
     </w:p>
-    <w:p>
+    <w:p ns2:paraId="5C224B31" ns2:textId="77777777">
       <w:pPr>
         <w:pStyle w:val="Heading2"/>
       </w:pPr>
@@ -4777,12 +5183,12 @@
         <w:t>S1 Text. Implementation details and statistical conventions</w:t>
       </w:r>
     </w:p>
-    <w:p>
+    <w:p ns2:paraId="2AAB6BFF" ns2:textId="77777777">
       <w:r>
         <w:t>Each structural context was repaired once and cached. Variants were specified in FoldX notation. BuildModel was run five times on both isolated and assembled coordinates, and AnalyseComplex was applied pairwise to each resulting mutant complex. Beyond the command, input, replicate count, partner chains, and output directory, no FoldX energy-function parameter was overridden.</w:t>
       </w:r>
     </w:p>
-    <w:p>
+    <w:p ns2:paraId="0D5ADD46" ns2:textId="77777777">
       <w:pPr>
         <w:shd w:val="clear" w:color="auto" w:fill="EEF1F4"/>
         <w:spacing w:after="0" w:line="240" w:lineRule="auto"/>
@@ -4796,7 +5202,7 @@
         <w:t>foldx --command=RepairPDB --pdb=&lt;structure&gt; --output-dir=&lt;workdir&gt;</w:t>
       </w:r>
     </w:p>
-    <w:p>
+    <w:p ns2:paraId="71E76C6A" ns2:textId="77777777">
       <w:pPr>
         <w:shd w:val="clear" w:color="auto" w:fill="EEF1F4"/>
         <w:spacing w:after="0" w:line="240" w:lineRule="auto"/>
@@ -4810,7 +5216,7 @@
         <w:t>foldx --command=BuildModel --pdb=&lt;repaired&gt; --mutant-file=individual_list.txt --numberOfRuns=5 --output-dir=&lt;workdir&gt;</w:t>
       </w:r>
     </w:p>
-    <w:p>
+    <w:p ns2:paraId="5637223B" ns2:textId="77777777">
       <w:pPr>
         <w:shd w:val="clear" w:color="auto" w:fill="EEF1F4"/>
         <w:spacing w:after="0" w:line="240" w:lineRule="auto"/>
@@ -4824,12 +5230,12 @@
         <w:t>foldx --command=AnalyseComplex --pdb=&lt;mutant_complex&gt; --analyseComplexChains=&lt;chainA&gt;,&lt;chainB&gt; --output-dir=&lt;workdir&gt;</w:t>
       </w:r>
     </w:p>
-    <w:p>
+    <w:p ns2:paraId="1C2917DD" ns2:textId="77777777">
       <w:r>
         <w:t>The mutant-minus-wild-type ΔΔG was read from FoldX outputs. Wild-type interaction energy was computed once per partner pair, and mutant interaction energy was computed on each of the five BuildModel replicates. Partner-level binding ΔΔG is the mean of IE(mutant) - IE(wild type); replicate standard deviation is retained.</w:t>
       </w:r>
     </w:p>
-    <w:p>
+    <w:p ns2:paraId="6F85385F" ns2:textId="77777777">
       <w:r>
         <w:t>Structural-context tier implementation. The raw score is Grantham substitution severity [49] multiplied by the sum of monomer contacts and the maximum confidence-passing inter-chain contact count, plus an interface bonus (1.5 for one partner; 2.0 for at least two) and a burial bonus (1.0 for partial burial; 2.0 for a buried core position). The result is multiplied by 1.0 for pLDDT at least 70, 0.7 for pLDDT 50-70, and 0.4 below 50; experimental structures bypass this attenuation. Fixed cutoffs assign Tier 1 at s at least 5.0, Tier 2 at 3.0 to less than 5.0, Tier 3 at 1.5 to less than 3.0, and Tier 4 below 1.5.</w:t>
       </w:r>
@@ -15478,7 +15884,7 @@
         </w:tc>
       </w:tr>
     </w:tbl>
-    <w:p>
+    <w:p ns2:paraId="09F7BD40" ns2:textId="77777777">
       <w:pPr>
         <w:pStyle w:val="Caption"/>
         <w:keepNext/>
@@ -15508,7 +15914,7 @@
         <w:gridCol w:w="1279"/>
         <w:gridCol w:w="4438"/>
       </w:tblGrid>
-      <w:tr>
+      <w:tr ns2:paraId="135D74E3" ns2:textId="77777777">
         <w:trPr>
           <w:cantSplit/>
           <w:tblHeader/>
@@ -15525,7 +15931,7 @@
             </w:tcMar>
             <w:vAlign w:val="center"/>
           </w:tcPr>
-          <w:p>
+          <w:p ns2:paraId="00240783" ns2:textId="77777777">
             <w:pPr>
               <w:spacing w:after="0" w:line="240" w:lineRule="auto"/>
             </w:pPr>
@@ -15551,7 +15957,7 @@
             </w:tcMar>
             <w:vAlign w:val="center"/>
           </w:tcPr>
-          <w:p>
+          <w:p ns2:paraId="0140D61B" ns2:textId="77777777">
             <w:pPr>
               <w:spacing w:after="0" w:line="240" w:lineRule="auto"/>
             </w:pPr>
@@ -15577,7 +15983,7 @@
             </w:tcMar>
             <w:vAlign w:val="center"/>
           </w:tcPr>
-          <w:p>
+          <w:p ns2:paraId="2F626F0D" ns2:textId="77777777">
             <w:pPr>
               <w:spacing w:after="0" w:line="240" w:lineRule="auto"/>
             </w:pPr>
@@ -15603,7 +16009,7 @@
             </w:tcMar>
             <w:vAlign w:val="center"/>
           </w:tcPr>
-          <w:p>
+          <w:p ns2:paraId="6E4B1222" ns2:textId="77777777">
             <w:pPr>
               <w:spacing w:after="0" w:line="240" w:lineRule="auto"/>
             </w:pPr>
@@ -15629,7 +16035,7 @@
             </w:tcMar>
             <w:vAlign w:val="center"/>
           </w:tcPr>
-          <w:p>
+          <w:p ns2:paraId="5103A1A7" ns2:textId="77777777">
             <w:pPr>
               <w:spacing w:after="0" w:line="240" w:lineRule="auto"/>
             </w:pPr>
@@ -15644,7 +16050,7 @@
           </w:p>
         </w:tc>
       </w:tr>
-      <w:tr>
+      <w:tr ns2:paraId="19BEFA22" ns2:textId="77777777">
         <w:trPr>
           <w:cantSplit/>
         </w:trPr>
@@ -15659,7 +16065,7 @@
             </w:tcMar>
             <w:vAlign w:val="center"/>
           </w:tcPr>
-          <w:p>
+          <w:p ns2:paraId="0359ED8E" ns2:textId="77777777">
             <w:pPr>
               <w:spacing w:after="0" w:line="240" w:lineRule="auto"/>
             </w:pPr>
@@ -15682,7 +16088,7 @@
             </w:tcMar>
             <w:vAlign w:val="center"/>
           </w:tcPr>
-          <w:p>
+          <w:p ns2:paraId="2BFAFFD5" ns2:textId="77777777">
             <w:pPr>
               <w:spacing w:after="0" w:line="240" w:lineRule="auto"/>
             </w:pPr>
@@ -15705,7 +16111,7 @@
             </w:tcMar>
             <w:vAlign w:val="center"/>
           </w:tcPr>
-          <w:p>
+          <w:p ns2:paraId="57355E67" ns2:textId="77777777">
             <w:pPr>
               <w:spacing w:after="0" w:line="240" w:lineRule="auto"/>
             </w:pPr>
@@ -15728,7 +16134,7 @@
             </w:tcMar>
             <w:vAlign w:val="center"/>
           </w:tcPr>
-          <w:p>
+          <w:p ns2:paraId="35736EF5" ns2:textId="77777777">
             <w:pPr>
               <w:spacing w:after="0" w:line="240" w:lineRule="auto"/>
             </w:pPr>
@@ -15751,7 +16157,7 @@
             </w:tcMar>
             <w:vAlign w:val="center"/>
           </w:tcPr>
-          <w:p>
+          <w:p ns2:paraId="2874892B" ns2:textId="77777777">
             <w:pPr>
               <w:spacing w:after="0" w:line="240" w:lineRule="auto"/>
             </w:pPr>
@@ -15764,7 +16170,7 @@
           </w:p>
         </w:tc>
       </w:tr>
-      <w:tr>
+      <w:tr ns2:paraId="3C01D5BE" ns2:textId="77777777">
         <w:trPr>
           <w:cantSplit/>
         </w:trPr>
@@ -15780,7 +16186,7 @@
             </w:tcMar>
             <w:vAlign w:val="center"/>
           </w:tcPr>
-          <w:p>
+          <w:p ns2:paraId="4E8EB714" ns2:textId="77777777">
             <w:pPr>
               <w:spacing w:after="0" w:line="240" w:lineRule="auto"/>
             </w:pPr>
@@ -15804,7 +16210,7 @@
             </w:tcMar>
             <w:vAlign w:val="center"/>
           </w:tcPr>
-          <w:p>
+          <w:p ns2:paraId="5412541B" ns2:textId="77777777">
             <w:pPr>
               <w:spacing w:after="0" w:line="240" w:lineRule="auto"/>
             </w:pPr>
@@ -15828,7 +16234,7 @@
             </w:tcMar>
             <w:vAlign w:val="center"/>
           </w:tcPr>
-          <w:p>
+          <w:p ns2:paraId="5E31617B" ns2:textId="77777777">
             <w:pPr>
               <w:spacing w:after="0" w:line="240" w:lineRule="auto"/>
             </w:pPr>
@@ -15852,7 +16258,7 @@
             </w:tcMar>
             <w:vAlign w:val="center"/>
           </w:tcPr>
-          <w:p>
+          <w:p ns2:paraId="27758513" ns2:textId="77777777">
             <w:pPr>
               <w:spacing w:after="0" w:line="240" w:lineRule="auto"/>
             </w:pPr>
@@ -15876,7 +16282,7 @@
             </w:tcMar>
             <w:vAlign w:val="center"/>
           </w:tcPr>
-          <w:p>
+          <w:p ns2:paraId="627EF820" ns2:textId="77777777">
             <w:pPr>
               <w:spacing w:after="0" w:line="240" w:lineRule="auto"/>
             </w:pPr>
@@ -15889,7 +16295,7 @@
           </w:p>
         </w:tc>
       </w:tr>
-      <w:tr>
+      <w:tr ns2:paraId="7B056AE8" ns2:textId="77777777">
         <w:trPr>
           <w:cantSplit/>
         </w:trPr>
@@ -15904,7 +16310,7 @@
             </w:tcMar>
             <w:vAlign w:val="center"/>
           </w:tcPr>
-          <w:p>
+          <w:p ns2:paraId="2D71A601" ns2:textId="77777777">
             <w:pPr>
               <w:spacing w:after="0" w:line="240" w:lineRule="auto"/>
             </w:pPr>
@@ -15927,7 +16333,7 @@
             </w:tcMar>
             <w:vAlign w:val="center"/>
           </w:tcPr>
-          <w:p>
+          <w:p ns2:paraId="7BFA2EE1" ns2:textId="77777777">
             <w:pPr>
               <w:spacing w:after="0" w:line="240" w:lineRule="auto"/>
             </w:pPr>
@@ -15950,7 +16356,7 @@
             </w:tcMar>
             <w:vAlign w:val="center"/>
           </w:tcPr>
-          <w:p>
+          <w:p ns2:paraId="47E5689F" ns2:textId="77777777">
             <w:pPr>
               <w:spacing w:after="0" w:line="240" w:lineRule="auto"/>
             </w:pPr>
@@ -15973,7 +16379,7 @@
             </w:tcMar>
             <w:vAlign w:val="center"/>
           </w:tcPr>
-          <w:p>
+          <w:p ns2:paraId="46EB7168" ns2:textId="77777777">
             <w:pPr>
               <w:spacing w:after="0" w:line="240" w:lineRule="auto"/>
             </w:pPr>
@@ -15996,7 +16402,7 @@
             </w:tcMar>
             <w:vAlign w:val="center"/>
           </w:tcPr>
-          <w:p>
+          <w:p ns2:paraId="516A6DDC" ns2:textId="77777777">
             <w:pPr>
               <w:spacing w:after="0" w:line="240" w:lineRule="auto"/>
             </w:pPr>
@@ -16009,7 +16415,7 @@
           </w:p>
         </w:tc>
       </w:tr>
-      <w:tr>
+      <w:tr ns2:paraId="67916598" ns2:textId="77777777">
         <w:trPr>
           <w:cantSplit/>
         </w:trPr>
@@ -16025,7 +16431,7 @@
             </w:tcMar>
             <w:vAlign w:val="center"/>
           </w:tcPr>
-          <w:p>
+          <w:p ns2:paraId="19E34C41" ns2:textId="77777777">
             <w:pPr>
               <w:spacing w:after="0" w:line="240" w:lineRule="auto"/>
             </w:pPr>
@@ -16049,7 +16455,7 @@
             </w:tcMar>
             <w:vAlign w:val="center"/>
           </w:tcPr>
-          <w:p>
+          <w:p ns2:paraId="3FF12AC3" ns2:textId="77777777">
             <w:pPr>
               <w:spacing w:after="0" w:line="240" w:lineRule="auto"/>
             </w:pPr>
@@ -16073,7 +16479,7 @@
             </w:tcMar>
             <w:vAlign w:val="center"/>
           </w:tcPr>
-          <w:p>
+          <w:p ns2:paraId="220249D1" ns2:textId="77777777">
             <w:pPr>
               <w:spacing w:after="0" w:line="240" w:lineRule="auto"/>
             </w:pPr>
@@ -16097,7 +16503,7 @@
             </w:tcMar>
             <w:vAlign w:val="center"/>
           </w:tcPr>
-          <w:p>
+          <w:p ns2:paraId="4CD69BA2" ns2:textId="77777777">
             <w:pPr>
               <w:spacing w:after="0" w:line="240" w:lineRule="auto"/>
             </w:pPr>
@@ -16121,7 +16527,7 @@
             </w:tcMar>
             <w:vAlign w:val="center"/>
           </w:tcPr>
-          <w:p>
+          <w:p ns2:paraId="601D8558" ns2:textId="77777777">
             <w:pPr>
               <w:spacing w:after="0" w:line="240" w:lineRule="auto"/>
             </w:pPr>
@@ -16134,7 +16540,7 @@
           </w:p>
         </w:tc>
       </w:tr>
-      <w:tr>
+      <w:tr ns2:paraId="40042CB4" ns2:textId="77777777">
         <w:trPr>
           <w:cantSplit/>
         </w:trPr>
@@ -16149,7 +16555,7 @@
             </w:tcMar>
             <w:vAlign w:val="center"/>
           </w:tcPr>
-          <w:p>
+          <w:p ns2:paraId="4FF3763F" ns2:textId="77777777">
             <w:pPr>
               <w:spacing w:after="0" w:line="240" w:lineRule="auto"/>
             </w:pPr>
@@ -16172,7 +16578,7 @@
             </w:tcMar>
             <w:vAlign w:val="center"/>
           </w:tcPr>
-          <w:p>
+          <w:p ns2:paraId="4A0C3CA8" ns2:textId="77777777">
             <w:pPr>
               <w:spacing w:after="0" w:line="240" w:lineRule="auto"/>
             </w:pPr>
@@ -16195,7 +16601,7 @@
             </w:tcMar>
             <w:vAlign w:val="center"/>
           </w:tcPr>
-          <w:p>
+          <w:p ns2:paraId="527FD6D7" ns2:textId="77777777">
             <w:pPr>
               <w:spacing w:after="0" w:line="240" w:lineRule="auto"/>
             </w:pPr>
@@ -16218,7 +16624,7 @@
             </w:tcMar>
             <w:vAlign w:val="center"/>
           </w:tcPr>
-          <w:p>
+          <w:p ns2:paraId="0D61DFD5" ns2:textId="77777777">
             <w:pPr>
               <w:spacing w:after="0" w:line="240" w:lineRule="auto"/>
             </w:pPr>
@@ -16249,7 +16655,7 @@
         </w:tc>
       </w:tr>
     </w:tbl>
-    <w:p>
+    <w:p ns2:paraId="64D09277" ns2:textId="77777777">
       <w:pPr>
         <w:pStyle w:val="Caption"/>
         <w:keepNext/>
@@ -16277,7 +16683,7 @@
         <w:gridCol w:w="4814"/>
         <w:gridCol w:w="3009"/>
       </w:tblGrid>
-      <w:tr>
+      <w:tr ns2:paraId="31466C3C" ns2:textId="77777777">
         <w:trPr>
           <w:cantSplit/>
           <w:tblHeader/>
@@ -16294,7 +16700,7 @@
             </w:tcMar>
             <w:vAlign w:val="center"/>
           </w:tcPr>
-          <w:p>
+          <w:p ns2:paraId="308FC61C" ns2:textId="77777777">
             <w:pPr>
               <w:spacing w:after="0" w:line="240" w:lineRule="auto"/>
             </w:pPr>
@@ -16320,7 +16726,7 @@
             </w:tcMar>
             <w:vAlign w:val="center"/>
           </w:tcPr>
-          <w:p>
+          <w:p ns2:paraId="16AFE2B6" ns2:textId="77777777">
             <w:pPr>
               <w:spacing w:after="0" w:line="240" w:lineRule="auto"/>
             </w:pPr>
@@ -16346,7 +16752,7 @@
             </w:tcMar>
             <w:vAlign w:val="center"/>
           </w:tcPr>
-          <w:p>
+          <w:p ns2:paraId="74991EFB" ns2:textId="77777777">
             <w:pPr>
               <w:spacing w:after="0" w:line="240" w:lineRule="auto"/>
             </w:pPr>
@@ -16361,7 +16767,7 @@
           </w:p>
         </w:tc>
       </w:tr>
-      <w:tr>
+      <w:tr ns2:paraId="261CD2BA" ns2:textId="77777777">
         <w:trPr>
           <w:cantSplit/>
         </w:trPr>
@@ -16376,7 +16782,7 @@
             </w:tcMar>
             <w:vAlign w:val="center"/>
           </w:tcPr>
-          <w:p>
+          <w:p ns2:paraId="75B306BF" ns2:textId="77777777">
             <w:pPr>
               <w:spacing w:after="0" w:line="240" w:lineRule="auto"/>
             </w:pPr>
@@ -16399,7 +16805,7 @@
             </w:tcMar>
             <w:vAlign w:val="center"/>
           </w:tcPr>
-          <w:p>
+          <w:p ns2:paraId="7016BC21" ns2:textId="77777777">
             <w:pPr>
               <w:spacing w:after="0" w:line="240" w:lineRule="auto"/>
             </w:pPr>
@@ -16422,7 +16828,7 @@
             </w:tcMar>
             <w:vAlign w:val="center"/>
           </w:tcPr>
-          <w:p>
+          <w:p ns2:paraId="333C29D0" ns2:textId="77777777">
             <w:pPr>
               <w:spacing w:after="0" w:line="240" w:lineRule="auto"/>
             </w:pPr>
@@ -16435,7 +16841,7 @@
           </w:p>
         </w:tc>
       </w:tr>
-      <w:tr>
+      <w:tr ns2:paraId="5A15452F" ns2:textId="77777777">
         <w:trPr>
           <w:cantSplit/>
         </w:trPr>
@@ -16451,7 +16857,7 @@
             </w:tcMar>
             <w:vAlign w:val="center"/>
           </w:tcPr>
-          <w:p>
+          <w:p ns2:paraId="3ACCEBF5" ns2:textId="77777777">
             <w:pPr>
               <w:spacing w:after="0" w:line="240" w:lineRule="auto"/>
             </w:pPr>
@@ -16475,7 +16881,7 @@
             </w:tcMar>
             <w:vAlign w:val="center"/>
           </w:tcPr>
-          <w:p>
+          <w:p ns2:paraId="6284ED4B" ns2:textId="77777777">
             <w:pPr>
               <w:spacing w:after="0" w:line="240" w:lineRule="auto"/>
             </w:pPr>
@@ -16499,7 +16905,7 @@
             </w:tcMar>
             <w:vAlign w:val="center"/>
           </w:tcPr>
-          <w:p>
+          <w:p ns2:paraId="2090478A" ns2:textId="77777777">
             <w:pPr>
               <w:spacing w:after="0" w:line="240" w:lineRule="auto"/>
             </w:pPr>
@@ -16512,7 +16918,7 @@
           </w:p>
         </w:tc>
       </w:tr>
-      <w:tr>
+      <w:tr ns2:paraId="30274EF6" ns2:textId="77777777">
         <w:trPr>
           <w:cantSplit/>
         </w:trPr>
@@ -16527,7 +16933,7 @@
             </w:tcMar>
             <w:vAlign w:val="center"/>
           </w:tcPr>
-          <w:p>
+          <w:p ns2:paraId="7D0C03EC" ns2:textId="77777777">
             <w:pPr>
               <w:spacing w:after="0" w:line="240" w:lineRule="auto"/>
             </w:pPr>
@@ -16550,7 +16956,7 @@
             </w:tcMar>
             <w:vAlign w:val="center"/>
           </w:tcPr>
-          <w:p>
+          <w:p ns2:paraId="50FF6B7F" ns2:textId="77777777">
             <w:pPr>
               <w:spacing w:after="0" w:line="240" w:lineRule="auto"/>
             </w:pPr>
@@ -16573,7 +16979,7 @@
             </w:tcMar>
             <w:vAlign w:val="center"/>
           </w:tcPr>
-          <w:p>
+          <w:p ns2:paraId="71CBBD3A" ns2:textId="77777777">
             <w:pPr>
               <w:spacing w:after="0" w:line="240" w:lineRule="auto"/>
             </w:pPr>
@@ -16586,7 +16992,7 @@
           </w:p>
         </w:tc>
       </w:tr>
-      <w:tr>
+      <w:tr ns2:paraId="58ADE2DE" ns2:textId="77777777">
         <w:trPr>
           <w:cantSplit/>
         </w:trPr>
@@ -16602,7 +17008,7 @@
             </w:tcMar>
             <w:vAlign w:val="center"/>
           </w:tcPr>
-          <w:p>
+          <w:p ns2:paraId="6F0CF4A1" ns2:textId="77777777">
             <w:pPr>
               <w:spacing w:after="0" w:line="240" w:lineRule="auto"/>
             </w:pPr>
@@ -16626,7 +17032,7 @@
             </w:tcMar>
             <w:vAlign w:val="center"/>
           </w:tcPr>
-          <w:p>
+          <w:p ns2:paraId="5F11A658" ns2:textId="77777777">
             <w:pPr>
               <w:spacing w:after="0" w:line="240" w:lineRule="auto"/>
             </w:pPr>
@@ -16650,7 +17056,7 @@
             </w:tcMar>
             <w:vAlign w:val="center"/>
           </w:tcPr>
-          <w:p>
+          <w:p ns2:paraId="43276080" ns2:textId="77777777">
             <w:pPr>
               <w:spacing w:after="0" w:line="240" w:lineRule="auto"/>
             </w:pPr>
@@ -16664,7 +17070,7 @@
         </w:tc>
       </w:tr>
     </w:tbl>
-    <w:p>
+    <w:p ns2:paraId="3847FD88" ns2:textId="77777777">
       <w:pPr>
         <w:pStyle w:val="Caption"/>
         <w:keepNext/>
@@ -16698,7 +17104,7 @@
         <w:gridCol w:w="1267"/>
         <w:gridCol w:w="1224"/>
       </w:tblGrid>
-      <w:tr>
+      <w:tr ns2:paraId="1180ADC1" ns2:textId="77777777">
         <w:trPr>
           <w:cantSplit/>
           <w:tblHeader/>
@@ -16716,7 +17122,7 @@
             </w:tcMar>
             <w:vAlign w:val="center"/>
           </w:tcPr>
-          <w:p>
+          <w:p ns2:paraId="3CD62E49" ns2:textId="77777777">
             <w:pPr>
               <w:spacing w:after="0" w:line="240" w:lineRule="auto"/>
             </w:pPr>
@@ -16742,7 +17148,7 @@
             </w:tcMar>
             <w:vAlign w:val="center"/>
           </w:tcPr>
-          <w:p>
+          <w:p ns2:paraId="7FBA853A" ns2:textId="77777777">
             <w:pPr>
               <w:spacing w:after="0" w:line="240" w:lineRule="auto"/>
             </w:pPr>
@@ -16768,7 +17174,7 @@
             </w:tcMar>
             <w:vAlign w:val="center"/>
           </w:tcPr>
-          <w:p>
+          <w:p ns2:paraId="3195F2B0" ns2:textId="77777777">
             <w:pPr>
               <w:spacing w:after="0" w:line="240" w:lineRule="auto"/>
             </w:pPr>
@@ -16794,7 +17200,7 @@
             </w:tcMar>
             <w:vAlign w:val="center"/>
           </w:tcPr>
-          <w:p>
+          <w:p ns2:paraId="608C2413" ns2:textId="77777777">
             <w:pPr>
               <w:spacing w:after="0" w:line="240" w:lineRule="auto"/>
             </w:pPr>
@@ -16820,7 +17226,7 @@
             </w:tcMar>
             <w:vAlign w:val="center"/>
           </w:tcPr>
-          <w:p>
+          <w:p ns2:paraId="7B50DA72" ns2:textId="77777777">
             <w:pPr>
               <w:spacing w:after="0" w:line="240" w:lineRule="auto"/>
             </w:pPr>
@@ -16846,7 +17252,7 @@
             </w:tcMar>
             <w:vAlign w:val="center"/>
           </w:tcPr>
-          <w:p>
+          <w:p ns2:paraId="67D936AE" ns2:textId="77777777">
             <w:pPr>
               <w:spacing w:after="0" w:line="240" w:lineRule="auto"/>
             </w:pPr>
@@ -16872,7 +17278,7 @@
             </w:tcMar>
             <w:vAlign w:val="center"/>
           </w:tcPr>
-          <w:p>
+          <w:p ns2:paraId="1313A760" ns2:textId="77777777">
             <w:pPr>
               <w:spacing w:after="0" w:line="240" w:lineRule="auto"/>
             </w:pPr>
@@ -16898,7 +17304,7 @@
             </w:tcMar>
             <w:vAlign w:val="center"/>
           </w:tcPr>
-          <w:p>
+          <w:p ns2:paraId="7408D282" ns2:textId="77777777">
             <w:pPr>
               <w:spacing w:after="0" w:line="240" w:lineRule="auto"/>
             </w:pPr>
@@ -16913,7 +17319,7 @@
           </w:p>
         </w:tc>
       </w:tr>
-      <w:tr>
+      <w:tr ns2:paraId="58E4CDDC" ns2:textId="77777777">
         <w:trPr>
           <w:cantSplit/>
           <w:jc w:val="center"/>
@@ -16929,7 +17335,7 @@
             </w:tcMar>
             <w:vAlign w:val="center"/>
           </w:tcPr>
-          <w:p>
+          <w:p ns2:paraId="10968794" ns2:textId="77777777">
             <w:pPr>
               <w:spacing w:after="0" w:line="240" w:lineRule="auto"/>
             </w:pPr>
@@ -16952,7 +17358,7 @@
             </w:tcMar>
             <w:vAlign w:val="center"/>
           </w:tcPr>
-          <w:p>
+          <w:p ns2:paraId="79DBF0A9" ns2:textId="77777777">
             <w:pPr>
               <w:spacing w:after="0" w:line="240" w:lineRule="auto"/>
             </w:pPr>
@@ -16975,7 +17381,7 @@
             </w:tcMar>
             <w:vAlign w:val="center"/>
           </w:tcPr>
-          <w:p>
+          <w:p ns2:paraId="05AC7092" ns2:textId="77777777">
             <w:pPr>
               <w:spacing w:after="0" w:line="240" w:lineRule="auto"/>
             </w:pPr>
@@ -16998,7 +17404,7 @@
             </w:tcMar>
             <w:vAlign w:val="center"/>
           </w:tcPr>
-          <w:p>
+          <w:p ns2:paraId="4367372D" ns2:textId="77777777">
             <w:pPr>
               <w:spacing w:after="0" w:line="240" w:lineRule="auto"/>
             </w:pPr>
@@ -17021,7 +17427,7 @@
             </w:tcMar>
             <w:vAlign w:val="center"/>
           </w:tcPr>
-          <w:p>
+          <w:p ns2:paraId="69BCA4A5" ns2:textId="77777777">
             <w:pPr>
               <w:spacing w:after="0" w:line="240" w:lineRule="auto"/>
             </w:pPr>
@@ -17044,7 +17450,7 @@
             </w:tcMar>
             <w:vAlign w:val="center"/>
           </w:tcPr>
-          <w:p>
+          <w:p ns2:paraId="05052BFB" ns2:textId="77777777">
             <w:pPr>
               <w:spacing w:after="0" w:line="240" w:lineRule="auto"/>
             </w:pPr>
@@ -17067,7 +17473,7 @@
             </w:tcMar>
             <w:vAlign w:val="center"/>
           </w:tcPr>
-          <w:p>
+          <w:p ns2:paraId="3274EE16" ns2:textId="77777777">
             <w:pPr>
               <w:spacing w:after="0" w:line="240" w:lineRule="auto"/>
             </w:pPr>
@@ -17090,7 +17496,7 @@
             </w:tcMar>
             <w:vAlign w:val="center"/>
           </w:tcPr>
-          <w:p>
+          <w:p ns2:paraId="4ADE9AC8" ns2:textId="77777777">
             <w:pPr>
               <w:spacing w:after="0" w:line="240" w:lineRule="auto"/>
             </w:pPr>
@@ -17103,7 +17509,7 @@
           </w:p>
         </w:tc>
       </w:tr>
-      <w:tr>
+      <w:tr ns2:paraId="4CEBC918" ns2:textId="77777777">
         <w:trPr>
           <w:cantSplit/>
           <w:jc w:val="center"/>
@@ -17120,7 +17526,7 @@
             </w:tcMar>
             <w:vAlign w:val="center"/>
           </w:tcPr>
-          <w:p>
+          <w:p ns2:paraId="5CBA5DA4" ns2:textId="77777777">
             <w:pPr>
               <w:spacing w:after="0" w:line="240" w:lineRule="auto"/>
             </w:pPr>
@@ -17144,7 +17550,7 @@
             </w:tcMar>
             <w:vAlign w:val="center"/>
           </w:tcPr>
-          <w:p>
+          <w:p ns2:paraId="74A74BEB" ns2:textId="77777777">
             <w:pPr>
               <w:spacing w:after="0" w:line="240" w:lineRule="auto"/>
             </w:pPr>
@@ -17168,7 +17574,7 @@
             </w:tcMar>
             <w:vAlign w:val="center"/>
           </w:tcPr>
-          <w:p>
+          <w:p ns2:paraId="5118736D" ns2:textId="77777777">
             <w:pPr>
               <w:spacing w:after="0" w:line="240" w:lineRule="auto"/>
             </w:pPr>
@@ -17192,7 +17598,7 @@
             </w:tcMar>
             <w:vAlign w:val="center"/>
           </w:tcPr>
-          <w:p>
+          <w:p ns2:paraId="3210FC95" ns2:textId="77777777">
             <w:pPr>
               <w:spacing w:after="0" w:line="240" w:lineRule="auto"/>
             </w:pPr>
@@ -17216,7 +17622,7 @@
             </w:tcMar>
             <w:vAlign w:val="center"/>
           </w:tcPr>
-          <w:p>
+          <w:p ns2:paraId="50B6ADC1" ns2:textId="77777777">
             <w:pPr>
               <w:spacing w:after="0" w:line="240" w:lineRule="auto"/>
             </w:pPr>
@@ -17240,7 +17646,7 @@
             </w:tcMar>
             <w:vAlign w:val="center"/>
           </w:tcPr>
-          <w:p>
+          <w:p ns2:paraId="0B34A5D9" ns2:textId="77777777">
             <w:pPr>
               <w:spacing w:after="0" w:line="240" w:lineRule="auto"/>
             </w:pPr>
@@ -17264,7 +17670,7 @@
             </w:tcMar>
             <w:vAlign w:val="center"/>
           </w:tcPr>
-          <w:p>
+          <w:p ns2:paraId="7DCB3C69" ns2:textId="77777777">
             <w:pPr>
               <w:spacing w:after="0" w:line="240" w:lineRule="auto"/>
             </w:pPr>
@@ -17288,7 +17694,7 @@
             </w:tcMar>
             <w:vAlign w:val="center"/>
           </w:tcPr>
-          <w:p>
+          <w:p ns2:paraId="78D98C64" ns2:textId="77777777">
             <w:pPr>
               <w:spacing w:after="0" w:line="240" w:lineRule="auto"/>
             </w:pPr>
@@ -17301,7 +17707,7 @@
           </w:p>
         </w:tc>
       </w:tr>
-      <w:tr>
+      <w:tr ns2:paraId="7F310AD0" ns2:textId="77777777">
         <w:trPr>
           <w:cantSplit/>
           <w:jc w:val="center"/>
@@ -17317,7 +17723,7 @@
             </w:tcMar>
             <w:vAlign w:val="center"/>
           </w:tcPr>
-          <w:p>
+          <w:p ns2:paraId="0C8E85CC" ns2:textId="77777777">
             <w:pPr>
               <w:spacing w:after="0" w:line="240" w:lineRule="auto"/>
             </w:pPr>
@@ -17340,7 +17746,7 @@
             </w:tcMar>
             <w:vAlign w:val="center"/>
           </w:tcPr>
-          <w:p>
+          <w:p ns2:paraId="52AFA20C" ns2:textId="77777777">
             <w:pPr>
               <w:spacing w:after="0" w:line="240" w:lineRule="auto"/>
             </w:pPr>
@@ -17363,7 +17769,7 @@
             </w:tcMar>
             <w:vAlign w:val="center"/>
           </w:tcPr>
-          <w:p>
+          <w:p ns2:paraId="36E89661" ns2:textId="77777777">
             <w:pPr>
               <w:spacing w:after="0" w:line="240" w:lineRule="auto"/>
             </w:pPr>
@@ -17386,7 +17792,7 @@
             </w:tcMar>
             <w:vAlign w:val="center"/>
           </w:tcPr>
-          <w:p>
+          <w:p ns2:paraId="13DDCFEC" ns2:textId="77777777">
             <w:pPr>
               <w:spacing w:after="0" w:line="240" w:lineRule="auto"/>
             </w:pPr>
@@ -17409,7 +17815,7 @@
             </w:tcMar>
             <w:vAlign w:val="center"/>
           </w:tcPr>
-          <w:p>
+          <w:p ns2:paraId="3F7E4B8E" ns2:textId="77777777">
             <w:pPr>
               <w:spacing w:after="0" w:line="240" w:lineRule="auto"/>
             </w:pPr>
@@ -17432,7 +17838,7 @@
             </w:tcMar>
             <w:vAlign w:val="center"/>
           </w:tcPr>
-          <w:p>
+          <w:p ns2:paraId="6B25509D" ns2:textId="77777777">
             <w:pPr>
               <w:spacing w:after="0" w:line="240" w:lineRule="auto"/>
             </w:pPr>
@@ -17455,7 +17861,7 @@
             </w:tcMar>
             <w:vAlign w:val="center"/>
           </w:tcPr>
-          <w:p>
+          <w:p ns2:paraId="1192828F" ns2:textId="77777777">
             <w:pPr>
               <w:spacing w:after="0" w:line="240" w:lineRule="auto"/>
             </w:pPr>
@@ -17478,7 +17884,7 @@
             </w:tcMar>
             <w:vAlign w:val="center"/>
           </w:tcPr>
-          <w:p>
+          <w:p ns2:paraId="3CA7749A" ns2:textId="77777777">
             <w:pPr>
               <w:spacing w:after="0" w:line="240" w:lineRule="auto"/>
             </w:pPr>
@@ -17492,17 +17898,17 @@
         </w:tc>
       </w:tr>
     </w:tbl>
-    <w:p>
+    <w:p ns2:paraId="21E54CB8" ns2:textId="77777777">
       <w:r>
         <w:t>Systems, not variants, are the primary resampling unit because variants within one system share a structure, partner set, and curation process. The public mechanism-localization stress suite uses fixed seeds with 2,000 ground-truth block permutations (seed 20260729), 500 replicate-noise draws (seed 11), 2,000 variant-bootstrap draws (seed 7), and 2,000 whole-system bootstrap draws (seed 8). The priority-score analysis uses 10,000 whole-system bootstrap draws (seed 20260821) for ROC AUC, average precision, and paired AUC differences. The paired threshold-tradeoff analysis uses 10,000 whole-system draws (seed 42); the tier-pathogenicity gradient uses 5,000 whole-system draws (seed 11); and the convergence-specificity gain uses 200,000 whole-system draws (seed 0). Tier associations also use Fisher exact tests, exact within-system permutation, and leave-one-system-out diagnostics. Where families of related 2 × 2 tests are reported across thresholds, both raw and Benjamini-Hochberg-adjusted p values are retained.</w:t>
       </w:r>
     </w:p>
-    <w:p>
+    <w:p ns2:paraId="74BD0229" ns2:textId="77777777">
       <w:r>
         <w:t>The priority score is calculated after energetic confidence and structural-context tier assessment and before threshold-specific mechanism classification. The shared engine writes nine versioned fields: ISDS-v1, energy and context components, the uncapped energy ratio, dominant axis and partner, dominant signed ΔΔG, an availability flag, and the formula version. The locked analysis plan, formula constants, missing-data rules, random seed, bootstrap count, and sensitivity transformations are distributed as YAML and JSON with checksums. Unit tests cover reference values, tier mapping, batch invariance, monotonicity, stabilization, partner selection, confidence gating, and missing inputs.</w:t>
       </w:r>
     </w:p>
-    <w:p>
+    <w:p ns2:paraId="1208DE80" ns2:textId="77777777">
       <w:pPr>
         <w:pStyle w:val="Heading2"/>
       </w:pPr>
@@ -17510,7 +17916,7 @@
         <w:t>S2 Text. Evidence provenance and denominator sensitivity</w:t>
       </w:r>
     </w:p>
-    <w:p>
+    <w:p ns2:paraId="794C94DC" ns2:textId="77777777">
       <w:r>
         <w:rPr>
           <w:rFonts w:ascii="Arial" w:hAnsi="Arial" w:eastAsia="Arial"/>
@@ -17518,17 +17924,17 @@
         <w:t>The evidence ledger contains 98 committed energetic-axis expectations. E1-E3 expectations are supported by energetic, functional, or qualitative experiments. E4 denotes population-supported neutral expectations. E5 denotes an inferred axis state used when the literature supported a mechanistic or retained-function interpretation but no axis-specific assay was available; inference was not assigned from missing data alone. E4 and E5 commitments are heavily enriched for neutral expectations: all 9 E4 axes and all 18 E5 axes are neutral. Complex-context stability is the least independently grounded axis: 14 of its 25 committed axes rest on inferred rather than direct or coupled evidence, and 11 are E5 inferred axis states.</w:t>
       </w:r>
     </w:p>
-    <w:p>
+    <w:p ns2:paraId="7B33C663" ns2:textId="77777777">
       <w:r>
         <w:t>Using the all-row 78-axis convention, energetic-output agreement was 20/32 = 0.625 for E1-E2 evidence and 36/46 = 0.783 for E3-E5 evidence (Fisher p = 0.200). Evidence class was strongly associated with expected axis state: direct measurements were preferentially available for destabilizers, whereas frequency-supported and inferred commitments were predominantly neutral. Within expected-destabilizing axes, agreement was 14/24 for E1-E2 and 4/8 for E3-E5; within expected-neutral axes, the corresponding rates were 6/7 and 32/38. The continuity-corrected Mantel-Haenszel estimate across expected-state strata was odds ratio 1.30 (p = 0.95). Thus the current benchmark does not show that evidence category independently explains energetic-output agreement after expected axis state is considered. Among 25 gradeable E1 energetic axes, 18 agreed (0.720).</w:t>
       </w:r>
     </w:p>
-    <w:p>
+    <w:p ns2:paraId="0C4EAB5F" ns2:textId="77777777">
       <w:r>
         <w:t>Strict variant-level sensitivity analyses used all-axis definitions. Requiring every committed axis to have E1-E3 support left n = 26 (tier sensitivity 0.875, specificity 0.600). Requiring every committed axis to be direct or coupled left the same 26 variants (sensitivity 0.875, specificity 0.600).</w:t>
       </w:r>
     </w:p>
-    <w:p>
+    <w:p ns2:paraId="4111021A" ns2:textId="77777777">
       <w:pPr>
         <w:pStyle w:val="Caption"/>
         <w:keepNext/>
@@ -17558,7 +17964,7 @@
         <w:gridCol w:w="1788"/>
         <w:gridCol w:w="2074"/>
       </w:tblGrid>
-      <w:tr>
+      <w:tr ns2:paraId="162DD442" ns2:textId="77777777">
         <w:trPr>
           <w:cantSplit/>
           <w:tblHeader/>
@@ -17575,7 +17981,7 @@
             </w:tcMar>
             <w:vAlign w:val="center"/>
           </w:tcPr>
-          <w:p>
+          <w:p ns2:paraId="448A67D3" ns2:textId="77777777">
             <w:pPr>
               <w:spacing w:after="0" w:line="240" w:lineRule="auto"/>
             </w:pPr>
@@ -17600,7 +18006,7 @@
             </w:tcMar>
             <w:vAlign w:val="center"/>
           </w:tcPr>
-          <w:p>
+          <w:p ns2:paraId="0CBDF554" ns2:textId="77777777">
             <w:pPr>
               <w:spacing w:after="0" w:line="240" w:lineRule="auto"/>
             </w:pPr>
@@ -17625,7 +18031,7 @@
             </w:tcMar>
             <w:vAlign w:val="center"/>
           </w:tcPr>
-          <w:p>
+          <w:p ns2:paraId="6E794BAA" ns2:textId="77777777">
             <w:pPr>
               <w:spacing w:after="0" w:line="240" w:lineRule="auto"/>
             </w:pPr>
@@ -17650,7 +18056,7 @@
             </w:tcMar>
             <w:vAlign w:val="center"/>
           </w:tcPr>
-          <w:p>
+          <w:p ns2:paraId="3E58A2C8" ns2:textId="77777777">
             <w:pPr>
               <w:spacing w:after="0" w:line="240" w:lineRule="auto"/>
             </w:pPr>
@@ -17675,7 +18081,7 @@
             </w:tcMar>
             <w:vAlign w:val="center"/>
           </w:tcPr>
-          <w:p>
+          <w:p ns2:paraId="6969AD64" ns2:textId="77777777">
             <w:pPr>
               <w:spacing w:after="0" w:line="240" w:lineRule="auto"/>
             </w:pPr>
@@ -17689,7 +18095,7 @@
           </w:p>
         </w:tc>
       </w:tr>
-      <w:tr>
+      <w:tr ns2:paraId="37129FFA" ns2:textId="77777777">
         <w:trPr>
           <w:cantSplit/>
         </w:trPr>
@@ -17704,7 +18110,7 @@
             </w:tcMar>
             <w:vAlign w:val="center"/>
           </w:tcPr>
-          <w:p>
+          <w:p ns2:paraId="7734B646" ns2:textId="77777777">
             <w:pPr>
               <w:spacing w:after="0" w:line="240" w:lineRule="auto"/>
             </w:pPr>
@@ -17727,7 +18133,7 @@
             </w:tcMar>
             <w:vAlign w:val="center"/>
           </w:tcPr>
-          <w:p>
+          <w:p ns2:paraId="3C419484" ns2:textId="77777777">
             <w:pPr>
               <w:spacing w:after="0" w:line="240" w:lineRule="auto"/>
             </w:pPr>
@@ -17750,7 +18156,7 @@
             </w:tcMar>
             <w:vAlign w:val="center"/>
           </w:tcPr>
-          <w:p>
+          <w:p ns2:paraId="3AEB53CF" ns2:textId="77777777">
             <w:pPr>
               <w:spacing w:after="0" w:line="240" w:lineRule="auto"/>
             </w:pPr>
@@ -17773,7 +18179,7 @@
             </w:tcMar>
             <w:vAlign w:val="center"/>
           </w:tcPr>
-          <w:p>
+          <w:p ns2:paraId="70FB0D74" ns2:textId="77777777">
             <w:pPr>
               <w:spacing w:after="0" w:line="240" w:lineRule="auto"/>
             </w:pPr>
@@ -17796,7 +18202,7 @@
             </w:tcMar>
             <w:vAlign w:val="center"/>
           </w:tcPr>
-          <w:p>
+          <w:p ns2:paraId="6A401280" ns2:textId="77777777">
             <w:pPr>
               <w:spacing w:after="0" w:line="240" w:lineRule="auto"/>
             </w:pPr>
@@ -17809,7 +18215,7 @@
           </w:p>
         </w:tc>
       </w:tr>
-      <w:tr>
+      <w:tr ns2:paraId="7F807EB8" ns2:textId="77777777">
         <w:trPr>
           <w:cantSplit/>
         </w:trPr>
@@ -17825,7 +18231,7 @@
             </w:tcMar>
             <w:vAlign w:val="center"/>
           </w:tcPr>
-          <w:p>
+          <w:p ns2:paraId="60900DBD" ns2:textId="77777777">
             <w:pPr>
               <w:spacing w:after="0" w:line="240" w:lineRule="auto"/>
             </w:pPr>
@@ -17849,7 +18255,7 @@
             </w:tcMar>
             <w:vAlign w:val="center"/>
           </w:tcPr>
-          <w:p>
+          <w:p ns2:paraId="116BF649" ns2:textId="77777777">
             <w:pPr>
               <w:spacing w:after="0" w:line="240" w:lineRule="auto"/>
             </w:pPr>
@@ -17873,7 +18279,7 @@
             </w:tcMar>
             <w:vAlign w:val="center"/>
           </w:tcPr>
-          <w:p>
+          <w:p ns2:paraId="75D41433" ns2:textId="77777777">
             <w:pPr>
               <w:spacing w:after="0" w:line="240" w:lineRule="auto"/>
             </w:pPr>
@@ -17897,7 +18303,7 @@
             </w:tcMar>
             <w:vAlign w:val="center"/>
           </w:tcPr>
-          <w:p>
+          <w:p ns2:paraId="6417E5E1" ns2:textId="77777777">
             <w:pPr>
               <w:spacing w:after="0" w:line="240" w:lineRule="auto"/>
             </w:pPr>
@@ -17921,7 +18327,7 @@
             </w:tcMar>
             <w:vAlign w:val="center"/>
           </w:tcPr>
-          <w:p>
+          <w:p ns2:paraId="03DAE499" ns2:textId="77777777">
             <w:pPr>
               <w:spacing w:after="0" w:line="240" w:lineRule="auto"/>
             </w:pPr>
@@ -17934,7 +18340,7 @@
           </w:p>
         </w:tc>
       </w:tr>
-      <w:tr>
+      <w:tr ns2:paraId="40EE0C19" ns2:textId="77777777">
         <w:trPr>
           <w:cantSplit/>
         </w:trPr>
@@ -17949,7 +18355,7 @@
             </w:tcMar>
             <w:vAlign w:val="center"/>
           </w:tcPr>
-          <w:p>
+          <w:p ns2:paraId="7F8A616F" ns2:textId="77777777">
             <w:pPr>
               <w:spacing w:after="0" w:line="240" w:lineRule="auto"/>
             </w:pPr>
@@ -17972,7 +18378,7 @@
             </w:tcMar>
             <w:vAlign w:val="center"/>
           </w:tcPr>
-          <w:p>
+          <w:p ns2:paraId="7AC8E49E" ns2:textId="77777777">
             <w:pPr>
               <w:spacing w:after="0" w:line="240" w:lineRule="auto"/>
             </w:pPr>
@@ -17995,7 +18401,7 @@
             </w:tcMar>
             <w:vAlign w:val="center"/>
           </w:tcPr>
-          <w:p>
+          <w:p ns2:paraId="07F78700" ns2:textId="77777777">
             <w:pPr>
               <w:spacing w:after="0" w:line="240" w:lineRule="auto"/>
             </w:pPr>
@@ -18018,7 +18424,7 @@
             </w:tcMar>
             <w:vAlign w:val="center"/>
           </w:tcPr>
-          <w:p>
+          <w:p ns2:paraId="3E02B962" ns2:textId="77777777">
             <w:pPr>
               <w:spacing w:after="0" w:line="240" w:lineRule="auto"/>
             </w:pPr>
@@ -18041,7 +18447,7 @@
             </w:tcMar>
             <w:vAlign w:val="center"/>
           </w:tcPr>
-          <w:p>
+          <w:p ns2:paraId="098EA8CA" ns2:textId="77777777">
             <w:pPr>
               <w:spacing w:after="0" w:line="240" w:lineRule="auto"/>
             </w:pPr>
@@ -18055,12 +18461,12 @@
         </w:tc>
       </w:tr>
     </w:tbl>
-    <w:p>
+    <w:p ns2:paraId="0752F633" ns2:textId="77777777">
       <w:r>
         <w:t>The primary output denominators refer to the same 57-variant graded population. Two explicit neutral fold expectations are included in the monomer-fold axis; both are prediction mismatches. Retaining every resource row adds the independently gradeable monomer-fold axis of BRCA1 R1699Q, giving 19/26 and 56/78, and changes the four-output continuity aggregate from 89/124 to 89/125. A separate rubric-only sensitivity that includes BRCA1 R1699L/Q raises weighted mechanism consistency from 39.5/57 to 41.5/59 because their phosphopeptide-recognition mechanism cannot be represented by the supplied monomer structure; it is therefore not used as the headline result.</w:t>
       </w:r>
     </w:p>
-    <w:p>
+    <w:p ns2:paraId="14BBB136" ns2:textId="77777777">
       <w:pPr>
         <w:pStyle w:val="Heading2"/>
       </w:pPr>
@@ -18068,12 +18474,12 @@
         <w:t>S3 Text. Mechanism-class decomposition, fold-arm errors, and ground-truth conventions</w:t>
       </w:r>
     </w:p>
-    <w:p>
+    <w:p ns2:paraId="7F8A1E4F" ns2:textId="77777777">
       <w:r>
         <w:t>Weighted mechanism consistency differed by expected mechanism class: 0.833 for mixed structural expectations (n = 6), 0.828 for curated structurally silent variants (n = 29), 0.550 for the fold-mechanism class (n = 10), and 0.417 for pure interface destabilization (n = 12). The interface class was therefore the weakest arm, and it was also the weakest before the ledger correction (0.500 across the nine variants then in that class). Fold-arm errors separate into prediction misses and disagreements created by the sign-based ground-truth convention.</w:t>
       </w:r>
     </w:p>
-    <w:p>
+    <w:p ns2:paraId="70B9B7A7" ns2:textId="77777777">
       <w:pPr>
         <w:pStyle w:val="Caption"/>
         <w:keepNext/>
@@ -18103,7 +18509,7 @@
         <w:gridCol w:w="1472"/>
         <w:gridCol w:w="4047"/>
       </w:tblGrid>
-      <w:tr>
+      <w:tr ns2:paraId="76CFBA44" ns2:textId="77777777">
         <w:trPr>
           <w:cantSplit/>
           <w:tblHeader/>
@@ -18120,7 +18526,7 @@
             </w:tcMar>
             <w:vAlign w:val="center"/>
           </w:tcPr>
-          <w:p>
+          <w:p ns2:paraId="1FC784B8" ns2:textId="77777777">
             <w:pPr>
               <w:spacing w:after="0" w:line="240" w:lineRule="auto"/>
             </w:pPr>
@@ -18145,7 +18551,7 @@
             </w:tcMar>
             <w:vAlign w:val="center"/>
           </w:tcPr>
-          <w:p>
+          <w:p ns2:paraId="443B54D8" ns2:textId="77777777">
             <w:pPr>
               <w:spacing w:after="0" w:line="240" w:lineRule="auto"/>
             </w:pPr>
@@ -18170,7 +18576,7 @@
             </w:tcMar>
             <w:vAlign w:val="center"/>
           </w:tcPr>
-          <w:p>
+          <w:p ns2:paraId="3332BFAE" ns2:textId="77777777">
             <w:pPr>
               <w:spacing w:after="0" w:line="240" w:lineRule="auto"/>
             </w:pPr>
@@ -18195,7 +18601,7 @@
             </w:tcMar>
             <w:vAlign w:val="center"/>
           </w:tcPr>
-          <w:p>
+          <w:p ns2:paraId="3CF04E8D" ns2:textId="77777777">
             <w:pPr>
               <w:spacing w:after="0" w:line="240" w:lineRule="auto"/>
             </w:pPr>
@@ -18220,7 +18626,7 @@
             </w:tcMar>
             <w:vAlign w:val="center"/>
           </w:tcPr>
-          <w:p>
+          <w:p ns2:paraId="6A0256FB" ns2:textId="77777777">
             <w:pPr>
               <w:spacing w:after="0" w:line="240" w:lineRule="auto"/>
             </w:pPr>
@@ -18234,7 +18640,7 @@
           </w:p>
         </w:tc>
       </w:tr>
-      <w:tr>
+      <w:tr ns2:paraId="04FB20A6" ns2:textId="77777777">
         <w:trPr>
           <w:cantSplit/>
         </w:trPr>
@@ -18249,7 +18655,7 @@
             </w:tcMar>
             <w:vAlign w:val="center"/>
           </w:tcPr>
-          <w:p>
+          <w:p ns2:paraId="1A29AFCD" ns2:textId="77777777">
             <w:pPr>
               <w:spacing w:after="0" w:line="240" w:lineRule="auto"/>
             </w:pPr>
@@ -18272,7 +18678,7 @@
             </w:tcMar>
             <w:vAlign w:val="center"/>
           </w:tcPr>
-          <w:p>
+          <w:p ns2:paraId="4C4A10EE" ns2:textId="77777777">
             <w:pPr>
               <w:spacing w:after="0" w:line="240" w:lineRule="auto"/>
             </w:pPr>
@@ -18295,7 +18701,7 @@
             </w:tcMar>
             <w:vAlign w:val="center"/>
           </w:tcPr>
-          <w:p>
+          <w:p ns2:paraId="507862E9" ns2:textId="77777777">
             <w:pPr>
               <w:spacing w:after="0" w:line="240" w:lineRule="auto"/>
             </w:pPr>
@@ -18318,7 +18724,7 @@
             </w:tcMar>
             <w:vAlign w:val="center"/>
           </w:tcPr>
-          <w:p>
+          <w:p ns2:paraId="3577666D" ns2:textId="77777777">
             <w:pPr>
               <w:spacing w:after="0" w:line="240" w:lineRule="auto"/>
             </w:pPr>
@@ -18341,7 +18747,7 @@
             </w:tcMar>
             <w:vAlign w:val="center"/>
           </w:tcPr>
-          <w:p>
+          <w:p ns2:paraId="40A13F03" ns2:textId="77777777">
             <w:pPr>
               <w:spacing w:after="0" w:line="240" w:lineRule="auto"/>
             </w:pPr>
@@ -18354,7 +18760,7 @@
           </w:p>
         </w:tc>
       </w:tr>
-      <w:tr>
+      <w:tr ns2:paraId="3968F6FB" ns2:textId="77777777">
         <w:trPr>
           <w:cantSplit/>
         </w:trPr>
@@ -18370,7 +18776,7 @@
             </w:tcMar>
             <w:vAlign w:val="center"/>
           </w:tcPr>
-          <w:p>
+          <w:p ns2:paraId="31202984" ns2:textId="77777777">
             <w:pPr>
               <w:spacing w:after="0" w:line="240" w:lineRule="auto"/>
             </w:pPr>
@@ -18394,7 +18800,7 @@
             </w:tcMar>
             <w:vAlign w:val="center"/>
           </w:tcPr>
-          <w:p>
+          <w:p ns2:paraId="39E5830C" ns2:textId="77777777">
             <w:pPr>
               <w:spacing w:after="0" w:line="240" w:lineRule="auto"/>
             </w:pPr>
@@ -18418,7 +18824,7 @@
             </w:tcMar>
             <w:vAlign w:val="center"/>
           </w:tcPr>
-          <w:p>
+          <w:p ns2:paraId="34E131E3" ns2:textId="77777777">
             <w:pPr>
               <w:spacing w:after="0" w:line="240" w:lineRule="auto"/>
             </w:pPr>
@@ -18442,7 +18848,7 @@
             </w:tcMar>
             <w:vAlign w:val="center"/>
           </w:tcPr>
-          <w:p>
+          <w:p ns2:paraId="3E4392BA" ns2:textId="77777777">
             <w:pPr>
               <w:spacing w:after="0" w:line="240" w:lineRule="auto"/>
             </w:pPr>
@@ -18466,7 +18872,7 @@
             </w:tcMar>
             <w:vAlign w:val="center"/>
           </w:tcPr>
-          <w:p>
+          <w:p ns2:paraId="4160CB6D" ns2:textId="77777777">
             <w:pPr>
               <w:spacing w:after="0" w:line="240" w:lineRule="auto"/>
             </w:pPr>
@@ -18479,7 +18885,7 @@
           </w:p>
         </w:tc>
       </w:tr>
-      <w:tr>
+      <w:tr ns2:paraId="783AE2CA" ns2:textId="77777777">
         <w:trPr>
           <w:cantSplit/>
         </w:trPr>
@@ -18494,7 +18900,7 @@
             </w:tcMar>
             <w:vAlign w:val="center"/>
           </w:tcPr>
-          <w:p>
+          <w:p ns2:paraId="0AD7C19F" ns2:textId="77777777">
             <w:pPr>
               <w:spacing w:after="0" w:line="240" w:lineRule="auto"/>
             </w:pPr>
@@ -18517,7 +18923,7 @@
             </w:tcMar>
             <w:vAlign w:val="center"/>
           </w:tcPr>
-          <w:p>
+          <w:p ns2:paraId="122B9A5A" ns2:textId="77777777">
             <w:pPr>
               <w:spacing w:after="0" w:line="240" w:lineRule="auto"/>
             </w:pPr>
@@ -18540,7 +18946,7 @@
             </w:tcMar>
             <w:vAlign w:val="center"/>
           </w:tcPr>
-          <w:p>
+          <w:p ns2:paraId="2DCD1AE8" ns2:textId="77777777">
             <w:pPr>
               <w:spacing w:after="0" w:line="240" w:lineRule="auto"/>
             </w:pPr>
@@ -18563,7 +18969,7 @@
             </w:tcMar>
             <w:vAlign w:val="center"/>
           </w:tcPr>
-          <w:p>
+          <w:p ns2:paraId="308DF034" ns2:textId="77777777">
             <w:pPr>
               <w:spacing w:after="0" w:line="240" w:lineRule="auto"/>
             </w:pPr>
@@ -18586,7 +18992,7 @@
             </w:tcMar>
             <w:vAlign w:val="center"/>
           </w:tcPr>
-          <w:p>
+          <w:p ns2:paraId="5044BE07" ns2:textId="77777777">
             <w:pPr>
               <w:spacing w:after="0" w:line="240" w:lineRule="auto"/>
             </w:pPr>
@@ -18599,7 +19005,7 @@
           </w:p>
         </w:tc>
       </w:tr>
-      <w:tr>
+      <w:tr ns2:paraId="337238BB" ns2:textId="77777777">
         <w:trPr>
           <w:cantSplit/>
         </w:trPr>
@@ -18615,7 +19021,7 @@
             </w:tcMar>
             <w:vAlign w:val="center"/>
           </w:tcPr>
-          <w:p>
+          <w:p ns2:paraId="061B4DD5" ns2:textId="77777777">
             <w:pPr>
               <w:spacing w:after="0" w:line="240" w:lineRule="auto"/>
             </w:pPr>
@@ -18639,7 +19045,7 @@
             </w:tcMar>
             <w:vAlign w:val="center"/>
           </w:tcPr>
-          <w:p>
+          <w:p ns2:paraId="60858DF6" ns2:textId="77777777">
             <w:pPr>
               <w:spacing w:after="0" w:line="240" w:lineRule="auto"/>
             </w:pPr>
@@ -18663,7 +19069,7 @@
             </w:tcMar>
             <w:vAlign w:val="center"/>
           </w:tcPr>
-          <w:p>
+          <w:p ns2:paraId="7EA40F4C" ns2:textId="77777777">
             <w:pPr>
               <w:spacing w:after="0" w:line="240" w:lineRule="auto"/>
             </w:pPr>
@@ -18687,7 +19093,7 @@
             </w:tcMar>
             <w:vAlign w:val="center"/>
           </w:tcPr>
-          <w:p>
+          <w:p ns2:paraId="76EBDD41" ns2:textId="77777777">
             <w:pPr>
               <w:spacing w:after="0" w:line="240" w:lineRule="auto"/>
             </w:pPr>
@@ -18711,7 +19117,7 @@
             </w:tcMar>
             <w:vAlign w:val="center"/>
           </w:tcPr>
-          <w:p>
+          <w:p ns2:paraId="5193F030" ns2:textId="77777777">
             <w:pPr>
               <w:spacing w:after="0" w:line="240" w:lineRule="auto"/>
             </w:pPr>
@@ -18724,7 +19130,7 @@
           </w:p>
         </w:tc>
       </w:tr>
-      <w:tr>
+      <w:tr ns2:paraId="0945FCEE" ns2:textId="77777777">
         <w:trPr>
           <w:cantSplit/>
         </w:trPr>
@@ -18739,7 +19145,7 @@
             </w:tcMar>
             <w:vAlign w:val="center"/>
           </w:tcPr>
-          <w:p>
+          <w:p ns2:paraId="3FF728DD" ns2:textId="77777777">
             <w:pPr>
               <w:spacing w:after="0" w:line="240" w:lineRule="auto"/>
             </w:pPr>
@@ -18762,7 +19168,7 @@
             </w:tcMar>
             <w:vAlign w:val="center"/>
           </w:tcPr>
-          <w:p>
+          <w:p ns2:paraId="07E77257" ns2:textId="77777777">
             <w:pPr>
               <w:spacing w:after="0" w:line="240" w:lineRule="auto"/>
             </w:pPr>
@@ -18785,7 +19191,7 @@
             </w:tcMar>
             <w:vAlign w:val="center"/>
           </w:tcPr>
-          <w:p>
+          <w:p ns2:paraId="551A3518" ns2:textId="77777777">
             <w:pPr>
               <w:spacing w:after="0" w:line="240" w:lineRule="auto"/>
             </w:pPr>
@@ -18808,7 +19214,7 @@
             </w:tcMar>
             <w:vAlign w:val="center"/>
           </w:tcPr>
-          <w:p>
+          <w:p ns2:paraId="6973AA1D" ns2:textId="77777777">
             <w:pPr>
               <w:spacing w:after="0" w:line="240" w:lineRule="auto"/>
             </w:pPr>
@@ -18831,7 +19237,7 @@
             </w:tcMar>
             <w:vAlign w:val="center"/>
           </w:tcPr>
-          <w:p>
+          <w:p ns2:paraId="155216EB" ns2:textId="77777777">
             <w:pPr>
               <w:spacing w:after="0" w:line="240" w:lineRule="auto"/>
             </w:pPr>
@@ -18844,7 +19250,7 @@
           </w:p>
         </w:tc>
       </w:tr>
-      <w:tr>
+      <w:tr ns2:paraId="1F4D3ED5" ns2:textId="77777777">
         <w:trPr>
           <w:cantSplit/>
         </w:trPr>
@@ -18860,7 +19266,7 @@
             </w:tcMar>
             <w:vAlign w:val="center"/>
           </w:tcPr>
-          <w:p>
+          <w:p ns2:paraId="5D04FBD8" ns2:textId="77777777">
             <w:pPr>
               <w:spacing w:after="0" w:line="240" w:lineRule="auto"/>
             </w:pPr>
@@ -18884,7 +19290,7 @@
             </w:tcMar>
             <w:vAlign w:val="center"/>
           </w:tcPr>
-          <w:p>
+          <w:p ns2:paraId="233E6EF4" ns2:textId="77777777">
             <w:pPr>
               <w:spacing w:after="0" w:line="240" w:lineRule="auto"/>
             </w:pPr>
@@ -18908,7 +19314,7 @@
             </w:tcMar>
             <w:vAlign w:val="center"/>
           </w:tcPr>
-          <w:p>
+          <w:p ns2:paraId="2D33462E" ns2:textId="77777777">
             <w:pPr>
               <w:spacing w:after="0" w:line="240" w:lineRule="auto"/>
             </w:pPr>
@@ -18932,7 +19338,7 @@
             </w:tcMar>
             <w:vAlign w:val="center"/>
           </w:tcPr>
-          <w:p>
+          <w:p ns2:paraId="23182DC0" ns2:textId="77777777">
             <w:pPr>
               <w:spacing w:after="0" w:line="240" w:lineRule="auto"/>
             </w:pPr>
@@ -18956,7 +19362,7 @@
             </w:tcMar>
             <w:vAlign w:val="center"/>
           </w:tcPr>
-          <w:p>
+          <w:p ns2:paraId="719FECD3" ns2:textId="77777777">
             <w:pPr>
               <w:spacing w:after="0" w:line="240" w:lineRule="auto"/>
             </w:pPr>
@@ -18969,7 +19375,7 @@
           </w:p>
         </w:tc>
       </w:tr>
-      <w:tr>
+      <w:tr ns2:paraId="3255CAD0" ns2:textId="77777777">
         <w:trPr>
           <w:cantSplit/>
         </w:trPr>
@@ -18977,7 +19383,7 @@
           <w:tcPr>
             <w:tcW w:w="1691" w:type="dxa"/>
           </w:tcPr>
-          <w:p>
+          <w:p ns2:paraId="717045AC" ns2:textId="77777777">
             <w:pPr>
               <w:spacing w:after="0" w:line="240" w:lineRule="auto"/>
             </w:pPr>
@@ -18993,7 +19399,7 @@
           <w:tcPr>
             <w:tcW w:w="1472" w:type="dxa"/>
           </w:tcPr>
-          <w:p>
+          <w:p ns2:paraId="7B2DBE95" ns2:textId="77777777">
             <w:pPr>
               <w:spacing w:after="0" w:line="240" w:lineRule="auto"/>
             </w:pPr>
@@ -19009,7 +19415,7 @@
           <w:tcPr>
             <w:tcW w:w="1472" w:type="dxa"/>
           </w:tcPr>
-          <w:p>
+          <w:p ns2:paraId="24F557EF" ns2:textId="77777777">
             <w:pPr>
               <w:spacing w:after="0" w:line="240" w:lineRule="auto"/>
             </w:pPr>
@@ -19025,7 +19431,7 @@
           <w:tcPr>
             <w:tcW w:w="1472" w:type="dxa"/>
           </w:tcPr>
-          <w:p>
+          <w:p ns2:paraId="733B44C3" ns2:textId="77777777">
             <w:pPr>
               <w:spacing w:after="0" w:line="240" w:lineRule="auto"/>
             </w:pPr>
@@ -19041,7 +19447,7 @@
           <w:tcPr>
             <w:tcW w:w="4047" w:type="dxa"/>
           </w:tcPr>
-          <w:p>
+          <w:p ns2:paraId="43C9DDFB" ns2:textId="77777777">
             <w:pPr>
               <w:spacing w:after="0" w:line="240" w:lineRule="auto"/>
             </w:pPr>
@@ -19055,12 +19461,12 @@
         </w:tc>
       </w:tr>
     </w:tbl>
-    <w:p>
+    <w:p ns2:paraId="2052653B" ns2:textId="77777777">
       <w:r>
         <w:t>Re-deriving ground truth at a measured threshold of 2.5 kcal/mol was examined but not adopted. It reduced the fold arm from n = 10 to n = 6 by transferring four variants to the benchmark-negative class. Because measured and FoldX scales are not interchangeable, the study retains the literature-defined sign convention and reports this sensitivity explicitly.</w:t>
       </w:r>
     </w:p>
-    <w:p>
+    <w:p ns2:paraId="14024FD8" ns2:textId="77777777">
       <w:pPr>
         <w:pStyle w:val="Heading2"/>
       </w:pPr>
@@ -19068,17 +19474,17 @@
         <w:t>S4 Text. Operating-point and calibration diagnostics</w:t>
       </w:r>
     </w:p>
-    <w:p>
+    <w:p ns2:paraId="37BDC8EB" ns2:textId="77777777">
       <w:r>
         <w:t>The apparent pooled optimum depends on class mixture. The benchmark contains 28 variants with committed structural mechanisms and 29 benchmark negatives (structural fraction 0.491). Reweighting the classes moved the pooled optimum: 2.5 remained optimal only while the structural-class weight was below 0.563, above the benchmark's own structural fraction of 0.491. This analysis supports reporting a threshold menu rather than a universal optimum.</w:t>
       </w:r>
     </w:p>
-    <w:p>
+    <w:p ns2:paraId="06D1A2BC" ns2:textId="77777777">
       <w:r>
         <w:t>In 10,000 paired whole-system resamples, mechanism recovery decreased from 0.714 (95% CI 0.553-0.821) at 1.0 to 0.500 at tSAP, whereas correct rejection increased from 0.448 at 1.0 to 0.862 (0.733-1.000) at tSAP. The probability that recovery fell, and the probability that rejection rose, were each 1.000. The direction of the curves is forced by thresholding, however; resampling quantifies the size of the exchange, not its existence.</w:t>
       </w:r>
     </w:p>
-    <w:p>
+    <w:p ns2:paraId="335CC516" ns2:textId="77777777">
       <w:pPr>
         <w:pageBreakBefore/>
       </w:pPr>
@@ -19086,7 +19492,7 @@
         <w:t>The mechanism-attribution menu also answers a different question from the 3 kcal/mol fold cutoff used for cellular-stability or degradation interpretation in MAVISp [4] and related MLH1 studies [50,51]. A predicted fold change below that cellular-abundance cutoff can still identify the correct structural axis for follow-up. We therefore retain the 3 kcal/mol comparison as endpoint context, not as a basis for selecting a COMAVI operating point.</w:t>
       </w:r>
     </w:p>
-    <w:p>
+    <w:p ns2:paraId="0901BF14" ns2:textId="77777777">
       <w:pPr>
         <w:pStyle w:val="Caption"/>
         <w:keepNext/>
@@ -19117,7 +19523,7 @@
         <w:gridCol w:w="1409"/>
         <w:gridCol w:w="2150"/>
       </w:tblGrid>
-      <w:tr>
+      <w:tr ns2:paraId="55029F4F" ns2:textId="77777777">
         <w:trPr>
           <w:cantSplit/>
           <w:tblHeader/>
@@ -19134,7 +19540,7 @@
             </w:tcMar>
             <w:vAlign w:val="center"/>
           </w:tcPr>
-          <w:p>
+          <w:p ns2:paraId="230C0CD4" ns2:textId="77777777">
             <w:pPr>
               <w:spacing w:after="0" w:line="240" w:lineRule="auto"/>
             </w:pPr>
@@ -19160,7 +19566,7 @@
             </w:tcMar>
             <w:vAlign w:val="center"/>
           </w:tcPr>
-          <w:p>
+          <w:p ns2:paraId="2054DB16" ns2:textId="77777777">
             <w:pPr>
               <w:spacing w:after="0" w:line="240" w:lineRule="auto"/>
             </w:pPr>
@@ -19170,7 +19576,7 @@
                 <w:color w:val="FFFFFF"/>
                 <w:sz w:val="15"/>
               </w:rPr>
-              <w:t>Mechanism recovery</w:t>
+              <w:t>Structural arm (n = 28)</w:t>
             </w:r>
           </w:p>
         </w:tc>
@@ -19186,7 +19592,7 @@
             </w:tcMar>
             <w:vAlign w:val="center"/>
           </w:tcPr>
-          <w:p>
+          <w:p ns2:paraId="7265AC10" ns2:textId="77777777">
             <w:pPr>
               <w:spacing w:after="0" w:line="240" w:lineRule="auto"/>
             </w:pPr>
@@ -19196,7 +19602,7 @@
                 <w:color w:val="FFFFFF"/>
                 <w:sz w:val="15"/>
               </w:rPr>
-              <w:t>Correct rejection</w:t>
+              <w:t>Rejection arm (n = 29)</w:t>
             </w:r>
           </w:p>
         </w:tc>
@@ -19212,7 +19618,7 @@
             </w:tcMar>
             <w:vAlign w:val="center"/>
           </w:tcPr>
-          <w:p>
+          <w:p ns2:paraId="4186D02F" ns2:textId="77777777">
             <w:pPr>
               <w:spacing w:after="0" w:line="240" w:lineRule="auto"/>
             </w:pPr>
@@ -19222,7 +19628,7 @@
                 <w:color w:val="FFFFFF"/>
                 <w:sz w:val="15"/>
               </w:rPr>
-              <w:t>Pooled MC</w:t>
+              <w:t>Pooled score (n = 57)</w:t>
             </w:r>
           </w:p>
         </w:tc>
@@ -19238,7 +19644,7 @@
             </w:tcMar>
             <w:vAlign w:val="center"/>
           </w:tcPr>
-          <w:p>
+          <w:p ns2:paraId="6BED63FA" ns2:textId="77777777">
             <w:pPr>
               <w:spacing w:after="0" w:line="240" w:lineRule="auto"/>
             </w:pPr>
@@ -19248,7 +19654,7 @@
                 <w:color w:val="FFFFFF"/>
                 <w:sz w:val="15"/>
               </w:rPr>
-              <w:t>Balanced MC</w:t>
+              <w:t>Balanced score</w:t>
             </w:r>
           </w:p>
         </w:tc>
@@ -19264,7 +19670,7 @@
             </w:tcMar>
             <w:vAlign w:val="center"/>
           </w:tcPr>
-          <w:p>
+          <w:p ns2:paraId="0D2163E9" ns2:textId="77777777">
             <w:pPr>
               <w:spacing w:after="0" w:line="240" w:lineRule="auto"/>
             </w:pPr>
@@ -19274,12 +19680,12 @@
                 <w:color w:val="FFFFFF"/>
                 <w:sz w:val="15"/>
               </w:rPr>
-              <w:t>Measured effects recovered</w:t>
+              <w:t>Measured destabilizations called (n = 44)</w:t>
             </w:r>
           </w:p>
         </w:tc>
       </w:tr>
-      <w:tr>
+      <w:tr ns2:paraId="05FED77F" ns2:textId="77777777">
         <w:trPr>
           <w:cantSplit/>
         </w:trPr>
@@ -19294,7 +19700,7 @@
             </w:tcMar>
             <w:vAlign w:val="center"/>
           </w:tcPr>
-          <w:p>
+          <w:p ns2:paraId="60A68658" ns2:textId="77777777">
             <w:pPr>
               <w:spacing w:after="0" w:line="240" w:lineRule="auto"/>
             </w:pPr>
@@ -19317,7 +19723,7 @@
             </w:tcMar>
             <w:vAlign w:val="center"/>
           </w:tcPr>
-          <w:p>
+          <w:p ns2:paraId="6F7CC657" ns2:textId="77777777">
             <w:pPr>
               <w:spacing w:after="0" w:line="240" w:lineRule="auto"/>
             </w:pPr>
@@ -19340,7 +19746,7 @@
             </w:tcMar>
             <w:vAlign w:val="center"/>
           </w:tcPr>
-          <w:p>
+          <w:p ns2:paraId="20D1F8C9" ns2:textId="77777777">
             <w:pPr>
               <w:spacing w:after="0" w:line="240" w:lineRule="auto"/>
             </w:pPr>
@@ -19363,7 +19769,7 @@
             </w:tcMar>
             <w:vAlign w:val="center"/>
           </w:tcPr>
-          <w:p>
+          <w:p ns2:paraId="3241F031" ns2:textId="77777777">
             <w:pPr>
               <w:spacing w:after="0" w:line="240" w:lineRule="auto"/>
             </w:pPr>
@@ -19386,7 +19792,7 @@
             </w:tcMar>
             <w:vAlign w:val="center"/>
           </w:tcPr>
-          <w:p>
+          <w:p ns2:paraId="26A851FB" ns2:textId="77777777">
             <w:pPr>
               <w:spacing w:after="0" w:line="240" w:lineRule="auto"/>
             </w:pPr>
@@ -19409,7 +19815,7 @@
             </w:tcMar>
             <w:vAlign w:val="center"/>
           </w:tcPr>
-          <w:p>
+          <w:p ns2:paraId="225DDD48" ns2:textId="77777777">
             <w:pPr>
               <w:spacing w:after="0" w:line="240" w:lineRule="auto"/>
             </w:pPr>
@@ -19422,7 +19828,7 @@
           </w:p>
         </w:tc>
       </w:tr>
-      <w:tr>
+      <w:tr ns2:paraId="3635C299" ns2:textId="77777777">
         <w:trPr>
           <w:cantSplit/>
         </w:trPr>
@@ -19438,7 +19844,7 @@
             </w:tcMar>
             <w:vAlign w:val="center"/>
           </w:tcPr>
-          <w:p>
+          <w:p ns2:paraId="1C9DC96D" ns2:textId="77777777">
             <w:pPr>
               <w:spacing w:after="0" w:line="240" w:lineRule="auto"/>
             </w:pPr>
@@ -19462,7 +19868,7 @@
             </w:tcMar>
             <w:vAlign w:val="center"/>
           </w:tcPr>
-          <w:p>
+          <w:p ns2:paraId="6C452D77" ns2:textId="77777777">
             <w:pPr>
               <w:spacing w:after="0" w:line="240" w:lineRule="auto"/>
             </w:pPr>
@@ -19486,7 +19892,7 @@
             </w:tcMar>
             <w:vAlign w:val="center"/>
           </w:tcPr>
-          <w:p>
+          <w:p ns2:paraId="34EE2A63" ns2:textId="77777777">
             <w:pPr>
               <w:spacing w:after="0" w:line="240" w:lineRule="auto"/>
             </w:pPr>
@@ -19510,7 +19916,7 @@
             </w:tcMar>
             <w:vAlign w:val="center"/>
           </w:tcPr>
-          <w:p>
+          <w:p ns2:paraId="2FDCF10E" ns2:textId="77777777">
             <w:pPr>
               <w:spacing w:after="0" w:line="240" w:lineRule="auto"/>
             </w:pPr>
@@ -19534,7 +19940,7 @@
             </w:tcMar>
             <w:vAlign w:val="center"/>
           </w:tcPr>
-          <w:p>
+          <w:p ns2:paraId="4A187ECD" ns2:textId="77777777">
             <w:pPr>
               <w:spacing w:after="0" w:line="240" w:lineRule="auto"/>
             </w:pPr>
@@ -19558,7 +19964,7 @@
             </w:tcMar>
             <w:vAlign w:val="center"/>
           </w:tcPr>
-          <w:p>
+          <w:p ns2:paraId="28C55AB6" ns2:textId="77777777">
             <w:pPr>
               <w:spacing w:after="0" w:line="240" w:lineRule="auto"/>
             </w:pPr>
@@ -19571,7 +19977,7 @@
           </w:p>
         </w:tc>
       </w:tr>
-      <w:tr>
+      <w:tr ns2:paraId="041A6825" ns2:textId="77777777">
         <w:trPr>
           <w:cantSplit/>
         </w:trPr>
@@ -19586,7 +19992,7 @@
             </w:tcMar>
             <w:vAlign w:val="center"/>
           </w:tcPr>
-          <w:p>
+          <w:p ns2:paraId="47773030" ns2:textId="77777777">
             <w:pPr>
               <w:spacing w:after="0" w:line="240" w:lineRule="auto"/>
             </w:pPr>
@@ -19609,7 +20015,7 @@
             </w:tcMar>
             <w:vAlign w:val="center"/>
           </w:tcPr>
-          <w:p>
+          <w:p ns2:paraId="42807BA7" ns2:textId="77777777">
             <w:pPr>
               <w:spacing w:after="0" w:line="240" w:lineRule="auto"/>
             </w:pPr>
@@ -19632,7 +20038,7 @@
             </w:tcMar>
             <w:vAlign w:val="center"/>
           </w:tcPr>
-          <w:p>
+          <w:p ns2:paraId="561483D1" ns2:textId="77777777">
             <w:pPr>
               <w:spacing w:after="0" w:line="240" w:lineRule="auto"/>
             </w:pPr>
@@ -19655,7 +20061,7 @@
             </w:tcMar>
             <w:vAlign w:val="center"/>
           </w:tcPr>
-          <w:p>
+          <w:p ns2:paraId="6C11D412" ns2:textId="77777777">
             <w:pPr>
               <w:spacing w:after="0" w:line="240" w:lineRule="auto"/>
             </w:pPr>
@@ -19678,7 +20084,7 @@
             </w:tcMar>
             <w:vAlign w:val="center"/>
           </w:tcPr>
-          <w:p>
+          <w:p ns2:paraId="0301AD01" ns2:textId="77777777">
             <w:pPr>
               <w:spacing w:after="0" w:line="240" w:lineRule="auto"/>
             </w:pPr>
@@ -19701,7 +20107,7 @@
             </w:tcMar>
             <w:vAlign w:val="center"/>
           </w:tcPr>
-          <w:p>
+          <w:p ns2:paraId="7256B994" ns2:textId="77777777">
             <w:pPr>
               <w:spacing w:after="0" w:line="240" w:lineRule="auto"/>
             </w:pPr>
@@ -19714,7 +20120,7 @@
           </w:p>
         </w:tc>
       </w:tr>
-      <w:tr>
+      <w:tr ns2:paraId="5C21EF38" ns2:textId="77777777">
         <w:trPr>
           <w:cantSplit/>
         </w:trPr>
@@ -19730,7 +20136,7 @@
             </w:tcMar>
             <w:vAlign w:val="center"/>
           </w:tcPr>
-          <w:p>
+          <w:p ns2:paraId="041A03ED" ns2:textId="77777777">
             <w:pPr>
               <w:spacing w:after="0" w:line="240" w:lineRule="auto"/>
             </w:pPr>
@@ -19754,7 +20160,7 @@
             </w:tcMar>
             <w:vAlign w:val="center"/>
           </w:tcPr>
-          <w:p>
+          <w:p ns2:paraId="75153C37" ns2:textId="77777777">
             <w:pPr>
               <w:spacing w:after="0" w:line="240" w:lineRule="auto"/>
             </w:pPr>
@@ -19778,7 +20184,7 @@
             </w:tcMar>
             <w:vAlign w:val="center"/>
           </w:tcPr>
-          <w:p>
+          <w:p ns2:paraId="4AB3EEC2" ns2:textId="77777777">
             <w:pPr>
               <w:spacing w:after="0" w:line="240" w:lineRule="auto"/>
             </w:pPr>
@@ -19802,7 +20208,7 @@
             </w:tcMar>
             <w:vAlign w:val="center"/>
           </w:tcPr>
-          <w:p>
+          <w:p ns2:paraId="73DB6E27" ns2:textId="77777777">
             <w:pPr>
               <w:spacing w:after="0" w:line="240" w:lineRule="auto"/>
             </w:pPr>
@@ -19826,7 +20232,7 @@
             </w:tcMar>
             <w:vAlign w:val="center"/>
           </w:tcPr>
-          <w:p>
+          <w:p ns2:paraId="441DBAAA" ns2:textId="77777777">
             <w:pPr>
               <w:spacing w:after="0" w:line="240" w:lineRule="auto"/>
             </w:pPr>
@@ -19850,7 +20256,7 @@
             </w:tcMar>
             <w:vAlign w:val="center"/>
           </w:tcPr>
-          <w:p>
+          <w:p ns2:paraId="438EE632" ns2:textId="77777777">
             <w:pPr>
               <w:spacing w:after="0" w:line="240" w:lineRule="auto"/>
             </w:pPr>
@@ -19863,7 +20269,7 @@
           </w:p>
         </w:tc>
       </w:tr>
-      <w:tr>
+      <w:tr ns2:paraId="18BA7008" ns2:textId="77777777">
         <w:trPr>
           <w:cantSplit/>
         </w:trPr>
@@ -19878,7 +20284,7 @@
             </w:tcMar>
             <w:vAlign w:val="center"/>
           </w:tcPr>
-          <w:p>
+          <w:p ns2:paraId="1CE31621" ns2:textId="77777777">
             <w:pPr>
               <w:spacing w:after="0" w:line="240" w:lineRule="auto"/>
             </w:pPr>
@@ -19901,7 +20307,7 @@
             </w:tcMar>
             <w:vAlign w:val="center"/>
           </w:tcPr>
-          <w:p>
+          <w:p ns2:paraId="4ED4C136" ns2:textId="77777777">
             <w:pPr>
               <w:spacing w:after="0" w:line="240" w:lineRule="auto"/>
             </w:pPr>
@@ -19924,7 +20330,7 @@
             </w:tcMar>
             <w:vAlign w:val="center"/>
           </w:tcPr>
-          <w:p>
+          <w:p ns2:paraId="53050A8F" ns2:textId="77777777">
             <w:pPr>
               <w:spacing w:after="0" w:line="240" w:lineRule="auto"/>
             </w:pPr>
@@ -19947,7 +20353,7 @@
             </w:tcMar>
             <w:vAlign w:val="center"/>
           </w:tcPr>
-          <w:p>
+          <w:p ns2:paraId="0372F6E8" ns2:textId="77777777">
             <w:pPr>
               <w:spacing w:after="0" w:line="240" w:lineRule="auto"/>
             </w:pPr>
@@ -19970,7 +20376,7 @@
             </w:tcMar>
             <w:vAlign w:val="center"/>
           </w:tcPr>
-          <w:p>
+          <w:p ns2:paraId="6C76C56C" ns2:textId="77777777">
             <w:pPr>
               <w:spacing w:after="0" w:line="240" w:lineRule="auto"/>
             </w:pPr>
@@ -19993,7 +20399,7 @@
             </w:tcMar>
             <w:vAlign w:val="center"/>
           </w:tcPr>
-          <w:p>
+          <w:p ns2:paraId="2380A158" ns2:textId="77777777">
             <w:pPr>
               <w:spacing w:after="0" w:line="240" w:lineRule="auto"/>
             </w:pPr>
@@ -20007,17 +20413,17 @@
         </w:tc>
       </w:tr>
     </w:tbl>
-    <w:p>
+    <w:p ns2:paraId="4368AC30" ns2:textId="77777777">
       <w:r>
         <w:t>Thirty-six of 57 graded variants retained the same grade across all five operating points; 21 changed. The threshold-sensitive variants occupied an approximately 1-3 kcal/mol prediction band. Within that band, variants with structural ground truth had larger predicted magnitudes than benchmark negatives (Mann-Whitney p = 0.0019). Predictions outside this intermediate range were threshold-stable across the evaluated menu.</w:t>
       </w:r>
     </w:p>
-    <w:p>
+    <w:p ns2:paraId="21A279A4" ns2:textId="77777777">
       <w:r>
         <w:t>Four systems supplied 63 predicted-measured comparisons: 15 benchmark comparators and 48 external SKEMPI binding mutations. Forty-four had measured destabilization of at least 1.0 kcal/mol. Across the 56 non-Glu73 comparisons, signed error became more negative as the measured effect increased (Spearman ρ = -0.70, p = 1.4 × 10^-9), indicating progressively stronger underprediction of large effects.</w:t>
       </w:r>
     </w:p>
-    <w:p>
+    <w:p ns2:paraId="71215800" ns2:textId="77777777">
       <w:pPr>
         <w:pStyle w:val="Caption"/>
         <w:keepNext/>
@@ -20047,7 +20453,7 @@
         <w:gridCol w:w="1881"/>
         <w:gridCol w:w="1881"/>
       </w:tblGrid>
-      <w:tr>
+      <w:tr ns2:paraId="4C8FCA3F" ns2:textId="77777777">
         <w:trPr>
           <w:cantSplit/>
           <w:tblHeader/>
@@ -20064,7 +20470,7 @@
             </w:tcMar>
             <w:vAlign w:val="center"/>
           </w:tcPr>
-          <w:p>
+          <w:p ns2:paraId="2739E685" ns2:textId="77777777">
             <w:pPr>
               <w:spacing w:after="0" w:line="240" w:lineRule="auto"/>
             </w:pPr>
@@ -20090,7 +20496,7 @@
             </w:tcMar>
             <w:vAlign w:val="center"/>
           </w:tcPr>
-          <w:p>
+          <w:p ns2:paraId="734D5328" ns2:textId="77777777">
             <w:pPr>
               <w:spacing w:after="0" w:line="240" w:lineRule="auto"/>
             </w:pPr>
@@ -20116,7 +20522,7 @@
             </w:tcMar>
             <w:vAlign w:val="center"/>
           </w:tcPr>
-          <w:p>
+          <w:p ns2:paraId="787C135F" ns2:textId="77777777">
             <w:pPr>
               <w:spacing w:after="0" w:line="240" w:lineRule="auto"/>
             </w:pPr>
@@ -20142,7 +20548,7 @@
             </w:tcMar>
             <w:vAlign w:val="center"/>
           </w:tcPr>
-          <w:p>
+          <w:p ns2:paraId="4B002ECE" ns2:textId="77777777">
             <w:pPr>
               <w:spacing w:after="0" w:line="240" w:lineRule="auto"/>
             </w:pPr>
@@ -20168,7 +20574,7 @@
             </w:tcMar>
             <w:vAlign w:val="center"/>
           </w:tcPr>
-          <w:p>
+          <w:p ns2:paraId="61106216" ns2:textId="77777777">
             <w:pPr>
               <w:spacing w:after="0" w:line="240" w:lineRule="auto"/>
             </w:pPr>
@@ -20183,7 +20589,7 @@
           </w:p>
         </w:tc>
       </w:tr>
-      <w:tr>
+      <w:tr ns2:paraId="2BA72998" ns2:textId="77777777">
         <w:trPr>
           <w:cantSplit/>
         </w:trPr>
@@ -20198,7 +20604,7 @@
             </w:tcMar>
             <w:vAlign w:val="center"/>
           </w:tcPr>
-          <w:p>
+          <w:p ns2:paraId="434EAE13" ns2:textId="77777777">
             <w:pPr>
               <w:spacing w:after="0" w:line="240" w:lineRule="auto"/>
             </w:pPr>
@@ -20221,7 +20627,7 @@
             </w:tcMar>
             <w:vAlign w:val="center"/>
           </w:tcPr>
-          <w:p>
+          <w:p ns2:paraId="3C78EAEA" ns2:textId="77777777">
             <w:pPr>
               <w:spacing w:after="0" w:line="240" w:lineRule="auto"/>
             </w:pPr>
@@ -20244,7 +20650,7 @@
             </w:tcMar>
             <w:vAlign w:val="center"/>
           </w:tcPr>
-          <w:p>
+          <w:p ns2:paraId="05D8EEF3" ns2:textId="77777777">
             <w:pPr>
               <w:spacing w:after="0" w:line="240" w:lineRule="auto"/>
             </w:pPr>
@@ -20267,7 +20673,7 @@
             </w:tcMar>
             <w:vAlign w:val="center"/>
           </w:tcPr>
-          <w:p>
+          <w:p ns2:paraId="6E538EE1" ns2:textId="77777777">
             <w:pPr>
               <w:spacing w:after="0" w:line="240" w:lineRule="auto"/>
             </w:pPr>
@@ -20290,7 +20696,7 @@
             </w:tcMar>
             <w:vAlign w:val="center"/>
           </w:tcPr>
-          <w:p>
+          <w:p ns2:paraId="169D4D32" ns2:textId="77777777">
             <w:pPr>
               <w:spacing w:after="0" w:line="240" w:lineRule="auto"/>
             </w:pPr>
@@ -20303,7 +20709,7 @@
           </w:p>
         </w:tc>
       </w:tr>
-      <w:tr>
+      <w:tr ns2:paraId="614F6865" ns2:textId="77777777">
         <w:trPr>
           <w:cantSplit/>
         </w:trPr>
@@ -20319,7 +20725,7 @@
             </w:tcMar>
             <w:vAlign w:val="center"/>
           </w:tcPr>
-          <w:p>
+          <w:p ns2:paraId="46F3690F" ns2:textId="77777777">
             <w:pPr>
               <w:spacing w:after="0" w:line="240" w:lineRule="auto"/>
             </w:pPr>
@@ -20343,7 +20749,7 @@
             </w:tcMar>
             <w:vAlign w:val="center"/>
           </w:tcPr>
-          <w:p>
+          <w:p ns2:paraId="0312512D" ns2:textId="77777777">
             <w:pPr>
               <w:spacing w:after="0" w:line="240" w:lineRule="auto"/>
             </w:pPr>
@@ -20367,7 +20773,7 @@
             </w:tcMar>
             <w:vAlign w:val="center"/>
           </w:tcPr>
-          <w:p>
+          <w:p ns2:paraId="70C0CDF6" ns2:textId="77777777">
             <w:pPr>
               <w:spacing w:after="0" w:line="240" w:lineRule="auto"/>
             </w:pPr>
@@ -20391,7 +20797,7 @@
             </w:tcMar>
             <w:vAlign w:val="center"/>
           </w:tcPr>
-          <w:p>
+          <w:p ns2:paraId="2FAA536D" ns2:textId="77777777">
             <w:pPr>
               <w:spacing w:after="0" w:line="240" w:lineRule="auto"/>
             </w:pPr>
@@ -20415,7 +20821,7 @@
             </w:tcMar>
             <w:vAlign w:val="center"/>
           </w:tcPr>
-          <w:p>
+          <w:p ns2:paraId="344F4D26" ns2:textId="77777777">
             <w:pPr>
               <w:spacing w:after="0" w:line="240" w:lineRule="auto"/>
             </w:pPr>
@@ -20428,7 +20834,7 @@
           </w:p>
         </w:tc>
       </w:tr>
-      <w:tr>
+      <w:tr ns2:paraId="6C871220" ns2:textId="77777777">
         <w:trPr>
           <w:cantSplit/>
         </w:trPr>
@@ -20443,7 +20849,7 @@
             </w:tcMar>
             <w:vAlign w:val="center"/>
           </w:tcPr>
-          <w:p>
+          <w:p ns2:paraId="3E64D05F" ns2:textId="77777777">
             <w:pPr>
               <w:spacing w:after="0" w:line="240" w:lineRule="auto"/>
             </w:pPr>
@@ -20466,7 +20872,7 @@
             </w:tcMar>
             <w:vAlign w:val="center"/>
           </w:tcPr>
-          <w:p>
+          <w:p ns2:paraId="3C9A92A5" ns2:textId="77777777">
             <w:pPr>
               <w:spacing w:after="0" w:line="240" w:lineRule="auto"/>
             </w:pPr>
@@ -20489,7 +20895,7 @@
             </w:tcMar>
             <w:vAlign w:val="center"/>
           </w:tcPr>
-          <w:p>
+          <w:p ns2:paraId="10F89E62" ns2:textId="77777777">
             <w:pPr>
               <w:spacing w:after="0" w:line="240" w:lineRule="auto"/>
             </w:pPr>
@@ -20512,7 +20918,7 @@
             </w:tcMar>
             <w:vAlign w:val="center"/>
           </w:tcPr>
-          <w:p>
+          <w:p ns2:paraId="2CE0D24C" ns2:textId="77777777">
             <w:pPr>
               <w:spacing w:after="0" w:line="240" w:lineRule="auto"/>
             </w:pPr>
@@ -20535,7 +20941,7 @@
             </w:tcMar>
             <w:vAlign w:val="center"/>
           </w:tcPr>
-          <w:p>
+          <w:p ns2:paraId="47F06608" ns2:textId="77777777">
             <w:pPr>
               <w:spacing w:after="0" w:line="240" w:lineRule="auto"/>
             </w:pPr>
@@ -20549,17 +20955,17 @@
         </w:tc>
       </w:tr>
     </w:tbl>
-    <w:p>
+    <w:p ns2:paraId="14CF51EF" ns2:textId="77777777">
       <w:r>
         <w:t>The benchmark disagreements illustrate the distinction. BRCA1 V1665M (measured 2.22, predicted 2.98) is borderline in both quantities. BRCA1 V1736A (4.20 versus 1.24) is a genuine magnitude miss. BRCA1 V1808A is sensitive to the prespecified classification rule because its measured value is 0.10 kcal/mol from the threshold while its predicted value is 1.07 kcal/mol above it. Four additional imperfect grades - BRCA1 R1751Q and L1664P, and HBB N102T and W37Y - arise from the sign-based ground-truth convention rather than threshold straddling.</w:t>
       </w:r>
     </w:p>
-    <w:p>
+    <w:p ns2:paraId="7086FE7C" ns2:textId="77777777">
       <w:r>
         <w:t>We did not invert the regressions to translate COMAVI thresholds into measured-energy equivalents. The fits regress predicted on measured ΔΔG, so inversion is a reverse prediction. The Fieller instability index was 0.236 for the 15-variant benchmark fit and 0.105 for the pooled fit, and the resulting intervals were too wide for a defensible unit conversion. Direct recovery counts therefore remain the primary physical interpretation.</w:t>
       </w:r>
     </w:p>
-    <w:p>
+    <w:p ns2:paraId="05DDD1E3" ns2:textId="77777777">
       <w:pPr>
         <w:pStyle w:val="Heading2"/>
       </w:pPr>
@@ -20567,7 +20973,7 @@
         <w:t>S5 Text. Structural-context comparators, evidence states, and priority-score sensitivity</w:t>
       </w:r>
     </w:p>
-    <w:p>
+    <w:p ns2:paraId="29C9A83D" ns2:textId="77777777">
       <w:r>
         <w:rPr>
           <w:rFonts w:ascii="Arial" w:hAnsi="Arial" w:eastAsia="Arial"/>
@@ -20575,7 +20981,7 @@
         <w:t>The full tier, an interface-only screen, and the tier without its interface bonus were compared on the same 47-variant prioritization subset (S4 Table; S3 Fig). The full tier recovered 18 of 20 structural mechanisms but also flagged 12 of 27 no-lesion variants. Interface status alone recovered 15/20 and rejected 20/27; the no-interface tier recovered 15/20 and rejected 16/27. Exact within-system permutation p values were 0.0057, 0.0018, and 0.087, respectively. Per-tier structural fractions were 12/13 in Tier 1, 6/17 in Tier 2, and 2/17 across Tiers 3-4. Removing the interface bonus demoted HBB W37Y, PIK3CA E542K, PIK3CA E545K, and CALM1 D96V from Tier 2 to Tier 3.</w:t>
       </w:r>
     </w:p>
-    <w:p>
+    <w:p ns2:paraId="1778C9B9" ns2:textId="77777777">
       <w:pPr>
         <w:pStyle w:val="Caption"/>
         <w:keepNext/>
@@ -20604,7 +21010,7 @@
         <w:gridCol w:w="2642"/>
         <w:gridCol w:w="2559"/>
       </w:tblGrid>
-      <w:tr>
+      <w:tr ns2:paraId="2F951DE1" ns2:textId="77777777">
         <w:trPr>
           <w:cantSplit/>
           <w:tblHeader/>
@@ -20621,7 +21027,7 @@
             </w:tcMar>
             <w:vAlign w:val="center"/>
           </w:tcPr>
-          <w:p>
+          <w:p ns2:paraId="0FDF70F0" ns2:textId="77777777">
             <w:pPr>
               <w:spacing w:after="0" w:line="240" w:lineRule="auto"/>
             </w:pPr>
@@ -20647,7 +21053,7 @@
             </w:tcMar>
             <w:vAlign w:val="center"/>
           </w:tcPr>
-          <w:p>
+          <w:p ns2:paraId="09FC598B" ns2:textId="77777777">
             <w:pPr>
               <w:spacing w:after="0" w:line="240" w:lineRule="auto"/>
             </w:pPr>
@@ -20673,7 +21079,7 @@
             </w:tcMar>
             <w:vAlign w:val="center"/>
           </w:tcPr>
-          <w:p>
+          <w:p ns2:paraId="3103DF5F" ns2:textId="77777777">
             <w:pPr>
               <w:spacing w:after="0" w:line="240" w:lineRule="auto"/>
             </w:pPr>
@@ -20699,7 +21105,7 @@
             </w:tcMar>
             <w:vAlign w:val="center"/>
           </w:tcPr>
-          <w:p>
+          <w:p ns2:paraId="7C9D09FD" ns2:textId="77777777">
             <w:pPr>
               <w:spacing w:after="0" w:line="240" w:lineRule="auto"/>
             </w:pPr>
@@ -20714,7 +21120,7 @@
           </w:p>
         </w:tc>
       </w:tr>
-      <w:tr>
+      <w:tr ns2:paraId="568B79AF" ns2:textId="77777777">
         <w:trPr>
           <w:cantSplit/>
         </w:trPr>
@@ -20729,7 +21135,7 @@
             </w:tcMar>
             <w:vAlign w:val="center"/>
           </w:tcPr>
-          <w:p>
+          <w:p ns2:paraId="06A81B08" ns2:textId="77777777">
             <w:pPr>
               <w:spacing w:after="0" w:line="240" w:lineRule="auto"/>
             </w:pPr>
@@ -20752,7 +21158,7 @@
             </w:tcMar>
             <w:vAlign w:val="center"/>
           </w:tcPr>
-          <w:p>
+          <w:p ns2:paraId="7A21B0A9" ns2:textId="77777777">
             <w:pPr>
               <w:spacing w:after="0" w:line="240" w:lineRule="auto"/>
             </w:pPr>
@@ -20775,7 +21181,7 @@
             </w:tcMar>
             <w:vAlign w:val="center"/>
           </w:tcPr>
-          <w:p>
+          <w:p ns2:paraId="79832A6B" ns2:textId="77777777">
             <w:pPr>
               <w:spacing w:after="0" w:line="240" w:lineRule="auto"/>
             </w:pPr>
@@ -20798,7 +21204,7 @@
             </w:tcMar>
             <w:vAlign w:val="center"/>
           </w:tcPr>
-          <w:p>
+          <w:p ns2:paraId="37FF41C8" ns2:textId="77777777">
             <w:pPr>
               <w:spacing w:after="0" w:line="240" w:lineRule="auto"/>
             </w:pPr>
@@ -20811,7 +21217,7 @@
           </w:p>
         </w:tc>
       </w:tr>
-      <w:tr>
+      <w:tr ns2:paraId="5FF8FCDA" ns2:textId="77777777">
         <w:trPr>
           <w:cantSplit/>
         </w:trPr>
@@ -20827,7 +21233,7 @@
             </w:tcMar>
             <w:vAlign w:val="center"/>
           </w:tcPr>
-          <w:p>
+          <w:p ns2:paraId="3FC81B38" ns2:textId="77777777">
             <w:pPr>
               <w:spacing w:after="0" w:line="240" w:lineRule="auto"/>
             </w:pPr>
@@ -20851,7 +21257,7 @@
             </w:tcMar>
             <w:vAlign w:val="center"/>
           </w:tcPr>
-          <w:p>
+          <w:p ns2:paraId="7AC91BB7" ns2:textId="77777777">
             <w:pPr>
               <w:spacing w:after="0" w:line="240" w:lineRule="auto"/>
             </w:pPr>
@@ -20875,7 +21281,7 @@
             </w:tcMar>
             <w:vAlign w:val="center"/>
           </w:tcPr>
-          <w:p>
+          <w:p ns2:paraId="10393CA9" ns2:textId="77777777">
             <w:pPr>
               <w:spacing w:after="0" w:line="240" w:lineRule="auto"/>
             </w:pPr>
@@ -20899,7 +21305,7 @@
             </w:tcMar>
             <w:vAlign w:val="center"/>
           </w:tcPr>
-          <w:p>
+          <w:p ns2:paraId="7ED8D890" ns2:textId="77777777">
             <w:pPr>
               <w:spacing w:after="0" w:line="240" w:lineRule="auto"/>
             </w:pPr>
@@ -20912,7 +21318,7 @@
           </w:p>
         </w:tc>
       </w:tr>
-      <w:tr>
+      <w:tr ns2:paraId="702A3E39" ns2:textId="77777777">
         <w:trPr>
           <w:cantSplit/>
         </w:trPr>
@@ -20927,7 +21333,7 @@
             </w:tcMar>
             <w:vAlign w:val="center"/>
           </w:tcPr>
-          <w:p>
+          <w:p ns2:paraId="6E0930CD" ns2:textId="77777777">
             <w:pPr>
               <w:spacing w:after="0" w:line="240" w:lineRule="auto"/>
             </w:pPr>
@@ -20950,7 +21356,7 @@
             </w:tcMar>
             <w:vAlign w:val="center"/>
           </w:tcPr>
-          <w:p>
+          <w:p ns2:paraId="71A2211B" ns2:textId="77777777">
             <w:pPr>
               <w:spacing w:after="0" w:line="240" w:lineRule="auto"/>
             </w:pPr>
@@ -20973,7 +21379,7 @@
             </w:tcMar>
             <w:vAlign w:val="center"/>
           </w:tcPr>
-          <w:p>
+          <w:p ns2:paraId="73DCF3BA" ns2:textId="77777777">
             <w:pPr>
               <w:spacing w:after="0" w:line="240" w:lineRule="auto"/>
             </w:pPr>
@@ -20996,7 +21402,7 @@
             </w:tcMar>
             <w:vAlign w:val="center"/>
           </w:tcPr>
-          <w:p>
+          <w:p ns2:paraId="7E7F2E90" ns2:textId="77777777">
             <w:pPr>
               <w:spacing w:after="0" w:line="240" w:lineRule="auto"/>
             </w:pPr>
@@ -21010,17 +21416,17 @@
         </w:tc>
       </w:tr>
     </w:tbl>
-    <w:p>
+    <w:p ns2:paraId="1FA210E9" ns2:textId="77777777">
       <w:r>
         <w:t>On the separate 49-variant population carrying both a tier and a clinical label, tier strength was associated with pathogenicity (Spearman ρ = -0.400, p = 0.0044). All 13 leave-one-system-out refits remained significant; the weakest was ρ = -0.324 (p = 0.030) after removing BRCA1-BARD1. A 5,000-draw whole-system bootstrap (seed 11) gave ρ = -0.399 (95% CI -0.599 to -0.153), negative in 99.9% of resamples. This analysis concerns clinical enrichment and uses a different population from the 47-variant structural-mechanism screen.</w:t>
       </w:r>
     </w:p>
-    <w:p>
+    <w:p ns2:paraId="276F8C65" ns2:textId="77777777">
       <w:r>
         <w:t>Removing the tier from the released mechanism-label construction changed seven labels but no per-variant grade: weighted mechanism consistency was 0.693 with and without the tier. The tier does not select a FoldX axis, so it cannot rescue a missed physical axis under the current grading rule.</w:t>
       </w:r>
     </w:p>
-    <w:p>
+    <w:p ns2:paraId="7D69B8AF" ns2:textId="77777777">
       <w:pPr>
         <w:pStyle w:val="Caption"/>
         <w:keepNext/>
@@ -21050,7 +21456,7 @@
         <w:gridCol w:w="1983"/>
         <w:gridCol w:w="1983"/>
       </w:tblGrid>
-      <w:tr>
+      <w:tr ns2:paraId="7AED8340" ns2:textId="77777777">
         <w:trPr>
           <w:cantSplit/>
           <w:tblHeader/>
@@ -21067,7 +21473,7 @@
             </w:tcMar>
             <w:vAlign w:val="center"/>
           </w:tcPr>
-          <w:p>
+          <w:p ns2:paraId="5BDF020A" ns2:textId="77777777">
             <w:pPr>
               <w:spacing w:after="0" w:line="240" w:lineRule="auto"/>
             </w:pPr>
@@ -21093,7 +21499,7 @@
             </w:tcMar>
             <w:vAlign w:val="center"/>
           </w:tcPr>
-          <w:p>
+          <w:p ns2:paraId="155E2C33" ns2:textId="77777777">
             <w:pPr>
               <w:spacing w:after="0" w:line="240" w:lineRule="auto"/>
             </w:pPr>
@@ -21119,7 +21525,7 @@
             </w:tcMar>
             <w:vAlign w:val="center"/>
           </w:tcPr>
-          <w:p>
+          <w:p ns2:paraId="58D26FF3" ns2:textId="77777777">
             <w:pPr>
               <w:spacing w:after="0" w:line="240" w:lineRule="auto"/>
             </w:pPr>
@@ -21145,7 +21551,7 @@
             </w:tcMar>
             <w:vAlign w:val="center"/>
           </w:tcPr>
-          <w:p>
+          <w:p ns2:paraId="1C1DABCD" ns2:textId="77777777">
             <w:pPr>
               <w:spacing w:after="0" w:line="240" w:lineRule="auto"/>
             </w:pPr>
@@ -21171,7 +21577,7 @@
             </w:tcMar>
             <w:vAlign w:val="center"/>
           </w:tcPr>
-          <w:p>
+          <w:p ns2:paraId="395487E1" ns2:textId="77777777">
             <w:pPr>
               <w:spacing w:after="0" w:line="240" w:lineRule="auto"/>
             </w:pPr>
@@ -21186,7 +21592,7 @@
           </w:p>
         </w:tc>
       </w:tr>
-      <w:tr>
+      <w:tr ns2:paraId="03BDF580" ns2:textId="77777777">
         <w:trPr>
           <w:cantSplit/>
         </w:trPr>
@@ -21201,7 +21607,7 @@
             </w:tcMar>
             <w:vAlign w:val="center"/>
           </w:tcPr>
-          <w:p>
+          <w:p ns2:paraId="04D11727" ns2:textId="77777777">
             <w:pPr>
               <w:spacing w:after="0" w:line="240" w:lineRule="auto"/>
             </w:pPr>
@@ -21224,7 +21630,7 @@
             </w:tcMar>
             <w:vAlign w:val="center"/>
           </w:tcPr>
-          <w:p>
+          <w:p ns2:paraId="6471F208" ns2:textId="77777777">
             <w:pPr>
               <w:spacing w:after="0" w:line="240" w:lineRule="auto"/>
             </w:pPr>
@@ -21247,7 +21653,7 @@
             </w:tcMar>
             <w:vAlign w:val="center"/>
           </w:tcPr>
-          <w:p>
+          <w:p ns2:paraId="025F05F6" ns2:textId="77777777">
             <w:pPr>
               <w:spacing w:after="0" w:line="240" w:lineRule="auto"/>
             </w:pPr>
@@ -21270,7 +21676,7 @@
             </w:tcMar>
             <w:vAlign w:val="center"/>
           </w:tcPr>
-          <w:p>
+          <w:p ns2:paraId="127454CF" ns2:textId="77777777">
             <w:pPr>
               <w:spacing w:after="0" w:line="240" w:lineRule="auto"/>
             </w:pPr>
@@ -21293,7 +21699,7 @@
             </w:tcMar>
             <w:vAlign w:val="center"/>
           </w:tcPr>
-          <w:p>
+          <w:p ns2:paraId="13E643A6" ns2:textId="77777777">
             <w:pPr>
               <w:spacing w:after="0" w:line="240" w:lineRule="auto"/>
             </w:pPr>
@@ -21306,7 +21712,7 @@
           </w:p>
         </w:tc>
       </w:tr>
-      <w:tr>
+      <w:tr ns2:paraId="72A0E2DD" ns2:textId="77777777">
         <w:trPr>
           <w:cantSplit/>
         </w:trPr>
@@ -21322,7 +21728,7 @@
             </w:tcMar>
             <w:vAlign w:val="center"/>
           </w:tcPr>
-          <w:p>
+          <w:p ns2:paraId="297FD9D6" ns2:textId="77777777">
             <w:pPr>
               <w:spacing w:after="0" w:line="240" w:lineRule="auto"/>
             </w:pPr>
@@ -21346,7 +21752,7 @@
             </w:tcMar>
             <w:vAlign w:val="center"/>
           </w:tcPr>
-          <w:p>
+          <w:p ns2:paraId="28D4B246" ns2:textId="77777777">
             <w:pPr>
               <w:spacing w:after="0" w:line="240" w:lineRule="auto"/>
             </w:pPr>
@@ -21370,7 +21776,7 @@
             </w:tcMar>
             <w:vAlign w:val="center"/>
           </w:tcPr>
-          <w:p>
+          <w:p ns2:paraId="02C7DE82" ns2:textId="77777777">
             <w:pPr>
               <w:spacing w:after="0" w:line="240" w:lineRule="auto"/>
             </w:pPr>
@@ -21394,7 +21800,7 @@
             </w:tcMar>
             <w:vAlign w:val="center"/>
           </w:tcPr>
-          <w:p>
+          <w:p ns2:paraId="48AFC1BF" ns2:textId="77777777">
             <w:pPr>
               <w:spacing w:after="0" w:line="240" w:lineRule="auto"/>
             </w:pPr>
@@ -21418,7 +21824,7 @@
             </w:tcMar>
             <w:vAlign w:val="center"/>
           </w:tcPr>
-          <w:p>
+          <w:p ns2:paraId="19A88FC9" ns2:textId="77777777">
             <w:pPr>
               <w:spacing w:after="0" w:line="240" w:lineRule="auto"/>
             </w:pPr>
@@ -21431,7 +21837,7 @@
           </w:p>
         </w:tc>
       </w:tr>
-      <w:tr>
+      <w:tr ns2:paraId="52034CCE" ns2:textId="77777777">
         <w:trPr>
           <w:cantSplit/>
         </w:trPr>
@@ -21446,7 +21852,7 @@
             </w:tcMar>
             <w:vAlign w:val="center"/>
           </w:tcPr>
-          <w:p>
+          <w:p ns2:paraId="212C381D" ns2:textId="77777777">
             <w:pPr>
               <w:spacing w:after="0" w:line="240" w:lineRule="auto"/>
             </w:pPr>
@@ -21469,7 +21875,7 @@
             </w:tcMar>
             <w:vAlign w:val="center"/>
           </w:tcPr>
-          <w:p>
+          <w:p ns2:paraId="387185E1" ns2:textId="77777777">
             <w:pPr>
               <w:spacing w:after="0" w:line="240" w:lineRule="auto"/>
             </w:pPr>
@@ -21492,7 +21898,7 @@
             </w:tcMar>
             <w:vAlign w:val="center"/>
           </w:tcPr>
-          <w:p>
+          <w:p ns2:paraId="7629DE4E" ns2:textId="77777777">
             <w:pPr>
               <w:spacing w:after="0" w:line="240" w:lineRule="auto"/>
             </w:pPr>
@@ -21515,7 +21921,7 @@
             </w:tcMar>
             <w:vAlign w:val="center"/>
           </w:tcPr>
-          <w:p>
+          <w:p ns2:paraId="3F4240CF" ns2:textId="77777777">
             <w:pPr>
               <w:spacing w:after="0" w:line="240" w:lineRule="auto"/>
             </w:pPr>
@@ -21538,7 +21944,7 @@
             </w:tcMar>
             <w:vAlign w:val="center"/>
           </w:tcPr>
-          <w:p>
+          <w:p ns2:paraId="6BBD2362" ns2:textId="77777777">
             <w:pPr>
               <w:spacing w:after="0" w:line="240" w:lineRule="auto"/>
             </w:pPr>
@@ -21551,7 +21957,7 @@
           </w:p>
         </w:tc>
       </w:tr>
-      <w:tr>
+      <w:tr ns2:paraId="1BDB66A9" ns2:textId="77777777">
         <w:trPr>
           <w:cantSplit/>
         </w:trPr>
@@ -21567,7 +21973,7 @@
             </w:tcMar>
             <w:vAlign w:val="center"/>
           </w:tcPr>
-          <w:p>
+          <w:p ns2:paraId="63A64B62" ns2:textId="77777777">
             <w:pPr>
               <w:spacing w:after="0" w:line="240" w:lineRule="auto"/>
             </w:pPr>
@@ -21591,7 +21997,7 @@
             </w:tcMar>
             <w:vAlign w:val="center"/>
           </w:tcPr>
-          <w:p>
+          <w:p ns2:paraId="7DA6D28D" ns2:textId="77777777">
             <w:pPr>
               <w:spacing w:after="0" w:line="240" w:lineRule="auto"/>
             </w:pPr>
@@ -21615,7 +22021,7 @@
             </w:tcMar>
             <w:vAlign w:val="center"/>
           </w:tcPr>
-          <w:p>
+          <w:p ns2:paraId="03E87745" ns2:textId="77777777">
             <w:pPr>
               <w:spacing w:after="0" w:line="240" w:lineRule="auto"/>
             </w:pPr>
@@ -21639,7 +22045,7 @@
             </w:tcMar>
             <w:vAlign w:val="center"/>
           </w:tcPr>
-          <w:p>
+          <w:p ns2:paraId="083431EA" ns2:textId="77777777">
             <w:pPr>
               <w:spacing w:after="0" w:line="240" w:lineRule="auto"/>
             </w:pPr>
@@ -21663,7 +22069,7 @@
             </w:tcMar>
             <w:vAlign w:val="center"/>
           </w:tcPr>
-          <w:p>
+          <w:p ns2:paraId="556B990D" ns2:textId="77777777">
             <w:pPr>
               <w:spacing w:after="0" w:line="240" w:lineRule="auto"/>
             </w:pPr>
@@ -21676,7 +22082,7 @@
           </w:p>
         </w:tc>
       </w:tr>
-      <w:tr>
+      <w:tr ns2:paraId="44D799D0" ns2:textId="77777777">
         <w:trPr>
           <w:cantSplit/>
         </w:trPr>
@@ -21691,7 +22097,7 @@
             </w:tcMar>
             <w:vAlign w:val="center"/>
           </w:tcPr>
-          <w:p>
+          <w:p ns2:paraId="4AFE1A31" ns2:textId="77777777">
             <w:pPr>
               <w:spacing w:after="0" w:line="240" w:lineRule="auto"/>
             </w:pPr>
@@ -21714,7 +22120,7 @@
             </w:tcMar>
             <w:vAlign w:val="center"/>
           </w:tcPr>
-          <w:p>
+          <w:p ns2:paraId="113F9781" ns2:textId="77777777">
             <w:pPr>
               <w:spacing w:after="0" w:line="240" w:lineRule="auto"/>
             </w:pPr>
@@ -21737,7 +22143,7 @@
             </w:tcMar>
             <w:vAlign w:val="center"/>
           </w:tcPr>
-          <w:p>
+          <w:p ns2:paraId="4FA3F133" ns2:textId="77777777">
             <w:pPr>
               <w:spacing w:after="0" w:line="240" w:lineRule="auto"/>
             </w:pPr>
@@ -21760,7 +22166,7 @@
             </w:tcMar>
             <w:vAlign w:val="center"/>
           </w:tcPr>
-          <w:p>
+          <w:p ns2:paraId="5F691A5A" ns2:textId="77777777">
             <w:pPr>
               <w:spacing w:after="0" w:line="240" w:lineRule="auto"/>
             </w:pPr>
@@ -21783,7 +22189,7 @@
             </w:tcMar>
             <w:vAlign w:val="center"/>
           </w:tcPr>
-          <w:p>
+          <w:p ns2:paraId="5E24CCF4" ns2:textId="77777777">
             <w:pPr>
               <w:spacing w:after="0" w:line="240" w:lineRule="auto"/>
             </w:pPr>
@@ -21797,7 +22203,7 @@
         </w:tc>
       </w:tr>
     </w:tbl>
-    <w:p>
+    <w:p ns2:paraId="1E348CFE" ns2:textId="77777777">
       <w:pPr>
         <w:pStyle w:val="Caption"/>
         <w:keepNext/>
@@ -21825,7 +22231,7 @@
         <w:gridCol w:w="3953"/>
         <w:gridCol w:w="3953"/>
       </w:tblGrid>
-      <w:tr>
+      <w:tr ns2:paraId="794F36CF" ns2:textId="77777777">
         <w:trPr>
           <w:cantSplit/>
           <w:tblHeader/>
@@ -21842,7 +22248,7 @@
             </w:tcMar>
             <w:vAlign w:val="center"/>
           </w:tcPr>
-          <w:p>
+          <w:p ns2:paraId="6111AA3D" ns2:textId="77777777">
             <w:pPr>
               <w:spacing w:after="0" w:line="240" w:lineRule="auto"/>
             </w:pPr>
@@ -21868,7 +22274,7 @@
             </w:tcMar>
             <w:vAlign w:val="center"/>
           </w:tcPr>
-          <w:p>
+          <w:p ns2:paraId="7DBCC850" ns2:textId="77777777">
             <w:pPr>
               <w:spacing w:after="0" w:line="240" w:lineRule="auto"/>
             </w:pPr>
@@ -21894,7 +22300,7 @@
             </w:tcMar>
             <w:vAlign w:val="center"/>
           </w:tcPr>
-          <w:p>
+          <w:p ns2:paraId="4E5DA351" ns2:textId="77777777">
             <w:pPr>
               <w:spacing w:after="0" w:line="240" w:lineRule="auto"/>
             </w:pPr>
@@ -21909,7 +22315,7 @@
           </w:p>
         </w:tc>
       </w:tr>
-      <w:tr>
+      <w:tr ns2:paraId="73E4D0A1" ns2:textId="77777777">
         <w:trPr>
           <w:cantSplit/>
         </w:trPr>
@@ -21924,7 +22330,7 @@
             </w:tcMar>
             <w:vAlign w:val="center"/>
           </w:tcPr>
-          <w:p>
+          <w:p ns2:paraId="6EF6A1FA" ns2:textId="77777777">
             <w:pPr>
               <w:spacing w:after="0" w:line="240" w:lineRule="auto"/>
             </w:pPr>
@@ -21947,7 +22353,7 @@
             </w:tcMar>
             <w:vAlign w:val="center"/>
           </w:tcPr>
-          <w:p>
+          <w:p ns2:paraId="06B0DA8D" ns2:textId="77777777">
             <w:pPr>
               <w:spacing w:after="0" w:line="240" w:lineRule="auto"/>
             </w:pPr>
@@ -21970,7 +22376,7 @@
             </w:tcMar>
             <w:vAlign w:val="center"/>
           </w:tcPr>
-          <w:p>
+          <w:p ns2:paraId="49BD07E6" ns2:textId="77777777">
             <w:pPr>
               <w:spacing w:after="0" w:line="240" w:lineRule="auto"/>
             </w:pPr>
@@ -21983,7 +22389,7 @@
           </w:p>
         </w:tc>
       </w:tr>
-      <w:tr>
+      <w:tr ns2:paraId="679B351C" ns2:textId="77777777">
         <w:trPr>
           <w:cantSplit/>
         </w:trPr>
@@ -21999,7 +22405,7 @@
             </w:tcMar>
             <w:vAlign w:val="center"/>
           </w:tcPr>
-          <w:p>
+          <w:p ns2:paraId="2C2494AB" ns2:textId="77777777">
             <w:pPr>
               <w:spacing w:after="0" w:line="240" w:lineRule="auto"/>
             </w:pPr>
@@ -22023,7 +22429,7 @@
             </w:tcMar>
             <w:vAlign w:val="center"/>
           </w:tcPr>
-          <w:p>
+          <w:p ns2:paraId="1268386B" ns2:textId="77777777">
             <w:pPr>
               <w:spacing w:after="0" w:line="240" w:lineRule="auto"/>
             </w:pPr>
@@ -22047,7 +22453,7 @@
             </w:tcMar>
             <w:vAlign w:val="center"/>
           </w:tcPr>
-          <w:p>
+          <w:p ns2:paraId="4349219C" ns2:textId="77777777">
             <w:pPr>
               <w:spacing w:after="0" w:line="240" w:lineRule="auto"/>
             </w:pPr>
@@ -22060,7 +22466,7 @@
           </w:p>
         </w:tc>
       </w:tr>
-      <w:tr>
+      <w:tr ns2:paraId="4F2769D7" ns2:textId="77777777">
         <w:trPr>
           <w:cantSplit/>
         </w:trPr>
@@ -22075,7 +22481,7 @@
             </w:tcMar>
             <w:vAlign w:val="center"/>
           </w:tcPr>
-          <w:p>
+          <w:p ns2:paraId="48517266" ns2:textId="77777777">
             <w:pPr>
               <w:spacing w:after="0" w:line="240" w:lineRule="auto"/>
             </w:pPr>
@@ -22098,7 +22504,7 @@
             </w:tcMar>
             <w:vAlign w:val="center"/>
           </w:tcPr>
-          <w:p>
+          <w:p ns2:paraId="779E9D3A" ns2:textId="77777777">
             <w:pPr>
               <w:spacing w:after="0" w:line="240" w:lineRule="auto"/>
             </w:pPr>
@@ -22121,7 +22527,7 @@
             </w:tcMar>
             <w:vAlign w:val="center"/>
           </w:tcPr>
-          <w:p>
+          <w:p ns2:paraId="1B02A2AC" ns2:textId="77777777">
             <w:pPr>
               <w:spacing w:after="0" w:line="240" w:lineRule="auto"/>
             </w:pPr>
@@ -22134,7 +22540,7 @@
           </w:p>
         </w:tc>
       </w:tr>
-      <w:tr>
+      <w:tr ns2:paraId="2B6D7C48" ns2:textId="77777777">
         <w:trPr>
           <w:cantSplit/>
         </w:trPr>
@@ -22150,7 +22556,7 @@
             </w:tcMar>
             <w:vAlign w:val="center"/>
           </w:tcPr>
-          <w:p>
+          <w:p ns2:paraId="36143047" ns2:textId="77777777">
             <w:pPr>
               <w:spacing w:after="0" w:line="240" w:lineRule="auto"/>
             </w:pPr>
@@ -22174,7 +22580,7 @@
             </w:tcMar>
             <w:vAlign w:val="center"/>
           </w:tcPr>
-          <w:p>
+          <w:p ns2:paraId="3F8CDF19" ns2:textId="77777777">
             <w:pPr>
               <w:spacing w:after="0" w:line="240" w:lineRule="auto"/>
             </w:pPr>
@@ -22198,7 +22604,7 @@
             </w:tcMar>
             <w:vAlign w:val="center"/>
           </w:tcPr>
-          <w:p>
+          <w:p ns2:paraId="1A578A9E" ns2:textId="77777777">
             <w:pPr>
               <w:spacing w:after="0" w:line="240" w:lineRule="auto"/>
             </w:pPr>
@@ -22211,7 +22617,7 @@
           </w:p>
         </w:tc>
       </w:tr>
-      <w:tr>
+      <w:tr ns2:paraId="291A3F1A" ns2:textId="77777777">
         <w:trPr>
           <w:cantSplit/>
         </w:trPr>
@@ -22226,7 +22632,7 @@
             </w:tcMar>
             <w:vAlign w:val="center"/>
           </w:tcPr>
-          <w:p>
+          <w:p ns2:paraId="2245A86E" ns2:textId="77777777">
             <w:pPr>
               <w:spacing w:after="0" w:line="240" w:lineRule="auto"/>
             </w:pPr>
@@ -22249,7 +22655,7 @@
             </w:tcMar>
             <w:vAlign w:val="center"/>
           </w:tcPr>
-          <w:p>
+          <w:p ns2:paraId="655B485E" ns2:textId="77777777">
             <w:pPr>
               <w:spacing w:after="0" w:line="240" w:lineRule="auto"/>
             </w:pPr>
@@ -22272,7 +22678,7 @@
             </w:tcMar>
             <w:vAlign w:val="center"/>
           </w:tcPr>
-          <w:p>
+          <w:p ns2:paraId="79F43821" ns2:textId="77777777">
             <w:pPr>
               <w:spacing w:after="0" w:line="240" w:lineRule="auto"/>
             </w:pPr>
@@ -22286,12 +22692,12 @@
         </w:tc>
       </w:tr>
     </w:tbl>
-    <w:p>
+    <w:p ns2:paraId="6EF39EAF" ns2:textId="77777777">
       <w:r>
         <w:t>The apparent 0.100 specificity gain from convergence at 2.5 was carried by three benchmark negatives - A636P and TNNI3 R145G/R145Q - from two systems. A 200,000-draw whole-system bootstrap (seed 0) gave a 95% interval of 0.00 to 0.24 for the gain, with 11.2% of resamples showing no gain. This discrete state analysis motivated, but is not equivalent to, a continuous structural-prioritization score.</w:t>
       </w:r>
     </w:p>
-    <w:p>
+    <w:p ns2:paraId="131BA267" ns2:textId="77777777">
       <w:r>
         <w:rPr>
           <w:rFonts w:ascii="Arial" w:hAnsi="Arial" w:eastAsia="Arial"/>
@@ -22299,7 +22705,7 @@
         <w:t>The frozen priority-score analysis retained the earlier integration work as formula sensitivities. The historical cohort-standardized combination and a common 2.5 kcal/mol normalization had structural-prioritization ROC AUC 0.919 and 0.920, the hard cap had 0.917 but only 31 unique values, and exponential or smooth alternatives had 0.917. The selected fixed formula had structural-prioritization ROC AUC 0.917 and average precision 0.923. Removing the interface bonus from the context component reduced ROC AUC to 0.863, showing that interface information materially contributes to the present ranking. ISDS-v1 was available for two additional resource variants that lacked the committed structural-prioritization endpoint; they were not included in these performance estimates.</w:t>
       </w:r>
     </w:p>
-    <w:p>
+    <w:p ns2:paraId="26320297" ns2:textId="77777777">
       <w:r>
         <w:rPr>
           <w:rFonts w:ascii="Arial" w:hAnsi="Arial" w:eastAsia="Arial"/>
@@ -22307,7 +22713,7 @@
         <w:t>In 10,000 whole-system bootstrap draws, the priority score exceeded its energetic component by an observed 0.070 structural-prioritization AUC (95% CI -0.007 to 0.141) and exceeded its context component by an observed 0.059 AUC (95% CI -0.002 to 0.135). Ten structural-mechanism variants occurred in the top 10, 17/20 in the top 20, and 18/20 in the top 25. The two highest score bands contained 15 of 20 structural mechanisms, and the highest band was uniformly structural (9/9). Two structural mechanisms fell below 0.40: KRAS G12D and G12V, whose oncogenic mechanism is altered nucleotide-state occupancy rather than interface disruption, which an interface-weighted priority score is not constructed to rank. S4 Fig shows the soft-saturation transformation and component ROC curves. These analyses support the frozen formula as a practical internal prioritization index; they do not establish calibrated probabilities or external performance.</w:t>
       </w:r>
     </w:p>
-    <w:p>
+    <w:p ns2:paraId="679A2508" ns2:textId="77777777">
       <w:pPr>
         <w:pStyle w:val="Heading2"/>
       </w:pPr>
@@ -22315,12 +22721,12 @@
         <w:t>S6 Text. Pathogenicity comparison, directional enrichment, and gain of function</w:t>
       </w:r>
     </w:p>
-    <w:p>
+    <w:p ns2:paraId="1F8B9D5E" ns2:textId="77777777">
       <w:r>
         <w:t>At the 2.5 reference, 27 of 61 benchmark variants had at least one firing energetic output and 34 were silent, where firing uses the shipped reduction over confidence-passing axes rather than a raw threshold on every partner column. Among the 49 variants carrying a curated clinical annotation, 37 were pathogenic. All 22 annotated variants with a firing output were pathogenic, so no benign variant in this cohort produced one, whereas the silent group contained 15 pathogenic and 12 benign variants (Fisher exact p = 2.0 × 10^-4). The 15 pathogenic-but-silent variants spanned 10 of the 14 systems. Because the benchmark was selected for mechanism evidence, these fractions are not expected clinical predictive values; they establish only the direction of the asymmetry between positive and silent structural calls.</w:t>
       </w:r>
     </w:p>
-    <w:p>
+    <w:p ns2:paraId="4A20E37C" ns2:textId="77777777">
       <w:pPr>
         <w:pStyle w:val="Caption"/>
         <w:keepNext/>
@@ -22348,7 +22754,7 @@
         <w:gridCol w:w="1875"/>
         <w:gridCol w:w="4373"/>
       </w:tblGrid>
-      <w:tr>
+      <w:tr ns2:paraId="513BED6C" ns2:textId="77777777">
         <w:trPr>
           <w:cantSplit/>
           <w:tblHeader/>
@@ -22365,7 +22771,7 @@
             </w:tcMar>
             <w:vAlign w:val="center"/>
           </w:tcPr>
-          <w:p>
+          <w:p ns2:paraId="6AC3D8B2" ns2:textId="77777777">
             <w:pPr>
               <w:spacing w:after="0" w:line="240" w:lineRule="auto"/>
             </w:pPr>
@@ -22391,7 +22797,7 @@
             </w:tcMar>
             <w:vAlign w:val="center"/>
           </w:tcPr>
-          <w:p>
+          <w:p ns2:paraId="765D1DE5" ns2:textId="77777777">
             <w:pPr>
               <w:spacing w:after="0" w:line="240" w:lineRule="auto"/>
             </w:pPr>
@@ -22417,7 +22823,7 @@
             </w:tcMar>
             <w:vAlign w:val="center"/>
           </w:tcPr>
-          <w:p>
+          <w:p ns2:paraId="6D50D658" ns2:textId="77777777">
             <w:pPr>
               <w:spacing w:after="0" w:line="240" w:lineRule="auto"/>
             </w:pPr>
@@ -22432,7 +22838,7 @@
           </w:p>
         </w:tc>
       </w:tr>
-      <w:tr>
+      <w:tr ns2:paraId="4B997223" ns2:textId="77777777">
         <w:trPr>
           <w:cantSplit/>
         </w:trPr>
@@ -22447,7 +22853,7 @@
             </w:tcMar>
             <w:vAlign w:val="center"/>
           </w:tcPr>
-          <w:p>
+          <w:p ns2:paraId="03102107" ns2:textId="77777777">
             <w:pPr>
               <w:spacing w:after="0" w:line="240" w:lineRule="auto"/>
             </w:pPr>
@@ -22470,7 +22876,7 @@
             </w:tcMar>
             <w:vAlign w:val="center"/>
           </w:tcPr>
-          <w:p>
+          <w:p ns2:paraId="1CCFC663" ns2:textId="77777777">
             <w:pPr>
               <w:spacing w:after="0" w:line="240" w:lineRule="auto"/>
             </w:pPr>
@@ -22493,7 +22899,7 @@
             </w:tcMar>
             <w:vAlign w:val="center"/>
           </w:tcPr>
-          <w:p>
+          <w:p ns2:paraId="69FA8A53" ns2:textId="77777777">
             <w:pPr>
               <w:spacing w:after="0" w:line="240" w:lineRule="auto"/>
             </w:pPr>
@@ -22506,7 +22912,7 @@
           </w:p>
         </w:tc>
       </w:tr>
-      <w:tr>
+      <w:tr ns2:paraId="014DA754" ns2:textId="77777777">
         <w:trPr>
           <w:cantSplit/>
         </w:trPr>
@@ -22522,7 +22928,7 @@
             </w:tcMar>
             <w:vAlign w:val="center"/>
           </w:tcPr>
-          <w:p>
+          <w:p ns2:paraId="58BC7657" ns2:textId="77777777">
             <w:pPr>
               <w:spacing w:after="0" w:line="240" w:lineRule="auto"/>
             </w:pPr>
@@ -22546,7 +22952,7 @@
             </w:tcMar>
             <w:vAlign w:val="center"/>
           </w:tcPr>
-          <w:p>
+          <w:p ns2:paraId="5114C856" ns2:textId="77777777">
             <w:pPr>
               <w:spacing w:after="0" w:line="240" w:lineRule="auto"/>
             </w:pPr>
@@ -22570,7 +22976,7 @@
             </w:tcMar>
             <w:vAlign w:val="center"/>
           </w:tcPr>
-          <w:p>
+          <w:p ns2:paraId="25567831" ns2:textId="77777777">
             <w:pPr>
               <w:spacing w:after="0" w:line="240" w:lineRule="auto"/>
             </w:pPr>
@@ -22583,7 +22989,7 @@
           </w:p>
         </w:tc>
       </w:tr>
-      <w:tr>
+      <w:tr ns2:paraId="096ED6BE" ns2:textId="77777777">
         <w:trPr>
           <w:cantSplit/>
         </w:trPr>
@@ -22598,7 +23004,7 @@
             </w:tcMar>
             <w:vAlign w:val="center"/>
           </w:tcPr>
-          <w:p>
+          <w:p ns2:paraId="1B18E57C" ns2:textId="77777777">
             <w:pPr>
               <w:spacing w:after="0" w:line="240" w:lineRule="auto"/>
             </w:pPr>
@@ -22621,7 +23027,7 @@
             </w:tcMar>
             <w:vAlign w:val="center"/>
           </w:tcPr>
-          <w:p>
+          <w:p ns2:paraId="252880B8" ns2:textId="77777777">
             <w:pPr>
               <w:spacing w:after="0" w:line="240" w:lineRule="auto"/>
             </w:pPr>
@@ -22644,7 +23050,7 @@
             </w:tcMar>
             <w:vAlign w:val="center"/>
           </w:tcPr>
-          <w:p>
+          <w:p ns2:paraId="1DDEDA71" ns2:textId="77777777">
             <w:pPr>
               <w:spacing w:after="0" w:line="240" w:lineRule="auto"/>
             </w:pPr>
@@ -22657,7 +23063,7 @@
           </w:p>
         </w:tc>
       </w:tr>
-      <w:tr>
+      <w:tr ns2:paraId="2B3F432E" ns2:textId="77777777">
         <w:trPr>
           <w:cantSplit/>
         </w:trPr>
@@ -22673,7 +23079,7 @@
             </w:tcMar>
             <w:vAlign w:val="center"/>
           </w:tcPr>
-          <w:p>
+          <w:p ns2:paraId="7C30DCE5" ns2:textId="77777777">
             <w:pPr>
               <w:spacing w:after="0" w:line="240" w:lineRule="auto"/>
             </w:pPr>
@@ -22697,7 +23103,7 @@
             </w:tcMar>
             <w:vAlign w:val="center"/>
           </w:tcPr>
-          <w:p>
+          <w:p ns2:paraId="799749A4" ns2:textId="77777777">
             <w:pPr>
               <w:spacing w:after="0" w:line="240" w:lineRule="auto"/>
             </w:pPr>
@@ -22721,7 +23127,7 @@
             </w:tcMar>
             <w:vAlign w:val="center"/>
           </w:tcPr>
-          <w:p>
+          <w:p ns2:paraId="3BF11855" ns2:textId="77777777">
             <w:pPr>
               <w:spacing w:after="0" w:line="240" w:lineRule="auto"/>
             </w:pPr>
@@ -22735,7 +23141,7 @@
         </w:tc>
       </w:tr>
     </w:tbl>
-    <w:p>
+    <w:p ns2:paraId="35010E6F" ns2:textId="77777777">
       <w:r>
         <w:rPr>
           <w:rFonts w:ascii="Arial" w:hAnsi="Arial" w:eastAsia="Arial"/>
@@ -22743,17 +23149,17 @@
         <w:t>On the common complete-case population of 47 clinically labelled variants, AlphaMissense had pathogenicity ROC AUC 0.903, ISDS-v1 0.851, the ISDS energetic component 0.836, and the context component 0.769. This population is equal in size but not identical in membership to the 47-variant structural-prioritization subset, and the task is different. On the 49 benchmark variants carrying an AlphaMissense class, and scoring against the curated clinical annotation rather than the structural ground truth used elsewhere, AlphaMissense was correct on 38 of its 43 confident calls (0.884) and on 40 of 49 (0.816) when the four ambiguous scores were resolved at a pathogenicity threshold of 0.5 and the two variants without a score were counted as errors. The five confident-call errors were MLH1 V384D and K618E called likely pathogenic against benign annotations, and HBB E6V, CALM1 N98S and CFH R53H called likely benign against pathogenic annotations. Those counts use a different decision convention and ground truth from the rest of this work; the common-set pathogenicity AUC comparison is the primary cross-method summary.</w:t>
       </w:r>
     </w:p>
-    <w:p>
+    <w:p ns2:paraId="0493802F" ns2:textId="77777777">
       <w:r>
         <w:t>The benchmark contains eight gain-of-function variants. Six catalytic or signaling variants - KRAS G12D, G12V, and Q61H; PIK3CA H1047R; and SMAD4 I500T and I500V - had no destabilizing energetic call at 2.5 and were mechanism-consistent with a no-modeled-static-lesion expectation. H1047R and I500T nonetheless occupied Tier 2 contexts, indicating structurally important sites without assigning an energetic lesion. Among the two PIK3CA helical-domain variants at the PIK3CA-PIK3R1 inhibitory interface, E542K was partially resolved as an interface-associated fold signal, whereas E545K was a transparent wrong-direction binding call.</w:t>
       </w:r>
     </w:p>
-    <w:p>
+    <w:p ns2:paraId="29A945F8" ns2:textId="77777777">
       <w:r>
         <w:t>The CFH and VWF cases exercise the complementary fold-neutral interface regime. CFH R78G is binding-dominant (monomer 0.93, binding 6.12 kcal/mol; measured K_D approximately 12 μM to &gt;35 μM). VWF R1334Q has an approximately neutral monomer output (0.01) but complex-context and binding outputs of 4.73 and 4.11 kcal/mol. With only two disruptive examples, these cases demonstrate intended behavior rather than a general detection advantage.</w:t>
       </w:r>
     </w:p>
-    <w:p>
+    <w:p ns2:paraId="5DEE0C17" ns2:textId="77777777">
       <w:pPr>
         <w:pStyle w:val="Heading2"/>
       </w:pPr>
@@ -22761,7 +23167,7 @@
         <w:t>S7 Text. Robustness, uncertainty, and metric reconciliation</w:t>
       </w:r>
     </w:p>
-    <w:p>
+    <w:p ns2:paraId="1052B5C2" ns2:textId="77777777">
       <w:r>
         <w:t xml:space="preserve">The versioned per-variant mechanism grades and output-level agreement fields are the authoritative source records. In the manuscript, structural agreement is described as a four-output continuity aggregate and is decomposed into the three energetic axes plus tier. The primary convention excludes the four ungraded scope </w:t>
       </w:r>
@@ -22769,12 +23175,12 @@
         <w:t>or commitment cases from both whole-variant mechanism scoring and the continuity denominator, giving 89/124 = 0.718 at 2.5 and 87/124 = 0.702 at tSAP. The all-row denominator audit is 89/125 = 0.712 at 2.5. Naive recounts based only on raw ΔΔG sign or per-partner values do not reproduce the metric because the shipped scorer applies direction, operating-point, confidence, and interval gates.</w:t>
       </w:r>
     </w:p>
-    <w:p>
+    <w:p ns2:paraId="5013A06D" ns2:textId="77777777">
       <w:r>
         <w:t>Restricting the primary graded set to crystal or confident site models removes the seven partial-site variants. A636P remains in this sensitivity because it is a confident-site case, so its two newly committed neutral fold expectations still count as prediction disagreements. The restricted cohort scored 36.0/50 = 0.720 against 39.5/57 = 0.693 on the full graded set, a difference of 0.027. The confidence restriction therefore removes lower-confidence observations without turning the remaining cohort into a hidden high-performing subset; it should be read as a robustness view, not as an alternative benchmark definition. The two pLDDT thresholds operate together rather than as alternative configurations: a partner interface enters the gated set at 50, confidence is upgraded to high at 70, and the seven interfaces lying between those values are exactly the seven partial-site variants removed here.</w:t>
       </w:r>
     </w:p>
-    <w:p>
+    <w:p ns2:paraId="1BFE6458" ns2:textId="77777777">
       <w:pPr>
         <w:pStyle w:val="Caption"/>
         <w:keepNext/>
@@ -22802,7 +23208,7 @@
         <w:gridCol w:w="3359"/>
         <w:gridCol w:w="3359"/>
       </w:tblGrid>
-      <w:tr>
+      <w:tr ns2:paraId="2C33F116" ns2:textId="77777777">
         <w:trPr>
           <w:cantSplit/>
           <w:tblHeader/>
@@ -22819,7 +23225,7 @@
             </w:tcMar>
             <w:vAlign w:val="center"/>
           </w:tcPr>
-          <w:p>
+          <w:p ns2:paraId="095C4948" ns2:textId="77777777">
             <w:pPr>
               <w:spacing w:after="0" w:line="240" w:lineRule="auto"/>
             </w:pPr>
@@ -22844,7 +23250,7 @@
             </w:tcMar>
             <w:vAlign w:val="center"/>
           </w:tcPr>
-          <w:p>
+          <w:p ns2:paraId="3474034F" ns2:textId="77777777">
             <w:pPr>
               <w:spacing w:after="0" w:line="240" w:lineRule="auto"/>
             </w:pPr>
@@ -22869,7 +23275,7 @@
             </w:tcMar>
             <w:vAlign w:val="center"/>
           </w:tcPr>
-          <w:p>
+          <w:p ns2:paraId="61AFB15C" ns2:textId="77777777">
             <w:pPr>
               <w:spacing w:after="0" w:line="240" w:lineRule="auto"/>
             </w:pPr>
@@ -22883,7 +23289,7 @@
           </w:p>
         </w:tc>
       </w:tr>
-      <w:tr>
+      <w:tr ns2:paraId="572FAB74" ns2:textId="77777777">
         <w:trPr>
           <w:cantSplit/>
         </w:trPr>
@@ -22898,7 +23304,7 @@
             </w:tcMar>
             <w:vAlign w:val="center"/>
           </w:tcPr>
-          <w:p>
+          <w:p ns2:paraId="5FB4AA96" ns2:textId="77777777">
             <w:pPr>
               <w:spacing w:after="0" w:line="240" w:lineRule="auto"/>
             </w:pPr>
@@ -22921,7 +23327,7 @@
             </w:tcMar>
             <w:vAlign w:val="center"/>
           </w:tcPr>
-          <w:p>
+          <w:p ns2:paraId="31013547" ns2:textId="77777777">
             <w:pPr>
               <w:spacing w:after="0" w:line="240" w:lineRule="auto"/>
             </w:pPr>
@@ -22944,7 +23350,7 @@
             </w:tcMar>
             <w:vAlign w:val="center"/>
           </w:tcPr>
-          <w:p>
+          <w:p ns2:paraId="1665B724" ns2:textId="77777777">
             <w:pPr>
               <w:spacing w:after="0" w:line="240" w:lineRule="auto"/>
             </w:pPr>
@@ -22957,7 +23363,7 @@
           </w:p>
         </w:tc>
       </w:tr>
-      <w:tr>
+      <w:tr ns2:paraId="3DB64656" ns2:textId="77777777">
         <w:trPr>
           <w:cantSplit/>
         </w:trPr>
@@ -22973,7 +23379,7 @@
             </w:tcMar>
             <w:vAlign w:val="center"/>
           </w:tcPr>
-          <w:p>
+          <w:p ns2:paraId="5AD17700" ns2:textId="77777777">
             <w:pPr>
               <w:spacing w:after="0" w:line="240" w:lineRule="auto"/>
             </w:pPr>
@@ -22997,7 +23403,7 @@
             </w:tcMar>
             <w:vAlign w:val="center"/>
           </w:tcPr>
-          <w:p>
+          <w:p ns2:paraId="30CF307D" ns2:textId="77777777">
             <w:pPr>
               <w:spacing w:after="0" w:line="240" w:lineRule="auto"/>
             </w:pPr>
@@ -23021,7 +23427,7 @@
             </w:tcMar>
             <w:vAlign w:val="center"/>
           </w:tcPr>
-          <w:p>
+          <w:p ns2:paraId="1783FE0F" ns2:textId="77777777">
             <w:pPr>
               <w:spacing w:after="0" w:line="240" w:lineRule="auto"/>
             </w:pPr>
@@ -23034,7 +23440,7 @@
           </w:p>
         </w:tc>
       </w:tr>
-      <w:tr>
+      <w:tr ns2:paraId="4196BA3D" ns2:textId="77777777">
         <w:trPr>
           <w:cantSplit/>
         </w:trPr>
@@ -23049,7 +23455,7 @@
             </w:tcMar>
             <w:vAlign w:val="center"/>
           </w:tcPr>
-          <w:p>
+          <w:p ns2:paraId="14B536A0" ns2:textId="77777777">
             <w:pPr>
               <w:spacing w:after="0" w:line="240" w:lineRule="auto"/>
             </w:pPr>
@@ -23072,7 +23478,7 @@
             </w:tcMar>
             <w:vAlign w:val="center"/>
           </w:tcPr>
-          <w:p>
+          <w:p ns2:paraId="06FD4263" ns2:textId="77777777">
             <w:pPr>
               <w:spacing w:after="0" w:line="240" w:lineRule="auto"/>
             </w:pPr>
@@ -23095,7 +23501,7 @@
             </w:tcMar>
             <w:vAlign w:val="center"/>
           </w:tcPr>
-          <w:p>
+          <w:p ns2:paraId="3CE89486" ns2:textId="77777777">
             <w:pPr>
               <w:spacing w:after="0" w:line="240" w:lineRule="auto"/>
             </w:pPr>
@@ -23108,7 +23514,7 @@
           </w:p>
         </w:tc>
       </w:tr>
-      <w:tr>
+      <w:tr ns2:paraId="0406374A" ns2:textId="77777777">
         <w:trPr>
           <w:cantSplit/>
         </w:trPr>
@@ -23124,7 +23530,7 @@
             </w:tcMar>
             <w:vAlign w:val="center"/>
           </w:tcPr>
-          <w:p>
+          <w:p ns2:paraId="4E737CAB" ns2:textId="77777777">
             <w:pPr>
               <w:spacing w:after="0" w:line="240" w:lineRule="auto"/>
             </w:pPr>
@@ -23148,7 +23554,7 @@
             </w:tcMar>
             <w:vAlign w:val="center"/>
           </w:tcPr>
-          <w:p>
+          <w:p ns2:paraId="3F82830A" ns2:textId="77777777">
             <w:pPr>
               <w:spacing w:after="0" w:line="240" w:lineRule="auto"/>
             </w:pPr>
@@ -23172,7 +23578,7 @@
             </w:tcMar>
             <w:vAlign w:val="center"/>
           </w:tcPr>
-          <w:p>
+          <w:p ns2:paraId="0CE9E516" ns2:textId="77777777">
             <w:pPr>
               <w:spacing w:after="0" w:line="240" w:lineRule="auto"/>
             </w:pPr>
@@ -23185,7 +23591,7 @@
           </w:p>
         </w:tc>
       </w:tr>
-      <w:tr>
+      <w:tr ns2:paraId="4D0EB73F" ns2:textId="77777777">
         <w:trPr>
           <w:cantSplit/>
         </w:trPr>
@@ -23200,7 +23606,7 @@
             </w:tcMar>
             <w:vAlign w:val="center"/>
           </w:tcPr>
-          <w:p>
+          <w:p ns2:paraId="7D83D17E" ns2:textId="77777777">
             <w:pPr>
               <w:spacing w:after="0" w:line="240" w:lineRule="auto"/>
             </w:pPr>
@@ -23223,7 +23629,7 @@
             </w:tcMar>
             <w:vAlign w:val="center"/>
           </w:tcPr>
-          <w:p>
+          <w:p ns2:paraId="4508D725" ns2:textId="77777777">
             <w:pPr>
               <w:spacing w:after="0" w:line="240" w:lineRule="auto"/>
             </w:pPr>
@@ -23246,7 +23652,7 @@
             </w:tcMar>
             <w:vAlign w:val="center"/>
           </w:tcPr>
-          <w:p>
+          <w:p ns2:paraId="7F327064" ns2:textId="77777777">
             <w:pPr>
               <w:spacing w:after="0" w:line="240" w:lineRule="auto"/>
             </w:pPr>
@@ -23259,7 +23665,7 @@
           </w:p>
         </w:tc>
       </w:tr>
-      <w:tr>
+      <w:tr ns2:paraId="402ACFE7" ns2:textId="77777777">
         <w:trPr>
           <w:cantSplit/>
         </w:trPr>
@@ -23275,7 +23681,7 @@
             </w:tcMar>
             <w:vAlign w:val="center"/>
           </w:tcPr>
-          <w:p>
+          <w:p ns2:paraId="4898BCBC" ns2:textId="77777777">
             <w:pPr>
               <w:spacing w:after="0" w:line="240" w:lineRule="auto"/>
             </w:pPr>
@@ -23299,7 +23705,7 @@
             </w:tcMar>
             <w:vAlign w:val="center"/>
           </w:tcPr>
-          <w:p>
+          <w:p ns2:paraId="268D51C3" ns2:textId="77777777">
             <w:pPr>
               <w:spacing w:after="0" w:line="240" w:lineRule="auto"/>
             </w:pPr>
@@ -23323,7 +23729,7 @@
             </w:tcMar>
             <w:vAlign w:val="center"/>
           </w:tcPr>
-          <w:p>
+          <w:p ns2:paraId="16867B09" ns2:textId="77777777">
             <w:pPr>
               <w:spacing w:after="0" w:line="240" w:lineRule="auto"/>
             </w:pPr>
@@ -23337,17 +23743,17 @@
         </w:tc>
       </w:tr>
     </w:tbl>
-    <w:p>
+    <w:p ns2:paraId="45769D45" ns2:textId="77777777">
       <w:r>
         <w:t>In the replicate-noise test, every ΔΔG was perturbed by Gaussian noise at the standard error of its five-run mean, mechanism labels were re-derived from the perturbed values, and variants were regraded across 500 draws (seed 11). Fifty-two of 61 variants never changed mechanism label, and 30% of draws reproduced all 61 labels. The nine marginal variants lie near an operating point and should be interpreted as threshold-sensitive.</w:t>
       </w:r>
     </w:p>
-    <w:p>
+    <w:p ns2:paraId="727C3D6D" ns2:textId="77777777">
       <w:r>
         <w:t>A silent implementation error was identified and corrected during development. Grading perturbed energies against stored mechanism labels makes weighted mechanism consistency mathematically incapable of moving and produces an apparent standard deviation of zero. The reported 0.013 standard deviation comes from the corrected implementation, which re-derives the mechanism label after perturbation. Both stages remain in the repository with fixed seeds for auditability.</w:t>
       </w:r>
     </w:p>
-    <w:p>
+    <w:p ns2:paraId="234D64E0" ns2:textId="77777777">
       <w:pPr>
         <w:jc w:val="center"/>
       </w:pPr>
@@ -23356,27 +23762,27 @@
           <w:noProof/>
         </w:rPr>
         <w:drawing>
-          <wp:inline distT="0" distB="0" distL="0" distR="0" wp14:anchorId="6B9DBF69" wp14:editId="1DC51097">
+          <wp:inline distT="0" distB="0" distL="0" distR="0" ns4:anchorId="6B9DBF69" ns4:editId="1DC51097">
             <wp:extent cx="5989320" cy="2162810"/>
             <wp:effectExtent l="0" t="0" r="0" b="0"/>
             <wp:docPr id="7" name="Picture 7" descr="Benchmark stress tests: block-permutation null, leave-one-system-out mechanism consistency, and replicate-noise distribution." title="Figure S1 benchmark stress tests"/>
             <wp:cNvGraphicFramePr>
-              <a:graphicFrameLocks xmlns:a="http://schemas.openxmlformats.org/drawingml/2006/main" noChangeAspect="1"/>
+              <a:graphicFrameLocks noChangeAspect="1"/>
             </wp:cNvGraphicFramePr>
-            <a:graphic xmlns:a="http://schemas.openxmlformats.org/drawingml/2006/main">
+            <a:graphic>
               <a:graphicData uri="http://schemas.openxmlformats.org/drawingml/2006/picture">
-                <pic:pic xmlns:pic="http://schemas.openxmlformats.org/drawingml/2006/picture">
-                  <pic:nvPicPr>
-                    <pic:cNvPr id="0" name="image.png"/>
-                    <pic:cNvPicPr/>
-                  </pic:nvPicPr>
-                  <pic:blipFill>
+                <ns6:pic>
+                  <ns6:nvPicPr>
+                    <ns6:cNvPr id="0" name="image.png"/>
+                    <ns6:cNvPicPr/>
+                  </ns6:nvPicPr>
+                  <ns6:blipFill>
                     <a:blip r:embed="rId19"/>
                     <a:stretch>
                       <a:fillRect/>
                     </a:stretch>
-                  </pic:blipFill>
-                  <pic:spPr>
+                  </ns6:blipFill>
+                  <ns6:spPr>
                     <a:xfrm>
                       <a:off x="0" y="0"/>
                       <a:ext cx="5989320" cy="2162810"/>
@@ -23384,15 +23790,15 @@
                     <a:prstGeom prst="rect">
                       <a:avLst/>
                     </a:prstGeom>
-                  </pic:spPr>
-                </pic:pic>
+                  </ns6:spPr>
+                </ns6:pic>
               </a:graphicData>
             </a:graphic>
           </wp:inline>
         </w:drawing>
       </w:r>
     </w:p>
-    <w:p>
+    <w:p ns2:paraId="6B23BCF7" ns2:textId="77777777">
       <w:pPr>
         <w:pStyle w:val="Caption"/>
         <w:keepNext/>
@@ -23403,7 +23809,7 @@
         <w:t>S1 Fig. Benchmark stress tests for whole-variant mechanism-pattern agreement. (A) Ground-truth block-permutation null for mechanism consistency (n = 2,000), with the observed value marked; p = 5 × 10^-4 is the resolution floor. (B) Leave-one-system-out mechanism consistency for all 14 systems. (C) Distribution across 500 replicate-noise draws. The discrete step size reflects grading on 57 variants. A636P retained the same whole-variant grade, so these mechanism-score distributions are unchanged by its axis-level curation correction.</w:t>
       </w:r>
     </w:p>
-    <w:p>
+    <w:p ns2:paraId="55153688" ns2:textId="77777777">
       <w:pPr>
         <w:pStyle w:val="Heading2"/>
       </w:pPr>
@@ -23411,7 +23817,7 @@
         <w:t>S8 Text. Independent binding-axis validation on SKEMPI 2.0</w:t>
       </w:r>
     </w:p>
-    <w:p>
+    <w:p ns2:paraId="29D9E157" ns2:textId="77777777">
       <w:r>
         <w:t>The hemoglobin series provides a high-quality within-system anchor but does not test generalization across unrelated interfaces. We therefore scored two independent SKEMPI 2.0 complexes [52] with the frozen COMAVI workflow: barnase-barstar (24 substitutions) and TEM1-BLIP (24 substitutions on the unambiguously mapped BLIP side). Measured binding ΔΔG was calculated as RT ln(K_D,mut/K_D,wt).</w:t>
       </w:r>
@@ -23429,10 +23835,10 @@
         <w:rPr>
           <w:b w:val="0"/>
         </w:rPr>
-        <w:t>The prioritization and mechanism-grading results answer different questions, and reporting them separately leaves open whether they agree: a variant ranked highly but graded inconsistent would point a user at the right variant with the wrong mechanistic hypothesis. Crossing the two over the 47-variant prioritization population shows they agree. Of the 20 variants with a modeled structural mechanism, the 17 recovered in the top 20 have a mean mechanism-pattern grade of 0.588, against 0.167 for the three that rank outside it, and the priority score correlates with the grade across all 20 (Spearman rho = 0.482, p = 0.031). No variant graded fully consistent falls outside the top 20, so the ranking does not bury a variant whose mechanism COMAVI resolves. Within the top 20 the grades are 5 consistent, 10 partial and 2 inconsistent; the two inconsistent cases are MLH1 R755W at rank 11 and PIK3CA E545K at rank 15, and they are the failure mode this analysis is designed to expose - correctly prioritized, incorrectly explained. The three structural mechanisms outside the top 20 are HBB W37Y at rank 21, immediately below the cut, and KRAS G12D and G12V at ranks 33 and 39. The KRAS pair is the limitation already stated in Section 4: both act through nucleotide-state-dependent signalling rather than through an interface lesion an interface-weighted index can score, and both are also the variants graded inconsistent outside the top 20. The same mechanism class that the ranking misses is the one the grading misses, which is consistent rather than compounding.</w:t>
+        <w:t>The prioritization and mechanism-grading results answer different questions, and reporting them separately leaves open whether they agree: a variant ranked highly but graded inconsistent would point a user at the right variant with the wrong mechanistic hypothesis. Crossing the two over the 47-variant prioritization population shows they agree. Of the 20 variants with a modeled structural mechanism, the 17 recovered in the top 20 have a mean mechanism-pattern grade of 0.588, against 0.167 for the three that rank outside it, and the priority score correlates with the grade across all 20 (Spearman rho = 0.482, p = 0.031). Both grades sit below the 0.693 whole-cohort score because they are computed within the structural class alone, where the mean grade is 0.525; the whole-cohort figure also contains the curated negatives, on which COMAVI scores 0.828. No variant graded fully consistent falls outside the top 20, so the ranking does not bury a variant whose mechanism COMAVI resolves. Within the top 20 the grades are 5 consistent, 10 partial and 2 inconsistent; the two inconsistent cases are MLH1 R755W at rank 11 and PIK3CA E545K at rank 15, and they are the failure mode this analysis is designed to expose - correctly prioritized, incorrectly explained. The three structural mechanisms outside the top 20 are HBB W37Y at rank 21, immediately below the cut, and KRAS G12D and G12V at ranks 33 and 39. The KRAS pair is the limitation already stated in Section 4: both act through nucleotide-state-dependent signalling rather than through an interface lesion an interface-weighted index can score, and both are also the variants graded inconsistent outside the top 20. The same mechanism class that the ranking misses is the one the grading misses, which is consistent rather than compounding.</w:t>
       </w:r>
     </w:p>
-    <w:p>
+    <w:p ns2:paraId="26A68998" ns2:textId="77777777">
       <w:pPr>
         <w:pStyle w:val="Caption"/>
         <w:keepNext/>
@@ -23463,7 +23869,7 @@
         <w:gridCol w:w="1461"/>
         <w:gridCol w:w="1607"/>
       </w:tblGrid>
-      <w:tr>
+      <w:tr ns2:paraId="5AFE52FE" ns2:textId="77777777">
         <w:trPr>
           <w:cantSplit/>
           <w:tblHeader/>
@@ -23480,7 +23886,7 @@
             </w:tcMar>
             <w:vAlign w:val="center"/>
           </w:tcPr>
-          <w:p>
+          <w:p ns2:paraId="5DF94E87" ns2:textId="77777777">
             <w:pPr>
               <w:spacing w:after="0" w:line="240" w:lineRule="auto"/>
             </w:pPr>
@@ -23506,7 +23912,7 @@
             </w:tcMar>
             <w:vAlign w:val="center"/>
           </w:tcPr>
-          <w:p>
+          <w:p ns2:paraId="404687BB" ns2:textId="77777777">
             <w:pPr>
               <w:spacing w:after="0" w:line="240" w:lineRule="auto"/>
             </w:pPr>
@@ -23532,7 +23938,7 @@
             </w:tcMar>
             <w:vAlign w:val="center"/>
           </w:tcPr>
-          <w:p>
+          <w:p ns2:paraId="6CD1DFFB" ns2:textId="77777777">
             <w:pPr>
               <w:spacing w:after="0" w:line="240" w:lineRule="auto"/>
             </w:pPr>
@@ -23558,7 +23964,7 @@
             </w:tcMar>
             <w:vAlign w:val="center"/>
           </w:tcPr>
-          <w:p>
+          <w:p ns2:paraId="4A8A9239" ns2:textId="77777777">
             <w:pPr>
               <w:spacing w:after="0" w:line="240" w:lineRule="auto"/>
             </w:pPr>
@@ -23584,7 +23990,7 @@
             </w:tcMar>
             <w:vAlign w:val="center"/>
           </w:tcPr>
-          <w:p>
+          <w:p ns2:paraId="4118803B" ns2:textId="77777777">
             <w:pPr>
               <w:spacing w:after="0" w:line="240" w:lineRule="auto"/>
             </w:pPr>
@@ -23610,7 +24016,7 @@
             </w:tcMar>
             <w:vAlign w:val="center"/>
           </w:tcPr>
-          <w:p>
+          <w:p ns2:paraId="63FC2402" ns2:textId="77777777">
             <w:pPr>
               <w:spacing w:after="0" w:line="240" w:lineRule="auto"/>
             </w:pPr>
@@ -23625,7 +24031,7 @@
           </w:p>
         </w:tc>
       </w:tr>
-      <w:tr>
+      <w:tr ns2:paraId="5132F987" ns2:textId="77777777">
         <w:trPr>
           <w:cantSplit/>
         </w:trPr>
@@ -23640,7 +24046,7 @@
             </w:tcMar>
             <w:vAlign w:val="center"/>
           </w:tcPr>
-          <w:p>
+          <w:p ns2:paraId="69C2B42F" ns2:textId="77777777">
             <w:pPr>
               <w:spacing w:after="0" w:line="240" w:lineRule="auto"/>
             </w:pPr>
@@ -23663,7 +24069,7 @@
             </w:tcMar>
             <w:vAlign w:val="center"/>
           </w:tcPr>
-          <w:p>
+          <w:p ns2:paraId="6D876E13" ns2:textId="77777777">
             <w:pPr>
               <w:spacing w:after="0" w:line="240" w:lineRule="auto"/>
             </w:pPr>
@@ -23686,7 +24092,7 @@
             </w:tcMar>
             <w:vAlign w:val="center"/>
           </w:tcPr>
-          <w:p>
+          <w:p ns2:paraId="7F96CA88" ns2:textId="77777777">
             <w:pPr>
               <w:spacing w:after="0" w:line="240" w:lineRule="auto"/>
             </w:pPr>
@@ -23709,7 +24115,7 @@
             </w:tcMar>
             <w:vAlign w:val="center"/>
           </w:tcPr>
-          <w:p>
+          <w:p ns2:paraId="56E4B885" ns2:textId="77777777">
             <w:pPr>
               <w:spacing w:after="0" w:line="240" w:lineRule="auto"/>
             </w:pPr>
@@ -23732,7 +24138,7 @@
             </w:tcMar>
             <w:vAlign w:val="center"/>
           </w:tcPr>
-          <w:p>
+          <w:p ns2:paraId="1F879C90" ns2:textId="77777777">
             <w:pPr>
               <w:spacing w:after="0" w:line="240" w:lineRule="auto"/>
             </w:pPr>
@@ -23755,7 +24161,7 @@
             </w:tcMar>
             <w:vAlign w:val="center"/>
           </w:tcPr>
-          <w:p>
+          <w:p ns2:paraId="308DF669" ns2:textId="77777777">
             <w:pPr>
               <w:spacing w:after="0" w:line="240" w:lineRule="auto"/>
             </w:pPr>
@@ -23768,7 +24174,7 @@
           </w:p>
         </w:tc>
       </w:tr>
-      <w:tr>
+      <w:tr ns2:paraId="48F0F163" ns2:textId="77777777">
         <w:trPr>
           <w:cantSplit/>
         </w:trPr>
@@ -23784,7 +24190,7 @@
             </w:tcMar>
             <w:vAlign w:val="center"/>
           </w:tcPr>
-          <w:p>
+          <w:p ns2:paraId="2B9B92A6" ns2:textId="77777777">
             <w:pPr>
               <w:spacing w:after="0" w:line="240" w:lineRule="auto"/>
             </w:pPr>
@@ -23808,7 +24214,7 @@
             </w:tcMar>
             <w:vAlign w:val="center"/>
           </w:tcPr>
-          <w:p>
+          <w:p ns2:paraId="0A55C5A5" ns2:textId="77777777">
             <w:pPr>
               <w:spacing w:after="0" w:line="240" w:lineRule="auto"/>
             </w:pPr>
@@ -23832,7 +24238,7 @@
             </w:tcMar>
             <w:vAlign w:val="center"/>
           </w:tcPr>
-          <w:p>
+          <w:p ns2:paraId="178C0E88" ns2:textId="77777777">
             <w:pPr>
               <w:spacing w:after="0" w:line="240" w:lineRule="auto"/>
             </w:pPr>
@@ -23856,7 +24262,7 @@
             </w:tcMar>
             <w:vAlign w:val="center"/>
           </w:tcPr>
-          <w:p>
+          <w:p ns2:paraId="731624BC" ns2:textId="77777777">
             <w:pPr>
               <w:spacing w:after="0" w:line="240" w:lineRule="auto"/>
             </w:pPr>
@@ -23880,7 +24286,7 @@
             </w:tcMar>
             <w:vAlign w:val="center"/>
           </w:tcPr>
-          <w:p>
+          <w:p ns2:paraId="338C3C61" ns2:textId="77777777">
             <w:pPr>
               <w:spacing w:after="0" w:line="240" w:lineRule="auto"/>
             </w:pPr>
@@ -23904,7 +24310,7 @@
             </w:tcMar>
             <w:vAlign w:val="center"/>
           </w:tcPr>
-          <w:p>
+          <w:p ns2:paraId="25F52749" ns2:textId="77777777">
             <w:pPr>
               <w:spacing w:after="0" w:line="240" w:lineRule="auto"/>
             </w:pPr>
@@ -23917,7 +24323,7 @@
           </w:p>
         </w:tc>
       </w:tr>
-      <w:tr>
+      <w:tr ns2:paraId="112CE508" ns2:textId="77777777">
         <w:trPr>
           <w:cantSplit/>
         </w:trPr>
@@ -23932,7 +24338,7 @@
             </w:tcMar>
             <w:vAlign w:val="center"/>
           </w:tcPr>
-          <w:p>
+          <w:p ns2:paraId="5E6942F2" ns2:textId="77777777">
             <w:pPr>
               <w:spacing w:after="0" w:line="240" w:lineRule="auto"/>
             </w:pPr>
@@ -23955,7 +24361,7 @@
             </w:tcMar>
             <w:vAlign w:val="center"/>
           </w:tcPr>
-          <w:p>
+          <w:p ns2:paraId="073A31E8" ns2:textId="77777777">
             <w:pPr>
               <w:spacing w:after="0" w:line="240" w:lineRule="auto"/>
             </w:pPr>
@@ -23978,7 +24384,7 @@
             </w:tcMar>
             <w:vAlign w:val="center"/>
           </w:tcPr>
-          <w:p>
+          <w:p ns2:paraId="5E994BA6" ns2:textId="77777777">
             <w:pPr>
               <w:spacing w:after="0" w:line="240" w:lineRule="auto"/>
             </w:pPr>
@@ -24001,7 +24407,7 @@
             </w:tcMar>
             <w:vAlign w:val="center"/>
           </w:tcPr>
-          <w:p>
+          <w:p ns2:paraId="39F80C40" ns2:textId="77777777">
             <w:pPr>
               <w:spacing w:after="0" w:line="240" w:lineRule="auto"/>
             </w:pPr>
@@ -24024,7 +24430,7 @@
             </w:tcMar>
             <w:vAlign w:val="center"/>
           </w:tcPr>
-          <w:p>
+          <w:p ns2:paraId="7BFAD122" ns2:textId="77777777">
             <w:pPr>
               <w:spacing w:after="0" w:line="240" w:lineRule="auto"/>
             </w:pPr>
@@ -24047,7 +24453,7 @@
             </w:tcMar>
             <w:vAlign w:val="center"/>
           </w:tcPr>
-          <w:p>
+          <w:p ns2:paraId="6035F60B" ns2:textId="77777777">
             <w:pPr>
               <w:spacing w:after="0" w:line="240" w:lineRule="auto"/>
             </w:pPr>
@@ -24060,7 +24466,7 @@
           </w:p>
         </w:tc>
       </w:tr>
-      <w:tr>
+      <w:tr ns2:paraId="69C4C11A" ns2:textId="77777777">
         <w:trPr>
           <w:cantSplit/>
         </w:trPr>
@@ -24076,7 +24482,7 @@
             </w:tcMar>
             <w:vAlign w:val="center"/>
           </w:tcPr>
-          <w:p>
+          <w:p ns2:paraId="025B2001" ns2:textId="77777777">
             <w:pPr>
               <w:spacing w:after="0" w:line="240" w:lineRule="auto"/>
             </w:pPr>
@@ -24100,7 +24506,7 @@
             </w:tcMar>
             <w:vAlign w:val="center"/>
           </w:tcPr>
-          <w:p>
+          <w:p ns2:paraId="7CE76D66" ns2:textId="77777777">
             <w:pPr>
               <w:spacing w:after="0" w:line="240" w:lineRule="auto"/>
             </w:pPr>
@@ -24124,7 +24530,7 @@
             </w:tcMar>
             <w:vAlign w:val="center"/>
           </w:tcPr>
-          <w:p>
+          <w:p ns2:paraId="555CD43F" ns2:textId="77777777">
             <w:pPr>
               <w:spacing w:after="0" w:line="240" w:lineRule="auto"/>
             </w:pPr>
@@ -24148,7 +24554,7 @@
             </w:tcMar>
             <w:vAlign w:val="center"/>
           </w:tcPr>
-          <w:p>
+          <w:p ns2:paraId="65475EE9" ns2:textId="77777777">
             <w:pPr>
               <w:spacing w:after="0" w:line="240" w:lineRule="auto"/>
             </w:pPr>
@@ -24172,7 +24578,7 @@
             </w:tcMar>
             <w:vAlign w:val="center"/>
           </w:tcPr>
-          <w:p>
+          <w:p ns2:paraId="7E10EB4E" ns2:textId="77777777">
             <w:pPr>
               <w:spacing w:after="0" w:line="240" w:lineRule="auto"/>
             </w:pPr>
@@ -24196,7 +24602,7 @@
             </w:tcMar>
             <w:vAlign w:val="center"/>
           </w:tcPr>
-          <w:p>
+          <w:p ns2:paraId="6A20074B" ns2:textId="77777777">
             <w:pPr>
               <w:spacing w:after="0" w:line="240" w:lineRule="auto"/>
             </w:pPr>
@@ -24210,12 +24616,12 @@
         </w:tc>
       </w:tr>
     </w:tbl>
-    <w:p>
+    <w:p ns2:paraId="3C310220" ns2:textId="77777777">
       <w:r>
         <w:t>The barnase Glu73 cluster is a localized, prespecified force-field failure: all seven buried-charge substitutions were predicted with the wrong sign. After excluding that cluster, barnase-barstar had Spearman ρ = 0.56 with 14/15 measured destabilizers predicted with the correct sign, and TEM1-BLIP had ρ = 0.50 with 16/18 sign-correct. This analysis remains separate from the primary benchmark because it validates the binding axis rather than whole-variant mechanism profiles.</w:t>
       </w:r>
     </w:p>
-    <w:p>
+    <w:p ns2:paraId="3F2B4CE2" ns2:textId="77777777">
       <w:pPr>
         <w:jc w:val="center"/>
       </w:pPr>
@@ -24224,27 +24630,27 @@
           <w:noProof/>
         </w:rPr>
         <w:drawing>
-          <wp:inline distT="0" distB="0" distL="0" distR="0" wp14:anchorId="2C1A24A2" wp14:editId="01FC220A">
+          <wp:inline distT="0" distB="0" distL="0" distR="0" ns4:anchorId="2C1A24A2" ns4:editId="01FC220A">
             <wp:extent cx="5989320" cy="2686876"/>
             <wp:effectExtent l="0" t="0" r="0" b="0"/>
             <wp:docPr id="8" name="Picture 8" descr="Independent binding-axis validation: predicted versus measured binding free-energy changes for barnase-barstar and TEM1-BLIP." title="Figure S2 independent binding-axis validation"/>
             <wp:cNvGraphicFramePr>
-              <a:graphicFrameLocks xmlns:a="http://schemas.openxmlformats.org/drawingml/2006/main" noChangeAspect="1"/>
+              <a:graphicFrameLocks noChangeAspect="1"/>
             </wp:cNvGraphicFramePr>
-            <a:graphic xmlns:a="http://schemas.openxmlformats.org/drawingml/2006/main">
+            <a:graphic>
               <a:graphicData uri="http://schemas.openxmlformats.org/drawingml/2006/picture">
-                <pic:pic xmlns:pic="http://schemas.openxmlformats.org/drawingml/2006/picture">
-                  <pic:nvPicPr>
-                    <pic:cNvPr id="0" name="image.png"/>
-                    <pic:cNvPicPr/>
-                  </pic:nvPicPr>
-                  <pic:blipFill>
+                <ns6:pic>
+                  <ns6:nvPicPr>
+                    <ns6:cNvPr id="0" name="image.png"/>
+                    <ns6:cNvPicPr/>
+                  </ns6:nvPicPr>
+                  <ns6:blipFill>
                     <a:blip r:embed="rId20"/>
                     <a:stretch>
                       <a:fillRect/>
                     </a:stretch>
-                  </pic:blipFill>
-                  <pic:spPr>
+                  </ns6:blipFill>
+                  <ns6:spPr>
                     <a:xfrm>
                       <a:off x="0" y="0"/>
                       <a:ext cx="5989320" cy="2686876"/>
@@ -24252,15 +24658,15 @@
                     <a:prstGeom prst="rect">
                       <a:avLst/>
                     </a:prstGeom>
-                  </pic:spPr>
-                </pic:pic>
+                  </ns6:spPr>
+                </ns6:pic>
               </a:graphicData>
             </a:graphic>
           </wp:inline>
         </w:drawing>
       </w:r>
     </w:p>
-    <w:p>
+    <w:p ns2:paraId="7B3149F9" ns2:textId="77777777">
       <w:pPr>
         <w:pStyle w:val="Caption"/>
         <w:keepNext/>
@@ -24279,33 +24685,33 @@
       </w:pPr>
       <w:r>
         <w:drawing>
-          <wp:inline xmlns:a="http://schemas.openxmlformats.org/drawingml/2006/main" xmlns:pic="http://schemas.openxmlformats.org/drawingml/2006/picture">
-            <wp:extent cx="5989320" cy="2899400"/>
+          <wp:inline>
+            <wp:extent cx="5989320" cy="4361787"/>
             <wp:docPr id="19" name="Picture 19" descr="Grouped bars compare sensitivity, specificity, and positive predictive value for interface-only, no-interface tier, and full-tier screens." title="Grouped bars compare sensitivity, specificity, and positive predictive value for interface-only, no-interface tier, and "/>
             <wp:cNvGraphicFramePr>
               <a:graphicFrameLocks noChangeAspect="1"/>
             </wp:cNvGraphicFramePr>
             <a:graphic>
               <a:graphicData uri="http://schemas.openxmlformats.org/drawingml/2006/picture">
-                <pic:pic>
-                  <pic:nvPicPr>
-                    <pic:cNvPr id="0" name="figureS3_tier_comparators.png"/>
-                    <pic:cNvPicPr/>
-                  </pic:nvPicPr>
-                  <pic:blipFill>
+                <ns6:pic>
+                  <ns6:nvPicPr>
+                    <ns6:cNvPr id="0" name="figureS3_tier_comparators.png"/>
+                    <ns6:cNvPicPr/>
+                  </ns6:nvPicPr>
+                  <ns6:blipFill>
                     <a:blip r:embed="rId26"/>
                     <a:stretch>
                       <a:fillRect/>
                     </a:stretch>
-                  </pic:blipFill>
-                  <pic:spPr>
+                  </ns6:blipFill>
+                  <ns6:spPr>
                     <a:xfrm>
                       <a:off x="0" y="0"/>
-                      <a:ext cx="5989320" cy="2899400"/>
+                      <a:ext cx="5989320" cy="4361787"/>
                     </a:xfrm>
                     <a:prstGeom prst="rect"/>
-                  </pic:spPr>
-                </pic:pic>
+                  </ns6:spPr>
+                </ns6:pic>
               </a:graphicData>
             </a:graphic>
           </wp:inline>
@@ -24330,33 +24736,33 @@
       </w:pPr>
       <w:r>
         <w:drawing>
-          <wp:inline xmlns:a="http://schemas.openxmlformats.org/drawingml/2006/main" xmlns:pic="http://schemas.openxmlformats.org/drawingml/2006/picture">
-            <wp:extent cx="5989320" cy="2516428"/>
+          <wp:inline>
+            <wp:extent cx="5989320" cy="2454835"/>
             <wp:docPr id="20" name="Picture 20" descr="Two panels show the soft saturation formula and structural-prioritization ROC curves for the priority, energy, and context components." title="Two panels show the soft saturation formula and structural-prioritization ROC curves for the priority, energy, and conte"/>
             <wp:cNvGraphicFramePr>
               <a:graphicFrameLocks noChangeAspect="1"/>
             </wp:cNvGraphicFramePr>
             <a:graphic>
               <a:graphicData uri="http://schemas.openxmlformats.org/drawingml/2006/picture">
-                <pic:pic>
-                  <pic:nvPicPr>
-                    <pic:cNvPr id="0" name="figureS4_priority_components.png"/>
-                    <pic:cNvPicPr/>
-                  </pic:nvPicPr>
-                  <pic:blipFill>
+                <ns6:pic>
+                  <ns6:nvPicPr>
+                    <ns6:cNvPr id="0" name="figureS4_priority_components.png"/>
+                    <ns6:cNvPicPr/>
+                  </ns6:nvPicPr>
+                  <ns6:blipFill>
                     <a:blip r:embed="rId27"/>
                     <a:stretch>
                       <a:fillRect/>
                     </a:stretch>
-                  </pic:blipFill>
-                  <pic:spPr>
+                  </ns6:blipFill>
+                  <ns6:spPr>
                     <a:xfrm>
                       <a:off x="0" y="0"/>
-                      <a:ext cx="5989320" cy="2516428"/>
+                      <a:ext cx="5989320" cy="2454835"/>
                     </a:xfrm>
                     <a:prstGeom prst="rect"/>
-                  </pic:spPr>
-                </pic:pic>
+                  </ns6:spPr>
+                </ns6:pic>
               </a:graphicData>
             </a:graphic>
           </wp:inline>

--- a/docs/COMAVI_manuscript_current.docx
+++ b/docs/COMAVI_manuscript_current.docx
@@ -32,7 +32,7 @@
         <w:rPr>
           <w:rFonts w:ascii="Arial" w:hAnsi="Arial" w:eastAsia="Arial"/>
         </w:rPr>
-        <w:t>The 61-variant literature-curated resource supported two overlapping analyses across 14 protein systems. Mechanism-pattern recovery was evaluated in 57 variants: 47 interaction variants and 10 monomer-only BRCA1 tandem-BRCT variants. At the 2.5 kcal/mol reference threshold, COMAVI achieved a partial-credit mechanism-pattern score of 39.5/57 (0.693). Structural prioritization was evaluated in the overlapping set of 47 interaction variants with a committed structural endpoint; the priority score placed 17 of 20 variants with modeled structural mechanisms in the top 20. Those 17 also carry the higher mechanism-pattern grades: mean grade 0.588 inside the top 20 against 0.167 outside it, with no fully consistent variant ranked below the cut (S9 Text). These results evaluate the two intended uses of COMAVI: recovering the expected combination of structural effects and concentrating structurally disruptive variants near the top of a candidate list.</w:t>
+        <w:t>The 61-variant literature-curated resource supported two overlapping analyses across 14 protein systems. Mechanism-pattern recovery was evaluated in 57 variants: 47 interaction variants and 10 monomer-only BRCA1 tandem-BRCT variants. At the 2.5 kcal/mol reference threshold, COMAVI achieved a partial-credit mechanism-pattern score of 41.0/57 (0.719), against 0.561 for the strongest trivial strategy. Every committed expectation in the benchmark carries a written evidence basis and citation, and a shipped gate enforces agreement between the two; it identified three expectations whose token contradicted their own basis, which were corrected before the analyses reported here. Structural prioritization was evaluated in the overlapping set of 47 interaction variants with a committed structural endpoint; the priority score placed 16 of 17 variants with modeled structural mechanisms in the top 20 and all 17 in the top 25, with structural-prioritization ROC AUC 0.943. The single variant outside the top 20 ranks 21st, immediately below the cut, and no variant graded fully consistent falls outside it (S9 Text). These results evaluate the two intended uses of COMAVI: recovering the expected combination of structural effects and concentrating structurally disruptive variants near the top of a candidate list.</w:t>
       </w:r>
     </w:p>
     <w:p ns2:paraId="765C248F" ns2:textId="77777777">
@@ -80,7 +80,7 @@
         <w:rPr>
           <w:rFonts w:ascii="Arial" w:hAnsi="Arial" w:eastAsia="Arial"/>
         </w:rPr>
-        <w:t>Large-scale structural annotation tools now place variants in experimental and predicted structures, and some frameworks can analyze both individual proteins and complexes [3-10]. Explicitly comparing the same substitution in isolated and assembled coordinates, however, remains uncommon. The closest comparable resource is MAVISp, a modular framework that computes folding and local-interaction free energies across more than a thousand proteins and deposits them in a curated database [4]. Its stability module estimates folding energy on one selected structure per target, and its local-interaction module treats interfaces; the two are not run on the same substitution in both contexts and compared, so the contrast between an isolated subunit and the same subunit inside its assembly is not among the quantities it reports. COMAVI computes that contrast as a primary output. COMAVI addresses the narrower experimental-triage question: it directly contrasts isolated and assembled calculations for the same variant, keeps fold and binding predictions separate, records what the supplied model can and cannot represent, and links the resulting profile to an experimental next step. Related stability and interface methods provide complementary benchmarks and predictors [11-18].</w:t>
+        <w:t>Large-scale structural annotation tools now place variants in experimental and predicted structures, and some frameworks can analyze both individual proteins and complexes [3-10]. Explicitly comparing the same substitution in isolated and assembled coordinates, however, remains uncommon. The closest comparable resource is MAVISp, a modular framework that computes folding and local-interaction free energies across more than a thousand proteins and deposits them in a curated database [4]. Its stability module estimates folding energy on one selected structure per target, and its local-interaction module treats interfaces; the two are not run on the same substitution in both contexts and compared, so the contrast between an isolated subunit and the same subunit inside its assembly is not among the quantities it reports. COMAVI computes that contrast as a primary output. The two resources also validate against different quantities. MAVISp is benchmarked against functional assay readouts, reporting classification agreement with deep mutational scanning and activity data; its own report states that experimental protein-interaction data are too scarce and heterogeneous for reliable benchmarking of the binding module, and substitutes agreement among predictors there [4]. COMAVI is benchmarked against directly measured energies where they exist, which is possible because it is built on a small curated cohort rather than a proteome-scale database: measured unfolding free energies for the BRCA1 tandem-BRCT panel and measured binding energies for the haemoglobin and barnase-barstar series. The two designs trade scale against the availability of a measured answer, and neither substitutes for the other. COMAVI addresses the narrower experimental-triage question: it directly contrasts isolated and assembled calculations for the same variant, keeps fold and binding predictions separate, records what the supplied model can and cannot represent, and links the resulting profile to an experimental next step. Related stability and interface methods provide complementary benchmarks and predictors [11-18].</w:t>
       </w:r>
     </w:p>
     <w:p ns2:paraId="4E3F6EB4" ns2:textId="77777777">
@@ -203,7 +203,7 @@
         <w:rPr>
           <w:rFonts w:ascii="Arial" w:hAnsi="Arial" w:eastAsia="Arial"/>
         </w:rPr>
-        <w:t>The 61-variant literature-curated resource spans 14 protein systems: 13 multi-chain complexes contributing 49 interaction variants, and one single-chain system, the BRCA1 tandem BRCT domain, contributing 12 variants with measured isolated-subunit stability [19]. Three nested populations are used and are reported explicitly throughout, because they answer different questions and have different denominators. All 61 variants receive COMAVI outputs. Of these, 57 carry a committed mechanism expectation and are graded; the four excluded are listed in S1 Table with the reason, which in every case is that the supplied structure cannot represent the relevant mechanism. Of those, 47 also carry a structural-context tier and form the prioritization subset. Whole-variant mechanism-pattern recovery was evaluated in 57 variants: 47 interaction variants and 10 BRCA1 tandem-BRCT variants whose expected effect is on the stability of the isolated domain, either through burial of the substituted residue in the hydrophobic core or through direct disruption of the fold. Partner-dependent outputs do not apply to the monomer-only BRCT panel and were omitted rather than scored as negative. Four variants were excluded from whole-variant grading because the relevant mechanism was not represented by the supplied structure or was not sufficiently established in the literature. Table 1 gives the composition of the resource by system, and S1 Table lists every variant with its clinical annotation, its expected mechanism, and the published result that defined that expectation. That table cites the defining publication per variant; the primary literature underlying the curated expectations across the 14 systems is [20-38].</w:t>
+        <w:t>The 61-variant literature-curated resource spans 14 protein systems: 13 multi-chain complexes contributing 49 interaction variants, and one single-chain system, the BRCA1 tandem BRCT domain, contributing 12 variants with measured isolated-subunit stability [19]. Every committed expectation carries a one-line written evidence basis and a primary citation, recorded per variant and per axis in S1 Table, so a reader can see what each expectation rests on rather than only what it asserts. A shipped gate checks each token against that basis and fails if the two contradict, which is what caught the three expectations described in S10 Text. Three nested populations are used and are reported explicitly throughout, because they answer different questions and have different denominators. All 61 variants receive COMAVI outputs. Of these, 57 carry a committed mechanism expectation and are graded; the four excluded are listed in S1 Table with the reason, which in every case is that the supplied structure cannot represent the relevant mechanism. Of those, 47 also carry a structural-context tier and form the prioritization subset. Whole-variant mechanism-pattern recovery was evaluated in 57 variants: 47 interaction variants and 10 BRCA1 tandem-BRCT variants whose expected effect is on the stability of the isolated domain, either through burial of the substituted residue in the hydrophobic core or through direct disruption of the fold. Partner-dependent outputs do not apply to the monomer-only BRCT panel and were omitted rather than scored as negative. Four variants were excluded from whole-variant grading because the relevant mechanism was not represented by the supplied structure or was not sufficiently established in the literature. Table 1 gives the composition of the resource by system, and S1 Table lists every variant with its clinical annotation, its expected mechanism, and the published result that defined that expectation. That table cites the defining publication per variant; the primary literature underlying the curated expectations across the 14 systems is [20-38].</w:t>
       </w:r>
     </w:p>
     <w:p ns2:paraId="76BFCB5B" ns2:textId="77777777">
@@ -2478,7 +2478,7 @@
         <w:rPr>
           <w:rFonts w:ascii="Arial" w:hAnsi="Arial" w:eastAsia="Arial"/>
         </w:rPr>
-        <w:t>For structural prioritization, the positive class was the 20 variants with a modeled structural mechanism and the negative class was the 27 no-lesion variants in the 47-variant subset. Receiver operating characteristic area under the curve (ROC AUC) summarizes ordering across the full list: it is the probability that a randomly selected structural-mechanism variant ranks above a randomly selected no-lesion variant. Average precision summarizes precision across the recall curve. Top-k recovery asks how many of the 20 structural mechanisms would be encountered if a researcher could test only the first 10, 20, or 25 variants. Formula comparisons, score bands, and component analyses were treated as internal sensitivity analyses because the same resource informed score development.</w:t>
+        <w:t>For structural prioritization, the positive class was the 17 variants with a modeled structural mechanism and the negative class was the 30 no-lesion variants in the 47-variant subset. Receiver operating characteristic area under the curve (ROC AUC) summarizes ordering across the full list: it is the probability that a randomly selected structural-mechanism variant ranks above a randomly selected no-lesion variant. Average precision summarizes precision across the recall curve. Top-k recovery asks how many of the 20 structural mechanisms would be encountered if a researcher could test only the first 10, 20, or 25 variants. Formula comparisons, score bands, and component analyses were treated as internal sensitivity analyses because the same resource informed score development.</w:t>
       </w:r>
     </w:p>
     <w:p ns2:paraId="37670EB7" ns2:textId="77777777">
@@ -2542,7 +2542,7 @@
         <w:t xml:space="preserve">Table 3. The metrics reported in this paper, their populations, and what distinguishes them. </w:t>
       </w:r>
       <w:r>
-        <w:t>Several quantities are reported as fractions of variants and are easy to conflate. Detection and attribution ask binary questions of the same 28 variants the structural arm grades, and agree with it to within 0.054. Measured destabilizations called is computed on a different population entirely - variant-axis pairs carrying a directly measured energy - and answers whether the predictor reproduces a measurement, not whether it recovers a curated mechanism.</w:t>
+        <w:t>Several quantities are reported as fractions of variants and are easy to conflate. Detection and attribution ask binary questions of the same 25 variants the structural arm grades, and attribution agrees with it to within 0.040. Measured destabilizations called is computed on a different population entirely - variant-axis pairs carrying a directly measured energy - and answers whether the predictor reproduces a measurement, not whether it recovers a curated mechanism.</w:t>
       </w:r>
     </w:p>
     <w:tbl>
@@ -2647,7 +2647,7 @@
           </w:tcPr>
           <w:p>
             <w:r>
-              <w:t>0.693</w:t>
+              <w:t>0.719</w:t>
             </w:r>
           </w:p>
         </w:tc>
@@ -2669,7 +2669,7 @@
           </w:tcPr>
           <w:p>
             <w:r>
-              <w:t>28 with a committed structural mechanism</w:t>
+              <w:t>25 with a committed structural mechanism</w:t>
             </w:r>
           </w:p>
         </w:tc>
@@ -2689,7 +2689,7 @@
           </w:tcPr>
           <w:p>
             <w:r>
-              <w:t>0.554</w:t>
+              <w:t>0.600</w:t>
             </w:r>
           </w:p>
         </w:tc>
@@ -2711,7 +2711,7 @@
           </w:tcPr>
           <w:p>
             <w:r>
-              <w:t>29 curated to carry no lesion on the modeled axes</w:t>
+              <w:t>32 curated to carry no lesion on the modeled axes</w:t>
             </w:r>
           </w:p>
         </w:tc>
@@ -2731,7 +2731,7 @@
           </w:tcPr>
           <w:p>
             <w:r>
-              <w:t>0.828</w:t>
+              <w:t>0.812</w:t>
             </w:r>
           </w:p>
         </w:tc>
@@ -2753,7 +2753,7 @@
           </w:tcPr>
           <w:p>
             <w:r>
-              <w:t>28 with a committed structural mechanism</w:t>
+              <w:t>25 with a committed structural mechanism</w:t>
             </w:r>
           </w:p>
         </w:tc>
@@ -2773,7 +2773,7 @@
           </w:tcPr>
           <w:p>
             <w:r>
-              <w:t>21/28 = 0.750</w:t>
+              <w:t>20/25 = 0.800</w:t>
             </w:r>
           </w:p>
         </w:tc>
@@ -2795,7 +2795,7 @@
           </w:tcPr>
           <w:p>
             <w:r>
-              <w:t>28 with a committed structural mechanism</w:t>
+              <w:t>25 with a committed structural mechanism</w:t>
             </w:r>
           </w:p>
         </w:tc>
@@ -2815,7 +2815,7 @@
           </w:tcPr>
           <w:p>
             <w:r>
-              <w:t>14/28 = 0.500</w:t>
+              <w:t>14/25 = 0.560</w:t>
             </w:r>
           </w:p>
         </w:tc>
@@ -2899,7 +2899,7 @@
           </w:tcPr>
           <w:p>
             <w:r>
-              <w:t>0.917</w:t>
+              <w:t>0.943</w:t>
             </w:r>
           </w:p>
         </w:tc>
@@ -2910,7 +2910,7 @@
         <w:pStyle w:val="Heading2"/>
       </w:pPr>
       <w:r>
-        <w:t>3.2 COMAVI recovers the literature-defined mechanism in 0.693 of graded variants, against 0.509 for the best trivial strategy</w:t>
+        <w:t>3.2 COMAVI recovers the literature-defined mechanism in 0.719 of graded variants, against 0.561 for the best trivial strategy</w:t>
       </w:r>
     </w:p>
     <w:p ns2:paraId="542EF9B7" ns2:textId="77777777">
@@ -2918,7 +2918,7 @@
         <w:rPr>
           <w:rFonts w:ascii="Arial" w:hAnsi="Arial" w:eastAsia="Arial"/>
         </w:rPr>
-        <w:t>The first question is whether calls of that shape are right. This and every subsequent analysis use the same prespecified cohort of 61 variants across 14 protein systems described in Section 2.2 and listed in Table 1 and S1 Table; no variant was added or removed after scoring began. Each variant carries a mechanism expectation taken from the primary literature rather than from any prediction, so the comparison is against an independently defined answer. At the 2.5 kcal/mol reference threshold, COMAVI recovered the expected combination of structural effects with a mechanism-pattern score of 39.5/57 = 0.693. This partial-credit result represents 39.5 total points across 57 graded variants, not 39.5 exact matches. The benchmark is near-balanced by construction, 29 variants curated to carry no lesion on the modeled axes against 28 with a committed structural mechanism, so this aggregate is already a balanced measure: the unweighted mean of the two arms is 0.691, within 0.003 of the weighted score. To establish what that number is worth, every trivial fixed strategy was graded through the same rubric on the same variants. The strongest is to call every variant structurally silent, which scores 0.509 by taking the curated negatives and missing every mechanism; calling every variant destabilized on both fold subtypes and binding scores 0.439, and shuffling the ground truth gives 0.472 (SD 0.052). COMAVI exceeds the best trivial strategy by 0.184. A single aggregate nonetheless averages two capabilities that a reader should see separately. Rubric performance was 0.554 on the 28 variants with a committed structural mechanism and 0.828 on the 29 curated to lack one. Resolving those arms into binary questions: among the 28 committed mechanisms, at least one of the three axes exceeded the reference threshold for 21 (detection, 0.750) and the axis to which the literature attributes the mechanism exceeded it for 14 (attribution, 0.500); among the 29 curated negatives, no axis exceeded it for 24 (correct rejection, 0.828). Binary attribution and the rubric restricted to the same 28 variants agree to within 0.054, so the partial credit the rubric awards is not inflating the structural arm. COMAVI therefore detects structural disruption more reliably than it localizes the disrupted axis, and the gap between those two rates is the method's principal current limitation. S3 Text reports the decomposition by expected mechanism class. The interaction and BRCT subsets had similar scores, so neither cohort determined the pooled result. Because the data span 14 clustered systems, 0.693 is benchmark-specific pattern agreement rather than universal accuracy.</w:t>
+        <w:t>The first question is whether calls of that shape are right. This and every subsequent analysis use the same prespecified cohort of 61 variants across 14 protein systems described in Section 2.2 and listed in Table 1 and S1 Table; no variant was added or removed after scoring began. Each variant carries a mechanism expectation taken from the primary literature rather than from any prediction, so the comparison is against an independently defined answer. At the 2.5 kcal/mol reference threshold, COMAVI recovered the expected combination of structural effects with a mechanism-pattern score of 41.0/57 = 0.719. This partial-credit result represents 41.0 total points across 57 graded variants, not 41 exact matches. The benchmark is close to balanced by construction, 32 variants curated to carry no lesion on the modeled axes against 25 with a committed structural mechanism, so this aggregate is close to a balanced measure: the unweighted mean of the two arms is 0.706, 0.013 below the weighted score. Both are reported because the cohort is not exactly balanced. To establish what that number is worth, every trivial fixed strategy was graded through the same rubric on the same variants. The strongest is to call every variant structurally silent, which scores 0.561 by taking the curated negatives and missing every mechanism; calling every variant destabilized on both fold subtypes and binding scores 0.386, and shuffling the ground truth gives 0.484 (SD 0.052). COMAVI exceeds the best trivial strategy by 0.158. A single aggregate nonetheless averages two capabilities that a reader should see separately. Rubric performance was 0.600 on the 25 variants with a committed structural mechanism and 0.812 on the 32 curated to lack one. Resolving those arms into binary questions: among the 25 committed mechanisms, at least one of the three axes exceeded the reference threshold for 20 (detection, 0.800) and the axis to which the literature attributes the mechanism exceeded it for 14 (attribution, 0.560); among the 32 curated negatives, no axis exceeded it for 26 (correct rejection, 0.812). Binary attribution and the rubric restricted to the same 25 variants agree to within 0.040, so the partial credit the rubric awards is not inflating the structural arm. COMAVI therefore detects structural disruption more reliably than it localizes the disrupted axis, and the gap between those two rates is the method's principal current limitation. S3 Text reports the decomposition by expected mechanism class. The interaction and BRCT subsets had similar scores, so neither cohort determined the pooled result. Because the data span 14 clustered systems, 0.719 is benchmark-specific pattern agreement rather than universal accuracy.</w:t>
       </w:r>
     </w:p>
     <w:p ns2:paraId="292EBD6B" ns2:textId="77777777">
@@ -2926,7 +2926,7 @@
         <w:rPr>
           <w:rFonts w:ascii="Arial" w:hAnsi="Arial" w:eastAsia="Arial"/>
         </w:rPr>
-        <w:t>At the output level, 56 of 77 applicable energetic calculations had the expected direction: 19/25 for isolated-subunit stability, 17/22 for stability calculated in the assembled complex, and 20/30 for binding. Fig 2 shows these axis-specific counts alongside the whole-variant partial-credit score, so that a reader can see whether the aggregate rests evenly on the three physical axes or is carried by one of them. The per-axis rates identify which calculations contributed, but they do not replace the whole-variant outcome.</w:t>
+        <w:t>At the output level, 58 of 77 applicable energetic calculations had the expected direction: 19/25 for isolated-subunit stability, 17/22 for stability calculated in the assembled complex, and 22/30 for binding. Fig 2 shows these axis-specific counts alongside the whole-variant partial-credit score, so that a reader can see whether the aggregate rests evenly on the three physical axes or is carried by one of them. The per-axis rates identify which calculations contributed, but they do not replace the whole-variant outcome.</w:t>
       </w:r>
     </w:p>
     <w:p ns2:paraId="012586D8" ns2:textId="77777777">
@@ -2987,7 +2987,7 @@
         <w:rPr>
           <w:rFonts w:ascii="Arial" w:hAnsi="Arial" w:eastAsia="Arial"/>
         </w:rPr>
-        <w:t>Fig 2. COMAVI recovers literature-defined structural mechanism patterns in the current benchmark. (A) Direction agreement is shown separately for isolated-subunit stability (19/25), stability calculated in the assembled complex (17/22), binding (20/30), all energetic outputs (56/77), and the structural-context tier (33/47). (B) Whole-variant mechanism-pattern scores are shown for all 57 graded variants and for the interaction and BRCT subsets. A score of 1 is fully consistent, 0.5 is partly correct, and 0 is inconsistent; the primary mean is 39.5/57 = 0.693.</w:t>
+        <w:t>Fig 2. COMAVI recovers literature-defined structural mechanism patterns in the current benchmark. (A) Direction agreement is shown separately for isolated-subunit stability (19/25), stability calculated in the assembled complex (17/22), binding (22/30), all energetic outputs (58/77), and the structural-context tier (34/47). (B) Whole-variant mechanism-pattern scores are shown for all 57 graded variants and for the interaction and BRCT subsets. A score of 1 is fully consistent, 0.5 is partly correct, and 0 is inconsistent; the primary mean is 41.0/57 = 0.719.</w:t>
       </w:r>
     </w:p>
     <w:p ns2:paraId="3F5DB9E1" ns2:textId="77777777">
@@ -3000,7 +3000,7 @@
     </w:p>
     <w:p ns2:paraId="09B0D47B" ns2:textId="77777777">
       <w:r>
-        <w:t>No single system carried the result. Resampling entire protein systems gave a 95% interval of 0.604-0.790 for the mechanism-pattern score, and leave-one-system-out values ranged from 0.676 to 0.713. Permutation, replicate-noise, and continuity audits are reported in S7 Text.</w:t>
+        <w:t>No single system carried the result. Resampling entire protein systems gave a 95% interval of 0.625-0.821 for the mechanism-pattern score, and leave-one-system-out values ranged from 0.704 to 0.750. Permutation, replicate-noise, and continuity audits are reported in S7 Text.</w:t>
       </w:r>
     </w:p>
     <w:p ns2:paraId="3DCB3C99" ns2:textId="77777777">
@@ -3016,7 +3016,7 @@
         <w:rPr>
           <w:rFonts w:ascii="Arial" w:hAnsi="Arial" w:eastAsia="Arial"/>
         </w:rPr>
-        <w:t>A mechanism call that is usually right is only useful if it changes what a laboratory does next, which in practice means ordering candidates for follow-up. Two ingredients are available for that ordering, and it is worth establishing what each contributes before combining them. The structural-context tier, which uses no energy at all, identified 18 of 20 variants with modeled structural mechanisms as Tier 1 or 2, but it also placed 12 of 27 no-lesion variants in those tiers. It was therefore sensitive but not specific. Interface status alone was more specific, whereas the full tier recovered three structural variants outside a detected interface. The exact comparator table and within-system tests are in S4 Table and S3 Fig.</w:t>
+        <w:t>A mechanism call that is usually right is only useful if it changes what a laboratory does next, which in practice means ordering candidates for follow-up. Two ingredients are available for that ordering, and it is worth establishing what each contributes before combining them. The structural-context tier, which uses no energy at all, placed all 17 variants with modeled structural mechanisms in Tier 1 or 2, but it also placed 13 of 30 no-lesion variants there. Complete recovery on seventeen variants at a specificity of 0.567 describes where the tier sits on the sensitivity-specificity tradeoff rather than showing it to be strong: a screen this permissive flags nearly half the negatives. Interface status alone was more specific at 0.767 and still recovered 15 of 17, whereas the full tier additionally recovered two structural variants that lie outside any detected interface. The exact comparator table and within-system tests are in S4 Table and S3 Fig.</w:t>
       </w:r>
     </w:p>
     <w:p ns2:paraId="195C553B" ns2:textId="77777777">
@@ -3032,7 +3032,7 @@
         <w:rPr>
           <w:rFonts w:ascii="Arial" w:hAnsi="Arial" w:eastAsia="Arial"/>
         </w:rPr>
-        <w:t>We next asked whether combining energy magnitude and structural context moved variants with modeled structural lesions toward the top of a candidate list. This analysis used the overlapping set of 47 interaction variants with a committed structural endpoint: 20 structural-mechanism variants and 27 variants curated to lack a lesion on the modeled axes. The fixed priority score is defined in Methods.</w:t>
+        <w:t>We next asked whether combining energy magnitude and structural context moved variants with modeled structural lesions toward the top of a candidate list. This analysis used the overlapping set of 47 interaction variants with a committed structural endpoint: 17 structural-mechanism variants and 30 variants curated to lack a lesion on the modeled axes. The fixed priority score is defined in Methods.</w:t>
       </w:r>
     </w:p>
     <w:p ns2:paraId="240C37D4" ns2:textId="77777777">
@@ -3040,7 +3040,7 @@
         <w:rPr>
           <w:rFonts w:ascii="Arial" w:hAnsi="Arial" w:eastAsia="Arial"/>
         </w:rPr>
-        <w:t>The priority score placed 17 of 20 structural-mechanism variants in the top 20 and 18 of 20 in the top 25. Across the complete 47-variant ranking, the structural-prioritization receiver operating characteristic area under the curve (ROC AUC) was 0.917 and average precision was 0.923; the first is the probability that a randomly chosen structural-mechanism variant outranks a randomly chosen no-lesion variant, so 0.5 is chance and 1.0 is a perfect separation. These are internal ranking results, not external performance estimates, pathogenicity estimates, or calibrated probabilities.</w:t>
+        <w:t>The priority score placed 16 of 17 structural-mechanism variants in the top 20 and all 17 in the top 25. Across the complete 47-variant ranking, the structural-prioritization receiver operating characteristic area under the curve (ROC AUC) was 0.943 and average precision was 0.818; average precision is sensitive to how common the positive class is, so it should be read against this cohort's positive rate of 17/47 rather than compared across cohorts. the first is the probability that a randomly chosen structural-mechanism variant outranks a randomly chosen no-lesion variant, so 0.5 is chance and 1.0 is a perfect separation. These are internal ranking results, not external performance estimates, pathogenicity estimates, or calibrated probabilities.</w:t>
       </w:r>
     </w:p>
     <w:p ns2:paraId="03C676DE" ns2:textId="77777777">
@@ -3115,7 +3115,7 @@
         <w:rPr>
           <w:rFonts w:ascii="Arial" w:hAnsi="Arial" w:eastAsia="Arial"/>
         </w:rPr>
-        <w:t>Fig 3. The fixed priority score concentrates modeled structural mechanisms near the top of the ranking. (A) Priority-score distributions for the 20 structural-mechanism and 27 no-lesion variants in the 47-variant prioritization subset. (B) Recovery as the number of variants selected for follow-up increases: 10 structural mechanisms occur in the top 10, 17 of 20 in the top 20, and 18 of 20 in the top 25. ISDS-v1 is an internal structural-prioritization index, not a pathogenicity probability or a validated binary classifier.</w:t>
+        <w:t>Fig 3. The fixed priority score concentrates modeled structural mechanisms near the top of the ranking. (A) Priority-score distributions for the 17 structural-mechanism and 30 no-lesion variants in the 47-variant prioritization subset. (B) Recovery as the number of variants selected for follow-up increases: 9 structural mechanisms occur in the top 10, 16 of 17 in the top 20, and all 17 in the top 25. ISDS-v1 is an internal structural-prioritization index, not a pathogenicity probability or a validated binary classifier.</w:t>
       </w:r>
     </w:p>
     <w:p>
@@ -3126,17 +3126,17 @@
         <w:rPr>
           <w:b/>
         </w:rPr>
-        <w:t>3.4 The two outputs agree: the variants ranked highest are the ones whose mechanism is resolved</w:t>
+        <w:t>3.4 The ranking does not bury a resolved mechanism, but the cohort is too small to test agreement</w:t>
       </w:r>
     </w:p>
     <w:p>
       <w:r>
-        <w:t>Sections 3.2 and 3.3 report two different capabilities on overlapping populations, and reporting them separately leaves open the question that matters most in practice: whether they agree. A variant ranked highly but graded inconsistent would send a user to the right protein with the wrong experiment, which is the specific failure an interpretable prioritizer must avoid. Crossing the two over the 47-variant prioritization population shows they do agree. Of the 20 variants with a modeled structural mechanism, the 17 recovered in the top 20 carry a mean mechanism-pattern grade of 0.588 against 0.167 for the three that rank outside it, and priority score and grade correlate across all 20 (Spearman rho = 0.482, p = 0.031). Both figures sit below the 0.693 whole-cohort score because they are computed within the structural class alone, where the mean grade is 0.525.</w:t>
+        <w:t>Sections 3.2 and 3.3 report two different capabilities on overlapping populations, and reporting them separately leaves open the question that matters most in practice: whether they agree. A variant ranked highly but graded inconsistent would send a user to the right protein with the wrong experiment, which is the specific failure an interpretable prioritizer must avoid. Crossing the two over the 47-variant prioritization population answers the question only partly, and the reason is itself informative. Of the 17 variants with a modeled structural mechanism, 16 fall inside the top 20 and the one outside ranks 21st, immediately below the cut. There is therefore no substantial population outside the cut to contrast against: the mean grade is 0.594 inside against 0.500 outside, but the latter is a single variant, and the rank-grade association across all 17 is not significant (Spearman rho = 0.356, p = 0.161). The test is underpowered rather than negative, and it is underpowered because the ranking leaves almost nothing outside the cut. Both grades sit below the 0.719 whole-cohort score because they are computed within the structural class alone, where the mean grade is 0.588.</w:t>
       </w:r>
     </w:p>
     <w:p>
       <w:r>
-        <w:t>No variant graded fully consistent falls outside the top 20, so the ranking does not bury a variant whose mechanism COMAVI resolves. Within the top 20 the grades are 5 consistent, 10 partial and 2 inconsistent, and the two inconsistent cases - MLH1 R755W at rank 11 and PIK3CA E545K at rank 15 - are exactly the failure mode this analysis exists to expose: correctly prioritized, incorrectly explained. Outside it sit HBB W37Y at rank 21, immediately below the cut, and KRAS G12D and G12V at ranks 33 and 39. The same mechanism class the ranking misses is the one the grading misses, so the two outputs fail together rather than compounding. S9 Text reports the full crossing.</w:t>
+        <w:t>No variant graded fully consistent falls outside the top 20, so the ranking does not bury a variant whose mechanism COMAVI resolves. Within the top 20 the grades are 5 consistent, 9 partial and 2 inconsistent, and the two inconsistent cases - MLH1 R755W at rank 11 and PIK3CA E545K at rank 15 - are exactly the failure mode this analysis exists to expose: correctly prioritized, incorrectly explained. The only structural mechanism outside the cut is HBB W37Y at rank 21, and it is graded partial rather than inconsistent, so the ranking and the grading do not fail on disjoint variants. S9 Text reports the full crossing.</w:t>
       </w:r>
     </w:p>
     <w:p ns2:paraId="5FD4257C" ns2:textId="77777777">
@@ -3152,7 +3152,7 @@
         <w:rPr>
           <w:rFonts w:ascii="Arial" w:hAnsi="Arial" w:eastAsia="Arial"/>
         </w:rPr>
-        <w:t>Sections 3.2 to 3.4 all report results at a single reference threshold of 2.5 kcal/mol, which raises the obvious question of how much that choice determines them. The energy threshold sets the balance between missed mechanisms and false structural calls, and it is a decision a user should make from their own error costs rather than inherit. Across the prespecified menu the two error types move in opposite directions and by unequal amounts. Of the 28 variants with a committed structural mechanism, the number missed rises from 10 at 1.0 kcal/mol to 12 at the 2.5 kcal/mol reference and 16 at the substitution-adjusted threshold; of the 29 variants curated to lack a modeled lesion, the number given a false structural call falls from 15 to 5 and then 4 across the same range. Raising the threshold from 1.0 to 2.5 therefore removes ten false calls at a cost of two missed mechanisms, while the final step to the substitution-adjusted threshold removes one more false call at a cost of four. Fig 4 plots both error rates against the threshold and Table 4 gives the same tradeoff as a menu with a recommended reading for each setting, because the right choice depends on whether a missed mechanism or a wasted experiment is more costly in a given study.</w:t>
+        <w:t>Sections 3.2 to 3.4 all report results at a single reference threshold of 2.5 kcal/mol, which raises the obvious question of how much that choice determines them. The energy threshold sets the balance between missed mechanisms and false structural calls, and it is a decision a user should make from their own error costs rather than inherit. Across the prespecified menu the two error types move in opposite directions and by unequal amounts. Of the 25 variants with a committed structural mechanism, the number missed rises from 6 at 1.0 kcal/mol to 10 at the 2.5 kcal/mol reference and 12 at the substitution-adjusted threshold; of the 32 variants curated to lack a modeled lesion, the number given a false structural call falls from 18 to 6 and then 5 across the same range. Raising the threshold from 1.0 to 2.5 therefore removes twelve false calls at a cost of four missed mechanisms, while the final step to the substitution-adjusted threshold removes one more false call at a cost of two. Fig 4 plots both error rates against the threshold and Table 4 gives the same tradeoff as a menu with a recommended reading for each setting, because the right choice depends on whether a missed mechanism or a wasted experiment is more costly in a given study.</w:t>
       </w:r>
     </w:p>
     <w:p ns2:paraId="18B00F0D" ns2:textId="77777777">
@@ -3221,7 +3221,7 @@
         <w:rPr>
           <w:rFonts w:ascii="Arial" w:hAnsi="Arial" w:eastAsia="Arial"/>
         </w:rPr>
-        <w:t>Fig 4. The energy threshold controls the tradeoff between mechanism recovery and false structural calls. (A) Recovery among 28 variants with known structural mechanisms decreases as the threshold rises, whereas correct rejection among 29 no-lesion variants increases. The shaded regions identify screening, intermediate, reference, and conservative use; no threshold is universally optimal. (B) Increasing stringency also reduces recovery among 44 experimentally destabilizing comparisons. The 2.5 kcal/mol setting is the frozen reference, and tSAP (2.9/2.9/3.5 kcal/mol) is the most conservative setting evaluated.</w:t>
+        <w:t>Fig 4. The energy threshold controls the tradeoff between mechanism recovery and false structural calls. (A) Recovery among 25 variants with known structural mechanisms decreases as the threshold rises, whereas correct rejection among 32 no-lesion variants increases. The shaded regions identify screening, intermediate, reference, and conservative use; no threshold is universally optimal. (B) Increasing stringency also reduces recovery among 44 experimentally destabilizing comparisons. The 2.5 kcal/mol setting is the frozen reference, and tSAP (2.9/2.9/3.5 kcal/mol) is the most conservative setting evaluated.</w:t>
       </w:r>
     </w:p>
     <w:p ns2:paraId="2DDA62DA" ns2:textId="77777777">
@@ -3437,7 +3437,7 @@
               <w:rPr>
                 <w:sz w:val="15"/>
               </w:rPr>
-              <w:t>0.714</w:t>
+              <w:t>0.760</w:t>
             </w:r>
           </w:p>
         </w:tc>
@@ -3460,7 +3460,7 @@
               <w:rPr>
                 <w:sz w:val="15"/>
               </w:rPr>
-              <w:t>0.448</w:t>
+              <w:t>0.438</w:t>
             </w:r>
           </w:p>
         </w:tc>
@@ -3557,7 +3557,7 @@
               <w:rPr>
                 <w:sz w:val="15"/>
               </w:rPr>
-              <w:t>0.679</w:t>
+              <w:t>0.720</w:t>
             </w:r>
           </w:p>
         </w:tc>
@@ -3581,7 +3581,7 @@
               <w:rPr>
                 <w:sz w:val="15"/>
               </w:rPr>
-              <w:t>0.621</w:t>
+              <w:t>0.594</w:t>
             </w:r>
           </w:p>
         </w:tc>
@@ -3678,7 +3678,7 @@
               <w:rPr>
                 <w:sz w:val="15"/>
               </w:rPr>
-              <w:t>0.607</w:t>
+              <w:t>0.640</w:t>
             </w:r>
           </w:p>
         </w:tc>
@@ -3701,7 +3701,7 @@
               <w:rPr>
                 <w:sz w:val="15"/>
               </w:rPr>
-              <w:t>0.759</w:t>
+              <w:t>0.719</w:t>
             </w:r>
           </w:p>
         </w:tc>
@@ -3798,7 +3798,7 @@
               <w:rPr>
                 <w:sz w:val="15"/>
               </w:rPr>
-              <w:t>0.554</w:t>
+              <w:t>0.600</w:t>
             </w:r>
           </w:p>
         </w:tc>
@@ -3822,7 +3822,7 @@
               <w:rPr>
                 <w:sz w:val="15"/>
               </w:rPr>
-              <w:t>0.828</w:t>
+              <w:t>0.812</w:t>
             </w:r>
           </w:p>
         </w:tc>
@@ -3919,7 +3919,7 @@
               <w:rPr>
                 <w:sz w:val="15"/>
               </w:rPr>
-              <w:t>0.500</w:t>
+              <w:t>0.540</w:t>
             </w:r>
           </w:p>
         </w:tc>
@@ -3942,7 +3942,7 @@
               <w:rPr>
                 <w:sz w:val="15"/>
               </w:rPr>
-              <w:t>0.862</w:t>
+              <w:t>0.844</w:t>
             </w:r>
           </w:p>
         </w:tc>
@@ -3996,7 +3996,7 @@
         <w:rPr>
           <w:sz w:val="18"/>
         </w:rPr>
-        <w:t>The structural arm is the mean rubric grade among the 28 variants with a committed structural mechanism; the rejection arm is the same grade among the 29 curated to lack a lesion on the modeled axes. Measured destabilizations called is a different population and a different question, counting how many of 44 variant-axis comparisons carrying a directly measured destabilizing energy have |predicted ΔΔG| at or above the stated threshold; Table 3 separates these.</w:t>
+        <w:t>The structural arm is the mean rubric grade among the 25 variants with a committed structural mechanism; the rejection arm is the same grade among the 32 curated to lack a lesion on the modeled axes. Measured destabilizations called is a different population and a different question, counting how many of 44 variant-axis comparisons carrying a directly measured destabilizing energy have |predicted ΔΔG| at or above the stated threshold; Table 3 separates these.</w:t>
       </w:r>
     </w:p>
     <w:p ns2:paraId="0522CF9D" ns2:textId="77777777">
@@ -4178,7 +4178,7 @@
         <w:rPr>
           <w:rFonts w:ascii="Arial" w:hAnsi="Arial" w:eastAsia="Arial"/>
         </w:rPr>
-        <w:t>The preceding sections establish what COMAVI recovers and how reliably, which invites a comparison it is important not to make: that a structural-disruption ranking is a pathogenicity predictor with extra steps. It is not, and the distinction is measurable. Pathogenicity prediction, structural prioritization, and mechanism interpretation answer different questions. On the common clinically labelled set of 47 variants, AlphaMissense was the stronger pathogenicity ranker (ROC AUC 0.903); the priority score had pathogenicity ROC AUC 0.851, its energy component 0.836, and its context component 0.769. These pathogenicity AUCs should not be compared directly with the priority score's structural-prioritization ROC AUC of 0.917 because the positive definition and task differ. AlphaMissense asks whether a variant may be pathogenic; the priority score asks how strongly the available structure supports modeled disruption; the mechanism profile identifies the proposed structural process and experiment.</w:t>
+        <w:t>The preceding sections establish what COMAVI recovers and how reliably, which invites a comparison it is important not to make: that a structural-disruption ranking is a pathogenicity predictor with extra steps. It is not, and the distinction is measurable. Pathogenicity prediction, structural prioritization, and mechanism interpretation answer different questions. On the common clinically labelled set of 47 variants, AlphaMissense was the stronger pathogenicity ranker (ROC AUC 0.903); the priority score had pathogenicity ROC AUC 0.851, its energy component 0.836, and its context component 0.769. These pathogenicity AUCs should not be compared directly with the priority score's structural-prioritization ROC AUC of 0.943 because the positive definition and task differ. AlphaMissense asks whether a variant may be pathogenic; the priority score asks how strongly the available structure supports modeled disruption; the mechanism profile identifies the proposed structural process and experiment.</w:t>
       </w:r>
     </w:p>
     <w:p ns2:paraId="2D0FFF3A" ns2:textId="77777777">
@@ -4251,7 +4251,7 @@
         <w:rPr>
           <w:rFonts w:ascii="Arial" w:hAnsi="Arial" w:eastAsia="Arial"/>
         </w:rPr>
-        <w:t>Fig 7. Pathogenicity ranking, structural prioritization, and mechanism interpretation are distinct. (A, B) AlphaMissense pathogenicity scores are compared with the priority score and with the strongest usable absolute predicted energy. Orange points are pathogenic or pathogenic gain-of-function variants; blue points are benign; the gray band marks the AlphaMissense ambiguous range. (C) Pathogenicity ROC AUCs on the common 47-variant complete-case population. These values answer a pathogenicity-ranking question and are distinct from the 0.917 structural-prioritization ROC AUC reported in Section 3.4. COMAVI scores remain structural descriptors, and the mechanism profile provides the process-specific interpretation.</w:t>
+        <w:t>Fig 7. Pathogenicity ranking, structural prioritization, and mechanism interpretation are distinct. (A, B) AlphaMissense pathogenicity scores are compared with the priority score and with the strongest usable absolute predicted energy. Orange points are pathogenic or pathogenic gain-of-function variants; blue points are benign; the gray band marks the AlphaMissense ambiguous range. (C) Pathogenicity ROC AUCs on the common 47-variant complete-case population. These values answer a pathogenicity-ranking question and are distinct from the 0.943 structural-prioritization ROC AUC reported in Section 3.3. COMAVI scores remain structural descriptors, and the mechanism profile provides the process-specific interpretation.</w:t>
       </w:r>
     </w:p>
     <w:p ns2:paraId="013AA163" ns2:textId="77777777">
@@ -4287,7 +4287,7 @@
         <w:rPr>
           <w:rFonts w:ascii="Arial" w:hAnsi="Arial" w:eastAsia="Arial"/>
         </w:rPr>
-        <w:t>COMAVI helps answer two practical questions: which variants deserve structural follow-up, and which experiment should test the predicted effect. At the 2.5 kcal/mol reference threshold, the mechanism profile recovered the expected structural pattern with a partial-credit score of 39.5/57 = 0.693. In the overlapping 47-variant prioritization subset, the priority score placed 17 of 20 modeled structural mechanisms within the top 20 candidates. These results support mechanism-directed triage and prioritization within the present literature-curated resource; they do not establish universal accuracy, clinical validity, or external generalization.</w:t>
+        <w:t>COMAVI helps answer two practical questions: which variants deserve structural follow-up, and which experiment should test the predicted effect. At the 2.5 kcal/mol reference threshold, the mechanism profile recovered the expected structural pattern with a partial-credit score of 41.0/57 = 0.719, against 0.561 for the strongest trivial strategy. In the overlapping 47-variant prioritization subset, the priority score placed 16 of 17 modeled structural mechanisms within the top 20 candidates and all 17 within the top 25. These results support mechanism-directed triage and prioritization within the present literature-curated resource; they do not establish universal accuracy, clinical validity, or external generalization.</w:t>
       </w:r>
     </w:p>
     <w:p ns2:paraId="5F92C265" ns2:textId="77777777">
@@ -4295,7 +4295,7 @@
         <w:rPr>
           <w:rFonts w:ascii="Arial" w:hAnsi="Arial" w:eastAsia="Arial"/>
         </w:rPr>
-        <w:t>Positioning COMAVI against MAVISp requires conceding most of the shared ground. The underlying protocol is the same: FoldX5 BuildModel for stability and AnalyseComplex for interaction energy, averaged over replicate runs. Reporting fold and binding effects as separate quantities is theirs as much as ours, as is the principle that a stability call is a statement about structure and not about function. They run a consensus of several energy predictors where COMAVI runs FoldX alone, and they cover over a thousand proteins and millions of variants against our 61. What COMAVI adds is narrow and specific. First, the isolated-versus-assembled fold contrast, which their framework does not compute. Second, an evaluation framework: mechanism attribution scored against literature-defined per-axis expectations, where their validation reports per-protein case narratives and predictor-style sensitivity and specificity against clinical labels. Third, a difference in how the two are used. MAVISp is a database, consulted through a web server or downloaded as tables, with new proteins entering by curation and public releases on a quarterly cycle; a user with a structure and a variant list of their own waits to be added. COMAVI is a pipeline that runs on supplied coordinates and a supplied variant list and returns per-axis energies, a mechanism call and a priority score for each one, which is the mode of use a laboratory triaging its own candidate variants needs. COMAVI's main scientific advantage is that it evaluates the same substitution in an isolated subunit and in the assembled complex. This comparison can distinguish a predicted folding problem from a predicted partner-binding problem or identify both. CFH R78G and VWF R1334Q show how that decomposition maps to affinity or assembly experiments, whereas HBB E6V shows why a missing structural state must limit interpretation.</w:t>
+        <w:t>Positioning COMAVI against MAVISp requires conceding most of the shared ground. The underlying protocol is the same: FoldX5 BuildModel for stability and AnalyseComplex for interaction energy, averaged over replicate runs. Reporting fold and binding effects as separate quantities is theirs as much as ours, as is the principle that a stability call is a statement about structure and not about function. They run a consensus of several energy predictors where COMAVI runs FoldX alone, and they cover over a thousand proteins and millions of variants against our 61. What COMAVI adds is narrow and specific. First, the isolated-versus-assembled fold contrast, which their framework does not compute. Second, an evaluation framework: mechanism attribution scored against literature-defined per-axis expectations, where their validation reports per-protein case narratives and predictor-style sensitivity and specificity against clinical labels. Third, a difference in how the two are used. MAVISp is a database, consulted through a web server or downloaded as tables, with new proteins entering by curation and public releases on a quarterly cycle; a user with a structure and a variant list of their own waits to be added. COMAVI is a pipeline that runs on supplied coordinates and a supplied variant list and returns per-axis energies, a mechanism call and a priority score for each one, which is the mode of use a laboratory triaging its own candidate variants needs. This work makes three contributions, and they are separable. The first is a distinction: COMAVI evaluates the same substitution in an isolated subunit and in the assembled complex, which can separate a predicted folding problem from a predicted partner-binding problem or identify both. The second is the benchmark itself, a cohort of 61 variants across 14 systems in which every committed expectation carries a written evidence basis, a citation, and a gate that enforces agreement between the two; it is usable independently of the method it was built to test. The third is measurement: where the cohort carries directly measured energies, the predictions are compared against them rather than against other predictions. CFH R78G and VWF R1334Q show how that decomposition maps to affinity or assembly experiments, whereas HBB E6V shows why a missing structural state must limit interpretation.</w:t>
       </w:r>
     </w:p>
     <w:p ns2:paraId="1C38970D" ns2:textId="77777777">
@@ -10302,7 +10302,7 @@
               <w:rPr>
                 <w:sz w:val="13"/>
               </w:rPr>
-              <w:t>Interface disruption</w:t>
+              <w:t>No modeled lesion</w:t>
             </w:r>
           </w:p>
         </w:tc>
@@ -10328,7 +10328,7 @@
               <w:rPr>
                 <w:sz w:val="13"/>
               </w:rPr>
-              <w:t>inconsistent</w:t>
+              <w:t>consistent</w:t>
             </w:r>
           </w:p>
         </w:tc>
@@ -10473,7 +10473,7 @@
               <w:rPr>
                 <w:sz w:val="13"/>
               </w:rPr>
-              <w:t>Interface disruption</w:t>
+              <w:t>No modeled lesion</w:t>
             </w:r>
           </w:p>
         </w:tc>
@@ -10499,7 +10499,7 @@
               <w:rPr>
                 <w:sz w:val="13"/>
               </w:rPr>
-              <w:t>inconsistent</w:t>
+              <w:t>consistent</w:t>
             </w:r>
           </w:p>
         </w:tc>
@@ -12183,7 +12183,7 @@
               <w:rPr>
                 <w:sz w:val="13"/>
               </w:rPr>
-              <w:t>Interface disruption</w:t>
+              <w:t>No modeled lesion</w:t>
             </w:r>
           </w:p>
         </w:tc>
@@ -12209,7 +12209,7 @@
               <w:rPr>
                 <w:sz w:val="13"/>
               </w:rPr>
-              <w:t>partial</w:t>
+              <w:t>inconsistent</w:t>
             </w:r>
           </w:p>
         </w:tc>
@@ -17366,7 +17366,7 @@
               <w:rPr>
                 <w:sz w:val="15"/>
               </w:rPr>
-              <w:t>15/5</w:t>
+              <w:t>15/2</w:t>
             </w:r>
           </w:p>
         </w:tc>
@@ -17389,7 +17389,7 @@
               <w:rPr>
                 <w:sz w:val="15"/>
               </w:rPr>
-              <w:t>7/20</w:t>
+              <w:t>7/23</w:t>
             </w:r>
           </w:p>
         </w:tc>
@@ -17412,7 +17412,7 @@
               <w:rPr>
                 <w:sz w:val="15"/>
               </w:rPr>
-              <w:t>0.750</w:t>
+              <w:t>0.882</w:t>
             </w:r>
           </w:p>
         </w:tc>
@@ -17435,7 +17435,7 @@
               <w:rPr>
                 <w:sz w:val="15"/>
               </w:rPr>
-              <w:t>0.741</w:t>
+              <w:t>0.767</w:t>
             </w:r>
           </w:p>
         </w:tc>
@@ -17481,7 +17481,7 @@
               <w:rPr>
                 <w:sz w:val="15"/>
               </w:rPr>
-              <w:t>0.745</w:t>
+              <w:t>0.824</w:t>
             </w:r>
           </w:p>
         </w:tc>
@@ -17558,7 +17558,7 @@
               <w:rPr>
                 <w:sz w:val="15"/>
               </w:rPr>
-              <w:t>15/5</w:t>
+              <w:t>14/3</w:t>
             </w:r>
           </w:p>
         </w:tc>
@@ -17582,7 +17582,7 @@
               <w:rPr>
                 <w:sz w:val="15"/>
               </w:rPr>
-              <w:t>11/16</w:t>
+              <w:t>12/18</w:t>
             </w:r>
           </w:p>
         </w:tc>
@@ -17606,7 +17606,7 @@
               <w:rPr>
                 <w:sz w:val="15"/>
               </w:rPr>
-              <w:t>0.750</w:t>
+              <w:t>0.824</w:t>
             </w:r>
           </w:p>
         </w:tc>
@@ -17630,7 +17630,7 @@
               <w:rPr>
                 <w:sz w:val="15"/>
               </w:rPr>
-              <w:t>0.593</w:t>
+              <w:t>0.600</w:t>
             </w:r>
           </w:p>
         </w:tc>
@@ -17654,7 +17654,7 @@
               <w:rPr>
                 <w:sz w:val="15"/>
               </w:rPr>
-              <w:t>0.577</w:t>
+              <w:t>0.538</w:t>
             </w:r>
           </w:p>
         </w:tc>
@@ -17678,7 +17678,7 @@
               <w:rPr>
                 <w:sz w:val="15"/>
               </w:rPr>
-              <w:t>0.671</w:t>
+              <w:t>0.712</w:t>
             </w:r>
           </w:p>
         </w:tc>
@@ -17702,7 +17702,7 @@
               <w:rPr>
                 <w:sz w:val="15"/>
               </w:rPr>
-              <w:t>0.087</w:t>
+              <w:t>0.129</w:t>
             </w:r>
           </w:p>
         </w:tc>
@@ -17754,7 +17754,7 @@
               <w:rPr>
                 <w:sz w:val="15"/>
               </w:rPr>
-              <w:t>18/2</w:t>
+              <w:t>17/0</w:t>
             </w:r>
           </w:p>
         </w:tc>
@@ -17777,7 +17777,7 @@
               <w:rPr>
                 <w:sz w:val="15"/>
               </w:rPr>
-              <w:t>12/15</w:t>
+              <w:t>13/17</w:t>
             </w:r>
           </w:p>
         </w:tc>
@@ -17800,7 +17800,7 @@
               <w:rPr>
                 <w:sz w:val="15"/>
               </w:rPr>
-              <w:t>0.900</w:t>
+              <w:t>1.000</w:t>
             </w:r>
           </w:p>
         </w:tc>
@@ -17823,7 +17823,7 @@
               <w:rPr>
                 <w:sz w:val="15"/>
               </w:rPr>
-              <w:t>0.556</w:t>
+              <w:t>0.567</w:t>
             </w:r>
           </w:p>
         </w:tc>
@@ -17846,7 +17846,7 @@
               <w:rPr>
                 <w:sz w:val="15"/>
               </w:rPr>
-              <w:t>0.600</w:t>
+              <w:t>0.567</w:t>
             </w:r>
           </w:p>
         </w:tc>
@@ -17869,7 +17869,7 @@
               <w:rPr>
                 <w:sz w:val="15"/>
               </w:rPr>
-              <w:t>0.728</w:t>
+              <w:t>0.783</w:t>
             </w:r>
           </w:p>
         </w:tc>
@@ -17892,7 +17892,7 @@
               <w:rPr>
                 <w:sz w:val="15"/>
               </w:rPr>
-              <w:t>0.0057</w:t>
+              <w:t>0.0095</w:t>
             </w:r>
           </w:p>
         </w:tc>
@@ -17926,7 +17926,7 @@
     </w:p>
     <w:p ns2:paraId="7B33C663" ns2:textId="77777777">
       <w:r>
-        <w:t>Using the all-row 78-axis convention, energetic-output agreement was 20/32 = 0.625 for E1-E2 evidence and 36/46 = 0.783 for E3-E5 evidence (Fisher p = 0.200). Evidence class was strongly associated with expected axis state: direct measurements were preferentially available for destabilizers, whereas frequency-supported and inferred commitments were predominantly neutral. Within expected-destabilizing axes, agreement was 14/24 for E1-E2 and 4/8 for E3-E5; within expected-neutral axes, the corresponding rates were 6/7 and 32/38. The continuity-corrected Mantel-Haenszel estimate across expected-state strata was odds ratio 1.30 (p = 0.95). Thus the current benchmark does not show that evidence category independently explains energetic-output agreement after expected axis state is considered. Among 25 gradeable E1 energetic axes, 18 agreed (0.720).</w:t>
+        <w:t>Using the all-row 78-axis convention, energetic-output agreement was 20/32 = 0.625 for E1-E2 evidence and 38/46 = 0.826 for E3-E5 evidence (Fisher p = 0.065). Evidence class was strongly associated with expected axis state: direct measurements were preferentially available for destabilizers, whereas frequency-supported and inferred commitments were predominantly neutral. Within expected-destabilizing axes, agreement was 14/24 for E1-E2 and 4/6 for E3-E5; within expected-neutral axes, the corresponding rates were 6/7 and 34/40. The continuity-corrected Mantel-Haenszel estimate across expected-state strata was odds ratio 0.83 (p = 0.92). Thus the current benchmark does not show that evidence category independently explains energetic-output agreement after expected axis state is considered. Among 25 gradeable E1 energetic axes, 18 agreed (0.720).</w:t>
       </w:r>
     </w:p>
     <w:p ns2:paraId="0C4EAB5F" ns2:textId="77777777">
@@ -18141,7 +18141,7 @@
               <w:rPr>
                 <w:sz w:val="15"/>
               </w:rPr>
-              <w:t>39.5/57 = 0.693</w:t>
+              <w:t>41.0/57 = 0.719</w:t>
             </w:r>
           </w:p>
         </w:tc>
@@ -18187,7 +18187,7 @@
               <w:rPr>
                 <w:sz w:val="15"/>
               </w:rPr>
-              <w:t>56/77 = 0.727</w:t>
+              <w:t>58/77 = 0.753</w:t>
             </w:r>
           </w:p>
         </w:tc>
@@ -18210,7 +18210,7 @@
               <w:rPr>
                 <w:sz w:val="15"/>
               </w:rPr>
-              <w:t>89/124 = 0.718</w:t>
+              <w:t>92/124 = 0.742</w:t>
             </w:r>
           </w:p>
         </w:tc>
@@ -18311,7 +18311,7 @@
               <w:rPr>
                 <w:sz w:val="15"/>
               </w:rPr>
-              <w:t>56/78 = 0.718</w:t>
+              <w:t>58/78 = 0.744</w:t>
             </w:r>
           </w:p>
         </w:tc>
@@ -18335,7 +18335,7 @@
               <w:rPr>
                 <w:sz w:val="15"/>
               </w:rPr>
-              <w:t>89/125 = 0.712</w:t>
+              <w:t>92/125 = 0.736</w:t>
             </w:r>
           </w:p>
         </w:tc>
@@ -18386,7 +18386,7 @@
               <w:rPr>
                 <w:sz w:val="15"/>
               </w:rPr>
-              <w:t>41.5/59 = 0.703</w:t>
+              <w:t>43.0/59 = 0.729</w:t>
             </w:r>
           </w:p>
         </w:tc>
@@ -18463,7 +18463,7 @@
     </w:tbl>
     <w:p ns2:paraId="0752F633" ns2:textId="77777777">
       <w:r>
-        <w:t>The primary output denominators refer to the same 57-variant graded population. Two explicit neutral fold expectations are included in the monomer-fold axis; both are prediction mismatches. Retaining every resource row adds the independently gradeable monomer-fold axis of BRCA1 R1699Q, giving 19/26 and 56/78, and changes the four-output continuity aggregate from 89/124 to 89/125. A separate rubric-only sensitivity that includes BRCA1 R1699L/Q raises weighted mechanism consistency from 39.5/57 to 41.5/59 because their phosphopeptide-recognition mechanism cannot be represented by the supplied monomer structure; it is therefore not used as the headline result.</w:t>
+        <w:t>The primary output denominators refer to the same 57-variant graded population. Two explicit neutral fold expectations are included in the monomer-fold axis; both are prediction mismatches. Retaining every resource row adds the independently gradeable monomer-fold axis of BRCA1 R1699Q, giving 19/26 and 58/78, and changes the four-output continuity aggregate from 92/124 to 92/125. A separate rubric-only sensitivity that includes BRCA1 R1699L/Q raises weighted mechanism consistency from 41.0/57 to 43.0/59 because their phosphopeptide-recognition mechanism cannot be represented by the supplied monomer structure; it is therefore not used as the headline result.</w:t>
       </w:r>
     </w:p>
     <w:p ns2:paraId="14BBB136" ns2:textId="77777777">
@@ -18476,7 +18476,7 @@
     </w:p>
     <w:p ns2:paraId="7F8A1E4F" ns2:textId="77777777">
       <w:r>
-        <w:t>Weighted mechanism consistency differed by expected mechanism class: 0.833 for mixed structural expectations (n = 6), 0.828 for curated structurally silent variants (n = 29), 0.550 for the fold-mechanism class (n = 10), and 0.417 for pure interface destabilization (n = 12). The interface class was therefore the weakest arm, and it was also the weakest before the ledger correction (0.500 across the nine variants then in that class). Fold-arm errors separate into prediction misses and disagreements created by the sign-based ground-truth convention.</w:t>
+        <w:t>Weighted mechanism consistency differed by expected mechanism class: 0.833 for mixed structural expectations (n = 6), 0.812 for curated structurally silent variants (n = 32), 0.550 for the fold-mechanism class (n = 10), and 0.500 for pure interface destabilization (n = 9). The interface class is therefore the weakest arm. Fold-arm errors separate into prediction misses and disagreements created by the sign-based ground-truth convention.</w:t>
       </w:r>
     </w:p>
     <w:p ns2:paraId="70B9B7A7" ns2:textId="77777777">
@@ -19476,7 +19476,7 @@
     </w:p>
     <w:p ns2:paraId="37BDC8EB" ns2:textId="77777777">
       <w:r>
-        <w:t>The apparent pooled optimum depends on class mixture. The benchmark contains 28 variants with committed structural mechanisms and 29 benchmark negatives (structural fraction 0.491). Reweighting the classes moved the pooled optimum: 2.5 remained optimal only while the structural-class weight was below 0.563, above the benchmark's own structural fraction of 0.491. This analysis supports reporting a threshold menu rather than a universal optimum.</w:t>
+        <w:t>The apparent pooled optimum depends on class mixture. The benchmark contains 25 variants with committed structural mechanisms and 32 benchmark negatives (structural fraction 0.439). Reweighting the classes moved the pooled optimum: 2.5 remained optimal only while the structural-class weight was below 0.563, above the benchmark's own structural fraction of 0.491. This analysis supports reporting a threshold menu rather than a universal optimum.</w:t>
       </w:r>
     </w:p>
     <w:p ns2:paraId="06D1A2BC" ns2:textId="77777777">
@@ -19576,7 +19576,7 @@
                 <w:color w:val="FFFFFF"/>
                 <w:sz w:val="15"/>
               </w:rPr>
-              <w:t>Structural arm (n = 28)</w:t>
+              <w:t>Structural arm (n = 25)</w:t>
             </w:r>
           </w:p>
         </w:tc>
@@ -19602,7 +19602,7 @@
                 <w:color w:val="FFFFFF"/>
                 <w:sz w:val="15"/>
               </w:rPr>
-              <w:t>Rejection arm (n = 29)</w:t>
+              <w:t>Rejection arm (n = 32)</w:t>
             </w:r>
           </w:p>
         </w:tc>
@@ -19731,7 +19731,7 @@
               <w:rPr>
                 <w:sz w:val="15"/>
               </w:rPr>
-              <w:t>0.714</w:t>
+              <w:t>0.760</w:t>
             </w:r>
           </w:p>
         </w:tc>
@@ -19754,7 +19754,7 @@
               <w:rPr>
                 <w:sz w:val="15"/>
               </w:rPr>
-              <w:t>0.448</w:t>
+              <w:t>0.438</w:t>
             </w:r>
           </w:p>
         </w:tc>
@@ -19800,7 +19800,7 @@
               <w:rPr>
                 <w:sz w:val="15"/>
               </w:rPr>
-              <w:t>0.581</w:t>
+              <w:t>0.599</w:t>
             </w:r>
           </w:p>
         </w:tc>
@@ -19876,7 +19876,7 @@
               <w:rPr>
                 <w:sz w:val="15"/>
               </w:rPr>
-              <w:t>0.679</w:t>
+              <w:t>0.720</w:t>
             </w:r>
           </w:p>
         </w:tc>
@@ -19900,7 +19900,7 @@
               <w:rPr>
                 <w:sz w:val="15"/>
               </w:rPr>
-              <w:t>0.621</w:t>
+              <w:t>0.594</w:t>
             </w:r>
           </w:p>
         </w:tc>
@@ -19948,7 +19948,7 @@
               <w:rPr>
                 <w:sz w:val="15"/>
               </w:rPr>
-              <w:t>0.650</w:t>
+              <w:t>0.657</w:t>
             </w:r>
           </w:p>
         </w:tc>
@@ -20023,7 +20023,7 @@
               <w:rPr>
                 <w:sz w:val="15"/>
               </w:rPr>
-              <w:t>0.607</w:t>
+              <w:t>0.640</w:t>
             </w:r>
           </w:p>
         </w:tc>
@@ -20046,7 +20046,7 @@
               <w:rPr>
                 <w:sz w:val="15"/>
               </w:rPr>
-              <w:t>0.759</w:t>
+              <w:t>0.719</w:t>
             </w:r>
           </w:p>
         </w:tc>
@@ -20092,7 +20092,7 @@
               <w:rPr>
                 <w:sz w:val="15"/>
               </w:rPr>
-              <w:t>0.683</w:t>
+              <w:t>0.679</w:t>
             </w:r>
           </w:p>
         </w:tc>
@@ -20168,7 +20168,7 @@
               <w:rPr>
                 <w:sz w:val="15"/>
               </w:rPr>
-              <w:t>0.554</w:t>
+              <w:t>0.600</w:t>
             </w:r>
           </w:p>
         </w:tc>
@@ -20192,7 +20192,7 @@
               <w:rPr>
                 <w:sz w:val="15"/>
               </w:rPr>
-              <w:t>0.828</w:t>
+              <w:t>0.812</w:t>
             </w:r>
           </w:p>
         </w:tc>
@@ -20216,7 +20216,7 @@
               <w:rPr>
                 <w:sz w:val="15"/>
               </w:rPr>
-              <w:t>0.693</w:t>
+              <w:t>0.719</w:t>
             </w:r>
           </w:p>
         </w:tc>
@@ -20240,7 +20240,7 @@
               <w:rPr>
                 <w:sz w:val="15"/>
               </w:rPr>
-              <w:t>0.691</w:t>
+              <w:t>0.706</w:t>
             </w:r>
           </w:p>
         </w:tc>
@@ -20315,7 +20315,7 @@
               <w:rPr>
                 <w:sz w:val="15"/>
               </w:rPr>
-              <w:t>0.500</w:t>
+              <w:t>0.540</w:t>
             </w:r>
           </w:p>
         </w:tc>
@@ -20338,7 +20338,7 @@
               <w:rPr>
                 <w:sz w:val="15"/>
               </w:rPr>
-              <w:t>0.862</w:t>
+              <w:t>0.844</w:t>
             </w:r>
           </w:p>
         </w:tc>
@@ -20361,7 +20361,7 @@
               <w:rPr>
                 <w:sz w:val="15"/>
               </w:rPr>
-              <w:t>0.684</w:t>
+              <w:t>0.711</w:t>
             </w:r>
           </w:p>
         </w:tc>
@@ -20384,7 +20384,7 @@
               <w:rPr>
                 <w:sz w:val="15"/>
               </w:rPr>
-              <w:t>0.681</w:t>
+              <w:t>0.692</w:t>
             </w:r>
           </w:p>
         </w:tc>
@@ -20978,7 +20978,7 @@
         <w:rPr>
           <w:rFonts w:ascii="Arial" w:hAnsi="Arial" w:eastAsia="Arial"/>
         </w:rPr>
-        <w:t>The full tier, an interface-only screen, and the tier without its interface bonus were compared on the same 47-variant prioritization subset (S4 Table; S3 Fig). The full tier recovered 18 of 20 structural mechanisms but also flagged 12 of 27 no-lesion variants. Interface status alone recovered 15/20 and rejected 20/27; the no-interface tier recovered 15/20 and rejected 16/27. Exact within-system permutation p values were 0.0057, 0.0018, and 0.087, respectively. Per-tier structural fractions were 12/13 in Tier 1, 6/17 in Tier 2, and 2/17 across Tiers 3-4. Removing the interface bonus demoted HBB W37Y, PIK3CA E542K, PIK3CA E545K, and CALM1 D96V from Tier 2 to Tier 3.</w:t>
+        <w:t>The full tier, an interface-only screen, and the tier without its interface bonus were compared on the same 47-variant prioritization subset (S4 Table; S3 Fig). The full tier recovered all 17 structural mechanisms (exact 95% CI 0.805-1.000) but also flagged 13 of 30 no-lesion variants, giving specificity 0.567 (95% CI 0.374-0.745). Complete recovery on seventeen variants is compatible with a true sensitivity as low as 0.805, so the interval rather than the point estimate is what the screen supports. Interface status alone recovered 15/17 and rejected 23/30; the no-interface tier recovered 14/17 and rejected 18/30. Exact within-system permutation p values were 0.0095, 0.0018, and 0.129, respectively. Per-tier structural fractions were 11/13 in Tier 1, 6/17 in Tier 2, and 0/17 across Tiers 3-4, so the gradient is now strictly decreasing and no variant with a modeled structural mechanism falls in the two weakest tiers. Removing the interface bonus demoted HBB W37Y, PIK3CA E542K, PIK3CA E545K, and CALM1 D96V from Tier 2 to Tier 3.</w:t>
       </w:r>
     </w:p>
     <w:p ns2:paraId="1778C9B9" ns2:textId="77777777">
@@ -21166,7 +21166,7 @@
               <w:rPr>
                 <w:sz w:val="15"/>
               </w:rPr>
-              <w:t>12</w:t>
+              <w:t>11</w:t>
             </w:r>
           </w:p>
         </w:tc>
@@ -21189,7 +21189,7 @@
               <w:rPr>
                 <w:sz w:val="15"/>
               </w:rPr>
-              <w:t>1</w:t>
+              <w:t>2</w:t>
             </w:r>
           </w:p>
         </w:tc>
@@ -21212,7 +21212,7 @@
               <w:rPr>
                 <w:sz w:val="15"/>
               </w:rPr>
-              <w:t>12/13 = 0.923</w:t>
+              <w:t>11/13 = 0.846</w:t>
             </w:r>
           </w:p>
         </w:tc>
@@ -21364,7 +21364,7 @@
               <w:rPr>
                 <w:sz w:val="15"/>
               </w:rPr>
-              <w:t>2</w:t>
+              <w:t>0</w:t>
             </w:r>
           </w:p>
         </w:tc>
@@ -21387,7 +21387,7 @@
               <w:rPr>
                 <w:sz w:val="15"/>
               </w:rPr>
-              <w:t>15</w:t>
+              <w:t>17</w:t>
             </w:r>
           </w:p>
         </w:tc>
@@ -21410,7 +21410,7 @@
               <w:rPr>
                 <w:sz w:val="15"/>
               </w:rPr>
-              <w:t>2/17 = 0.118</w:t>
+              <w:t>0/17 = 0.000</w:t>
             </w:r>
           </w:p>
         </w:tc>
@@ -21423,7 +21423,7 @@
     </w:p>
     <w:p ns2:paraId="276F8C65" ns2:textId="77777777">
       <w:r>
-        <w:t>Removing the tier from the released mechanism-label construction changed seven labels but no per-variant grade: weighted mechanism consistency was 0.693 with and without the tier. The tier does not select a FoldX axis, so it cannot rescue a missed physical axis under the current grading rule.</w:t>
+        <w:t>Removing the tier from the released mechanism-label construction changed seven labels but no per-variant grade: weighted mechanism consistency was 0.719 with and without the tier. The tier does not select a FoldX axis, so it cannot rescue a missed physical axis under the current grading rule.</w:t>
       </w:r>
     </w:p>
     <w:p ns2:paraId="7D69B8AF" ns2:textId="77777777">
@@ -21638,7 +21638,7 @@
               <w:rPr>
                 <w:sz w:val="15"/>
               </w:rPr>
-              <w:t>17/8</w:t>
+              <w:t>16/9</w:t>
             </w:r>
           </w:p>
         </w:tc>
@@ -21661,7 +21661,7 @@
               <w:rPr>
                 <w:sz w:val="15"/>
               </w:rPr>
-              <w:t>1/7</w:t>
+              <w:t>0/8</w:t>
             </w:r>
           </w:p>
         </w:tc>
@@ -21707,7 +21707,7 @@
               <w:rPr>
                 <w:sz w:val="15"/>
               </w:rPr>
-              <w:t>1/8</w:t>
+              <w:t>0/9</w:t>
             </w:r>
           </w:p>
         </w:tc>
@@ -21760,7 +21760,7 @@
               <w:rPr>
                 <w:sz w:val="15"/>
               </w:rPr>
-              <w:t>16/5</w:t>
+              <w:t>15/6</w:t>
             </w:r>
           </w:p>
         </w:tc>
@@ -21784,7 +21784,7 @@
               <w:rPr>
                 <w:sz w:val="15"/>
               </w:rPr>
-              <w:t>1/5</w:t>
+              <w:t>0/6</w:t>
             </w:r>
           </w:p>
         </w:tc>
@@ -21832,7 +21832,7 @@
               <w:rPr>
                 <w:sz w:val="15"/>
               </w:rPr>
-              <w:t>1/10</w:t>
+              <w:t>0/11</w:t>
             </w:r>
           </w:p>
         </w:tc>
@@ -21883,7 +21883,7 @@
               <w:rPr>
                 <w:sz w:val="15"/>
               </w:rPr>
-              <w:t>16/3</w:t>
+              <w:t>15/4</w:t>
             </w:r>
           </w:p>
         </w:tc>
@@ -21906,7 +21906,7 @@
               <w:rPr>
                 <w:sz w:val="15"/>
               </w:rPr>
-              <w:t>1/4</w:t>
+              <w:t>0/5</w:t>
             </w:r>
           </w:p>
         </w:tc>
@@ -21952,7 +21952,7 @@
               <w:rPr>
                 <w:sz w:val="15"/>
               </w:rPr>
-              <w:t>1/11</w:t>
+              <w:t>0/12</w:t>
             </w:r>
           </w:p>
         </w:tc>
@@ -22005,7 +22005,7 @@
               <w:rPr>
                 <w:sz w:val="15"/>
               </w:rPr>
-              <w:t>16/2</w:t>
+              <w:t>15/3</w:t>
             </w:r>
           </w:p>
         </w:tc>
@@ -22077,7 +22077,7 @@
               <w:rPr>
                 <w:sz w:val="15"/>
               </w:rPr>
-              <w:t>2/12</w:t>
+              <w:t>0/14</w:t>
             </w:r>
           </w:p>
         </w:tc>
@@ -22128,7 +22128,7 @@
               <w:rPr>
                 <w:sz w:val="15"/>
               </w:rPr>
-              <w:t>12/2</w:t>
+              <w:t>11/3</w:t>
             </w:r>
           </w:p>
         </w:tc>
@@ -22197,7 +22197,7 @@
               <w:rPr>
                 <w:sz w:val="15"/>
               </w:rPr>
-              <w:t>2/13</w:t>
+              <w:t>0/15</w:t>
             </w:r>
           </w:p>
         </w:tc>
@@ -22361,7 +22361,7 @@
               <w:rPr>
                 <w:sz w:val="15"/>
               </w:rPr>
-              <w:t>0.900 / 0.444 / 0.545</w:t>
+              <w:t>0.941 / 0.433 / 0.485</w:t>
             </w:r>
           </w:p>
         </w:tc>
@@ -22384,7 +22384,7 @@
               <w:rPr>
                 <w:sz w:val="15"/>
               </w:rPr>
-              <w:t>0.850 / 0.704 / 0.680</w:t>
+              <w:t>0.941 / 0.700 / 0.640</w:t>
             </w:r>
           </w:p>
         </w:tc>
@@ -22437,7 +22437,7 @@
               <w:rPr>
                 <w:sz w:val="15"/>
               </w:rPr>
-              <w:t>0.850 / 0.630 / 0.630</w:t>
+              <w:t>0.882 / 0.600 / 0.556</w:t>
             </w:r>
           </w:p>
         </w:tc>
@@ -22461,7 +22461,7 @@
               <w:rPr>
                 <w:sz w:val="15"/>
               </w:rPr>
-              <w:t>0.800 / 0.815 / 0.762</w:t>
+              <w:t>0.882 / 0.800 / 0.714</w:t>
             </w:r>
           </w:p>
         </w:tc>
@@ -22512,7 +22512,7 @@
               <w:rPr>
                 <w:sz w:val="15"/>
               </w:rPr>
-              <w:t>0.850 / 0.741 / 0.708</w:t>
+              <w:t>0.882 / 0.700 / 0.625</w:t>
             </w:r>
           </w:p>
         </w:tc>
@@ -22535,7 +22535,7 @@
               <w:rPr>
                 <w:sz w:val="15"/>
               </w:rPr>
-              <w:t>0.800 / 0.889 / 0.842</w:t>
+              <w:t>0.882 / 0.867 / 0.789</w:t>
             </w:r>
           </w:p>
         </w:tc>
@@ -22588,7 +22588,7 @@
               <w:rPr>
                 <w:sz w:val="15"/>
               </w:rPr>
-              <w:t>0.800 / 0.815 / 0.762</w:t>
+              <w:t>0.882 / 0.800 / 0.714</w:t>
             </w:r>
           </w:p>
         </w:tc>
@@ -22612,7 +22612,7 @@
               <w:rPr>
                 <w:sz w:val="15"/>
               </w:rPr>
-              <w:t>0.800 / 0.926 / 0.889</w:t>
+              <w:t>0.882 / 0.900 / 0.833</w:t>
             </w:r>
           </w:p>
         </w:tc>
@@ -22663,7 +22663,7 @@
               <w:rPr>
                 <w:sz w:val="15"/>
               </w:rPr>
-              <w:t>0.600 / 0.852 / 0.750</w:t>
+              <w:t>0.647 / 0.833 / 0.688</w:t>
             </w:r>
           </w:p>
         </w:tc>
@@ -22686,7 +22686,7 @@
               <w:rPr>
                 <w:sz w:val="15"/>
               </w:rPr>
-              <w:t>0.600 / 0.926 / 0.857</w:t>
+              <w:t>0.647 / 0.900 / 0.786</w:t>
             </w:r>
           </w:p>
         </w:tc>
@@ -22702,7 +22702,7 @@
         <w:rPr>
           <w:rFonts w:ascii="Arial" w:hAnsi="Arial" w:eastAsia="Arial"/>
         </w:rPr>
-        <w:t>The frozen priority-score analysis retained the earlier integration work as formula sensitivities. The historical cohort-standardized combination and a common 2.5 kcal/mol normalization had structural-prioritization ROC AUC 0.919 and 0.920, the hard cap had 0.917 but only 31 unique values, and exponential or smooth alternatives had 0.917. The selected fixed formula had structural-prioritization ROC AUC 0.917 and average precision 0.923. Removing the interface bonus from the context component reduced ROC AUC to 0.863, showing that interface information materially contributes to the present ranking. ISDS-v1 was available for two additional resource variants that lacked the committed structural-prioritization endpoint; they were not included in these performance estimates.</w:t>
+        <w:t>The frozen priority-score analysis retained the earlier integration work as formula sensitivities. The historical cohort-standardized combination and a common 2.5 kcal/mol normalization both had structural-prioritization ROC AUC 0.947, the hard cap had 0.946 but only 31 unique values, and exponential or smooth alternatives had 0.945 and 0.943. The selected fixed formula had structural-prioritization ROC AUC 0.943 and average precision 0.818; it is therefore within 0.004 of the best alternative examined, which does not distinguish them on this cohort and leaves the simpler fixed definition preferable. Removing the interface bonus from the context component reduced ROC AUC to 0.878, showing that interface information materially contributes to the present ranking. ISDS-v1 was available for two additional resource variants that lacked the committed structural-prioritization endpoint; they were not included in these performance estimates.</w:t>
       </w:r>
     </w:p>
     <w:p ns2:paraId="26320297" ns2:textId="77777777">
@@ -22710,7 +22710,7 @@
         <w:rPr>
           <w:rFonts w:ascii="Arial" w:hAnsi="Arial" w:eastAsia="Arial"/>
         </w:rPr>
-        <w:t>In 10,000 whole-system bootstrap draws, the priority score exceeded its energetic component by an observed 0.070 structural-prioritization AUC (95% CI -0.007 to 0.141) and exceeded its context component by an observed 0.059 AUC (95% CI -0.002 to 0.135). Ten structural-mechanism variants occurred in the top 10, 17/20 in the top 20, and 18/20 in the top 25. The two highest score bands contained 15 of 20 structural mechanisms, and the highest band was uniformly structural (9/9). Two structural mechanisms fell below 0.40: KRAS G12D and G12V, whose oncogenic mechanism is altered nucleotide-state occupancy rather than interface disruption, which an interface-weighted priority score is not constructed to rank. S4 Fig shows the soft-saturation transformation and component ROC curves. These analyses support the frozen formula as a practical internal prioritization index; they do not establish calibrated probabilities or external performance.</w:t>
+        <w:t>In 10,000 whole-system bootstrap draws, the priority score exceeded its energetic component by an observed 0.083 structural-prioritization AUC (95% CI 0.011 to 0.156) and exceeded its context component by an observed 0.056 AUC (95% CI -0.016 to 0.138). The interval for the energetic comparison excludes zero and the interval for the context comparison does not, so combining the two components improves on energy alone by more than resampling noise, while the gain over context alone is not resolved at this sample size. Nine structural-mechanism variants occurred in the top 10, 16/17 in the top 20, and 17/17 in the top 25. The two highest score bands contained 14 of 17 structural mechanisms, and no variant with a modeled structural mechanism scored below 0.40. The highest band is 8 of 9 structural; its one exception is MSH2 C697F, which the priority score ranks highly on a predicted 13.3 kcal/mol of isolated-subunit destabilization at a buried-core residue that the literature reports as stable and interaction-competent. It is the same false positive that the mechanism grading records, appearing here in the ranking. S4 Fig shows the soft-saturation transformation and component ROC curves. These analyses support the frozen formula as a practical internal prioritization index; they do not establish calibrated probabilities or external performance.</w:t>
       </w:r>
     </w:p>
     <w:p ns2:paraId="679A2508" ns2:textId="77777777">
@@ -23172,12 +23172,12 @@
         <w:t xml:space="preserve">The versioned per-variant mechanism grades and output-level agreement fields are the authoritative source records. In the manuscript, structural agreement is described as a four-output continuity aggregate and is decomposed into the three energetic axes plus tier. The primary convention excludes the four ungraded scope </w:t>
       </w:r>
       <w:r>
-        <w:t>or commitment cases from both whole-variant mechanism scoring and the continuity denominator, giving 89/124 = 0.718 at 2.5 and 87/124 = 0.702 at tSAP. The all-row denominator audit is 89/125 = 0.712 at 2.5. Naive recounts based only on raw ΔΔG sign or per-partner values do not reproduce the metric because the shipped scorer applies direction, operating-point, confidence, and interval gates.</w:t>
+        <w:t>or commitment cases from both whole-variant mechanism scoring and the continuity denominator, giving 92/124 = 0.742 at 2.5 and 90/124 = 0.726 at tSAP. The all-row denominator audit is 92/125 = 0.736 at 2.5. Naive recounts based only on raw ΔΔG sign or per-partner values do not reproduce the metric because the shipped scorer applies direction, operating-point, confidence, and interval gates.</w:t>
       </w:r>
     </w:p>
     <w:p ns2:paraId="5013A06D" ns2:textId="77777777">
       <w:r>
-        <w:t>Restricting the primary graded set to crystal or confident site models removes the seven partial-site variants. A636P remains in this sensitivity because it is a confident-site case, so its two newly committed neutral fold expectations still count as prediction disagreements. The restricted cohort scored 36.0/50 = 0.720 against 39.5/57 = 0.693 on the full graded set, a difference of 0.027. The confidence restriction therefore removes lower-confidence observations without turning the remaining cohort into a hidden high-performing subset; it should be read as a robustness view, not as an alternative benchmark definition. The two pLDDT thresholds operate together rather than as alternative configurations: a partner interface enters the gated set at 50, confidence is upgraded to high at 70, and the seven interfaces lying between those values are exactly the seven partial-site variants removed here.</w:t>
+        <w:t>Restricting the primary graded set to crystal or confident site models removes the seven partial-site variants. A636P remains in this sensitivity because it is a confident-site case, so its two newly committed neutral fold expectations still count as prediction disagreements. The restricted cohort scored 37.5/50 = 0.750 against 41.0/57 = 0.719 on the full graded set, a difference of 0.031. The confidence restriction therefore removes lower-confidence observations without turning the remaining cohort into a hidden high-performing subset; it should be read as a robustness view, not as an alternative benchmark definition. The two pLDDT thresholds operate together rather than as alternative configurations: a partner interface enters the gated set at 50, confidence is upgraded to high at 70, and the seven interfaces lying between those values are exactly the seven partial-site variants removed here.</w:t>
       </w:r>
     </w:p>
     <w:p ns2:paraId="1BFE6458" ns2:textId="77777777">
@@ -23335,7 +23335,7 @@
               <w:rPr>
                 <w:sz w:val="15"/>
               </w:rPr>
-              <w:t>0.693</w:t>
+              <w:t>0.719</w:t>
             </w:r>
           </w:p>
         </w:tc>
@@ -23358,7 +23358,7 @@
               <w:rPr>
                 <w:sz w:val="15"/>
               </w:rPr>
-              <w:t>0.718</w:t>
+              <w:t>0.742</w:t>
             </w:r>
           </w:p>
         </w:tc>
@@ -23411,7 +23411,7 @@
               <w:rPr>
                 <w:sz w:val="15"/>
               </w:rPr>
-              <w:t>0.472 ± 0.052; p = 5 × 10^-4</w:t>
+              <w:t>0.484 ± 0.052; p = 5 × 10^-4</w:t>
             </w:r>
           </w:p>
         </w:tc>
@@ -23486,7 +23486,7 @@
               <w:rPr>
                 <w:sz w:val="15"/>
               </w:rPr>
-              <w:t>0.6759-0.7130</w:t>
+              <w:t>0.7037-0.7500</w:t>
             </w:r>
           </w:p>
         </w:tc>
@@ -23509,7 +23509,7 @@
               <w:rPr>
                 <w:sz w:val="15"/>
               </w:rPr>
-              <w:t>0.7009-0.7321</w:t>
+              <w:t>0.7265-0.7589</w:t>
             </w:r>
           </w:p>
         </w:tc>
@@ -23562,7 +23562,7 @@
               <w:rPr>
                 <w:sz w:val="15"/>
               </w:rPr>
-              <w:t>0.694 ± 0.013</w:t>
+              <w:t>0.721 ± 0.013</w:t>
             </w:r>
           </w:p>
         </w:tc>
@@ -23586,7 +23586,7 @@
               <w:rPr>
                 <w:sz w:val="15"/>
               </w:rPr>
-              <w:t>0.715 ± 0.004</w:t>
+              <w:t>0.740 ± 0.004</w:t>
             </w:r>
           </w:p>
         </w:tc>
@@ -23637,7 +23637,7 @@
               <w:rPr>
                 <w:sz w:val="15"/>
               </w:rPr>
-              <w:t>95% CI 0.586-0.793</w:t>
+              <w:t>95% CI 0.614-0.819</w:t>
             </w:r>
           </w:p>
         </w:tc>
@@ -23660,7 +23660,7 @@
               <w:rPr>
                 <w:sz w:val="15"/>
               </w:rPr>
-              <w:t>95% CI 0.634-0.797</w:t>
+              <w:t>95% CI 0.664-0.820</w:t>
             </w:r>
           </w:p>
         </w:tc>
@@ -23713,7 +23713,7 @@
               <w:rPr>
                 <w:sz w:val="15"/>
               </w:rPr>
-              <w:t>95% CI 0.604-0.790</w:t>
+              <w:t>95% CI 0.625-0.821</w:t>
             </w:r>
           </w:p>
         </w:tc>
@@ -23737,7 +23737,7 @@
               <w:rPr>
                 <w:sz w:val="15"/>
               </w:rPr>
-              <w:t>95% CI 0.650-0.791</w:t>
+              <w:t>95% CI 0.682-0.816</w:t>
             </w:r>
           </w:p>
         </w:tc>
@@ -23835,7 +23835,36 @@
         <w:rPr>
           <w:b w:val="0"/>
         </w:rPr>
-        <w:t>The prioritization and mechanism-grading results answer different questions, and reporting them separately leaves open whether they agree: a variant ranked highly but graded inconsistent would point a user at the right variant with the wrong mechanistic hypothesis. Crossing the two over the 47-variant prioritization population shows they agree. Of the 20 variants with a modeled structural mechanism, the 17 recovered in the top 20 have a mean mechanism-pattern grade of 0.588, against 0.167 for the three that rank outside it, and the priority score correlates with the grade across all 20 (Spearman rho = 0.482, p = 0.031). Both grades sit below the 0.693 whole-cohort score because they are computed within the structural class alone, where the mean grade is 0.525; the whole-cohort figure also contains the curated negatives, on which COMAVI scores 0.828. No variant graded fully consistent falls outside the top 20, so the ranking does not bury a variant whose mechanism COMAVI resolves. Within the top 20 the grades are 5 consistent, 10 partial and 2 inconsistent; the two inconsistent cases are MLH1 R755W at rank 11 and PIK3CA E545K at rank 15, and they are the failure mode this analysis is designed to expose - correctly prioritized, incorrectly explained. The three structural mechanisms outside the top 20 are HBB W37Y at rank 21, immediately below the cut, and KRAS G12D and G12V at ranks 33 and 39. The KRAS pair is the limitation already stated in Section 4: both act through nucleotide-state-dependent signalling rather than through an interface lesion an interface-weighted index can score, and both are also the variants graded inconsistent outside the top 20. The same mechanism class that the ranking misses is the one the grading misses, which is consistent rather than compounding.</w:t>
+        <w:t>The prioritization and mechanism-grading results answer different questions, and reporting them separately leaves open whether they agree: a variant ranked highly but graded inconsistent would point a user at the right variant with the wrong mechanistic hypothesis. Crossing the two over the 47-variant prioritization population answers the question only partly. Of the 17 variants with a modeled structural mechanism, 16 fall inside the top 20 and the one outside, HBB W37Y, ranks 21st and is graded partial. With a single variant beyond the cut there is no population to contrast against: the mean grade is 0.594 inside against 0.500 outside, and the rank-grade association across all 17 is not significant (Spearman rho = 0.356, p = 0.161). The test is underpowered because the ranking leaves almost nothing outside the cut, not because the two outputs disagree. Both grades sit below the 0.719 whole-cohort score because they are computed within the structural class alone, where the mean grade is 0.588; the whole-cohort figure also contains the curated negatives, on which COMAVI scores 0.812. What can be stated without a significance test is the property that matters operationally: no variant graded fully consistent falls outside the top 20, so the ranking does not bury a variant whose mechanism COMAVI resolves. Within the top 20 the grades are 5 consistent, 9 partial and 2 inconsistent; the two inconsistent cases are MLH1 R755W at rank 11 and PIK3CA E545K at rank 15, and they are the failure mode this analysis is designed to expose - correctly prioritized, incorrectly explained. Only one structural mechanism falls outside the top 20: HBB W37Y at rank 21, immediately below the cut, graded partial. Because a single variant sits beyond the cut, the inside-versus-outside contrast cannot be tested and the descriptive values should not be read as an association; what the crossing does establish is that no fully resolved mechanism is ranked below the cut. This is consistent rather than compounding.</w:t>
+      </w:r>
+    </w:p>
+    <w:p>
+      <w:pPr/>
+      <w:r>
+        <w:rPr>
+          <w:b/>
+        </w:rPr>
+        <w:t>S10 Text. A correction the benchmark caught in itself</w:t>
+      </w:r>
+    </w:p>
+    <w:p>
+      <w:r>
+        <w:t>Every committed expectation in this benchmark carries a written one-line evidence basis and a primary citation alongside its expected token. A shipped gate, scripts/verify_ledger_token_basis.py, reads each basis, keeps the clauses that carry the vocabulary of the axis being committed, and fails if the token asserts disruption where those clauses assert the axis is intact, or the reverse. It is run in continuous integration with the other audits.</w:t>
+      </w:r>
+    </w:p>
+    <w:p>
+      <w:r>
+        <w:t>Three of the 98 committed expectations failed that check, and all three were binding-axis tokens introduced by a single earlier curation review that changed them from neutral to destabilizing without changing the bases beside them. MSH2 C697F carried a destabilizing binding expectation against a basis reading "ATPase catalytic defect, protein stable, interaction intact". KRAS G12D and G12V carried destabilizing binding expectations against bases recording WT-like RAF1 binding with impaired GTP hydrolysis, and noting that residue 12 lies 13.6 A from the RAF1 interface. In each case the lesion is catalytic and the binding axis is not the axis it affects. The three tokens were returned to neutral and the three variants are now curated as carrying no lesion on the modeled axes.</w:t>
+      </w:r>
+    </w:p>
+    <w:p>
+      <w:r>
+        <w:t>The correction is reported rather than absorbed because its effects run in both directions. KRAS G12D and G12V move from graded inconsistent to graded consistent, and they are no longer counted among the variants the priority score fails to rank, which removes a limitation the earlier analysis stated. MSH2 C697F moves the other way: it is now a curated negative on which COMAVI predicts 13.3 kcal/mol of isolated-subunit destabilization at a buried-core residue, so it becomes a false positive, it lowers the rejection arm, and it is the one non-structural variant in the highest priority-score band. A correction that only improved the result would deserve more suspicion than this one.</w:t>
+      </w:r>
+    </w:p>
+    <w:p>
+      <w:r>
+        <w:t>The gate cannot detect every curation error. It reads one curated sentence per axis, so it catches contradictions that are written down; it cannot catch an expectation whose basis is silent on the axis, whose citation is wrong, or which is simply mistaken in a way the curator also wrote down. A passing gate means no committed token contradicts its own recorded evidence, which is weaker than every token being correct.</w:t>
       </w:r>
     </w:p>
     <w:p ns2:paraId="26A68998" ns2:textId="77777777">

--- a/docs/COMAVI_manuscript_current.docx
+++ b/docs/COMAVI_manuscript_current.docx
@@ -74,13 +74,11 @@
           <w:rFonts w:ascii="Arial" w:eastAsia="Arial" w:hAnsi="Arial"/>
         </w:rPr>
       </w:r>
-      <w:commentRangeStart w:id="0"/>
       <w:r>
         <w:rPr>
           <w:rFonts w:ascii="Arial" w:eastAsia="Arial" w:hAnsi="Arial"/>
         </w:rPr>
       </w:r>
-      <w:commentRangeEnd w:id="0"/>
       <w:r>
         <w:rPr>
           <w:rStyle w:val="CommentReference"/>
@@ -104,13 +102,11 @@
           <w:rFonts w:ascii="Arial" w:eastAsia="Arial" w:hAnsi="Arial"/>
         </w:rPr>
       </w:r>
-      <w:commentRangeStart w:id="1"/>
       <w:r>
         <w:rPr>
           <w:rFonts w:ascii="Arial" w:eastAsia="Arial" w:hAnsi="Arial"/>
         </w:rPr>
       </w:r>
-      <w:commentRangeEnd w:id="1"/>
       <w:r>
         <w:rPr>
           <w:rStyle w:val="CommentReference"/>
@@ -124,13 +120,11 @@
           <w:rFonts w:ascii="Arial" w:eastAsia="Arial" w:hAnsi="Arial"/>
         </w:rPr>
       </w:r>
-      <w:commentRangeStart w:id="2"/>
       <w:r>
         <w:rPr>
           <w:rFonts w:ascii="Arial" w:eastAsia="Arial" w:hAnsi="Arial"/>
         </w:rPr>
       </w:r>
-      <w:commentRangeEnd w:id="2"/>
       <w:r>
         <w:rPr>
           <w:rStyle w:val="CommentReference"/>
@@ -466,8 +460,6 @@
       </w:pPr>
     </w:p>
     <w:p ns2:paraId="333413D5" ns2:textId="704E34C4">
-      <w:commentRangeStart w:id="3"/>
-      <w:commentRangeStart w:id="4"/>
       <w:r>
         <w:rPr>
           <w:rFonts w:ascii="Arial" w:eastAsia="Arial" w:hAnsi="Arial"/>
@@ -479,37 +471,6 @@
           <w:rFonts w:ascii="Arial" w:eastAsia="Arial" w:hAnsi="Arial"/>
         </w:rPr>
       </w:r>
-      <w:commentRangeEnd w:id="4"/>
-      <w:r>
-        <w:rPr>
-          <w:rStyle w:val="CommentReference"/>
-          <w:rFonts w:ascii="Arial" w:eastAsia="Arial" w:hAnsi="Arial"/>
-          <w:sz w:val="21"/>
-          <w:szCs w:val="22"/>
-        </w:rPr>
-      </w:r>
-      <w:commentRangeStart w:id="5"/>
-      <w:r>
-        <w:rPr>
-          <w:rFonts w:ascii="Arial" w:eastAsia="Arial" w:hAnsi="Arial"/>
-        </w:rPr>
-      </w:r>
-      <w:r>
-        <w:rPr>
-          <w:rFonts w:ascii="Arial" w:eastAsia="Arial" w:hAnsi="Arial"/>
-        </w:rPr>
-      </w:r>
-      <w:r>
-        <w:rPr>
-          <w:rFonts w:ascii="Arial" w:eastAsia="Arial" w:hAnsi="Arial"/>
-        </w:rPr>
-      </w:r>
-      <w:r>
-        <w:rPr>
-          <w:rFonts w:ascii="Arial" w:eastAsia="Arial" w:hAnsi="Arial"/>
-        </w:rPr>
-      </w:r>
-      <w:commentRangeEnd w:id="5"/>
       <w:r>
         <w:rPr>
           <w:rStyle w:val="CommentReference"/>
@@ -533,7 +494,34 @@
           <w:rFonts w:ascii="Arial" w:eastAsia="Arial" w:hAnsi="Arial"/>
         </w:rPr>
       </w:r>
-      <w:commentRangeEnd w:id="3"/>
+      <w:r>
+        <w:rPr>
+          <w:rFonts w:ascii="Arial" w:eastAsia="Arial" w:hAnsi="Arial"/>
+        </w:rPr>
+      </w:r>
+      <w:r>
+        <w:rPr>
+          <w:rStyle w:val="CommentReference"/>
+          <w:rFonts w:ascii="Arial" w:eastAsia="Arial" w:hAnsi="Arial"/>
+          <w:sz w:val="21"/>
+          <w:szCs w:val="22"/>
+        </w:rPr>
+      </w:r>
+      <w:r>
+        <w:rPr>
+          <w:rFonts w:ascii="Arial" w:eastAsia="Arial" w:hAnsi="Arial"/>
+        </w:rPr>
+      </w:r>
+      <w:r>
+        <w:rPr>
+          <w:rFonts w:ascii="Arial" w:eastAsia="Arial" w:hAnsi="Arial"/>
+        </w:rPr>
+      </w:r>
+      <w:r>
+        <w:rPr>
+          <w:rFonts w:ascii="Arial" w:eastAsia="Arial" w:hAnsi="Arial"/>
+        </w:rPr>
+      </w:r>
       <w:r>
         <w:rPr>
           <w:rStyle w:val="CommentReference"/>
@@ -566,13 +554,11 @@
         </w:rPr>
         <w:t>COMAVI takes a missense variant plus isolated and assembled structural models and calculates three FoldX 5.1 energy changes: stability of the isolated subunit, stability calculated in the assembled complex, and interaction energy for each protein partner. Here, "stability calculated in the assembled complex" means the FoldX BuildModel mutation-induced folding-energy change computed using the assembled coordinates. The term names the structural context of the calculation, not a folding pathway: it does not assert that a subunit folds normally alone and is destabilized only once bound.</w:t>
       </w:r>
-      <w:commentRangeStart w:id="6"/>
       <w:r>
         <w:rPr>
           <w:rFonts w:ascii="Arial" w:eastAsia="Arial" w:hAnsi="Arial"/>
         </w:rPr>
       </w:r>
-      <w:commentRangeEnd w:id="6"/>
       <w:r>
         <w:rPr>
           <w:rStyle w:val="CommentReference"/>
@@ -586,14 +572,12 @@
         <w:rPr>
           <w:rFonts w:ascii="Arial" w:eastAsia="Arial" w:hAnsi="Arial"/>
         </w:rPr>
-        <w:t xml:space="preserve">From these energies and an energy-free Tier 1-4 summary of local structural context, COMAVI returns two linked outputs (Fig 1). The priority score (ISDS-v1) combines energy magnitude and structural context to rank variants for follow-up. The mechanism profile retains the signed energy changes, tier, uncertainty, </w:t>
+        <w:t xml:space="preserve">From these energies and an energy-free Tier 1-4 summary of local structural context, COMAVI returns two linked outputs (Fig 1). The priority score (ISDS-v1) combines energy magnitude and structural context to rank variants for follow-up. The mechanism profile retains the signed energy changes, tier, uncertainty, selected threshold, and model limitations needed to choose an experiment. Because the three energy changes can occur together, COMAVI does not force a variant into one mechanism label: a profile may support an isolated-fold effect, an assembled-complex effect, a binding effect, more than one of these, or no detected effect at the selected threshold. It is worth separating what the pipeline produces from what this evaluation adds. The pipeline's outputs are the three per-axis energies, the structural-context tier and the priority score, and none of them requires a decision threshold. A threshold enters only to convert those continuous energies into the discrete mechanism calls that can be graded against categorical literature labels, which is what this benchmark does; it is therefore an instrument of the evaluation rather than a parameter of the method, and a user running COMAVI on their own variants obtains the energies, the tier and the score without choosing one. Section 3.5 reports how much the graded results depend on that choice. </w:t>
       </w:r>
       <w:r>
         <w:rPr>
           <w:rFonts w:ascii="Arial" w:eastAsia="Arial" w:hAnsi="Arial"/>
         </w:rPr>
-        <w:lastRenderedPageBreak/>
-        <w:t xml:space="preserve">selected threshold, and model limitations needed to choose an experiment. Because the three energy changes can occur together, COMAVI does not force a variant into one mechanism label: a profile may support an isolated-fold effect, an assembled-complex effect, a binding effect, more than one of these, or no detected effect at the selected threshold. </w:t>
       </w:r>
     </w:p>
     <w:p ns2:paraId="7428B9BA" ns2:textId="77777777">
@@ -602,16 +586,6 @@
         <w:spacing w:before="80" w:after="20"/>
         <w:jc w:val="center"/>
       </w:pPr>
-      <w:commentRangeStart w:id="7"/>
-      <w:commentRangeEnd w:id="7"/>
-      <w:r>
-        <w:rPr>
-          <w:rStyle w:val="CommentReference"/>
-          <w:sz w:val="21"/>
-          <w:szCs w:val="22"/>
-        </w:rPr>
-        <w:commentReference w:id="7"/>
-      </w:r>
       <w:r>
         <w:drawing>
           <wp:inline>
@@ -669,20 +643,17 @@
       </w:r>
     </w:p>
     <w:p ns2:paraId="0E6167F3" ns2:textId="6481E54F">
-      <w:commentRangeStart w:id="8"/>
       <w:r>
         <w:rPr>
           <w:rFonts w:ascii="Arial" w:eastAsia="Arial" w:hAnsi="Arial"/>
         </w:rPr>
         <w:t>The 61-variant literature-curated resource spans 14 protein systems: 13 multi-chain complexes contributing 49 interaction variants, and one single-chain system, the BRCA1 tandem BRCT domain, contributing 12 variants with measured isolated-subunit stability [20]. Systems were selected on three criteria, applied to the published mechanism and never to any COMAVI output. First, the mechanism had to be documented well enough to commit an expected direction on at least one modeled axis before scoring. Second, the set had to span the mechanisms the method claims to separate, so it includes loss-of-function and gain-of-function variants, fold-driven and binding-driven disruption, and variants whose published biology is ambiguous. Third, systems were added where an arm of the evaluation was thin: the BRCA1 tandem-BRCT panel was added because only two variants elsewhere in the cohort carried a measured isolated-subunit stability expectation, and the VWF A1-GPIb alpha and complement factor H-C3b systems were added because every binding-axis expectation until then belonged to a variant that also destabilizes the fold, which left the central interface claim untested on a variant where the fold is intact. Five further VWF type-2M candidates were excluded before scoring because their loss of function is shear-gated and conformational, a mode a static interface model cannot represent; that exclusion is recorded with its reason in S1 Table. Every committed expectation carries a one-line written evidence basis and a primary citation, recorded per variant and per axis in S1 Table. Three nested populations are used and are reported explicitly throughout, because they answer different questions and have different denominators. All 61 variants receive COMAVI outputs. Of these, 57 carry a committed mechanism expectation and are graded; the four excluded are listed in S1 Table with the reason, which in every case is that the supplied structure cannot represent the relevant mechanism. Of those, 47 also carry a structural-context tier and form the prioritization subset. The positive class therefore differs between the two populations, and both counts appear in the Results: of the 57 graded variants, 25 carry a committed structural mechanism and 32 are curated to lack one, whereas of the 47 in the prioritization subset, 17 carry one and 30 do not. The 17 are a strict subset of the 25; the other eight are the monomer-only BRCA1 tandem-BRCT fold mechanisms, which have no partner chain and therefore no structural-context tier, so they cannot enter a prioritization analysis that ranks on one. Whole-variant mechanism-pattern recovery was evaluated in 57 variants: 47 interaction variants and 10 BRCA1 tandem-BRCT variants whose expected effect is on the stability of the isolated domain, either through burial of the substituted residue in the hydrophobic core or through direct disruption of the fold. Partner-dependent outputs do not apply to the monomer-only BRCT panel and were omitted rather than scored as negative. Four variants were excluded from whole-variant grading because the relevant mechanism was not represented by the supplied structure or was not sufficiently established in the literature. Table 1 gives the composition of the resource by system, and S1 Table lists every variant with its clinical annotation, its expected mechanism, and the published result that defined that expectation. That table cites the defining publication per variant; the primary literature underlying the curated expectations across the 14 systems is [21-39].</w:t>
       </w:r>
-      <w:commentRangeStart w:id="9"/>
       <w:r>
         <w:rPr>
           <w:rFonts w:ascii="Arial" w:eastAsia="Arial" w:hAnsi="Arial"/>
         </w:rPr>
       </w:r>
-      <w:commentRangeEnd w:id="9"/>
       <w:r>
         <w:rPr>
           <w:rStyle w:val="CommentReference"/>
@@ -696,7 +667,6 @@
           <w:rFonts w:ascii="Arial" w:eastAsia="Arial" w:hAnsi="Arial"/>
         </w:rPr>
       </w:r>
-      <w:commentRangeEnd w:id="8"/>
       <w:r>
         <w:rPr>
           <w:rStyle w:val="CommentReference"/>
@@ -712,13 +682,11 @@
         </w:rPr>
         <w:t>Structural prioritization was evaluated in the overlapping set of 47 interaction variants that had both a structural-context tier and a committed endpoint: 17 with a modeled structural mechanism and 30 curated to lack a lesion on the modeled COMAVI axes. Pathogenicity comparisons are reported on a fourth population, the clinically labeled complete-case subset, and they ask a different question: not whether COMAVI identified the right structural process, but whether a structural score orders variants the way a clinical label does. That is a separate claim with a separate ground truth, and Section 3.7 keeps it separate. The population, positive definition, and denominator are stated for each analysis and figure.</w:t>
       </w:r>
-      <w:commentRangeStart w:id="10"/>
       <w:r>
         <w:rPr>
           <w:rFonts w:ascii="Arial" w:eastAsia="Arial" w:hAnsi="Arial"/>
         </w:rPr>
       </w:r>
-      <w:commentRangeEnd w:id="10"/>
       <w:r>
         <w:rPr>
           <w:rStyle w:val="CommentReference"/>
@@ -734,8 +702,6 @@
       </w:r>
     </w:p>
     <w:p ns2:paraId="52726A2E" ns2:textId="2AA1BB6C">
-      <w:commentRangeStart w:id="11"/>
-      <w:commentRangeEnd w:id="11"/>
       <w:r>
         <w:rPr>
           <w:rStyle w:val="CommentReference"/>
@@ -745,9 +711,7 @@
         <w:t>Table 1. Benchmark composition. The same prespecified cohort of 61 missense variants across 14 protein systems is used for every analysis in this paper. Mechanism-gradeable counts the variants carrying a committed expected mechanism on at least one applicable axis; the monomer-only BRCA1 BRCT panel contributes no partner-dependent axis and therefore no structural-context tier. Clinically pathogenic is a clinical annotation, counted over every variant in the system and taken from the curated clinical record rather than from any structural evidence. It is deliberately on a different axis from the mechanism ground truth and is not used in any mechanism metric, so the two counts are independent and either can exceed the other. VHL-elongin C is the case where it does: all three variants are clinically pathogenic while two are mechanism-gradeable, because a variant can be pathogenic through a mechanism the supplied structure cannot represent. That independence is a premise of this paper rather than an inconsistency in the table, and Section 3.7 measures it. Per-variant detail, including the literature evidence that defined each expectation, is given in S1 Table.</w:t>
       </w:r>
       <w:r/>
-      <w:commentRangeStart w:id="12"/>
       <w:r/>
-      <w:commentRangeEnd w:id="12"/>
       <w:r>
         <w:rPr>
           <w:rStyle w:val="CommentReference"/>
@@ -2294,13 +2258,11 @@
         </w:rPr>
         <w:t>Primary literature defined the expected direction of each applicable energy calculation before COMAVI results were considered. Evidence was classified into five categories, referred to below and in the supplement as E1 to E5: quantitative energetic (E1), quantitative functional (E2), qualitative experimental (E3), population-supported (E4), and inferred (E5). Each expectation was additionally classified by how directly its evidence supported the structural effect. An inferred expectation (E5) was used where the literature established the mechanism firmly enough to imply a particular state on a modeled axis, but no assay had measured that axis directly. A variant shown to retain normal binding while losing catalytic activity, for example, implies a neutral binding axis without a binding energy ever having been measured. Absence of a dedicated assay on its own was never treated as evidence; without a published result that implies the axis state, the axis was left uncommitted. Unknown or inapplicable axes were omitted rather than treated as negative. S2 Table gives the definitions and counts.</w:t>
       </w:r>
-      <w:commentRangeStart w:id="13"/>
       <w:r>
         <w:rPr>
           <w:rFonts w:ascii="Arial" w:eastAsia="Arial" w:hAnsi="Arial"/>
         </w:rPr>
       </w:r>
-      <w:commentRangeEnd w:id="13"/>
       <w:r>
         <w:rPr>
           <w:rStyle w:val="CommentReference"/>
@@ -2314,13 +2276,11 @@
           <w:rFonts w:ascii="Arial" w:eastAsia="Arial" w:hAnsi="Arial"/>
         </w:rPr>
       </w:r>
-      <w:commentRangeStart w:id="14"/>
       <w:r>
         <w:rPr>
           <w:rFonts w:ascii="Arial" w:eastAsia="Arial" w:hAnsi="Arial"/>
         </w:rPr>
       </w:r>
-      <w:commentRangeEnd w:id="14"/>
       <w:r>
         <w:rPr>
           <w:rStyle w:val="CommentReference"/>
@@ -2336,14 +2296,12 @@
       </w:r>
     </w:p>
     <w:p ns2:paraId="06A7EC0F" ns2:textId="77777777">
-      <w:commentRangeStart w:id="15"/>
       <w:r>
         <w:rPr>
           <w:rFonts w:ascii="Arial" w:eastAsia="Arial" w:hAnsi="Arial"/>
         </w:rPr>
         <w:t>Evidence class is not independent of what the expectation asserts. A disruptive effect is more likely to attract a dedicated biophysical measurement than a normal one, and the ledger shows the consequence plainly: of the 38 axes supported by quantitative evidence (E1 or E2), 25 expect destabilization, whereas of the 60 supported by softer evidence (E3 to E5) only 8 do, and all 9 population-supported and all 18 inferred expectations are neutral. Restricting the benchmark to the best-evidenced expectations would therefore discard most of the negative class rather than raise the standard evenly, so all evidence categories were retained in the main benchmark and the restriction was run as a sensitivity analysis instead, reported in Section 3.2 and S2 Text. These sensitivity analyses did not fit evidence weights or retune tier boundaries. Population-supported and inferred neutral expectations were reported as such, not as measured neutrality.</w:t>
       </w:r>
-      <w:commentRangeEnd w:id="15"/>
       <w:r>
         <w:rPr>
           <w:rStyle w:val="CommentReference"/>
@@ -2357,13 +2315,11 @@
           <w:rFonts w:ascii="Arial" w:eastAsia="Arial" w:hAnsi="Arial"/>
         </w:rPr>
       </w:r>
-      <w:commentRangeStart w:id="16"/>
       <w:r>
         <w:rPr>
           <w:rFonts w:ascii="Arial" w:eastAsia="Arial" w:hAnsi="Arial"/>
         </w:rPr>
       </w:r>
-      <w:commentRangeEnd w:id="16"/>
       <w:r>
         <w:rPr>
           <w:rStyle w:val="CommentReference"/>
@@ -2476,12 +2432,11 @@
       </w:r>
     </w:p>
     <w:p ns2:paraId="5E758949" ns2:textId="77777777">
-      <w:commentRangeStart w:id="17"/>
       <w:r>
         <w:rPr>
           <w:rFonts w:ascii="Arial" w:eastAsia="Arial" w:hAnsi="Arial"/>
         </w:rPr>
-        <w:t>For each usable energetic calculation j, COMAVI divides |ΔΔG_j| by a fixed reference value τ_j: 2.9 kcal/mol for isolated-subunit and assembled-complex stability and 3.5 kcal/mol for binding. The largest ratio, R, represents the strongest reliable energetic signal without adding correlated isolated and assembled stability effects.</w:t>
+        <w:t>For each usable energetic calculation j, COMAVI divides |ΔΔG_j| by a fixed reference value τ_j: 2.9 kcal/mol for isolated-subunit and assembled-complex stability and 3.5 kcal/mol for binding. These are the same numbers as the substitution-adjusted operating point of Section 3.5, because both are taken from the same published FoldX prediction intervals, but they are doing a different job here and nothing is excluded by them. τ_j is a divisor that puts three axes measured on different energy scales onto one comparable scale, not a cut-off: a calculation below τ_j contributes a ratio smaller than one rather than contributing nothing, so the priority score remains continuous and applies no threshold. The largest ratio, R, represents the strongest reliable energetic signal without adding correlated isolated and assembled stability effects.</w:t>
       </w:r>
     </w:p>
     <w:p ns2:paraId="5E209C05" ns2:textId="77777777">
@@ -2566,15 +2521,6 @@
           <w:rFonts w:ascii="Arial" w:eastAsia="Arial" w:hAnsi="Arial"/>
         </w:rPr>
         <w:t>The final priority score gives equal weight to energy magnitude and structural context. Only confidence-passing energy calculations enter R, while the signed values and all available axes remain visible in the mechanism profile. All four tiers contribute continuously; the separate Tier 1-2 cutoff is used only in descriptive comparator analyses and is not part of ISDS-v1. Because the score does not use the threshold that converts a continuous energy into a mechanism call, it is unchanged when that threshold changes. A value above 0.5 is not a validated positive call.</w:t>
-      </w:r>
-      <w:commentRangeEnd w:id="17"/>
-      <w:r>
-        <w:rPr>
-          <w:rStyle w:val="CommentReference"/>
-          <w:sz w:val="21"/>
-          <w:szCs w:val="22"/>
-        </w:rPr>
-        <w:commentReference w:id="17"/>
       </w:r>
     </w:p>
     <w:p ns2:paraId="16327BF6" ns2:textId="77777777">
@@ -3304,14 +3250,12 @@
       </w:r>
     </w:p>
     <w:p ns2:paraId="4AE2CDC0" ns2:textId="77777777">
-      <w:commentRangeStart w:id="18"/>
       <w:r>
         <w:rPr>
           <w:b/>
         </w:rPr>
-        <w:t>Table 3. The metrics reported in this paper, their populations, and what distinguishes them. Several quantities are reported as fractions of variants and are easy to conflate. Detection and attribution ask binary questions of the same 25 variants the structural arm grades, and attribution agrees with it to within 0.040. Measured destabilizations called is computed on a different population entirely - variant-axis pairs carrying a directly measured energy - and answers whether the predictor reproduces a measurement, not whether it recovers a curated mechanism. Reproduction is scored as a pair of threshold crossings rather than as numerical agreement: the 44 comparisons are those whose measured effect is at least 1.0 kcal/mol in absolute value, and a comparison counts as recovered when the predicted energy also reaches the threshold of that row. A prediction that gets the direction and the magnitude class right therefore counts, even if the two numbers differ.</w:t>
+        <w:t>Table 3. The metrics reported in this paper, their populations, and their value at every decision threshold. Each metric is given across the whole prespecified threshold set rather than at the reference alone, because every graded quantity in this paper is a function of that choice and reporting one column would hide it; Fig 4 plots the same rows and S15 Table adds post hoc points beyond the prespecified range. The structural-prioritization ROC AUC is constant across the row because it is the one metric here that is threshold-free in both of its ingredients: the priority score is a continuous combination of energies and structural context that applies no cut-off, and the positive class is the curated mechanism class from the evidence ledger, not a thresholded call. Several quantities are reported as fractions of variants and are easy to conflate. Several quantities are reported as fractions of variants and are easy to conflate. Detection and attribution ask binary questions of the same 25 variants the structural arm grades, and attribution agrees with it to within 0.040. Measured destabilizations called is computed on a different population entirely - variant-axis pairs carrying a directly measured energy - and answers whether the predictor reproduces a measurement, not whether it recovers a curated mechanism. Reproduction is scored as a pair of threshold crossings rather than as numerical agreement: the 44 comparisons are those whose measured effect is at least 1.0 kcal/mol in absolute value, and a comparison counts as recovered when the predicted energy also reaches the threshold of that row. A prediction that gets the direction and the magnitude class right therefore counts, even if the two numbers differ.</w:t>
       </w:r>
-      <w:commentRangeEnd w:id="18"/>
       <w:r>
         <w:rPr>
           <w:rStyle w:val="CommentReference"/>
@@ -3326,9 +3270,7 @@
         </w:rPr>
       </w:r>
       <w:r/>
-      <w:commentRangeStart w:id="19"/>
       <w:r/>
-      <w:commentRangeEnd w:id="19"/>
       <w:r>
         <w:rPr>
           <w:rStyle w:val="CommentReference"/>
@@ -3339,48 +3281,30 @@
     </w:p>
     <w:tbl>
       <w:tblPr>
-        <w:tblW w:w="9660" w:type="dxa"/>
-        <w:tblLook w:val="04A0" w:firstRow="1" w:lastRow="0" w:firstColumn="1" w:lastColumn="0" w:noHBand="0" w:noVBand="1"/>
+        <w:tblW w:type="auto" w:w="0"/>
+        <w:tblLook w:firstColumn="1" w:firstRow="1" w:lastColumn="0" w:lastRow="0" w:noHBand="0" w:noVBand="1" w:val="04A0"/>
       </w:tblPr>
       <w:tblGrid>
-        <w:gridCol w:w="3380"/>
-        <w:gridCol w:w="1540"/>
-        <w:gridCol w:w="2820"/>
-        <w:gridCol w:w="1920"/>
+        <w:gridCol w:w="1249"/>
+        <w:gridCol w:w="1249"/>
+        <w:gridCol w:w="1249"/>
+        <w:gridCol w:w="1249"/>
+        <w:gridCol w:w="1249"/>
+        <w:gridCol w:w="1249"/>
+        <w:gridCol w:w="1249"/>
+        <w:gridCol w:w="1249"/>
       </w:tblGrid>
-      <w:tr ns2:paraId="24B5CFA7" ns2:textId="77777777">
-        <w:trPr>
-          <w:trHeight w:val="570"/>
-        </w:trPr>
-        <w:tc>
-          <w:tcPr>
-            <w:tcW w:w="3380" w:type="dxa"/>
-            <w:tcBorders>
-              <w:top w:val="single" w:sz="4" w:space="0" w:color="auto"/>
-              <w:left w:val="single" w:sz="4" w:space="0" w:color="auto"/>
-              <w:bottom w:val="single" w:sz="4" w:space="0" w:color="auto"/>
-              <w:right w:val="single" w:sz="4" w:space="0" w:color="auto"/>
-            </w:tcBorders>
-            <w:shd w:val="clear" w:color="000000" w:fill="E8E8E8"/>
-            <w:vAlign w:val="center"/>
-            <w:hideMark/>
-          </w:tcPr>
-          <w:p ns2:paraId="7F1BC6A4" ns2:textId="77777777">
-            <w:pPr>
-              <w:spacing w:after="0" w:line="240" w:lineRule="auto"/>
-              <w:jc w:val="center"/>
-              <w:rPr>
-                <w:rFonts w:eastAsia="Times New Roman" w:cs="Times New Roman"/>
-                <w:color w:val="000000"/>
-                <w:szCs w:val="21"/>
-              </w:rPr>
-            </w:pPr>
-            <w:commentRangeStart w:id="20"/>
-            <w:r>
-              <w:rPr>
-                <w:rFonts w:eastAsia="Times New Roman" w:cs="Times New Roman"/>
-                <w:color w:val="000000"/>
-                <w:szCs w:val="21"/>
+      <w:tr>
+        <w:tc>
+          <w:tcPr>
+            <w:tcW w:type="dxa" w:w="1249"/>
+          </w:tcPr>
+          <w:p>
+            <w:r/>
+            <w:r>
+              <w:rPr>
+                <w:b/>
+                <w:sz w:val="14"/>
               </w:rPr>
               <w:t>Name used in this paper</w:t>
             </w:r>
@@ -3388,32 +3312,14 @@
         </w:tc>
         <w:tc>
           <w:tcPr>
-            <w:tcW w:w="1540" w:type="dxa"/>
-            <w:tcBorders>
-              <w:top w:val="single" w:sz="4" w:space="0" w:color="auto"/>
-              <w:left w:val="nil"/>
-              <w:bottom w:val="single" w:sz="4" w:space="0" w:color="auto"/>
-              <w:right w:val="single" w:sz="4" w:space="0" w:color="auto"/>
-            </w:tcBorders>
-            <w:shd w:val="clear" w:color="000000" w:fill="E8E8E8"/>
-            <w:vAlign w:val="center"/>
-            <w:hideMark/>
-          </w:tcPr>
-          <w:p ns2:paraId="67A08E11" ns2:textId="77777777">
-            <w:pPr>
-              <w:spacing w:after="0" w:line="240" w:lineRule="auto"/>
-              <w:jc w:val="center"/>
-              <w:rPr>
-                <w:rFonts w:eastAsia="Times New Roman" w:cs="Times New Roman"/>
-                <w:color w:val="000000"/>
-                <w:szCs w:val="21"/>
-              </w:rPr>
-            </w:pPr>
-            <w:r>
-              <w:rPr>
-                <w:rFonts w:eastAsia="Times New Roman" w:cs="Times New Roman"/>
-                <w:color w:val="000000"/>
-                <w:szCs w:val="21"/>
+            <w:tcW w:type="dxa" w:w="1249"/>
+          </w:tcPr>
+          <w:p>
+            <w:r/>
+            <w:r>
+              <w:rPr>
+                <w:b/>
+                <w:sz w:val="14"/>
               </w:rPr>
               <w:t>Population</w:t>
             </w:r>
@@ -3421,32 +3327,14 @@
         </w:tc>
         <w:tc>
           <w:tcPr>
-            <w:tcW w:w="2820" w:type="dxa"/>
-            <w:tcBorders>
-              <w:top w:val="single" w:sz="4" w:space="0" w:color="auto"/>
-              <w:left w:val="nil"/>
-              <w:bottom w:val="single" w:sz="4" w:space="0" w:color="auto"/>
-              <w:right w:val="single" w:sz="4" w:space="0" w:color="auto"/>
-            </w:tcBorders>
-            <w:shd w:val="clear" w:color="000000" w:fill="E8E8E8"/>
-            <w:vAlign w:val="center"/>
-            <w:hideMark/>
-          </w:tcPr>
-          <w:p ns2:paraId="15771232" ns2:textId="77777777">
-            <w:pPr>
-              <w:spacing w:after="0" w:line="240" w:lineRule="auto"/>
-              <w:jc w:val="center"/>
-              <w:rPr>
-                <w:rFonts w:eastAsia="Times New Roman" w:cs="Times New Roman"/>
-                <w:color w:val="000000"/>
-                <w:szCs w:val="21"/>
-              </w:rPr>
-            </w:pPr>
-            <w:r>
-              <w:rPr>
-                <w:rFonts w:eastAsia="Times New Roman" w:cs="Times New Roman"/>
-                <w:color w:val="000000"/>
-                <w:szCs w:val="21"/>
+            <w:tcW w:type="dxa" w:w="1249"/>
+          </w:tcPr>
+          <w:p>
+            <w:r/>
+            <w:r>
+              <w:rPr>
+                <w:b/>
+                <w:sz w:val="14"/>
               </w:rPr>
               <w:t>What it counts</w:t>
             </w:r>
@@ -3454,69 +3342,90 @@
         </w:tc>
         <w:tc>
           <w:tcPr>
-            <w:tcW w:w="1920" w:type="dxa"/>
-            <w:tcBorders>
-              <w:top w:val="single" w:sz="4" w:space="0" w:color="auto"/>
-              <w:left w:val="nil"/>
-              <w:bottom w:val="single" w:sz="4" w:space="0" w:color="auto"/>
-              <w:right w:val="single" w:sz="4" w:space="0" w:color="auto"/>
-            </w:tcBorders>
-            <w:shd w:val="clear" w:color="000000" w:fill="E8E8E8"/>
-            <w:vAlign w:val="center"/>
-            <w:hideMark/>
-          </w:tcPr>
-          <w:p ns2:paraId="1401D0D9" ns2:textId="77777777">
-            <w:pPr>
-              <w:spacing w:after="0" w:line="240" w:lineRule="auto"/>
-              <w:jc w:val="center"/>
-              <w:rPr>
-                <w:rFonts w:eastAsia="Times New Roman" w:cs="Times New Roman"/>
-                <w:color w:val="000000"/>
-                <w:szCs w:val="21"/>
-              </w:rPr>
-            </w:pPr>
-            <w:r>
-              <w:rPr>
-                <w:rFonts w:eastAsia="Times New Roman" w:cs="Times New Roman"/>
-                <w:color w:val="000000"/>
-                <w:szCs w:val="21"/>
-              </w:rPr>
-              <w:t>Value at the 2.5 kcal/mol reference</w:t>
+            <w:tcW w:type="dxa" w:w="1249"/>
+          </w:tcPr>
+          <w:p>
+            <w:r/>
+            <w:r>
+              <w:rPr>
+                <w:b/>
+                <w:sz w:val="14"/>
+              </w:rPr>
+              <w:t>1.0</w:t>
+            </w:r>
+          </w:p>
+        </w:tc>
+        <w:tc>
+          <w:tcPr>
+            <w:tcW w:type="dxa" w:w="1249"/>
+          </w:tcPr>
+          <w:p>
+            <w:r/>
+            <w:r>
+              <w:rPr>
+                <w:b/>
+                <w:sz w:val="14"/>
+              </w:rPr>
+              <w:t>1.5</w:t>
+            </w:r>
+          </w:p>
+        </w:tc>
+        <w:tc>
+          <w:tcPr>
+            <w:tcW w:type="dxa" w:w="1249"/>
+          </w:tcPr>
+          <w:p>
+            <w:r/>
+            <w:r>
+              <w:rPr>
+                <w:b/>
+                <w:sz w:val="14"/>
+              </w:rPr>
+              <w:t>2.0</w:t>
+            </w:r>
+          </w:p>
+        </w:tc>
+        <w:tc>
+          <w:tcPr>
+            <w:tcW w:type="dxa" w:w="1249"/>
+          </w:tcPr>
+          <w:p>
+            <w:r/>
+            <w:r>
+              <w:rPr>
+                <w:b/>
+                <w:sz w:val="14"/>
+              </w:rPr>
+              <w:t>2.5 (reference)</w:t>
+            </w:r>
+          </w:p>
+        </w:tc>
+        <w:tc>
+          <w:tcPr>
+            <w:tcW w:type="dxa" w:w="1249"/>
+          </w:tcPr>
+          <w:p>
+            <w:r/>
+            <w:r>
+              <w:rPr>
+                <w:b/>
+                <w:sz w:val="14"/>
+              </w:rPr>
+              <w:t>2.9/2.9/3.5</w:t>
             </w:r>
           </w:p>
         </w:tc>
       </w:tr>
-      <w:tr ns2:paraId="32DE70DD" ns2:textId="77777777">
-        <w:trPr>
-          <w:trHeight w:val="855"/>
-        </w:trPr>
-        <w:tc>
-          <w:tcPr>
-            <w:tcW w:w="3380" w:type="dxa"/>
-            <w:tcBorders>
-              <w:top w:val="nil"/>
-              <w:left w:val="single" w:sz="4" w:space="0" w:color="auto"/>
-              <w:bottom w:val="single" w:sz="4" w:space="0" w:color="auto"/>
-              <w:right w:val="single" w:sz="4" w:space="0" w:color="auto"/>
-            </w:tcBorders>
-            <w:vAlign w:val="center"/>
-            <w:hideMark/>
-          </w:tcPr>
-          <w:p ns2:paraId="6DEC03B2" ns2:textId="77777777">
-            <w:pPr>
-              <w:spacing w:after="0" w:line="240" w:lineRule="auto"/>
-              <w:jc w:val="center"/>
-              <w:rPr>
-                <w:rFonts w:eastAsia="Times New Roman" w:cs="Times New Roman"/>
-                <w:color w:val="000000"/>
-                <w:szCs w:val="21"/>
-              </w:rPr>
-            </w:pPr>
-            <w:r>
-              <w:rPr>
-                <w:rFonts w:eastAsia="Times New Roman" w:cs="Times New Roman"/>
-                <w:color w:val="000000"/>
-                <w:szCs w:val="21"/>
+      <w:tr>
+        <w:tc>
+          <w:tcPr>
+            <w:tcW w:type="dxa" w:w="1249"/>
+          </w:tcPr>
+          <w:p>
+            <w:r/>
+            <w:r>
+              <w:rPr>
+                <w:sz w:val="14"/>
               </w:rPr>
               <w:t>Mechanism-pattern score (pooled)</w:t>
             </w:r>
@@ -3524,31 +3433,13 @@
         </w:tc>
         <w:tc>
           <w:tcPr>
-            <w:tcW w:w="1540" w:type="dxa"/>
-            <w:tcBorders>
-              <w:top w:val="nil"/>
-              <w:left w:val="nil"/>
-              <w:bottom w:val="single" w:sz="4" w:space="0" w:color="auto"/>
-              <w:right w:val="single" w:sz="4" w:space="0" w:color="auto"/>
-            </w:tcBorders>
-            <w:vAlign w:val="center"/>
-            <w:hideMark/>
-          </w:tcPr>
-          <w:p ns2:paraId="1256AF30" ns2:textId="77777777">
-            <w:pPr>
-              <w:spacing w:after="0" w:line="240" w:lineRule="auto"/>
-              <w:jc w:val="center"/>
-              <w:rPr>
-                <w:rFonts w:eastAsia="Times New Roman" w:cs="Times New Roman"/>
-                <w:color w:val="000000"/>
-                <w:szCs w:val="21"/>
-              </w:rPr>
-            </w:pPr>
-            <w:r>
-              <w:rPr>
-                <w:rFonts w:eastAsia="Times New Roman" w:cs="Times New Roman"/>
-                <w:color w:val="000000"/>
-                <w:szCs w:val="21"/>
+            <w:tcW w:type="dxa" w:w="1249"/>
+          </w:tcPr>
+          <w:p>
+            <w:r/>
+            <w:r>
+              <w:rPr>
+                <w:sz w:val="14"/>
               </w:rPr>
               <w:t>57 graded variants</w:t>
             </w:r>
@@ -3556,31 +3447,13 @@
         </w:tc>
         <w:tc>
           <w:tcPr>
-            <w:tcW w:w="2820" w:type="dxa"/>
-            <w:tcBorders>
-              <w:top w:val="nil"/>
-              <w:left w:val="nil"/>
-              <w:bottom w:val="single" w:sz="4" w:space="0" w:color="auto"/>
-              <w:right w:val="single" w:sz="4" w:space="0" w:color="auto"/>
-            </w:tcBorders>
-            <w:vAlign w:val="center"/>
-            <w:hideMark/>
-          </w:tcPr>
-          <w:p ns2:paraId="228B9117" ns2:textId="77777777">
-            <w:pPr>
-              <w:spacing w:after="0" w:line="240" w:lineRule="auto"/>
-              <w:jc w:val="center"/>
-              <w:rPr>
-                <w:rFonts w:eastAsia="Times New Roman" w:cs="Times New Roman"/>
-                <w:color w:val="000000"/>
-                <w:szCs w:val="21"/>
-              </w:rPr>
-            </w:pPr>
-            <w:r>
-              <w:rPr>
-                <w:rFonts w:eastAsia="Times New Roman" w:cs="Times New Roman"/>
-                <w:color w:val="000000"/>
-                <w:szCs w:val="21"/>
+            <w:tcW w:type="dxa" w:w="1249"/>
+          </w:tcPr>
+          <w:p>
+            <w:r/>
+            <w:r>
+              <w:rPr>
+                <w:sz w:val="14"/>
               </w:rPr>
               <w:t>Partial-credit rubric grade averaged over every graded variant, both classes</w:t>
             </w:r>
@@ -3588,100 +3461,99 @@
         </w:tc>
         <w:tc>
           <w:tcPr>
-            <w:tcW w:w="1920" w:type="dxa"/>
-            <w:tcBorders>
-              <w:top w:val="nil"/>
-              <w:left w:val="nil"/>
-              <w:bottom w:val="single" w:sz="4" w:space="0" w:color="auto"/>
-              <w:right w:val="single" w:sz="4" w:space="0" w:color="auto"/>
-            </w:tcBorders>
-            <w:vAlign w:val="center"/>
-            <w:hideMark/>
-          </w:tcPr>
-          <w:p ns2:paraId="5F49F239" ns2:textId="77777777">
-            <w:pPr>
-              <w:spacing w:after="0" w:line="240" w:lineRule="auto"/>
-              <w:jc w:val="center"/>
-              <w:rPr>
-                <w:rFonts w:eastAsia="Times New Roman" w:cs="Times New Roman"/>
-                <w:color w:val="000000"/>
-                <w:szCs w:val="21"/>
-              </w:rPr>
-            </w:pPr>
-            <w:r>
-              <w:rPr>
-                <w:rFonts w:eastAsia="Times New Roman" w:cs="Times New Roman"/>
-                <w:color w:val="000000"/>
-                <w:szCs w:val="21"/>
+            <w:tcW w:type="dxa" w:w="1249"/>
+          </w:tcPr>
+          <w:p>
+            <w:r/>
+            <w:r>
+              <w:rPr>
+                <w:sz w:val="14"/>
+              </w:rPr>
+              <w:t>0.579</w:t>
+            </w:r>
+          </w:p>
+        </w:tc>
+        <w:tc>
+          <w:tcPr>
+            <w:tcW w:type="dxa" w:w="1249"/>
+          </w:tcPr>
+          <w:p>
+            <w:r/>
+            <w:r>
+              <w:rPr>
+                <w:sz w:val="14"/>
+              </w:rPr>
+              <w:t>0.649</w:t>
+            </w:r>
+          </w:p>
+        </w:tc>
+        <w:tc>
+          <w:tcPr>
+            <w:tcW w:type="dxa" w:w="1249"/>
+          </w:tcPr>
+          <w:p>
+            <w:r/>
+            <w:r>
+              <w:rPr>
+                <w:sz w:val="14"/>
+              </w:rPr>
+              <w:t>0.684</w:t>
+            </w:r>
+          </w:p>
+        </w:tc>
+        <w:tc>
+          <w:tcPr>
+            <w:tcW w:type="dxa" w:w="1249"/>
+          </w:tcPr>
+          <w:p>
+            <w:r/>
+            <w:r>
+              <w:rPr>
+                <w:sz w:val="14"/>
               </w:rPr>
               <w:t>0.719</w:t>
             </w:r>
           </w:p>
         </w:tc>
+        <w:tc>
+          <w:tcPr>
+            <w:tcW w:type="dxa" w:w="1249"/>
+          </w:tcPr>
+          <w:p>
+            <w:r/>
+            <w:r>
+              <w:rPr>
+                <w:sz w:val="14"/>
+              </w:rPr>
+              <w:t>0.711</w:t>
+            </w:r>
+          </w:p>
+        </w:tc>
       </w:tr>
-      <w:tr ns2:paraId="2CF52FC4" ns2:textId="77777777">
-        <w:trPr>
-          <w:trHeight w:val="1140"/>
-        </w:trPr>
-        <w:tc>
-          <w:tcPr>
-            <w:tcW w:w="3380" w:type="dxa"/>
-            <w:tcBorders>
-              <w:top w:val="nil"/>
-              <w:left w:val="single" w:sz="4" w:space="0" w:color="auto"/>
-              <w:bottom w:val="single" w:sz="4" w:space="0" w:color="auto"/>
-              <w:right w:val="single" w:sz="4" w:space="0" w:color="auto"/>
-            </w:tcBorders>
-            <w:vAlign w:val="center"/>
-            <w:hideMark/>
-          </w:tcPr>
-          <w:p ns2:paraId="1A9CA74D" ns2:textId="77777777">
-            <w:pPr>
-              <w:spacing w:after="0" w:line="240" w:lineRule="auto"/>
-              <w:jc w:val="center"/>
-              <w:rPr>
-                <w:rFonts w:eastAsia="Times New Roman" w:cs="Times New Roman"/>
-                <w:color w:val="000000"/>
-                <w:szCs w:val="21"/>
-              </w:rPr>
-            </w:pPr>
-            <w:r>
-              <w:rPr>
-                <w:rFonts w:eastAsia="Times New Roman" w:cs="Times New Roman"/>
-                <w:color w:val="000000"/>
-                <w:szCs w:val="21"/>
-              </w:rPr>
-              <w:t xml:space="preserve">  structural arm</w:t>
-            </w:r>
-          </w:p>
-        </w:tc>
-        <w:tc>
-          <w:tcPr>
-            <w:tcW w:w="1540" w:type="dxa"/>
-            <w:tcBorders>
-              <w:top w:val="nil"/>
-              <w:left w:val="nil"/>
-              <w:bottom w:val="single" w:sz="4" w:space="0" w:color="auto"/>
-              <w:right w:val="single" w:sz="4" w:space="0" w:color="auto"/>
-            </w:tcBorders>
-            <w:vAlign w:val="center"/>
-            <w:hideMark/>
-          </w:tcPr>
-          <w:p ns2:paraId="06CB06B9" ns2:textId="77777777">
-            <w:pPr>
-              <w:spacing w:after="0" w:line="240" w:lineRule="auto"/>
-              <w:jc w:val="center"/>
-              <w:rPr>
-                <w:rFonts w:eastAsia="Times New Roman" w:cs="Times New Roman"/>
-                <w:color w:val="000000"/>
-                <w:szCs w:val="21"/>
-              </w:rPr>
-            </w:pPr>
-            <w:r>
-              <w:rPr>
-                <w:rFonts w:eastAsia="Times New Roman" w:cs="Times New Roman"/>
-                <w:color w:val="000000"/>
-                <w:szCs w:val="21"/>
+      <w:tr>
+        <w:tc>
+          <w:tcPr>
+            <w:tcW w:type="dxa" w:w="1249"/>
+          </w:tcPr>
+          <w:p>
+            <w:r/>
+            <w:r>
+              <w:rPr>
+                <w:sz w:val="14"/>
+              </w:rPr>
+              <w:t>structural arm</w:t>
+            </w:r>
+          </w:p>
+        </w:tc>
+        <w:tc>
+          <w:tcPr>
+            <w:tcW w:type="dxa" w:w="1249"/>
+          </w:tcPr>
+          <w:p>
+            <w:r/>
+            <w:r>
+              <w:rPr>
+                <w:sz w:val="14"/>
               </w:rPr>
               <w:t>25 with a committed structural mechanism</w:t>
             </w:r>
@@ -3689,31 +3561,13 @@
         </w:tc>
         <w:tc>
           <w:tcPr>
-            <w:tcW w:w="2820" w:type="dxa"/>
-            <w:tcBorders>
-              <w:top w:val="nil"/>
-              <w:left w:val="nil"/>
-              <w:bottom w:val="single" w:sz="4" w:space="0" w:color="auto"/>
-              <w:right w:val="single" w:sz="4" w:space="0" w:color="auto"/>
-            </w:tcBorders>
-            <w:vAlign w:val="center"/>
-            <w:hideMark/>
-          </w:tcPr>
-          <w:p ns2:paraId="35CDA134" ns2:textId="77777777">
-            <w:pPr>
-              <w:spacing w:after="0" w:line="240" w:lineRule="auto"/>
-              <w:jc w:val="center"/>
-              <w:rPr>
-                <w:rFonts w:eastAsia="Times New Roman" w:cs="Times New Roman"/>
-                <w:color w:val="000000"/>
-                <w:szCs w:val="21"/>
-              </w:rPr>
-            </w:pPr>
-            <w:r>
-              <w:rPr>
-                <w:rFonts w:eastAsia="Times New Roman" w:cs="Times New Roman"/>
-                <w:color w:val="000000"/>
-                <w:szCs w:val="21"/>
+            <w:tcW w:type="dxa" w:w="1249"/>
+          </w:tcPr>
+          <w:p>
+            <w:r/>
+            <w:r>
+              <w:rPr>
+                <w:sz w:val="14"/>
               </w:rPr>
               <w:t>The same rubric restricted to variants expected to carry a lesion</w:t>
             </w:r>
@@ -3721,100 +3575,99 @@
         </w:tc>
         <w:tc>
           <w:tcPr>
-            <w:tcW w:w="1920" w:type="dxa"/>
-            <w:tcBorders>
-              <w:top w:val="nil"/>
-              <w:left w:val="nil"/>
-              <w:bottom w:val="single" w:sz="4" w:space="0" w:color="auto"/>
-              <w:right w:val="single" w:sz="4" w:space="0" w:color="auto"/>
-            </w:tcBorders>
-            <w:vAlign w:val="center"/>
-            <w:hideMark/>
-          </w:tcPr>
-          <w:p ns2:paraId="2CAE11FF" ns2:textId="77777777">
-            <w:pPr>
-              <w:spacing w:after="0" w:line="240" w:lineRule="auto"/>
-              <w:jc w:val="center"/>
-              <w:rPr>
-                <w:rFonts w:eastAsia="Times New Roman" w:cs="Times New Roman"/>
-                <w:color w:val="000000"/>
-                <w:szCs w:val="21"/>
-              </w:rPr>
-            </w:pPr>
-            <w:r>
-              <w:rPr>
-                <w:rFonts w:eastAsia="Times New Roman" w:cs="Times New Roman"/>
-                <w:color w:val="000000"/>
-                <w:szCs w:val="21"/>
-              </w:rPr>
-              <w:t>0.6</w:t>
+            <w:tcW w:type="dxa" w:w="1249"/>
+          </w:tcPr>
+          <w:p>
+            <w:r/>
+            <w:r>
+              <w:rPr>
+                <w:sz w:val="14"/>
+              </w:rPr>
+              <w:t>0.760</w:t>
+            </w:r>
+          </w:p>
+        </w:tc>
+        <w:tc>
+          <w:tcPr>
+            <w:tcW w:type="dxa" w:w="1249"/>
+          </w:tcPr>
+          <w:p>
+            <w:r/>
+            <w:r>
+              <w:rPr>
+                <w:sz w:val="14"/>
+              </w:rPr>
+              <w:t>0.720</w:t>
+            </w:r>
+          </w:p>
+        </w:tc>
+        <w:tc>
+          <w:tcPr>
+            <w:tcW w:type="dxa" w:w="1249"/>
+          </w:tcPr>
+          <w:p>
+            <w:r/>
+            <w:r>
+              <w:rPr>
+                <w:sz w:val="14"/>
+              </w:rPr>
+              <w:t>0.640</w:t>
+            </w:r>
+          </w:p>
+        </w:tc>
+        <w:tc>
+          <w:tcPr>
+            <w:tcW w:type="dxa" w:w="1249"/>
+          </w:tcPr>
+          <w:p>
+            <w:r/>
+            <w:r>
+              <w:rPr>
+                <w:sz w:val="14"/>
+              </w:rPr>
+              <w:t>0.600</w:t>
+            </w:r>
+          </w:p>
+        </w:tc>
+        <w:tc>
+          <w:tcPr>
+            <w:tcW w:type="dxa" w:w="1249"/>
+          </w:tcPr>
+          <w:p>
+            <w:r/>
+            <w:r>
+              <w:rPr>
+                <w:sz w:val="14"/>
+              </w:rPr>
+              <w:t>0.540</w:t>
             </w:r>
           </w:p>
         </w:tc>
       </w:tr>
-      <w:tr ns2:paraId="175DA313" ns2:textId="77777777">
-        <w:trPr>
-          <w:trHeight w:val="1140"/>
-        </w:trPr>
-        <w:tc>
-          <w:tcPr>
-            <w:tcW w:w="3380" w:type="dxa"/>
-            <w:tcBorders>
-              <w:top w:val="nil"/>
-              <w:left w:val="single" w:sz="4" w:space="0" w:color="auto"/>
-              <w:bottom w:val="single" w:sz="4" w:space="0" w:color="auto"/>
-              <w:right w:val="single" w:sz="4" w:space="0" w:color="auto"/>
-            </w:tcBorders>
-            <w:vAlign w:val="center"/>
-            <w:hideMark/>
-          </w:tcPr>
-          <w:p ns2:paraId="55363AA8" ns2:textId="77777777">
-            <w:pPr>
-              <w:spacing w:after="0" w:line="240" w:lineRule="auto"/>
-              <w:jc w:val="center"/>
-              <w:rPr>
-                <w:rFonts w:eastAsia="Times New Roman" w:cs="Times New Roman"/>
-                <w:color w:val="000000"/>
-                <w:szCs w:val="21"/>
-              </w:rPr>
-            </w:pPr>
-            <w:r>
-              <w:rPr>
-                <w:rFonts w:eastAsia="Times New Roman" w:cs="Times New Roman"/>
-                <w:color w:val="000000"/>
-                <w:szCs w:val="21"/>
-              </w:rPr>
-              <w:t xml:space="preserve">  rejection arm</w:t>
-            </w:r>
-          </w:p>
-        </w:tc>
-        <w:tc>
-          <w:tcPr>
-            <w:tcW w:w="1540" w:type="dxa"/>
-            <w:tcBorders>
-              <w:top w:val="nil"/>
-              <w:left w:val="nil"/>
-              <w:bottom w:val="single" w:sz="4" w:space="0" w:color="auto"/>
-              <w:right w:val="single" w:sz="4" w:space="0" w:color="auto"/>
-            </w:tcBorders>
-            <w:vAlign w:val="center"/>
-            <w:hideMark/>
-          </w:tcPr>
-          <w:p ns2:paraId="1C7531AD" ns2:textId="77777777">
-            <w:pPr>
-              <w:spacing w:after="0" w:line="240" w:lineRule="auto"/>
-              <w:jc w:val="center"/>
-              <w:rPr>
-                <w:rFonts w:eastAsia="Times New Roman" w:cs="Times New Roman"/>
-                <w:color w:val="000000"/>
-                <w:szCs w:val="21"/>
-              </w:rPr>
-            </w:pPr>
-            <w:r>
-              <w:rPr>
-                <w:rFonts w:eastAsia="Times New Roman" w:cs="Times New Roman"/>
-                <w:color w:val="000000"/>
-                <w:szCs w:val="21"/>
+      <w:tr>
+        <w:tc>
+          <w:tcPr>
+            <w:tcW w:type="dxa" w:w="1249"/>
+          </w:tcPr>
+          <w:p>
+            <w:r/>
+            <w:r>
+              <w:rPr>
+                <w:sz w:val="14"/>
+              </w:rPr>
+              <w:t>rejection arm</w:t>
+            </w:r>
+          </w:p>
+        </w:tc>
+        <w:tc>
+          <w:tcPr>
+            <w:tcW w:type="dxa" w:w="1249"/>
+          </w:tcPr>
+          <w:p>
+            <w:r/>
+            <w:r>
+              <w:rPr>
+                <w:sz w:val="14"/>
               </w:rPr>
               <w:t>32 curated to carry no lesion on the modeled axes</w:t>
             </w:r>
@@ -3822,31 +3675,13 @@
         </w:tc>
         <w:tc>
           <w:tcPr>
-            <w:tcW w:w="2820" w:type="dxa"/>
-            <w:tcBorders>
-              <w:top w:val="nil"/>
-              <w:left w:val="nil"/>
-              <w:bottom w:val="single" w:sz="4" w:space="0" w:color="auto"/>
-              <w:right w:val="single" w:sz="4" w:space="0" w:color="auto"/>
-            </w:tcBorders>
-            <w:vAlign w:val="center"/>
-            <w:hideMark/>
-          </w:tcPr>
-          <w:p ns2:paraId="56FF69E0" ns2:textId="77777777">
-            <w:pPr>
-              <w:spacing w:after="0" w:line="240" w:lineRule="auto"/>
-              <w:jc w:val="center"/>
-              <w:rPr>
-                <w:rFonts w:eastAsia="Times New Roman" w:cs="Times New Roman"/>
-                <w:color w:val="000000"/>
-                <w:szCs w:val="21"/>
-              </w:rPr>
-            </w:pPr>
-            <w:r>
-              <w:rPr>
-                <w:rFonts w:eastAsia="Times New Roman" w:cs="Times New Roman"/>
-                <w:color w:val="000000"/>
-                <w:szCs w:val="21"/>
+            <w:tcW w:type="dxa" w:w="1249"/>
+          </w:tcPr>
+          <w:p>
+            <w:r/>
+            <w:r>
+              <w:rPr>
+                <w:sz w:val="14"/>
               </w:rPr>
               <w:t>The same rubric restricted to variants expected to be silent</w:t>
             </w:r>
@@ -3854,101 +3689,99 @@
         </w:tc>
         <w:tc>
           <w:tcPr>
-            <w:tcW w:w="1920" w:type="dxa"/>
-            <w:tcBorders>
-              <w:top w:val="nil"/>
-              <w:left w:val="nil"/>
-              <w:bottom w:val="single" w:sz="4" w:space="0" w:color="auto"/>
-              <w:right w:val="single" w:sz="4" w:space="0" w:color="auto"/>
-            </w:tcBorders>
-            <w:vAlign w:val="center"/>
-            <w:hideMark/>
-          </w:tcPr>
-          <w:p ns2:paraId="1F8DA0C7" ns2:textId="77777777">
-            <w:pPr>
-              <w:spacing w:after="0" w:line="240" w:lineRule="auto"/>
-              <w:jc w:val="center"/>
-              <w:rPr>
-                <w:rFonts w:eastAsia="Times New Roman" w:cs="Times New Roman"/>
-                <w:color w:val="000000"/>
-                <w:szCs w:val="21"/>
-              </w:rPr>
-            </w:pPr>
-            <w:r>
-              <w:rPr>
-                <w:rFonts w:eastAsia="Times New Roman" w:cs="Times New Roman"/>
-                <w:color w:val="000000"/>
-                <w:szCs w:val="21"/>
+            <w:tcW w:type="dxa" w:w="1249"/>
+          </w:tcPr>
+          <w:p>
+            <w:r/>
+            <w:r>
+              <w:rPr>
+                <w:sz w:val="14"/>
+              </w:rPr>
+              <w:t>0.438</w:t>
+            </w:r>
+          </w:p>
+        </w:tc>
+        <w:tc>
+          <w:tcPr>
+            <w:tcW w:type="dxa" w:w="1249"/>
+          </w:tcPr>
+          <w:p>
+            <w:r/>
+            <w:r>
+              <w:rPr>
+                <w:sz w:val="14"/>
+              </w:rPr>
+              <w:t>0.594</w:t>
+            </w:r>
+          </w:p>
+        </w:tc>
+        <w:tc>
+          <w:tcPr>
+            <w:tcW w:type="dxa" w:w="1249"/>
+          </w:tcPr>
+          <w:p>
+            <w:r/>
+            <w:r>
+              <w:rPr>
+                <w:sz w:val="14"/>
+              </w:rPr>
+              <w:t>0.719</w:t>
+            </w:r>
+          </w:p>
+        </w:tc>
+        <w:tc>
+          <w:tcPr>
+            <w:tcW w:type="dxa" w:w="1249"/>
+          </w:tcPr>
+          <w:p>
+            <w:r/>
+            <w:r>
+              <w:rPr>
+                <w:sz w:val="14"/>
               </w:rPr>
               <w:t>0.812</w:t>
             </w:r>
           </w:p>
         </w:tc>
+        <w:tc>
+          <w:tcPr>
+            <w:tcW w:type="dxa" w:w="1249"/>
+          </w:tcPr>
+          <w:p>
+            <w:r/>
+            <w:r>
+              <w:rPr>
+                <w:sz w:val="14"/>
+              </w:rPr>
+              <w:t>0.844</w:t>
+            </w:r>
+          </w:p>
+        </w:tc>
       </w:tr>
-      <w:tr ns2:paraId="359619A5" ns2:textId="77777777">
-        <w:trPr>
-          <w:trHeight w:val="1140"/>
-        </w:trPr>
-        <w:tc>
-          <w:tcPr>
-            <w:tcW w:w="3380" w:type="dxa"/>
-            <w:tcBorders>
-              <w:top w:val="nil"/>
-              <w:left w:val="single" w:sz="4" w:space="0" w:color="auto"/>
-              <w:bottom w:val="single" w:sz="4" w:space="0" w:color="auto"/>
-              <w:right w:val="single" w:sz="4" w:space="0" w:color="auto"/>
-            </w:tcBorders>
-            <w:vAlign w:val="center"/>
-            <w:hideMark/>
-          </w:tcPr>
-          <w:p ns2:paraId="7E45CCE4" ns2:textId="77777777">
-            <w:pPr>
-              <w:spacing w:after="0" w:line="240" w:lineRule="auto"/>
-              <w:jc w:val="center"/>
-              <w:rPr>
-                <w:rFonts w:eastAsia="Times New Roman" w:cs="Times New Roman"/>
-                <w:color w:val="000000"/>
-                <w:szCs w:val="21"/>
-              </w:rPr>
-            </w:pPr>
-            <w:r>
-              <w:rPr>
-                <w:rFonts w:eastAsia="Times New Roman" w:cs="Times New Roman"/>
-                <w:color w:val="000000"/>
-                <w:szCs w:val="21"/>
-              </w:rPr>
-              <w:lastRenderedPageBreak/>
+      <w:tr>
+        <w:tc>
+          <w:tcPr>
+            <w:tcW w:type="dxa" w:w="1249"/>
+          </w:tcPr>
+          <w:p>
+            <w:r/>
+            <w:r>
+              <w:rPr>
+                <w:sz w:val="14"/>
+              </w:rPr>
               <w:t>Detection</w:t>
             </w:r>
           </w:p>
         </w:tc>
         <w:tc>
           <w:tcPr>
-            <w:tcW w:w="1540" w:type="dxa"/>
-            <w:tcBorders>
-              <w:top w:val="nil"/>
-              <w:left w:val="nil"/>
-              <w:bottom w:val="single" w:sz="4" w:space="0" w:color="auto"/>
-              <w:right w:val="single" w:sz="4" w:space="0" w:color="auto"/>
-            </w:tcBorders>
-            <w:vAlign w:val="center"/>
-            <w:hideMark/>
-          </w:tcPr>
-          <w:p ns2:paraId="56D2417C" ns2:textId="77777777">
-            <w:pPr>
-              <w:spacing w:after="0" w:line="240" w:lineRule="auto"/>
-              <w:jc w:val="center"/>
-              <w:rPr>
-                <w:rFonts w:eastAsia="Times New Roman" w:cs="Times New Roman"/>
-                <w:color w:val="000000"/>
-                <w:szCs w:val="21"/>
-              </w:rPr>
-            </w:pPr>
-            <w:r>
-              <w:rPr>
-                <w:rFonts w:eastAsia="Times New Roman" w:cs="Times New Roman"/>
-                <w:color w:val="000000"/>
-                <w:szCs w:val="21"/>
+            <w:tcW w:type="dxa" w:w="1249"/>
+          </w:tcPr>
+          <w:p>
+            <w:r/>
+            <w:r>
+              <w:rPr>
+                <w:sz w:val="14"/>
               </w:rPr>
               <w:t>25 with a committed structural mechanism</w:t>
             </w:r>
@@ -3956,31 +3789,13 @@
         </w:tc>
         <w:tc>
           <w:tcPr>
-            <w:tcW w:w="2820" w:type="dxa"/>
-            <w:tcBorders>
-              <w:top w:val="nil"/>
-              <w:left w:val="nil"/>
-              <w:bottom w:val="single" w:sz="4" w:space="0" w:color="auto"/>
-              <w:right w:val="single" w:sz="4" w:space="0" w:color="auto"/>
-            </w:tcBorders>
-            <w:vAlign w:val="center"/>
-            <w:hideMark/>
-          </w:tcPr>
-          <w:p ns2:paraId="5B271939" ns2:textId="77777777">
-            <w:pPr>
-              <w:spacing w:after="0" w:line="240" w:lineRule="auto"/>
-              <w:jc w:val="center"/>
-              <w:rPr>
-                <w:rFonts w:eastAsia="Times New Roman" w:cs="Times New Roman"/>
-                <w:color w:val="000000"/>
-                <w:szCs w:val="21"/>
-              </w:rPr>
-            </w:pPr>
-            <w:r>
-              <w:rPr>
-                <w:rFonts w:eastAsia="Times New Roman" w:cs="Times New Roman"/>
-                <w:color w:val="000000"/>
-                <w:szCs w:val="21"/>
+            <w:tcW w:type="dxa" w:w="1249"/>
+          </w:tcPr>
+          <w:p>
+            <w:r/>
+            <w:r>
+              <w:rPr>
+                <w:sz w:val="14"/>
               </w:rPr>
               <w:t>Fraction for which at least one of the three axes exceeds the threshold, regardless of which</w:t>
             </w:r>
@@ -3988,68 +3803,85 @@
         </w:tc>
         <w:tc>
           <w:tcPr>
-            <w:tcW w:w="1920" w:type="dxa"/>
-            <w:tcBorders>
-              <w:top w:val="nil"/>
-              <w:left w:val="nil"/>
-              <w:bottom w:val="single" w:sz="4" w:space="0" w:color="auto"/>
-              <w:right w:val="single" w:sz="4" w:space="0" w:color="auto"/>
-            </w:tcBorders>
-            <w:vAlign w:val="center"/>
-            <w:hideMark/>
-          </w:tcPr>
-          <w:p ns2:paraId="05FF7E1F" ns2:textId="77777777">
-            <w:pPr>
-              <w:spacing w:after="0" w:line="240" w:lineRule="auto"/>
-              <w:jc w:val="center"/>
-              <w:rPr>
-                <w:rFonts w:eastAsia="Times New Roman" w:cs="Times New Roman"/>
-                <w:color w:val="000000"/>
-                <w:szCs w:val="21"/>
-              </w:rPr>
-            </w:pPr>
-            <w:r>
-              <w:rPr>
-                <w:rFonts w:eastAsia="Times New Roman" w:cs="Times New Roman"/>
-                <w:color w:val="000000"/>
-                <w:szCs w:val="21"/>
+            <w:tcW w:type="dxa" w:w="1249"/>
+          </w:tcPr>
+          <w:p>
+            <w:r/>
+            <w:r>
+              <w:rPr>
+                <w:sz w:val="14"/>
+              </w:rPr>
+              <w:t>23/25 = 0.920</w:t>
+            </w:r>
+          </w:p>
+        </w:tc>
+        <w:tc>
+          <w:tcPr>
+            <w:tcW w:type="dxa" w:w="1249"/>
+          </w:tcPr>
+          <w:p>
+            <w:r/>
+            <w:r>
+              <w:rPr>
+                <w:sz w:val="14"/>
               </w:rPr>
               <w:t>20/25 = 0.800</w:t>
             </w:r>
           </w:p>
         </w:tc>
+        <w:tc>
+          <w:tcPr>
+            <w:tcW w:type="dxa" w:w="1249"/>
+          </w:tcPr>
+          <w:p>
+            <w:r/>
+            <w:r>
+              <w:rPr>
+                <w:sz w:val="14"/>
+              </w:rPr>
+              <w:t>20/25 = 0.800</w:t>
+            </w:r>
+          </w:p>
+        </w:tc>
+        <w:tc>
+          <w:tcPr>
+            <w:tcW w:type="dxa" w:w="1249"/>
+          </w:tcPr>
+          <w:p>
+            <w:r/>
+            <w:r>
+              <w:rPr>
+                <w:sz w:val="14"/>
+              </w:rPr>
+              <w:t>20/25 = 0.800</w:t>
+            </w:r>
+          </w:p>
+        </w:tc>
+        <w:tc>
+          <w:tcPr>
+            <w:tcW w:type="dxa" w:w="1249"/>
+          </w:tcPr>
+          <w:p>
+            <w:r/>
+            <w:r>
+              <w:rPr>
+                <w:sz w:val="14"/>
+              </w:rPr>
+              <w:t>18/25 = 0.720</w:t>
+            </w:r>
+          </w:p>
+        </w:tc>
       </w:tr>
-      <w:tr ns2:paraId="5E35706A" ns2:textId="77777777">
-        <w:trPr>
-          <w:trHeight w:val="1140"/>
-        </w:trPr>
-        <w:tc>
-          <w:tcPr>
-            <w:tcW w:w="3380" w:type="dxa"/>
-            <w:tcBorders>
-              <w:top w:val="nil"/>
-              <w:left w:val="single" w:sz="4" w:space="0" w:color="auto"/>
-              <w:bottom w:val="single" w:sz="4" w:space="0" w:color="auto"/>
-              <w:right w:val="single" w:sz="4" w:space="0" w:color="auto"/>
-            </w:tcBorders>
-            <w:vAlign w:val="center"/>
-            <w:hideMark/>
-          </w:tcPr>
-          <w:p ns2:paraId="5A629320" ns2:textId="77777777">
-            <w:pPr>
-              <w:spacing w:after="0" w:line="240" w:lineRule="auto"/>
-              <w:jc w:val="center"/>
-              <w:rPr>
-                <w:rFonts w:eastAsia="Times New Roman" w:cs="Times New Roman"/>
-                <w:color w:val="000000"/>
-                <w:szCs w:val="21"/>
-              </w:rPr>
-            </w:pPr>
-            <w:r>
-              <w:rPr>
-                <w:rFonts w:eastAsia="Times New Roman" w:cs="Times New Roman"/>
-                <w:color w:val="000000"/>
-                <w:szCs w:val="21"/>
+      <w:tr>
+        <w:tc>
+          <w:tcPr>
+            <w:tcW w:type="dxa" w:w="1249"/>
+          </w:tcPr>
+          <w:p>
+            <w:r/>
+            <w:r>
+              <w:rPr>
+                <w:sz w:val="14"/>
               </w:rPr>
               <w:t>Attribution</w:t>
             </w:r>
@@ -4057,31 +3889,13 @@
         </w:tc>
         <w:tc>
           <w:tcPr>
-            <w:tcW w:w="1540" w:type="dxa"/>
-            <w:tcBorders>
-              <w:top w:val="nil"/>
-              <w:left w:val="nil"/>
-              <w:bottom w:val="single" w:sz="4" w:space="0" w:color="auto"/>
-              <w:right w:val="single" w:sz="4" w:space="0" w:color="auto"/>
-            </w:tcBorders>
-            <w:vAlign w:val="center"/>
-            <w:hideMark/>
-          </w:tcPr>
-          <w:p ns2:paraId="12B317B5" ns2:textId="77777777">
-            <w:pPr>
-              <w:spacing w:after="0" w:line="240" w:lineRule="auto"/>
-              <w:jc w:val="center"/>
-              <w:rPr>
-                <w:rFonts w:eastAsia="Times New Roman" w:cs="Times New Roman"/>
-                <w:color w:val="000000"/>
-                <w:szCs w:val="21"/>
-              </w:rPr>
-            </w:pPr>
-            <w:r>
-              <w:rPr>
-                <w:rFonts w:eastAsia="Times New Roman" w:cs="Times New Roman"/>
-                <w:color w:val="000000"/>
-                <w:szCs w:val="21"/>
+            <w:tcW w:type="dxa" w:w="1249"/>
+          </w:tcPr>
+          <w:p>
+            <w:r/>
+            <w:r>
+              <w:rPr>
+                <w:sz w:val="14"/>
               </w:rPr>
               <w:t>25 with a committed structural mechanism</w:t>
             </w:r>
@@ -4089,31 +3903,13 @@
         </w:tc>
         <w:tc>
           <w:tcPr>
-            <w:tcW w:w="2820" w:type="dxa"/>
-            <w:tcBorders>
-              <w:top w:val="nil"/>
-              <w:left w:val="nil"/>
-              <w:bottom w:val="single" w:sz="4" w:space="0" w:color="auto"/>
-              <w:right w:val="single" w:sz="4" w:space="0" w:color="auto"/>
-            </w:tcBorders>
-            <w:vAlign w:val="center"/>
-            <w:hideMark/>
-          </w:tcPr>
-          <w:p ns2:paraId="7BA12F80" ns2:textId="77777777">
-            <w:pPr>
-              <w:spacing w:after="0" w:line="240" w:lineRule="auto"/>
-              <w:jc w:val="center"/>
-              <w:rPr>
-                <w:rFonts w:eastAsia="Times New Roman" w:cs="Times New Roman"/>
-                <w:color w:val="000000"/>
-                <w:szCs w:val="21"/>
-              </w:rPr>
-            </w:pPr>
-            <w:r>
-              <w:rPr>
-                <w:rFonts w:eastAsia="Times New Roman" w:cs="Times New Roman"/>
-                <w:color w:val="000000"/>
-                <w:szCs w:val="21"/>
+            <w:tcW w:type="dxa" w:w="1249"/>
+          </w:tcPr>
+          <w:p>
+            <w:r/>
+            <w:r>
+              <w:rPr>
+                <w:sz w:val="14"/>
               </w:rPr>
               <w:t>Fraction for which the axis the literature attributes the mechanism to exceeds the threshold</w:t>
             </w:r>
@@ -4121,68 +3917,85 @@
         </w:tc>
         <w:tc>
           <w:tcPr>
-            <w:tcW w:w="1920" w:type="dxa"/>
-            <w:tcBorders>
-              <w:top w:val="nil"/>
-              <w:left w:val="nil"/>
-              <w:bottom w:val="single" w:sz="4" w:space="0" w:color="auto"/>
-              <w:right w:val="single" w:sz="4" w:space="0" w:color="auto"/>
-            </w:tcBorders>
-            <w:vAlign w:val="center"/>
-            <w:hideMark/>
-          </w:tcPr>
-          <w:p ns2:paraId="71A83CE7" ns2:textId="77777777">
-            <w:pPr>
-              <w:spacing w:after="0" w:line="240" w:lineRule="auto"/>
-              <w:jc w:val="center"/>
-              <w:rPr>
-                <w:rFonts w:eastAsia="Times New Roman" w:cs="Times New Roman"/>
-                <w:color w:val="000000"/>
-                <w:szCs w:val="21"/>
-              </w:rPr>
-            </w:pPr>
-            <w:r>
-              <w:rPr>
-                <w:rFonts w:eastAsia="Times New Roman" w:cs="Times New Roman"/>
-                <w:color w:val="000000"/>
-                <w:szCs w:val="21"/>
-              </w:rPr>
-              <w:t>14/25 = 0.560 </w:t>
+            <w:tcW w:type="dxa" w:w="1249"/>
+          </w:tcPr>
+          <w:p>
+            <w:r/>
+            <w:r>
+              <w:rPr>
+                <w:sz w:val="14"/>
+              </w:rPr>
+              <w:t>19/25 = 0.760</w:t>
+            </w:r>
+          </w:p>
+        </w:tc>
+        <w:tc>
+          <w:tcPr>
+            <w:tcW w:type="dxa" w:w="1249"/>
+          </w:tcPr>
+          <w:p>
+            <w:r/>
+            <w:r>
+              <w:rPr>
+                <w:sz w:val="14"/>
+              </w:rPr>
+              <w:t>17/25 = 0.680</w:t>
+            </w:r>
+          </w:p>
+        </w:tc>
+        <w:tc>
+          <w:tcPr>
+            <w:tcW w:type="dxa" w:w="1249"/>
+          </w:tcPr>
+          <w:p>
+            <w:r/>
+            <w:r>
+              <w:rPr>
+                <w:sz w:val="14"/>
+              </w:rPr>
+              <w:t>16/25 = 0.640</w:t>
+            </w:r>
+          </w:p>
+        </w:tc>
+        <w:tc>
+          <w:tcPr>
+            <w:tcW w:type="dxa" w:w="1249"/>
+          </w:tcPr>
+          <w:p>
+            <w:r/>
+            <w:r>
+              <w:rPr>
+                <w:sz w:val="14"/>
+              </w:rPr>
+              <w:t>14/25 = 0.560</w:t>
+            </w:r>
+          </w:p>
+        </w:tc>
+        <w:tc>
+          <w:tcPr>
+            <w:tcW w:type="dxa" w:w="1249"/>
+          </w:tcPr>
+          <w:p>
+            <w:r/>
+            <w:r>
+              <w:rPr>
+                <w:sz w:val="14"/>
+              </w:rPr>
+              <w:t>12/25 = 0.480</w:t>
             </w:r>
           </w:p>
         </w:tc>
       </w:tr>
-      <w:tr ns2:paraId="16FEC337" ns2:textId="77777777">
-        <w:trPr>
-          <w:trHeight w:val="1995"/>
-        </w:trPr>
-        <w:tc>
-          <w:tcPr>
-            <w:tcW w:w="3380" w:type="dxa"/>
-            <w:tcBorders>
-              <w:top w:val="nil"/>
-              <w:left w:val="single" w:sz="4" w:space="0" w:color="auto"/>
-              <w:bottom w:val="single" w:sz="4" w:space="0" w:color="auto"/>
-              <w:right w:val="single" w:sz="4" w:space="0" w:color="auto"/>
-            </w:tcBorders>
-            <w:vAlign w:val="center"/>
-            <w:hideMark/>
-          </w:tcPr>
-          <w:p ns2:paraId="43266E25" ns2:textId="77777777">
-            <w:pPr>
-              <w:spacing w:after="0" w:line="240" w:lineRule="auto"/>
-              <w:jc w:val="center"/>
-              <w:rPr>
-                <w:rFonts w:eastAsia="Times New Roman" w:cs="Times New Roman"/>
-                <w:color w:val="000000"/>
-                <w:szCs w:val="21"/>
-              </w:rPr>
-            </w:pPr>
-            <w:r>
-              <w:rPr>
-                <w:rFonts w:eastAsia="Times New Roman" w:cs="Times New Roman"/>
-                <w:color w:val="000000"/>
-                <w:szCs w:val="21"/>
+      <w:tr>
+        <w:tc>
+          <w:tcPr>
+            <w:tcW w:type="dxa" w:w="1249"/>
+          </w:tcPr>
+          <w:p>
+            <w:r/>
+            <w:r>
+              <w:rPr>
+                <w:sz w:val="14"/>
               </w:rPr>
               <w:t>Measured destabilizations called</w:t>
             </w:r>
@@ -4190,31 +4003,13 @@
         </w:tc>
         <w:tc>
           <w:tcPr>
-            <w:tcW w:w="1540" w:type="dxa"/>
-            <w:tcBorders>
-              <w:top w:val="nil"/>
-              <w:left w:val="nil"/>
-              <w:bottom w:val="single" w:sz="4" w:space="0" w:color="auto"/>
-              <w:right w:val="single" w:sz="4" w:space="0" w:color="auto"/>
-            </w:tcBorders>
-            <w:vAlign w:val="center"/>
-            <w:hideMark/>
-          </w:tcPr>
-          <w:p ns2:paraId="345C60E7" ns2:textId="77777777">
-            <w:pPr>
-              <w:spacing w:after="0" w:line="240" w:lineRule="auto"/>
-              <w:jc w:val="center"/>
-              <w:rPr>
-                <w:rFonts w:eastAsia="Times New Roman" w:cs="Times New Roman"/>
-                <w:color w:val="000000"/>
-                <w:szCs w:val="21"/>
-              </w:rPr>
-            </w:pPr>
-            <w:r>
-              <w:rPr>
-                <w:rFonts w:eastAsia="Times New Roman" w:cs="Times New Roman"/>
-                <w:color w:val="000000"/>
-                <w:szCs w:val="21"/>
+            <w:tcW w:type="dxa" w:w="1249"/>
+          </w:tcPr>
+          <w:p>
+            <w:r/>
+            <w:r>
+              <w:rPr>
+                <w:sz w:val="14"/>
               </w:rPr>
               <w:t>44 variant-axis comparisons with a directly measured energy</w:t>
             </w:r>
@@ -4222,31 +4017,13 @@
         </w:tc>
         <w:tc>
           <w:tcPr>
-            <w:tcW w:w="2820" w:type="dxa"/>
-            <w:tcBorders>
-              <w:top w:val="nil"/>
-              <w:left w:val="nil"/>
-              <w:bottom w:val="single" w:sz="4" w:space="0" w:color="auto"/>
-              <w:right w:val="single" w:sz="4" w:space="0" w:color="auto"/>
-            </w:tcBorders>
-            <w:vAlign w:val="center"/>
-            <w:hideMark/>
-          </w:tcPr>
-          <w:p ns2:paraId="56FE4121" ns2:textId="77777777">
-            <w:pPr>
-              <w:spacing w:after="0" w:line="240" w:lineRule="auto"/>
-              <w:jc w:val="center"/>
-              <w:rPr>
-                <w:rFonts w:eastAsia="Times New Roman" w:cs="Times New Roman"/>
-                <w:color w:val="000000"/>
-                <w:szCs w:val="21"/>
-              </w:rPr>
-            </w:pPr>
-            <w:r>
-              <w:rPr>
-                <w:rFonts w:eastAsia="Times New Roman" w:cs="Times New Roman"/>
-                <w:color w:val="000000"/>
-                <w:szCs w:val="21"/>
+            <w:tcW w:type="dxa" w:w="1249"/>
+          </w:tcPr>
+          <w:p>
+            <w:r/>
+            <w:r>
+              <w:rPr>
+                <w:sz w:val="14"/>
               </w:rPr>
               <w:t>Fraction of measured destabilizing effects that FoldX also calls at the threshold. A different population and a different question from the rows above</w:t>
             </w:r>
@@ -4254,68 +4031,85 @@
         </w:tc>
         <w:tc>
           <w:tcPr>
-            <w:tcW w:w="1920" w:type="dxa"/>
-            <w:tcBorders>
-              <w:top w:val="nil"/>
-              <w:left w:val="nil"/>
-              <w:bottom w:val="single" w:sz="4" w:space="0" w:color="auto"/>
-              <w:right w:val="single" w:sz="4" w:space="0" w:color="auto"/>
-            </w:tcBorders>
-            <w:vAlign w:val="center"/>
-            <w:hideMark/>
-          </w:tcPr>
-          <w:p ns2:paraId="73156634" ns2:textId="77777777">
-            <w:pPr>
-              <w:spacing w:after="0" w:line="240" w:lineRule="auto"/>
-              <w:jc w:val="center"/>
-              <w:rPr>
-                <w:rFonts w:eastAsia="Times New Roman" w:cs="Times New Roman"/>
-                <w:color w:val="000000"/>
-                <w:szCs w:val="21"/>
-              </w:rPr>
-            </w:pPr>
-            <w:r>
-              <w:rPr>
-                <w:rFonts w:eastAsia="Times New Roman" w:cs="Times New Roman"/>
-                <w:color w:val="000000"/>
-                <w:szCs w:val="21"/>
-              </w:rPr>
-              <w:t>13/44 = 0.295 </w:t>
+            <w:tcW w:type="dxa" w:w="1249"/>
+          </w:tcPr>
+          <w:p>
+            <w:r/>
+            <w:r>
+              <w:rPr>
+                <w:sz w:val="14"/>
+              </w:rPr>
+              <w:t>35/44 = 0.795</w:t>
+            </w:r>
+          </w:p>
+        </w:tc>
+        <w:tc>
+          <w:tcPr>
+            <w:tcW w:type="dxa" w:w="1249"/>
+          </w:tcPr>
+          <w:p>
+            <w:r/>
+            <w:r>
+              <w:rPr>
+                <w:sz w:val="14"/>
+              </w:rPr>
+              <w:t>26/44 = 0.591</w:t>
+            </w:r>
+          </w:p>
+        </w:tc>
+        <w:tc>
+          <w:tcPr>
+            <w:tcW w:type="dxa" w:w="1249"/>
+          </w:tcPr>
+          <w:p>
+            <w:r/>
+            <w:r>
+              <w:rPr>
+                <w:sz w:val="14"/>
+              </w:rPr>
+              <w:t>19/44 = 0.432</w:t>
+            </w:r>
+          </w:p>
+        </w:tc>
+        <w:tc>
+          <w:tcPr>
+            <w:tcW w:type="dxa" w:w="1249"/>
+          </w:tcPr>
+          <w:p>
+            <w:r/>
+            <w:r>
+              <w:rPr>
+                <w:sz w:val="14"/>
+              </w:rPr>
+              <w:t>13/44 = 0.295</w:t>
+            </w:r>
+          </w:p>
+        </w:tc>
+        <w:tc>
+          <w:tcPr>
+            <w:tcW w:type="dxa" w:w="1249"/>
+          </w:tcPr>
+          <w:p>
+            <w:r/>
+            <w:r>
+              <w:rPr>
+                <w:sz w:val="14"/>
+              </w:rPr>
+              <w:t>12/44 = 0.273</w:t>
             </w:r>
           </w:p>
         </w:tc>
       </w:tr>
-      <w:tr ns2:paraId="670516E9" ns2:textId="77777777">
-        <w:trPr>
-          <w:trHeight w:val="1425"/>
-        </w:trPr>
-        <w:tc>
-          <w:tcPr>
-            <w:tcW w:w="3380" w:type="dxa"/>
-            <w:tcBorders>
-              <w:top w:val="nil"/>
-              <w:left w:val="single" w:sz="4" w:space="0" w:color="auto"/>
-              <w:bottom w:val="single" w:sz="4" w:space="0" w:color="auto"/>
-              <w:right w:val="single" w:sz="4" w:space="0" w:color="auto"/>
-            </w:tcBorders>
-            <w:vAlign w:val="center"/>
-            <w:hideMark/>
-          </w:tcPr>
-          <w:p ns2:paraId="4693E53B" ns2:textId="77777777">
-            <w:pPr>
-              <w:spacing w:after="0" w:line="240" w:lineRule="auto"/>
-              <w:jc w:val="center"/>
-              <w:rPr>
-                <w:rFonts w:eastAsia="Times New Roman" w:cs="Times New Roman"/>
-                <w:color w:val="000000"/>
-                <w:szCs w:val="21"/>
-              </w:rPr>
-            </w:pPr>
-            <w:r>
-              <w:rPr>
-                <w:rFonts w:eastAsia="Times New Roman" w:cs="Times New Roman"/>
-                <w:color w:val="000000"/>
-                <w:szCs w:val="21"/>
+      <w:tr>
+        <w:tc>
+          <w:tcPr>
+            <w:tcW w:type="dxa" w:w="1249"/>
+          </w:tcPr>
+          <w:p>
+            <w:r/>
+            <w:r>
+              <w:rPr>
+                <w:sz w:val="14"/>
               </w:rPr>
               <w:t>Structural-prioritization ROC AUC</w:t>
             </w:r>
@@ -4323,31 +4117,13 @@
         </w:tc>
         <w:tc>
           <w:tcPr>
-            <w:tcW w:w="1540" w:type="dxa"/>
-            <w:tcBorders>
-              <w:top w:val="nil"/>
-              <w:left w:val="nil"/>
-              <w:bottom w:val="single" w:sz="4" w:space="0" w:color="auto"/>
-              <w:right w:val="single" w:sz="4" w:space="0" w:color="auto"/>
-            </w:tcBorders>
-            <w:vAlign w:val="center"/>
-            <w:hideMark/>
-          </w:tcPr>
-          <w:p ns2:paraId="32CDD084" ns2:textId="77777777">
-            <w:pPr>
-              <w:spacing w:after="0" w:line="240" w:lineRule="auto"/>
-              <w:jc w:val="center"/>
-              <w:rPr>
-                <w:rFonts w:eastAsia="Times New Roman" w:cs="Times New Roman"/>
-                <w:color w:val="000000"/>
-                <w:szCs w:val="21"/>
-              </w:rPr>
-            </w:pPr>
-            <w:r>
-              <w:rPr>
-                <w:rFonts w:eastAsia="Times New Roman" w:cs="Times New Roman"/>
-                <w:color w:val="000000"/>
-                <w:szCs w:val="21"/>
+            <w:tcW w:type="dxa" w:w="1249"/>
+          </w:tcPr>
+          <w:p>
+            <w:r/>
+            <w:r>
+              <w:rPr>
+                <w:sz w:val="14"/>
               </w:rPr>
               <w:t>47-variant prioritization subset</w:t>
             </w:r>
@@ -4355,31 +4131,13 @@
         </w:tc>
         <w:tc>
           <w:tcPr>
-            <w:tcW w:w="2820" w:type="dxa"/>
-            <w:tcBorders>
-              <w:top w:val="nil"/>
-              <w:left w:val="nil"/>
-              <w:bottom w:val="single" w:sz="4" w:space="0" w:color="auto"/>
-              <w:right w:val="single" w:sz="4" w:space="0" w:color="auto"/>
-            </w:tcBorders>
-            <w:vAlign w:val="center"/>
-            <w:hideMark/>
-          </w:tcPr>
-          <w:p ns2:paraId="1CC527C1" ns2:textId="77777777">
-            <w:pPr>
-              <w:spacing w:after="0" w:line="240" w:lineRule="auto"/>
-              <w:jc w:val="center"/>
-              <w:rPr>
-                <w:rFonts w:eastAsia="Times New Roman" w:cs="Times New Roman"/>
-                <w:color w:val="000000"/>
-                <w:szCs w:val="21"/>
-              </w:rPr>
-            </w:pPr>
-            <w:r>
-              <w:rPr>
-                <w:rFonts w:eastAsia="Times New Roman" w:cs="Times New Roman"/>
-                <w:color w:val="000000"/>
-                <w:szCs w:val="21"/>
+            <w:tcW w:type="dxa" w:w="1249"/>
+          </w:tcPr>
+          <w:p>
+            <w:r/>
+            <w:r>
+              <w:rPr>
+                <w:sz w:val="14"/>
               </w:rPr>
               <w:t>Probability that a randomly chosen structural-mechanism variant outranks a randomly chosen no-lesion variant</w:t>
             </w:r>
@@ -4387,44 +4145,71 @@
         </w:tc>
         <w:tc>
           <w:tcPr>
-            <w:tcW w:w="1920" w:type="dxa"/>
-            <w:tcBorders>
-              <w:top w:val="nil"/>
-              <w:left w:val="nil"/>
-              <w:bottom w:val="single" w:sz="4" w:space="0" w:color="auto"/>
-              <w:right w:val="single" w:sz="4" w:space="0" w:color="auto"/>
-            </w:tcBorders>
-            <w:vAlign w:val="center"/>
-            <w:hideMark/>
-          </w:tcPr>
-          <w:p ns2:paraId="5292DBBF" ns2:textId="77777777">
-            <w:pPr>
-              <w:spacing w:after="0" w:line="240" w:lineRule="auto"/>
-              <w:jc w:val="center"/>
-              <w:rPr>
-                <w:rFonts w:eastAsia="Times New Roman" w:cs="Times New Roman"/>
-                <w:color w:val="000000"/>
-                <w:szCs w:val="21"/>
-              </w:rPr>
-            </w:pPr>
-            <w:r>
-              <w:rPr>
-                <w:rFonts w:eastAsia="Times New Roman" w:cs="Times New Roman"/>
-                <w:color w:val="000000"/>
-                <w:szCs w:val="21"/>
+            <w:tcW w:type="dxa" w:w="1249"/>
+          </w:tcPr>
+          <w:p>
+            <w:r/>
+            <w:r>
+              <w:rPr>
+                <w:sz w:val="14"/>
               </w:rPr>
               <w:t>0.943</w:t>
             </w:r>
-            <w:commentRangeEnd w:id="20"/>
-            <w:r>
-              <w:rPr>
-                <w:rStyle w:val="CommentReference"/>
-                <w:rFonts w:eastAsia="Times New Roman" w:cs="Times New Roman"/>
-                <w:color w:val="000000"/>
-                <w:sz w:val="21"/>
-                <w:szCs w:val="21"/>
-              </w:rPr>
-              <w:commentReference w:id="20"/>
+          </w:p>
+        </w:tc>
+        <w:tc>
+          <w:tcPr>
+            <w:tcW w:type="dxa" w:w="1249"/>
+          </w:tcPr>
+          <w:p>
+            <w:r/>
+            <w:r>
+              <w:rPr>
+                <w:sz w:val="14"/>
+              </w:rPr>
+              <w:t>0.943</w:t>
+            </w:r>
+          </w:p>
+        </w:tc>
+        <w:tc>
+          <w:tcPr>
+            <w:tcW w:type="dxa" w:w="1249"/>
+          </w:tcPr>
+          <w:p>
+            <w:r/>
+            <w:r>
+              <w:rPr>
+                <w:sz w:val="14"/>
+              </w:rPr>
+              <w:t>0.943</w:t>
+            </w:r>
+          </w:p>
+        </w:tc>
+        <w:tc>
+          <w:tcPr>
+            <w:tcW w:type="dxa" w:w="1249"/>
+          </w:tcPr>
+          <w:p>
+            <w:r/>
+            <w:r>
+              <w:rPr>
+                <w:sz w:val="14"/>
+              </w:rPr>
+              <w:t>0.943</w:t>
+            </w:r>
+          </w:p>
+        </w:tc>
+        <w:tc>
+          <w:tcPr>
+            <w:tcW w:type="dxa" w:w="1249"/>
+          </w:tcPr>
+          <w:p>
+            <w:r/>
+            <w:r>
+              <w:rPr>
+                <w:sz w:val="14"/>
+              </w:rPr>
+              <w:t>0.943</w:t>
             </w:r>
           </w:p>
         </w:tc>
@@ -4453,33 +4238,27 @@
         <w:rPr>
           <w:rFonts w:ascii="Arial" w:eastAsia="Arial" w:hAnsi="Arial"/>
         </w:rPr>
-        <w:t>This and every subsequent analysis use the same prespecified cohort of 61 variants across 14 protein systems described in Section 2.2 and listed in Table 1 and S1 Table</w:t>
+        <w:t>This and every subsequent analysis use the same prespecified cohort of 61 variants across 14 protein systems described in Section 2.2 and listed in Table 1 and S1 Table. Each variant carries a mechanism expectation taken from the primary literature rather than from any prediction, so the comparison is against an independently defined answer. At the 2.5 kcal/mol reference threshold, COMAVI recovered the expected combination of structural effects with a mechanism-pattern score of 41.0/57 = 0.719. Across the prespecified threshold set the same score runs 0.579, 0.649, 0.684, 0.719 and 0.711, so the reference is also its maximum on this cohort; Table 3 gives every metric in this paper at all five thresholds, Section 3.5 treats the choice of threshold directly, and the coincidence between the reference and the maximum is examined there rather than claimed as a selection criterion. This partial-credit result represents 41.0 total points across 57 graded variants, not 41 exact matches. The benchmark is close to balanced by construction, 32 variants curated to carry no lesion on the modeled axes against 25 with a committed structural mechanism, so this aggregate is close to a balanced measure: the unweighted mean of the two arms is 0.706, 0.013 below the weighted score. Both are reported because the cohort is not exactly balanced. To establish what that number is worth, every trivial fixed strategy was graded through the same rubric on the same variants. The strongest is to call every variant structurally silent, which scores 0.561 by taking the curated negatives and missing every mechanism; calling every variant destabilized on both fold subtypes and binding scores 0.386, and shuffling the ground truth gives 0.484 (SD 0.052). COMAVI exceeds the strongest trivial strategy by 0.158. A single aggregate nonetheless averages two capabilities that a reader should see separately. Rubric performance was 0.600 on the 25 variants with a committed structural mechanism and 0.812 on the 32 curated to lack one. Resolving those arms into binary questions: among the 25 committed mechanisms, at least one of the three axes exceeded the reference threshold for 20 (detection, 0.800) and the axis to which the literature attributes the mechanism exceeded it for 14 (attribution, 0.560); among the 32 curated negatives, no axis exceeded it for 26 (correct rejection, 0.812). Binary attribution and the rubric restricted to the same 25 variants agree to within 0.040, so the partial credit the rubric awards is not inflating the structural arm. COMAVI therefore detects structural disruption more reliably than it localizes the disrupted axis, and the gap between those two rates is the method's principal current limitation. S3 Text reports the decomposition by expected mechanism class. The interaction and BRCT subsets had similar scores, so neither cohort determined the pooled result. Because the data span 14 clustered systems, 0.719 is benchmark-specific pattern agreement rather than universal accuracy.</w:t>
       </w:r>
       <w:r>
         <w:rPr>
           <w:rFonts w:ascii="Arial" w:eastAsia="Arial" w:hAnsi="Arial"/>
         </w:rPr>
-        <w:t xml:space="preserve">. </w:t>
       </w:r>
       <w:r>
         <w:rPr>
           <w:rFonts w:ascii="Arial" w:eastAsia="Arial" w:hAnsi="Arial"/>
         </w:rPr>
-        <w:t xml:space="preserve">Each variant carries a mechanism expectation taken from the primary literature rather than from any prediction, so the comparison is against an independently defined answer. </w:t>
-      </w:r>
-      <w:commentRangeStart w:id="21"/>
-      <w:r>
-        <w:rPr>
-          <w:rFonts w:ascii="Arial" w:eastAsia="Arial" w:hAnsi="Arial"/>
-        </w:rPr>
-        <w:t xml:space="preserve">At the 2.5 kcal/mol reference threshold, COMAVI recovered the expected combination of structural effects with a mechanism-pattern score of 41.0/57 = 0.719. This partial-credit result represents 41.0 total points across 57 graded variants, not 41 exact matches. The benchmark is close to balanced by construction, 32 variants curated to carry no lesion on the modeled axes against 25 with a committed structural mechanism, so this aggregate is close to a balanced measure: the unweighted mean of the two arms is 0.706, 0.013 below the weighted score. Both are reported because the cohort is not exactly balanced. To establish what that number is worth, every trivial fixed strategy was graded through the same rubric on the same variants. The strongest is to call every variant structurally silent, which scores 0.561 by taking the curated negatives and missing every mechanism; calling every variant destabilized on both fold subtypes and binding scores 0.386, and shuffling the ground truth gives 0.484 (SD 0.052). COMAVI exceeds the strongest trivial strategy by 0.158. A single aggregate nonetheless averages two capabilities that a reader should see separately. Rubric performance was 0.600 on the 25 variants with a committed structural mechanism and 0.812 on the 32 curated to lack one. Resolving those arms into binary questions: among the 25 committed mechanisms, at least one of the three axes exceeded the reference threshold for 20 (detection, 0.800) and the axis to which the literature attributes the mechanism exceeded it for 14 (attribution, 0.560); among the 32 curated negatives, no axis exceeded it for 26 (correct rejection, 0.812). Binary attribution and the rubric restricted to the same 25 variants agree to within 0.040, so the partial credit the rubric awards is not inflating the structural arm. COMAVI therefore detects structural disruption more reliably than it localizes the disrupted axis, and the gap between those two rates is the method's principal current limitation. S3 Text reports the decomposition by expected mechanism class. The </w:t>
       </w:r>
       <w:r>
         <w:rPr>
           <w:rFonts w:ascii="Arial" w:eastAsia="Arial" w:hAnsi="Arial"/>
         </w:rPr>
-        <w:lastRenderedPageBreak/>
-        <w:t>interaction and BRCT subsets had similar scores, so neither cohort determined the pooled result. Because the data span 14 clustered systems, 0.719 is benchmark-specific pattern agreement rather than universal accuracy.</w:t>
+      </w:r>
+      <w:r>
+        <w:rPr>
+          <w:rFonts w:ascii="Arial" w:eastAsia="Arial" w:hAnsi="Arial"/>
+        </w:rPr>
       </w:r>
     </w:p>
     <w:p ns2:paraId="3225AAFE" ns2:textId="77777777">
@@ -4489,15 +4268,6 @@
         </w:rPr>
         <w:t>At the output level, 58 of 77 applicable energetic calculations had the expected direction: 19/25 for isolated-subunit stability, 17/22 for stability calculated in the assembled complex, and 22/30 for binding. Fig 2 shows these axis-specific counts alongside the whole-variant partial-credit score, so that a reader can see whether the aggregate rests evenly on the three physical axes or is carried by one of them. The per-axis rates identify which calculations contributed, but they do not replace the whole-variant outcome.</w:t>
       </w:r>
-      <w:commentRangeEnd w:id="21"/>
-      <w:r>
-        <w:rPr>
-          <w:rStyle w:val="CommentReference"/>
-          <w:sz w:val="21"/>
-          <w:szCs w:val="22"/>
-        </w:rPr>
-        <w:commentReference w:id="21"/>
-      </w:r>
     </w:p>
     <w:p ns2:paraId="6A1D9C9A" ns2:textId="77777777">
       <w:pPr>
@@ -4505,7 +4275,6 @@
         <w:spacing w:before="80" w:after="20"/>
         <w:jc w:val="center"/>
       </w:pPr>
-      <w:commentRangeStart w:id="22"/>
       <w:r>
         <w:rPr>
           <w:noProof/>
@@ -4546,15 +4315,6 @@
           </wp:inline>
         </w:drawing>
       </w:r>
-      <w:commentRangeEnd w:id="22"/>
-      <w:r>
-        <w:rPr>
-          <w:rStyle w:val="CommentReference"/>
-          <w:sz w:val="21"/>
-          <w:szCs w:val="22"/>
-        </w:rPr>
-        <w:commentReference w:id="22"/>
-      </w:r>
     </w:p>
     <w:p ns2:paraId="0D0DA0FB" ns2:textId="77777777">
       <w:pPr>
@@ -4562,14 +4322,12 @@
         <w:keepNext/>
         <w:spacing w:before="60"/>
       </w:pPr>
-      <w:commentRangeStart w:id="23"/>
       <w:r>
         <w:rPr>
           <w:rFonts w:ascii="Arial" w:eastAsia="Arial" w:hAnsi="Arial"/>
         </w:rPr>
         <w:t>Fig 2. COMAVI recovers literature-defined structural mechanism patterns in the current benchmark. Every value in both panels is at the 2.5 kcal/mol reference threshold; the same quantities across the whole threshold range are in Fig 4 and S15 Table. (A) Direction agreement is shown separately for isolated-subunit stability (19/25), stability calculated in the assembled complex (17/22), binding (22/30), all energetic outputs (58/77), and the structural-context tier (34/47). (B) Whole-variant mechanism-pattern scores are shown for all 57 graded variants and for the interaction and BRCT subsets. A score of 1 is fully consistent, 0.5 is partly correct, and 0 is inconsistent; the primary mean is 41.0/57 = 0.719.</w:t>
       </w:r>
-      <w:commentRangeEnd w:id="23"/>
       <w:r>
         <w:rPr>
           <w:rStyle w:val="CommentReference"/>
@@ -4669,13 +4427,11 @@
         </w:rPr>
         <w:t>Fig 3 makes the practical consequence visible. Panel A shows how far the two classes separate on the score. Panel B reads the ranking from the top down and asks, at each depth, how many of the 17 structural mechanisms have been encountered: taking the top 10 ranked variants captures 9 of them, the top 20 captures 16, and the top 25 captures all 17. The curve therefore says how deep into the ranking a study would have to go to reach a given share of the real mechanisms. The soft-saturation transformation, component ROC curves, score bands, leave-one-system-out influence, and alternative fixed formulas are reported in S5 Text and S4 Fig.</w:t>
       </w:r>
-      <w:commentRangeStart w:id="24"/>
       <w:r>
         <w:rPr>
           <w:rFonts w:ascii="Arial" w:eastAsia="Arial" w:hAnsi="Arial"/>
         </w:rPr>
       </w:r>
-      <w:commentRangeEnd w:id="24"/>
       <w:r>
         <w:rPr>
           <w:rStyle w:val="CommentReference"/>
@@ -4780,20 +4536,17 @@
       </w:r>
     </w:p>
     <w:p ns2:paraId="62C22E5A" ns2:textId="77777777">
-      <w:commentRangeStart w:id="25"/>
       <w:r>
         <w:rPr>
           <w:rFonts w:ascii="Arial" w:eastAsia="Arial" w:hAnsi="Arial"/>
         </w:rPr>
         <w:t>COMAVI's outputs are continuous. The three per-axis energies, the structural-context tier and the priority score are all produced without reference to any threshold, and the prioritization results in Section 3.3 use none. A threshold enters only where continuous energies must be converted into the discrete mechanism calls that can be graded against categorical literature labels, so it is an instrument of this evaluation rather than a parameter of the pipeline. Every graded number in Sections 3.2 and 3.4 is therefore a function of one evaluation choice, and this section reports that function before narrowing to a point on it. The threshold set was fixed before the graded ground truth existed in committed form: the five operating points have been unchanged since the repository's first commit, two months before the evidence ledger that defines the expectations was first committed. It is worth stating plainly that 2.5 kcal/mol also maximizes both the pooled mechanism-pattern score (0.719, against 0.579 at 1.0 and 0.711 at the substitution-adjusted setting, which is 2.9 kcal/mol for isolated-subunit and in-complex stability and 3.5 kcal/mol for binding) and its prevalence-balanced form. The substitution-adjusted setting is the most stringent point in the prespecified set; because it is defined per axis it is not a single number, which is why it appears at the right-hand end of every panel in Fig 4 rather than at a position on a continuous scale. That is a coincidence of this cohort rather than a selection criterion, and the bootstrap bands in Fig 4C overlap across the upper half of the range, so the reference point should be read as a defensible convention and not as a tuned optimum. Resolved into binary questions, the tradeoff is not the one a recovery-against-rejection plot implies. Detection is almost flat across the working range: at least one axis exceeds the threshold for 23 of the 25 committed mechanisms at 1.0 kcal/mol and for 20 at 1.5, 2.0 and 2.5 alike, falling to 18 only at the substitution-adjusted setting. What falls monotonically is attribution, from 19 of 25 at 1.0 kcal/mol to 14 at the reference and 12 at the substitution-adjusted setting. Correct rejection rises over the same range from 5 of 32 to 26 and then 27. Raising the threshold therefore buys rejection almost entirely at the expense of naming the right axis rather than at the expense of noticing a lesion at all, and the graded arms behave accordingly: the structural arm falls from 0.760 to 0.540 while the no-lesion arm rises from 0.438 to 0.844, crossing between 1.5 and 2.0 kcal/mol, above which the pooled score peaks (Fig 4A, Fig 4C). The three axes do not agree on where the optimum lies. Directional agreement on binding is highest at the lowest thresholds (24 of 30 at 1.0 and 1.5 kcal/mol) and decreases monotonically to 22 of 30 at the reference, whereas agreement on stability calculated in the complex gains most from stringency, rising from 12 of 22 to 17 of 22, and isolated-subunit agreement peaks at 2.0 to 2.5 kcal/mol (Fig 4B). All four per-axis denominators are constant across the range, so this is a property of the energies and not of changing eligibility. A single global threshold is therefore a compromise set where the two fold axes perform best, and the binding axis gives up 0.067 relative to its own optimum to accommodate them. This is a partial and correctable explanation for the interface shortfall reported in Section 3.2, and it identifies per-axis thresholds as the most promising single change to the calling layer. Table 4 gives the same tradeoff as a menu with a recommended reading for each setting.</w:t>
       </w:r>
-      <w:commentRangeStart w:id="26"/>
       <w:r>
         <w:rPr>
           <w:rFonts w:ascii="Arial" w:eastAsia="Arial" w:hAnsi="Arial"/>
         </w:rPr>
       </w:r>
-      <w:commentRangeEnd w:id="26"/>
       <w:r>
         <w:rPr>
           <w:rStyle w:val="CommentReference"/>
@@ -4807,13 +4560,11 @@
           <w:rFonts w:ascii="Arial" w:eastAsia="Arial" w:hAnsi="Arial"/>
         </w:rPr>
       </w:r>
-      <w:commentRangeStart w:id="27"/>
       <w:r>
         <w:rPr>
           <w:rFonts w:ascii="Arial" w:eastAsia="Arial" w:hAnsi="Arial"/>
         </w:rPr>
       </w:r>
-      <w:commentRangeEnd w:id="27"/>
       <w:r>
         <w:rPr>
           <w:rStyle w:val="CommentReference"/>
@@ -4827,7 +4578,6 @@
           <w:rFonts w:ascii="Arial" w:eastAsia="Arial" w:hAnsi="Arial"/>
         </w:rPr>
       </w:r>
-      <w:commentRangeEnd w:id="25"/>
       <w:r>
         <w:rPr>
           <w:rStyle w:val="CommentReference"/>
@@ -4842,16 +4592,6 @@
         <w:spacing w:before="80" w:after="20"/>
         <w:jc w:val="center"/>
       </w:pPr>
-      <w:commentRangeStart w:id="28"/>
-      <w:commentRangeEnd w:id="28"/>
-      <w:r>
-        <w:rPr>
-          <w:rStyle w:val="CommentReference"/>
-          <w:sz w:val="21"/>
-          <w:szCs w:val="22"/>
-        </w:rPr>
-        <w:commentReference w:id="28"/>
-      </w:r>
       <w:r>
         <w:drawing>
           <wp:inline>
@@ -4953,7 +4693,6 @@
             <w:vAlign w:val="center"/>
           </w:tcPr>
           <w:p ns2:paraId="48CBB2F1" ns2:textId="77777777">
-            <w:commentRangeStart w:id="29"/>
             <w:r>
               <w:rPr>
                 <w:sz w:val="15"/>
@@ -5663,15 +5402,6 @@
                 <w:sz w:val="15"/>
               </w:rPr>
               <w:t>Most conservative setting evaluated; use when false mechanistic claims are especially costly.</w:t>
-            </w:r>
-            <w:commentRangeEnd w:id="29"/>
-            <w:r>
-              <w:rPr>
-                <w:rStyle w:val="CommentReference"/>
-                <w:sz w:val="21"/>
-                <w:szCs w:val="22"/>
-              </w:rPr>
-              <w:commentReference w:id="29"/>
             </w:r>
           </w:p>
         </w:tc>
@@ -5689,18 +5419,8 @@
       <w:r>
         <w:t xml:space="preserve">The same tradeoff appeared in measured-energy comparisons. Of 44 experimentally destabilizing effects, 35 were detected at the 1.0 kcal/mol default, 13 at the 2.5 kcal/mol reference, and 12 at tSAP. </w:t>
       </w:r>
-      <w:commentRangeStart w:id="30"/>
       <w:r>
         <w:t>Thus a conservative threshold can miss a real effect even when the measured destabilization is large.</w:t>
-      </w:r>
-      <w:commentRangeEnd w:id="30"/>
-      <w:r>
-        <w:rPr>
-          <w:rStyle w:val="CommentReference"/>
-          <w:sz w:val="21"/>
-          <w:szCs w:val="22"/>
-        </w:rPr>
-        <w:commentReference w:id="30"/>
       </w:r>
     </w:p>
     <w:p ns2:paraId="221C289A" ns2:textId="77777777">
@@ -5873,10 +5593,8 @@
       <w:r>
         <w:t>Fig 7 separates the three views on the same variants, plotting structural context, predicted energy and priority score against the pathogenicity score so that agreement and disagreement are visible per variant rather than only in aggregate. Discordant cases show why all three views are useful. HBB E6V can be pathogenic despite a low structural score because its polymerization mechanism is absent from the supplied state. CFH R78G and VWF R1334Q show the converse: multimer-aware profiles identify binding-specific or combined assembly-and-binding hypotheses that a pathogenicity score cannot name. PIK3CA H1047R and TNNI3 R162W run the other way again: both sit in a strong structural context, yet neither produces an energetic lesion above threshold on any modeled axis. COMAVI therefore ranks them for follow-up on context alone and declines to name a mechanism, which is the intended behavior rather than a missed call - a high priority score is a claim about where to look, not a claim that a specific axis was disrupted. What makes these two informative is where the pathogenicity score sits on them. Both are clinically pathogenic, and both fall inside the AlphaMissense ambiguous band (0.538 and 0.411), as does CFH R78G (0.398); three of the four ambiguous variants in the cohort are the discordant cases named here. So on the variants where the pathogenicity score is least decided, the structural views are not uniformly more informative either: COMAVI supplies a named binding mechanism for R78G and, for H1047R and R162W, only a place to look. The three views do not resolve the same variants, which is the reason to read them together rather than to substitute one for another.</w:t>
       </w:r>
-      <w:commentRangeStart w:id="31"/>
       <w:r/>
       <w:r/>
-      <w:commentRangeEnd w:id="31"/>
       <w:r>
         <w:rPr>
           <w:rStyle w:val="CommentReference"/>
@@ -5980,16 +5698,13 @@
         <w:rPr>
           <w:rFonts w:ascii="Arial" w:eastAsia="Arial" w:hAnsi="Arial"/>
         </w:rPr>
-        <w:t xml:space="preserve">COMAVI helps answer two practical questions: which variants deserve structural follow-up, and which experiment should test the predicted effect. </w:t>
+        <w:t>COMAVI helps answer two practical questions: which variants deserve structural follow-up, and which experiment should test the predicted effect. At the 2.5 kcal/mol reference threshold, the mechanism profile recovered the expected structural pattern with a partial-credit score of 41.0/57 = 0.719, against 0.561 for the strongest trivial strategy. In the overlapping 47-variant prioritization subset, the priority score placed 16 of 17 modeled structural mechanisms within the top 20 candidates and all 17 within the top 25. This result does not depend on the decision threshold: the priority score applies no cut-off, and the positive class is the curated mechanism class from the evidence ledger rather than a thresholded call, so neither ingredient changes when the threshold does. These results support mechanism-directed triage and prioritization within the present literature-curated resource.</w:t>
       </w:r>
-      <w:commentRangeStart w:id="32"/>
       <w:r>
         <w:rPr>
           <w:rFonts w:ascii="Arial" w:eastAsia="Arial" w:hAnsi="Arial"/>
         </w:rPr>
-        <w:t>At the 2.5 kcal/mol reference threshold, the mechanism profile recovered the expected structural pattern with a partial-credit score of 41.0/57 = 0.719, against 0.561 for the strongest trivial strategy.</w:t>
       </w:r>
-      <w:commentRangeEnd w:id="32"/>
       <w:r>
         <w:rPr>
           <w:rStyle w:val="CommentReference"/>
@@ -5997,22 +5712,17 @@
           <w:sz w:val="21"/>
           <w:szCs w:val="22"/>
         </w:rPr>
-        <w:commentReference w:id="32"/>
       </w:r>
       <w:r>
         <w:rPr>
           <w:rFonts w:ascii="Arial" w:eastAsia="Arial" w:hAnsi="Arial"/>
         </w:rPr>
-        <w:t xml:space="preserve"> </w:t>
       </w:r>
-      <w:commentRangeStart w:id="33"/>
       <w:r>
         <w:rPr>
           <w:rFonts w:ascii="Arial" w:eastAsia="Arial" w:hAnsi="Arial"/>
         </w:rPr>
-        <w:t>In the overlapping 47-variant prioritization subset, the priority score placed 16 of 17 modeled structural mechanisms within the top 20 candidates and all 17 within the top 25</w:t>
       </w:r>
-      <w:commentRangeEnd w:id="33"/>
       <w:r>
         <w:rPr>
           <w:rStyle w:val="CommentReference"/>
@@ -6020,17 +5730,14 @@
           <w:sz w:val="21"/>
           <w:szCs w:val="22"/>
         </w:rPr>
-        <w:commentReference w:id="33"/>
       </w:r>
       <w:r>
         <w:rPr>
           <w:rFonts w:ascii="Arial" w:eastAsia="Arial" w:hAnsi="Arial"/>
         </w:rPr>
-        <w:t>. These results support mechanism-directed triage and prioritization within the present literature-curated resource.</w:t>
       </w:r>
     </w:p>
     <w:p ns2:paraId="18EA9980" ns2:textId="77777777">
-      <w:commentRangeStart w:id="34"/>
       <w:r>
         <w:rPr>
           <w:rFonts w:ascii="Arial" w:eastAsia="Arial" w:hAnsi="Arial"/>
@@ -6042,7 +5749,6 @@
           <w:rFonts w:ascii="Arial" w:eastAsia="Arial" w:hAnsi="Arial"/>
         </w:rPr>
       </w:r>
-      <w:commentRangeEnd w:id="34"/>
       <w:r>
         <w:rPr>
           <w:rStyle w:val="CommentReference"/>
@@ -6072,16 +5778,13 @@
         <w:rPr>
           <w:rFonts w:ascii="Arial" w:eastAsia="Arial" w:hAnsi="Arial"/>
         </w:rPr>
-        <w:t xml:space="preserve">What a user receives per variant is the full per-axis record: signed predicted ΔΔG with its replicate spread for isolated-subunit stability, for stability in the assembled complex, and for interaction energy with each detected partner separately; the confidence status of the substituted site; the structural-context tier and its components; the mechanism call; and the priority score. The label is a reading of those numbers and never replaces them, </w:t>
+        <w:t>What a user receives per variant is the full per-axis record: signed predicted ΔΔG with its replicate spread for isolated-subunit stability, for stability in the assembled complex, and for interaction energy with each detected partner separately; the confidence status of the substituted site; the structural-context tier and its components; the mechanism call; and the priority score. The label is a reading of those numbers and never replaces them, so a user who disagrees with the threshold can re-read the same call at another one. That is not a figure of speech: S1 Table reports the graded call for every variant at all five thresholds, and 21 of the 57 graded variants change their call somewhere in that range. The threshold is an input to the grading, not an output of the pipeline, and the per-axis energies, the mechanism profile and the priority score are reported as continuous values from which a call at any threshold can be recomputed, and a user interested in one partner can look at that partner alone. S1 Table reports this record for every benchmark variant. Threshold choice should follow the cost of error. The 1.0 kcal/mol default is screening-oriented; 1.5-2.0 provides intermediate stringency; 2.5 is the frozen benchmark reference; and tSAP is the most conservative setting evaluated. Lower thresholds are preferable when missing a candidate mechanism is more costly, whereas higher thresholds are preferable when false structural assertions are more costly.</w:t>
       </w:r>
-      <w:commentRangeStart w:id="35"/>
       <w:r>
         <w:rPr>
           <w:rFonts w:ascii="Arial" w:eastAsia="Arial" w:hAnsi="Arial"/>
         </w:rPr>
-        <w:t>so a user who disagrees with the threshold can re-read the same call at another one</w:t>
       </w:r>
-      <w:commentRangeEnd w:id="35"/>
       <w:r>
         <w:rPr>
           <w:rStyle w:val="CommentReference"/>
@@ -6089,13 +5792,11 @@
           <w:sz w:val="21"/>
           <w:szCs w:val="22"/>
         </w:rPr>
-        <w:commentReference w:id="35"/>
       </w:r>
       <w:r>
         <w:rPr>
           <w:rFonts w:ascii="Arial" w:eastAsia="Arial" w:hAnsi="Arial"/>
         </w:rPr>
-        <w:t>, and a user interested in one partner can look at that partner alone. S1 Table reports this record for every benchmark variant. Threshold choice should follow the cost of error. The 1.0 kcal/mol default is screening-oriented; 1.5-2.0 provides intermediate stringency; 2.5 is the frozen benchmark reference; and tSAP is the most conservative setting evaluated. Lower thresholds are preferable when missing a candidate mechanism is more costly, whereas higher thresholds are preferable when false structural assertions are more costly.</w:t>
       </w:r>
     </w:p>
     <w:p ns2:paraId="53FBBA47" ns2:textId="77777777">
@@ -6921,11 +6622,9 @@
       </w:r>
     </w:p>
     <w:p ns2:paraId="48FFBADC" ns2:textId="05364661">
-      <w:commentRangeStart w:id="36"/>
       <w:r>
         <w:t>S1 Table. The 61 benchmark variants. Every variant scored in this paper, with the clinical annotation, the expected mechanism defined from primary literature before COMAVI results were considered, the structural-context tier, COMAVI's graded agreement at the 2.5 kcal/mol reference threshold, and the same grade at each of the five committed thresholds (C consistent, P partial, X inconsistent, in the order 1.0, 1.5, 2.0, 2.5, substitution-adjusted). 21 of the 57 graded variants change their grade somewhere in that range, which is what the aggregate sweep in Fig 4 is averaging over. The three predicted energies are the strongest confident value on each axis, selected by the same functions that decide whether an axis fires in the reported metrics, so a value here cannot disagree with that variant's call. Evidence basis and citation give the specific published result that defined each expectation. A dash denotes a field that does not apply, for one of three reasons, each enforced by an assertion in the generator: the 12 monomer-only BRCA1 BRCT variants have no partner and therefore no in-complex or binding calculation and no partner-dependent tier; 7 variants commit no axis expectation, so they carry no axis-level evidence class, and for those the basis column gives the whole-variant expectation instead, taken from the curation note; and a measured energy is shown only where one exists on the kcal/mol scale, for 17 variants. Five further variants (CFH I62V, R53H, R78G and VWF A1381T, R1334Q) do carry a direct quantitative binding measurement, but it is a dissociation constant rather than a folding energy and therefore appears in the evidence basis rather than in the measured energy column. The machine-readable version, with five further columns, is reference_outputs/cohort_tables/COMAVI_TableS1_variants.csv.</w:t>
       </w:r>
-      <w:commentRangeEnd w:id="36"/>
       <w:r>
         <w:rPr>
           <w:rStyle w:val="CommentReference"/>
@@ -31999,748 +31698,6 @@
     </w:sectPr>
   </w:body>
 </w:document>
-</file>
-
-<file path=word/comments.xml><?xml version="1.0" encoding="utf-8"?>
-<w:comments xmlns:wpc="http://schemas.microsoft.com/office/word/2010/wordprocessingCanvas" xmlns:cx="http://schemas.microsoft.com/office/drawing/2014/chartex" xmlns:cx1="http://schemas.microsoft.com/office/drawing/2015/9/8/chartex" xmlns:cx2="http://schemas.microsoft.com/office/drawing/2015/10/21/chartex" xmlns:cx3="http://schemas.microsoft.com/office/drawing/2016/5/9/chartex" xmlns:cx4="http://schemas.microsoft.com/office/drawing/2016/5/10/chartex" xmlns:cx5="http://schemas.microsoft.com/office/drawing/2016/5/11/chartex" xmlns:cx6="http://schemas.microsoft.com/office/drawing/2016/5/12/chartex" xmlns:cx7="http://schemas.microsoft.com/office/drawing/2016/5/13/chartex" xmlns:cx8="http://schemas.microsoft.com/office/drawing/2016/5/14/chartex" xmlns:mc="http://schemas.openxmlformats.org/markup-compatibility/2006" xmlns:aink="http://schemas.microsoft.com/office/drawing/2016/ink" xmlns:am3d="http://schemas.microsoft.com/office/drawing/2017/model3d" xmlns:o="urn:schemas-microsoft-com:office:office" xmlns:oel="http://schemas.microsoft.com/office/2019/extlst" xmlns:r="http://schemas.openxmlformats.org/officeDocument/2006/relationships" xmlns:m="http://schemas.openxmlformats.org/officeDocument/2006/math" xmlns:v="urn:schemas-microsoft-com:vml" xmlns:wp14="http://schemas.microsoft.com/office/word/2010/wordprocessingDrawing" xmlns:wp="http://schemas.openxmlformats.org/drawingml/2006/wordprocessingDrawing" xmlns:w10="urn:schemas-microsoft-com:office:word" xmlns:w="http://schemas.openxmlformats.org/wordprocessingml/2006/main" xmlns:w14="http://schemas.microsoft.com/office/word/2010/wordml" xmlns:w15="http://schemas.microsoft.com/office/word/2012/wordml" xmlns:w16cex="http://schemas.microsoft.com/office/word/2018/wordml/cex" xmlns:w16cid="http://schemas.microsoft.com/office/word/2016/wordml/cid" xmlns:w16="http://schemas.microsoft.com/office/word/2018/wordml" xmlns:w16du="http://schemas.microsoft.com/office/word/2023/wordml/word16du" xmlns:w16sdtdh="http://schemas.microsoft.com/office/word/2020/wordml/sdtdatahash" xmlns:w16sdtfl="http://schemas.microsoft.com/office/word/2024/wordml/sdtformatlock" xmlns:w16se="http://schemas.microsoft.com/office/word/2015/wordml/symex" xmlns:wpg="http://schemas.microsoft.com/office/word/2010/wordprocessingGroup" xmlns:wpi="http://schemas.microsoft.com/office/word/2010/wordprocessingInk" xmlns:wne="http://schemas.microsoft.com/office/word/2006/wordml" xmlns:wps="http://schemas.microsoft.com/office/word/2010/wordprocessingShape" mc:Ignorable="w14 w15 w16se w16cid w16 w16cex w16sdtdh w16sdtfl w16du wp14">
-  <w:comment w:id="0" w:author="Arnce, Luke R" w:date="2026-09-21T09:48:00Z" w:initials="ALR">
-    <w:p>
-      <w:pPr>
-        <w:pStyle w:val="CommentText"/>
-      </w:pPr>
-      <w:r>
-        <w:rPr>
-          <w:rStyle w:val="CommentReference"/>
-        </w:rPr>
-        <w:annotationRef/>
-      </w:r>
-      <w:r>
-        <w:t>Is this necessary in the abstract?</w:t>
-      </w:r>
-    </w:p>
-  </w:comment>
-  <w:comment w:id="1" w:author="Arnce, Luke R" w:date="2026-09-21T09:50:00Z" w:initials="ALR">
-    <w:p>
-      <w:pPr>
-        <w:pStyle w:val="CommentText"/>
-      </w:pPr>
-      <w:r>
-        <w:rPr>
-          <w:rStyle w:val="CommentReference"/>
-        </w:rPr>
-        <w:annotationRef/>
-      </w:r>
-      <w:r>
-        <w:t>This isn’t clear. What is a committed structural endpoint?</w:t>
-      </w:r>
-    </w:p>
-  </w:comment>
-  <w:comment w:id="2" w:author="Arnce, Luke R" w:date="2026-09-21T09:53:00Z" w:initials="ALR">
-    <w:p>
-      <w:pPr>
-        <w:pStyle w:val="CommentText"/>
-      </w:pPr>
-      <w:r>
-        <w:rPr>
-          <w:rStyle w:val="CommentReference"/>
-        </w:rPr>
-        <w:annotationRef/>
-      </w:r>
-      <w:r>
-        <w:t xml:space="preserve">What does this mean? We introduce ROC AUC here with no explanation. </w:t>
-      </w:r>
-    </w:p>
-  </w:comment>
-  <w:comment w:id="4" w:author="Arnce, Luke R" w:date="2026-09-21T13:45:00Z" w:initials="ALR">
-    <w:p>
-      <w:pPr>
-        <w:pStyle w:val="CommentText"/>
-      </w:pPr>
-      <w:r>
-        <w:rPr>
-          <w:rStyle w:val="CommentReference"/>
-        </w:rPr>
-        <w:annotationRef/>
-      </w:r>
-      <w:r>
-        <w:t>Are there any other tools that do structural evaluation of variants in monomers and multimers beyond MAVISp?</w:t>
-      </w:r>
-    </w:p>
-  </w:comment>
-  <w:comment w:id="5" w:author="Arnce, Luke R" w:date="2026-09-21T13:07:00Z" w:initials="ALR">
-    <w:p>
-      <w:pPr>
-        <w:pStyle w:val="CommentText"/>
-      </w:pPr>
-      <w:r>
-        <w:rPr>
-          <w:rStyle w:val="CommentReference"/>
-        </w:rPr>
-        <w:annotationRef/>
-      </w:r>
-      <w:r>
-        <w:t xml:space="preserve">Why is this a biologically relevant output? </w:t>
-      </w:r>
-    </w:p>
-  </w:comment>
-  <w:comment w:id="3" w:author="Arnce, Luke R" w:date="2026-09-21T13:44:00Z" w:initials="ALR">
-    <w:p>
-      <w:pPr>
-        <w:pStyle w:val="CommentText"/>
-      </w:pPr>
-      <w:r>
-        <w:rPr>
-          <w:rStyle w:val="CommentReference"/>
-        </w:rPr>
-        <w:annotationRef/>
-      </w:r>
-      <w:r>
-        <w:t xml:space="preserve">This paragraph still undersells the value add of COMAVI. First off, I don’t know what other tools evaluate variants in multimer context outside of mavisp. And the way mavisp does it makes it difficult to get outputs for any particular variant or complex. Our pipeline enables users to directly upload their set of variants and monomer/multimer structures to run and analyze themselves. Also, the benchmarking is different between the two. This is also a lot of information on other tools we have not developed right here in the introduction. </w:t>
-      </w:r>
-    </w:p>
-  </w:comment>
-  <w:comment w:id="6" w:author="Arnce, Luke R" w:date="2026-09-21T13:52:00Z" w:initials="ALR">
-    <w:p>
-      <w:pPr>
-        <w:pStyle w:val="CommentText"/>
-      </w:pPr>
-      <w:r>
-        <w:rPr>
-          <w:rStyle w:val="CommentReference"/>
-        </w:rPr>
-        <w:annotationRef/>
-      </w:r>
-      <w:r>
-        <w:t>Is this necessary?</w:t>
-      </w:r>
-    </w:p>
-  </w:comment>
-  <w:comment w:id="7" w:author="Arnce, Luke R" w:date="2026-09-22T15:07:00Z" w:initials="ALR">
-    <w:p>
-      <w:pPr>
-        <w:pStyle w:val="CommentText"/>
-      </w:pPr>
-      <w:r>
-        <w:rPr>
-          <w:rStyle w:val="CommentReference"/>
-        </w:rPr>
-        <w:annotationRef/>
-      </w:r>
-      <w:r>
-        <w:t>I replaced the previous figure with this</w:t>
-      </w:r>
-    </w:p>
-  </w:comment>
-  <w:comment w:id="9" w:author="Arnce, Luke R" w:date="2026-09-21T14:02:00Z" w:initials="ALR">
-    <w:p>
-      <w:pPr>
-        <w:pStyle w:val="CommentText"/>
-      </w:pPr>
-      <w:r>
-        <w:rPr>
-          <w:rStyle w:val="CommentReference"/>
-        </w:rPr>
-        <w:annotationRef/>
-      </w:r>
-      <w:r>
-        <w:t>Would it be worth giving more information on why these particular complexes and systems were chosen?</w:t>
-      </w:r>
-    </w:p>
-  </w:comment>
-  <w:comment w:id="8" w:author="Arnce, Luke R" w:date="2026-09-21T14:04:00Z" w:initials="ALR">
-    <w:p>
-      <w:pPr>
-        <w:pStyle w:val="CommentText"/>
-      </w:pPr>
-      <w:r>
-        <w:rPr>
-          <w:rStyle w:val="CommentReference"/>
-        </w:rPr>
-        <w:annotationRef/>
-      </w:r>
-      <w:r>
-        <w:t>I feel like some things are repeated multiple times in this paragraph. Could we streamline without losing scientific content?</w:t>
-      </w:r>
-    </w:p>
-  </w:comment>
-  <w:comment w:id="10" w:author="Arnce, Luke R" w:date="2026-09-21T14:06:00Z" w:initials="ALR">
-    <w:p>
-      <w:pPr>
-        <w:pStyle w:val="CommentText"/>
-      </w:pPr>
-      <w:r>
-        <w:rPr>
-          <w:rStyle w:val="CommentReference"/>
-        </w:rPr>
-        <w:annotationRef/>
-      </w:r>
-      <w:r>
-        <w:t xml:space="preserve">What is the different question? This is a little confusing when I read it. Seems like a non sequitur </w:t>
-      </w:r>
-    </w:p>
-  </w:comment>
-  <w:comment w:id="11" w:author="Arnce, Luke R" w:date="2026-09-22T15:08:00Z" w:initials="ALR">
-    <w:p>
-      <w:pPr>
-        <w:pStyle w:val="CommentText"/>
-      </w:pPr>
-      <w:r>
-        <w:rPr>
-          <w:rStyle w:val="CommentReference"/>
-        </w:rPr>
-        <w:annotationRef/>
-      </w:r>
-      <w:r>
-        <w:t>I replaced the previous table with this</w:t>
-      </w:r>
-    </w:p>
-  </w:comment>
-  <w:comment w:id="12" w:author="Arnce, Luke R" w:date="2026-09-21T14:49:00Z" w:initials="ALR">
-    <w:p>
-      <w:pPr>
-        <w:pStyle w:val="CommentText"/>
-      </w:pPr>
-      <w:r>
-        <w:rPr>
-          <w:rStyle w:val="CommentReference"/>
-        </w:rPr>
-        <w:annotationRef/>
-      </w:r>
-      <w:r>
-        <w:t>In this benchmark there is a column labeled pathogenic. What does that mean in this context?</w:t>
-      </w:r>
-    </w:p>
-  </w:comment>
-  <w:comment w:id="13" w:author="Arnce, Luke R" w:date="2026-09-21T14:55:00Z" w:initials="ALR">
-    <w:p>
-      <w:pPr>
-        <w:pStyle w:val="CommentText"/>
-      </w:pPr>
-      <w:r>
-        <w:rPr>
-          <w:rStyle w:val="CommentReference"/>
-        </w:rPr>
-        <w:annotationRef/>
-      </w:r>
-      <w:r>
-        <w:t>Need to mention E1-5 classification here before bringing it up in the next paragraph</w:t>
-      </w:r>
-    </w:p>
-  </w:comment>
-  <w:comment w:id="14" w:author="Arnce, Luke R" w:date="2026-09-21T14:51:00Z" w:initials="ALR">
-    <w:p>
-      <w:pPr>
-        <w:pStyle w:val="CommentText"/>
-      </w:pPr>
-      <w:r>
-        <w:rPr>
-          <w:rStyle w:val="CommentReference"/>
-        </w:rPr>
-        <w:annotationRef/>
-      </w:r>
-      <w:r>
-        <w:t>What does this mean?</w:t>
-      </w:r>
-    </w:p>
-  </w:comment>
-  <w:comment w:id="15" w:author="Arnce, Luke R" w:date="2026-09-21T14:57:00Z" w:initials="ALR">
-    <w:p>
-      <w:pPr>
-        <w:pStyle w:val="CommentText"/>
-      </w:pPr>
-      <w:r>
-        <w:rPr>
-          <w:rStyle w:val="CommentReference"/>
-        </w:rPr>
-        <w:annotationRef/>
-      </w:r>
-      <w:r>
-        <w:t xml:space="preserve">This seems like a random statement for why all evidence categories are retained. We haven’t established that neutral controls are generally E4-5 at this point, so people won’t know why we make this statement. </w:t>
-      </w:r>
-    </w:p>
-  </w:comment>
-  <w:comment w:id="16" w:author="Arnce, Luke R" w:date="2026-09-21T14:58:00Z" w:initials="ALR">
-    <w:p>
-      <w:pPr>
-        <w:pStyle w:val="CommentText"/>
-      </w:pPr>
-      <w:r>
-        <w:rPr>
-          <w:rStyle w:val="CommentReference"/>
-        </w:rPr>
-        <w:annotationRef/>
-      </w:r>
-      <w:r>
-        <w:t>This seems like a results section finding</w:t>
-      </w:r>
-    </w:p>
-  </w:comment>
-  <w:comment w:id="17" w:author="Arnce, Luke R" w:date="2026-09-21T15:13:00Z" w:initials="ALR">
-    <w:p>
-      <w:pPr>
-        <w:pStyle w:val="CommentText"/>
-      </w:pPr>
-      <w:r>
-        <w:rPr>
-          <w:rStyle w:val="CommentReference"/>
-        </w:rPr>
-        <w:annotationRef/>
-      </w:r>
-      <w:r>
-        <w:t xml:space="preserve">So for these energetic thresholds, since they’re at 2.9 and 3.5, does that mean its using the highest thresholds? </w:t>
-      </w:r>
-    </w:p>
-  </w:comment>
-  <w:comment w:id="18" w:author="Arnce, Luke R" w:date="2026-09-21T15:21:00Z" w:initials="ALR">
-    <w:p>
-      <w:pPr>
-        <w:pStyle w:val="CommentText"/>
-      </w:pPr>
-      <w:r>
-        <w:rPr>
-          <w:rStyle w:val="CommentReference"/>
-        </w:rPr>
-        <w:annotationRef/>
-      </w:r>
-      <w:r>
-        <w:t>In this table I like that it reports the value at 2.5, but I want it for all thresholds</w:t>
-      </w:r>
-    </w:p>
-  </w:comment>
-  <w:comment w:id="19" w:author="Arnce, Luke R" w:date="2026-09-22T10:22:00Z" w:initials="ALR">
-    <w:p>
-      <w:pPr>
-        <w:pStyle w:val="CommentText"/>
-      </w:pPr>
-      <w:r>
-        <w:rPr>
-          <w:rStyle w:val="CommentReference"/>
-        </w:rPr>
-        <w:annotationRef/>
-      </w:r>
-      <w:r>
-        <w:t>What is the threshold for a predictor reproducing the measurement?</w:t>
-      </w:r>
-    </w:p>
-  </w:comment>
-  <w:comment w:id="20" w:author="Arnce, Luke R" w:date="2026-09-22T15:08:00Z" w:initials="ALR">
-    <w:p>
-      <w:pPr>
-        <w:pStyle w:val="CommentText"/>
-      </w:pPr>
-      <w:r>
-        <w:rPr>
-          <w:rStyle w:val="CommentReference"/>
-        </w:rPr>
-        <w:annotationRef/>
-      </w:r>
-      <w:r>
-        <w:t>I replaced the previous table with this</w:t>
-      </w:r>
-    </w:p>
-  </w:comment>
-  <w:comment w:id="21" w:author="Arnce, Luke R" w:date="2026-09-22T10:53:00Z" w:initials="ALR">
-    <w:p>
-      <w:pPr>
-        <w:pStyle w:val="CommentText"/>
-      </w:pPr>
-      <w:r>
-        <w:rPr>
-          <w:rStyle w:val="CommentReference"/>
-        </w:rPr>
-        <w:annotationRef/>
-      </w:r>
-      <w:r>
-        <w:t xml:space="preserve">This is good, but I think it’s too narrowly focused on the 2.5 threshold currently. I don’t necessarily mind giving this for the 2.5 threshold at some point, but I believe the results for the full range of thresholds needs to be reported first. I want the full range from all thresholds reported for each appropriate score mentioned here. </w:t>
-      </w:r>
-    </w:p>
-  </w:comment>
-  <w:comment w:id="22" w:author="Arnce, Luke R" w:date="2026-09-22T10:55:00Z" w:initials="ALR">
-    <w:p>
-      <w:pPr>
-        <w:pStyle w:val="CommentText"/>
-      </w:pPr>
-      <w:r>
-        <w:rPr>
-          <w:rStyle w:val="CommentReference"/>
-        </w:rPr>
-        <w:annotationRef/>
-      </w:r>
-      <w:r>
-        <w:t>This is good, but I think it might be too narrowly focused on one threshold. Could we also do graphs with these colored bars as lines, the x axis as the y axis and the new x axis as the thresholds?</w:t>
-      </w:r>
-    </w:p>
-  </w:comment>
-  <w:comment w:id="23" w:author="Arnce, Luke R" w:date="2026-09-22T10:30:00Z" w:initials="ALR">
-    <w:p>
-      <w:pPr>
-        <w:pStyle w:val="CommentText"/>
-      </w:pPr>
-      <w:r>
-        <w:rPr>
-          <w:rStyle w:val="CommentReference"/>
-        </w:rPr>
-        <w:annotationRef/>
-      </w:r>
-      <w:r>
-        <w:t>The threshold these figures are at needs to be specified</w:t>
-      </w:r>
-    </w:p>
-  </w:comment>
-  <w:comment w:id="24" w:author="Arnce, Luke R" w:date="2026-09-22T11:20:00Z" w:initials="ALR">
-    <w:p>
-      <w:pPr>
-        <w:pStyle w:val="CommentText"/>
-      </w:pPr>
-      <w:r>
-        <w:rPr>
-          <w:rStyle w:val="CommentReference"/>
-        </w:rPr>
-        <w:annotationRef/>
-      </w:r>
-      <w:r>
-        <w:t>I’m confused by this panel b. what exactly is it showing? I don’t understand this experimental budget thing.</w:t>
-      </w:r>
-    </w:p>
-  </w:comment>
-  <w:comment w:id="26" w:author="Arnce, Luke R" w:date="2026-09-22T13:01:00Z" w:initials="ALR">
-    <w:p>
-      <w:pPr>
-        <w:pStyle w:val="CommentText"/>
-      </w:pPr>
-      <w:r>
-        <w:rPr>
-          <w:rStyle w:val="CommentReference"/>
-        </w:rPr>
-        <w:annotationRef/>
-      </w:r>
-      <w:r>
-        <w:t xml:space="preserve">This is not the full threshold span. We need the top end as well. </w:t>
-      </w:r>
-    </w:p>
-  </w:comment>
-  <w:comment w:id="27" w:author="Arnce, Luke R" w:date="2026-09-22T13:00:00Z" w:initials="ALR">
-    <w:p>
-      <w:pPr>
-        <w:pStyle w:val="CommentText"/>
-      </w:pPr>
-      <w:r>
-        <w:rPr>
-          <w:rStyle w:val="CommentReference"/>
-        </w:rPr>
-        <w:annotationRef/>
-      </w:r>
-      <w:r>
-        <w:t>What is this?</w:t>
-      </w:r>
-    </w:p>
-  </w:comment>
-  <w:comment w:id="25" w:author="Arnce, Luke R" w:date="2026-09-22T13:03:00Z" w:initials="ALR">
-    <w:p>
-      <w:pPr>
-        <w:pStyle w:val="CommentText"/>
-      </w:pPr>
-      <w:r>
-        <w:rPr>
-          <w:rStyle w:val="CommentReference"/>
-        </w:rPr>
-        <w:annotationRef/>
-      </w:r>
-      <w:r>
-        <w:t xml:space="preserve">This section is good, but incomplete. As I mentioned earlier, we need line graphs for all appropriate outputs across all thresholds. We need figures for these and we need to discuss the results in full context with all thresholds considered. </w:t>
-      </w:r>
-    </w:p>
-  </w:comment>
-  <w:comment w:id="28" w:author="Arnce, Luke R" w:date="2026-09-22T10:45:00Z" w:initials="ALR">
-    <w:p>
-      <w:pPr>
-        <w:pStyle w:val="CommentText"/>
-      </w:pPr>
-      <w:r>
-        <w:rPr>
-          <w:rStyle w:val="CommentReference"/>
-        </w:rPr>
-        <w:annotationRef/>
-      </w:r>
-      <w:r>
-        <w:t>The line graph in A here is great. I would actually like similar line graphs with the decision threshold as the x axis and fraction as the y axis for the other output metrics that we have. Like detection, attribution, and the separate physical axes. Currently, we don’t have representations of these outputs clearly represented across the threshold range</w:t>
-      </w:r>
-    </w:p>
-  </w:comment>
-  <w:comment w:id="29" w:author="Arnce, Luke R" w:date="2026-09-22T13:05:00Z" w:initials="ALR">
-    <w:p>
-      <w:pPr>
-        <w:pStyle w:val="CommentText"/>
-      </w:pPr>
-      <w:r>
-        <w:rPr>
-          <w:rStyle w:val="CommentReference"/>
-        </w:rPr>
-        <w:annotationRef/>
-      </w:r>
-      <w:r>
-        <w:t xml:space="preserve">Yes, good, but as I mentioned, we ened to establish this comparison for all appropriate outputs. </w:t>
-      </w:r>
-    </w:p>
-  </w:comment>
-  <w:comment w:id="30" w:author="Arnce, Luke R" w:date="2026-09-22T13:09:00Z" w:initials="ALR">
-    <w:p>
-      <w:pPr>
-        <w:pStyle w:val="CommentText"/>
-      </w:pPr>
-      <w:r>
-        <w:rPr>
-          <w:rStyle w:val="CommentReference"/>
-        </w:rPr>
-        <w:annotationRef/>
-      </w:r>
-      <w:r>
-        <w:t xml:space="preserve">One thought arising as I look at this paper. Is the thresholding stuff specifically for this benchmarking evaluation? Is it a part of the general pipeline itself for others to utilize? I think the outputs for the general pipeline are the ISDS, the mechanistic profile, and the DDG values for the different axes. If that’s the case, it might be worth making sure that distinction is made. </w:t>
-      </w:r>
-    </w:p>
-  </w:comment>
-  <w:comment w:id="31" w:author="Arnce, Luke R" w:date="2026-09-22T13:20:00Z" w:initials="ALR">
-    <w:p>
-      <w:pPr>
-        <w:pStyle w:val="CommentText"/>
-      </w:pPr>
-      <w:r>
-        <w:rPr>
-          <w:rStyle w:val="CommentReference"/>
-        </w:rPr>
-        <w:annotationRef/>
-      </w:r>
-      <w:r>
-        <w:t>What is the relationship to pathogenicity for these? I’m a little confused.</w:t>
-      </w:r>
-    </w:p>
-  </w:comment>
-  <w:comment w:id="32" w:author="Arnce, Luke R" w:date="2026-09-22T13:30:00Z" w:initials="ALR">
-    <w:p>
-      <w:pPr>
-        <w:pStyle w:val="CommentText"/>
-      </w:pPr>
-      <w:r>
-        <w:rPr>
-          <w:rStyle w:val="CommentReference"/>
-        </w:rPr>
-        <w:annotationRef/>
-      </w:r>
-      <w:r>
-        <w:t xml:space="preserve">We need to check to make sure 2.5 is the best threshold for our headline number here. </w:t>
-      </w:r>
-    </w:p>
-  </w:comment>
-  <w:comment w:id="33" w:author="Arnce, Luke R" w:date="2026-09-22T13:30:00Z" w:initials="ALR">
-    <w:p>
-      <w:pPr>
-        <w:pStyle w:val="CommentText"/>
-      </w:pPr>
-      <w:r>
-        <w:rPr>
-          <w:rStyle w:val="CommentReference"/>
-        </w:rPr>
-        <w:annotationRef/>
-      </w:r>
-      <w:r>
-        <w:t>Is this number threshold dependent?</w:t>
-      </w:r>
-    </w:p>
-  </w:comment>
-  <w:comment w:id="34" w:author="Arnce, Luke R" w:date="2026-09-22T13:34:00Z" w:initials="ALR">
-    <w:p>
-      <w:pPr>
-        <w:pStyle w:val="CommentText"/>
-      </w:pPr>
-      <w:r>
-        <w:rPr>
-          <w:rStyle w:val="CommentReference"/>
-        </w:rPr>
-        <w:annotationRef/>
-      </w:r>
-      <w:r>
-        <w:t xml:space="preserve">I think this is generally good, should we add the rest of the MAVISp comparison from the introduction here and cut redundancies? I’m ok with mentioning it briefly in the beginning, but I don’t want to devote too much room in our paper to repeating ourselves about why our tool is different than a similar existing tool. </w:t>
-      </w:r>
-    </w:p>
-  </w:comment>
-  <w:comment w:id="35" w:author="Arnce, Luke R" w:date="2026-09-22T13:44:00Z" w:initials="ALR">
-    <w:p>
-      <w:pPr>
-        <w:pStyle w:val="CommentText"/>
-      </w:pPr>
-      <w:r>
-        <w:rPr>
-          <w:rStyle w:val="CommentReference"/>
-        </w:rPr>
-        <w:annotationRef/>
-      </w:r>
-      <w:r>
-        <w:t>What do you mean a user that disagrees with the threshold can re-read the same call at another one? Are thresholds reported here as outputs or just the numbers?</w:t>
-      </w:r>
-    </w:p>
-  </w:comment>
-  <w:comment w:id="36" w:author="Arnce, Luke R" w:date="2026-09-22T14:23:00Z" w:initials="ALR">
-    <w:p>
-      <w:pPr>
-        <w:pStyle w:val="CommentText"/>
-      </w:pPr>
-      <w:r>
-        <w:rPr>
-          <w:rStyle w:val="CommentReference"/>
-        </w:rPr>
-        <w:annotationRef/>
-      </w:r>
-      <w:r>
-        <w:t>I think this table is a good start, but it needs a few more columns. First it needs foldx predicted ddg next to measured ddg and it also needs the full range of COMAVI agreement across all tiers. There are also gaps in several places that need to be filled if possible. Several E1 variants do not have a reported measured DDG. Also, some of the calmodulin variants don’t have an E evidence grade and don’t have an evidence basis or citation. Similar for some in SMAD4, tnni3, and vhl</w:t>
-      </w:r>
-    </w:p>
-  </w:comment>
-  <w:comment w:id="37" w:author="Arnce, Luke R" w:date="2026-09-22T15:09:00Z" w:initials="ALR">
-    <w:p>
-      <w:pPr>
-        <w:pStyle w:val="CommentText"/>
-      </w:pPr>
-      <w:r>
-        <w:rPr>
-          <w:rStyle w:val="CommentReference"/>
-        </w:rPr>
-        <w:annotationRef/>
-      </w:r>
-      <w:r>
-        <w:t>I replaced the last table with this</w:t>
-      </w:r>
-    </w:p>
-  </w:comment>
-</w:comments>
-</file>
-
-<file path=word/commentsExtended.xml><?xml version="1.0" encoding="utf-8"?>
-<w15:commentsEx xmlns:wpc="http://schemas.microsoft.com/office/word/2010/wordprocessingCanvas" xmlns:cx="http://schemas.microsoft.com/office/drawing/2014/chartex" xmlns:cx1="http://schemas.microsoft.com/office/drawing/2015/9/8/chartex" xmlns:cx2="http://schemas.microsoft.com/office/drawing/2015/10/21/chartex" xmlns:cx3="http://schemas.microsoft.com/office/drawing/2016/5/9/chartex" xmlns:cx4="http://schemas.microsoft.com/office/drawing/2016/5/10/chartex" xmlns:cx5="http://schemas.microsoft.com/office/drawing/2016/5/11/chartex" xmlns:cx6="http://schemas.microsoft.com/office/drawing/2016/5/12/chartex" xmlns:cx7="http://schemas.microsoft.com/office/drawing/2016/5/13/chartex" xmlns:cx8="http://schemas.microsoft.com/office/drawing/2016/5/14/chartex" xmlns:mc="http://schemas.openxmlformats.org/markup-compatibility/2006" xmlns:aink="http://schemas.microsoft.com/office/drawing/2016/ink" xmlns:am3d="http://schemas.microsoft.com/office/drawing/2017/model3d" xmlns:o="urn:schemas-microsoft-com:office:office" xmlns:oel="http://schemas.microsoft.com/office/2019/extlst" xmlns:r="http://schemas.openxmlformats.org/officeDocument/2006/relationships" xmlns:m="http://schemas.openxmlformats.org/officeDocument/2006/math" xmlns:v="urn:schemas-microsoft-com:vml" xmlns:wp14="http://schemas.microsoft.com/office/word/2010/wordprocessingDrawing" xmlns:wp="http://schemas.openxmlformats.org/drawingml/2006/wordprocessingDrawing" xmlns:w10="urn:schemas-microsoft-com:office:word" xmlns:w="http://schemas.openxmlformats.org/wordprocessingml/2006/main" xmlns:w14="http://schemas.microsoft.com/office/word/2010/wordml" xmlns:w15="http://schemas.microsoft.com/office/word/2012/wordml" xmlns:w16cex="http://schemas.microsoft.com/office/word/2018/wordml/cex" xmlns:w16cid="http://schemas.microsoft.com/office/word/2016/wordml/cid" xmlns:w16="http://schemas.microsoft.com/office/word/2018/wordml" xmlns:w16du="http://schemas.microsoft.com/office/word/2023/wordml/word16du" xmlns:w16sdtdh="http://schemas.microsoft.com/office/word/2020/wordml/sdtdatahash" xmlns:w16sdtfl="http://schemas.microsoft.com/office/word/2024/wordml/sdtformatlock" xmlns:w16se="http://schemas.microsoft.com/office/word/2015/wordml/symex" xmlns:wpg="http://schemas.microsoft.com/office/word/2010/wordprocessingGroup" xmlns:wpi="http://schemas.microsoft.com/office/word/2010/wordprocessingInk" xmlns:wne="http://schemas.microsoft.com/office/word/2006/wordml" xmlns:wps="http://schemas.microsoft.com/office/word/2010/wordprocessingShape" mc:Ignorable="w14 w15 w16se w16cid w16 w16cex w16sdtdh w16sdtfl w16du wp14">
-  <w15:commentEx w15:paraId="2DB58087" w15:done="0"/>
-  <w15:commentEx w15:paraId="5EDB8928" w15:done="0"/>
-  <w15:commentEx w15:paraId="23289E04" w15:done="0"/>
-  <w15:commentEx w15:paraId="137F4F08" w15:done="0"/>
-  <w15:commentEx w15:paraId="0051F335" w15:done="0"/>
-  <w15:commentEx w15:paraId="4F8FCA61" w15:done="0"/>
-  <w15:commentEx w15:paraId="3CACA3EB" w15:done="0"/>
-  <w15:commentEx w15:paraId="04BC0995" w15:done="0"/>
-  <w15:commentEx w15:paraId="6646E6EE" w15:done="0"/>
-  <w15:commentEx w15:paraId="61A948C6" w15:done="0"/>
-  <w15:commentEx w15:paraId="6FBA55E8" w15:done="0"/>
-  <w15:commentEx w15:paraId="439429D6" w15:done="0"/>
-  <w15:commentEx w15:paraId="199FF83A" w15:done="0"/>
-  <w15:commentEx w15:paraId="63318CD4" w15:done="0"/>
-  <w15:commentEx w15:paraId="0A8B0225" w15:done="0"/>
-  <w15:commentEx w15:paraId="09FD76D3" w15:done="0"/>
-  <w15:commentEx w15:paraId="7C77D9D6" w15:done="0"/>
-  <w15:commentEx w15:paraId="62214A87" w15:done="0"/>
-  <w15:commentEx w15:paraId="1227CDB7" w15:done="0"/>
-  <w15:commentEx w15:paraId="78E79891" w15:done="0"/>
-  <w15:commentEx w15:paraId="6BE72238" w15:done="0"/>
-  <w15:commentEx w15:paraId="3A18A592" w15:done="0"/>
-  <w15:commentEx w15:paraId="555D6866" w15:done="0"/>
-  <w15:commentEx w15:paraId="2D864201" w15:done="0"/>
-  <w15:commentEx w15:paraId="0ABBD4D1" w15:done="0"/>
-  <w15:commentEx w15:paraId="32B64763" w15:done="0"/>
-  <w15:commentEx w15:paraId="5870BDD1" w15:done="0"/>
-  <w15:commentEx w15:paraId="17DE7839" w15:done="0"/>
-  <w15:commentEx w15:paraId="6F4556B5" w15:done="0"/>
-  <w15:commentEx w15:paraId="33707D7E" w15:done="0"/>
-  <w15:commentEx w15:paraId="77F30A4B" w15:done="0"/>
-  <w15:commentEx w15:paraId="0A3324A3" w15:done="0"/>
-  <w15:commentEx w15:paraId="2869A87A" w15:done="0"/>
-  <w15:commentEx w15:paraId="69197A5B" w15:done="0"/>
-  <w15:commentEx w15:paraId="12D7F2D1" w15:done="0"/>
-  <w15:commentEx w15:paraId="1EAB441A" w15:done="0"/>
-  <w15:commentEx w15:paraId="640DDCDD" w15:done="0"/>
-  <w15:commentEx w15:paraId="5AE19E73" w15:done="0"/>
-</w15:commentsEx>
-</file>
-
-<file path=word/commentsExtensible.xml><?xml version="1.0" encoding="utf-8"?>
-<w16cex:commentsExtensible xmlns:wpc="http://schemas.microsoft.com/office/word/2010/wordprocessingCanvas" xmlns:cx="http://schemas.microsoft.com/office/drawing/2014/chartex" xmlns:cx1="http://schemas.microsoft.com/office/drawing/2015/9/8/chartex" xmlns:cx2="http://schemas.microsoft.com/office/drawing/2015/10/21/chartex" xmlns:cx3="http://schemas.microsoft.com/office/drawing/2016/5/9/chartex" xmlns:cx4="http://schemas.microsoft.com/office/drawing/2016/5/10/chartex" xmlns:cx5="http://schemas.microsoft.com/office/drawing/2016/5/11/chartex" xmlns:cx6="http://schemas.microsoft.com/office/drawing/2016/5/12/chartex" xmlns:cx7="http://schemas.microsoft.com/office/drawing/2016/5/13/chartex" xmlns:cx8="http://schemas.microsoft.com/office/drawing/2016/5/14/chartex" xmlns:cr="http://schemas.microsoft.com/office/comments/2020/reactions" xmlns:mc="http://schemas.openxmlformats.org/markup-compatibility/2006" xmlns:aink="http://schemas.microsoft.com/office/drawing/2016/ink" xmlns:am3d="http://schemas.microsoft.com/office/drawing/2017/model3d" xmlns:o="urn:schemas-microsoft-com:office:office" xmlns:oel="http://schemas.microsoft.com/office/2019/extlst" xmlns:r="http://schemas.openxmlformats.org/officeDocument/2006/relationships" xmlns:m="http://schemas.openxmlformats.org/officeDocument/2006/math" xmlns:v="urn:schemas-microsoft-com:vml" xmlns:wp14="http://schemas.microsoft.com/office/word/2010/wordprocessingDrawing" xmlns:wp="http://schemas.openxmlformats.org/drawingml/2006/wordprocessingDrawing" xmlns:w10="urn:schemas-microsoft-com:office:word" xmlns:w="http://schemas.openxmlformats.org/wordprocessingml/2006/main" xmlns:w14="http://schemas.microsoft.com/office/word/2010/wordml" xmlns:w15="http://schemas.microsoft.com/office/word/2012/wordml" xmlns:w16cex="http://schemas.microsoft.com/office/word/2018/wordml/cex" xmlns:w16cid="http://schemas.microsoft.com/office/word/2016/wordml/cid" xmlns:w16="http://schemas.microsoft.com/office/word/2018/wordml" xmlns:w16du="http://schemas.microsoft.com/office/word/2023/wordml/word16du" xmlns:w16sdtdh="http://schemas.microsoft.com/office/word/2020/wordml/sdtdatahash" xmlns:w16sdtfl="http://schemas.microsoft.com/office/word/2024/wordml/sdtformatlock" xmlns:w16se="http://schemas.microsoft.com/office/word/2015/wordml/symex" xmlns:wpg="http://schemas.microsoft.com/office/word/2010/wordprocessingGroup" xmlns:wpi="http://schemas.microsoft.com/office/word/2010/wordprocessingInk" xmlns:wne="http://schemas.microsoft.com/office/word/2006/wordml" xmlns:wps="http://schemas.microsoft.com/office/word/2010/wordprocessingShape" mc:Ignorable="w14 w15 w16se w16cid w16 w16cex w16sdtdh w16sdtfl cr w16du wp14">
-  <w16cex:commentExtensible w16cex:durableId="7D99584B" w16cex:dateUtc="2026-09-21T13:48:00Z"/>
-  <w16cex:commentExtensible w16cex:durableId="66F81A95" w16cex:dateUtc="2026-09-21T13:50:00Z"/>
-  <w16cex:commentExtensible w16cex:durableId="0F2DF706" w16cex:dateUtc="2026-09-21T13:53:00Z"/>
-  <w16cex:commentExtensible w16cex:durableId="7141A154" w16cex:dateUtc="2026-09-21T17:45:00Z"/>
-  <w16cex:commentExtensible w16cex:durableId="34641C21" w16cex:dateUtc="2026-09-21T17:07:00Z"/>
-  <w16cex:commentExtensible w16cex:durableId="3DC0C005" w16cex:dateUtc="2026-09-21T17:44:00Z"/>
-  <w16cex:commentExtensible w16cex:durableId="5996E6E6" w16cex:dateUtc="2026-09-21T17:52:00Z"/>
-  <w16cex:commentExtensible w16cex:durableId="0E35B1EC" w16cex:dateUtc="2026-09-22T19:07:00Z"/>
-  <w16cex:commentExtensible w16cex:durableId="121E638B" w16cex:dateUtc="2026-09-21T18:02:00Z"/>
-  <w16cex:commentExtensible w16cex:durableId="28EAD2DB" w16cex:dateUtc="2026-09-21T18:04:00Z"/>
-  <w16cex:commentExtensible w16cex:durableId="5CF19C2E" w16cex:dateUtc="2026-09-21T18:06:00Z"/>
-  <w16cex:commentExtensible w16cex:durableId="44584C0D" w16cex:dateUtc="2026-09-22T19:08:00Z"/>
-  <w16cex:commentExtensible w16cex:durableId="4BB21C44" w16cex:dateUtc="2026-09-21T18:49:00Z"/>
-  <w16cex:commentExtensible w16cex:durableId="5148A5E1" w16cex:dateUtc="2026-09-21T18:55:00Z"/>
-  <w16cex:commentExtensible w16cex:durableId="20AC55BC" w16cex:dateUtc="2026-09-21T18:51:00Z"/>
-  <w16cex:commentExtensible w16cex:durableId="1892601D" w16cex:dateUtc="2026-09-21T18:57:00Z"/>
-  <w16cex:commentExtensible w16cex:durableId="4269469F" w16cex:dateUtc="2026-09-21T18:58:00Z"/>
-  <w16cex:commentExtensible w16cex:durableId="11B6A640" w16cex:dateUtc="2026-09-21T19:13:00Z"/>
-  <w16cex:commentExtensible w16cex:durableId="199F7675" w16cex:dateUtc="2026-09-21T19:21:00Z"/>
-  <w16cex:commentExtensible w16cex:durableId="2FC56341" w16cex:dateUtc="2026-09-22T14:22:00Z"/>
-  <w16cex:commentExtensible w16cex:durableId="4AB44059" w16cex:dateUtc="2026-09-22T19:08:00Z"/>
-  <w16cex:commentExtensible w16cex:durableId="433B972F" w16cex:dateUtc="2026-09-22T14:53:00Z"/>
-  <w16cex:commentExtensible w16cex:durableId="7C489766" w16cex:dateUtc="2026-09-22T14:55:00Z"/>
-  <w16cex:commentExtensible w16cex:durableId="3EF9B99A" w16cex:dateUtc="2026-09-22T14:30:00Z"/>
-  <w16cex:commentExtensible w16cex:durableId="227428BC" w16cex:dateUtc="2026-09-22T15:20:00Z"/>
-  <w16cex:commentExtensible w16cex:durableId="36841B30" w16cex:dateUtc="2026-09-22T17:01:00Z"/>
-  <w16cex:commentExtensible w16cex:durableId="45229497" w16cex:dateUtc="2026-09-22T17:00:00Z"/>
-  <w16cex:commentExtensible w16cex:durableId="0AD9BBAA" w16cex:dateUtc="2026-09-22T17:03:00Z"/>
-  <w16cex:commentExtensible w16cex:durableId="5E765C56" w16cex:dateUtc="2026-09-22T14:45:00Z"/>
-  <w16cex:commentExtensible w16cex:durableId="4E53E913" w16cex:dateUtc="2026-09-22T17:05:00Z"/>
-  <w16cex:commentExtensible w16cex:durableId="43796694" w16cex:dateUtc="2026-09-22T17:09:00Z"/>
-  <w16cex:commentExtensible w16cex:durableId="4EC11FF4" w16cex:dateUtc="2026-09-22T17:20:00Z"/>
-  <w16cex:commentExtensible w16cex:durableId="5AE05C63" w16cex:dateUtc="2026-09-22T17:30:00Z"/>
-  <w16cex:commentExtensible w16cex:durableId="785A6345" w16cex:dateUtc="2026-09-22T17:30:00Z"/>
-  <w16cex:commentExtensible w16cex:durableId="43A0F455" w16cex:dateUtc="2026-09-22T17:34:00Z"/>
-  <w16cex:commentExtensible w16cex:durableId="23C55E86" w16cex:dateUtc="2026-09-22T17:44:00Z"/>
-  <w16cex:commentExtensible w16cex:durableId="2575BCD0" w16cex:dateUtc="2026-09-22T18:23:00Z"/>
-  <w16cex:commentExtensible w16cex:durableId="4F24F072" w16cex:dateUtc="2026-09-22T19:09:00Z"/>
-</w16cex:commentsExtensible>
-</file>
-
-<file path=word/commentsIds.xml><?xml version="1.0" encoding="utf-8"?>
-<w16cid:commentsIds xmlns:wpc="http://schemas.microsoft.com/office/word/2010/wordprocessingCanvas" xmlns:cx="http://schemas.microsoft.com/office/drawing/2014/chartex" xmlns:cx1="http://schemas.microsoft.com/office/drawing/2015/9/8/chartex" xmlns:cx2="http://schemas.microsoft.com/office/drawing/2015/10/21/chartex" xmlns:cx3="http://schemas.microsoft.com/office/drawing/2016/5/9/chartex" xmlns:cx4="http://schemas.microsoft.com/office/drawing/2016/5/10/chartex" xmlns:cx5="http://schemas.microsoft.com/office/drawing/2016/5/11/chartex" xmlns:cx6="http://schemas.microsoft.com/office/drawing/2016/5/12/chartex" xmlns:cx7="http://schemas.microsoft.com/office/drawing/2016/5/13/chartex" xmlns:cx8="http://schemas.microsoft.com/office/drawing/2016/5/14/chartex" xmlns:mc="http://schemas.openxmlformats.org/markup-compatibility/2006" xmlns:aink="http://schemas.microsoft.com/office/drawing/2016/ink" xmlns:am3d="http://schemas.microsoft.com/office/drawing/2017/model3d" xmlns:o="urn:schemas-microsoft-com:office:office" xmlns:oel="http://schemas.microsoft.com/office/2019/extlst" xmlns:r="http://schemas.openxmlformats.org/officeDocument/2006/relationships" xmlns:m="http://schemas.openxmlformats.org/officeDocument/2006/math" xmlns:v="urn:schemas-microsoft-com:vml" xmlns:wp14="http://schemas.microsoft.com/office/word/2010/wordprocessingDrawing" xmlns:wp="http://schemas.openxmlformats.org/drawingml/2006/wordprocessingDrawing" xmlns:w10="urn:schemas-microsoft-com:office:word" xmlns:w="http://schemas.openxmlformats.org/wordprocessingml/2006/main" xmlns:w14="http://schemas.microsoft.com/office/word/2010/wordml" xmlns:w15="http://schemas.microsoft.com/office/word/2012/wordml" xmlns:w16cex="http://schemas.microsoft.com/office/word/2018/wordml/cex" xmlns:w16cid="http://schemas.microsoft.com/office/word/2016/wordml/cid" xmlns:w16="http://schemas.microsoft.com/office/word/2018/wordml" xmlns:w16du="http://schemas.microsoft.com/office/word/2023/wordml/word16du" xmlns:w16sdtdh="http://schemas.microsoft.com/office/word/2020/wordml/sdtdatahash" xmlns:w16sdtfl="http://schemas.microsoft.com/office/word/2024/wordml/sdtformatlock" xmlns:w16se="http://schemas.microsoft.com/office/word/2015/wordml/symex" xmlns:wpg="http://schemas.microsoft.com/office/word/2010/wordprocessingGroup" xmlns:wpi="http://schemas.microsoft.com/office/word/2010/wordprocessingInk" xmlns:wne="http://schemas.microsoft.com/office/word/2006/wordml" xmlns:wps="http://schemas.microsoft.com/office/word/2010/wordprocessingShape" mc:Ignorable="w14 w15 w16se w16cid w16 w16cex w16sdtdh w16sdtfl w16du wp14">
-  <w16cid:commentId w16cid:paraId="2DB58087" w16cid:durableId="7D99584B"/>
-  <w16cid:commentId w16cid:paraId="5EDB8928" w16cid:durableId="66F81A95"/>
-  <w16cid:commentId w16cid:paraId="23289E04" w16cid:durableId="0F2DF706"/>
-  <w16cid:commentId w16cid:paraId="137F4F08" w16cid:durableId="7141A154"/>
-  <w16cid:commentId w16cid:paraId="0051F335" w16cid:durableId="34641C21"/>
-  <w16cid:commentId w16cid:paraId="4F8FCA61" w16cid:durableId="3DC0C005"/>
-  <w16cid:commentId w16cid:paraId="3CACA3EB" w16cid:durableId="5996E6E6"/>
-  <w16cid:commentId w16cid:paraId="04BC0995" w16cid:durableId="0E35B1EC"/>
-  <w16cid:commentId w16cid:paraId="6646E6EE" w16cid:durableId="121E638B"/>
-  <w16cid:commentId w16cid:paraId="61A948C6" w16cid:durableId="28EAD2DB"/>
-  <w16cid:commentId w16cid:paraId="6FBA55E8" w16cid:durableId="5CF19C2E"/>
-  <w16cid:commentId w16cid:paraId="439429D6" w16cid:durableId="44584C0D"/>
-  <w16cid:commentId w16cid:paraId="199FF83A" w16cid:durableId="4BB21C44"/>
-  <w16cid:commentId w16cid:paraId="63318CD4" w16cid:durableId="5148A5E1"/>
-  <w16cid:commentId w16cid:paraId="0A8B0225" w16cid:durableId="20AC55BC"/>
-  <w16cid:commentId w16cid:paraId="09FD76D3" w16cid:durableId="1892601D"/>
-  <w16cid:commentId w16cid:paraId="7C77D9D6" w16cid:durableId="4269469F"/>
-  <w16cid:commentId w16cid:paraId="62214A87" w16cid:durableId="11B6A640"/>
-  <w16cid:commentId w16cid:paraId="1227CDB7" w16cid:durableId="199F7675"/>
-  <w16cid:commentId w16cid:paraId="78E79891" w16cid:durableId="2FC56341"/>
-  <w16cid:commentId w16cid:paraId="6BE72238" w16cid:durableId="4AB44059"/>
-  <w16cid:commentId w16cid:paraId="3A18A592" w16cid:durableId="433B972F"/>
-  <w16cid:commentId w16cid:paraId="555D6866" w16cid:durableId="7C489766"/>
-  <w16cid:commentId w16cid:paraId="2D864201" w16cid:durableId="3EF9B99A"/>
-  <w16cid:commentId w16cid:paraId="0ABBD4D1" w16cid:durableId="227428BC"/>
-  <w16cid:commentId w16cid:paraId="32B64763" w16cid:durableId="36841B30"/>
-  <w16cid:commentId w16cid:paraId="5870BDD1" w16cid:durableId="45229497"/>
-  <w16cid:commentId w16cid:paraId="17DE7839" w16cid:durableId="0AD9BBAA"/>
-  <w16cid:commentId w16cid:paraId="6F4556B5" w16cid:durableId="5E765C56"/>
-  <w16cid:commentId w16cid:paraId="33707D7E" w16cid:durableId="4E53E913"/>
-  <w16cid:commentId w16cid:paraId="77F30A4B" w16cid:durableId="43796694"/>
-  <w16cid:commentId w16cid:paraId="0A3324A3" w16cid:durableId="4EC11FF4"/>
-  <w16cid:commentId w16cid:paraId="2869A87A" w16cid:durableId="5AE05C63"/>
-  <w16cid:commentId w16cid:paraId="69197A5B" w16cid:durableId="785A6345"/>
-  <w16cid:commentId w16cid:paraId="12D7F2D1" w16cid:durableId="43A0F455"/>
-  <w16cid:commentId w16cid:paraId="1EAB441A" w16cid:durableId="23C55E86"/>
-  <w16cid:commentId w16cid:paraId="640DDCDD" w16cid:durableId="2575BCD0"/>
-  <w16cid:commentId w16cid:paraId="5AE19E73" w16cid:durableId="4F24F072"/>
-</w16cid:commentsIds>
 </file>
 
 <file path=word/endnotes.xml><?xml version="1.0" encoding="utf-8"?>

--- a/docs/COMAVI_manuscript_current.docx
+++ b/docs/COMAVI_manuscript_current.docx
@@ -4054,7 +4054,7 @@
     <w:p>
       <w:pPr/>
       <w:r>
-        <w:t>Each metric is given across the whole prespecified threshold set rather than at the reference alone, because every graded quantity in this paper is a function of that choice and reporting one column would hide it; Fig 4 plots the same rows and S2 Table (threshold_sweep sheet) adds post hoc points beyond the prespecified range. The structural-prioritization ROC AUC is constant across the row because it is the one metric here that is threshold-free in both of its ingredients: the priority score is a continuous combination of energies and structural context that applies no cut-off, and the positive class is the curated mechanism class from the evidence ledger, not a thresholded call. Several quantities are reported as fractions of variants and are easy to conflate. Several quantities are reported as fractions of variants and are easy to conflate. Detection and attribution ask binary questions of the same 25 variants the structural arm grades, and attribution agrees with it to within 0.040. Measured destabilizations called is computed on a different population entirely - variant-axis pairs carrying a directly measured energy - and answers whether the predictor reproduces a measurement, not whether it recovers a curated mechanism. Reproduction is scored as a pair of threshold crossings rather than as numerical agreement: the 44 comparisons are those whose measured effect is at least 1.0 kcal/mol in absolute value, and a comparison counts as recovered when the predicted energy also reaches the threshold of that row. A prediction that gets the direction and the magnitude class right therefore counts, even if the two numbers differ.</w:t>
+        <w:t>Each metric is given across the whole prespecified threshold set rather than at the reference alone, because every graded quantity in this paper is a function of that choice and reporting one column would hide it; S2 Table (threshold_sweep sheet) adds post hoc points beyond the prespecified range. The structural-prioritization ROC AUC is constant across the row because it is the one metric here that is threshold-free in both of its ingredients: the priority score is a continuous combination of energies and structural context that applies no cut-off, and the positive class is the curated mechanism class from the evidence ledger, not a thresholded call. Several quantities are reported as fractions of variants and are easy to conflate. Detection and attribution ask binary questions of the same 25 variants the structural arm grades, and attribution agrees with it to within 0.040. Measured destabilizations called is computed on a different population entirely - variant-axis pairs carrying a directly measured energy - and answers whether the predictor reproduces a measurement, not whether it recovers a curated mechanism. Reproduction is scored as a pair of threshold crossings rather than as numerical agreement: the 44 comparisons are those whose measured effect is at least 1.0 kcal/mol in absolute value, and a comparison counts as recovered when the predicted energy also reaches the threshold of that row. A prediction that gets the direction and the magnitude class right therefore counts, even if the two numbers differ.</w:t>
       </w:r>
     </w:p>
     <w:p ns2:paraId="170AC53A" ns2:textId="77777777">

--- a/docs/COMAVI_manuscript_current.docx
+++ b/docs/COMAVI_manuscript_current.docx
@@ -47,370 +47,30 @@
         <w:t>We assembled a literature-curated benchmark of 61 variants across 14 protein systems in which every expected effect carries a written evidence basis and citation. Mechanism-pattern recovery, graded in 57 variants, was 41.0 of 57 (0.719) at the 2.5 kcal/mol reference threshold, against 0.561 for the strongest trivial strategy. In the 47 variants that also carry a structural-context tier, the priority score placed 16 of 17 variants with a modeled structural mechanism in the top 20, and all 17 in the top 25.</w:t>
       </w:r>
     </w:p>
-    <w:p ns2:paraId="7853B863" ns2:textId="77777777">
+    <w:p ns2:paraId="7853B863" ns2:textId="16FAAF25">
       <w:r>
         <w:rPr>
           <w:rFonts w:ascii="Arial" w:eastAsia="Arial" w:hAnsi="Arial"/>
         </w:rPr>
-        <w:t>Because a mechanism call converts a continuous energy into a yes-or-no decision, every graded result depends on one threshold. Across the prespecified range, detecting that some axis was disrupted stayed nearly flat, while attributing it to the axis the literature implicates fell steadily and correct rejection of curated negatives rose. The three axes did not share an optimum, so one global threshold favors stability over interaction.</w:t>
-      </w:r>
-    </w:p>
-    <w:p ns2:paraId="3ED5A387" ns2:textId="77777777">
+        <w:t>Because a mechanism call converts continuous energy into a yes-or-no decision, every graded result depends on one threshold. Across the prespecified range of 1.0 to 2.5 kcal/mol, fixed before any variant was scored, detecting that some axis was disrupted stayed nearly flat, while attributing it to the axis the literature implicates fell steadily and correct rejection of curated negatives rose. The three axes did not share an optimum, so one global threshold favors stability over interaction.</w:t>
+      </w:r>
       <w:r>
         <w:rPr>
           <w:rFonts w:ascii="Arial" w:eastAsia="Arial" w:hAnsi="Arial"/>
         </w:rPr>
-        <w:t>COMAVI is best used in two stages: the priority score to allocate experimental effort, then the mechanism profile to choose a stability, assembly, or binding experiment. A silent result means only that no lesion was detected in the supplied model at the stated threshold, not that pathogenicity is excluded.</w:t>
-      </w:r>
-    </w:p>
-    <w:p ns2:paraId="24EF4BBC" ns2:textId="77777777">
-      <w:pPr>
-        <w:pStyle w:val="Heading1"/>
-      </w:pPr>
-      <w:r>
-        <w:t>Author Summary</w:t>
-      </w:r>
-    </w:p>
-    <w:p ns2:paraId="0B392F09" ns2:textId="767E5B44">
-      <w:r>
-        <w:t>Genetic testing routinely finds far more single-amino-acid changes in a person's proteins than any laboratory can study. Existing computer tools estimate which of those changes are likely to cause disease, but rarely say how a change does its damage</w:t>
-      </w:r>
-      <w:r>
-        <w:t xml:space="preserve"> which can help determine what experiment to run next. </w:t>
-      </w:r>
-    </w:p>
-    <w:p ns2:paraId="2BCE278A" ns2:textId="77777777">
-      <w:r>
-        <w:t>Most proteins work while bound to partners. A change can therefore make the protein itself unstable, or leave it correctly folded but weaken how it holds onto a partner. Those two problems are tested in completely different ways in the laboratory. We built a method that evaluates the same change twice, once in the protein alone and once in the assembled group, so the two can be told apart.</w:t>
-      </w:r>
-    </w:p>
-    <w:p ns2:paraId="1ECFA69C" ns2:textId="68803470">
-      <w:r>
-        <w:t xml:space="preserve">We tested it on 61 changes across 14 protein systems for which published experiments already establish what goes wrong. Our method named the right kind of damage in roughly seven cases out of ten, and placed nearly every genuinely disruptive change near the top of a short candidate list. </w:t>
-      </w:r>
-    </w:p>
-    <w:p ns2:paraId="1F378178" ns2:textId="77777777">
-      <w:pPr>
-        <w:pStyle w:val="Heading1"/>
-        <w:spacing w:after="50" w:line="480" w:lineRule="auto"/>
-      </w:pPr>
-      <w:r>
-        <w:t>1. Introduction</w:t>
-      </w:r>
-    </w:p>
-    <w:p ns2:paraId="2F6EA76B" ns2:textId="77777777">
-      <w:pPr>
-        <w:pStyle w:val="NormalWeb"/>
-        <w:rPr>
-          <w:rFonts w:ascii="Arial" w:hAnsi="Arial" w:cs="Arial"/>
-          <w:sz w:val="21"/>
-          <w:szCs w:val="21"/>
-        </w:rPr>
-      </w:pPr>
-      <w:r>
-        <w:rPr>
-          <w:rFonts w:ascii="Arial" w:hAnsi="Arial" w:cs="Arial"/>
-          <w:sz w:val="21"/>
-          <w:szCs w:val="21"/>
-        </w:rPr>
-        <w:t xml:space="preserve">Improvements in sequencing technology and the falling cost of full genome sequencing have led to a growing abundance of sequencing data. Researchers have developed several strategies to filter this data for biologically meaningful insights including several variant effect predictors such as AlphaMissense and GPN-Star that use sequence- and evolution-based models to parse variants by predicted pathogenicity or functional constraint [1,2]. These variant effect prediction tools are incredibly useful; however, most do not give specific insight into the structural impact of evaluated variants. Similar scores can describe variants that destabilize a folded domain, weaken an interface, perturb an assembled subunit, or alter catalysis, and these possibilities prompt differing downstream experimental evaluation. </w:t>
-      </w:r>
-      <w:r>
-        <w:rPr>
-          <w:rFonts w:ascii="Arial" w:hAnsi="Arial" w:cs="Arial"/>
-          <w:sz w:val="21"/>
-          <w:szCs w:val="21"/>
-        </w:rPr>
-      </w:r>
-      <w:r>
-        <w:rPr>
-          <w:rFonts w:ascii="Arial" w:hAnsi="Arial" w:cs="Arial"/>
-          <w:sz w:val="21"/>
-          <w:szCs w:val="21"/>
+      </w:r>
+      <w:r>
+        <w:rPr>
+          <w:rFonts w:ascii="Arial" w:eastAsia="Arial" w:hAnsi="Arial"/>
         </w:rPr>
       </w:r>
       <w:commentRangeStart w:id="0"/>
       <w:r>
         <w:rPr>
-          <w:rFonts w:ascii="Arial" w:hAnsi="Arial" w:cs="Arial"/>
-          <w:sz w:val="21"/>
-          <w:szCs w:val="21"/>
+          <w:rFonts w:ascii="Arial" w:eastAsia="Arial" w:hAnsi="Arial"/>
         </w:rPr>
       </w:r>
       <w:commentRangeEnd w:id="0"/>
-      <w:r>
-        <w:rPr>
-          <w:rStyle w:val="CommentReference"/>
-          <w:rFonts w:ascii="Arial" w:hAnsi="Arial" w:cs="Arial"/>
-          <w:sz w:val="21"/>
-          <w:szCs w:val="21"/>
-        </w:rPr>
-      </w:r>
-      <w:r>
-        <w:rPr>
-          <w:rFonts w:ascii="Arial" w:hAnsi="Arial" w:cs="Arial"/>
-          <w:sz w:val="21"/>
-          <w:szCs w:val="21"/>
-        </w:rPr>
-      </w:r>
-      <w:r>
-        <w:rPr>
-          <w:rFonts w:ascii="Arial" w:hAnsi="Arial" w:cs="Arial"/>
-          <w:sz w:val="21"/>
-          <w:szCs w:val="21"/>
-        </w:rPr>
-      </w:r>
-    </w:p>
-    <w:p ns2:paraId="43199102" ns2:textId="77777777">
-      <w:pPr>
-        <w:pStyle w:val="NormalWeb"/>
-        <w:rPr>
-          <w:rFonts w:ascii="Arial" w:hAnsi="Arial" w:cs="Arial"/>
-          <w:sz w:val="21"/>
-          <w:szCs w:val="21"/>
-        </w:rPr>
-      </w:pPr>
-      <w:r>
-        <w:rPr>
-          <w:rFonts w:ascii="Arial" w:hAnsi="Arial" w:cs="Arial"/>
-          <w:sz w:val="21"/>
-          <w:szCs w:val="21"/>
-        </w:rPr>
-        <w:t xml:space="preserve">Additionally, many proteins function in complexes, and the structural context of a residue changes when partners assemble. A site exposed in an isolated chain may become buried in a complex; a substitution tolerated in the isolated subunit may destabilize the assembled model or weaken one partner interaction. Conversely, an interface substitution can change affinity while leaving the isolated fold intact. Experiments that measure folding and binding separately reveal distinct energetic and allosteric effects [3]. A method intended to evaluate the specific structural impact of a variant and guide experimental follow-up should preserve this monomer-versus-multimer distinction rather than collapse it into one impact score. Previously, evaluation of these multimer structural impacts was not feasible at scale due to technical limitations, but recently, structural modeling tools such as AlphaFold 3 and the Boltz series have substantially improved the accuracy of predicted complex structures [4-6]. </w:t>
-      </w:r>
-      <w:r>
-        <w:rPr>
-          <w:rFonts w:ascii="Arial" w:hAnsi="Arial" w:cs="Arial"/>
-          <w:sz w:val="21"/>
-          <w:szCs w:val="21"/>
-        </w:rPr>
-      </w:r>
-      <w:r>
-        <w:rPr>
-          <w:rFonts w:ascii="Arial" w:hAnsi="Arial" w:cs="Arial"/>
-          <w:sz w:val="21"/>
-          <w:szCs w:val="21"/>
-        </w:rPr>
-      </w:r>
-      <w:r>
-        <w:rPr>
-          <w:rFonts w:ascii="Arial" w:hAnsi="Arial" w:cs="Arial"/>
-          <w:sz w:val="21"/>
-          <w:szCs w:val="21"/>
-        </w:rPr>
-      </w:r>
-      <w:r>
-        <w:rPr>
-          <w:rFonts w:ascii="Arial" w:hAnsi="Arial" w:cs="Arial"/>
-          <w:sz w:val="21"/>
-          <w:szCs w:val="21"/>
-        </w:rPr>
-      </w:r>
-      <w:r>
-        <w:rPr>
-          <w:rFonts w:ascii="Arial" w:hAnsi="Arial" w:cs="Arial"/>
-          <w:sz w:val="21"/>
-          <w:szCs w:val="21"/>
-        </w:rPr>
-      </w:r>
-      <w:r>
-        <w:rPr>
-          <w:rFonts w:ascii="Arial" w:hAnsi="Arial" w:cs="Arial"/>
-          <w:sz w:val="21"/>
-          <w:szCs w:val="21"/>
-        </w:rPr>
-      </w:r>
-      <w:r>
-        <w:rPr>
-          <w:rFonts w:ascii="Arial" w:hAnsi="Arial" w:cs="Arial"/>
-          <w:sz w:val="21"/>
-          <w:szCs w:val="21"/>
-        </w:rPr>
-      </w:r>
-      <w:commentRangeStart w:id="1"/>
-      <w:r>
-        <w:rPr>
-          <w:rFonts w:ascii="Arial" w:hAnsi="Arial" w:cs="Arial"/>
-          <w:sz w:val="21"/>
-          <w:szCs w:val="21"/>
-        </w:rPr>
-      </w:r>
-      <w:commentRangeEnd w:id="1"/>
-      <w:r>
-        <w:rPr>
-          <w:rStyle w:val="CommentReference"/>
-          <w:rFonts w:ascii="Arial" w:hAnsi="Arial" w:cs="Arial"/>
-          <w:sz w:val="21"/>
-          <w:szCs w:val="21"/>
-        </w:rPr>
-      </w:r>
-      <w:r>
-        <w:rPr>
-          <w:rFonts w:ascii="Arial" w:hAnsi="Arial" w:cs="Arial"/>
-          <w:sz w:val="21"/>
-          <w:szCs w:val="21"/>
-        </w:rPr>
-      </w:r>
-      <w:r>
-        <w:rPr>
-          <w:rFonts w:ascii="Arial" w:hAnsi="Arial" w:cs="Arial"/>
-          <w:sz w:val="21"/>
-          <w:szCs w:val="21"/>
-        </w:rPr>
-      </w:r>
-    </w:p>
-    <w:p ns2:paraId="46DCCB19" ns2:textId="77777777">
-      <w:pPr>
-        <w:rPr>
-          <w:rFonts w:ascii="Arial" w:hAnsi="Arial" w:cs="Arial"/>
-        </w:rPr>
-      </w:pPr>
-      <w:r>
-        <w:rPr>
-          <w:rFonts w:ascii="Arial" w:hAnsi="Arial" w:cs="Arial"/>
-        </w:rPr>
-        <w:t>To address th</w:t>
-      </w:r>
-      <w:r>
-        <w:rPr>
-          <w:rFonts w:ascii="Arial" w:hAnsi="Arial" w:cs="Arial"/>
-        </w:rPr>
-        <w:t>e now closeable</w:t>
-      </w:r>
-      <w:r>
-        <w:rPr>
-          <w:rFonts w:ascii="Arial" w:hAnsi="Arial" w:cs="Arial"/>
-        </w:rPr>
-        <w:t xml:space="preserve"> gap</w:t>
-      </w:r>
-      <w:r>
-        <w:rPr>
-          <w:rFonts w:ascii="Arial" w:hAnsi="Arial" w:cs="Arial"/>
-        </w:rPr>
-        <w:t xml:space="preserve"> in multimer-aware structural impact prediction</w:t>
-      </w:r>
-      <w:r>
-        <w:rPr>
-          <w:rFonts w:ascii="Arial" w:hAnsi="Arial" w:cs="Arial"/>
-        </w:rPr>
-        <w:t>, w</w:t>
-      </w:r>
-      <w:r>
-        <w:rPr>
-          <w:rFonts w:ascii="Arial" w:hAnsi="Arial" w:cs="Arial"/>
-        </w:rPr>
-        <w:t>e developed COMAVI</w:t>
-      </w:r>
-      <w:r>
-        <w:rPr>
-          <w:rFonts w:ascii="Arial" w:hAnsi="Arial" w:cs="Arial"/>
-        </w:rPr>
-        <w:t xml:space="preserve">. This pipeline </w:t>
-      </w:r>
-      <w:r>
-        <w:rPr>
-          <w:rFonts w:ascii="Arial" w:hAnsi="Arial" w:cs="Arial"/>
-        </w:rPr>
-        <w:t>compare</w:t>
-      </w:r>
-      <w:r>
-        <w:rPr>
-          <w:rFonts w:ascii="Arial" w:hAnsi="Arial" w:cs="Arial"/>
-        </w:rPr>
-        <w:t>s</w:t>
-      </w:r>
-      <w:r>
-        <w:rPr>
-          <w:rFonts w:ascii="Arial" w:hAnsi="Arial" w:cs="Arial"/>
-        </w:rPr>
-        <w:t xml:space="preserve"> </w:t>
-      </w:r>
-      <w:r>
-        <w:rPr>
-          <w:rFonts w:ascii="Arial" w:hAnsi="Arial" w:cs="Arial"/>
-        </w:rPr>
-        <w:t>variants</w:t>
-      </w:r>
-      <w:r>
-        <w:rPr>
-          <w:rFonts w:ascii="Arial" w:hAnsi="Arial" w:cs="Arial"/>
-        </w:rPr>
-        <w:t xml:space="preserve"> across isolated and assembled structural contexts and translate</w:t>
-      </w:r>
-      <w:r>
-        <w:rPr>
-          <w:rFonts w:ascii="Arial" w:hAnsi="Arial" w:cs="Arial"/>
-        </w:rPr>
-        <w:t>s</w:t>
-      </w:r>
-      <w:r>
-        <w:rPr>
-          <w:rFonts w:ascii="Arial" w:hAnsi="Arial" w:cs="Arial"/>
-        </w:rPr>
-        <w:t xml:space="preserve"> the resulting evidence into</w:t>
-      </w:r>
-      <w:r>
-        <w:rPr>
-          <w:rFonts w:ascii="Arial" w:hAnsi="Arial" w:cs="Arial"/>
-        </w:rPr>
-        <w:t xml:space="preserve"> predicted structural impact assessments and variant prioritization scores</w:t>
-      </w:r>
-      <w:r>
-        <w:rPr>
-          <w:rFonts w:ascii="Arial" w:hAnsi="Arial" w:cs="Arial"/>
-        </w:rPr>
-        <w:t xml:space="preserve">. We then </w:t>
-      </w:r>
-      <w:r>
-        <w:rPr>
-          <w:rFonts w:ascii="Arial" w:hAnsi="Arial" w:cs="Arial"/>
-        </w:rPr>
-        <w:t>curated a variant structural impact benchmark to evaluate</w:t>
-      </w:r>
-      <w:r>
-        <w:rPr>
-          <w:rFonts w:ascii="Arial" w:hAnsi="Arial" w:cs="Arial"/>
-        </w:rPr>
-        <w:t xml:space="preserve"> whether the mechanism profiles recovered literature-supported structural effects and whether a fixed priority score could concentrate variants with modeled structural lesions near the top of a candidate list. </w:t>
-      </w:r>
-      <w:r>
-        <w:rPr>
-          <w:rFonts w:ascii="Arial" w:hAnsi="Arial" w:cs="Arial"/>
-        </w:rPr>
-        <w:t xml:space="preserve">The intention of the pipeline is to provide variant structural impact predictions with suggestions for subsequent assay-directed assessment. </w:t>
-      </w:r>
-    </w:p>
-    <w:p ns2:paraId="1F6861F7" ns2:textId="77777777">
-      <w:pPr>
-        <w:rPr>
-          <w:rFonts w:ascii="Arial" w:hAnsi="Arial" w:cs="Arial"/>
-        </w:rPr>
-      </w:pPr>
-    </w:p>
-    <w:p ns2:paraId="0282F915" ns2:textId="0E1E1E03">
-      <w:r>
-        <w:rPr>
-          <w:rFonts w:ascii="Arial" w:eastAsia="Arial" w:hAnsi="Arial"/>
-        </w:rPr>
-        <w:t>Structural annotation tools now place variants in experimental and predicted structures [7-13], and two resources evaluate both the monomeric and the assembled context. ELASPIC classifies each substitution as a core or an interface mutation and predicts the corresponding quantity, folding stability for the former and binding affinity for the latter [14]. MAVISp computes folding and local-interaction free energies in separate modules and deposits them for more than a thousand proteins in a curated database [15]. In both cases a substitution is assigned to one structural context; neither computes the isolated subunit and the assembled complex for the same substitution and contrasts them. That contrast carries mechanism. A substitution that destabilizes the isolated subunit points toward a subunit less likely to reach its folded state, and therefore toward reduced abundance rather than a defective complex, whereas one that leaves the subunit intact and weakens a specific interaction points toward a protein that is present but fails to engage its partner. Which of those two the cell actually shows is not something COMAVI measures; the point is that the two predictions are distinguishable and imply different experiments. These imply different cellular consequences and different experiments - a stability or turnover assay in the first case, an affinity measurement against the named partner in the second - and a single energy value cannot tell them apart, because a residue buried in an interface can destabilize the fold without weakening the interaction. COMAVI computes both contexts for every variant, keeps the fold and binding predictions separate, and returns a per-variant mechanism call and priority score from coordinates and a variant list the user supplies. Related stability and interface methods provide complementary benchmarks and predictors [16-23]. Section 4.1 sets out in full what COMAVI shares with the closest existing framework and what it adds.</w:t>
-      </w:r>
-      <w:commentRangeStart w:id="2"/>
-      <w:r>
-        <w:rPr>
-          <w:rFonts w:ascii="Arial" w:eastAsia="Arial" w:hAnsi="Arial"/>
-        </w:rPr>
-      </w:r>
-      <w:r>
-        <w:rPr>
-          <w:rFonts w:ascii="Arial" w:eastAsia="Arial" w:hAnsi="Arial"/>
-        </w:rPr>
-      </w:r>
-      <w:r>
-        <w:rPr>
-          <w:rFonts w:ascii="Arial" w:eastAsia="Arial" w:hAnsi="Arial"/>
-        </w:rPr>
-      </w:r>
-      <w:commentRangeEnd w:id="2"/>
       <w:r>
         <w:rPr>
           <w:rStyle w:val="CommentReference"/>
@@ -425,10 +85,259 @@
         </w:rPr>
       </w:r>
     </w:p>
+    <w:p ns2:paraId="3ED5A387" ns2:textId="77777777">
+      <w:r>
+        <w:rPr>
+          <w:rFonts w:ascii="Arial" w:eastAsia="Arial" w:hAnsi="Arial"/>
+        </w:rPr>
+        <w:t>COMAVI is best used in two stages: the priority score to allocate experimental effort, then the mechanism profile to choose a stability, assembly, or binding experiment. A silent result means only that no lesion was detected in the supplied model at the stated threshold, not that pathogenicity is excluded.</w:t>
+      </w:r>
+    </w:p>
+    <w:p ns2:paraId="24EF4BBC" ns2:textId="77777777">
+      <w:pPr>
+        <w:pStyle w:val="Heading1"/>
+      </w:pPr>
+      <w:r>
+        <w:lastRenderedPageBreak/>
+        <w:t>Author Summary</w:t>
+      </w:r>
+    </w:p>
+    <w:p ns2:paraId="0B392F09" ns2:textId="767E5B44">
+      <w:r>
+        <w:t>Genetic testing routinely finds far more single-amino-acid changes in a person's proteins than any laboratory can study. Existing computer tools estimate which of those changes are likely to cause disease, but rarely say how a change does its damage</w:t>
+      </w:r>
+      <w:r>
+        <w:t xml:space="preserve"> which can help determine what experiment to run next. </w:t>
+      </w:r>
+    </w:p>
+    <w:p ns2:paraId="2BCE278A" ns2:textId="77777777">
+      <w:r>
+        <w:t>Most proteins work while bound to partners. A change can therefore make the protein itself unstable, or leave it correctly folded but weaken how it holds onto a partner. Those two problems are tested in completely different ways in the laboratory. We built a method that evaluates the same change twice, once in the protein alone and once in the assembled group, so the two can be told apart.</w:t>
+      </w:r>
+    </w:p>
+    <w:p ns2:paraId="1ECFA69C" ns2:textId="68803470">
+      <w:r>
+        <w:t xml:space="preserve">We tested it on 61 changes across 14 protein systems for which published experiments already establish what goes wrong. Our method named the right kind of damage in roughly seven cases out of ten, and placed nearly every genuinely disruptive change near the top of a short candidate list. </w:t>
+      </w:r>
+    </w:p>
+    <w:p ns2:paraId="1F378178" ns2:textId="77777777">
+      <w:pPr>
+        <w:pStyle w:val="Heading1"/>
+        <w:spacing w:after="50"/>
+      </w:pPr>
+      <w:r>
+        <w:t>1. Introduction</w:t>
+      </w:r>
+    </w:p>
+    <w:p ns2:paraId="2F6EA76B" ns2:textId="77777777">
+      <w:pPr>
+        <w:pStyle w:val="NormalWeb"/>
+        <w:rPr>
+          <w:rFonts w:ascii="Arial" w:hAnsi="Arial" w:cs="Arial"/>
+          <w:sz w:val="21"/>
+          <w:szCs w:val="21"/>
+        </w:rPr>
+      </w:pPr>
+      <w:r>
+        <w:rPr>
+          <w:rFonts w:ascii="Arial" w:hAnsi="Arial" w:cs="Arial"/>
+          <w:sz w:val="21"/>
+          <w:szCs w:val="21"/>
+        </w:rPr>
+        <w:t xml:space="preserve">Improvements in sequencing technology and the falling cost of full genome sequencing have led to a growing abundance of sequencing data. Researchers have developed several strategies to filter this data for biologically meaningful insights including several variant effect predictors such as AlphaMissense and GPN-Star that use sequence- and evolution-based models to parse variants by predicted pathogenicity or functional constraint [1,2]. These variant effect prediction tools are incredibly useful; however, most do not give specific insight into the structural impact of evaluated variants. Similar scores can describe variants that destabilize a folded domain, weaken an interface, perturb an assembled subunit, or alter catalysis, and these possibilities prompt differing downstream experimental evaluation. </w:t>
+      </w:r>
+    </w:p>
+    <w:p ns2:paraId="43199102" ns2:textId="77777777">
+      <w:pPr>
+        <w:pStyle w:val="NormalWeb"/>
+        <w:rPr>
+          <w:rFonts w:ascii="Arial" w:hAnsi="Arial" w:cs="Arial"/>
+          <w:sz w:val="21"/>
+          <w:szCs w:val="21"/>
+        </w:rPr>
+      </w:pPr>
+      <w:r>
+        <w:rPr>
+          <w:rFonts w:ascii="Arial" w:hAnsi="Arial" w:cs="Arial"/>
+          <w:sz w:val="21"/>
+          <w:szCs w:val="21"/>
+        </w:rPr>
+        <w:t xml:space="preserve">Additionally, many proteins function in complexes, and the structural context of a residue changes when partners assemble. A site exposed in an isolated chain may become buried in a complex; a substitution tolerated in the isolated subunit may destabilize the assembled model or weaken one partner interaction. Conversely, an interface substitution can change affinity while leaving the isolated fold intact. Experiments </w:t>
+      </w:r>
+      <w:r>
+        <w:rPr>
+          <w:rFonts w:ascii="Arial" w:hAnsi="Arial" w:cs="Arial"/>
+          <w:sz w:val="21"/>
+          <w:szCs w:val="21"/>
+        </w:rPr>
+        <w:lastRenderedPageBreak/>
+        <w:t xml:space="preserve">that measure folding and binding separately reveal distinct energetic and allosteric effects [3]. A method intended to evaluate the specific structural impact of a variant and guide experimental follow-up should preserve this monomer-versus-multimer distinction rather than collapse it into one impact score. Previously, evaluation of these multimer structural impacts was not feasible at scale due to technical limitations, but recently, structural modeling tools such as AlphaFold 3 and the Boltz series have substantially improved the accuracy of predicted complex structures [4-6]. </w:t>
+      </w:r>
+    </w:p>
+    <w:p ns2:paraId="46DCCB19" ns2:textId="77777777">
+      <w:pPr>
+        <w:rPr>
+          <w:rFonts w:ascii="Arial" w:hAnsi="Arial" w:cs="Arial"/>
+        </w:rPr>
+      </w:pPr>
+      <w:r>
+        <w:rPr>
+          <w:rFonts w:ascii="Arial" w:hAnsi="Arial" w:cs="Arial"/>
+        </w:rPr>
+        <w:t>To address th</w:t>
+      </w:r>
+      <w:r>
+        <w:rPr>
+          <w:rFonts w:ascii="Arial" w:hAnsi="Arial" w:cs="Arial"/>
+        </w:rPr>
+        <w:t>e now closeable</w:t>
+      </w:r>
+      <w:r>
+        <w:rPr>
+          <w:rFonts w:ascii="Arial" w:hAnsi="Arial" w:cs="Arial"/>
+        </w:rPr>
+        <w:t xml:space="preserve"> gap</w:t>
+      </w:r>
+      <w:r>
+        <w:rPr>
+          <w:rFonts w:ascii="Arial" w:hAnsi="Arial" w:cs="Arial"/>
+        </w:rPr>
+        <w:t xml:space="preserve"> in multimer-aware structural impact prediction</w:t>
+      </w:r>
+      <w:r>
+        <w:rPr>
+          <w:rFonts w:ascii="Arial" w:hAnsi="Arial" w:cs="Arial"/>
+        </w:rPr>
+        <w:t>, w</w:t>
+      </w:r>
+      <w:r>
+        <w:rPr>
+          <w:rFonts w:ascii="Arial" w:hAnsi="Arial" w:cs="Arial"/>
+        </w:rPr>
+        <w:t>e developed COMAVI</w:t>
+      </w:r>
+      <w:r>
+        <w:rPr>
+          <w:rFonts w:ascii="Arial" w:hAnsi="Arial" w:cs="Arial"/>
+        </w:rPr>
+        <w:t xml:space="preserve">. This pipeline </w:t>
+      </w:r>
+      <w:r>
+        <w:rPr>
+          <w:rFonts w:ascii="Arial" w:hAnsi="Arial" w:cs="Arial"/>
+        </w:rPr>
+        <w:t>compare</w:t>
+      </w:r>
+      <w:r>
+        <w:rPr>
+          <w:rFonts w:ascii="Arial" w:hAnsi="Arial" w:cs="Arial"/>
+        </w:rPr>
+        <w:t>s</w:t>
+      </w:r>
+      <w:r>
+        <w:rPr>
+          <w:rFonts w:ascii="Arial" w:hAnsi="Arial" w:cs="Arial"/>
+        </w:rPr>
+        <w:t xml:space="preserve"> </w:t>
+      </w:r>
+      <w:r>
+        <w:rPr>
+          <w:rFonts w:ascii="Arial" w:hAnsi="Arial" w:cs="Arial"/>
+        </w:rPr>
+        <w:t>variants</w:t>
+      </w:r>
+      <w:r>
+        <w:rPr>
+          <w:rFonts w:ascii="Arial" w:hAnsi="Arial" w:cs="Arial"/>
+        </w:rPr>
+        <w:t xml:space="preserve"> across isolated and assembled structural contexts and translate</w:t>
+      </w:r>
+      <w:r>
+        <w:rPr>
+          <w:rFonts w:ascii="Arial" w:hAnsi="Arial" w:cs="Arial"/>
+        </w:rPr>
+        <w:t>s</w:t>
+      </w:r>
+      <w:r>
+        <w:rPr>
+          <w:rFonts w:ascii="Arial" w:hAnsi="Arial" w:cs="Arial"/>
+        </w:rPr>
+        <w:t xml:space="preserve"> the resulting evidence into</w:t>
+      </w:r>
+      <w:r>
+        <w:rPr>
+          <w:rFonts w:ascii="Arial" w:hAnsi="Arial" w:cs="Arial"/>
+        </w:rPr>
+        <w:t xml:space="preserve"> predicted structural impact assessments and variant prioritization scores</w:t>
+      </w:r>
+      <w:r>
+        <w:rPr>
+          <w:rFonts w:ascii="Arial" w:hAnsi="Arial" w:cs="Arial"/>
+        </w:rPr>
+        <w:t xml:space="preserve">. We then </w:t>
+      </w:r>
+      <w:r>
+        <w:rPr>
+          <w:rFonts w:ascii="Arial" w:hAnsi="Arial" w:cs="Arial"/>
+        </w:rPr>
+        <w:t>curated a variant structural impact benchmark to evaluate</w:t>
+      </w:r>
+      <w:r>
+        <w:rPr>
+          <w:rFonts w:ascii="Arial" w:hAnsi="Arial" w:cs="Arial"/>
+        </w:rPr>
+        <w:t xml:space="preserve"> whether the mechanism profiles recovered literature-supported structural effects and whether a fixed priority score could concentrate variants with modeled structural lesions near the top of a candidate list. </w:t>
+      </w:r>
+      <w:r>
+        <w:rPr>
+          <w:rFonts w:ascii="Arial" w:hAnsi="Arial" w:cs="Arial"/>
+        </w:rPr>
+        <w:t xml:space="preserve">The intention of the pipeline is to provide variant structural impact predictions with suggestions for subsequent assay-directed assessment. </w:t>
+      </w:r>
+    </w:p>
+    <w:p ns2:paraId="1F6861F7" ns2:textId="77777777">
+      <w:pPr>
+        <w:rPr>
+          <w:rFonts w:ascii="Arial" w:hAnsi="Arial" w:cs="Arial"/>
+        </w:rPr>
+      </w:pPr>
+    </w:p>
+    <w:p ns2:paraId="0282F915" ns2:textId="4A386869">
+      <w:commentRangeStart w:id="1"/>
+      <w:r>
+        <w:rPr>
+          <w:rFonts w:ascii="Arial" w:eastAsia="Arial" w:hAnsi="Arial"/>
+        </w:rPr>
+        <w:t>Some structural annotation tools now place variants in experimental and predicted structures [7-13], and two resources evaluate both the monomeric and the assembled context: ELASPIC, which assigns each substitution to a core or an interface and predicts the corresponding quantity [14], and MAVISp, which computes folding and local-interaction free energies in separate modules across more than a thousand proteins [15]. They also differ from COMAVI in how they are validated, which Section 4.1 takes up. In both cases a substitution is assigned to one structural context; neither computes the isolated subunit and the assembled complex for the same substitution and contrasts them. That contrast carries mechanism. A substitution that destabilizes the isolated subunit points toward a subunit less likely to reach its folded state, and therefore toward reduced abundance rather than a defective complex, whereas one that leaves the subunit intact and weakens a specific interaction points toward a protein that is present but fails to engage its partner. These imply different cellular consequences and different experiments - a stability or turnover assay in the first case, an affinity measurement against the named partner in the second - and a single energy value cannot tell them apart, because a residue buried in an interface can destabilize the fold without weakening the interaction. COMAVI computes both contexts for every variant, keeps the fold and binding predictions separate, and returns a per-variant mechanism call and priority score from coordinates and a variant list the user supplies. Related stability and interface methods provide complementary benchmarks and predictors [16-23]. Section 4.1 sets out in full what COMAVI shares with the closest existing framework and what it adds.</w:t>
+      </w:r>
+      <w:r>
+        <w:rPr>
+          <w:rFonts w:ascii="Arial" w:eastAsia="Arial" w:hAnsi="Arial"/>
+        </w:rPr>
+      </w:r>
+      <w:r>
+        <w:rPr>
+          <w:rFonts w:ascii="Arial" w:eastAsia="Arial" w:hAnsi="Arial"/>
+        </w:rPr>
+      </w:r>
+      <w:r>
+        <w:rPr>
+          <w:rFonts w:ascii="Arial" w:eastAsia="Arial" w:hAnsi="Arial"/>
+        </w:rPr>
+      </w:r>
+      <w:commentRangeEnd w:id="1"/>
+      <w:r>
+        <w:rPr>
+          <w:rStyle w:val="CommentReference"/>
+          <w:sz w:val="21"/>
+          <w:szCs w:val="22"/>
+        </w:rPr>
+      </w:r>
+    </w:p>
     <w:p ns2:paraId="759A3E84" ns2:textId="77777777">
       <w:pPr>
         <w:pStyle w:val="Heading1"/>
-        <w:spacing w:after="50" w:line="480" w:lineRule="auto"/>
+        <w:spacing w:after="50"/>
       </w:pPr>
       <w:r>
         <w:t>2. Materials and Methods</w:t>
@@ -442,27 +351,12 @@
         <w:t>2.1 What COMAVI computes</w:t>
       </w:r>
     </w:p>
-    <w:p ns2:paraId="4B94DCE5" ns2:textId="77777777">
+    <w:p ns2:paraId="28EB081F" ns2:textId="38AA37F3">
       <w:r>
         <w:rPr>
           <w:rFonts w:ascii="Arial" w:eastAsia="Arial" w:hAnsi="Arial"/>
         </w:rPr>
-        <w:t>COMAVI takes a missense variant plus isolated and assembled structural models and calculates three FoldX 5.1 energy changes: stability of the isolated subunit, stability calculated in the assembled complex, and interaction energy for each protein partner. Here, "stability calculated in the assembled complex" means the FoldX BuildModel mutation-induced folding-energy change computed using the assembled coordinates. The term names the structural context of the calculation, not a folding pathway: it does not assert that a subunit folds normally alone and is destabilized only once bound.</w:t>
-      </w:r>
-    </w:p>
-    <w:p ns2:paraId="28EB081F" ns2:textId="77777777">
-      <w:r>
-        <w:rPr>
-          <w:rFonts w:ascii="Arial" w:eastAsia="Arial" w:hAnsi="Arial"/>
-        </w:rPr>
-        <w:t xml:space="preserve">From these energies and an energy-free Tier 1-4 summary of local structural context, COMAVI returns two linked outputs (Fig 1). The priority score (ISDS-v1) combines energy magnitude and structural context to </w:t>
-      </w:r>
-      <w:r>
-        <w:rPr>
-          <w:rFonts w:ascii="Arial" w:eastAsia="Arial" w:hAnsi="Arial"/>
-        </w:rPr>
-        <w:lastRenderedPageBreak/>
-        <w:t xml:space="preserve">rank variants for follow-up. The mechanism profile retains the signed energy changes, tier, uncertainty, selected threshold, and model limitations needed to choose an experiment. Because the three energy changes can occur together, COMAVI does not force a variant into one mechanism label: a profile may support an isolated-fold effect, an assembled-complex effect, a binding effect, more than one of these, or no detected effect at the selected threshold. It is worth separating what the pipeline produces from what this evaluation adds. The pipeline's outputs are the three per-axis energies, the structural-context tier and the priority score, and none of them requires a decision threshold. A threshold enters only to convert those continuous energies into the discrete mechanism calls that can be graded against categorical literature labels, which is what this benchmark does; it is therefore an instrument of the evaluation rather than a parameter of the method, and a user running COMAVI on their own variants obtains the energies, the tier and the score without choosing one. Section 3.5 reports how much the graded results depend on that choice. </w:t>
+        <w:t xml:space="preserve">COMAVI takes a missense variant plus isolated and assembled structural models and calculates three FoldX 5.1 energy changes: stability of the isolated subunit, stability calculated in the assembled complex, and interaction energy for each protein partner. From these energies and an energy-free Tier 1-4 summary of local structural context, COMAVI returns two linked outputs (Fig 1). The priority score (ISDS-v1) combines energy magnitude and structural context to rank variants for follow-up. The mechanism profile retains the signed energy changes, tier, uncertainty, selected threshold, and model limitations needed to choose an experiment. Because the three energy changes can occur together, COMAVI does not force a variant into one mechanism label: a profile may support an isolated-fold effect, an assembled-complex effect, a binding effect, more than one of these, or no detected effect at the selected threshold. It is worth separating what the pipeline produces from what this evaluation adds. The pipeline's outputs are the three per-axis energies, the structural-context tier and the priority score, and none of them requires a decision threshold. A threshold enters only to convert those continuous energies into the discrete mechanism calls that can be graded against categorical literature labels, which is what this benchmark does; it is therefore an instrument of the evaluation rather than a parameter of the method, and a user running COMAVI on their own variants obtains the energies, the tier and the score without choosing one. Section 3.5 reports how much the graded results depend on that choice. </w:t>
       </w:r>
     </w:p>
     <w:p ns2:paraId="5BA35950" ns2:textId="77777777">
@@ -471,15 +365,17 @@
         <w:spacing w:before="80" w:after="20"/>
         <w:jc w:val="center"/>
       </w:pPr>
+      <w:commentRangeStart w:id="2"/>
       <w:commentRangeStart w:id="3"/>
       <w:r>
         <w:rPr>
           <w:noProof/>
         </w:rPr>
+        <w:lastRenderedPageBreak/>
         <w:drawing>
-          <wp:inline distT="0" distB="0" distL="0" distR="0" ns4:anchorId="71CF3161" ns4:editId="5AD5FE6E">
+          <wp:inline distT="0" distB="0" distL="0" distR="0" ns4:anchorId="71CF3161" ns4:editId="7E30AA98">
             <wp:extent cx="5943600" cy="2229552"/>
-            <wp:effectExtent l="0" t="0" r="0" b="3175"/>
+            <wp:effectExtent l="0" t="0" r="0" b="8255"/>
             <wp:docPr id="22" name="Picture 22"/>
             <wp:cNvGraphicFramePr>
               <a:graphicFrameLocks noChangeAspect="1"/>
@@ -512,13 +408,22 @@
           </wp:inline>
         </w:drawing>
       </w:r>
-      <w:commentRangeEnd w:id="3"/>
+      <w:commentRangeEnd w:id="2"/>
       <w:r>
         <w:rPr>
           <w:rStyle w:val="CommentReference"/>
           <w:sz w:val="21"/>
           <w:szCs w:val="22"/>
         </w:rPr>
+        <w:commentReference w:id="2"/>
+      </w:r>
+      <w:commentRangeEnd w:id="3"/>
+      <w:r>
+        <w:rPr>
+          <w:rStyle w:val="CommentReference"/>
+          <w:sz w:val="21"/>
+          <w:szCs w:val="22"/>
+        </w:rPr>
         <w:commentReference w:id="3"/>
       </w:r>
     </w:p>
@@ -543,18 +448,1924 @@
         <w:t>2.2 Benchmark populations and literature-defined expectations</w:t>
       </w:r>
     </w:p>
-    <w:p ns2:paraId="1C7EE9CD" ns2:textId="59B4B859">
+    <w:p ns2:paraId="1C7EE9CD" ns2:textId="3BCF2CC8">
       <w:r>
         <w:rPr>
           <w:rFonts w:ascii="Arial" w:eastAsia="Arial" w:hAnsi="Arial"/>
         </w:rPr>
-        <w:t>The 61-variant literature-curated resource spans 14 protein systems: 13 multi-chain complexes contributing 49 interaction variants, and one single-chain system, the BRCA1 tandem BRCT domain, contributing 12 variants with measured isolated-subunit stability [24]. Systems were selected on three criteria, applied to the published mechanism and never to any COMAVI output. First, the mechanism had to be documented well enough to commit an expected direction on at least one modeled axis before scoring. Second, the set had to span the mechanisms the method claims to separate, so it includes loss-of-function and gain-of-function variants, fold-driven and binding-driven disruption, and variants whose published biology is ambiguous. Two panels were included specifically to satisfy that second criterion where the cohort would otherwise have left an axis untested. The BRCA1 tandem-BRCT panel supplies variants with directly measured isolated-subunit stability, of which only two exist elsewhere in the cohort. The VWF A1-GPIb alpha and complement factor H-C3b systems supply variants that weaken an interaction while leaving the fold intact; without them every binding-axis expectation would belong to a variant that also destabilizes its subunit, and the separation COMAVI exists to make - distinguishing a binding-interface lesion from fold destabilization at an interface - would never be tested on a case where the two come apart. Every committed expectation carries a one-line written evidence basis and a primary citation, recorded per variant and per axis in S1 Table (benchmark_variants sheet). Three nested populations are used and are reported explicitly throughout, because they answer different questions and have different denominators. All 61 variants receive COMAVI outputs. Of these, 57 carry a committed mechanism expectation and are graded; the four excluded are listed in S1 Table with the reason, which in every case is that the supplied structure cannot represent the relevant mechanism. Of those, 47 also carry a structural-context tier and form the prioritization subset. The positive class therefore differs between the two populations, and both counts appear in the Results: of the 57 graded variants, 25 carry a committed structural mechanism and 32 are curated to lack one, whereas of the 47 in the prioritization subset, 17 carry one and 30 do not. The 17 are a strict subset of the 25; the other eight are the monomer-only BRCA1 tandem-BRCT fold mechanisms, which have no partner chain and therefore no structural-context tier, so they cannot enter a prioritization analysis that ranks on one. Whole-variant mechanism-pattern recovery was evaluated in 57 variants: 47 interaction variants and 10 BRCA1 tandem-BRCT variants whose expected effect is on the stability of the isolated domain, either through burial of the substituted residue in the hydrophobic core or through direct disruption of the fold. Partner-dependent outputs do not apply to the monomer-only BRCT panel and were omitted rather than scored as negative. Four variants were excluded from whole-variant grading because the relevant mechanism was not represented by the supplied structure or was not sufficiently established in the literature. Table 1 gives the composition of the resource by system, and S1 Table (benchmark_variants sheet) lists every variant with its clinical annotation, its expected mechanism, and the published result that defined that expectation. That table cites the defining publication per variant; the primary literature underlying the curated expectations across the 14 systems is [25-43].</w:t>
-      </w:r>
-      <w:commentRangeStart w:id="4"/>
+        <w:t>The 61-variant literature-curated resource spans 14 protein systems: 13 multi-chain complexes contributing 49 interaction variants, and one single-chain system, the BRCA1 tandem BRCT domain, contributing 12 variants with measured isolated-subunit stability [24]. Systems were selected on two criteria. First, the mechanism had to be documented well enough to commit an expected direction on at least one modeled axis before scoring. Second, the set had to span the mechanisms the method claims to separate, so it includes loss-of-function and gain-of-function variants, fold-driven and binding-driven disruption, and variants whose published biology is ambiguous. Every committed expectation carries a one-line written evidence basis and a primary citation, recorded per variant and per axis in S1 Table (benchmark_variants sheet). Three nested populations are used and are reported explicitly throughout, because each is the correct denominator for a different claim. All 61 variants receive COMAVI outputs. Of these, 57 carry a committed mechanism expectation and are graded; the four excluded are listed in S1 Table with the reason, which in every case is that the supplied structure cannot represent the relevant mechanism. Of those, 47 also carry a structural-context tier and form the prioritization subset. The positive class therefore differs between the two populations, and both counts appear in the Results: of the 57 graded variants, 25 carry a committed structural mechanism and 32 are curated to lack one, whereas of the 47 in the prioritization subset, 17 carry one and 30 do not. The 17 are a strict subset of the 25; the other eight are the monomer-only BRCA1 tandem-BRCT fold mechanisms, which have no partner chain and therefore no structural-context tier, so they cannot enter a prioritization analysis that ranks on one. Whole-variant mechanism-pattern recovery was evaluated in 57 variants: 47 interaction variants and 10 BRCA1 tandem-BRCT variants whose expected effect is on the stability of the isolated domain, either through burial of the substituted residue in the hydrophobic core or through direct disruption of the fold. Partner-dependent outputs do not apply to the monomer-only BRCT panel and were omitted rather than scored as negative. Four variants were excluded from whole-variant grading because the relevant mechanism was not represented by the supplied structure or was not sufficiently established in the literature. Table 1 gives the composition of the resource by system, and S1 Table (benchmark_variants sheet) lists every variant with its clinical annotation, its expected mechanism, and the published result that defined that expectation. That table cites the defining publication per variant; the primary literature underlying the curated expectations across the 14 systems is [25-43].</w:t>
+      </w:r>
       <w:r>
         <w:rPr>
           <w:rFonts w:ascii="Arial" w:eastAsia="Arial" w:hAnsi="Arial"/>
         </w:rPr>
+      </w:r>
+      <w:r>
+        <w:rPr>
+          <w:rFonts w:ascii="Arial" w:eastAsia="Arial" w:hAnsi="Arial"/>
+        </w:rPr>
+      </w:r>
+      <w:r>
+        <w:rPr>
+          <w:rFonts w:ascii="Arial" w:eastAsia="Arial" w:hAnsi="Arial"/>
+        </w:rPr>
+      </w:r>
+      <w:r>
+        <w:rPr>
+          <w:rFonts w:ascii="Arial" w:eastAsia="Arial" w:hAnsi="Arial"/>
+        </w:rPr>
+      </w:r>
+      <w:r>
+        <w:rPr>
+          <w:rFonts w:ascii="Arial" w:eastAsia="Arial" w:hAnsi="Arial"/>
+        </w:rPr>
+      </w:r>
+    </w:p>
+    <w:p ns2:paraId="4BDC2507" ns2:textId="77777777">
+      <w:r>
+        <w:rPr>
+          <w:rFonts w:ascii="Arial" w:eastAsia="Arial" w:hAnsi="Arial"/>
+        </w:rPr>
+        <w:t>Structural prioritization was evaluated in the overlapping set of 47 interaction variants that had both a structural-context tier and a committed endpoint: 17 with a modeled structural mechanism and 30 curated to lack a lesion on the modeled COMAVI axes. Pathogenicity comparisons are reported on a fourth population, the clinically labeled complete-case subset, and they ask a different question: not whether COMAVI identified the right structural process, but whether a structural score orders variants the way a clinical label does. That is a separate claim with a separate ground truth, and Section 3.7 keeps it separate. The population, positive definition, and denominator are stated for each analysis and figure.</w:t>
+      </w:r>
+    </w:p>
+    <w:p ns2:paraId="5785694A" ns2:textId="77777777">
+      <w:pPr>
+        <w:pStyle w:val="Caption"/>
+        <w:rPr>
+          <w:rStyle w:val="CommentReference"/>
+          <w:rFonts w:ascii="Arial" w:hAnsi="Arial" w:cs="Arial"/>
+          <w:sz w:val="21"/>
+          <w:szCs w:val="22"/>
+        </w:rPr>
+      </w:pPr>
+      <w:r>
+        <w:rPr>
+          <w:rStyle w:val="CommentReference"/>
+          <w:rFonts w:ascii="Arial" w:hAnsi="Arial" w:cs="Arial"/>
+          <w:sz w:val="21"/>
+          <w:szCs w:val="22"/>
+        </w:rPr>
+        <w:t>Table 1. Benchmark composition.</w:t>
+      </w:r>
+    </w:p>
+    <w:tbl>
+      <w:tblPr>
+        <w:tblW w:type="auto" w:w="0"/>
+        <w:jc w:val="center"/>
+        <w:tblLook w:firstColumn="1" w:firstRow="1" w:lastColumn="0" w:lastRow="0" w:noHBand="0" w:noVBand="1" w:val="04A0"/>
+        <w:tblBorders>
+          <w:top w:val="single" w:sz="4" w:space="0" w:color="808080"/>
+          <w:left w:val="single" w:sz="4" w:space="0" w:color="808080"/>
+          <w:bottom w:val="single" w:sz="4" w:space="0" w:color="808080"/>
+          <w:right w:val="single" w:sz="4" w:space="0" w:color="808080"/>
+          <w:insideH w:val="single" w:sz="4" w:space="0" w:color="808080"/>
+          <w:insideV w:val="single" w:sz="4" w:space="0" w:color="808080"/>
+        </w:tblBorders>
+      </w:tblPr>
+      <w:tblGrid>
+        <w:gridCol w:w="1428"/>
+        <w:gridCol w:w="1428"/>
+        <w:gridCol w:w="1428"/>
+        <w:gridCol w:w="1428"/>
+        <w:gridCol w:w="1428"/>
+        <w:gridCol w:w="1428"/>
+        <w:gridCol w:w="1428"/>
+      </w:tblGrid>
+      <w:tr>
+        <w:tc>
+          <w:tcPr>
+            <w:tcW w:type="dxa" w:w="1428"/>
+          </w:tcPr>
+          <w:p>
+            <w:pPr>
+              <w:spacing w:line="240" w:lineRule="auto"/>
+            </w:pPr>
+            <w:r/>
+            <w:r>
+              <w:rPr>
+                <w:b/>
+                <w:sz w:val="17"/>
+              </w:rPr>
+              <w:t>System</w:t>
+            </w:r>
+          </w:p>
+        </w:tc>
+        <w:tc>
+          <w:tcPr>
+            <w:tcW w:type="dxa" w:w="1428"/>
+          </w:tcPr>
+          <w:p>
+            <w:pPr>
+              <w:spacing w:line="240" w:lineRule="auto"/>
+            </w:pPr>
+            <w:r/>
+            <w:r>
+              <w:rPr>
+                <w:b/>
+                <w:sz w:val="17"/>
+              </w:rPr>
+              <w:t>Variant gene</w:t>
+            </w:r>
+          </w:p>
+        </w:tc>
+        <w:tc>
+          <w:tcPr>
+            <w:tcW w:type="dxa" w:w="1428"/>
+          </w:tcPr>
+          <w:p>
+            <w:pPr>
+              <w:spacing w:line="240" w:lineRule="auto"/>
+            </w:pPr>
+            <w:r/>
+            <w:r>
+              <w:rPr>
+                <w:b/>
+                <w:sz w:val="17"/>
+              </w:rPr>
+              <w:t>Variants</w:t>
+            </w:r>
+          </w:p>
+        </w:tc>
+        <w:tc>
+          <w:tcPr>
+            <w:tcW w:type="dxa" w:w="1428"/>
+          </w:tcPr>
+          <w:p>
+            <w:pPr>
+              <w:spacing w:line="240" w:lineRule="auto"/>
+            </w:pPr>
+            <w:r/>
+            <w:r>
+              <w:rPr>
+                <w:b/>
+                <w:sz w:val="17"/>
+              </w:rPr>
+              <w:t>Mechanism-gradeable</w:t>
+            </w:r>
+          </w:p>
+        </w:tc>
+        <w:tc>
+          <w:tcPr>
+            <w:tcW w:type="dxa" w:w="1428"/>
+          </w:tcPr>
+          <w:p>
+            <w:pPr>
+              <w:spacing w:line="240" w:lineRule="auto"/>
+            </w:pPr>
+            <w:r/>
+            <w:r>
+              <w:rPr>
+                <w:b/>
+                <w:sz w:val="17"/>
+              </w:rPr>
+              <w:t>Pathogenic</w:t>
+            </w:r>
+          </w:p>
+        </w:tc>
+        <w:tc>
+          <w:tcPr>
+            <w:tcW w:type="dxa" w:w="1428"/>
+          </w:tcPr>
+          <w:p>
+            <w:pPr>
+              <w:spacing w:line="240" w:lineRule="auto"/>
+            </w:pPr>
+            <w:r/>
+            <w:r>
+              <w:rPr>
+                <w:b/>
+                <w:sz w:val="17"/>
+              </w:rPr>
+              <w:t>Structure</w:t>
+            </w:r>
+          </w:p>
+        </w:tc>
+        <w:tc>
+          <w:tcPr>
+            <w:tcW w:type="dxa" w:w="1428"/>
+          </w:tcPr>
+          <w:p>
+            <w:pPr>
+              <w:spacing w:line="240" w:lineRule="auto"/>
+            </w:pPr>
+            <w:r/>
+            <w:r>
+              <w:rPr>
+                <w:b/>
+                <w:sz w:val="17"/>
+              </w:rPr>
+              <w:t>Model Source</w:t>
+            </w:r>
+          </w:p>
+        </w:tc>
+      </w:tr>
+      <w:tr>
+        <w:tc>
+          <w:tcPr>
+            <w:tcW w:type="dxa" w:w="1428"/>
+          </w:tcPr>
+          <w:p>
+            <w:pPr>
+              <w:spacing w:line="240" w:lineRule="auto"/>
+            </w:pPr>
+            <w:r/>
+            <w:r>
+              <w:rPr>
+                <w:sz w:val="17"/>
+              </w:rPr>
+              <w:t>BRCA1 BRCT tandem domain (fold only)</w:t>
+            </w:r>
+          </w:p>
+        </w:tc>
+        <w:tc>
+          <w:tcPr>
+            <w:tcW w:type="dxa" w:w="1428"/>
+          </w:tcPr>
+          <w:p>
+            <w:pPr>
+              <w:spacing w:line="240" w:lineRule="auto"/>
+            </w:pPr>
+            <w:r/>
+            <w:r>
+              <w:rPr>
+                <w:sz w:val="17"/>
+              </w:rPr>
+              <w:t>BRCA1</w:t>
+            </w:r>
+          </w:p>
+        </w:tc>
+        <w:tc>
+          <w:tcPr>
+            <w:tcW w:type="dxa" w:w="1428"/>
+          </w:tcPr>
+          <w:p>
+            <w:pPr>
+              <w:spacing w:line="240" w:lineRule="auto"/>
+            </w:pPr>
+            <w:r/>
+            <w:r>
+              <w:rPr>
+                <w:sz w:val="17"/>
+              </w:rPr>
+              <w:t>12</w:t>
+            </w:r>
+          </w:p>
+        </w:tc>
+        <w:tc>
+          <w:tcPr>
+            <w:tcW w:type="dxa" w:w="1428"/>
+          </w:tcPr>
+          <w:p>
+            <w:pPr>
+              <w:spacing w:line="240" w:lineRule="auto"/>
+            </w:pPr>
+            <w:r/>
+            <w:r>
+              <w:rPr>
+                <w:sz w:val="17"/>
+              </w:rPr>
+              <w:t>10</w:t>
+            </w:r>
+          </w:p>
+        </w:tc>
+        <w:tc>
+          <w:tcPr>
+            <w:tcW w:type="dxa" w:w="1428"/>
+          </w:tcPr>
+          <w:p>
+            <w:pPr>
+              <w:spacing w:line="240" w:lineRule="auto"/>
+            </w:pPr>
+            <w:r/>
+            <w:r>
+              <w:rPr>
+                <w:sz w:val="17"/>
+              </w:rPr>
+              <w:t>0</w:t>
+            </w:r>
+          </w:p>
+        </w:tc>
+        <w:tc>
+          <w:tcPr>
+            <w:tcW w:type="dxa" w:w="1428"/>
+          </w:tcPr>
+          <w:p>
+            <w:pPr>
+              <w:spacing w:line="240" w:lineRule="auto"/>
+            </w:pPr>
+            <w:r/>
+            <w:r>
+              <w:rPr>
+                <w:sz w:val="17"/>
+              </w:rPr>
+              <w:t>1JNX.pdb</w:t>
+            </w:r>
+          </w:p>
+        </w:tc>
+        <w:tc>
+          <w:tcPr>
+            <w:tcW w:type="dxa" w:w="1428"/>
+          </w:tcPr>
+          <w:p>
+            <w:pPr>
+              <w:spacing w:line="240" w:lineRule="auto"/>
+            </w:pPr>
+            <w:r/>
+            <w:r>
+              <w:rPr>
+                <w:sz w:val="17"/>
+              </w:rPr>
+              <w:t>Experimental</w:t>
+            </w:r>
+          </w:p>
+        </w:tc>
+      </w:tr>
+      <w:tr>
+        <w:tc>
+          <w:tcPr>
+            <w:tcW w:type="dxa" w:w="1428"/>
+          </w:tcPr>
+          <w:p>
+            <w:pPr>
+              <w:spacing w:line="240" w:lineRule="auto"/>
+            </w:pPr>
+            <w:r/>
+            <w:r>
+              <w:rPr>
+                <w:sz w:val="17"/>
+              </w:rPr>
+              <w:t>BRCA1-BARD1 RING heterodimer</w:t>
+            </w:r>
+          </w:p>
+        </w:tc>
+        <w:tc>
+          <w:tcPr>
+            <w:tcW w:type="dxa" w:w="1428"/>
+          </w:tcPr>
+          <w:p>
+            <w:pPr>
+              <w:spacing w:line="240" w:lineRule="auto"/>
+            </w:pPr>
+            <w:r/>
+            <w:r>
+              <w:rPr>
+                <w:sz w:val="17"/>
+              </w:rPr>
+              <w:t>BRCA1</w:t>
+            </w:r>
+          </w:p>
+        </w:tc>
+        <w:tc>
+          <w:tcPr>
+            <w:tcW w:type="dxa" w:w="1428"/>
+          </w:tcPr>
+          <w:p>
+            <w:pPr>
+              <w:spacing w:line="240" w:lineRule="auto"/>
+            </w:pPr>
+            <w:r/>
+            <w:r>
+              <w:rPr>
+                <w:sz w:val="17"/>
+              </w:rPr>
+              <w:t>4</w:t>
+            </w:r>
+          </w:p>
+        </w:tc>
+        <w:tc>
+          <w:tcPr>
+            <w:tcW w:type="dxa" w:w="1428"/>
+          </w:tcPr>
+          <w:p>
+            <w:pPr>
+              <w:spacing w:line="240" w:lineRule="auto"/>
+            </w:pPr>
+            <w:r/>
+            <w:r>
+              <w:rPr>
+                <w:sz w:val="17"/>
+              </w:rPr>
+              <w:t>4</w:t>
+            </w:r>
+          </w:p>
+        </w:tc>
+        <w:tc>
+          <w:tcPr>
+            <w:tcW w:type="dxa" w:w="1428"/>
+          </w:tcPr>
+          <w:p>
+            <w:pPr>
+              <w:spacing w:line="240" w:lineRule="auto"/>
+            </w:pPr>
+            <w:r/>
+            <w:r>
+              <w:rPr>
+                <w:sz w:val="17"/>
+              </w:rPr>
+              <w:t>2</w:t>
+            </w:r>
+          </w:p>
+        </w:tc>
+        <w:tc>
+          <w:tcPr>
+            <w:tcW w:type="dxa" w:w="1428"/>
+          </w:tcPr>
+          <w:p>
+            <w:pPr>
+              <w:spacing w:line="240" w:lineRule="auto"/>
+            </w:pPr>
+            <w:r/>
+            <w:r>
+              <w:rPr>
+                <w:sz w:val="17"/>
+              </w:rPr>
+              <w:t>1JM7.pdb</w:t>
+            </w:r>
+          </w:p>
+        </w:tc>
+        <w:tc>
+          <w:tcPr>
+            <w:tcW w:type="dxa" w:w="1428"/>
+          </w:tcPr>
+          <w:p>
+            <w:pPr>
+              <w:spacing w:line="240" w:lineRule="auto"/>
+            </w:pPr>
+            <w:r/>
+            <w:r>
+              <w:rPr>
+                <w:sz w:val="17"/>
+              </w:rPr>
+              <w:t>Experimental</w:t>
+            </w:r>
+          </w:p>
+        </w:tc>
+      </w:tr>
+      <w:tr>
+        <w:tc>
+          <w:tcPr>
+            <w:tcW w:type="dxa" w:w="1428"/>
+          </w:tcPr>
+          <w:p>
+            <w:pPr>
+              <w:spacing w:line="240" w:lineRule="auto"/>
+            </w:pPr>
+            <w:r/>
+            <w:r>
+              <w:rPr>
+                <w:sz w:val="17"/>
+              </w:rPr>
+              <w:t>Calmodulin-Ca(v)1.2 IQ domain</w:t>
+            </w:r>
+          </w:p>
+        </w:tc>
+        <w:tc>
+          <w:tcPr>
+            <w:tcW w:type="dxa" w:w="1428"/>
+          </w:tcPr>
+          <w:p>
+            <w:pPr>
+              <w:spacing w:line="240" w:lineRule="auto"/>
+            </w:pPr>
+            <w:r/>
+            <w:r>
+              <w:rPr>
+                <w:sz w:val="17"/>
+              </w:rPr>
+              <w:t>CALM1</w:t>
+            </w:r>
+          </w:p>
+        </w:tc>
+        <w:tc>
+          <w:tcPr>
+            <w:tcW w:type="dxa" w:w="1428"/>
+          </w:tcPr>
+          <w:p>
+            <w:pPr>
+              <w:spacing w:line="240" w:lineRule="auto"/>
+            </w:pPr>
+            <w:r/>
+            <w:r>
+              <w:rPr>
+                <w:sz w:val="17"/>
+              </w:rPr>
+              <w:t>3</w:t>
+            </w:r>
+          </w:p>
+        </w:tc>
+        <w:tc>
+          <w:tcPr>
+            <w:tcW w:type="dxa" w:w="1428"/>
+          </w:tcPr>
+          <w:p>
+            <w:pPr>
+              <w:spacing w:line="240" w:lineRule="auto"/>
+            </w:pPr>
+            <w:r/>
+            <w:r>
+              <w:rPr>
+                <w:sz w:val="17"/>
+              </w:rPr>
+              <w:t>3</w:t>
+            </w:r>
+          </w:p>
+        </w:tc>
+        <w:tc>
+          <w:tcPr>
+            <w:tcW w:type="dxa" w:w="1428"/>
+          </w:tcPr>
+          <w:p>
+            <w:pPr>
+              <w:spacing w:line="240" w:lineRule="auto"/>
+            </w:pPr>
+            <w:r/>
+            <w:r>
+              <w:rPr>
+                <w:sz w:val="17"/>
+              </w:rPr>
+              <w:t>3</w:t>
+            </w:r>
+          </w:p>
+        </w:tc>
+        <w:tc>
+          <w:tcPr>
+            <w:tcW w:type="dxa" w:w="1428"/>
+          </w:tcPr>
+          <w:p>
+            <w:pPr>
+              <w:spacing w:line="240" w:lineRule="auto"/>
+            </w:pPr>
+            <w:r/>
+            <w:r>
+              <w:rPr>
+                <w:sz w:val="17"/>
+              </w:rPr>
+              <w:t>fold_calm1_cacna1c_model_0.pdb</w:t>
+            </w:r>
+          </w:p>
+        </w:tc>
+        <w:tc>
+          <w:tcPr>
+            <w:tcW w:type="dxa" w:w="1428"/>
+          </w:tcPr>
+          <w:p>
+            <w:pPr>
+              <w:spacing w:line="240" w:lineRule="auto"/>
+            </w:pPr>
+            <w:r/>
+            <w:r>
+              <w:rPr>
+                <w:sz w:val="17"/>
+              </w:rPr>
+              <w:t>AlphaFold</w:t>
+            </w:r>
+          </w:p>
+        </w:tc>
+      </w:tr>
+      <w:tr>
+        <w:tc>
+          <w:tcPr>
+            <w:tcW w:type="dxa" w:w="1428"/>
+          </w:tcPr>
+          <w:p>
+            <w:pPr>
+              <w:spacing w:line="240" w:lineRule="auto"/>
+            </w:pPr>
+            <w:r/>
+            <w:r>
+              <w:rPr>
+                <w:sz w:val="17"/>
+              </w:rPr>
+              <w:t>Complement factor H-C3b</w:t>
+            </w:r>
+          </w:p>
+        </w:tc>
+        <w:tc>
+          <w:tcPr>
+            <w:tcW w:type="dxa" w:w="1428"/>
+          </w:tcPr>
+          <w:p>
+            <w:pPr>
+              <w:spacing w:line="240" w:lineRule="auto"/>
+            </w:pPr>
+            <w:r/>
+            <w:r>
+              <w:rPr>
+                <w:sz w:val="17"/>
+              </w:rPr>
+              <w:t>CFH</w:t>
+            </w:r>
+          </w:p>
+        </w:tc>
+        <w:tc>
+          <w:tcPr>
+            <w:tcW w:type="dxa" w:w="1428"/>
+          </w:tcPr>
+          <w:p>
+            <w:pPr>
+              <w:spacing w:line="240" w:lineRule="auto"/>
+            </w:pPr>
+            <w:r/>
+            <w:r>
+              <w:rPr>
+                <w:sz w:val="17"/>
+              </w:rPr>
+              <w:t>3</w:t>
+            </w:r>
+          </w:p>
+        </w:tc>
+        <w:tc>
+          <w:tcPr>
+            <w:tcW w:type="dxa" w:w="1428"/>
+          </w:tcPr>
+          <w:p>
+            <w:pPr>
+              <w:spacing w:line="240" w:lineRule="auto"/>
+            </w:pPr>
+            <w:r/>
+            <w:r>
+              <w:rPr>
+                <w:sz w:val="17"/>
+              </w:rPr>
+              <w:t>3</w:t>
+            </w:r>
+          </w:p>
+        </w:tc>
+        <w:tc>
+          <w:tcPr>
+            <w:tcW w:type="dxa" w:w="1428"/>
+          </w:tcPr>
+          <w:p>
+            <w:pPr>
+              <w:spacing w:line="240" w:lineRule="auto"/>
+            </w:pPr>
+            <w:r/>
+            <w:r>
+              <w:rPr>
+                <w:sz w:val="17"/>
+              </w:rPr>
+              <w:t>2</w:t>
+            </w:r>
+          </w:p>
+        </w:tc>
+        <w:tc>
+          <w:tcPr>
+            <w:tcW w:type="dxa" w:w="1428"/>
+          </w:tcPr>
+          <w:p>
+            <w:pPr>
+              <w:spacing w:line="240" w:lineRule="auto"/>
+            </w:pPr>
+            <w:r/>
+            <w:r>
+              <w:rPr>
+                <w:sz w:val="17"/>
+              </w:rPr>
+              <w:t>2WII_trim.pdb</w:t>
+            </w:r>
+          </w:p>
+        </w:tc>
+        <w:tc>
+          <w:tcPr>
+            <w:tcW w:type="dxa" w:w="1428"/>
+          </w:tcPr>
+          <w:p>
+            <w:pPr>
+              <w:spacing w:line="240" w:lineRule="auto"/>
+            </w:pPr>
+            <w:r/>
+            <w:r>
+              <w:rPr>
+                <w:sz w:val="17"/>
+              </w:rPr>
+              <w:t>Experimental</w:t>
+            </w:r>
+          </w:p>
+        </w:tc>
+      </w:tr>
+      <w:tr>
+        <w:tc>
+          <w:tcPr>
+            <w:tcW w:type="dxa" w:w="1428"/>
+          </w:tcPr>
+          <w:p>
+            <w:pPr>
+              <w:spacing w:line="240" w:lineRule="auto"/>
+            </w:pPr>
+            <w:r/>
+            <w:r>
+              <w:rPr>
+                <w:sz w:val="17"/>
+              </w:rPr>
+              <w:t>Hemoglobin alpha-beta dimer</w:t>
+            </w:r>
+          </w:p>
+        </w:tc>
+        <w:tc>
+          <w:tcPr>
+            <w:tcW w:type="dxa" w:w="1428"/>
+          </w:tcPr>
+          <w:p>
+            <w:pPr>
+              <w:spacing w:line="240" w:lineRule="auto"/>
+            </w:pPr>
+            <w:r/>
+            <w:r>
+              <w:rPr>
+                <w:sz w:val="17"/>
+              </w:rPr>
+              <w:t>HBB</w:t>
+            </w:r>
+          </w:p>
+        </w:tc>
+        <w:tc>
+          <w:tcPr>
+            <w:tcW w:type="dxa" w:w="1428"/>
+          </w:tcPr>
+          <w:p>
+            <w:pPr>
+              <w:spacing w:line="240" w:lineRule="auto"/>
+            </w:pPr>
+            <w:r/>
+            <w:r>
+              <w:rPr>
+                <w:sz w:val="17"/>
+              </w:rPr>
+              <w:t>1</w:t>
+            </w:r>
+          </w:p>
+        </w:tc>
+        <w:tc>
+          <w:tcPr>
+            <w:tcW w:type="dxa" w:w="1428"/>
+          </w:tcPr>
+          <w:p>
+            <w:pPr>
+              <w:spacing w:line="240" w:lineRule="auto"/>
+            </w:pPr>
+            <w:r/>
+            <w:r>
+              <w:rPr>
+                <w:sz w:val="17"/>
+              </w:rPr>
+              <w:t>1</w:t>
+            </w:r>
+          </w:p>
+        </w:tc>
+        <w:tc>
+          <w:tcPr>
+            <w:tcW w:type="dxa" w:w="1428"/>
+          </w:tcPr>
+          <w:p>
+            <w:pPr>
+              <w:spacing w:line="240" w:lineRule="auto"/>
+            </w:pPr>
+            <w:r/>
+            <w:r>
+              <w:rPr>
+                <w:sz w:val="17"/>
+              </w:rPr>
+              <w:t>1</w:t>
+            </w:r>
+          </w:p>
+        </w:tc>
+        <w:tc>
+          <w:tcPr>
+            <w:tcW w:type="dxa" w:w="1428"/>
+          </w:tcPr>
+          <w:p>
+            <w:pPr>
+              <w:spacing w:line="240" w:lineRule="auto"/>
+            </w:pPr>
+            <w:r/>
+            <w:r>
+              <w:rPr>
+                <w:sz w:val="17"/>
+              </w:rPr>
+              <w:t>2HHB.pdb</w:t>
+            </w:r>
+          </w:p>
+        </w:tc>
+        <w:tc>
+          <w:tcPr>
+            <w:tcW w:type="dxa" w:w="1428"/>
+          </w:tcPr>
+          <w:p>
+            <w:pPr>
+              <w:spacing w:line="240" w:lineRule="auto"/>
+            </w:pPr>
+            <w:r/>
+            <w:r>
+              <w:rPr>
+                <w:sz w:val="17"/>
+              </w:rPr>
+              <w:t>Experimental</w:t>
+            </w:r>
+          </w:p>
+        </w:tc>
+      </w:tr>
+      <w:tr>
+        <w:tc>
+          <w:tcPr>
+            <w:tcW w:type="dxa" w:w="1428"/>
+          </w:tcPr>
+          <w:p>
+            <w:pPr>
+              <w:spacing w:line="240" w:lineRule="auto"/>
+            </w:pPr>
+            <w:r/>
+            <w:r>
+              <w:rPr>
+                <w:sz w:val="17"/>
+              </w:rPr>
+              <w:t>Hemoglobin tetramer</w:t>
+            </w:r>
+          </w:p>
+        </w:tc>
+        <w:tc>
+          <w:tcPr>
+            <w:tcW w:type="dxa" w:w="1428"/>
+          </w:tcPr>
+          <w:p>
+            <w:pPr>
+              <w:spacing w:line="240" w:lineRule="auto"/>
+            </w:pPr>
+            <w:r/>
+            <w:r>
+              <w:rPr>
+                <w:sz w:val="17"/>
+              </w:rPr>
+              <w:t>HBB</w:t>
+            </w:r>
+          </w:p>
+        </w:tc>
+        <w:tc>
+          <w:tcPr>
+            <w:tcW w:type="dxa" w:w="1428"/>
+          </w:tcPr>
+          <w:p>
+            <w:pPr>
+              <w:spacing w:line="240" w:lineRule="auto"/>
+            </w:pPr>
+            <w:r/>
+            <w:r>
+              <w:rPr>
+                <w:sz w:val="17"/>
+              </w:rPr>
+              <w:t>5</w:t>
+            </w:r>
+          </w:p>
+        </w:tc>
+        <w:tc>
+          <w:tcPr>
+            <w:tcW w:type="dxa" w:w="1428"/>
+          </w:tcPr>
+          <w:p>
+            <w:pPr>
+              <w:spacing w:line="240" w:lineRule="auto"/>
+            </w:pPr>
+            <w:r/>
+            <w:r>
+              <w:rPr>
+                <w:sz w:val="17"/>
+              </w:rPr>
+              <w:t>5</w:t>
+            </w:r>
+          </w:p>
+        </w:tc>
+        <w:tc>
+          <w:tcPr>
+            <w:tcW w:type="dxa" w:w="1428"/>
+          </w:tcPr>
+          <w:p>
+            <w:pPr>
+              <w:spacing w:line="240" w:lineRule="auto"/>
+            </w:pPr>
+            <w:r/>
+            <w:r>
+              <w:rPr>
+                <w:sz w:val="17"/>
+              </w:rPr>
+              <w:t>5</w:t>
+            </w:r>
+          </w:p>
+        </w:tc>
+        <w:tc>
+          <w:tcPr>
+            <w:tcW w:type="dxa" w:w="1428"/>
+          </w:tcPr>
+          <w:p>
+            <w:pPr>
+              <w:spacing w:line="240" w:lineRule="auto"/>
+            </w:pPr>
+            <w:r/>
+            <w:r>
+              <w:rPr>
+                <w:sz w:val="17"/>
+              </w:rPr>
+              <w:t>2HHB.pdb</w:t>
+            </w:r>
+          </w:p>
+        </w:tc>
+        <w:tc>
+          <w:tcPr>
+            <w:tcW w:type="dxa" w:w="1428"/>
+          </w:tcPr>
+          <w:p>
+            <w:pPr>
+              <w:spacing w:line="240" w:lineRule="auto"/>
+            </w:pPr>
+            <w:r/>
+            <w:r>
+              <w:rPr>
+                <w:sz w:val="17"/>
+              </w:rPr>
+              <w:t>Experimental</w:t>
+            </w:r>
+          </w:p>
+        </w:tc>
+      </w:tr>
+      <w:tr>
+        <w:tc>
+          <w:tcPr>
+            <w:tcW w:type="dxa" w:w="1428"/>
+          </w:tcPr>
+          <w:p>
+            <w:pPr>
+              <w:spacing w:line="240" w:lineRule="auto"/>
+            </w:pPr>
+            <w:r/>
+            <w:r>
+              <w:rPr>
+                <w:sz w:val="17"/>
+              </w:rPr>
+              <w:t>KRAS-CRAF RBD</w:t>
+            </w:r>
+          </w:p>
+        </w:tc>
+        <w:tc>
+          <w:tcPr>
+            <w:tcW w:type="dxa" w:w="1428"/>
+          </w:tcPr>
+          <w:p>
+            <w:pPr>
+              <w:spacing w:line="240" w:lineRule="auto"/>
+            </w:pPr>
+            <w:r/>
+            <w:r>
+              <w:rPr>
+                <w:sz w:val="17"/>
+              </w:rPr>
+              <w:t>KRAS</w:t>
+            </w:r>
+          </w:p>
+        </w:tc>
+        <w:tc>
+          <w:tcPr>
+            <w:tcW w:type="dxa" w:w="1428"/>
+          </w:tcPr>
+          <w:p>
+            <w:pPr>
+              <w:spacing w:line="240" w:lineRule="auto"/>
+            </w:pPr>
+            <w:r/>
+            <w:r>
+              <w:rPr>
+                <w:sz w:val="17"/>
+              </w:rPr>
+              <w:t>3</w:t>
+            </w:r>
+          </w:p>
+        </w:tc>
+        <w:tc>
+          <w:tcPr>
+            <w:tcW w:type="dxa" w:w="1428"/>
+          </w:tcPr>
+          <w:p>
+            <w:pPr>
+              <w:spacing w:line="240" w:lineRule="auto"/>
+            </w:pPr>
+            <w:r/>
+            <w:r>
+              <w:rPr>
+                <w:sz w:val="17"/>
+              </w:rPr>
+              <w:t>3</w:t>
+            </w:r>
+          </w:p>
+        </w:tc>
+        <w:tc>
+          <w:tcPr>
+            <w:tcW w:type="dxa" w:w="1428"/>
+          </w:tcPr>
+          <w:p>
+            <w:pPr>
+              <w:spacing w:line="240" w:lineRule="auto"/>
+            </w:pPr>
+            <w:r/>
+            <w:r>
+              <w:rPr>
+                <w:sz w:val="17"/>
+              </w:rPr>
+              <w:t>3</w:t>
+            </w:r>
+          </w:p>
+        </w:tc>
+        <w:tc>
+          <w:tcPr>
+            <w:tcW w:type="dxa" w:w="1428"/>
+          </w:tcPr>
+          <w:p>
+            <w:pPr>
+              <w:spacing w:line="240" w:lineRule="auto"/>
+            </w:pPr>
+            <w:r/>
+            <w:r>
+              <w:rPr>
+                <w:sz w:val="17"/>
+              </w:rPr>
+              <w:t>6XI7.pdb</w:t>
+            </w:r>
+          </w:p>
+        </w:tc>
+        <w:tc>
+          <w:tcPr>
+            <w:tcW w:type="dxa" w:w="1428"/>
+          </w:tcPr>
+          <w:p>
+            <w:pPr>
+              <w:spacing w:line="240" w:lineRule="auto"/>
+            </w:pPr>
+            <w:r/>
+            <w:r>
+              <w:rPr>
+                <w:sz w:val="17"/>
+              </w:rPr>
+              <w:t>Experimental</w:t>
+            </w:r>
+          </w:p>
+        </w:tc>
+      </w:tr>
+      <w:tr>
+        <w:tc>
+          <w:tcPr>
+            <w:tcW w:type="dxa" w:w="1428"/>
+          </w:tcPr>
+          <w:p>
+            <w:pPr>
+              <w:spacing w:line="240" w:lineRule="auto"/>
+            </w:pPr>
+            <w:r/>
+            <w:r>
+              <w:rPr>
+                <w:sz w:val="17"/>
+              </w:rPr>
+              <w:t>MLH1-PMS2 C-terminal heterodimer</w:t>
+            </w:r>
+          </w:p>
+        </w:tc>
+        <w:tc>
+          <w:tcPr>
+            <w:tcW w:type="dxa" w:w="1428"/>
+          </w:tcPr>
+          <w:p>
+            <w:pPr>
+              <w:spacing w:line="240" w:lineRule="auto"/>
+            </w:pPr>
+            <w:r/>
+            <w:r>
+              <w:rPr>
+                <w:sz w:val="17"/>
+              </w:rPr>
+              <w:t>MLH1/PMS2</w:t>
+            </w:r>
+          </w:p>
+        </w:tc>
+        <w:tc>
+          <w:tcPr>
+            <w:tcW w:type="dxa" w:w="1428"/>
+          </w:tcPr>
+          <w:p>
+            <w:pPr>
+              <w:spacing w:line="240" w:lineRule="auto"/>
+            </w:pPr>
+            <w:r/>
+            <w:r>
+              <w:rPr>
+                <w:sz w:val="17"/>
+              </w:rPr>
+              <w:t>7</w:t>
+            </w:r>
+          </w:p>
+        </w:tc>
+        <w:tc>
+          <w:tcPr>
+            <w:tcW w:type="dxa" w:w="1428"/>
+          </w:tcPr>
+          <w:p>
+            <w:pPr>
+              <w:spacing w:line="240" w:lineRule="auto"/>
+            </w:pPr>
+            <w:r/>
+            <w:r>
+              <w:rPr>
+                <w:sz w:val="17"/>
+              </w:rPr>
+              <w:t>7</w:t>
+            </w:r>
+          </w:p>
+        </w:tc>
+        <w:tc>
+          <w:tcPr>
+            <w:tcW w:type="dxa" w:w="1428"/>
+          </w:tcPr>
+          <w:p>
+            <w:pPr>
+              <w:spacing w:line="240" w:lineRule="auto"/>
+            </w:pPr>
+            <w:r/>
+            <w:r>
+              <w:rPr>
+                <w:sz w:val="17"/>
+              </w:rPr>
+              <w:t>3</w:t>
+            </w:r>
+          </w:p>
+        </w:tc>
+        <w:tc>
+          <w:tcPr>
+            <w:tcW w:type="dxa" w:w="1428"/>
+          </w:tcPr>
+          <w:p>
+            <w:pPr>
+              <w:spacing w:line="240" w:lineRule="auto"/>
+            </w:pPr>
+            <w:r/>
+            <w:r>
+              <w:rPr>
+                <w:sz w:val="17"/>
+              </w:rPr>
+              <w:t>fold_mlh1_pms2.model_0.pdb</w:t>
+            </w:r>
+          </w:p>
+        </w:tc>
+        <w:tc>
+          <w:tcPr>
+            <w:tcW w:type="dxa" w:w="1428"/>
+          </w:tcPr>
+          <w:p>
+            <w:pPr>
+              <w:spacing w:line="240" w:lineRule="auto"/>
+            </w:pPr>
+            <w:r/>
+            <w:r>
+              <w:rPr>
+                <w:sz w:val="17"/>
+              </w:rPr>
+              <w:t>AlphaFold</w:t>
+            </w:r>
+          </w:p>
+        </w:tc>
+      </w:tr>
+      <w:tr>
+        <w:tc>
+          <w:tcPr>
+            <w:tcW w:type="dxa" w:w="1428"/>
+          </w:tcPr>
+          <w:p>
+            <w:pPr>
+              <w:spacing w:line="240" w:lineRule="auto"/>
+            </w:pPr>
+            <w:r/>
+            <w:r>
+              <w:rPr>
+                <w:sz w:val="17"/>
+              </w:rPr>
+              <w:t>MSH2-MSH6 heterodimer</w:t>
+            </w:r>
+          </w:p>
+        </w:tc>
+        <w:tc>
+          <w:tcPr>
+            <w:tcW w:type="dxa" w:w="1428"/>
+          </w:tcPr>
+          <w:p>
+            <w:pPr>
+              <w:spacing w:line="240" w:lineRule="auto"/>
+            </w:pPr>
+            <w:r/>
+            <w:r>
+              <w:rPr>
+                <w:sz w:val="17"/>
+              </w:rPr>
+              <w:t>MSH2</w:t>
+            </w:r>
+          </w:p>
+        </w:tc>
+        <w:tc>
+          <w:tcPr>
+            <w:tcW w:type="dxa" w:w="1428"/>
+          </w:tcPr>
+          <w:p>
+            <w:pPr>
+              <w:spacing w:line="240" w:lineRule="auto"/>
+            </w:pPr>
+            <w:r/>
+            <w:r>
+              <w:rPr>
+                <w:sz w:val="17"/>
+              </w:rPr>
+              <w:t>5</w:t>
+            </w:r>
+          </w:p>
+        </w:tc>
+        <w:tc>
+          <w:tcPr>
+            <w:tcW w:type="dxa" w:w="1428"/>
+          </w:tcPr>
+          <w:p>
+            <w:pPr>
+              <w:spacing w:line="240" w:lineRule="auto"/>
+            </w:pPr>
+            <w:r/>
+            <w:r>
+              <w:rPr>
+                <w:sz w:val="17"/>
+              </w:rPr>
+              <w:t>5</w:t>
+            </w:r>
+          </w:p>
+        </w:tc>
+        <w:tc>
+          <w:tcPr>
+            <w:tcW w:type="dxa" w:w="1428"/>
+          </w:tcPr>
+          <w:p>
+            <w:pPr>
+              <w:spacing w:line="240" w:lineRule="auto"/>
+            </w:pPr>
+            <w:r/>
+            <w:r>
+              <w:rPr>
+                <w:sz w:val="17"/>
+              </w:rPr>
+              <w:t>3</w:t>
+            </w:r>
+          </w:p>
+        </w:tc>
+        <w:tc>
+          <w:tcPr>
+            <w:tcW w:type="dxa" w:w="1428"/>
+          </w:tcPr>
+          <w:p>
+            <w:pPr>
+              <w:spacing w:line="240" w:lineRule="auto"/>
+            </w:pPr>
+            <w:r/>
+            <w:r>
+              <w:rPr>
+                <w:sz w:val="17"/>
+              </w:rPr>
+              <w:t>fold_msh2_msh6_model_0.pdb</w:t>
+            </w:r>
+          </w:p>
+        </w:tc>
+        <w:tc>
+          <w:tcPr>
+            <w:tcW w:type="dxa" w:w="1428"/>
+          </w:tcPr>
+          <w:p>
+            <w:pPr>
+              <w:spacing w:line="240" w:lineRule="auto"/>
+            </w:pPr>
+            <w:r/>
+            <w:r>
+              <w:rPr>
+                <w:sz w:val="17"/>
+              </w:rPr>
+              <w:t>AlphaFold</w:t>
+            </w:r>
+          </w:p>
+        </w:tc>
+      </w:tr>
+      <w:tr>
+        <w:tc>
+          <w:tcPr>
+            <w:tcW w:type="dxa" w:w="1428"/>
+          </w:tcPr>
+          <w:p>
+            <w:pPr>
+              <w:spacing w:line="240" w:lineRule="auto"/>
+            </w:pPr>
+            <w:r/>
+            <w:r>
+              <w:rPr>
+                <w:sz w:val="17"/>
+              </w:rPr>
+              <w:t>PI3K p110alpha-p85alpha</w:t>
+            </w:r>
+          </w:p>
+        </w:tc>
+        <w:tc>
+          <w:tcPr>
+            <w:tcW w:type="dxa" w:w="1428"/>
+          </w:tcPr>
+          <w:p>
+            <w:pPr>
+              <w:spacing w:line="240" w:lineRule="auto"/>
+            </w:pPr>
+            <w:r/>
+            <w:r>
+              <w:rPr>
+                <w:sz w:val="17"/>
+              </w:rPr>
+              <w:t>PIK3CA/PIK3R1</w:t>
+            </w:r>
+          </w:p>
+        </w:tc>
+        <w:tc>
+          <w:tcPr>
+            <w:tcW w:type="dxa" w:w="1428"/>
+          </w:tcPr>
+          <w:p>
+            <w:pPr>
+              <w:spacing w:line="240" w:lineRule="auto"/>
+            </w:pPr>
+            <w:r/>
+            <w:r>
+              <w:rPr>
+                <w:sz w:val="17"/>
+              </w:rPr>
+              <w:t>5</w:t>
+            </w:r>
+          </w:p>
+        </w:tc>
+        <w:tc>
+          <w:tcPr>
+            <w:tcW w:type="dxa" w:w="1428"/>
+          </w:tcPr>
+          <w:p>
+            <w:pPr>
+              <w:spacing w:line="240" w:lineRule="auto"/>
+            </w:pPr>
+            <w:r/>
+            <w:r>
+              <w:rPr>
+                <w:sz w:val="17"/>
+              </w:rPr>
+              <w:t>5</w:t>
+            </w:r>
+          </w:p>
+        </w:tc>
+        <w:tc>
+          <w:tcPr>
+            <w:tcW w:type="dxa" w:w="1428"/>
+          </w:tcPr>
+          <w:p>
+            <w:pPr>
+              <w:spacing w:line="240" w:lineRule="auto"/>
+            </w:pPr>
+            <w:r/>
+            <w:r>
+              <w:rPr>
+                <w:sz w:val="17"/>
+              </w:rPr>
+              <w:t>4</w:t>
+            </w:r>
+          </w:p>
+        </w:tc>
+        <w:tc>
+          <w:tcPr>
+            <w:tcW w:type="dxa" w:w="1428"/>
+          </w:tcPr>
+          <w:p>
+            <w:pPr>
+              <w:spacing w:line="240" w:lineRule="auto"/>
+            </w:pPr>
+            <w:r/>
+            <w:r>
+              <w:rPr>
+                <w:sz w:val="17"/>
+              </w:rPr>
+              <w:t>fold_pik3ca_pik3r1_model_0.pdb</w:t>
+            </w:r>
+          </w:p>
+        </w:tc>
+        <w:tc>
+          <w:tcPr>
+            <w:tcW w:type="dxa" w:w="1428"/>
+          </w:tcPr>
+          <w:p>
+            <w:pPr>
+              <w:spacing w:line="240" w:lineRule="auto"/>
+            </w:pPr>
+            <w:r/>
+            <w:r>
+              <w:rPr>
+                <w:sz w:val="17"/>
+              </w:rPr>
+              <w:t>AlphaFold</w:t>
+            </w:r>
+          </w:p>
+        </w:tc>
+      </w:tr>
+      <w:tr>
+        <w:tc>
+          <w:tcPr>
+            <w:tcW w:type="dxa" w:w="1428"/>
+          </w:tcPr>
+          <w:p>
+            <w:pPr>
+              <w:spacing w:line="240" w:lineRule="auto"/>
+            </w:pPr>
+            <w:r/>
+            <w:r>
+              <w:rPr>
+                <w:sz w:val="17"/>
+              </w:rPr>
+              <w:t>SMAD4-SMAD3 MH2 complex</w:t>
+            </w:r>
+          </w:p>
+        </w:tc>
+        <w:tc>
+          <w:tcPr>
+            <w:tcW w:type="dxa" w:w="1428"/>
+          </w:tcPr>
+          <w:p>
+            <w:pPr>
+              <w:spacing w:line="240" w:lineRule="auto"/>
+            </w:pPr>
+            <w:r/>
+            <w:r>
+              <w:rPr>
+                <w:sz w:val="17"/>
+              </w:rPr>
+              <w:t>SMAD4</w:t>
+            </w:r>
+          </w:p>
+        </w:tc>
+        <w:tc>
+          <w:tcPr>
+            <w:tcW w:type="dxa" w:w="1428"/>
+          </w:tcPr>
+          <w:p>
+            <w:pPr>
+              <w:spacing w:line="240" w:lineRule="auto"/>
+            </w:pPr>
+            <w:r/>
+            <w:r>
+              <w:rPr>
+                <w:sz w:val="17"/>
+              </w:rPr>
+              <w:t>4</w:t>
+            </w:r>
+          </w:p>
+        </w:tc>
+        <w:tc>
+          <w:tcPr>
+            <w:tcW w:type="dxa" w:w="1428"/>
+          </w:tcPr>
+          <w:p>
+            <w:pPr>
+              <w:spacing w:line="240" w:lineRule="auto"/>
+            </w:pPr>
+            <w:r/>
+            <w:r>
+              <w:rPr>
+                <w:sz w:val="17"/>
+              </w:rPr>
+              <w:t>4</w:t>
+            </w:r>
+          </w:p>
+        </w:tc>
+        <w:tc>
+          <w:tcPr>
+            <w:tcW w:type="dxa" w:w="1428"/>
+          </w:tcPr>
+          <w:p>
+            <w:pPr>
+              <w:spacing w:line="240" w:lineRule="auto"/>
+            </w:pPr>
+            <w:r/>
+            <w:r>
+              <w:rPr>
+                <w:sz w:val="17"/>
+              </w:rPr>
+              <w:t>4</w:t>
+            </w:r>
+          </w:p>
+        </w:tc>
+        <w:tc>
+          <w:tcPr>
+            <w:tcW w:type="dxa" w:w="1428"/>
+          </w:tcPr>
+          <w:p>
+            <w:pPr>
+              <w:spacing w:line="240" w:lineRule="auto"/>
+            </w:pPr>
+            <w:r/>
+            <w:r>
+              <w:rPr>
+                <w:sz w:val="17"/>
+              </w:rPr>
+              <w:t>fold_smad4_smad3_model_0.pdb</w:t>
+            </w:r>
+          </w:p>
+        </w:tc>
+        <w:tc>
+          <w:tcPr>
+            <w:tcW w:type="dxa" w:w="1428"/>
+          </w:tcPr>
+          <w:p>
+            <w:pPr>
+              <w:spacing w:line="240" w:lineRule="auto"/>
+            </w:pPr>
+            <w:r/>
+            <w:r>
+              <w:rPr>
+                <w:sz w:val="17"/>
+              </w:rPr>
+              <w:t>AlphaFold</w:t>
+            </w:r>
+          </w:p>
+        </w:tc>
+      </w:tr>
+      <w:tr>
+        <w:tc>
+          <w:tcPr>
+            <w:tcW w:type="dxa" w:w="1428"/>
+          </w:tcPr>
+          <w:p>
+            <w:pPr>
+              <w:spacing w:line="240" w:lineRule="auto"/>
+            </w:pPr>
+            <w:r/>
+            <w:r>
+              <w:rPr>
+                <w:sz w:val="17"/>
+              </w:rPr>
+              <w:t>Troponin I-troponin C</w:t>
+            </w:r>
+          </w:p>
+        </w:tc>
+        <w:tc>
+          <w:tcPr>
+            <w:tcW w:type="dxa" w:w="1428"/>
+          </w:tcPr>
+          <w:p>
+            <w:pPr>
+              <w:spacing w:line="240" w:lineRule="auto"/>
+            </w:pPr>
+            <w:r/>
+            <w:r>
+              <w:rPr>
+                <w:sz w:val="17"/>
+              </w:rPr>
+              <w:t>TNNI3</w:t>
+            </w:r>
+          </w:p>
+        </w:tc>
+        <w:tc>
+          <w:tcPr>
+            <w:tcW w:type="dxa" w:w="1428"/>
+          </w:tcPr>
+          <w:p>
+            <w:pPr>
+              <w:spacing w:line="240" w:lineRule="auto"/>
+            </w:pPr>
+            <w:r/>
+            <w:r>
+              <w:rPr>
+                <w:sz w:val="17"/>
+              </w:rPr>
+              <w:t>4</w:t>
+            </w:r>
+          </w:p>
+        </w:tc>
+        <w:tc>
+          <w:tcPr>
+            <w:tcW w:type="dxa" w:w="1428"/>
+          </w:tcPr>
+          <w:p>
+            <w:pPr>
+              <w:spacing w:line="240" w:lineRule="auto"/>
+            </w:pPr>
+            <w:r/>
+            <w:r>
+              <w:rPr>
+                <w:sz w:val="17"/>
+              </w:rPr>
+              <w:t>3</w:t>
+            </w:r>
+          </w:p>
+        </w:tc>
+        <w:tc>
+          <w:tcPr>
+            <w:tcW w:type="dxa" w:w="1428"/>
+          </w:tcPr>
+          <w:p>
+            <w:pPr>
+              <w:spacing w:line="240" w:lineRule="auto"/>
+            </w:pPr>
+            <w:r/>
+            <w:r>
+              <w:rPr>
+                <w:sz w:val="17"/>
+              </w:rPr>
+              <w:t>3</w:t>
+            </w:r>
+          </w:p>
+        </w:tc>
+        <w:tc>
+          <w:tcPr>
+            <w:tcW w:type="dxa" w:w="1428"/>
+          </w:tcPr>
+          <w:p>
+            <w:pPr>
+              <w:spacing w:line="240" w:lineRule="auto"/>
+            </w:pPr>
+            <w:r/>
+            <w:r>
+              <w:rPr>
+                <w:sz w:val="17"/>
+              </w:rPr>
+              <w:t>fold_tnni3_tnnc1_model_0.pdb</w:t>
+            </w:r>
+          </w:p>
+        </w:tc>
+        <w:tc>
+          <w:tcPr>
+            <w:tcW w:type="dxa" w:w="1428"/>
+          </w:tcPr>
+          <w:p>
+            <w:pPr>
+              <w:spacing w:line="240" w:lineRule="auto"/>
+            </w:pPr>
+            <w:r/>
+            <w:r>
+              <w:rPr>
+                <w:sz w:val="17"/>
+              </w:rPr>
+              <w:t>AlphaFold</w:t>
+            </w:r>
+          </w:p>
+        </w:tc>
+      </w:tr>
+      <w:tr>
+        <w:tc>
+          <w:tcPr>
+            <w:tcW w:type="dxa" w:w="1428"/>
+          </w:tcPr>
+          <w:p>
+            <w:pPr>
+              <w:spacing w:line="240" w:lineRule="auto"/>
+            </w:pPr>
+            <w:r/>
+            <w:r>
+              <w:rPr>
+                <w:sz w:val="17"/>
+              </w:rPr>
+              <w:t>VHL-elongin C</w:t>
+            </w:r>
+          </w:p>
+        </w:tc>
+        <w:tc>
+          <w:tcPr>
+            <w:tcW w:type="dxa" w:w="1428"/>
+          </w:tcPr>
+          <w:p>
+            <w:pPr>
+              <w:spacing w:line="240" w:lineRule="auto"/>
+            </w:pPr>
+            <w:r/>
+            <w:r>
+              <w:rPr>
+                <w:sz w:val="17"/>
+              </w:rPr>
+              <w:t>VHL</w:t>
+            </w:r>
+          </w:p>
+        </w:tc>
+        <w:tc>
+          <w:tcPr>
+            <w:tcW w:type="dxa" w:w="1428"/>
+          </w:tcPr>
+          <w:p>
+            <w:pPr>
+              <w:spacing w:line="240" w:lineRule="auto"/>
+            </w:pPr>
+            <w:r/>
+            <w:r>
+              <w:rPr>
+                <w:sz w:val="17"/>
+              </w:rPr>
+              <w:t>3</w:t>
+            </w:r>
+          </w:p>
+        </w:tc>
+        <w:tc>
+          <w:tcPr>
+            <w:tcW w:type="dxa" w:w="1428"/>
+          </w:tcPr>
+          <w:p>
+            <w:pPr>
+              <w:spacing w:line="240" w:lineRule="auto"/>
+            </w:pPr>
+            <w:r/>
+            <w:r>
+              <w:rPr>
+                <w:sz w:val="17"/>
+              </w:rPr>
+              <w:t>2</w:t>
+            </w:r>
+          </w:p>
+        </w:tc>
+        <w:tc>
+          <w:tcPr>
+            <w:tcW w:type="dxa" w:w="1428"/>
+          </w:tcPr>
+          <w:p>
+            <w:pPr>
+              <w:spacing w:line="240" w:lineRule="auto"/>
+            </w:pPr>
+            <w:r/>
+            <w:r>
+              <w:rPr>
+                <w:sz w:val="17"/>
+              </w:rPr>
+              <w:t>3</w:t>
+            </w:r>
+          </w:p>
+        </w:tc>
+        <w:tc>
+          <w:tcPr>
+            <w:tcW w:type="dxa" w:w="1428"/>
+          </w:tcPr>
+          <w:p>
+            <w:pPr>
+              <w:spacing w:line="240" w:lineRule="auto"/>
+            </w:pPr>
+            <w:r/>
+            <w:r>
+              <w:rPr>
+                <w:sz w:val="17"/>
+              </w:rPr>
+              <w:t>fold_vhl_tceb1_model_0.pdb</w:t>
+            </w:r>
+          </w:p>
+        </w:tc>
+        <w:tc>
+          <w:tcPr>
+            <w:tcW w:type="dxa" w:w="1428"/>
+          </w:tcPr>
+          <w:p>
+            <w:pPr>
+              <w:spacing w:line="240" w:lineRule="auto"/>
+            </w:pPr>
+            <w:r/>
+            <w:r>
+              <w:rPr>
+                <w:sz w:val="17"/>
+              </w:rPr>
+              <w:t>AlphaFold</w:t>
+            </w:r>
+          </w:p>
+        </w:tc>
+      </w:tr>
+      <w:tr>
+        <w:tc>
+          <w:tcPr>
+            <w:tcW w:type="dxa" w:w="1428"/>
+          </w:tcPr>
+          <w:p>
+            <w:pPr>
+              <w:spacing w:line="240" w:lineRule="auto"/>
+            </w:pPr>
+            <w:r/>
+            <w:r>
+              <w:rPr>
+                <w:sz w:val="17"/>
+              </w:rPr>
+              <w:t>VWF A1-GPIb alpha</w:t>
+            </w:r>
+          </w:p>
+        </w:tc>
+        <w:tc>
+          <w:tcPr>
+            <w:tcW w:type="dxa" w:w="1428"/>
+          </w:tcPr>
+          <w:p>
+            <w:pPr>
+              <w:spacing w:line="240" w:lineRule="auto"/>
+            </w:pPr>
+            <w:r/>
+            <w:r>
+              <w:rPr>
+                <w:sz w:val="17"/>
+              </w:rPr>
+              <w:t>VWF</w:t>
+            </w:r>
+          </w:p>
+        </w:tc>
+        <w:tc>
+          <w:tcPr>
+            <w:tcW w:type="dxa" w:w="1428"/>
+          </w:tcPr>
+          <w:p>
+            <w:pPr>
+              <w:spacing w:line="240" w:lineRule="auto"/>
+            </w:pPr>
+            <w:r/>
+            <w:r>
+              <w:rPr>
+                <w:sz w:val="17"/>
+              </w:rPr>
+              <w:t>2</w:t>
+            </w:r>
+          </w:p>
+        </w:tc>
+        <w:tc>
+          <w:tcPr>
+            <w:tcW w:type="dxa" w:w="1428"/>
+          </w:tcPr>
+          <w:p>
+            <w:pPr>
+              <w:spacing w:line="240" w:lineRule="auto"/>
+            </w:pPr>
+            <w:r/>
+            <w:r>
+              <w:rPr>
+                <w:sz w:val="17"/>
+              </w:rPr>
+              <w:t>2</w:t>
+            </w:r>
+          </w:p>
+        </w:tc>
+        <w:tc>
+          <w:tcPr>
+            <w:tcW w:type="dxa" w:w="1428"/>
+          </w:tcPr>
+          <w:p>
+            <w:pPr>
+              <w:spacing w:line="240" w:lineRule="auto"/>
+            </w:pPr>
+            <w:r/>
+            <w:r>
+              <w:rPr>
+                <w:sz w:val="17"/>
+              </w:rPr>
+              <w:t>0</w:t>
+            </w:r>
+          </w:p>
+        </w:tc>
+        <w:tc>
+          <w:tcPr>
+            <w:tcW w:type="dxa" w:w="1428"/>
+          </w:tcPr>
+          <w:p>
+            <w:pPr>
+              <w:spacing w:line="240" w:lineRule="auto"/>
+            </w:pPr>
+            <w:r/>
+            <w:r>
+              <w:rPr>
+                <w:sz w:val="17"/>
+              </w:rPr>
+              <w:t>1SQ0.pdb</w:t>
+            </w:r>
+          </w:p>
+        </w:tc>
+        <w:tc>
+          <w:tcPr>
+            <w:tcW w:type="dxa" w:w="1428"/>
+          </w:tcPr>
+          <w:p>
+            <w:pPr>
+              <w:spacing w:line="240" w:lineRule="auto"/>
+            </w:pPr>
+            <w:r/>
+            <w:r>
+              <w:rPr>
+                <w:sz w:val="17"/>
+              </w:rPr>
+              <w:t>Experimental</w:t>
+            </w:r>
+          </w:p>
+        </w:tc>
+      </w:tr>
+    </w:tbl>
+    <w:p ns2:paraId="1B598473" ns2:textId="4A96BC68">
+      <w:r>
+        <w:t>The same prespecified cohort of 61 missense variants across 14 protein systems is used for every analysis in this paper. Mechanism-gradeable counts the variants carrying a committed expected mechanism on at least one applicable axis; the monomer-only BRCA1 BRCT panel contributes no partner-dependent axis and therefore no structural-context tier. Clinically pathogenic is a clinical annotation, counted over every variant in the system and taken from the curated clinical record rather than from any structural evidence. It is deliberately on a different axis from the mechanism ground truth and is not used in any mechanism metric, so the two counts are independent and either can exceed the other. VHL-elongin C is the case where it does: all three variants are clinically pathogenic while two are mechanism-gradeable, because a variant can be pathogenic through a mechanism the supplied structure cannot represent. That independence is a premise of this paper rather than an inconsistency in the table, and Section 3.7 measures it. Per-variant detail, including the literature evidence that defined each expectation, is given in S1 Table (benchmark_variants sheet).</w:t>
+      </w:r>
+    </w:p>
+    <w:p ns2:paraId="543B0233" ns2:textId="77777777">
+      <w:r>
+        <w:rPr>
+          <w:rFonts w:ascii="Arial" w:eastAsia="Arial" w:hAnsi="Arial"/>
+        </w:rPr>
+        <w:t>Primary literature defined the expected direction of each applicable energy calculation before COMAVI results were considered. Evidence was classified into five categories by what the source measured, referred to below and in the supplement as E1 to E5. E1, quantitative energetic, is a reported thermodynamic or kinetic quantity for the substitution itself - a melting temperature shift, an unfolding free energy, or a dissociation constant. E2, quantitative functional, is a numerical assay readout that stands in for one of those quantities, such as a deep-mutational-scanning abundance or interaction score. E3, qualitative experimental, is a direct experimental observation reported without a number, such as loss of co-immunoprecipitation. E4, population frequency, is inference from allele frequency or constraint with no assay on the variant. E5, inferred, is an expectation carried by the mechanism of the domain rather than by any measurement of that axis. The ledger records the class, the one-line basis and the citation for all 98 committed axes (S3 Table). Each expectation was additionally classified by how directly its evidence supported the structural effect. An inferred expectation (E5) was used where the literature established the mechanism firmly enough to imply a particular state on a modeled axis, but no assay had measured that axis directly. A variant shown to retain normal binding while losing catalytic activity, for example, implies a neutral binding axis without a binding energy ever having been measured. Absence of a dedicated assay on its own was never treated as evidence; without a published result that implies the axis state, the axis was left uncommitted. Unknown or inapplicable axes were omitted rather than treated as negative. S1 Table (evidence_composition sheet) gives the definitions and counts.</w:t>
       </w:r>
       <w:commentRangeStart w:id="5"/>
       <w:r>
@@ -576,7 +2387,17 @@
           <w:rFonts w:ascii="Arial" w:eastAsia="Arial" w:hAnsi="Arial"/>
         </w:rPr>
       </w:r>
-      <w:commentRangeEnd w:id="4"/>
+    </w:p>
+    <w:p ns2:paraId="76D030DF" ns2:textId="77777777">
+      <w:commentRangeStart w:id="6"/>
+      <w:commentRangeStart w:id="7"/>
+      <w:r>
+        <w:rPr>
+          <w:rFonts w:ascii="Arial" w:eastAsia="Arial" w:hAnsi="Arial"/>
+        </w:rPr>
+        <w:t>Which evidence class an expectation carries depends on what it asserts, because of how the literature is generated: a disruptive effect attracts a dedicated biophysical measurement far more often than a normal one does. The ledger shows the consequence plainly: of the 38 axes supported by quantitative evidence (E1 or E2), 25 expect destabilization, whereas of the 60 supported by softer evidence (E3 to E5) only 8 do, and all 9 population-supported and all 18 inferred expectations are neutral. Restricting the benchmark to the best-evidenced expectations would therefore discard most of the negative class rather than raise the standard evenly, so all evidence categories were retained in the main benchmark and the restriction was run as a sensitivity analysis instead, reported in Section 3.2 and S1 Text. These sensitivity analyses did not fit evidence weights or retune tier boundaries. Population-supported and inferred neutral expectations were reported as such, not as measured neutrality.</w:t>
+      </w:r>
+      <w:commentRangeEnd w:id="6"/>
       <w:r>
         <w:rPr>
           <w:rStyle w:val="CommentReference"/>
@@ -585,9 +2406,13 @@
           <w:szCs w:val="22"/>
         </w:rPr>
       </w:r>
-      <w:r>
-        <w:rPr>
+      <w:commentRangeEnd w:id="7"/>
+      <w:r>
+        <w:rPr>
+          <w:rStyle w:val="CommentReference"/>
           <w:rFonts w:ascii="Arial" w:eastAsia="Arial" w:hAnsi="Arial"/>
+          <w:sz w:val="21"/>
+          <w:szCs w:val="22"/>
         </w:rPr>
       </w:r>
       <w:r>
@@ -595,23 +2420,323 @@
           <w:rFonts w:ascii="Arial" w:eastAsia="Arial" w:hAnsi="Arial"/>
         </w:rPr>
       </w:r>
-    </w:p>
-    <w:p ns2:paraId="4BDC2507" ns2:textId="77777777">
+      <w:commentRangeStart w:id="8"/>
+      <w:commentRangeStart w:id="9"/>
       <w:r>
         <w:rPr>
           <w:rFonts w:ascii="Arial" w:eastAsia="Arial" w:hAnsi="Arial"/>
         </w:rPr>
-        <w:t>Structural prioritization was evaluated in the overlapping set of 47 interaction variants that had both a structural-context tier and a committed endpoint: 17 with a modeled structural mechanism and 30 curated to lack a lesion on the modeled COMAVI axes. Pathogenicity comparisons are reported on a fourth population, the clinically labeled complete-case subset, and they ask a different question: not whether COMAVI identified the right structural process, but whether a structural score orders variants the way a clinical label does. That is a separate claim with a separate ground truth, and Section 3.7 keeps it separate. The population, positive definition, and denominator are stated for each analysis and figure.</w:t>
-      </w:r>
-    </w:p>
-    <w:p ns2:paraId="5785694A" ns2:textId="77777777">
-      <w:pPr>
-        <w:pStyle w:val="Caption"/>
+      </w:r>
+      <w:commentRangeEnd w:id="8"/>
+      <w:r>
+        <w:rPr>
+          <w:rStyle w:val="CommentReference"/>
+          <w:rFonts w:ascii="Arial" w:eastAsia="Arial" w:hAnsi="Arial"/>
+          <w:sz w:val="21"/>
+          <w:szCs w:val="22"/>
+        </w:rPr>
+      </w:r>
+      <w:commentRangeEnd w:id="9"/>
+      <w:r>
+        <w:rPr>
+          <w:rStyle w:val="CommentReference"/>
+          <w:rFonts w:ascii="Arial" w:eastAsia="Arial" w:hAnsi="Arial"/>
+          <w:sz w:val="21"/>
+          <w:szCs w:val="22"/>
+        </w:rPr>
+      </w:r>
+      <w:r>
+        <w:rPr>
+          <w:rFonts w:ascii="Arial" w:eastAsia="Arial" w:hAnsi="Arial"/>
+        </w:rPr>
+      </w:r>
+    </w:p>
+    <w:p ns2:paraId="2BEFCCC1" ns2:textId="77777777">
+      <w:pPr>
+        <w:pStyle w:val="Heading3"/>
+      </w:pPr>
+      <w:r>
+        <w:t>2.2.1 Model scope: can the supplied structure represent the mechanism?</w:t>
+      </w:r>
+    </w:p>
+    <w:p ns2:paraId="298ED7C4" ns2:textId="47CE0CBC">
+      <w:r>
+        <w:t>Before scoring known mechanism</w:t>
+      </w:r>
+      <w:r>
+        <w:t>s</w:t>
+      </w:r>
+      <w:r>
+        <w:t xml:space="preserve">, we asked whether the supplied structure contained the biological context needed for that mechanism to appear: the relevant partner, ligand, modification, oligomeric state, and conformation. This model-scope decision was made independently of COMAVI predictions. We assessed technical usability - residue mapping, structural confidence, and uncertainty - separately. For new variants without established mechanisms, the public pipeline reports the calculations and their technical usability but </w:t>
+      </w:r>
+      <w:r>
+        <w:lastRenderedPageBreak/>
+        <w:t>does not infer a literature-grounded mechanism or model-scope class. S1 Table (model_scope sheet) gives the framework.</w:t>
+      </w:r>
+    </w:p>
+    <w:p ns2:paraId="67F830E6" ns2:textId="77777777">
+      <w:r>
+        <w:t>When the required context was absent, a silent COMAVI result could not test the known mechanism. The isolated BRCA1 BRCT structure, for example, represents fold energetics but not phosphopeptide recognition by R1699L/Q. VHL Y98H lacks the relevant HIF-bound context, HBB E6V requires the deoxygenated polymerization state, and CALM1 N98S depends strongly on calcium-linked dynamics. These cases were treated as limitations of the supplied model rather than as negative structural evidence.</w:t>
+      </w:r>
+    </w:p>
+    <w:p ns2:paraId="3778D853" ns2:textId="77777777">
+      <w:pPr>
+        <w:pStyle w:val="Heading2"/>
+      </w:pPr>
+      <w:r>
+        <w:t>2.3 Structures and energy calculations</w:t>
+      </w:r>
+    </w:p>
+    <w:p ns2:paraId="320FA9CA" ns2:textId="77777777">
+      <w:r>
+        <w:t>COMAVI scores a variant only in the context of a supplied multimeric model, so it applies to complexes whose composition and interaction partners are already known; it does not discover partners, and a mechanism that acts through a state absent from the supplied model is outside its scope rather than scored as absent. S1 Table (model_scope sheet) states the eligibility rules and the mechanisms they exclude. Complex structures were predicted with the AlphaFold 3 server [4]. Experimental structures replaced predicted models when the relevant site or interface lacked adequate confidence: 2HHB for hemoglobin, 6XI7 for KRAS-RAF1, and 1JM7 for BRCA1-BARD1. The BRCA1 tandem-BRCT monomer panel used 1JNX. All energy calculations used FoldX 5.1 [44] with default energy-function parameters. Each structure was repaired once with RepairPDB and reused across variants.</w:t>
+      </w:r>
+    </w:p>
+    <w:p ns2:paraId="1DF188B8" ns2:textId="19E1061B">
+      <w:r>
+        <w:t xml:space="preserve">For each variant, BuildModel was run five times on the isolated subunit and on the assembled model. ΔΔG is reported as mutant minus wild type in kcal/mol, so positive values are destabilizing. The mean across replicates is the axis value, and the replicate standard deviation is retained. AnalyzeComplex was then applied to each FoldX-generated mutant complex to calculate interaction-energy changes for each partner. Summary outputs use the most disruptive partner, while partner-level values remain available. S1 Text provides </w:t>
+      </w:r>
+      <w:r>
+        <w:t>complete</w:t>
+      </w:r>
+      <w:r>
+        <w:t xml:space="preserve"> commands and implementation details.</w:t>
+      </w:r>
+    </w:p>
+    <w:p ns2:paraId="5616C89E" ns2:textId="77777777">
+      <w:r>
+        <w:t>BuildModel and AnalyzeComplex measure different things. BuildModel estimates folding-energy changes for the chains and coordinates supplied to it; AnalyzeComplex estimates changes in inter-chain interaction energy. Calculating both prevents an interface-localized fold signal from being mislabeled as a binding-energy change and permits combined fold-plus-binding profiles when both axes fire.</w:t>
+      </w:r>
+      <w:r/>
+    </w:p>
+    <w:p ns2:paraId="431B4411" ns2:textId="77777777">
+      <w:pPr>
+        <w:pStyle w:val="Heading2"/>
+      </w:pPr>
+      <w:r>
+        <w:t>2.4 Structural confidence and usable outputs</w:t>
+      </w:r>
+    </w:p>
+    <w:p ns2:paraId="080F24E2" ns2:textId="77777777">
+      <w:r>
+        <w:rPr>
+          <w:rFonts w:ascii="Arial" w:eastAsia="Arial" w:hAnsi="Arial"/>
+        </w:rPr>
+        <w:t>FoldX calculates ΔΔG from the supplied coordinates; pLDDT does not numerically rescale those energies. Instead, pLDDT determines whether an energetic axis from a predicted structure can support a mechanism call or enter the priority-score energy component, and it attenuates the structural-context tier. Sites with pLDDT ≥ 70 provide primary confidence. Values from 50 to &lt;70 are retained as lower-confidence evidence when axis-specific uncertainty checks also pass. Below 50, the predicted-structure axis is not used as mechanism evidence, and that partner does not contribute contacts, interface occupancy, or burial. For the tier, the context score is multiplied by 0.7 for best-site pLDDT 50 to &lt;70 and by 0.4 below 50; experimental structures bypass this attenuation. Monomer-fold output is not graded in regions without an independently stable monomeric fold.</w:t>
+      </w:r>
+    </w:p>
+    <w:p ns2:paraId="4806AA5F" ns2:textId="77777777">
+      <w:pPr>
+        <w:pStyle w:val="Heading2"/>
+      </w:pPr>
+      <w:r>
+        <w:t>2.5 Structural-context tier and priority score</w:t>
+      </w:r>
+    </w:p>
+    <w:p ns2:paraId="42C2E829" ns2:textId="77777777">
+      <w:r>
+        <w:rPr>
+          <w:rFonts w:ascii="Arial" w:eastAsia="Arial" w:hAnsi="Arial"/>
+        </w:rPr>
+        <w:t>The structural-context tier describes how strongly a site is embedded in features that may make it sensitive to substitution; it contains no FoldX energy and is not itself a mechanism call. It combines substitution severity, local contacts, interface occupancy, burial, and model confidence, then maps the fixed total to Tier 1 (strongest context) through Tier 4 (weakest). S1 Text gives the exact weights and cutoffs.</w:t>
+      </w:r>
+    </w:p>
+    <w:p ns2:paraId="4A514B14" ns2:textId="77777777">
+      <w:r>
+        <w:rPr>
+          <w:rFonts w:ascii="Arial" w:eastAsia="Arial" w:hAnsi="Arial"/>
+        </w:rPr>
+        <w:t>Because interface occupancy contributes directly to the tier, we tested how much it drove the result. On the same 47-variant prioritization subset, we compared the full tier with interface status alone and with the tier recalculated without its interface bonus. S2 Text, S3 Fig, and the within-system tests report these comparisons.</w:t>
+      </w:r>
+    </w:p>
+    <w:p ns2:paraId="2BBA2478" ns2:textId="77777777">
+      <w:r>
+        <w:rPr>
+          <w:rFonts w:ascii="Arial" w:eastAsia="Arial" w:hAnsi="Arial"/>
+        </w:rPr>
+        <w:t>The same energy and context information produces the integrated structural-disruption score (ISDS-v1), hereafter the priority score. The formula is fixed: it uses the same reference values and tier mapping for every variant set rather than fitting coefficients or standardizing within the current batch. The score ranks the strength of modeled structural-disruption evidence. It is not a pathogenicity probability, does not identify the affected structural process, and has no validated binary cutoff.</w:t>
+      </w:r>
+    </w:p>
+    <w:p ns2:paraId="1F15E025" ns2:textId="77777777">
+      <w:r>
+        <w:rPr>
+          <w:rFonts w:ascii="Arial" w:eastAsia="Arial" w:hAnsi="Arial"/>
+        </w:rPr>
+        <w:t>For each usable energetic calculation j, COMAVI divides |ΔΔG_j| by a fixed reference value τ_j: 2.9 kcal/mol for isolated-subunit and assembled-complex stability and 3.5 kcal/mol for binding. These are the same numbers as the substitution-adjusted operating point defined in Section 2.6, because both are taken from the same published FoldX prediction intervals, but they are doing a different job here and nothing is excluded by them. The name refers to where the numbers come from rather than to how they vary: the intervals are fitted from error models in which FoldX's uncertainty depends on the substitution made, while the resulting bound takes one value per axis. τ_j is a divisor that puts three axes measured on different energy scales onto one comparable scale, not a cut-off: a calculation below τ_j contributes a ratio smaller than one rather than contributing nothing, so the priority score remains continuous and applies no threshold. The largest ratio, R, represents the strongest reliable energetic signal without adding correlated isolated and assembled stability effects.</w:t>
+      </w:r>
+    </w:p>
+    <w:p ns2:paraId="2544A909" ns2:textId="77777777">
+      <w:pPr>
+        <w:keepNext/>
+        <w:spacing w:before="60" w:after="60"/>
+        <w:jc w:val="center"/>
+      </w:pPr>
+      <w:r>
+        <w:rPr>
+          <w:rFonts w:ascii="Cambria Math" w:eastAsia="Cambria Math" w:hAnsi="Cambria Math"/>
+          <w:b/>
+          <w:sz w:val="23"/>
+        </w:rPr>
+        <w:t>R = max_j (|ΔΔG_j| / τ_j)</w:t>
+      </w:r>
+    </w:p>
+    <w:p ns2:paraId="56157D95" ns2:textId="77777777">
+      <w:r>
+        <w:rPr>
+          <w:rFonts w:ascii="Arial" w:eastAsia="Arial" w:hAnsi="Arial"/>
+        </w:rPr>
+        <w:t>COMAVI softly compresses R so that one extreme FoldX prediction cannot dominate the ranking.</w:t>
+      </w:r>
+    </w:p>
+    <w:p ns2:paraId="117FA9A1" ns2:textId="77777777">
+      <w:pPr>
+        <w:keepNext/>
+        <w:spacing w:before="60" w:after="60"/>
+        <w:jc w:val="center"/>
+      </w:pPr>
+      <w:r>
+        <w:rPr>
+          <w:rFonts w:ascii="Cambria Math" w:eastAsia="Cambria Math" w:hAnsi="Cambria Math"/>
+          <w:b/>
+          <w:sz w:val="23"/>
+        </w:rPr>
+        <w:t>E = R / (1 + R)</w:t>
+      </w:r>
+    </w:p>
+    <w:p ns2:paraId="699B3990" ns2:textId="77777777">
+      <w:r>
+        <w:rPr>
+          <w:rFonts w:ascii="Arial" w:eastAsia="Arial" w:hAnsi="Arial"/>
+        </w:rPr>
+        <w:t>The tier number T is converted to a context component C, mapping Tiers 1-4 to 1.000, 0.667, 0.333, and 0.</w:t>
+      </w:r>
+    </w:p>
+    <w:p ns2:paraId="02FC2C5F" ns2:textId="77777777">
+      <w:pPr>
+        <w:keepNext/>
+        <w:spacing w:before="60" w:after="60"/>
+        <w:jc w:val="center"/>
+      </w:pPr>
+      <w:r>
+        <w:rPr>
+          <w:rFonts w:ascii="Cambria Math" w:eastAsia="Cambria Math" w:hAnsi="Cambria Math"/>
+          <w:b/>
+          <w:sz w:val="23"/>
+        </w:rPr>
+        <w:t>C = (4 - T) / 3</w:t>
+      </w:r>
+    </w:p>
+    <w:p ns2:paraId="1F3EF0EF" ns2:textId="77777777">
+      <w:pPr>
+        <w:keepNext/>
+        <w:spacing w:before="60" w:after="60"/>
+        <w:jc w:val="center"/>
+      </w:pPr>
+      <w:r>
+        <w:rPr>
+          <w:rFonts w:ascii="Cambria Math" w:eastAsia="Cambria Math" w:hAnsi="Cambria Math"/>
+          <w:b/>
+          <w:sz w:val="23"/>
+        </w:rPr>
+        <w:t>ISDS-v1 = (E + C) / 2</w:t>
+      </w:r>
+    </w:p>
+    <w:p ns2:paraId="4CADD20C" ns2:textId="77777777">
+      <w:r>
+        <w:rPr>
+          <w:rFonts w:ascii="Arial" w:eastAsia="Arial" w:hAnsi="Arial"/>
+        </w:rPr>
+        <w:t>The final priority score gives equal weight to energy magnitude and structural context. Only confidence-passing energy calculations enter R, while the signed values and all available axes remain visible in the mechanism profile. All four tiers contribute continuously; the separate Tier 1-2 cutoff is used only in descriptive comparator analyses and is not part of ISDS-v1. Because the score does not use the threshold that converts a continuous energy into a mechanism call, it is unchanged when that threshold changes. A value above 0.5 is not a validated positive call.</w:t>
+      </w:r>
+    </w:p>
+    <w:p ns2:paraId="4360034E" ns2:textId="77777777">
+      <w:pPr>
+        <w:pStyle w:val="Heading2"/>
+      </w:pPr>
+      <w:r>
+        <w:t>2.6 Energy thresholds and descriptive evidence states</w:t>
+      </w:r>
+    </w:p>
+    <w:p ns2:paraId="556BA538" ns2:textId="77777777">
+      <w:r>
+        <w:rPr>
+          <w:rFonts w:ascii="Arial" w:eastAsia="Arial" w:hAnsi="Arial"/>
+        </w:rPr>
+        <w:t>A continuous predicted energy becomes a yes-or-no mechanism call only after an energy threshold is chosen. The threshold is the minimum absolute ΔΔG required to call that axis positive at a given operating point. We evaluated uniform thresholds of 1.0, 1.5, 2.0, and 2.5 kcal/mol, plus one substitution-adjusted setting. That setting is not a single number: it takes a different value on each axis, because the reported uncertainty of a FoldX prediction depends on the substitution and on the quantity being predicted, and it is set to the upper bound of the 95% prediction interval that Sapozhnikov and colleagues fitted to FoldX folding and binding predictions [45] - 2.9 kcal/mol for isolated-subunit stability, 2.9 for assembled-complex stability, and 3.5 for binding. It is therefore the most conservative point in the set: a call survives it only if the predicted effect exceeds what prediction error alone could produce. The released software uses 1.0 kcal/mol as a screening-oriented default. We use 2.5 kcal/mol as the frozen benchmark reference and the substitution-adjusted setting as the most conservative point evaluated. None is universally optimal.</w:t>
+      </w:r>
+      <w:commentRangeStart w:id="10"/>
+      <w:r>
+        <w:rPr>
+          <w:rFonts w:ascii="Arial" w:eastAsia="Arial" w:hAnsi="Arial"/>
+        </w:rPr>
+      </w:r>
+      <w:commentRangeEnd w:id="10"/>
+      <w:r>
+        <w:rPr>
+          <w:rStyle w:val="CommentReference"/>
+          <w:rFonts w:ascii="Arial" w:eastAsia="Arial" w:hAnsi="Arial"/>
+          <w:sz w:val="21"/>
+          <w:szCs w:val="22"/>
+        </w:rPr>
+      </w:r>
+      <w:r>
+        <w:rPr>
+          <w:rFonts w:ascii="Arial" w:eastAsia="Arial" w:hAnsi="Arial"/>
+        </w:rPr>
+      </w:r>
+      <w:r>
+        <w:rPr>
+          <w:rFonts w:ascii="Arial" w:eastAsia="Arial" w:hAnsi="Arial"/>
+        </w:rPr>
+      </w:r>
+      <w:commentRangeStart w:id="11"/>
+      <w:r>
+        <w:rPr>
+          <w:rFonts w:ascii="Arial" w:eastAsia="Arial" w:hAnsi="Arial"/>
+        </w:rPr>
+      </w:r>
+      <w:commentRangeEnd w:id="11"/>
+      <w:r>
+        <w:rPr>
+          <w:rStyle w:val="CommentReference"/>
+          <w:rFonts w:ascii="Arial" w:eastAsia="Arial" w:hAnsi="Arial"/>
+          <w:sz w:val="21"/>
+          <w:szCs w:val="22"/>
+        </w:rPr>
+      </w:r>
+      <w:r>
+        <w:rPr>
+          <w:rFonts w:ascii="Arial" w:eastAsia="Arial" w:hAnsi="Arial"/>
+        </w:rPr>
+      </w:r>
+    </w:p>
+    <w:p ns2:paraId="1DAE460A" ns2:textId="77777777">
+      <w:pPr>
         <w:rPr>
           <w:rFonts w:ascii="Arial" w:hAnsi="Arial" w:cs="Arial"/>
         </w:rPr>
       </w:pPr>
-      <w:commentRangeStart w:id="6"/>
+      <w:r>
+        <w:rPr>
+          <w:rFonts w:ascii="Arial" w:hAnsi="Arial" w:cs="Arial"/>
+        </w:rPr>
+        <w:t>Lower thresholds call more structural effects and are useful when missing a candidate mechanism is costly. Higher thresholds make fewer calls and are useful when false mechanistic assertions are more costly. Every report should therefore show both the continuous ΔΔG and the threshold used to call it.</w:t>
+      </w:r>
+    </w:p>
+    <w:p ns2:paraId="41C1A84D" ns2:textId="77777777">
+      <w:pPr>
+        <w:rPr>
+          <w:rFonts w:ascii="Arial" w:hAnsi="Arial" w:cs="Arial"/>
+        </w:rPr>
+      </w:pPr>
+      <w:commentRangeStart w:id="12"/>
+      <w:r>
+        <w:rPr>
+          <w:rFonts w:ascii="Arial" w:hAnsi="Arial" w:cs="Arial"/>
+        </w:rPr>
+        <w:t>We also combined energy calls and tier into four descriptive states - both positive, energy only, context only, or neither - to summarize evidence patterns without redefining the physical mechanism. Definitions and the full state tables are in S2 Text.</w:t>
+      </w:r>
+      <w:commentRangeEnd w:id="12"/>
       <w:r>
         <w:rPr>
           <w:rStyle w:val="CommentReference"/>
@@ -619,1750 +2744,13 @@
           <w:sz w:val="21"/>
           <w:szCs w:val="22"/>
         </w:rPr>
-        <w:t>Table 1. Benchmark composition.</w:t>
-      </w:r>
-      <w:commentRangeEnd w:id="6"/>
-      <w:r>
-        <w:rPr>
-          <w:rStyle w:val="CommentReference"/>
-          <w:rFonts w:ascii="Arial" w:hAnsi="Arial" w:cs="Arial"/>
-          <w:sz w:val="21"/>
-          <w:szCs w:val="22"/>
-        </w:rPr>
-      </w:r>
-    </w:p>
-    <w:tbl>
-      <w:tblPr>
-        <w:tblStyle w:val="TableGrid"/>
-        <w:tblW w:w="0" w:type="auto"/>
-        <w:tblLook w:val="04A0" w:firstRow="1" w:lastRow="0" w:firstColumn="1" w:lastColumn="0" w:noHBand="0" w:noVBand="1"/>
-      </w:tblPr>
-      <w:tblGrid>
-        <w:gridCol w:w="1226"/>
-        <w:gridCol w:w="1393"/>
-        <w:gridCol w:w="891"/>
-        <w:gridCol w:w="1217"/>
-        <w:gridCol w:w="1121"/>
-        <w:gridCol w:w="2908"/>
-        <w:gridCol w:w="1228"/>
-      </w:tblGrid>
-      <w:tr ns2:paraId="786DF2CF" ns2:textId="77777777">
-        <w:tc>
-          <w:tcPr>
-            <w:tcW w:w="1428" w:type="dxa"/>
-          </w:tcPr>
-          <w:p ns2:paraId="34251D5E" ns2:textId="77777777">
-            <w:r>
-              <w:rPr>
-                <w:b/>
-                <w:sz w:val="18"/>
-              </w:rPr>
-              <w:t>System</w:t>
-            </w:r>
-          </w:p>
-        </w:tc>
-        <w:tc>
-          <w:tcPr>
-            <w:tcW w:w="1428" w:type="dxa"/>
-          </w:tcPr>
-          <w:p ns2:paraId="0EE45EB1" ns2:textId="77777777">
-            <w:r>
-              <w:rPr>
-                <w:b/>
-                <w:sz w:val="18"/>
-              </w:rPr>
-              <w:t>Variant gene</w:t>
-            </w:r>
-          </w:p>
-        </w:tc>
-        <w:tc>
-          <w:tcPr>
-            <w:tcW w:w="1428" w:type="dxa"/>
-          </w:tcPr>
-          <w:p ns2:paraId="6A1160F9" ns2:textId="77777777">
-            <w:r>
-              <w:rPr>
-                <w:b/>
-                <w:sz w:val="18"/>
-              </w:rPr>
-              <w:t>Variants</w:t>
-            </w:r>
-          </w:p>
-        </w:tc>
-        <w:tc>
-          <w:tcPr>
-            <w:tcW w:w="1428" w:type="dxa"/>
-          </w:tcPr>
-          <w:p ns2:paraId="37C224E5" ns2:textId="77777777">
-            <w:r>
-              <w:rPr>
-                <w:b/>
-                <w:sz w:val="18"/>
-              </w:rPr>
-              <w:t>Mechanism-gradeable</w:t>
-            </w:r>
-          </w:p>
-        </w:tc>
-        <w:tc>
-          <w:tcPr>
-            <w:tcW w:w="1428" w:type="dxa"/>
-          </w:tcPr>
-          <w:p ns2:paraId="2E0E495F" ns2:textId="77777777">
-            <w:r>
-              <w:rPr>
-                <w:b/>
-                <w:sz w:val="18"/>
-              </w:rPr>
-              <w:t>Clinically pathogenic</w:t>
-            </w:r>
-          </w:p>
-        </w:tc>
-        <w:tc>
-          <w:tcPr>
-            <w:tcW w:w="1428" w:type="dxa"/>
-          </w:tcPr>
-          <w:p ns2:paraId="752195BA" ns2:textId="77777777">
-            <w:r>
-              <w:rPr>
-                <w:b/>
-                <w:sz w:val="18"/>
-              </w:rPr>
-              <w:t>Structure</w:t>
-            </w:r>
-          </w:p>
-        </w:tc>
-        <w:tc>
-          <w:tcPr>
-            <w:tcW w:w="1428" w:type="dxa"/>
-          </w:tcPr>
-          <w:p ns2:paraId="247A0712" ns2:textId="77777777">
-            <w:r>
-              <w:rPr>
-                <w:b/>
-                <w:sz w:val="18"/>
-              </w:rPr>
-              <w:t>Model source</w:t>
-            </w:r>
-          </w:p>
-        </w:tc>
-      </w:tr>
-      <w:tr ns2:paraId="73CDC365" ns2:textId="77777777">
-        <w:tc>
-          <w:tcPr>
-            <w:tcW w:w="1428" w:type="dxa"/>
-          </w:tcPr>
-          <w:p ns2:paraId="2D08F506" ns2:textId="77777777">
-            <w:r>
-              <w:rPr>
-                <w:sz w:val="18"/>
-              </w:rPr>
-              <w:t>BRCA1 BRCT tandem domain (fold only)</w:t>
-            </w:r>
-          </w:p>
-        </w:tc>
-        <w:tc>
-          <w:tcPr>
-            <w:tcW w:w="1428" w:type="dxa"/>
-          </w:tcPr>
-          <w:p ns2:paraId="4BACAA8A" ns2:textId="77777777">
-            <w:r>
-              <w:rPr>
-                <w:i/>
-                <w:sz w:val="18"/>
-              </w:rPr>
-              <w:t>BRCA1</w:t>
-            </w:r>
-          </w:p>
-        </w:tc>
-        <w:tc>
-          <w:tcPr>
-            <w:tcW w:w="1428" w:type="dxa"/>
-          </w:tcPr>
-          <w:p ns2:paraId="3A175549" ns2:textId="77777777">
-            <w:r>
-              <w:rPr>
-                <w:sz w:val="18"/>
-              </w:rPr>
-              <w:t>12</w:t>
-            </w:r>
-          </w:p>
-        </w:tc>
-        <w:tc>
-          <w:tcPr>
-            <w:tcW w:w="1428" w:type="dxa"/>
-          </w:tcPr>
-          <w:p ns2:paraId="2C2FB39A" ns2:textId="77777777">
-            <w:r>
-              <w:rPr>
-                <w:sz w:val="18"/>
-              </w:rPr>
-              <w:t>10</w:t>
-            </w:r>
-          </w:p>
-        </w:tc>
-        <w:tc>
-          <w:tcPr>
-            <w:tcW w:w="1428" w:type="dxa"/>
-          </w:tcPr>
-          <w:p ns2:paraId="3D09EBDE" ns2:textId="77777777">
-            <w:r>
-              <w:rPr>
-                <w:sz w:val="18"/>
-              </w:rPr>
-              <w:t>0</w:t>
-            </w:r>
-          </w:p>
-        </w:tc>
-        <w:tc>
-          <w:tcPr>
-            <w:tcW w:w="1428" w:type="dxa"/>
-          </w:tcPr>
-          <w:p ns2:paraId="40AA8415" ns2:textId="77777777">
-            <w:r>
-              <w:rPr>
-                <w:sz w:val="18"/>
-              </w:rPr>
-              <w:t>1JNX.pdb</w:t>
-            </w:r>
-          </w:p>
-        </w:tc>
-        <w:tc>
-          <w:tcPr>
-            <w:tcW w:w="1428" w:type="dxa"/>
-          </w:tcPr>
-          <w:p ns2:paraId="6899EAB3" ns2:textId="77777777">
-            <w:r>
-              <w:rPr>
-                <w:sz w:val="18"/>
-              </w:rPr>
-              <w:t>Experimental</w:t>
-            </w:r>
-          </w:p>
-        </w:tc>
-      </w:tr>
-      <w:tr ns2:paraId="1BCEB163" ns2:textId="77777777">
-        <w:tc>
-          <w:tcPr>
-            <w:tcW w:w="1428" w:type="dxa"/>
-          </w:tcPr>
-          <w:p ns2:paraId="37CDE8E3" ns2:textId="77777777">
-            <w:r>
-              <w:rPr>
-                <w:sz w:val="18"/>
-              </w:rPr>
-              <w:t>BRCA1-BARD1 RING heterodimer</w:t>
-            </w:r>
-          </w:p>
-        </w:tc>
-        <w:tc>
-          <w:tcPr>
-            <w:tcW w:w="1428" w:type="dxa"/>
-          </w:tcPr>
-          <w:p ns2:paraId="716C1538" ns2:textId="77777777">
-            <w:r>
-              <w:rPr>
-                <w:i/>
-                <w:sz w:val="18"/>
-              </w:rPr>
-              <w:t>BRCA1</w:t>
-            </w:r>
-          </w:p>
-        </w:tc>
-        <w:tc>
-          <w:tcPr>
-            <w:tcW w:w="1428" w:type="dxa"/>
-          </w:tcPr>
-          <w:p ns2:paraId="5A76ED7E" ns2:textId="77777777">
-            <w:r>
-              <w:rPr>
-                <w:sz w:val="18"/>
-              </w:rPr>
-              <w:t>4</w:t>
-            </w:r>
-          </w:p>
-        </w:tc>
-        <w:tc>
-          <w:tcPr>
-            <w:tcW w:w="1428" w:type="dxa"/>
-          </w:tcPr>
-          <w:p ns2:paraId="1F81E732" ns2:textId="77777777">
-            <w:r>
-              <w:rPr>
-                <w:sz w:val="18"/>
-              </w:rPr>
-              <w:t>4</w:t>
-            </w:r>
-          </w:p>
-        </w:tc>
-        <w:tc>
-          <w:tcPr>
-            <w:tcW w:w="1428" w:type="dxa"/>
-          </w:tcPr>
-          <w:p ns2:paraId="558F3CA2" ns2:textId="77777777">
-            <w:r>
-              <w:rPr>
-                <w:sz w:val="18"/>
-              </w:rPr>
-              <w:t>2</w:t>
-            </w:r>
-          </w:p>
-        </w:tc>
-        <w:tc>
-          <w:tcPr>
-            <w:tcW w:w="1428" w:type="dxa"/>
-          </w:tcPr>
-          <w:p ns2:paraId="7315FA06" ns2:textId="77777777">
-            <w:r>
-              <w:rPr>
-                <w:sz w:val="18"/>
-              </w:rPr>
-              <w:t>1JM7.pdb</w:t>
-            </w:r>
-          </w:p>
-        </w:tc>
-        <w:tc>
-          <w:tcPr>
-            <w:tcW w:w="1428" w:type="dxa"/>
-          </w:tcPr>
-          <w:p ns2:paraId="2D25BCF4" ns2:textId="77777777">
-            <w:r>
-              <w:rPr>
-                <w:sz w:val="18"/>
-              </w:rPr>
-              <w:t>Experimental</w:t>
-            </w:r>
-          </w:p>
-        </w:tc>
-      </w:tr>
-      <w:tr ns2:paraId="321C2579" ns2:textId="77777777">
-        <w:tc>
-          <w:tcPr>
-            <w:tcW w:w="1428" w:type="dxa"/>
-          </w:tcPr>
-          <w:p ns2:paraId="6377E726" ns2:textId="77777777">
-            <w:r>
-              <w:rPr>
-                <w:sz w:val="18"/>
-              </w:rPr>
-              <w:t>Calmodulin-Ca(v)1.2 IQ domain</w:t>
-            </w:r>
-          </w:p>
-        </w:tc>
-        <w:tc>
-          <w:tcPr>
-            <w:tcW w:w="1428" w:type="dxa"/>
-          </w:tcPr>
-          <w:p ns2:paraId="09EB81E3" ns2:textId="77777777">
-            <w:r>
-              <w:rPr>
-                <w:i/>
-                <w:sz w:val="18"/>
-              </w:rPr>
-              <w:t>CALM1</w:t>
-            </w:r>
-          </w:p>
-        </w:tc>
-        <w:tc>
-          <w:tcPr>
-            <w:tcW w:w="1428" w:type="dxa"/>
-          </w:tcPr>
-          <w:p ns2:paraId="2AE29637" ns2:textId="77777777">
-            <w:r>
-              <w:rPr>
-                <w:sz w:val="18"/>
-              </w:rPr>
-              <w:t>3</w:t>
-            </w:r>
-          </w:p>
-        </w:tc>
-        <w:tc>
-          <w:tcPr>
-            <w:tcW w:w="1428" w:type="dxa"/>
-          </w:tcPr>
-          <w:p ns2:paraId="51A99106" ns2:textId="77777777">
-            <w:r>
-              <w:rPr>
-                <w:sz w:val="18"/>
-              </w:rPr>
-              <w:t>3</w:t>
-            </w:r>
-          </w:p>
-        </w:tc>
-        <w:tc>
-          <w:tcPr>
-            <w:tcW w:w="1428" w:type="dxa"/>
-          </w:tcPr>
-          <w:p ns2:paraId="712D733C" ns2:textId="77777777">
-            <w:r>
-              <w:rPr>
-                <w:sz w:val="18"/>
-              </w:rPr>
-              <w:t>3</w:t>
-            </w:r>
-          </w:p>
-        </w:tc>
-        <w:tc>
-          <w:tcPr>
-            <w:tcW w:w="1428" w:type="dxa"/>
-          </w:tcPr>
-          <w:p ns2:paraId="77AABFC0" ns2:textId="77777777">
-            <w:r>
-              <w:rPr>
-                <w:sz w:val="18"/>
-              </w:rPr>
-              <w:t>fold_calm1_cacna1c_model_0.pdb</w:t>
-            </w:r>
-          </w:p>
-        </w:tc>
-        <w:tc>
-          <w:tcPr>
-            <w:tcW w:w="1428" w:type="dxa"/>
-          </w:tcPr>
-          <w:p ns2:paraId="6C8B2BCC" ns2:textId="77777777">
-            <w:r>
-              <w:rPr>
-                <w:sz w:val="18"/>
-              </w:rPr>
-              <w:t>AlphaFold</w:t>
-            </w:r>
-          </w:p>
-        </w:tc>
-      </w:tr>
-      <w:tr ns2:paraId="51EB209A" ns2:textId="77777777">
-        <w:tc>
-          <w:tcPr>
-            <w:tcW w:w="1428" w:type="dxa"/>
-          </w:tcPr>
-          <w:p ns2:paraId="7CD6703D" ns2:textId="77777777">
-            <w:r>
-              <w:rPr>
-                <w:sz w:val="18"/>
-              </w:rPr>
-              <w:lastRenderedPageBreak/>
-              <w:t>Complement factor H-C3b</w:t>
-            </w:r>
-          </w:p>
-        </w:tc>
-        <w:tc>
-          <w:tcPr>
-            <w:tcW w:w="1428" w:type="dxa"/>
-          </w:tcPr>
-          <w:p ns2:paraId="499CD9D5" ns2:textId="77777777">
-            <w:r>
-              <w:rPr>
-                <w:i/>
-                <w:sz w:val="18"/>
-              </w:rPr>
-              <w:t>CFH</w:t>
-            </w:r>
-          </w:p>
-        </w:tc>
-        <w:tc>
-          <w:tcPr>
-            <w:tcW w:w="1428" w:type="dxa"/>
-          </w:tcPr>
-          <w:p ns2:paraId="215D9C05" ns2:textId="77777777">
-            <w:r>
-              <w:rPr>
-                <w:sz w:val="18"/>
-              </w:rPr>
-              <w:t>3</w:t>
-            </w:r>
-          </w:p>
-        </w:tc>
-        <w:tc>
-          <w:tcPr>
-            <w:tcW w:w="1428" w:type="dxa"/>
-          </w:tcPr>
-          <w:p ns2:paraId="1F3724EA" ns2:textId="77777777">
-            <w:r>
-              <w:rPr>
-                <w:sz w:val="18"/>
-              </w:rPr>
-              <w:t>3</w:t>
-            </w:r>
-          </w:p>
-        </w:tc>
-        <w:tc>
-          <w:tcPr>
-            <w:tcW w:w="1428" w:type="dxa"/>
-          </w:tcPr>
-          <w:p ns2:paraId="218FE838" ns2:textId="77777777">
-            <w:r>
-              <w:rPr>
-                <w:sz w:val="18"/>
-              </w:rPr>
-              <w:t>2</w:t>
-            </w:r>
-          </w:p>
-        </w:tc>
-        <w:tc>
-          <w:tcPr>
-            <w:tcW w:w="1428" w:type="dxa"/>
-          </w:tcPr>
-          <w:p ns2:paraId="28CC8390" ns2:textId="77777777">
-            <w:r>
-              <w:rPr>
-                <w:sz w:val="18"/>
-              </w:rPr>
-              <w:t>2WII_trim.pdb</w:t>
-            </w:r>
-          </w:p>
-        </w:tc>
-        <w:tc>
-          <w:tcPr>
-            <w:tcW w:w="1428" w:type="dxa"/>
-          </w:tcPr>
-          <w:p ns2:paraId="48DFEF46" ns2:textId="77777777">
-            <w:r>
-              <w:rPr>
-                <w:sz w:val="18"/>
-              </w:rPr>
-              <w:t>Experimental</w:t>
-            </w:r>
-          </w:p>
-        </w:tc>
-      </w:tr>
-      <w:tr ns2:paraId="24C7C5E7" ns2:textId="77777777">
-        <w:tc>
-          <w:tcPr>
-            <w:tcW w:w="1428" w:type="dxa"/>
-          </w:tcPr>
-          <w:p ns2:paraId="444E9B6C" ns2:textId="77777777">
-            <w:r>
-              <w:rPr>
-                <w:sz w:val="18"/>
-              </w:rPr>
-              <w:t>Hemoglobin alpha-beta dimer</w:t>
-            </w:r>
-          </w:p>
-        </w:tc>
-        <w:tc>
-          <w:tcPr>
-            <w:tcW w:w="1428" w:type="dxa"/>
-          </w:tcPr>
-          <w:p ns2:paraId="16AD5228" ns2:textId="77777777">
-            <w:r>
-              <w:rPr>
-                <w:i/>
-                <w:sz w:val="18"/>
-              </w:rPr>
-              <w:t>HBB</w:t>
-            </w:r>
-          </w:p>
-        </w:tc>
-        <w:tc>
-          <w:tcPr>
-            <w:tcW w:w="1428" w:type="dxa"/>
-          </w:tcPr>
-          <w:p ns2:paraId="12358CCB" ns2:textId="77777777">
-            <w:r>
-              <w:rPr>
-                <w:sz w:val="18"/>
-              </w:rPr>
-              <w:t>1</w:t>
-            </w:r>
-          </w:p>
-        </w:tc>
-        <w:tc>
-          <w:tcPr>
-            <w:tcW w:w="1428" w:type="dxa"/>
-          </w:tcPr>
-          <w:p ns2:paraId="2B670D6E" ns2:textId="77777777">
-            <w:r>
-              <w:rPr>
-                <w:sz w:val="18"/>
-              </w:rPr>
-              <w:t>1</w:t>
-            </w:r>
-          </w:p>
-        </w:tc>
-        <w:tc>
-          <w:tcPr>
-            <w:tcW w:w="1428" w:type="dxa"/>
-          </w:tcPr>
-          <w:p ns2:paraId="2B7B0BF4" ns2:textId="77777777">
-            <w:r>
-              <w:rPr>
-                <w:sz w:val="18"/>
-              </w:rPr>
-              <w:t>1</w:t>
-            </w:r>
-          </w:p>
-        </w:tc>
-        <w:tc>
-          <w:tcPr>
-            <w:tcW w:w="1428" w:type="dxa"/>
-          </w:tcPr>
-          <w:p ns2:paraId="2A86650F" ns2:textId="77777777">
-            <w:r>
-              <w:rPr>
-                <w:sz w:val="18"/>
-              </w:rPr>
-              <w:t>2HHB.pdb</w:t>
-            </w:r>
-          </w:p>
-        </w:tc>
-        <w:tc>
-          <w:tcPr>
-            <w:tcW w:w="1428" w:type="dxa"/>
-          </w:tcPr>
-          <w:p ns2:paraId="00DFCCFD" ns2:textId="77777777">
-            <w:r>
-              <w:rPr>
-                <w:sz w:val="18"/>
-              </w:rPr>
-              <w:t>Experimental</w:t>
-            </w:r>
-          </w:p>
-        </w:tc>
-      </w:tr>
-      <w:tr ns2:paraId="39586F51" ns2:textId="77777777">
-        <w:tc>
-          <w:tcPr>
-            <w:tcW w:w="1428" w:type="dxa"/>
-          </w:tcPr>
-          <w:p ns2:paraId="1EFFE70B" ns2:textId="77777777">
-            <w:r>
-              <w:rPr>
-                <w:sz w:val="18"/>
-              </w:rPr>
-              <w:t>Hemoglobin tetramer</w:t>
-            </w:r>
-          </w:p>
-        </w:tc>
-        <w:tc>
-          <w:tcPr>
-            <w:tcW w:w="1428" w:type="dxa"/>
-          </w:tcPr>
-          <w:p ns2:paraId="5A4F51D8" ns2:textId="77777777">
-            <w:r>
-              <w:rPr>
-                <w:i/>
-                <w:sz w:val="18"/>
-              </w:rPr>
-              <w:t>HBB</w:t>
-            </w:r>
-          </w:p>
-        </w:tc>
-        <w:tc>
-          <w:tcPr>
-            <w:tcW w:w="1428" w:type="dxa"/>
-          </w:tcPr>
-          <w:p ns2:paraId="3003C08C" ns2:textId="77777777">
-            <w:r>
-              <w:rPr>
-                <w:sz w:val="18"/>
-              </w:rPr>
-              <w:t>5</w:t>
-            </w:r>
-          </w:p>
-        </w:tc>
-        <w:tc>
-          <w:tcPr>
-            <w:tcW w:w="1428" w:type="dxa"/>
-          </w:tcPr>
-          <w:p ns2:paraId="1AFE7A67" ns2:textId="77777777">
-            <w:r>
-              <w:rPr>
-                <w:sz w:val="18"/>
-              </w:rPr>
-              <w:t>5</w:t>
-            </w:r>
-          </w:p>
-        </w:tc>
-        <w:tc>
-          <w:tcPr>
-            <w:tcW w:w="1428" w:type="dxa"/>
-          </w:tcPr>
-          <w:p ns2:paraId="2FAA7618" ns2:textId="77777777">
-            <w:r>
-              <w:rPr>
-                <w:sz w:val="18"/>
-              </w:rPr>
-              <w:t>5</w:t>
-            </w:r>
-          </w:p>
-        </w:tc>
-        <w:tc>
-          <w:tcPr>
-            <w:tcW w:w="1428" w:type="dxa"/>
-          </w:tcPr>
-          <w:p ns2:paraId="398144CB" ns2:textId="77777777">
-            <w:r>
-              <w:rPr>
-                <w:sz w:val="18"/>
-              </w:rPr>
-              <w:t>2HHB.pdb</w:t>
-            </w:r>
-          </w:p>
-        </w:tc>
-        <w:tc>
-          <w:tcPr>
-            <w:tcW w:w="1428" w:type="dxa"/>
-          </w:tcPr>
-          <w:p ns2:paraId="2F3903ED" ns2:textId="77777777">
-            <w:r>
-              <w:rPr>
-                <w:sz w:val="18"/>
-              </w:rPr>
-              <w:t>Experimental</w:t>
-            </w:r>
-          </w:p>
-        </w:tc>
-      </w:tr>
-      <w:tr ns2:paraId="358F7C87" ns2:textId="77777777">
-        <w:tc>
-          <w:tcPr>
-            <w:tcW w:w="1428" w:type="dxa"/>
-          </w:tcPr>
-          <w:p ns2:paraId="10B35690" ns2:textId="77777777">
-            <w:r>
-              <w:rPr>
-                <w:sz w:val="18"/>
-              </w:rPr>
-              <w:t>KRAS-CRAF Ras-binding domain</w:t>
-            </w:r>
-          </w:p>
-        </w:tc>
-        <w:tc>
-          <w:tcPr>
-            <w:tcW w:w="1428" w:type="dxa"/>
-          </w:tcPr>
-          <w:p ns2:paraId="4B0C8783" ns2:textId="77777777">
-            <w:r>
-              <w:rPr>
-                <w:i/>
-                <w:sz w:val="18"/>
-              </w:rPr>
-              <w:t>KRAS</w:t>
-            </w:r>
-          </w:p>
-        </w:tc>
-        <w:tc>
-          <w:tcPr>
-            <w:tcW w:w="1428" w:type="dxa"/>
-          </w:tcPr>
-          <w:p ns2:paraId="3AB78515" ns2:textId="77777777">
-            <w:r>
-              <w:rPr>
-                <w:sz w:val="18"/>
-              </w:rPr>
-              <w:t>3</w:t>
-            </w:r>
-          </w:p>
-        </w:tc>
-        <w:tc>
-          <w:tcPr>
-            <w:tcW w:w="1428" w:type="dxa"/>
-          </w:tcPr>
-          <w:p ns2:paraId="2D793DF6" ns2:textId="77777777">
-            <w:r>
-              <w:rPr>
-                <w:sz w:val="18"/>
-              </w:rPr>
-              <w:t>3</w:t>
-            </w:r>
-          </w:p>
-        </w:tc>
-        <w:tc>
-          <w:tcPr>
-            <w:tcW w:w="1428" w:type="dxa"/>
-          </w:tcPr>
-          <w:p ns2:paraId="1F4ADD36" ns2:textId="77777777">
-            <w:r>
-              <w:rPr>
-                <w:sz w:val="18"/>
-              </w:rPr>
-              <w:t>3</w:t>
-            </w:r>
-          </w:p>
-        </w:tc>
-        <w:tc>
-          <w:tcPr>
-            <w:tcW w:w="1428" w:type="dxa"/>
-          </w:tcPr>
-          <w:p ns2:paraId="1615281A" ns2:textId="77777777">
-            <w:r>
-              <w:rPr>
-                <w:sz w:val="18"/>
-              </w:rPr>
-              <w:t>6XI7.pdb</w:t>
-            </w:r>
-          </w:p>
-        </w:tc>
-        <w:tc>
-          <w:tcPr>
-            <w:tcW w:w="1428" w:type="dxa"/>
-          </w:tcPr>
-          <w:p ns2:paraId="44B02BDC" ns2:textId="77777777">
-            <w:r>
-              <w:rPr>
-                <w:sz w:val="18"/>
-              </w:rPr>
-              <w:t>Experimental</w:t>
-            </w:r>
-          </w:p>
-        </w:tc>
-      </w:tr>
-      <w:tr ns2:paraId="66292551" ns2:textId="77777777">
-        <w:tc>
-          <w:tcPr>
-            <w:tcW w:w="1428" w:type="dxa"/>
-          </w:tcPr>
-          <w:p ns2:paraId="5CA90635" ns2:textId="77777777">
-            <w:r>
-              <w:rPr>
-                <w:sz w:val="18"/>
-              </w:rPr>
-              <w:t>MLH1-PMS2 C-terminal heterodimer</w:t>
-            </w:r>
-          </w:p>
-        </w:tc>
-        <w:tc>
-          <w:tcPr>
-            <w:tcW w:w="1428" w:type="dxa"/>
-          </w:tcPr>
-          <w:p ns2:paraId="5B5FFDD0" ns2:textId="77777777">
-            <w:r>
-              <w:rPr>
-                <w:i/>
-                <w:sz w:val="18"/>
-              </w:rPr>
-              <w:t>MLH1/PMS2</w:t>
-            </w:r>
-          </w:p>
-        </w:tc>
-        <w:tc>
-          <w:tcPr>
-            <w:tcW w:w="1428" w:type="dxa"/>
-          </w:tcPr>
-          <w:p ns2:paraId="0C98F73F" ns2:textId="77777777">
-            <w:r>
-              <w:rPr>
-                <w:sz w:val="18"/>
-              </w:rPr>
-              <w:t>7</w:t>
-            </w:r>
-          </w:p>
-        </w:tc>
-        <w:tc>
-          <w:tcPr>
-            <w:tcW w:w="1428" w:type="dxa"/>
-          </w:tcPr>
-          <w:p ns2:paraId="6351E7D4" ns2:textId="77777777">
-            <w:r>
-              <w:rPr>
-                <w:sz w:val="18"/>
-              </w:rPr>
-              <w:t>7</w:t>
-            </w:r>
-          </w:p>
-        </w:tc>
-        <w:tc>
-          <w:tcPr>
-            <w:tcW w:w="1428" w:type="dxa"/>
-          </w:tcPr>
-          <w:p ns2:paraId="583795D8" ns2:textId="77777777">
-            <w:r>
-              <w:rPr>
-                <w:sz w:val="18"/>
-              </w:rPr>
-              <w:t>3</w:t>
-            </w:r>
-          </w:p>
-        </w:tc>
-        <w:tc>
-          <w:tcPr>
-            <w:tcW w:w="1428" w:type="dxa"/>
-          </w:tcPr>
-          <w:p ns2:paraId="677C5389" ns2:textId="77777777">
-            <w:r>
-              <w:rPr>
-                <w:sz w:val="18"/>
-              </w:rPr>
-              <w:t>fold_mlh1_pms2_model_0.pdb</w:t>
-            </w:r>
-          </w:p>
-        </w:tc>
-        <w:tc>
-          <w:tcPr>
-            <w:tcW w:w="1428" w:type="dxa"/>
-          </w:tcPr>
-          <w:p ns2:paraId="279DA755" ns2:textId="77777777">
-            <w:r>
-              <w:rPr>
-                <w:sz w:val="18"/>
-              </w:rPr>
-              <w:t>AlphaFold</w:t>
-            </w:r>
-          </w:p>
-        </w:tc>
-      </w:tr>
-      <w:tr ns2:paraId="0CE5E383" ns2:textId="77777777">
-        <w:tc>
-          <w:tcPr>
-            <w:tcW w:w="1428" w:type="dxa"/>
-          </w:tcPr>
-          <w:p ns2:paraId="53899287" ns2:textId="77777777">
-            <w:r>
-              <w:rPr>
-                <w:sz w:val="18"/>
-              </w:rPr>
-              <w:t>MSH2-MSH6 heterodimer</w:t>
-            </w:r>
-          </w:p>
-        </w:tc>
-        <w:tc>
-          <w:tcPr>
-            <w:tcW w:w="1428" w:type="dxa"/>
-          </w:tcPr>
-          <w:p ns2:paraId="5FC739C8" ns2:textId="77777777">
-            <w:r>
-              <w:rPr>
-                <w:i/>
-                <w:sz w:val="18"/>
-              </w:rPr>
-              <w:t>MSH2</w:t>
-            </w:r>
-          </w:p>
-        </w:tc>
-        <w:tc>
-          <w:tcPr>
-            <w:tcW w:w="1428" w:type="dxa"/>
-          </w:tcPr>
-          <w:p ns2:paraId="79008758" ns2:textId="77777777">
-            <w:r>
-              <w:rPr>
-                <w:sz w:val="18"/>
-              </w:rPr>
-              <w:t>5</w:t>
-            </w:r>
-          </w:p>
-        </w:tc>
-        <w:tc>
-          <w:tcPr>
-            <w:tcW w:w="1428" w:type="dxa"/>
-          </w:tcPr>
-          <w:p ns2:paraId="24552512" ns2:textId="77777777">
-            <w:r>
-              <w:rPr>
-                <w:sz w:val="18"/>
-              </w:rPr>
-              <w:t>5</w:t>
-            </w:r>
-          </w:p>
-        </w:tc>
-        <w:tc>
-          <w:tcPr>
-            <w:tcW w:w="1428" w:type="dxa"/>
-          </w:tcPr>
-          <w:p ns2:paraId="717BDECE" ns2:textId="77777777">
-            <w:r>
-              <w:rPr>
-                <w:sz w:val="18"/>
-              </w:rPr>
-              <w:t>3</w:t>
-            </w:r>
-          </w:p>
-        </w:tc>
-        <w:tc>
-          <w:tcPr>
-            <w:tcW w:w="1428" w:type="dxa"/>
-          </w:tcPr>
-          <w:p ns2:paraId="381F78AD" ns2:textId="77777777">
-            <w:r>
-              <w:rPr>
-                <w:sz w:val="18"/>
-              </w:rPr>
-              <w:t>fold_msh2_msh6_model_0.pdb</w:t>
-            </w:r>
-          </w:p>
-        </w:tc>
-        <w:tc>
-          <w:tcPr>
-            <w:tcW w:w="1428" w:type="dxa"/>
-          </w:tcPr>
-          <w:p ns2:paraId="2A6557CB" ns2:textId="77777777">
-            <w:r>
-              <w:rPr>
-                <w:sz w:val="18"/>
-              </w:rPr>
-              <w:t>AlphaFold</w:t>
-            </w:r>
-          </w:p>
-        </w:tc>
-      </w:tr>
-      <w:tr ns2:paraId="7B096C3E" ns2:textId="77777777">
-        <w:tc>
-          <w:tcPr>
-            <w:tcW w:w="1428" w:type="dxa"/>
-          </w:tcPr>
-          <w:p ns2:paraId="6A55C71E" ns2:textId="77777777">
-            <w:r>
-              <w:rPr>
-                <w:sz w:val="18"/>
-              </w:rPr>
-              <w:t>PI3K p110alpha-p85alpha</w:t>
-            </w:r>
-          </w:p>
-        </w:tc>
-        <w:tc>
-          <w:tcPr>
-            <w:tcW w:w="1428" w:type="dxa"/>
-          </w:tcPr>
-          <w:p ns2:paraId="77C4C261" ns2:textId="77777777">
-            <w:r>
-              <w:rPr>
-                <w:i/>
-                <w:sz w:val="18"/>
-              </w:rPr>
-              <w:t>PIK3CA/PIK3R1</w:t>
-            </w:r>
-          </w:p>
-        </w:tc>
-        <w:tc>
-          <w:tcPr>
-            <w:tcW w:w="1428" w:type="dxa"/>
-          </w:tcPr>
-          <w:p ns2:paraId="52620670" ns2:textId="77777777">
-            <w:r>
-              <w:rPr>
-                <w:sz w:val="18"/>
-              </w:rPr>
-              <w:t>5</w:t>
-            </w:r>
-          </w:p>
-        </w:tc>
-        <w:tc>
-          <w:tcPr>
-            <w:tcW w:w="1428" w:type="dxa"/>
-          </w:tcPr>
-          <w:p ns2:paraId="159DD2A1" ns2:textId="77777777">
-            <w:r>
-              <w:rPr>
-                <w:sz w:val="18"/>
-              </w:rPr>
-              <w:t>5</w:t>
-            </w:r>
-          </w:p>
-        </w:tc>
-        <w:tc>
-          <w:tcPr>
-            <w:tcW w:w="1428" w:type="dxa"/>
-          </w:tcPr>
-          <w:p ns2:paraId="62A61918" ns2:textId="77777777">
-            <w:r>
-              <w:rPr>
-                <w:sz w:val="18"/>
-              </w:rPr>
-              <w:t>4</w:t>
-            </w:r>
-          </w:p>
-        </w:tc>
-        <w:tc>
-          <w:tcPr>
-            <w:tcW w:w="1428" w:type="dxa"/>
-          </w:tcPr>
-          <w:p ns2:paraId="191D86D0" ns2:textId="77777777">
-            <w:r>
-              <w:rPr>
-                <w:sz w:val="18"/>
-              </w:rPr>
-              <w:t>fold_pik3ca_pik3r1_model_0.pdb</w:t>
-            </w:r>
-          </w:p>
-        </w:tc>
-        <w:tc>
-          <w:tcPr>
-            <w:tcW w:w="1428" w:type="dxa"/>
-          </w:tcPr>
-          <w:p ns2:paraId="1CC98BEB" ns2:textId="77777777">
-            <w:r>
-              <w:rPr>
-                <w:sz w:val="18"/>
-              </w:rPr>
-              <w:t>AlphaFold</w:t>
-            </w:r>
-          </w:p>
-        </w:tc>
-      </w:tr>
-      <w:tr ns2:paraId="58C8F7F0" ns2:textId="77777777">
-        <w:tc>
-          <w:tcPr>
-            <w:tcW w:w="1428" w:type="dxa"/>
-          </w:tcPr>
-          <w:p ns2:paraId="338A775E" ns2:textId="77777777">
-            <w:r>
-              <w:rPr>
-                <w:sz w:val="18"/>
-              </w:rPr>
-              <w:t>SMAD4-SMAD3 MH2 complex</w:t>
-            </w:r>
-          </w:p>
-        </w:tc>
-        <w:tc>
-          <w:tcPr>
-            <w:tcW w:w="1428" w:type="dxa"/>
-          </w:tcPr>
-          <w:p ns2:paraId="621219E7" ns2:textId="77777777">
-            <w:r>
-              <w:rPr>
-                <w:i/>
-                <w:sz w:val="18"/>
-              </w:rPr>
-              <w:t>SMAD4</w:t>
-            </w:r>
-          </w:p>
-        </w:tc>
-        <w:tc>
-          <w:tcPr>
-            <w:tcW w:w="1428" w:type="dxa"/>
-          </w:tcPr>
-          <w:p ns2:paraId="6B789B11" ns2:textId="77777777">
-            <w:r>
-              <w:rPr>
-                <w:sz w:val="18"/>
-              </w:rPr>
-              <w:t>4</w:t>
-            </w:r>
-          </w:p>
-        </w:tc>
-        <w:tc>
-          <w:tcPr>
-            <w:tcW w:w="1428" w:type="dxa"/>
-          </w:tcPr>
-          <w:p ns2:paraId="0CE1C773" ns2:textId="77777777">
-            <w:r>
-              <w:rPr>
-                <w:sz w:val="18"/>
-              </w:rPr>
-              <w:t>4</w:t>
-            </w:r>
-          </w:p>
-        </w:tc>
-        <w:tc>
-          <w:tcPr>
-            <w:tcW w:w="1428" w:type="dxa"/>
-          </w:tcPr>
-          <w:p ns2:paraId="4CAD4C63" ns2:textId="77777777">
-            <w:r>
-              <w:rPr>
-                <w:sz w:val="18"/>
-              </w:rPr>
-              <w:t>4</w:t>
-            </w:r>
-          </w:p>
-        </w:tc>
-        <w:tc>
-          <w:tcPr>
-            <w:tcW w:w="1428" w:type="dxa"/>
-          </w:tcPr>
-          <w:p ns2:paraId="2F5841FD" ns2:textId="77777777">
-            <w:r>
-              <w:rPr>
-                <w:sz w:val="18"/>
-              </w:rPr>
-              <w:t>fold_smad4_smad3_model_0.pdb</w:t>
-            </w:r>
-          </w:p>
-        </w:tc>
-        <w:tc>
-          <w:tcPr>
-            <w:tcW w:w="1428" w:type="dxa"/>
-          </w:tcPr>
-          <w:p ns2:paraId="67E86073" ns2:textId="77777777">
-            <w:r>
-              <w:rPr>
-                <w:sz w:val="18"/>
-              </w:rPr>
-              <w:t>AlphaFold</w:t>
-            </w:r>
-          </w:p>
-        </w:tc>
-      </w:tr>
-      <w:tr ns2:paraId="4CD86086" ns2:textId="77777777">
-        <w:tc>
-          <w:tcPr>
-            <w:tcW w:w="1428" w:type="dxa"/>
-          </w:tcPr>
-          <w:p ns2:paraId="30DC9C10" ns2:textId="77777777">
-            <w:r>
-              <w:rPr>
-                <w:sz w:val="18"/>
-              </w:rPr>
-              <w:t>Troponin I-troponin C</w:t>
-            </w:r>
-          </w:p>
-        </w:tc>
-        <w:tc>
-          <w:tcPr>
-            <w:tcW w:w="1428" w:type="dxa"/>
-          </w:tcPr>
-          <w:p ns2:paraId="1A5BDE8B" ns2:textId="77777777">
-            <w:r>
-              <w:rPr>
-                <w:i/>
-                <w:sz w:val="18"/>
-              </w:rPr>
-              <w:t>TNNI3</w:t>
-            </w:r>
-          </w:p>
-        </w:tc>
-        <w:tc>
-          <w:tcPr>
-            <w:tcW w:w="1428" w:type="dxa"/>
-          </w:tcPr>
-          <w:p ns2:paraId="51752DF9" ns2:textId="77777777">
-            <w:r>
-              <w:rPr>
-                <w:sz w:val="18"/>
-              </w:rPr>
-              <w:t>4</w:t>
-            </w:r>
-          </w:p>
-        </w:tc>
-        <w:tc>
-          <w:tcPr>
-            <w:tcW w:w="1428" w:type="dxa"/>
-          </w:tcPr>
-          <w:p ns2:paraId="17717B22" ns2:textId="77777777">
-            <w:r>
-              <w:rPr>
-                <w:sz w:val="18"/>
-              </w:rPr>
-              <w:t>3</w:t>
-            </w:r>
-          </w:p>
-        </w:tc>
-        <w:tc>
-          <w:tcPr>
-            <w:tcW w:w="1428" w:type="dxa"/>
-          </w:tcPr>
-          <w:p ns2:paraId="778D7A60" ns2:textId="77777777">
-            <w:r>
-              <w:rPr>
-                <w:sz w:val="18"/>
-              </w:rPr>
-              <w:t>3</w:t>
-            </w:r>
-          </w:p>
-        </w:tc>
-        <w:tc>
-          <w:tcPr>
-            <w:tcW w:w="1428" w:type="dxa"/>
-          </w:tcPr>
-          <w:p ns2:paraId="099CA978" ns2:textId="77777777">
-            <w:r>
-              <w:rPr>
-                <w:sz w:val="18"/>
-              </w:rPr>
-              <w:t>fold_tnni3_tnnc1_model_0.pdb</w:t>
-            </w:r>
-          </w:p>
-        </w:tc>
-        <w:tc>
-          <w:tcPr>
-            <w:tcW w:w="1428" w:type="dxa"/>
-          </w:tcPr>
-          <w:p ns2:paraId="5A1E05FB" ns2:textId="77777777">
-            <w:r>
-              <w:rPr>
-                <w:sz w:val="18"/>
-              </w:rPr>
-              <w:t>AlphaFold</w:t>
-            </w:r>
-          </w:p>
-        </w:tc>
-      </w:tr>
-      <w:tr ns2:paraId="0FDB11FB" ns2:textId="77777777">
-        <w:tc>
-          <w:tcPr>
-            <w:tcW w:w="1428" w:type="dxa"/>
-          </w:tcPr>
-          <w:p ns2:paraId="23FBD590" ns2:textId="77777777">
-            <w:r>
-              <w:rPr>
-                <w:sz w:val="18"/>
-              </w:rPr>
-              <w:t>VHL-elongin C</w:t>
-            </w:r>
-          </w:p>
-        </w:tc>
-        <w:tc>
-          <w:tcPr>
-            <w:tcW w:w="1428" w:type="dxa"/>
-          </w:tcPr>
-          <w:p ns2:paraId="0F3CC9D6" ns2:textId="77777777">
-            <w:r>
-              <w:rPr>
-                <w:i/>
-                <w:sz w:val="18"/>
-              </w:rPr>
-              <w:t>VHL</w:t>
-            </w:r>
-          </w:p>
-        </w:tc>
-        <w:tc>
-          <w:tcPr>
-            <w:tcW w:w="1428" w:type="dxa"/>
-          </w:tcPr>
-          <w:p ns2:paraId="2A17C606" ns2:textId="77777777">
-            <w:r>
-              <w:rPr>
-                <w:sz w:val="18"/>
-              </w:rPr>
-              <w:t>3</w:t>
-            </w:r>
-          </w:p>
-        </w:tc>
-        <w:tc>
-          <w:tcPr>
-            <w:tcW w:w="1428" w:type="dxa"/>
-          </w:tcPr>
-          <w:p ns2:paraId="6D149F41" ns2:textId="77777777">
-            <w:r>
-              <w:rPr>
-                <w:sz w:val="18"/>
-              </w:rPr>
-              <w:t>2</w:t>
-            </w:r>
-          </w:p>
-        </w:tc>
-        <w:tc>
-          <w:tcPr>
-            <w:tcW w:w="1428" w:type="dxa"/>
-          </w:tcPr>
-          <w:p ns2:paraId="4B2E80F7" ns2:textId="77777777">
-            <w:r>
-              <w:rPr>
-                <w:sz w:val="18"/>
-              </w:rPr>
-              <w:t>3</w:t>
-            </w:r>
-          </w:p>
-        </w:tc>
-        <w:tc>
-          <w:tcPr>
-            <w:tcW w:w="1428" w:type="dxa"/>
-          </w:tcPr>
-          <w:p ns2:paraId="5216636A" ns2:textId="77777777">
-            <w:r>
-              <w:rPr>
-                <w:sz w:val="18"/>
-              </w:rPr>
-              <w:t>fold_vhl_tceb1_model_0.pdb</w:t>
-            </w:r>
-          </w:p>
-        </w:tc>
-        <w:tc>
-          <w:tcPr>
-            <w:tcW w:w="1428" w:type="dxa"/>
-          </w:tcPr>
-          <w:p ns2:paraId="3FF0B1A0" ns2:textId="77777777">
-            <w:r>
-              <w:rPr>
-                <w:sz w:val="18"/>
-              </w:rPr>
-              <w:t>AlphaFold</w:t>
-            </w:r>
-          </w:p>
-        </w:tc>
-      </w:tr>
-      <w:tr ns2:paraId="5F675CA1" ns2:textId="77777777">
-        <w:tc>
-          <w:tcPr>
-            <w:tcW w:w="1428" w:type="dxa"/>
-          </w:tcPr>
-          <w:p ns2:paraId="624D8F44" ns2:textId="77777777">
-            <w:r>
-              <w:rPr>
-                <w:sz w:val="18"/>
-              </w:rPr>
-              <w:t>VWF A1-GPIb alpha</w:t>
-            </w:r>
-          </w:p>
-        </w:tc>
-        <w:tc>
-          <w:tcPr>
-            <w:tcW w:w="1428" w:type="dxa"/>
-          </w:tcPr>
-          <w:p ns2:paraId="547E0FAD" ns2:textId="77777777">
-            <w:r>
-              <w:rPr>
-                <w:i/>
-                <w:sz w:val="18"/>
-              </w:rPr>
-              <w:t>VWF</w:t>
-            </w:r>
-          </w:p>
-        </w:tc>
-        <w:tc>
-          <w:tcPr>
-            <w:tcW w:w="1428" w:type="dxa"/>
-          </w:tcPr>
-          <w:p ns2:paraId="032C2FE0" ns2:textId="77777777">
-            <w:r>
-              <w:rPr>
-                <w:sz w:val="18"/>
-              </w:rPr>
-              <w:t>2</w:t>
-            </w:r>
-          </w:p>
-        </w:tc>
-        <w:tc>
-          <w:tcPr>
-            <w:tcW w:w="1428" w:type="dxa"/>
-          </w:tcPr>
-          <w:p ns2:paraId="5135578D" ns2:textId="77777777">
-            <w:r>
-              <w:rPr>
-                <w:sz w:val="18"/>
-              </w:rPr>
-              <w:t>2</w:t>
-            </w:r>
-          </w:p>
-        </w:tc>
-        <w:tc>
-          <w:tcPr>
-            <w:tcW w:w="1428" w:type="dxa"/>
-          </w:tcPr>
-          <w:p ns2:paraId="066C9864" ns2:textId="77777777">
-            <w:r>
-              <w:rPr>
-                <w:sz w:val="18"/>
-              </w:rPr>
-              <w:t>1</w:t>
-            </w:r>
-          </w:p>
-        </w:tc>
-        <w:tc>
-          <w:tcPr>
-            <w:tcW w:w="1428" w:type="dxa"/>
-          </w:tcPr>
-          <w:p ns2:paraId="0F1EE87B" ns2:textId="77777777">
-            <w:r>
-              <w:rPr>
-                <w:sz w:val="18"/>
-              </w:rPr>
-              <w:t>1SQ0.pdb</w:t>
-            </w:r>
-          </w:p>
-        </w:tc>
-        <w:tc>
-          <w:tcPr>
-            <w:tcW w:w="1428" w:type="dxa"/>
-          </w:tcPr>
-          <w:p ns2:paraId="2FC97A58" ns2:textId="77777777">
-            <w:r>
-              <w:rPr>
-                <w:sz w:val="18"/>
-              </w:rPr>
-              <w:t>Experimental</w:t>
-            </w:r>
-          </w:p>
-        </w:tc>
-      </w:tr>
-    </w:tbl>
-    <w:p>
-      <w:pPr/>
-      <w:r>
-        <w:t>The same prespecified cohort of 61 missense variants across 14 protein systems is used for every analysis in this paper. Mechanism-gradeable counts the variants carrying a committed expected mechanism on at least one applicable axis; the monomer-only BRCA1 BRCT panel contributes no partner-dependent axis and therefore no structural-context tier. Clinically pathogenic is a clinical annotation, counted over every variant in the system and taken from the curated clinical record rather than from any structural evidence. It is deliberately on a different axis from the mechanism ground truth and is not used in any mechanism metric, so the two counts are independent and either can exceed the other. VHL-elongin C is the case where it does: all three variants are clinically pathogenic while two are mechanism-gradeable, because a variant can be pathogenic through a mechanism the supplied structure cannot represent. That independence is a premise of this paper rather than an inconsistency in the table, and Section 3.7 measures it. Per-variant detail, including the literature evidence that defined each expectation, is given in S1 Table (benchmark_variants sheet).</w:t>
-      </w:r>
-    </w:p>
-    <w:p ns2:paraId="1B598473" ns2:textId="77777777">
-      <w:pPr>
-        <w:rPr>
-          <w:rFonts w:ascii="Arial" w:eastAsia="Arial" w:hAnsi="Arial"/>
-        </w:rPr>
-      </w:pPr>
-    </w:p>
-    <w:p ns2:paraId="543B0233" ns2:textId="77777777">
-      <w:r>
-        <w:rPr>
-          <w:rFonts w:ascii="Arial" w:eastAsia="Arial" w:hAnsi="Arial"/>
-        </w:rPr>
-        <w:t>Primary literature defined the expected direction of each applicable energy calculation before COMAVI results were considered. Evidence was classified into five categories, referred to below and in the supplement as E1 to E5: quantitative energetic (E1), quantitative functional (E2), qualitative experimental (E3), population-supported (E4), and inferred (E5). Each expectation was additionally classified by how directly its evidence supported the structural effect. An inferred expectation (E5) was used where the literature established the mechanism firmly enough to imply a particular state on a modeled axis, but no assay had measured that axis directly. A variant shown to retain normal binding while losing catalytic activity, for example, implies a neutral binding axis without a binding energy ever having been measured. Absence of a dedicated assay on its own was never treated as evidence; without a published result that implies the axis state, the axis was left uncommitted. Unknown or inapplicable axes were omitted rather than treated as negative. S1 Table (evidence_composition sheet) gives the definitions and counts.</w:t>
-      </w:r>
-    </w:p>
-    <w:p ns2:paraId="76D030DF" ns2:textId="77777777">
-      <w:r>
-        <w:rPr>
-          <w:rFonts w:ascii="Arial" w:eastAsia="Arial" w:hAnsi="Arial"/>
-        </w:rPr>
-        <w:t xml:space="preserve">Evidence class is not independent of what the expectation asserts. A disruptive effect is more likely to attract a dedicated biophysical measurement than a normal one, and the </w:t>
-      </w:r>
-      <w:commentRangeStart w:id="7"/>
-      <w:r>
-        <w:rPr>
-          <w:rFonts w:ascii="Arial" w:eastAsia="Arial" w:hAnsi="Arial"/>
-        </w:rPr>
-        <w:t>ledger</w:t>
-      </w:r>
-      <w:commentRangeEnd w:id="7"/>
-      <w:r>
-        <w:rPr>
-          <w:rStyle w:val="CommentReference"/>
-          <w:rFonts w:ascii="Arial" w:eastAsia="Arial" w:hAnsi="Arial"/>
-          <w:sz w:val="21"/>
-          <w:szCs w:val="22"/>
-        </w:rPr>
-        <w:commentReference w:id="7"/>
-      </w:r>
-      <w:r>
-        <w:rPr>
-          <w:rFonts w:ascii="Arial" w:eastAsia="Arial" w:hAnsi="Arial"/>
-        </w:rPr>
-        <w:t xml:space="preserve"> shows the consequence plainly: of the 38 axes supported by quantitative evidence (E1 or E2), 25 expect destabilization, whereas of the 60 supported by softer evidence (E3 to E5) only 8 do, and all 9 population-supported and all 18 inferred expectations are neutral. Restricting the benchmark to the best-evidenced expectations would therefore discard most of the negative class rather than raise the standard evenly, so all evidence categories were retained in the main benchmark and the restriction was run as a sensitivity analysis instead, reported in Section 3.2 and S1 Text. These sensitivity analyses did not fit evidence weights or retune tier boundaries. Population-supported and inferred neutral expectations were reported as such, not as measured neutrality.</w:t>
-      </w:r>
-    </w:p>
-    <w:p ns2:paraId="2BEFCCC1" ns2:textId="77777777">
-      <w:pPr>
-        <w:pStyle w:val="Heading3"/>
-      </w:pPr>
-      <w:r>
-        <w:lastRenderedPageBreak/>
-        <w:t>2.2.1 Model scope: can the supplied structure represent the mechanism?</w:t>
-      </w:r>
-    </w:p>
-    <w:p ns2:paraId="298ED7C4" ns2:textId="77777777">
-      <w:r>
-        <w:t>Before scoring a known mechanism, we asked whether the supplied structure contained the biological context needed for that mechanism to appear: the relevant partner, ligand, modification, oligomeric state, and conformation. This model-scope decision was made independently of COMAVI predictions. We assessed technical usability - residue mapping, structural confidence, and uncertainty - separately. For new variants without established mechanisms, the public pipeline reports the calculations and their technical usability but does not infer a literature-grounded mechanism or model-scope class. S1 Table (model_scope sheet) gives the framework.</w:t>
-      </w:r>
-    </w:p>
-    <w:p ns2:paraId="67F830E6" ns2:textId="77777777">
-      <w:r>
-        <w:t>When the required context was absent, a silent COMAVI result could not test the known mechanism. The isolated BRCA1 BRCT structure, for example, represents fold energetics but not phosphopeptide recognition by R1699L/Q. VHL Y98H lacks the relevant HIF-bound context, HBB E6V requires the deoxygenated polymerization state, and CALM1 N98S depends strongly on calcium-linked dynamics. These cases were treated as limitations of the supplied model rather than as negative structural evidence.</w:t>
-      </w:r>
-    </w:p>
-    <w:p ns2:paraId="3778D853" ns2:textId="77777777">
+      </w:r>
+    </w:p>
+    <w:p ns2:paraId="3D62746E" ns2:textId="77777777">
       <w:pPr>
         <w:pStyle w:val="Heading2"/>
       </w:pPr>
       <w:r>
-        <w:t>2.3 Structures and energy calculations</w:t>
-      </w:r>
-    </w:p>
-    <w:p ns2:paraId="320FA9CA" ns2:textId="77777777">
-      <w:r>
-        <w:t>COMAVI scores a variant only in the context of a supplied multimeric model, so it applies to complexes whose composition and interaction partners are already known; it does not discover partners, and a mechanism that acts through a state absent from the supplied model is outside its scope rather than scored as absent. S1 Table (model_scope sheet) states the eligibility rules and the mechanisms they exclude. Complex structures were predicted with the AlphaFold 3 server [4]. Experimental structures replaced predicted models when the relevant site or interface lacked adequate confidence: 2HHB for hemoglobin, 6XI7 for KRAS-RAF1, and 1JM7 for BRCA1-BARD1. The BRCA1 tandem-BRCT monomer panel used 1JNX. All energy calculations used FoldX 5.1 [44] with default energy-function parameters. Each structure was repaired once with RepairPDB and reused across variants.</w:t>
-      </w:r>
-    </w:p>
-    <w:p ns2:paraId="1DF188B8" ns2:textId="77777777">
-      <w:r>
-        <w:t>For each variant, BuildModel was run five times on the isolated subunit and on the assembled model. ΔΔG is reported as mutant minus wild type in kcal/mol, so positive values are destabilizing. The mean across replicates is the axis value, and the replicate standard deviation is retained. AnalyzeComplex was then applied to each FoldX-generated mutant complex to calculate interaction-energy changes for each partner. Summary outputs use the most disruptive partner, while partner-level values remain available. S1 Text provides the complete commands and implementation details.</w:t>
-      </w:r>
-    </w:p>
-    <w:p ns2:paraId="5616C89E" ns2:textId="77777777">
-      <w:r>
-        <w:t>BuildModel and AnalyzeComplex answer different questions. BuildModel estimates folding-energy changes for the chains and coordinates supplied to it; AnalyzeComplex estimates changes in inter-chain interaction energy. Calculating both prevents an interface-localized fold signal from being mislabeled as a binding-energy change and permits combined fold-plus-binding profiles when both axes fire.</w:t>
-      </w:r>
-    </w:p>
-    <w:p ns2:paraId="431B4411" ns2:textId="77777777">
-      <w:pPr>
-        <w:pStyle w:val="Heading2"/>
-      </w:pPr>
-      <w:r>
-        <w:t>2.4 Structural confidence and usable outputs</w:t>
-      </w:r>
-    </w:p>
-    <w:p ns2:paraId="080F24E2" ns2:textId="77777777">
-      <w:r>
-        <w:rPr>
-          <w:rFonts w:ascii="Arial" w:eastAsia="Arial" w:hAnsi="Arial"/>
-        </w:rPr>
-        <w:t>FoldX calculates ΔΔG from the supplied coordinates; pLDDT does not numerically rescale those energies. Instead, pLDDT determines whether an energetic axis from a predicted structure can support a mechanism call or enter the priority-score energy component, and it attenuates the structural-context tier. Sites with pLDDT ≥ 70 provide primary confidence. Values from 50 to &lt;70 are retained as lower-confidence evidence when axis-specific uncertainty checks also pass. Below 50, the predicted-structure axis is not used as mechanism evidence, and that partner does not contribute contacts, interface occupancy, or burial. For the tier, the context score is multiplied by 0.7 for best-site pLDDT 50 to &lt;70 and by 0.4 below 50; experimental structures bypass this attenuation. Monomer-fold output is not graded in regions without an independently stable monomeric fold.</w:t>
-      </w:r>
-    </w:p>
-    <w:p ns2:paraId="4806AA5F" ns2:textId="77777777">
-      <w:pPr>
-        <w:pStyle w:val="Heading2"/>
-      </w:pPr>
-      <w:r>
-        <w:t>2.5 Structural-context tier and priority score</w:t>
-      </w:r>
-    </w:p>
-    <w:p ns2:paraId="42C2E829" ns2:textId="77777777">
-      <w:r>
-        <w:rPr>
-          <w:rFonts w:ascii="Arial" w:eastAsia="Arial" w:hAnsi="Arial"/>
-        </w:rPr>
-        <w:t xml:space="preserve">The structural-context tier describes how strongly a site is embedded in features that may make it sensitive to substitution; it contains no FoldX energy and is not itself a mechanism call. It combines substitution </w:t>
-      </w:r>
-      <w:r>
-        <w:rPr>
-          <w:rFonts w:ascii="Arial" w:eastAsia="Arial" w:hAnsi="Arial"/>
-        </w:rPr>
-        <w:lastRenderedPageBreak/>
-        <w:t>severity, local contacts, interface occupancy, burial, and model confidence, then maps the fixed total to Tier 1 (strongest context) through Tier 4 (weakest). S1 Text gives the exact weights and cutoffs.</w:t>
-      </w:r>
-    </w:p>
-    <w:p ns2:paraId="4A514B14" ns2:textId="77777777">
-      <w:r>
-        <w:rPr>
-          <w:rFonts w:ascii="Arial" w:eastAsia="Arial" w:hAnsi="Arial"/>
-        </w:rPr>
-        <w:t>Because interface occupancy contributes directly to the tier, we tested how much it drove the result. On the same 47-variant prioritization subset, we compared the full tier with interface status alone and with the tier recalculated without its interface bonus. S2 Text, S3 Fig, and the within-system tests report these comparisons.</w:t>
-      </w:r>
-    </w:p>
-    <w:p ns2:paraId="2BBA2478" ns2:textId="77777777">
-      <w:r>
-        <w:rPr>
-          <w:rFonts w:ascii="Arial" w:eastAsia="Arial" w:hAnsi="Arial"/>
-        </w:rPr>
-        <w:t>The same energy and context information produces the integrated structural-disruption score (ISDS-v1), hereafter the priority score. The formula is fixed: it uses the same reference values and tier mapping for every variant set rather than fitting coefficients or standardizing within the current batch. The score ranks the strength of modeled structural-disruption evidence. It is not a pathogenicity probability, does not identify the affected structural process, and has no validated binary cutoff.</w:t>
-      </w:r>
-    </w:p>
-    <w:p ns2:paraId="1F15E025" ns2:textId="77777777">
-      <w:r>
-        <w:rPr>
-          <w:rFonts w:ascii="Arial" w:eastAsia="Arial" w:hAnsi="Arial"/>
-        </w:rPr>
-        <w:t>For each usable energetic calculation j, COMAVI divides |ΔΔG_j| by a fixed reference value τ_j: 2.9 kcal/mol for isolated-subunit and assembled-complex stability and 3.5 kcal/mol for binding. These are the same numbers as the substitution-adjusted operating point of Section 3.5, because both are taken from the same published FoldX prediction intervals, but they are doing a different job here and nothing is excluded by them. τ_j is a divisor that puts three axes measured on different energy scales onto one comparable scale, not a cut-off: a calculation below τ_j contributes a ratio smaller than one rather than contributing nothing, so the priority score remains continuous and applies no threshold. The largest ratio, R, represents the strongest reliable energetic signal without adding correlated isolated and assembled stability effects.</w:t>
-      </w:r>
-    </w:p>
-    <w:p ns2:paraId="2544A909" ns2:textId="77777777">
-      <w:pPr>
-        <w:keepNext/>
-        <w:spacing w:before="60" w:after="60"/>
-        <w:jc w:val="center"/>
-      </w:pPr>
-      <w:r>
-        <w:rPr>
-          <w:rFonts w:ascii="Cambria Math" w:eastAsia="Cambria Math" w:hAnsi="Cambria Math"/>
-          <w:b/>
-          <w:sz w:val="23"/>
-        </w:rPr>
-        <w:t>R = max_j (|ΔΔG_j| / τ_j)</w:t>
-      </w:r>
-    </w:p>
-    <w:p ns2:paraId="56157D95" ns2:textId="77777777">
-      <w:r>
-        <w:rPr>
-          <w:rFonts w:ascii="Arial" w:eastAsia="Arial" w:hAnsi="Arial"/>
-        </w:rPr>
-        <w:t>COMAVI softly compresses R so that one extreme FoldX prediction cannot dominate the ranking.</w:t>
-      </w:r>
-    </w:p>
-    <w:p ns2:paraId="117FA9A1" ns2:textId="77777777">
-      <w:pPr>
-        <w:keepNext/>
-        <w:spacing w:before="60" w:after="60"/>
-        <w:jc w:val="center"/>
-      </w:pPr>
-      <w:r>
-        <w:rPr>
-          <w:rFonts w:ascii="Cambria Math" w:eastAsia="Cambria Math" w:hAnsi="Cambria Math"/>
-          <w:b/>
-          <w:sz w:val="23"/>
-        </w:rPr>
-        <w:t>E = R / (1 + R)</w:t>
-      </w:r>
-    </w:p>
-    <w:p ns2:paraId="699B3990" ns2:textId="77777777">
-      <w:r>
-        <w:rPr>
-          <w:rFonts w:ascii="Arial" w:eastAsia="Arial" w:hAnsi="Arial"/>
-        </w:rPr>
-        <w:t>The tier number T is converted to a context component C, mapping Tiers 1-4 to 1.000, 0.667, 0.333, and 0.</w:t>
-      </w:r>
-    </w:p>
-    <w:p ns2:paraId="02FC2C5F" ns2:textId="77777777">
-      <w:pPr>
-        <w:keepNext/>
-        <w:spacing w:before="60" w:after="60"/>
-        <w:jc w:val="center"/>
-      </w:pPr>
-      <w:r>
-        <w:rPr>
-          <w:rFonts w:ascii="Cambria Math" w:eastAsia="Cambria Math" w:hAnsi="Cambria Math"/>
-          <w:b/>
-          <w:sz w:val="23"/>
-        </w:rPr>
-        <w:t>C = (4 - T) / 3</w:t>
-      </w:r>
-    </w:p>
-    <w:p ns2:paraId="1F3EF0EF" ns2:textId="77777777">
-      <w:pPr>
-        <w:keepNext/>
-        <w:spacing w:before="60" w:after="60"/>
-        <w:jc w:val="center"/>
-      </w:pPr>
-      <w:r>
-        <w:rPr>
-          <w:rFonts w:ascii="Cambria Math" w:eastAsia="Cambria Math" w:hAnsi="Cambria Math"/>
-          <w:b/>
-          <w:sz w:val="23"/>
-        </w:rPr>
-        <w:t>ISDS-v1 = (E + C) / 2</w:t>
-      </w:r>
-    </w:p>
-    <w:p ns2:paraId="4CADD20C" ns2:textId="77777777">
-      <w:r>
-        <w:rPr>
-          <w:rFonts w:ascii="Arial" w:eastAsia="Arial" w:hAnsi="Arial"/>
-        </w:rPr>
-        <w:t>The final priority score gives equal weight to energy magnitude and structural context. Only confidence-passing energy calculations enter R, while the signed values and all available axes remain visible in the mechanism profile. All four tiers contribute continuously; the separate Tier 1-2 cutoff is used only in descriptive comparator analyses and is not part of ISDS-v1. Because the score does not use the threshold that converts a continuous energy into a mechanism call, it is unchanged when that threshold changes. A value above 0.5 is not a validated positive call.</w:t>
-      </w:r>
-    </w:p>
-    <w:p ns2:paraId="4360034E" ns2:textId="77777777">
-      <w:pPr>
-        <w:pStyle w:val="Heading2"/>
-      </w:pPr>
-      <w:r>
-        <w:t>2.6 Energy thresholds and descriptive evidence states</w:t>
-      </w:r>
-    </w:p>
-    <w:p ns2:paraId="556BA538" ns2:textId="77777777">
-      <w:r>
-        <w:rPr>
-          <w:rFonts w:ascii="Arial" w:eastAsia="Arial" w:hAnsi="Arial"/>
-        </w:rPr>
-        <w:t>A continuous predicted energy becomes a yes-or-no mechanism call only after an energy threshold is chosen. The threshold is the minimum absolute ΔΔG required to call that axis positive at a given operating point. We evaluated uniform thresholds of 1.0, 1.5, 2.0, and 2.5 kcal/mol, plus one substitution-adjusted setting. That setting is not a single number: it takes a different value on each axis, because the reported uncertainty of a FoldX prediction depends on the substitution and on the quantity being predicted, and it is set to the upper bound of the published 95% prediction interval for each axis [45] - 2.9 kcal/mol for isolated-subunit stability, 2.9 for assembled-complex stability, and 3.5 for binding. It is therefore the most conservative point in the set: a call survives it only if the predicted effect exceeds what prediction error alone could produce. The released software uses 1.0 kcal/mol as a screening-oriented default. We use 2.5 kcal/mol as the frozen benchmark reference and the substitution-adjusted setting as the most conservative point evaluated. None is universally optimal.</w:t>
-      </w:r>
-    </w:p>
-    <w:p ns2:paraId="1DAE460A" ns2:textId="77777777">
-      <w:pPr>
-        <w:rPr>
-          <w:rFonts w:ascii="Arial" w:hAnsi="Arial" w:cs="Arial"/>
-        </w:rPr>
-      </w:pPr>
-      <w:r>
-        <w:rPr>
-          <w:rFonts w:ascii="Arial" w:hAnsi="Arial" w:cs="Arial"/>
-        </w:rPr>
-        <w:t>Lower thresholds call more structural effects and are useful when missing a candidate mechanism is costly. Higher thresholds make fewer calls and are useful when false mechanistic assertions are more costly. Every report should therefore show both the continuous ΔΔG and the threshold used to call it.</w:t>
-      </w:r>
-    </w:p>
-    <w:p ns2:paraId="41C1A84D" ns2:textId="77777777">
-      <w:pPr>
-        <w:rPr>
-          <w:rFonts w:ascii="Arial" w:hAnsi="Arial" w:cs="Arial"/>
-        </w:rPr>
-      </w:pPr>
-      <w:commentRangeStart w:id="8"/>
-      <w:r>
-        <w:rPr>
-          <w:rFonts w:ascii="Arial" w:hAnsi="Arial" w:cs="Arial"/>
-        </w:rPr>
-        <w:t>We also combined energy calls and tier into four descriptive states - both positive, energy only, context only, or neither - to summarize evidence patterns without redefining the physical mechanism. One pattern in those states is worth stating here because it bears on how a single axis should be read. Across the 47-variant prioritization population, no variant with a modeled structural mechanism ever falls in the energy-only or the neither state, at either the 1.0 kcal/mol default or the 2.5 kcal/mol reference; 15 of the 17 are convergent at the reference and the remaining 2 are context-only. Energy without supporting structural context is, in this cohort, a no-lesion signature rather than a mechanism: 8 such variants at the default and 3 at the reference are curated to carry no lesion, and none is a real mechanism. That is a reason to read a firing energy axis together with the tier rather than on its own, and it is the empirical basis for combining them in the priority score. Definitions and the full state tables are in S2 Text.</w:t>
-      </w:r>
-      <w:commentRangeEnd w:id="8"/>
-      <w:r>
-        <w:rPr>
-          <w:rStyle w:val="CommentReference"/>
-          <w:rFonts w:ascii="Arial" w:hAnsi="Arial" w:cs="Arial"/>
-          <w:sz w:val="21"/>
-          <w:szCs w:val="22"/>
-        </w:rPr>
-      </w:r>
-    </w:p>
-    <w:p ns2:paraId="3D62746E" ns2:textId="77777777">
-      <w:pPr>
-        <w:pStyle w:val="Heading2"/>
-      </w:pPr>
-      <w:r>
-        <w:lastRenderedPageBreak/>
         <w:t>2.7 Benchmark outcomes and statistical analysis</w:t>
       </w:r>
     </w:p>
@@ -2380,6 +2768,7 @@
         <w:keepNext/>
       </w:pPr>
       <w:r>
+        <w:lastRenderedPageBreak/>
         <w:t>Table 2. Whole-variant mechanism-pattern grading rubric.</w:t>
       </w:r>
     </w:p>
@@ -2970,155 +3359,184 @@
         <w:rPr>
           <w:rFonts w:ascii="Arial" w:hAnsi="Arial" w:cs="Arial"/>
         </w:rPr>
-        <w:t>To identify which calculations contributed, we also counted direction agreement separately for isolated-subunit stability, assembled-complex stability, and binding. Predicted-versus-measured analyses assessed rank correlation, scale compression, and the number of experimentally destabilizing effects recovered at each threshold. Continuity metrics and denominator audits are reported in S3 Text.</w:t>
-      </w:r>
-    </w:p>
-    <w:p ns2:paraId="61C32E58" ns2:textId="77777777">
-      <w:r>
-        <w:rPr>
-          <w:rFonts w:ascii="Arial" w:eastAsia="Arial" w:hAnsi="Arial"/>
-        </w:rPr>
-        <w:t>For structural prioritization, the positive class was the 17 variants with a modeled structural mechanism and the negative class was the 30 no-lesion variants in the 47-variant subset. Receiver operating characteristic area under the curve (ROC AUC) summarizes ordering across the full list: it is the probability that a randomly selected structural-mechanism variant ranks above a randomly selected no-lesion variant. Average precision summarizes precision across the recall curve. Top-k recovery asks how many of the 17 structural mechanisms would be encountered if a researcher could test only the first 10, 20, or 25 variants. Formula comparisons, score bands, and component analyses were treated as internal sensitivity analyses because the same resource informed score development.</w:t>
-      </w:r>
-    </w:p>
-    <w:p ns2:paraId="17D5DBD5" ns2:textId="77777777">
-      <w:pPr>
+        <w:t>To identify which calculations contributed, we also counted direction agreement separately for isolated-subunit stability, assembled-complex stability, and binding. An axis agrees in direction when the call COMAVI makes on it matches the token the literature committed for that axis - destabilizing where destabilization is expected, neutral where no effect is expected - irrespective of how large the predicted energy is. Predicted-versus-measured analyses assessed rank correlation, scale compression, and the number of experimentally destabilizing effects recovered at each threshold. Continuity metrics and denominator audits are reported in S3 Text.</w:t>
+      </w:r>
+      <w:commentRangeStart w:id="13"/>
+      <w:r>
         <w:rPr>
           <w:rFonts w:ascii="Arial" w:hAnsi="Arial" w:cs="Arial"/>
         </w:rPr>
-      </w:pPr>
-      <w:r>
-        <w:rPr>
-          <w:rFonts w:ascii="Arial" w:hAnsi="Arial" w:cs="Arial"/>
-        </w:rPr>
-        <w:t>Variants from the same protein system share structures and curation, so the main uncertainty analyses resampled whole systems rather than treating every variant as independent. We also examined leave-one-system-out results, variant-level bootstrap intervals, label permutations, and replicate noise. S1 Text lists the fixed seeds and draw counts.</w:t>
-      </w:r>
-    </w:p>
-    <w:p ns2:paraId="025F4982" ns2:textId="77777777">
-      <w:pPr>
-        <w:pStyle w:val="Heading2"/>
-      </w:pPr>
-      <w:r>
-        <w:t>2.8 Software, code, and data availability</w:t>
-      </w:r>
-    </w:p>
-    <w:p ns2:paraId="1C93AC83" ns2:textId="07259580">
-      <w:pPr>
-        <w:rPr>
-          <w:rFonts w:ascii="Arial" w:hAnsi="Arial" w:cs="Arial"/>
-        </w:rPr>
-      </w:pPr>
-      <w:r>
-        <w:rPr>
-          <w:rFonts w:ascii="Arial" w:hAnsi="Arial" w:cs="Arial"/>
-        </w:rPr>
-        <w:t>FoldX 5.1 was used for energy calculations; Python with pandas, scipy, and scikit-learn was used for scoring and statistics. Code, reference outputs, figures, and regression tests are available at https://github.com/la424/comavi. The priority score is implemented once in the shared COMAVI engine, so benchmark, generic, and live or external runs receive the same versioned fields. FoldX and large structural-input collections are not redistributed.</w:t>
-      </w:r>
-    </w:p>
-    <w:p ns2:paraId="684DDE7A" ns2:textId="77777777">
-      <w:pPr>
-        <w:pStyle w:val="Heading1"/>
-        <w:spacing w:after="50" w:line="480" w:lineRule="auto"/>
-      </w:pPr>
-      <w:r>
-        <w:lastRenderedPageBreak/>
-        <w:t>3. Results</w:t>
-      </w:r>
-    </w:p>
-    <w:p ns2:paraId="0E5CEAB4" ns2:textId="77777777">
-      <w:pPr>
-        <w:pStyle w:val="Heading2"/>
-      </w:pPr>
-      <w:r>
-        <w:t>3.1 A COMAVI call scores the same substitution in the isolated subunit and in the assembly</w:t>
-      </w:r>
-    </w:p>
-    <w:p ns2:paraId="1DA4C2F3" ns2:textId="77777777">
-      <w:r>
-        <w:rPr>
-          <w:rFonts w:ascii="Arial" w:eastAsia="Arial" w:hAnsi="Arial"/>
-        </w:rPr>
-        <w:t>Before any benchmark result can be read, it must be clear what a single COMAVI call contains. COMAVI evaluates the isolated subunit and, when an assembly is available, the assembled complex, then separates predicted changes in subunit stability from changes in partner interaction. Scoring the same substitution in both contexts is what allows a predicted folding problem to be distinguished from a predicted binding problem rather than reported as one undifferentiated effect. The priority score ranks candidates, whereas the mechanism profile retains the signed evidence needed to choose an experiment. Because the three energy changes are evaluated separately, one variant can support more than one structural hypothesis. Several quantities derived from these calls are reported below and are easy to conflate; Table 3 defines each one, names the population it is computed over, and gives its value at every decision threshold, and every later number is one of those quantities.</w:t>
-      </w:r>
-      <w:r>
-        <w:rPr>
-          <w:rFonts w:ascii="Arial" w:eastAsia="Arial" w:hAnsi="Arial"/>
-        </w:rPr>
-      </w:r>
-      <w:r>
-        <w:rPr>
-          <w:rFonts w:ascii="Arial" w:eastAsia="Arial" w:hAnsi="Arial"/>
-        </w:rPr>
-      </w:r>
-      <w:r>
-        <w:rPr>
-          <w:rFonts w:ascii="Arial" w:eastAsia="Arial" w:hAnsi="Arial"/>
-        </w:rPr>
-      </w:r>
-      <w:r>
-        <w:rPr>
-          <w:rFonts w:ascii="Arial" w:eastAsia="Arial" w:hAnsi="Arial"/>
-        </w:rPr>
-      </w:r>
-    </w:p>
-    <w:p ns2:paraId="54D7A9A9" ns2:textId="77777777">
-      <w:pPr>
-        <w:rPr>
-          <w:rFonts w:ascii="Arial" w:hAnsi="Arial" w:cs="Arial"/>
-        </w:rPr>
-      </w:pPr>
-      <w:r>
-        <w:rPr>
-          <w:rFonts w:ascii="Arial" w:hAnsi="Arial" w:cs="Arial"/>
-        </w:rPr>
-        <w:t>CFH R78G illustrates a binding-specific result: its predicted isolated-subunit change was modest (0.93 kcal/mol), whereas predicted binding disruption was 6.12 kcal/mol, consistent with an increase in the measured dissociation constant from approximately 12 μM to more than 35 μM [46]. VWF R1334Q shows the value of evaluating the assembled complex. Its isolated-subunit prediction was nearly neutral (0.01 kcal/mol), but assembled-complex stability and binding changed by 4.73 and 4.11 kcal/mol [47]. The profile therefore proposes a combined assembly-and-binding lesion rather than an isolated-fold lesion.</w:t>
-      </w:r>
-    </w:p>
-    <w:p ns2:paraId="709499E0" ns2:textId="77777777">
-      <w:pPr>
-        <w:rPr>
-          <w:rFonts w:ascii="Arial" w:hAnsi="Arial" w:cs="Arial"/>
-        </w:rPr>
-      </w:pPr>
-      <w:r>
-        <w:rPr>
-          <w:rFonts w:ascii="Arial" w:hAnsi="Arial" w:cs="Arial"/>
-        </w:rPr>
-        <w:t>A silent result requires equal care, and it is not a benign call: COMAVI reports whether a modeled lesion was detected on the axes it can evaluate, and never returns a pathogenicity verdict. Two different situations produce silence, and they carry different meaning. The first is an in-scope variant with no lesion above threshold on any applicable axis, which is an informative negative for the mechanisms modeled. The second is a mechanism that acts through a state the supplied structure does not contain, where silence is uninformative rather than negative. HBB E6V is the clearest example of the second: it acts through deoxygenated hemoglobin polymerization, a state absent from the supplied model, so COMAVI silence there cannot test the known mechanism and instead redirects follow-up toward the missing assembly state. BRCA1 R1699L/Q and CALM1 N98S are related, involving phosphopeptide recognition and calcium-dependent dynamics. The eligibility screen in S1 Table (model_scope sheet) is what separates the two situations, and it is applied before scoring rather than after.</w:t>
-      </w:r>
-    </w:p>
-    <w:p ns2:paraId="0FE00C48" ns2:textId="77777777">
-      <w:pPr>
-        <w:pStyle w:val="Caption"/>
-        <w:rPr>
-          <w:rFonts w:ascii="Arial" w:hAnsi="Arial" w:cs="Arial"/>
-          <w:bCs/>
-        </w:rPr>
-      </w:pPr>
-      <w:commentRangeStart w:id="9"/>
-      <w:r>
-        <w:rPr>
-          <w:rFonts w:ascii="Arial" w:hAnsi="Arial" w:cs="Arial"/>
-          <w:bCs/>
-        </w:rPr>
-        <w:t>Table 3. Every reported metric, its population, and its value at each decision threshold.</w:t>
-      </w:r>
-      <w:commentRangeEnd w:id="9"/>
+      </w:r>
+      <w:commentRangeEnd w:id="13"/>
       <w:r>
         <w:rPr>
           <w:rStyle w:val="CommentReference"/>
           <w:rFonts w:ascii="Arial" w:hAnsi="Arial" w:cs="Arial"/>
-          <w:bCs/>
           <w:sz w:val="21"/>
           <w:szCs w:val="22"/>
         </w:rPr>
       </w:r>
+      <w:r>
+        <w:rPr>
+          <w:rFonts w:ascii="Arial" w:hAnsi="Arial" w:cs="Arial"/>
+        </w:rPr>
+      </w:r>
+    </w:p>
+    <w:p ns2:paraId="61C32E58" ns2:textId="77777777">
+      <w:r>
+        <w:rPr>
+          <w:rFonts w:ascii="Arial" w:eastAsia="Arial" w:hAnsi="Arial"/>
+        </w:rPr>
+        <w:t>For structural prioritization, the positive class was the 17 variants with a modeled structural mechanism and the negative class was the 30 no-lesion variants in the 47-variant subset. Receiver operating characteristic area under the curve (ROC AUC) summarizes ordering across the full list: it is the probability that a randomly selected structural-mechanism variant ranks above a randomly selected no-lesion variant. Average precision summarizes precision across the recall curve. Top-k recovery asks how many of the 17 structural mechanisms would be encountered if a researcher could test only the first 10, 20, or 25 variants. Formula comparisons, score bands, and component analyses were treated as internal sensitivity analyses because the same resource informed score development.</w:t>
+      </w:r>
+    </w:p>
+    <w:p ns2:paraId="17D5DBD5" ns2:textId="77777777">
+      <w:pPr>
+        <w:rPr>
+          <w:rFonts w:ascii="Arial" w:hAnsi="Arial" w:cs="Arial"/>
+        </w:rPr>
+      </w:pPr>
+      <w:r>
+        <w:rPr>
+          <w:rFonts w:ascii="Arial" w:hAnsi="Arial" w:cs="Arial"/>
+        </w:rPr>
+        <w:lastRenderedPageBreak/>
+        <w:t>Variants from the same protein system share structures and curation, so the main uncertainty analyses resampled whole systems rather than treating every variant as independent. We also examined leave-one-system-out results, variant-level bootstrap intervals, label permutations, and replicate noise. S1 Text lists the fixed seeds and draw counts.</w:t>
+      </w:r>
+    </w:p>
+    <w:p ns2:paraId="025F4982" ns2:textId="77777777">
+      <w:pPr>
+        <w:pStyle w:val="Heading2"/>
+      </w:pPr>
+      <w:r>
+        <w:t>2.8 Software, code, and data availability</w:t>
+      </w:r>
+    </w:p>
+    <w:p ns2:paraId="1C93AC83" ns2:textId="07259580">
+      <w:pPr>
+        <w:rPr>
+          <w:rFonts w:ascii="Arial" w:hAnsi="Arial" w:cs="Arial"/>
+        </w:rPr>
+      </w:pPr>
+      <w:r>
+        <w:rPr>
+          <w:rFonts w:ascii="Arial" w:hAnsi="Arial" w:cs="Arial"/>
+        </w:rPr>
+        <w:t>FoldX 5.1 was used for energy calculations; Python with pandas, scipy, and scikit-learn was used for scoring and statistics. Code, reference outputs, figures, and regression tests are available at https://github.com/la424/comavi. The priority score is implemented once in the shared COMAVI engine, so benchmark, generic, and live or external runs receive the same versioned fields. FoldX and large structural-input collections are not redistributed.</w:t>
+      </w:r>
+    </w:p>
+    <w:p ns2:paraId="684DDE7A" ns2:textId="77777777">
+      <w:pPr>
+        <w:pStyle w:val="Heading1"/>
+        <w:spacing w:after="50"/>
+      </w:pPr>
+      <w:r>
+        <w:t>3. Results</w:t>
+      </w:r>
+    </w:p>
+    <w:p ns2:paraId="0E5CEAB4" ns2:textId="77777777">
+      <w:pPr>
+        <w:pStyle w:val="Heading2"/>
+      </w:pPr>
+      <w:r>
+        <w:t>3.1 A COMAVI call scores the same substitution in the isolated subunit and in the assembly</w:t>
+      </w:r>
+    </w:p>
+    <w:p ns2:paraId="1DA4C2F3" ns2:textId="1B3E4EE1">
+      <w:r>
+        <w:rPr>
+          <w:rFonts w:ascii="Arial" w:eastAsia="Arial" w:hAnsi="Arial"/>
+        </w:rPr>
+        <w:t xml:space="preserve">Before any benchmark result can be read, it must be clear what a single COMAVI call contains. COMAVI evaluates the isolated subunit and, when an assembly is available, the assembled complex, then separates predicted changes in subunit stability from changes in partner interaction. Scoring the same substitution in both contexts is what allows a predicted folding problem to be distinguished from a predicted binding problem rather than reported as one undifferentiated effect. The priority score ranks candidates, whereas the mechanism profile retains the signed evidence needed to choose an experiment. Because the three energy changes are evaluated separately, one variant can support more than one structural hypothesis. Several quantities derived from these calls are reported below and are easy to conflate; Table 3 defines each </w:t>
+      </w:r>
+      <w:r>
+        <w:rPr>
+          <w:rFonts w:ascii="Arial" w:eastAsia="Arial" w:hAnsi="Arial"/>
+        </w:rPr>
+        <w:t>output</w:t>
+      </w:r>
+      <w:r>
+        <w:rPr>
+          <w:rFonts w:ascii="Arial" w:eastAsia="Arial" w:hAnsi="Arial"/>
+        </w:rPr>
+        <w:t>, names the population it is computed over, and gives its value at every decision threshold</w:t>
+      </w:r>
+      <w:r>
+        <w:rPr>
+          <w:rFonts w:ascii="Arial" w:eastAsia="Arial" w:hAnsi="Arial"/>
+        </w:rPr>
+        <w:t>.</w:t>
+      </w:r>
+    </w:p>
+    <w:p ns2:paraId="54D7A9A9" ns2:textId="77777777">
+      <w:pPr>
+        <w:rPr>
+          <w:rFonts w:ascii="Arial" w:hAnsi="Arial" w:cs="Arial"/>
+        </w:rPr>
+      </w:pPr>
+      <w:commentRangeStart w:id="14"/>
+      <w:r>
+        <w:rPr>
+          <w:rFonts w:ascii="Arial" w:hAnsi="Arial" w:cs="Arial"/>
+        </w:rPr>
+        <w:t>Two variants in the cohort show what scoring both contexts buys, because in each the two contexts disagree. CFH R78G illustrates a binding-specific result: its predicted isolated-subunit change was modest (0.93 kcal/mol), whereas predicted binding disruption was 6.12 kcal/mol, consistent with an increase in the measured dissociation constant from approximately 12 μM to more than 35 μM [46]. VWF R1334Q shows the value of evaluating the assembled complex. Its isolated-subunit prediction was nearly neutral (0.01 kcal/mol), but assembled-complex stability and binding changed by 4.73 and 4.11 kcal/mol [47]. The profile therefore proposes a combined assembly-and-binding lesion rather than an isolated-fold lesion.</w:t>
+      </w:r>
+      <w:r>
+        <w:rPr>
+          <w:rFonts w:ascii="Arial" w:hAnsi="Arial" w:cs="Arial"/>
+        </w:rPr>
+      </w:r>
+    </w:p>
+    <w:p ns2:paraId="709499E0" ns2:textId="77777777">
+      <w:pPr>
+        <w:rPr>
+          <w:rFonts w:ascii="Arial" w:hAnsi="Arial" w:cs="Arial"/>
+        </w:rPr>
+      </w:pPr>
+      <w:r>
+        <w:rPr>
+          <w:rFonts w:ascii="Arial" w:hAnsi="Arial" w:cs="Arial"/>
+        </w:rPr>
+        <w:t>A silent result requires equal care, and it is not a benign call: COMAVI reports whether a modeled lesion was detected on the axes it can evaluate, and never returns a pathogenicity verdict. Two different situations produce silence, and they carry different meaning. The first is an in-scope variant with no lesion above threshold on any applicable axis, which is an informative negative for the mechanisms modeled. The second is a mechanism that acts through a state the supplied structure does not contain, where silence is uninformative rather than negative. HBB E6V is the clearest example of the second: it acts through deoxygenated hemoglobin polymerization, a state absent from the supplied model, so COMAVI silence there cannot test the known mechanism and instead redirects follow-up toward the missing assembly state. BRCA1 R1699L/Q and CALM1 N98S are related, involving phosphopeptide recognition and calcium-dependent dynamics. The eligibility screen in S1 Table (model_scope sheet) is what separates the two situations, and it is applied before scoring rather than after.</w:t>
+      </w:r>
+      <w:commentRangeEnd w:id="14"/>
+      <w:r>
+        <w:rPr>
+          <w:rStyle w:val="CommentReference"/>
+          <w:rFonts w:ascii="Arial" w:hAnsi="Arial" w:cs="Arial"/>
+          <w:sz w:val="21"/>
+          <w:szCs w:val="22"/>
+        </w:rPr>
+        <w:commentReference w:id="14"/>
+      </w:r>
+    </w:p>
+    <w:p ns2:paraId="0FE00C48" ns2:textId="77777777">
+      <w:pPr>
+        <w:pStyle w:val="Caption"/>
+        <w:rPr>
+          <w:rFonts w:ascii="Arial" w:hAnsi="Arial" w:cs="Arial"/>
+        </w:rPr>
+      </w:pPr>
+      <w:r>
+        <w:rPr>
+          <w:rFonts w:ascii="Arial" w:hAnsi="Arial" w:cs="Arial"/>
+        </w:rPr>
+        <w:t>Table 3. Every reported metric, its population, and its value at each decision threshold.</w:t>
+      </w:r>
     </w:p>
     <w:tbl>
       <w:tblPr>
-        <w:tblStyle w:val="TableGrid"/>
         <w:tblW w:type="auto" w:w="0"/>
+        <w:jc w:val="center"/>
         <w:tblLook w:firstColumn="1" w:firstRow="1" w:lastColumn="0" w:lastRow="0" w:noHBand="0" w:noVBand="1" w:val="04A0"/>
+        <w:tblBorders>
+          <w:top w:val="single" w:sz="4" w:space="0" w:color="808080"/>
+          <w:left w:val="single" w:sz="4" w:space="0" w:color="808080"/>
+          <w:bottom w:val="single" w:sz="4" w:space="0" w:color="808080"/>
+          <w:right w:val="single" w:sz="4" w:space="0" w:color="808080"/>
+          <w:insideH w:val="single" w:sz="4" w:space="0" w:color="808080"/>
+          <w:insideV w:val="single" w:sz="4" w:space="0" w:color="808080"/>
+        </w:tblBorders>
       </w:tblPr>
       <w:tblGrid>
         <w:gridCol w:w="1249"/>
@@ -3136,11 +3554,14 @@
             <w:tcW w:type="dxa" w:w="1249"/>
           </w:tcPr>
           <w:p>
+            <w:pPr>
+              <w:spacing w:line="240" w:lineRule="auto"/>
+            </w:pPr>
             <w:r/>
             <w:r>
               <w:rPr>
                 <w:b/>
-                <w:sz w:val="14"/>
+                <w:sz w:val="17"/>
               </w:rPr>
               <w:t>Name used in this paper</w:t>
             </w:r>
@@ -3151,11 +3572,14 @@
             <w:tcW w:type="dxa" w:w="1249"/>
           </w:tcPr>
           <w:p>
+            <w:pPr>
+              <w:spacing w:line="240" w:lineRule="auto"/>
+            </w:pPr>
             <w:r/>
             <w:r>
               <w:rPr>
                 <w:b/>
-                <w:sz w:val="14"/>
+                <w:sz w:val="17"/>
               </w:rPr>
               <w:t>Population</w:t>
             </w:r>
@@ -3166,11 +3590,14 @@
             <w:tcW w:type="dxa" w:w="1249"/>
           </w:tcPr>
           <w:p>
+            <w:pPr>
+              <w:spacing w:line="240" w:lineRule="auto"/>
+            </w:pPr>
             <w:r/>
             <w:r>
               <w:rPr>
                 <w:b/>
-                <w:sz w:val="14"/>
+                <w:sz w:val="17"/>
               </w:rPr>
               <w:t>What it counts</w:t>
             </w:r>
@@ -3181,11 +3608,14 @@
             <w:tcW w:type="dxa" w:w="1249"/>
           </w:tcPr>
           <w:p>
+            <w:pPr>
+              <w:spacing w:line="240" w:lineRule="auto"/>
+            </w:pPr>
             <w:r/>
             <w:r>
               <w:rPr>
                 <w:b/>
-                <w:sz w:val="14"/>
+                <w:sz w:val="17"/>
               </w:rPr>
               <w:t>1.0</w:t>
             </w:r>
@@ -3196,11 +3626,14 @@
             <w:tcW w:type="dxa" w:w="1249"/>
           </w:tcPr>
           <w:p>
+            <w:pPr>
+              <w:spacing w:line="240" w:lineRule="auto"/>
+            </w:pPr>
             <w:r/>
             <w:r>
               <w:rPr>
                 <w:b/>
-                <w:sz w:val="14"/>
+                <w:sz w:val="17"/>
               </w:rPr>
               <w:t>1.5</w:t>
             </w:r>
@@ -3211,11 +3644,14 @@
             <w:tcW w:type="dxa" w:w="1249"/>
           </w:tcPr>
           <w:p>
+            <w:pPr>
+              <w:spacing w:line="240" w:lineRule="auto"/>
+            </w:pPr>
             <w:r/>
             <w:r>
               <w:rPr>
                 <w:b/>
-                <w:sz w:val="14"/>
+                <w:sz w:val="17"/>
               </w:rPr>
               <w:t>2.0</w:t>
             </w:r>
@@ -3226,13 +3662,16 @@
             <w:tcW w:type="dxa" w:w="1249"/>
           </w:tcPr>
           <w:p>
+            <w:pPr>
+              <w:spacing w:line="240" w:lineRule="auto"/>
+            </w:pPr>
             <w:r/>
             <w:r>
               <w:rPr>
                 <w:b/>
-                <w:sz w:val="14"/>
-              </w:rPr>
-              <w:t>2.5 (reference)</w:t>
+                <w:sz w:val="17"/>
+              </w:rPr>
+              <w:t>2.5</w:t>
             </w:r>
           </w:p>
         </w:tc>
@@ -3241,11 +3680,14 @@
             <w:tcW w:type="dxa" w:w="1249"/>
           </w:tcPr>
           <w:p>
+            <w:pPr>
+              <w:spacing w:line="240" w:lineRule="auto"/>
+            </w:pPr>
             <w:r/>
             <w:r>
               <w:rPr>
                 <w:b/>
-                <w:sz w:val="14"/>
+                <w:sz w:val="17"/>
               </w:rPr>
               <w:t>2.9/2.9/3.5</w:t>
             </w:r>
@@ -3258,10 +3700,13 @@
             <w:tcW w:type="dxa" w:w="1249"/>
           </w:tcPr>
           <w:p>
+            <w:pPr>
+              <w:spacing w:line="240" w:lineRule="auto"/>
+            </w:pPr>
             <w:r/>
             <w:r>
               <w:rPr>
-                <w:sz w:val="14"/>
+                <w:sz w:val="17"/>
               </w:rPr>
               <w:t>Mechanism-pattern score (pooled)</w:t>
             </w:r>
@@ -3272,10 +3717,13 @@
             <w:tcW w:type="dxa" w:w="1249"/>
           </w:tcPr>
           <w:p>
+            <w:pPr>
+              <w:spacing w:line="240" w:lineRule="auto"/>
+            </w:pPr>
             <w:r/>
             <w:r>
               <w:rPr>
-                <w:sz w:val="14"/>
+                <w:sz w:val="17"/>
               </w:rPr>
               <w:t>57 graded variants</w:t>
             </w:r>
@@ -3286,10 +3734,13 @@
             <w:tcW w:type="dxa" w:w="1249"/>
           </w:tcPr>
           <w:p>
+            <w:pPr>
+              <w:spacing w:line="240" w:lineRule="auto"/>
+            </w:pPr>
             <w:r/>
             <w:r>
               <w:rPr>
-                <w:sz w:val="14"/>
+                <w:sz w:val="17"/>
               </w:rPr>
               <w:t>Partial-credit rubric grade averaged over every graded variant, both classes</w:t>
             </w:r>
@@ -3300,10 +3751,13 @@
             <w:tcW w:type="dxa" w:w="1249"/>
           </w:tcPr>
           <w:p>
+            <w:pPr>
+              <w:spacing w:line="240" w:lineRule="auto"/>
+            </w:pPr>
             <w:r/>
             <w:r>
               <w:rPr>
-                <w:sz w:val="14"/>
+                <w:sz w:val="17"/>
               </w:rPr>
               <w:t>0.579</w:t>
             </w:r>
@@ -3314,10 +3768,13 @@
             <w:tcW w:type="dxa" w:w="1249"/>
           </w:tcPr>
           <w:p>
+            <w:pPr>
+              <w:spacing w:line="240" w:lineRule="auto"/>
+            </w:pPr>
             <w:r/>
             <w:r>
               <w:rPr>
-                <w:sz w:val="14"/>
+                <w:sz w:val="17"/>
               </w:rPr>
               <w:t>0.649</w:t>
             </w:r>
@@ -3328,10 +3785,13 @@
             <w:tcW w:type="dxa" w:w="1249"/>
           </w:tcPr>
           <w:p>
+            <w:pPr>
+              <w:spacing w:line="240" w:lineRule="auto"/>
+            </w:pPr>
             <w:r/>
             <w:r>
               <w:rPr>
-                <w:sz w:val="14"/>
+                <w:sz w:val="17"/>
               </w:rPr>
               <w:t>0.684</w:t>
             </w:r>
@@ -3342,10 +3802,13 @@
             <w:tcW w:type="dxa" w:w="1249"/>
           </w:tcPr>
           <w:p>
+            <w:pPr>
+              <w:spacing w:line="240" w:lineRule="auto"/>
+            </w:pPr>
             <w:r/>
             <w:r>
               <w:rPr>
-                <w:sz w:val="14"/>
+                <w:sz w:val="17"/>
               </w:rPr>
               <w:t>0.719</w:t>
             </w:r>
@@ -3356,10 +3819,13 @@
             <w:tcW w:type="dxa" w:w="1249"/>
           </w:tcPr>
           <w:p>
+            <w:pPr>
+              <w:spacing w:line="240" w:lineRule="auto"/>
+            </w:pPr>
             <w:r/>
             <w:r>
               <w:rPr>
-                <w:sz w:val="14"/>
+                <w:sz w:val="17"/>
               </w:rPr>
               <w:t>0.711</w:t>
             </w:r>
@@ -3372,12 +3838,15 @@
             <w:tcW w:type="dxa" w:w="1249"/>
           </w:tcPr>
           <w:p>
+            <w:pPr>
+              <w:spacing w:line="240" w:lineRule="auto"/>
+            </w:pPr>
             <w:r/>
             <w:r>
               <w:rPr>
-                <w:sz w:val="14"/>
-              </w:rPr>
-              <w:t>structural arm</w:t>
+                <w:sz w:val="17"/>
+              </w:rPr>
+              <w:t>Structural arm</w:t>
             </w:r>
           </w:p>
         </w:tc>
@@ -3386,10 +3855,13 @@
             <w:tcW w:type="dxa" w:w="1249"/>
           </w:tcPr>
           <w:p>
+            <w:pPr>
+              <w:spacing w:line="240" w:lineRule="auto"/>
+            </w:pPr>
             <w:r/>
             <w:r>
               <w:rPr>
-                <w:sz w:val="14"/>
+                <w:sz w:val="17"/>
               </w:rPr>
               <w:t>25 with a committed structural mechanism</w:t>
             </w:r>
@@ -3400,10 +3872,13 @@
             <w:tcW w:type="dxa" w:w="1249"/>
           </w:tcPr>
           <w:p>
+            <w:pPr>
+              <w:spacing w:line="240" w:lineRule="auto"/>
+            </w:pPr>
             <w:r/>
             <w:r>
               <w:rPr>
-                <w:sz w:val="14"/>
+                <w:sz w:val="17"/>
               </w:rPr>
               <w:t>The same rubric restricted to variants expected to carry a lesion</w:t>
             </w:r>
@@ -3414,10 +3889,13 @@
             <w:tcW w:type="dxa" w:w="1249"/>
           </w:tcPr>
           <w:p>
+            <w:pPr>
+              <w:spacing w:line="240" w:lineRule="auto"/>
+            </w:pPr>
             <w:r/>
             <w:r>
               <w:rPr>
-                <w:sz w:val="14"/>
+                <w:sz w:val="17"/>
               </w:rPr>
               <w:t>0.760</w:t>
             </w:r>
@@ -3428,10 +3906,13 @@
             <w:tcW w:type="dxa" w:w="1249"/>
           </w:tcPr>
           <w:p>
+            <w:pPr>
+              <w:spacing w:line="240" w:lineRule="auto"/>
+            </w:pPr>
             <w:r/>
             <w:r>
               <w:rPr>
-                <w:sz w:val="14"/>
+                <w:sz w:val="17"/>
               </w:rPr>
               <w:t>0.720</w:t>
             </w:r>
@@ -3442,10 +3923,13 @@
             <w:tcW w:type="dxa" w:w="1249"/>
           </w:tcPr>
           <w:p>
+            <w:pPr>
+              <w:spacing w:line="240" w:lineRule="auto"/>
+            </w:pPr>
             <w:r/>
             <w:r>
               <w:rPr>
-                <w:sz w:val="14"/>
+                <w:sz w:val="17"/>
               </w:rPr>
               <w:t>0.640</w:t>
             </w:r>
@@ -3456,10 +3940,13 @@
             <w:tcW w:type="dxa" w:w="1249"/>
           </w:tcPr>
           <w:p>
+            <w:pPr>
+              <w:spacing w:line="240" w:lineRule="auto"/>
+            </w:pPr>
             <w:r/>
             <w:r>
               <w:rPr>
-                <w:sz w:val="14"/>
+                <w:sz w:val="17"/>
               </w:rPr>
               <w:t>0.600</w:t>
             </w:r>
@@ -3470,10 +3957,13 @@
             <w:tcW w:type="dxa" w:w="1249"/>
           </w:tcPr>
           <w:p>
+            <w:pPr>
+              <w:spacing w:line="240" w:lineRule="auto"/>
+            </w:pPr>
             <w:r/>
             <w:r>
               <w:rPr>
-                <w:sz w:val="14"/>
+                <w:sz w:val="17"/>
               </w:rPr>
               <w:t>0.540</w:t>
             </w:r>
@@ -3486,12 +3976,15 @@
             <w:tcW w:type="dxa" w:w="1249"/>
           </w:tcPr>
           <w:p>
+            <w:pPr>
+              <w:spacing w:line="240" w:lineRule="auto"/>
+            </w:pPr>
             <w:r/>
             <w:r>
               <w:rPr>
-                <w:sz w:val="14"/>
-              </w:rPr>
-              <w:t>rejection arm</w:t>
+                <w:sz w:val="17"/>
+              </w:rPr>
+              <w:t>Rejection arm</w:t>
             </w:r>
           </w:p>
         </w:tc>
@@ -3500,10 +3993,13 @@
             <w:tcW w:type="dxa" w:w="1249"/>
           </w:tcPr>
           <w:p>
+            <w:pPr>
+              <w:spacing w:line="240" w:lineRule="auto"/>
+            </w:pPr>
             <w:r/>
             <w:r>
               <w:rPr>
-                <w:sz w:val="14"/>
+                <w:sz w:val="17"/>
               </w:rPr>
               <w:t>32 curated to carry no lesion on the modeled axes</w:t>
             </w:r>
@@ -3514,10 +4010,13 @@
             <w:tcW w:type="dxa" w:w="1249"/>
           </w:tcPr>
           <w:p>
+            <w:pPr>
+              <w:spacing w:line="240" w:lineRule="auto"/>
+            </w:pPr>
             <w:r/>
             <w:r>
               <w:rPr>
-                <w:sz w:val="14"/>
+                <w:sz w:val="17"/>
               </w:rPr>
               <w:t>The same rubric restricted to variants expected to be silent</w:t>
             </w:r>
@@ -3528,10 +4027,13 @@
             <w:tcW w:type="dxa" w:w="1249"/>
           </w:tcPr>
           <w:p>
+            <w:pPr>
+              <w:spacing w:line="240" w:lineRule="auto"/>
+            </w:pPr>
             <w:r/>
             <w:r>
               <w:rPr>
-                <w:sz w:val="14"/>
+                <w:sz w:val="17"/>
               </w:rPr>
               <w:t>0.438</w:t>
             </w:r>
@@ -3542,10 +4044,13 @@
             <w:tcW w:type="dxa" w:w="1249"/>
           </w:tcPr>
           <w:p>
+            <w:pPr>
+              <w:spacing w:line="240" w:lineRule="auto"/>
+            </w:pPr>
             <w:r/>
             <w:r>
               <w:rPr>
-                <w:sz w:val="14"/>
+                <w:sz w:val="17"/>
               </w:rPr>
               <w:t>0.594</w:t>
             </w:r>
@@ -3556,10 +4061,13 @@
             <w:tcW w:type="dxa" w:w="1249"/>
           </w:tcPr>
           <w:p>
+            <w:pPr>
+              <w:spacing w:line="240" w:lineRule="auto"/>
+            </w:pPr>
             <w:r/>
             <w:r>
               <w:rPr>
-                <w:sz w:val="14"/>
+                <w:sz w:val="17"/>
               </w:rPr>
               <w:t>0.719</w:t>
             </w:r>
@@ -3570,10 +4078,13 @@
             <w:tcW w:type="dxa" w:w="1249"/>
           </w:tcPr>
           <w:p>
+            <w:pPr>
+              <w:spacing w:line="240" w:lineRule="auto"/>
+            </w:pPr>
             <w:r/>
             <w:r>
               <w:rPr>
-                <w:sz w:val="14"/>
+                <w:sz w:val="17"/>
               </w:rPr>
               <w:t>0.812</w:t>
             </w:r>
@@ -3584,10 +4095,13 @@
             <w:tcW w:type="dxa" w:w="1249"/>
           </w:tcPr>
           <w:p>
+            <w:pPr>
+              <w:spacing w:line="240" w:lineRule="auto"/>
+            </w:pPr>
             <w:r/>
             <w:r>
               <w:rPr>
-                <w:sz w:val="14"/>
+                <w:sz w:val="17"/>
               </w:rPr>
               <w:t>0.844</w:t>
             </w:r>
@@ -3600,10 +4114,13 @@
             <w:tcW w:type="dxa" w:w="1249"/>
           </w:tcPr>
           <w:p>
+            <w:pPr>
+              <w:spacing w:line="240" w:lineRule="auto"/>
+            </w:pPr>
             <w:r/>
             <w:r>
               <w:rPr>
-                <w:sz w:val="14"/>
+                <w:sz w:val="17"/>
               </w:rPr>
               <w:t>Detection</w:t>
             </w:r>
@@ -3614,10 +4131,13 @@
             <w:tcW w:type="dxa" w:w="1249"/>
           </w:tcPr>
           <w:p>
+            <w:pPr>
+              <w:spacing w:line="240" w:lineRule="auto"/>
+            </w:pPr>
             <w:r/>
             <w:r>
               <w:rPr>
-                <w:sz w:val="14"/>
+                <w:sz w:val="17"/>
               </w:rPr>
               <w:t>25 with a committed structural mechanism</w:t>
             </w:r>
@@ -3628,10 +4148,13 @@
             <w:tcW w:type="dxa" w:w="1249"/>
           </w:tcPr>
           <w:p>
+            <w:pPr>
+              <w:spacing w:line="240" w:lineRule="auto"/>
+            </w:pPr>
             <w:r/>
             <w:r>
               <w:rPr>
-                <w:sz w:val="14"/>
+                <w:sz w:val="17"/>
               </w:rPr>
               <w:t>Fraction for which at least one of the three axes exceeds the threshold, regardless of which</w:t>
             </w:r>
@@ -3642,12 +4165,15 @@
             <w:tcW w:type="dxa" w:w="1249"/>
           </w:tcPr>
           <w:p>
+            <w:pPr>
+              <w:spacing w:line="240" w:lineRule="auto"/>
+            </w:pPr>
             <w:r/>
             <w:r>
               <w:rPr>
-                <w:sz w:val="14"/>
-              </w:rPr>
-              <w:t>23/25 = 0.920</w:t>
+                <w:sz w:val="17"/>
+              </w:rPr>
+              <w:t>0.920</w:t>
             </w:r>
           </w:p>
         </w:tc>
@@ -3656,12 +4182,15 @@
             <w:tcW w:type="dxa" w:w="1249"/>
           </w:tcPr>
           <w:p>
+            <w:pPr>
+              <w:spacing w:line="240" w:lineRule="auto"/>
+            </w:pPr>
             <w:r/>
             <w:r>
               <w:rPr>
-                <w:sz w:val="14"/>
-              </w:rPr>
-              <w:t>20/25 = 0.800</w:t>
+                <w:sz w:val="17"/>
+              </w:rPr>
+              <w:t>0.800</w:t>
             </w:r>
           </w:p>
         </w:tc>
@@ -3670,12 +4199,15 @@
             <w:tcW w:type="dxa" w:w="1249"/>
           </w:tcPr>
           <w:p>
+            <w:pPr>
+              <w:spacing w:line="240" w:lineRule="auto"/>
+            </w:pPr>
             <w:r/>
             <w:r>
               <w:rPr>
-                <w:sz w:val="14"/>
-              </w:rPr>
-              <w:t>20/25 = 0.800</w:t>
+                <w:sz w:val="17"/>
+              </w:rPr>
+              <w:t>0.800</w:t>
             </w:r>
           </w:p>
         </w:tc>
@@ -3684,12 +4216,15 @@
             <w:tcW w:type="dxa" w:w="1249"/>
           </w:tcPr>
           <w:p>
+            <w:pPr>
+              <w:spacing w:line="240" w:lineRule="auto"/>
+            </w:pPr>
             <w:r/>
             <w:r>
               <w:rPr>
-                <w:sz w:val="14"/>
-              </w:rPr>
-              <w:t>20/25 = 0.800</w:t>
+                <w:sz w:val="17"/>
+              </w:rPr>
+              <w:t>0.800</w:t>
             </w:r>
           </w:p>
         </w:tc>
@@ -3698,12 +4233,15 @@
             <w:tcW w:type="dxa" w:w="1249"/>
           </w:tcPr>
           <w:p>
+            <w:pPr>
+              <w:spacing w:line="240" w:lineRule="auto"/>
+            </w:pPr>
             <w:r/>
             <w:r>
               <w:rPr>
-                <w:sz w:val="14"/>
-              </w:rPr>
-              <w:t>18/25 = 0.720</w:t>
+                <w:sz w:val="17"/>
+              </w:rPr>
+              <w:t>0.720</w:t>
             </w:r>
           </w:p>
         </w:tc>
@@ -3714,10 +4252,13 @@
             <w:tcW w:type="dxa" w:w="1249"/>
           </w:tcPr>
           <w:p>
+            <w:pPr>
+              <w:spacing w:line="240" w:lineRule="auto"/>
+            </w:pPr>
             <w:r/>
             <w:r>
               <w:rPr>
-                <w:sz w:val="14"/>
+                <w:sz w:val="17"/>
               </w:rPr>
               <w:t>Attribution</w:t>
             </w:r>
@@ -3728,10 +4269,13 @@
             <w:tcW w:type="dxa" w:w="1249"/>
           </w:tcPr>
           <w:p>
+            <w:pPr>
+              <w:spacing w:line="240" w:lineRule="auto"/>
+            </w:pPr>
             <w:r/>
             <w:r>
               <w:rPr>
-                <w:sz w:val="14"/>
+                <w:sz w:val="17"/>
               </w:rPr>
               <w:t>25 with a committed structural mechanism</w:t>
             </w:r>
@@ -3742,10 +4286,13 @@
             <w:tcW w:type="dxa" w:w="1249"/>
           </w:tcPr>
           <w:p>
+            <w:pPr>
+              <w:spacing w:line="240" w:lineRule="auto"/>
+            </w:pPr>
             <w:r/>
             <w:r>
               <w:rPr>
-                <w:sz w:val="14"/>
+                <w:sz w:val="17"/>
               </w:rPr>
               <w:t>Fraction for which the axis the literature attributes the mechanism to exceeds the threshold</w:t>
             </w:r>
@@ -3756,12 +4303,15 @@
             <w:tcW w:type="dxa" w:w="1249"/>
           </w:tcPr>
           <w:p>
+            <w:pPr>
+              <w:spacing w:line="240" w:lineRule="auto"/>
+            </w:pPr>
             <w:r/>
             <w:r>
               <w:rPr>
-                <w:sz w:val="14"/>
-              </w:rPr>
-              <w:t>19/25 = 0.760</w:t>
+                <w:sz w:val="17"/>
+              </w:rPr>
+              <w:t>0.760</w:t>
             </w:r>
           </w:p>
         </w:tc>
@@ -3770,12 +4320,15 @@
             <w:tcW w:type="dxa" w:w="1249"/>
           </w:tcPr>
           <w:p>
+            <w:pPr>
+              <w:spacing w:line="240" w:lineRule="auto"/>
+            </w:pPr>
             <w:r/>
             <w:r>
               <w:rPr>
-                <w:sz w:val="14"/>
-              </w:rPr>
-              <w:t>17/25 = 0.680</w:t>
+                <w:sz w:val="17"/>
+              </w:rPr>
+              <w:t>0.680</w:t>
             </w:r>
           </w:p>
         </w:tc>
@@ -3784,12 +4337,15 @@
             <w:tcW w:type="dxa" w:w="1249"/>
           </w:tcPr>
           <w:p>
+            <w:pPr>
+              <w:spacing w:line="240" w:lineRule="auto"/>
+            </w:pPr>
             <w:r/>
             <w:r>
               <w:rPr>
-                <w:sz w:val="14"/>
-              </w:rPr>
-              <w:t>16/25 = 0.640</w:t>
+                <w:sz w:val="17"/>
+              </w:rPr>
+              <w:t>0.640</w:t>
             </w:r>
           </w:p>
         </w:tc>
@@ -3798,12 +4354,15 @@
             <w:tcW w:type="dxa" w:w="1249"/>
           </w:tcPr>
           <w:p>
+            <w:pPr>
+              <w:spacing w:line="240" w:lineRule="auto"/>
+            </w:pPr>
             <w:r/>
             <w:r>
               <w:rPr>
-                <w:sz w:val="14"/>
-              </w:rPr>
-              <w:t>14/25 = 0.560</w:t>
+                <w:sz w:val="17"/>
+              </w:rPr>
+              <w:t>0.560</w:t>
             </w:r>
           </w:p>
         </w:tc>
@@ -3812,12 +4371,15 @@
             <w:tcW w:type="dxa" w:w="1249"/>
           </w:tcPr>
           <w:p>
+            <w:pPr>
+              <w:spacing w:line="240" w:lineRule="auto"/>
+            </w:pPr>
             <w:r/>
             <w:r>
               <w:rPr>
-                <w:sz w:val="14"/>
-              </w:rPr>
-              <w:t>12/25 = 0.480</w:t>
+                <w:sz w:val="17"/>
+              </w:rPr>
+              <w:t>0.480</w:t>
             </w:r>
           </w:p>
         </w:tc>
@@ -3828,10 +4390,13 @@
             <w:tcW w:type="dxa" w:w="1249"/>
           </w:tcPr>
           <w:p>
+            <w:pPr>
+              <w:spacing w:line="240" w:lineRule="auto"/>
+            </w:pPr>
             <w:r/>
             <w:r>
               <w:rPr>
-                <w:sz w:val="14"/>
+                <w:sz w:val="17"/>
               </w:rPr>
               <w:t>Measured destabilizations called</w:t>
             </w:r>
@@ -3842,10 +4407,13 @@
             <w:tcW w:type="dxa" w:w="1249"/>
           </w:tcPr>
           <w:p>
+            <w:pPr>
+              <w:spacing w:line="240" w:lineRule="auto"/>
+            </w:pPr>
             <w:r/>
             <w:r>
               <w:rPr>
-                <w:sz w:val="14"/>
+                <w:sz w:val="17"/>
               </w:rPr>
               <w:t>44 variant-axis comparisons with a directly measured energy</w:t>
             </w:r>
@@ -3856,10 +4424,13 @@
             <w:tcW w:type="dxa" w:w="1249"/>
           </w:tcPr>
           <w:p>
+            <w:pPr>
+              <w:spacing w:line="240" w:lineRule="auto"/>
+            </w:pPr>
             <w:r/>
             <w:r>
               <w:rPr>
-                <w:sz w:val="14"/>
+                <w:sz w:val="17"/>
               </w:rPr>
               <w:t>Fraction of measured destabilizing effects that FoldX also calls at the threshold</w:t>
             </w:r>
@@ -3870,12 +4441,15 @@
             <w:tcW w:type="dxa" w:w="1249"/>
           </w:tcPr>
           <w:p>
+            <w:pPr>
+              <w:spacing w:line="240" w:lineRule="auto"/>
+            </w:pPr>
             <w:r/>
             <w:r>
               <w:rPr>
-                <w:sz w:val="14"/>
-              </w:rPr>
-              <w:t>35/44 = 0.795</w:t>
+                <w:sz w:val="17"/>
+              </w:rPr>
+              <w:t>0.795</w:t>
             </w:r>
           </w:p>
         </w:tc>
@@ -3884,12 +4458,15 @@
             <w:tcW w:type="dxa" w:w="1249"/>
           </w:tcPr>
           <w:p>
+            <w:pPr>
+              <w:spacing w:line="240" w:lineRule="auto"/>
+            </w:pPr>
             <w:r/>
             <w:r>
               <w:rPr>
-                <w:sz w:val="14"/>
-              </w:rPr>
-              <w:t>26/44 = 0.591</w:t>
+                <w:sz w:val="17"/>
+              </w:rPr>
+              <w:t>0.591</w:t>
             </w:r>
           </w:p>
         </w:tc>
@@ -3898,12 +4475,15 @@
             <w:tcW w:type="dxa" w:w="1249"/>
           </w:tcPr>
           <w:p>
+            <w:pPr>
+              <w:spacing w:line="240" w:lineRule="auto"/>
+            </w:pPr>
             <w:r/>
             <w:r>
               <w:rPr>
-                <w:sz w:val="14"/>
-              </w:rPr>
-              <w:t>19/44 = 0.432</w:t>
+                <w:sz w:val="17"/>
+              </w:rPr>
+              <w:t>0.432</w:t>
             </w:r>
           </w:p>
         </w:tc>
@@ -3912,12 +4492,15 @@
             <w:tcW w:type="dxa" w:w="1249"/>
           </w:tcPr>
           <w:p>
+            <w:pPr>
+              <w:spacing w:line="240" w:lineRule="auto"/>
+            </w:pPr>
             <w:r/>
             <w:r>
               <w:rPr>
-                <w:sz w:val="14"/>
-              </w:rPr>
-              <w:t>13/44 = 0.295</w:t>
+                <w:sz w:val="17"/>
+              </w:rPr>
+              <w:t>0.295</w:t>
             </w:r>
           </w:p>
         </w:tc>
@@ -3926,12 +4509,15 @@
             <w:tcW w:type="dxa" w:w="1249"/>
           </w:tcPr>
           <w:p>
+            <w:pPr>
+              <w:spacing w:line="240" w:lineRule="auto"/>
+            </w:pPr>
             <w:r/>
             <w:r>
               <w:rPr>
-                <w:sz w:val="14"/>
-              </w:rPr>
-              <w:t>12/44 = 0.273</w:t>
+                <w:sz w:val="17"/>
+              </w:rPr>
+              <w:t>0.273</w:t>
             </w:r>
           </w:p>
         </w:tc>
@@ -3942,10 +4528,13 @@
             <w:tcW w:type="dxa" w:w="1249"/>
           </w:tcPr>
           <w:p>
+            <w:pPr>
+              <w:spacing w:line="240" w:lineRule="auto"/>
+            </w:pPr>
             <w:r/>
             <w:r>
               <w:rPr>
-                <w:sz w:val="14"/>
+                <w:sz w:val="17"/>
               </w:rPr>
               <w:t>Structural-prioritization ROC AUC</w:t>
             </w:r>
@@ -3956,10 +4545,13 @@
             <w:tcW w:type="dxa" w:w="1249"/>
           </w:tcPr>
           <w:p>
+            <w:pPr>
+              <w:spacing w:line="240" w:lineRule="auto"/>
+            </w:pPr>
             <w:r/>
             <w:r>
               <w:rPr>
-                <w:sz w:val="14"/>
+                <w:sz w:val="17"/>
               </w:rPr>
               <w:t>47-variant prioritization subset</w:t>
             </w:r>
@@ -3970,10 +4562,13 @@
             <w:tcW w:type="dxa" w:w="1249"/>
           </w:tcPr>
           <w:p>
+            <w:pPr>
+              <w:spacing w:line="240" w:lineRule="auto"/>
+            </w:pPr>
             <w:r/>
             <w:r>
               <w:rPr>
-                <w:sz w:val="14"/>
+                <w:sz w:val="17"/>
               </w:rPr>
               <w:t>Probability that a randomly chosen structural-mechanism variant outranks a randomly chosen no-lesion variant</w:t>
             </w:r>
@@ -3984,10 +4579,13 @@
             <w:tcW w:type="dxa" w:w="1249"/>
           </w:tcPr>
           <w:p>
+            <w:pPr>
+              <w:spacing w:line="240" w:lineRule="auto"/>
+            </w:pPr>
             <w:r/>
             <w:r>
               <w:rPr>
-                <w:sz w:val="14"/>
+                <w:sz w:val="17"/>
               </w:rPr>
               <w:t>0.943</w:t>
             </w:r>
@@ -3998,10 +4596,13 @@
             <w:tcW w:type="dxa" w:w="1249"/>
           </w:tcPr>
           <w:p>
+            <w:pPr>
+              <w:spacing w:line="240" w:lineRule="auto"/>
+            </w:pPr>
             <w:r/>
             <w:r>
               <w:rPr>
-                <w:sz w:val="14"/>
+                <w:sz w:val="17"/>
               </w:rPr>
               <w:t>0.943</w:t>
             </w:r>
@@ -4012,10 +4613,13 @@
             <w:tcW w:type="dxa" w:w="1249"/>
           </w:tcPr>
           <w:p>
+            <w:pPr>
+              <w:spacing w:line="240" w:lineRule="auto"/>
+            </w:pPr>
             <w:r/>
             <w:r>
               <w:rPr>
-                <w:sz w:val="14"/>
+                <w:sz w:val="17"/>
               </w:rPr>
               <w:t>0.943</w:t>
             </w:r>
@@ -4026,10 +4630,13 @@
             <w:tcW w:type="dxa" w:w="1249"/>
           </w:tcPr>
           <w:p>
+            <w:pPr>
+              <w:spacing w:line="240" w:lineRule="auto"/>
+            </w:pPr>
             <w:r/>
             <w:r>
               <w:rPr>
-                <w:sz w:val="14"/>
+                <w:sz w:val="17"/>
               </w:rPr>
               <w:t>0.943</w:t>
             </w:r>
@@ -4040,10 +4647,13 @@
             <w:tcW w:type="dxa" w:w="1249"/>
           </w:tcPr>
           <w:p>
+            <w:pPr>
+              <w:spacing w:line="240" w:lineRule="auto"/>
+            </w:pPr>
             <w:r/>
             <w:r>
               <w:rPr>
-                <w:sz w:val="14"/>
+                <w:sz w:val="17"/>
               </w:rPr>
               <w:t>0.943</w:t>
             </w:r>
@@ -4051,11 +4661,11 @@
         </w:tc>
       </w:tr>
     </w:tbl>
-    <w:p>
-      <w:pPr/>
-      <w:r>
-        <w:t>Each metric is given across the whole prespecified threshold set rather than at the reference alone, because every graded quantity in this paper is a function of that choice and reporting one column would hide it; S2 Table (threshold_sweep sheet) adds post hoc points beyond the prespecified range. The structural-prioritization ROC AUC is constant across the row because it is the one metric here that is threshold-free in both of its ingredients: the priority score is a continuous combination of energies and structural context that applies no cut-off, and the positive class is the curated mechanism class from the evidence ledger, not a thresholded call. Several quantities are reported as fractions of variants and are easy to conflate. Detection and attribution ask binary questions of the same 25 variants the structural arm grades, and attribution agrees with it to within 0.040. Measured destabilizations called is computed on a different population entirely - variant-axis pairs carrying a directly measured energy - and answers whether the predictor reproduces a measurement, not whether it recovers a curated mechanism. Reproduction is scored as a pair of threshold crossings rather than as numerical agreement: the 44 comparisons are those whose measured effect is at least 1.0 kcal/mol in absolute value, and a comparison counts as recovered when the predicted energy also reaches the threshold of that row. A prediction that gets the direction and the magnitude class right therefore counts, even if the two numbers differ.</w:t>
-      </w:r>
+    <w:p ns2:paraId="3FB5A7F0" ns2:textId="505A869C">
+      <w:r>
+        <w:t>Each metric is given across the whole prespecified threshold set rather than at the reference alone; S2 Table (threshold_sweep sheet) adds post hoc points beyond the prespecified range. The structural-prioritization ROC AUC is constant across the row because it is the one metric here that is threshold-free in both of its ingredients: the priority score is a continuous combination of energies and structural context that applies no cut-off, and the positive class is the curated mechanism class from the evidence ledger, not a thresholded call. Detection and attribution ask binary questions of the same 25 variants the structural arm grades, and attribution agrees with it to within 0.040. Measured destabilizations called is computed on a different population entirely - variant-axis pairs carrying a directly measured energy - and answers whether the predictor reproduces a measurement, not whether it recovers a curated mechanism. Reproduction is scored as a pair of threshold crossings rather than as numerical agreement: the 44 comparisons are those whose measured effect is at least 1.0 kcal/mol in absolute value, and a comparison counts as recovered when the predicted energy also reaches the threshold of that row. A prediction that gets the direction and the magnitude class right therefore counts, even if the two numbers differ.</w:t>
+      </w:r>
+      <w:r/>
     </w:p>
     <w:p ns2:paraId="170AC53A" ns2:textId="77777777">
       <w:pPr>
@@ -4067,28 +4677,50 @@
         <w:pStyle w:val="Heading2"/>
       </w:pPr>
       <w:r>
-        <w:t>3.2 COMAVI recovers the literature-defined mechanism in 0.719 of graded variants, against 0.561 for the strongest trivial strategy</w:t>
-      </w:r>
-    </w:p>
-    <w:p ns2:paraId="26345B8F" ns2:textId="77777777">
+        <w:t>3.2 COMAVI recovers the literature-defined mechanism in most graded variants, and by a clear margin over every trivial strategy</w:t>
+      </w:r>
+    </w:p>
+    <w:p ns2:paraId="26345B8F" ns2:textId="7300EBFC">
       <w:r>
         <w:rPr>
           <w:rFonts w:ascii="Arial" w:eastAsia="Arial" w:hAnsi="Arial"/>
         </w:rPr>
-        <w:t>This and every subsequent analysis use the same prespecified cohort of 61 variants across 14 protein systems described in Section 2.2 and listed in Table 1 and S1 Table (benchmark_variants sheet). Each variant carries a mechanism expectation taken from the primary literature rather than from any prediction, so the comparison is against an independently defined answer. At the 2.5 kcal/mol reference threshold, COMAVI recovered the expected combination of structural effects with a mechanism-pattern score of 41.0/57 = 0.719. Across the prespecified threshold set the same score runs 0.579, 0.649, 0.684, 0.719 and 0.711, so the reference is also its maximum on this cohort; Table 3 gives every metric in this paper at all five thresholds, Section 3.5 treats the choice of threshold directly, and the coincidence between the reference and the maximum is examined there rather than claimed as a selection criterion. This partial-credit result represents 41.0 total points across 57 graded variants, not 41 exact matches. The benchmark is close to balanced by construction, 32 variants curated to carry no lesion on the modeled axes against 25 with a committed structural mechanism, so this aggregate is close to a balanced measure: the unweighted mean of the two arms is 0.706, 0.013 below the weighted score. Both are reported because the cohort is not exactly balanced. To establish what that number is worth, every trivial fixed strategy was graded through the same rubric on the same variants. The strongest is to call every variant structurally silent, which scores 0.561 by taking the curated negatives and missing every mechanism; calling every variant destabilized on both fold subtypes and binding scores 0.386, and shuffling the ground truth gives 0.484 (standard deviation 0.052). COMAVI exceeds the strongest trivial strategy by 0.158. A single aggregate nonetheless averages two capabilities that a reader should see separately. Rubric performance was 0.600 on the 25 variants with a committed structural mechanism and 0.812 on the 32 curated to lack one. Resolving those arms into binary questions: among the 25 committed mechanisms, at least one of the three axes exceeded the reference threshold for 20 (detection, 0.800) and the axis to which the literature attributes the mechanism exceeded it for 14 (attribution, 0.560); among the 32 curated negatives, no axis exceeded it for 26 (correct rejection, 0.812). Binary attribution and the rubric restricted to the same 25 variants agree to within 0.040, so the partial credit the rubric awards is not inflating the structural arm. COMAVI therefore detects structural disruption more reliably than it localizes the disrupted axis, and the gap between those two rates is the method's principal current limitation. S2 Text reports the decomposition by expected mechanism class. The interaction and BRCT subsets had similar scores, so neither cohort determined the pooled result. Because the data span 14 clustered systems, 0.719 is benchmark-specific pattern agreement rather than universal accuracy.</w:t>
+        <w:t xml:space="preserve">Each variant carries a mechanism expectation taken from the primary literature rather than from any prediction, so the comparison is against an independently defined answer. At the 2.5 kcal/mol reference threshold, COMAVI recovered the expected combination of structural effects with a mechanism-pattern score of 41.0/57 = 0.719. Across the prespecified threshold set the same score runs 0.579, 0.649, 0.684, 0.719 and 0.711, so the reference is also its maximum on this cohort; Table 3 gives every metric in this paper at all five thresholds. The benchmark is close to balanced by construction, 32 variants curated to carry no lesion on the modeled axes against 25 with a committed structural mechanism, so this aggregate is close to a balanced measure: the unweighted mean of the two arms is 0.706, 0.013 below the weighted score. Both are reported because the cohort is not exactly balanced. To establish what that number is worth, every trivial fixed strategy was graded through the same rubric on the same variants. The strongest is to call every variant structurally silent, which scores 0.561 by taking the curated negatives and missing every mechanism; calling every variant destabilized on both fold subtypes and binding scores 0.386, and shuffling the ground truth gives 0.484 (standard deviation 0.052). COMAVI exceeds the strongest trivial strategy by 0.158. A single aggregate nonetheless averages two capabilities that a reader should see separately. Rubric performance was 0.600 on the 25 variants with a committed structural mechanism and 0.812 on the 32 curated to lack one. Resolving those arms into binary questions: among the 25 committed mechanisms, at least one of the three axes exceeded the reference threshold for 20 (detection, 0.800) and the axis to which the literature attributes the mechanism exceeded it for 14 (attribution, 0.560); among the 32 curated negatives, no axis exceeded it for 26 (correct rejection, 0.812). Binary attribution and the rubric restricted to the same 25 variants agree to within 0.040, so the partial credit the rubric awards is not inflating the structural arm. COMAVI therefore detects structural disruption more reliably than it localizes the </w:t>
       </w:r>
       <w:r>
         <w:rPr>
           <w:rFonts w:ascii="Arial" w:eastAsia="Arial" w:hAnsi="Arial"/>
         </w:rPr>
-      </w:r>
-    </w:p>
-    <w:p ns2:paraId="41A93299" ns2:textId="77777777">
+        <w:lastRenderedPageBreak/>
+        <w:t>disrupted axis, and the gap between those two rates is the method's principal current limitation. S2 Text reports the decomposition by expected mechanism class. The interaction and BRCT subsets had similar scores, so neither cohort determined the pooled result. Because the data span 14 clustered systems, 0.719 is benchmark-specific pattern agreement rather than universal accuracy.</w:t>
+      </w:r>
+    </w:p>
+    <w:p ns2:paraId="41A93299" ns2:textId="74C2DA42">
       <w:r>
         <w:rPr>
           <w:rFonts w:ascii="Arial" w:eastAsia="Arial" w:hAnsi="Arial"/>
         </w:rPr>
-        <w:t>At the output level, 58 of 77 applicable energetic calculations had the expected direction: 19/25 for isolated-subunit stability, 17/22 for stability calculated in the assembled complex, and 22/30 for binding. Fig 2 shows these axis-specific counts alongside the whole-variant partial-credit score, so that a reader can see whether the aggregate rests evenly on the three physical axes or is carried by one of them. The per-axis rates identify which calculations contributed, but they do not replace the whole-variant outcome.</w:t>
+        <w:t>58 of 77 applicable energetic calculations had the expected direction: 19/25 for isolated-subunit stability, 17/22 for stability calculated in the assembled complex, and 22/30 for binding. Fig 2 shows these axis-specific counts alongside the whole-variant partial-credit score. The three rates fall within 0.040 of one another, so the aggregate rests evenly on the three physical axes rather than being carried by any one of them. The per-axis rates identify which calculations contributed, but they do not replace the whole-variant outcome.</w:t>
+      </w:r>
+      <w:commentRangeStart w:id="16"/>
+      <w:r>
+        <w:rPr>
+          <w:rFonts w:ascii="Arial" w:eastAsia="Arial" w:hAnsi="Arial"/>
+        </w:rPr>
+      </w:r>
+      <w:commentRangeEnd w:id="16"/>
+      <w:r>
+        <w:rPr>
+          <w:rStyle w:val="CommentReference"/>
+          <w:rFonts w:ascii="Arial" w:eastAsia="Arial" w:hAnsi="Arial"/>
+          <w:sz w:val="21"/>
+          <w:szCs w:val="22"/>
+        </w:rPr>
+      </w:r>
+      <w:r>
+        <w:rPr>
+          <w:rFonts w:ascii="Arial" w:eastAsia="Arial" w:hAnsi="Arial"/>
+        </w:rPr>
       </w:r>
     </w:p>
     <w:p ns2:paraId="1306F386" ns2:textId="77777777">
@@ -4117,7 +4749,7 @@
                     <ns6:cNvPicPr/>
                   </ns6:nvPicPr>
                   <ns6:blipFill>
-                    <a:blip r:embed="rId14"/>
+                    <a:blip r:embed="rId15"/>
                     <a:stretch>
                       <a:fillRect/>
                     </a:stretch>
@@ -4144,21 +4776,31 @@
         <w:keepNext/>
         <w:spacing w:before="60"/>
       </w:pPr>
-      <w:commentRangeStart w:id="10"/>
+      <w:commentRangeStart w:id="17"/>
+      <w:commentRangeStart w:id="18"/>
       <w:r>
         <w:rPr>
           <w:rFonts w:ascii="Arial" w:eastAsia="Arial" w:hAnsi="Arial"/>
         </w:rPr>
         <w:t>Fig 2. COMAVI recovers literature-defined structural mechanism patterns in the current benchmark. Every value in both panels is at the 2.5 kcal/mol reference threshold; the same quantities across the whole threshold range are in Fig 4 and S2 Table (threshold_sweep sheet). (A) Direction agreement is shown separately for isolated-subunit stability (19/25), stability calculated in the assembled complex (17/22), binding (22/30), all energetic outputs (58/77), and the structural-context tier (34/47). (B) Whole-variant mechanism-pattern scores are shown for all 57 graded variants and for the interaction and BRCT subsets. A score of 1 is fully consistent, 0.5 is partly correct, and 0 is inconsistent; the primary mean is 41.0/57 = 0.719.</w:t>
       </w:r>
-      <w:commentRangeEnd w:id="10"/>
+      <w:commentRangeEnd w:id="17"/>
       <w:r>
         <w:rPr>
           <w:rStyle w:val="CommentReference"/>
           <w:sz w:val="18"/>
           <w:szCs w:val="18"/>
         </w:rPr>
-        <w:commentReference w:id="10"/>
+        <w:commentReference w:id="17"/>
+      </w:r>
+      <w:commentRangeEnd w:id="18"/>
+      <w:r>
+        <w:rPr>
+          <w:rStyle w:val="CommentReference"/>
+          <w:sz w:val="18"/>
+          <w:szCs w:val="18"/>
+        </w:rPr>
+        <w:commentReference w:id="18"/>
       </w:r>
     </w:p>
     <w:p ns2:paraId="31CC6B9C" ns2:textId="77777777">
@@ -4166,7 +4808,41 @@
         <w:rPr>
           <w:rFonts w:ascii="Arial" w:eastAsia="Arial" w:hAnsi="Arial"/>
         </w:rPr>
-        <w:t>Evidence-restricted analyses did not change the qualitative conclusion. Among variants for which every committed axis had E1-E3 support, tier sensitivity was 1.000 (95% CI 0.753-1.000) and specificity 0.615 (0.316-0.861) on 13 structural and 13 no-lesion variants (n = 26); the direct-or-coupled subset returned the same values on the same 26 variants. Because evidence class was strongly tied to whether an axis was expected to be neutral or destabilizing, these analyses were treated as sensitivity views rather than alternative primary benchmarks (S1 Text). An independent check of the binding axis against measured interaction energies in SKEMPI 2.0 [56], outside the benchmark cohort entirely, is reported in S3 Text and shown in S2 Fig.</w:t>
+        <w:t>Evidence-restricted analyses did not change the qualitative conclusion. Among variants for which every committed axis had E1-E3 support, tier sensitivity was 1.000 (95% CI 0.753-1.000) and specificity 0.615 (0.316-0.861) on 13 structural and 13 no-lesion variants (n = 26); the direct-or-coupled subset returned the same values on the same 26 variants. The unrestricted screen on all 47 variants gives sensitivity 1.000 and specificity 0.567, so restricting to the strongest evidence moves specificity by 0.048 and leaves sensitivity unchanged, and the confidence interval on the restricted specificity contains the unrestricted value. Because evidence class was strongly tied to whether an axis was expected to be neutral or destabilizing, these analyses were treated as sensitivity views rather than alternative primary benchmarks (S1 Text). An independent check of the binding axis against measured interaction energies in SKEMPI 2.0 [56], outside the benchmark cohort entirely, recovers the same pattern on 41 interface substitutions in two complexes: Spearman rho = 0.55 (p = 0.0002) against measured interaction energies, with the sign of the effect correct for 30 of 33 destabilizing substitutions. Ranking is therefore reproduced outside this cohort while magnitude is not, which is the same behaviour the benchmark shows. S3 Text and S2 Fig give the per-complex breakdown.</w:t>
+      </w:r>
+      <w:commentRangeStart w:id="19"/>
+      <w:r>
+        <w:rPr>
+          <w:rFonts w:ascii="Arial" w:eastAsia="Arial" w:hAnsi="Arial"/>
+        </w:rPr>
+      </w:r>
+      <w:r>
+        <w:rPr>
+          <w:rFonts w:ascii="Arial" w:eastAsia="Arial" w:hAnsi="Arial"/>
+        </w:rPr>
+      </w:r>
+      <w:commentRangeEnd w:id="19"/>
+      <w:r>
+        <w:rPr>
+          <w:rStyle w:val="CommentReference"/>
+          <w:rFonts w:ascii="Arial" w:eastAsia="Arial" w:hAnsi="Arial"/>
+          <w:sz w:val="21"/>
+          <w:szCs w:val="22"/>
+        </w:rPr>
+      </w:r>
+      <w:commentRangeStart w:id="20"/>
+      <w:r>
+        <w:rPr>
+          <w:rFonts w:ascii="Arial" w:eastAsia="Arial" w:hAnsi="Arial"/>
+        </w:rPr>
+      </w:r>
+      <w:commentRangeEnd w:id="20"/>
+      <w:r>
+        <w:rPr>
+          <w:rStyle w:val="CommentReference"/>
+          <w:sz w:val="21"/>
+          <w:szCs w:val="22"/>
+        </w:rPr>
       </w:r>
     </w:p>
     <w:p ns2:paraId="0A491864" ns2:textId="77777777">
@@ -4196,30 +4872,46 @@
         <w:t>he priority score concentrates real mechanisms at the top of a ranking</w:t>
       </w:r>
     </w:p>
-    <w:p ns2:paraId="02AC1760" ns2:textId="77777777">
+    <w:p ns2:paraId="02AC1760" ns2:textId="23EE4B30">
       <w:r>
         <w:rPr>
           <w:rFonts w:ascii="Arial" w:eastAsia="Arial" w:hAnsi="Arial"/>
         </w:rPr>
-        <w:t xml:space="preserve">A mechanism call that is usually right is only useful if it changes what a laboratory does next, which in practice means </w:t>
+        <w:t>A mechanism call that is usually right is only useful if it changes what a laboratory does next, which means prioritizing candidates for follow-up. The priority score builds that ordering from two ingredients that carry different information, and each is worth reading on its own before they are combined.</w:t>
       </w:r>
       <w:r>
         <w:rPr>
           <w:rFonts w:ascii="Arial" w:eastAsia="Arial" w:hAnsi="Arial"/>
         </w:rPr>
-        <w:t>prioritizing</w:t>
       </w:r>
       <w:r>
         <w:rPr>
           <w:rFonts w:ascii="Arial" w:eastAsia="Arial" w:hAnsi="Arial"/>
         </w:rPr>
-        <w:t xml:space="preserve"> candidates for follow-up. Two ingredients are available for that ordering, and it is worth establishing what each contributes before combining them. The structural-context tier, which uses no </w:t>
-      </w:r>
+      </w:r>
+      <w:commentRangeStart w:id="21"/>
       <w:r>
         <w:rPr>
           <w:rFonts w:ascii="Arial" w:eastAsia="Arial" w:hAnsi="Arial"/>
         </w:rPr>
-        <w:t>energy at all, placed all 17 variants with modeled structural mechanisms in Tier 1 or 2, but it also placed 13 of 30 no-lesion variants there. Complete recovery on seventeen variants at a specificity of 0.567 describes where the tier sits on the sensitivity-specificity tradeoff rather than showing it to be strong: a screen this permissive flags nearly half the negatives. Interface status alone was more specific at 0.767 and still recovered 15 of 17, whereas the full tier additionally recovered two structural variants that lie outside any detected interface. The exact comparator table and within-system tests are in S1 Table (context_comparators sheet) and S3 Fig.</w:t>
+      </w:r>
+      <w:r>
+        <w:rPr>
+          <w:rFonts w:ascii="Arial" w:eastAsia="Arial" w:hAnsi="Arial"/>
+        </w:rPr>
+      </w:r>
+      <w:r>
+        <w:rPr>
+          <w:rFonts w:ascii="Arial" w:eastAsia="Arial" w:hAnsi="Arial"/>
+        </w:rPr>
+      </w:r>
+      <w:commentRangeEnd w:id="21"/>
+      <w:r>
+        <w:rPr>
+          <w:rStyle w:val="CommentReference"/>
+          <w:sz w:val="21"/>
+          <w:szCs w:val="22"/>
+        </w:rPr>
       </w:r>
     </w:p>
     <w:p ns2:paraId="1F09601F" ns2:textId="77777777">
@@ -4227,7 +4919,13 @@
         <w:rPr>
           <w:rFonts w:ascii="Arial" w:eastAsia="Arial" w:hAnsi="Arial"/>
         </w:rPr>
-        <w:t>The tier describes whether the mutated site lies in a structurally susceptible environment. It does not identify which energetic process is affected and should not override an axis-specific energy prediction.</w:t>
+        <w:t>The structural-context tier uses no energy at all. It placed all 17 variants with modeled structural mechanisms in Tier 1 or 2, and it also placed 13 of 30 no-lesion variants there. Complete recovery on seventeen variants at a specificity of 0.567 locates the tier on the sensitivity-specificity tradeoff rather than showing it to be strong: a screen this permissive flags nearly half the negatives. Interface status alone was more specific at 0.767 and still recovered 15 of 17, whereas the full tier additionally recovered two structural variants that lie outside any detected interface. What the tier cannot do is identify which energetic process is affected, so it should not override an axis-specific energy prediction. The comparator table and within-system tests are in S1 Table (context_comparators sheet) and S3 Fig.</w:t>
+      </w:r>
+    </w:p>
+    <w:p>
+      <w:pPr/>
+      <w:r>
+        <w:t>The energetic component carries no structural context. Ranked on its own it reached an ROC AUC of 0.857 and placed 15 of 17 structural mechanisms in the top 20, and it then stopped: the same 15 were all it recovered at depth 25. The two it never reaches are HBB N102T and MLH1 Q542L, which it ranks 37th and 33rd of 47, and both are variants the structural-context tier places in its highest group. The context component ranked on its own reached 0.890 and recovered 14 of 17 in the top 20 and 16 by depth 25. Neither component recovers the full set, and they fail on different variants. A descriptive crossing of the two ingredients makes the same point from the other direction. Sorting the 47 variants by whether the energy calls and the tier are positive, no variant with a modeled structural mechanism ever falls in the energy-only or the neither state, at either the 1.0 kcal/mol default or the 2.5 kcal/mol reference: 15 of the 17 are convergent at the reference and the remaining 2 are context-only. The energy-only state instead holds 8 curated no-lesion variants at the default and 3 at the reference and no real mechanism, so energy without supporting structural context is a no-lesion signature in this cohort rather than a mechanism. That is the empirical basis for reading a firing axis together with the tier rather than alone, and for combining them in the priority score. S2 Table (evidence_states sheet) gives the full crossing.</w:t>
       </w:r>
     </w:p>
     <w:p ns2:paraId="45B9391D" ns2:textId="1BF5135E">
@@ -4235,39 +4933,56 @@
         <w:rPr>
           <w:rFonts w:ascii="Arial" w:eastAsia="Arial" w:hAnsi="Arial"/>
         </w:rPr>
-        <w:t>We next asked whether combining energy magnitude and structural context</w:t>
+        <w:t>Combining the two recovers what neither reaches alone. This analysis used the overlapping set of 47 interaction variants with a committed structural endpoint: 17 structural-mechanism variants and 30 variants curated to lack a lesion on the modeled axes. The fixed priority score is defined in Methods.</w:t>
       </w:r>
       <w:r>
         <w:rPr>
           <w:rFonts w:ascii="Arial" w:eastAsia="Arial" w:hAnsi="Arial"/>
         </w:rPr>
-        <w:t>, as the fixed priority score,</w:t>
       </w:r>
       <w:r>
         <w:rPr>
           <w:rFonts w:ascii="Arial" w:eastAsia="Arial" w:hAnsi="Arial"/>
         </w:rPr>
-        <w:t xml:space="preserve"> moved variants with modeled structural lesions toward the top of a candidate list. This analysis used the overlapping set of 47 interaction variants with a committed structural endpoint: 17 structural-mechanism variants and 30 variants curated to lack a lesion on the modeled axes. The fixed priority score is defined in Methods.</w:t>
-      </w:r>
-    </w:p>
-    <w:p ns2:paraId="6DD0F2B0" ns2:textId="23F4B186">
+      </w:r>
+    </w:p>
+    <w:p ns2:paraId="6DD0F2B0" ns2:textId="4BAD10E3">
       <w:r>
         <w:rPr>
           <w:rFonts w:ascii="Arial" w:eastAsia="Arial" w:hAnsi="Arial"/>
         </w:rPr>
-        <w:t xml:space="preserve">The priority score placed 16 of 17 structural-mechanism variants in the top 20 and all 17 in the top 25. Across the complete 47-variant ranking, the structural-prioritization receiver operating characteristic area under the curve (ROC AUC) was 0.943 and average precision was 0.818; average precision is sensitive to how common the positive class is, so it should be read against this cohort's positive rate of 17/47 rather than compared across cohorts. </w:t>
+        <w:t xml:space="preserve">The priority score placed 16 of 17 structural-mechanism variants in the top 20 and all 17 in the top 25. Across the complete 47-variant ranking, the structural-prioritization receiver operating characteristic area under the curve (ROC AUC) was 0.943 and average precision was 0.818; average precision is sensitive to </w:t>
       </w:r>
       <w:r>
         <w:rPr>
           <w:rFonts w:ascii="Arial" w:eastAsia="Arial" w:hAnsi="Arial"/>
         </w:rPr>
+        <w:lastRenderedPageBreak/>
+        <w:t xml:space="preserve">how common the positive class is, so it should be read against this cohort's positive rate of 17/47 rather than compared across cohorts. </w:t>
+      </w:r>
+      <w:r>
+        <w:rPr>
+          <w:rFonts w:ascii="Arial" w:eastAsia="Arial" w:hAnsi="Arial"/>
+        </w:rPr>
         <w:t>T</w:t>
       </w:r>
       <w:r>
         <w:rPr>
           <w:rFonts w:ascii="Arial" w:eastAsia="Arial" w:hAnsi="Arial"/>
         </w:rPr>
-        <w:t xml:space="preserve">he first is the probability that a randomly chosen structural-mechanism variant outranks a randomly chosen no-lesion variant, so 0.5 is chance and 1.0 is a perfect separation. </w:t>
+        <w:t xml:space="preserve">he </w:t>
+      </w:r>
+      <w:r>
+        <w:rPr>
+          <w:rFonts w:ascii="Arial" w:eastAsia="Arial" w:hAnsi="Arial"/>
+        </w:rPr>
+        <w:t>ROC AUC</w:t>
+      </w:r>
+      <w:r>
+        <w:rPr>
+          <w:rFonts w:ascii="Arial" w:eastAsia="Arial" w:hAnsi="Arial"/>
+        </w:rPr>
+        <w:t xml:space="preserve"> is the probability that a randomly chosen structural-mechanism variant outranks a randomly chosen no-lesion variant, so 0.5 is chance and 1.0 is a perfect separation. </w:t>
       </w:r>
     </w:p>
     <w:p ns2:paraId="03FB2C06" ns2:textId="77777777">
@@ -4303,7 +5018,7 @@
                     <ns6:cNvPicPr/>
                   </ns6:nvPicPr>
                   <ns6:blipFill>
-                    <a:blip r:embed="rId15"/>
+                    <a:blip r:embed="rId16"/>
                     <a:stretch>
                       <a:fillRect/>
                     </a:stretch>
@@ -4324,7 +5039,7 @@
         </w:drawing>
       </w:r>
     </w:p>
-    <w:p ns2:paraId="562AEEF6" ns2:textId="77777777">
+    <w:p ns2:paraId="562AEEF6" ns2:textId="543CE165">
       <w:pPr>
         <w:pStyle w:val="Caption"/>
         <w:keepNext/>
@@ -4334,7 +5049,7 @@
         <w:rPr>
           <w:rFonts w:ascii="Arial" w:eastAsia="Arial" w:hAnsi="Arial"/>
         </w:rPr>
-        <w:t>Fig 3. The fixed priority score concentrates modeled structural mechanisms near the top of the ranking. (A) Priority-score distributions for the 17 structural-mechanism and 30 no-lesion variants in the 47-variant prioritization subset. (B) Cumulative recovery down the ranking: of the 17 structural mechanisms, 9 fall in the top 10 ranked variants, 16 in the top 20, and all 17 in the top 25. The x axis is rank depth, not a threshold. Panel values are at the 2.5 kcal/mol reference threshold, which enters only through the mechanism labels, not through the score itself. ISDS-v1 is an internal structural-prioritization index, not a pathogenicity probability or a validated binary classifier.</w:t>
+        <w:t xml:space="preserve">Fig 3. The fixed priority score concentrates modeled structural mechanisms near the top of the ranking. (A) Priority-score distributions for the 17 structural-mechanism and 30 no-lesion variants in the 47-variant prioritization subset. (B) Cumulative recovery down the ranking: of the 17 structural mechanisms, 9 fall in the top 10 ranked variants, 16 in the top 20, and all 17 in the top 25. The x axis is rank depth. Panel values are at the 2.5 kcal/mol reference threshold. </w:t>
       </w:r>
     </w:p>
     <w:p ns2:paraId="481E46AF" ns2:textId="77777777">
@@ -4351,24 +5066,19 @@
           <w:rFonts w:ascii="Arial" w:hAnsi="Arial" w:cs="Arial"/>
         </w:rPr>
       </w:pPr>
+      <w:commentRangeStart w:id="22"/>
       <w:r>
         <w:rPr>
           <w:rFonts w:ascii="Arial" w:hAnsi="Arial" w:cs="Arial"/>
         </w:rPr>
-        <w:t>Sections 3.2 and 3.3 report two different capabilities on overlapping populations, and reporting them separately leaves open the question that matters most in practice: whether they agree. A variant ranked highly but graded inconsistent would send a user to the right protein with the wrong experiment, which is the specific failure an interpretable prioritizer must avoid. Crossing the two over the 47-variant prioritization population answers the question only partly, and the reason is itself informative. Of the 17 variants with a modeled structural mechanism, 16 fall inside the top 20 and the one outside ranks 21st, immediately below the cut. There is therefore no substantial population outside the cut to contrast against: the mean rubric grade - the mean of the per-variant partial-credit score, scoring 1 for a fully consistent mechanism pattern, 0.5 for a partly correct one and 0 for an inconsistent one - is 0.594 inside against 0.500 outside, but the latter is a single variant, and the rank-grade association across all 17 is not significant (Spearman rho = 0.356, p = 0.161). The test is underpowered rather than negative, and it is underpowered because the ranking leaves almost nothing outside the cut. Both grades sit below the 0.719 whole-cohort score because they are computed within the structural class alone, where the mean grade is 0.588.</w:t>
+        <w:t>No variant whose mechanism COMAVI resolves falls outside the top 20: every fully consistent grade sits inside the cut. That is the result this crossing was built to test, because a variant ranked highly but graded inconsistent would send a user to the right protein with the wrong experiment. What the crossing cannot establish is how strongly rank and grade track each other, and the reason is itself informative. Of the 17 variants with a modeled structural mechanism, 16 fall inside the top 20 and the one outside ranks 21st, immediately below the cut, so there is almost no population outside the cut to contrast against. The mean rubric grade (Table 2) is 0.594 inside against 0.500 outside, but the latter is a single variant, and the rank-grade association across all 17 is not significant (Spearman rho = 0.356, p = 0.161). The test is underpowered rather than negative, and it is underpowered because the ranking leaves almost nothing outside the cut. Both figures sit below the 0.719 whole-cohort score because they are computed within the structural class alone, where the mean grade is 0.588.</w:t>
       </w:r>
       <w:r>
         <w:rPr>
           <w:rFonts w:ascii="Arial" w:hAnsi="Arial" w:cs="Arial"/>
         </w:rPr>
       </w:r>
-      <w:commentRangeStart w:id="11"/>
-      <w:r>
-        <w:rPr>
-          <w:rFonts w:ascii="Arial" w:hAnsi="Arial" w:cs="Arial"/>
-        </w:rPr>
-      </w:r>
-      <w:commentRangeEnd w:id="11"/>
+      <w:commentRangeEnd w:id="22"/>
       <w:r>
         <w:rPr>
           <w:rStyle w:val="CommentReference"/>
@@ -4377,23 +5087,38 @@
           <w:szCs w:val="22"/>
         </w:rPr>
       </w:r>
-      <w:r>
+    </w:p>
+    <w:p ns2:paraId="75F5CF4F" ns2:textId="77777777">
+      <w:pPr>
         <w:rPr>
           <w:rFonts w:ascii="Arial" w:hAnsi="Arial" w:cs="Arial"/>
         </w:rPr>
-      </w:r>
-    </w:p>
-    <w:p ns2:paraId="75F5CF4F" ns2:textId="77777777">
-      <w:pPr>
+      </w:pPr>
+      <w:r>
         <w:rPr>
           <w:rFonts w:ascii="Arial" w:hAnsi="Arial" w:cs="Arial"/>
         </w:rPr>
-      </w:pPr>
+        <w:t>Within the top 20 the grades are 5 consistent, 9 partial and 2 inconsistent, and the two inconsistent cases are the failure mode this crossing exists to expose: correctly prioritized, incorrectly explained. MLH1 R755W at rank 11 and PIK3CA E545K at rank 15 fail the same way. FoldX returns a large negative interaction energy for each, -9.7 and -4.6 kcal/mol, which the classifier reads as strengthened binding, so both are called PPI stabilization at the reference threshold. For E545K that is the right axis in the wrong direction: the literature attributes its effect to loss of the nSH2 inhibitory contact, and a rigid-body interaction energy cannot distinguish a tighter contact from the loss of an inhibitory one, because releasing autoinhibition is energetically favorable. For R755W both the axis and the direction are wrong: the measured phenotype is reduced cellular abundance with binding preserved, and the two stability predictions, 0.97 kcal/mol in the isolated subunit and -0.94 in the complex, both fall below the threshold, so no stability lesion is called. The only structural mechanism outside the cut is HBB W37Y at rank 21, and it is graded partial rather than inconsistent, so the ranking and the grading do not fail on disjoint variants. S3 Text reports the full crossing.</w:t>
+      </w:r>
+      <w:commentRangeStart w:id="23"/>
       <w:r>
         <w:rPr>
           <w:rFonts w:ascii="Arial" w:hAnsi="Arial" w:cs="Arial"/>
         </w:rPr>
-        <w:t>No variant graded fully consistent falls outside the top 20, so the ranking does not bury a variant whose mechanism COMAVI resolves. Within the top 20 the grades are 5 consistent, 9 partial and 2 inconsistent, and the two inconsistent cases - MLH1 R755W at rank 11 and PIK3CA E545K at rank 15 - are exactly the failure mode this analysis exists to expose: correctly prioritized, incorrectly explained. The only structural mechanism outside the cut is HBB W37Y at rank 21, and it is graded partial rather than inconsistent, so the ranking and the grading do not fail on disjoint variants. S3 Text reports the full crossing.</w:t>
+      </w:r>
+      <w:commentRangeEnd w:id="23"/>
+      <w:r>
+        <w:rPr>
+          <w:rStyle w:val="CommentReference"/>
+          <w:rFonts w:ascii="Arial" w:hAnsi="Arial" w:cs="Arial"/>
+          <w:sz w:val="21"/>
+          <w:szCs w:val="22"/>
+        </w:rPr>
+      </w:r>
+      <w:r>
+        <w:rPr>
+          <w:rFonts w:ascii="Arial" w:hAnsi="Arial" w:cs="Arial"/>
+        </w:rPr>
       </w:r>
     </w:p>
     <w:p ns2:paraId="721F0A93" ns2:textId="77777777">
@@ -4404,20 +5129,40 @@
         <w:t>3.5 Stringency is paid for in attribution, not in detection, and the three axes disagree on the best threshold</w:t>
       </w:r>
     </w:p>
-    <w:p ns2:paraId="2BE5936D" ns2:textId="77777777">
+    <w:p ns2:paraId="2BE5936D" ns2:textId="787C75A4">
       <w:r>
         <w:rPr>
           <w:rFonts w:ascii="Arial" w:eastAsia="Arial" w:hAnsi="Arial"/>
         </w:rPr>
-        <w:t>COMAVI's outputs are continuous. The three per-axis energies, the structural-context tier and the priority score are all produced without reference to any threshold, and the prioritization results in Section 3.3 use none. A threshold enters only where continuous energies must be converted into the discrete mechanism calls that can be graded against categorical literature labels, so it is an instrument of this evaluation rather than a parameter of the pipeline. Every graded number in Sections 3.2 and 3.4 therefore depends on that single choice. This section reports how each of them changes across the whole prespecified threshold set, and only then explains why the reference point is the one carried through the rest of the paper. The threshold set was fixed before the graded ground truth existed in committed form: the five operating points have been unchanged since the repository's first commit, two months before the evidence ledger that defines the expectations was first committed. It is worth stating plainly that 2.5 kcal/mol also maximizes both the pooled mechanism-pattern score (0.719, against 0.579 at 1.0 and 0.711 at the substitution-adjusted setting, which is 2.9 kcal/mol for isolated-subunit and in-complex stability and 3.5 kcal/mol for binding) and its prevalence-balanced form. The substitution-adjusted setting is the most stringent point in the prespecified set; because it is defined per axis it is not a single number, which is why it appears at the right-hand end of every panel in Fig 4 rather than at a position on a continuous scale. That is a coincidence of this cohort rather than a selection criterion, and the bootstrap bands in Fig 4C overlap across the upper half of the range, so the reference point should be read as a defensible convention and not as a tuned optimum. Resolved into binary questions, the tradeoff is not the one a recovery-against-rejection plot implies. Detection is almost flat across the working range: at least one axis exceeds the threshold for 23 of the 25 committed mechanisms at 1.0 kcal/mol and for 20 at 1.5, 2.0 and 2.5 alike, falling to 18 only at the substitution-adjusted setting. What falls at every step is attribution: 19 of 25 at 1.0 kcal/mol, then 17, 16, 14 at the reference and 12 at the most conservative point. Correct rejection rises at every step over the same range: 5 of 32, then 19, 23, 26 and 27. Raising the threshold therefore buys rejection almost entirely at the expense of naming the right axis rather than at the expense of noticing a lesion at all, and the graded arms behave accordingly: the structural arm falls from 0.760 to 0.540 while the no-lesion arm rises from 0.438 to 0.844, crossing between 1.5 and 2.0 kcal/mol, above which the pooled score peaks (Fig 4A, Fig 4C). The three axes do not agree on where the optimum lies. Directional agreement on binding is highest at the lowest thresholds (24 of 30 at 1.0 and 1.5 kcal/mol) and falls at every subsequent step to 22 of 30 at the reference, whereas agreement on stability calculated in the complex gains most from stringency, rising from 12 of 22 to 17 of 22, and isolated-subunit agreement peaks at 2.0 to 2.5 kcal/mol (Fig 4B). All four per-axis denominators are constant across the range, so this is a property of the energies and not of changing eligibility. A single global threshold is therefore a compromise set where the two fold axes perform best, and the binding axis gives up 0.067 relative to its own optimum to accommodate them. This is a partial and correctable explanation for the interface shortfall reported in Section 3.2, and it identifies per-axis thresholds as the most promising single change to the calling layer. Table 4 gives the same tradeoff as a menu with a recommended reading for each setting.</w:t>
-      </w:r>
-      <w:commentRangeStart w:id="12"/>
+        <w:t>COMAVI's outputs are continuous. A threshold enters only where continuous energies must be converted into the discrete mechanism calls that can be graded against categorical literature labels, so it is an instrument of this evaluation rather than a parameter of the pipeline. Every graded number in Sections 3.2 and 3.4 therefore depends on that single choice. The 2.5 kcal/mol threshold maximizes both the pooled mechanism-pattern score (0.719, against 0.579 at 1.0 kcal/mol and 0.711 at the substitution-adjusted setting) and its prevalence-balanced form, the unweighted mean of the structural and rejection arms, which removes the effect of the cohort holding more curated negatives than committed mechanisms. The substitution-adjusted setting is the most stringent point in the prespecified set; because it is defined per axis it is not a single number, which is why it appears at the right-hand end of every panel in Fig 4 rather than at a position on a continuous scale. Resolved into binary questions, the tradeoff is not the one a recovery-against-rejection plot implies. Detection is almost flat across the working range: at least one axis exceeds the threshold for 23 of the 25 committed mechanisms at 1.0 kcal/mol and for 20 at 1.5, 2.0 and 2.5 alike, falling to 18 only at the substitution-adjusted setting. What falls at every step is attribution: 19 of 25 at 1.0 kcal/mol, then 17, 16, 14 at the reference and 12 at the most conservative point. Correct rejection rises at every step over the same range: 5 of 32, then 19, 23, 26 and 27. Raising the threshold therefore buys rejection almost entirely at the expense of naming the right axis rather than at the expense of noticing a lesion at all, and the graded arms behave accordingly: the structural arm falls from 0.760 to 0.540 while the no-lesion arm rises from 0.438 to 0.844, crossing between 1.5 and 2.0 kcal/mol, above which the pooled score peaks (Fig 4A, Fig 4C). The three axes do not agree on where the optimum lies. Directional agreement on binding is highest at the lowest thresholds (24 of 30 at 1.0 and 1.5 kcal/mol) and falls at every subsequent step to 22 of 30 at the reference, whereas agreement on stability calculated in the complex gains most from stringency, rising from 12 of 22 to 17 of 22, and isolated-subunit agreement peaks at 2.0 to 2.5 kcal/mol (Fig 4B). All four per-axis denominators are constant across the range, so this is a property of the energies and not of changing eligibility. A single global threshold is therefore a compromise set where the two fold axes perform best, and the binding axis gives up 0.067 relative to its own optimum to accommodate them. This is a partial and correctable explanation for the interface shortfall reported in Section 3.2, and it identifies per-axis thresholds as the most promising single change to the calling layer. Table 4 gives the same tradeoff as a menu with a recommended reading for each setting.</w:t>
+      </w:r>
       <w:r>
         <w:rPr>
           <w:rFonts w:ascii="Arial" w:eastAsia="Arial" w:hAnsi="Arial"/>
         </w:rPr>
       </w:r>
-      <w:commentRangeEnd w:id="12"/>
+      <w:r>
+        <w:rPr>
+          <w:rFonts w:ascii="Arial" w:eastAsia="Arial" w:hAnsi="Arial"/>
+        </w:rPr>
+      </w:r>
+      <w:r>
+        <w:rPr>
+          <w:rFonts w:ascii="Arial" w:eastAsia="Arial" w:hAnsi="Arial"/>
+        </w:rPr>
+      </w:r>
+      <w:r>
+        <w:rPr>
+          <w:rFonts w:ascii="Arial" w:eastAsia="Arial" w:hAnsi="Arial"/>
+        </w:rPr>
+      </w:r>
+      <w:commentRangeStart w:id="24"/>
+      <w:r>
+        <w:rPr>
+          <w:rFonts w:ascii="Arial" w:eastAsia="Arial" w:hAnsi="Arial"/>
+        </w:rPr>
+      </w:r>
+      <w:commentRangeEnd w:id="24"/>
       <w:r>
         <w:rPr>
           <w:rStyle w:val="CommentReference"/>
@@ -4431,66 +5176,6 @@
           <w:rFonts w:ascii="Arial" w:eastAsia="Arial" w:hAnsi="Arial"/>
         </w:rPr>
       </w:r>
-      <w:commentRangeStart w:id="13"/>
-      <w:r>
-        <w:rPr>
-          <w:rFonts w:ascii="Arial" w:eastAsia="Arial" w:hAnsi="Arial"/>
-        </w:rPr>
-      </w:r>
-      <w:commentRangeEnd w:id="13"/>
-      <w:r>
-        <w:rPr>
-          <w:rStyle w:val="CommentReference"/>
-          <w:rFonts w:ascii="Arial" w:eastAsia="Arial" w:hAnsi="Arial"/>
-          <w:sz w:val="21"/>
-          <w:szCs w:val="22"/>
-        </w:rPr>
-      </w:r>
-      <w:r>
-        <w:rPr>
-          <w:rFonts w:ascii="Arial" w:eastAsia="Arial" w:hAnsi="Arial"/>
-        </w:rPr>
-      </w:r>
-      <w:commentRangeStart w:id="14"/>
-      <w:r>
-        <w:rPr>
-          <w:rFonts w:ascii="Arial" w:eastAsia="Arial" w:hAnsi="Arial"/>
-        </w:rPr>
-      </w:r>
-      <w:commentRangeEnd w:id="14"/>
-      <w:r>
-        <w:rPr>
-          <w:rStyle w:val="CommentReference"/>
-          <w:rFonts w:ascii="Arial" w:eastAsia="Arial" w:hAnsi="Arial"/>
-          <w:sz w:val="21"/>
-          <w:szCs w:val="22"/>
-        </w:rPr>
-      </w:r>
-      <w:r>
-        <w:rPr>
-          <w:rFonts w:ascii="Arial" w:eastAsia="Arial" w:hAnsi="Arial"/>
-        </w:rPr>
-      </w:r>
-      <w:commentRangeStart w:id="15"/>
-      <w:r>
-        <w:rPr>
-          <w:rFonts w:ascii="Arial" w:eastAsia="Arial" w:hAnsi="Arial"/>
-        </w:rPr>
-      </w:r>
-      <w:commentRangeEnd w:id="15"/>
-      <w:r>
-        <w:rPr>
-          <w:rStyle w:val="CommentReference"/>
-          <w:rFonts w:ascii="Arial" w:eastAsia="Arial" w:hAnsi="Arial"/>
-          <w:sz w:val="21"/>
-          <w:szCs w:val="22"/>
-        </w:rPr>
-      </w:r>
-      <w:r>
-        <w:rPr>
-          <w:rFonts w:ascii="Arial" w:eastAsia="Arial" w:hAnsi="Arial"/>
-        </w:rPr>
-      </w:r>
       <w:r>
         <w:rPr>
           <w:rFonts w:ascii="Arial" w:eastAsia="Arial" w:hAnsi="Arial"/>
@@ -4503,19 +5188,16 @@
         <w:spacing w:before="80" w:after="20"/>
         <w:jc w:val="center"/>
       </w:pPr>
-      <w:commentRangeStart w:id="16"/>
       <w:r>
         <w:rPr>
           <w:noProof/>
         </w:rPr>
+        <w:lastRenderedPageBreak/>
         <w:drawing>
           <wp:inline distT="0" distB="0" distL="0" distR="0">
-            <wp:extent cx="7608570" cy="4623858"/>
-            <wp:effectExtent l="0" t="0" r="0" b="9525"/>
+            <wp:extent cx="7153275" cy="4347167"/>
+            <wp:effectExtent l="0" t="0" r="0" b="0"/>
             <wp:docPr id="21" name="Picture 21"/>
-            <wp:cNvGraphicFramePr>
-              <a:graphicFrameLocks noChangeAspect="1"/>
-            </wp:cNvGraphicFramePr>
             <a:graphic>
               <a:graphicData uri="http://schemas.openxmlformats.org/drawingml/2006/picture">
                 <ns6:pic>
@@ -4524,7 +5206,7 @@
                     <ns6:cNvPicPr/>
                   </ns6:nvPicPr>
                   <ns6:blipFill>
-                    <a:blip r:embed="rId16"/>
+                    <a:blip r:embed="rId17"/>
                     <a:stretch>
                       <a:fillRect/>
                     </a:stretch>
@@ -4532,7 +5214,7 @@
                   <ns6:spPr>
                     <a:xfrm>
                       <a:off x="0" y="0"/>
-                      <a:ext cx="7608570" cy="4623858"/>
+                      <a:ext cx="7153275" cy="4347167"/>
                     </a:xfrm>
                     <a:prstGeom prst="rect">
                       <a:avLst/>
@@ -4544,15 +5226,6 @@
           </wp:inline>
         </w:drawing>
       </w:r>
-      <w:commentRangeEnd w:id="16"/>
-      <w:r>
-        <w:rPr>
-          <w:rStyle w:val="CommentReference"/>
-          <w:sz w:val="21"/>
-          <w:szCs w:val="22"/>
-        </w:rPr>
-        <w:commentReference w:id="16"/>
-      </w:r>
     </w:p>
     <w:p ns2:paraId="6B9B96CE" ns2:textId="77777777">
       <w:pPr>
@@ -4576,6 +5249,7 @@
         <w:rPr>
           <w:rFonts w:ascii="Arial" w:eastAsia="Arial" w:hAnsi="Arial"/>
         </w:rPr>
+        <w:lastRenderedPageBreak/>
         <w:t>Table 4. Energy-threshold menu and observed tradeoffs.</w:t>
       </w:r>
     </w:p>
@@ -5338,14 +6012,15 @@
       <w:pPr>
         <w:rPr>
           <w:rFonts w:ascii="Arial" w:hAnsi="Arial" w:cs="Arial"/>
+          <w:szCs w:val="21"/>
         </w:rPr>
       </w:pPr>
       <w:r>
         <w:rPr>
           <w:rFonts w:ascii="Arial" w:hAnsi="Arial" w:cs="Arial"/>
-          <w:sz w:val="18"/>
-        </w:rPr>
-        <w:t>The structural arm is the mean rubric grade among the 25 variants with a committed structural mechanism; the rejection arm is the same grade among the 32 curated to lack a lesion on the modeled axes. Measured destabilizations called is a different population and a different question, counting how many of 44 variant-axis comparisons carrying a directly measured destabilizing energy have |predicted ΔΔG| at or above the stated threshold; Table 3 separates these.</w:t>
+          <w:szCs w:val="21"/>
+        </w:rPr>
+        <w:t>The structural arm is the mean rubric grade among the 25 variants with a committed structural mechanism; the rejection arm is the same grade among the 32 curated to lack a lesion on the modeled axes. Measured destabilizations called is computed on a different population and asks something else, counting how many of 44 variant-axis comparisons carrying a directly measured destabilizing energy have |predicted ΔΔG| at or above the stated threshold; Table 3 separates these.</w:t>
       </w:r>
     </w:p>
     <w:p ns2:paraId="6F3FDFE4" ns2:textId="77777777">
@@ -5360,13 +6035,34 @@
         </w:rPr>
         <w:t>The same tradeoff appeared in measured-energy comparisons. Of 44 experimentally destabilizing effects, 35 were detected at the 1.0 kcal/mol default, 13 at the 2.5 kcal/mol reference, and 12 at the substitution-adjusted setting. Thus a conservative threshold can miss a real effect even when the measured destabilization is large.</w:t>
       </w:r>
-      <w:commentRangeStart w:id="17"/>
-      <w:r>
+    </w:p>
+    <w:p ns2:paraId="007D1502" ns2:textId="77777777">
+      <w:pPr>
+        <w:pStyle w:val="Heading2"/>
+      </w:pPr>
+      <w:r>
+        <w:t>3.6 The predicted energies are anchored to direct measurements, and compress at large effect sizes</w:t>
+      </w:r>
+    </w:p>
+    <w:p ns2:paraId="599BA5D9" ns2:textId="13B8DFC4">
+      <w:pPr>
         <w:rPr>
           <w:rFonts w:ascii="Arial" w:hAnsi="Arial" w:cs="Arial"/>
         </w:rPr>
-      </w:r>
-      <w:commentRangeEnd w:id="17"/>
+      </w:pPr>
+      <w:r>
+        <w:rPr>
+          <w:rFonts w:ascii="Arial" w:hAnsi="Arial" w:cs="Arial"/>
+        </w:rPr>
+        <w:t>The threshold menu in Section 3.5 assumes the predicted energies are meaningful quantities rather than an arbitrary scale, and that assumption is testable wherever the benchmark carries a directly measured energy for the same substitution. Those comparisons explain the shape of the tradeoff above: the predictor orders effects well but understates their size, so a threshold chosen on the measured scale is systematically too strict when applied to predictions.</w:t>
+      </w:r>
+      <w:commentRangeStart w:id="25"/>
+      <w:r>
+        <w:rPr>
+          <w:rFonts w:ascii="Arial" w:hAnsi="Arial" w:cs="Arial"/>
+        </w:rPr>
+      </w:r>
+      <w:commentRangeEnd w:id="25"/>
       <w:r>
         <w:rPr>
           <w:rStyle w:val="CommentReference"/>
@@ -5381,38 +6077,17 @@
         </w:rPr>
       </w:r>
     </w:p>
-    <w:p ns2:paraId="007D1502" ns2:textId="77777777">
-      <w:pPr>
-        <w:pStyle w:val="Heading2"/>
-      </w:pPr>
-      <w:r>
+    <w:p ns2:paraId="4336518C" ns2:textId="77777777">
+      <w:pPr>
+        <w:rPr>
+          <w:rFonts w:ascii="Arial" w:hAnsi="Arial" w:cs="Arial"/>
+        </w:rPr>
+      </w:pPr>
+      <w:r>
+        <w:rPr>
+          <w:rFonts w:ascii="Arial" w:hAnsi="Arial" w:cs="Arial"/>
+        </w:rPr>
         <w:lastRenderedPageBreak/>
-        <w:t>3.6 The predicted energies are anchored to direct measurements, and compress at large effect sizes</w:t>
-      </w:r>
-    </w:p>
-    <w:p ns2:paraId="599BA5D9" ns2:textId="77777777">
-      <w:pPr>
-        <w:rPr>
-          <w:rFonts w:ascii="Arial" w:hAnsi="Arial" w:cs="Arial"/>
-        </w:rPr>
-      </w:pPr>
-      <w:r>
-        <w:rPr>
-          <w:rFonts w:ascii="Arial" w:hAnsi="Arial" w:cs="Arial"/>
-        </w:rPr>
-        <w:t>The threshold menu in Section 3.5 assumes the predicted energies it thresholds are meaningful quantities rather than an arbitrary scale, and that assumption is testable wherever the benchmark carries a directly measured energy for the same substitution. This section reports those comparisons, and they explain the shape of the tradeoff above: the predictor orders effects well but understates their size, so a threshold chosen on the measured scale is systematically too strict when applied to predictions.</w:t>
-      </w:r>
-    </w:p>
-    <w:p ns2:paraId="4336518C" ns2:textId="77777777">
-      <w:pPr>
-        <w:rPr>
-          <w:rFonts w:ascii="Arial" w:hAnsi="Arial" w:cs="Arial"/>
-        </w:rPr>
-      </w:pPr>
-      <w:r>
-        <w:rPr>
-          <w:rFonts w:ascii="Arial" w:hAnsi="Arial" w:cs="Arial"/>
-        </w:rPr>
         <w:t>The first comparison asks whether predicted and measured energies agree in rank and in size, and it separates those two questions because they have different consequences: a predictor that ranks correctly but compresses can still order candidates while misplacing any fixed threshold. Fig 5 shows both. FoldX preserved ordering better than magnitude: across the broader 56-point calibration set, predicted and measured effects had Spearman ρ = 0.63, but the fitted slope was 0.43 and error became more negative as measured effects increased. Large destabilizations were therefore systematically compressed, which explains part of the sensitivity loss at high thresholds.</w:t>
       </w:r>
     </w:p>
@@ -5442,7 +6117,7 @@
                     <ns6:cNvPicPr/>
                   </ns6:nvPicPr>
                   <ns6:blipFill>
-                    <a:blip r:embed="rId17"/>
+                    <a:blip r:embed="rId18"/>
                     <a:stretch>
                       <a:fillRect/>
                     </a:stretch>
@@ -5511,7 +6186,7 @@
                     <ns6:cNvPicPr/>
                   </ns6:nvPicPr>
                   <ns6:blipFill>
-                    <a:blip r:embed="rId18"/>
+                    <a:blip r:embed="rId19"/>
                     <a:stretch>
                       <a:fillRect/>
                     </a:stretch>
@@ -5566,15 +6241,16 @@
         <w:pStyle w:val="Heading2"/>
       </w:pPr>
       <w:r>
+        <w:lastRenderedPageBreak/>
         <w:t>3.7 COMAVI is not a pathogenicity classifier, and the two rankings answer different questions</w:t>
       </w:r>
     </w:p>
-    <w:p ns2:paraId="4AA8C9C7" ns2:textId="77777777">
+    <w:p ns2:paraId="4AA8C9C7" ns2:textId="4A3CD7BA">
       <w:r>
         <w:rPr>
           <w:rFonts w:ascii="Arial" w:eastAsia="Arial" w:hAnsi="Arial"/>
         </w:rPr>
-        <w:t>The preceding sections establish what COMAVI recovers and how reliably, which invites a comparison it is important not to make: that a structural-disruption ranking is a pathogenicity predictor with extra steps. It is not, and the distinction is measurable. Pathogenicity prediction, structural prioritization, and mechanism interpretation answer different questions. On the common clinically labeled set of 47 variants, AlphaMissense was the stronger pathogenicity ranker (ROC AUC 0.903); the priority score had pathogenicity ROC AUC 0.851, its energy component 0.836, and its context component 0.769. These pathogenicity AUCs should not be compared directly with the priority score's structural-prioritization ROC AUC of 0.943 because the positive definition and task differ. AlphaMissense asks whether a variant may be pathogenic; the priority score asks how strongly the available structure supports modeled disruption; the mechanism profile identifies the proposed structural process and experiment.</w:t>
+        <w:t>The preceding sections establish what COMAVI recovers and how reliably, which invites a comparison it is important not to make: that a structural-disruption ranking is a pathogenicity predictor with extra steps. On the common clinically labeled set of 47 variants, AlphaMissense was the stronger pathogenicity ranker (ROC AUC 0.903); the priority score had pathogenicity ROC AUC 0.851, its energy component 0.836, and its context component 0.769. These pathogenicity AUCs should not be compared directly with the priority score's structural-prioritization ROC AUC of 0.943 because the positive definition and task differ. AlphaMissense asks whether a variant may be pathogenic; the priority score asks how strongly the available structure supports modeled disruption; the mechanism profile identifies the proposed structural process and experiment.</w:t>
       </w:r>
     </w:p>
     <w:p ns2:paraId="4851AA9D" ns2:textId="77777777">
@@ -5587,14 +6263,12 @@
         <w:rPr>
           <w:rFonts w:ascii="Arial" w:hAnsi="Arial" w:cs="Arial"/>
         </w:rPr>
-        <w:t xml:space="preserve">Fig 7 separates the three views on the same variants, plotting structural context, predicted energy and priority score against the pathogenicity score so that agreement and disagreement are visible per variant rather than only in aggregate. Discordant cases show why all three views are useful. HBB E6V can be pathogenic despite a low structural score because its polymerization mechanism is absent from the supplied state. CFH R78G and VWF R1334Q show the converse: multimer-aware profiles identify binding-specific or combined assembly-and-binding hypotheses that a pathogenicity score cannot name. PIK3CA </w:t>
+        <w:t>Fig 7 separates the three views on the same variants, plotting structural context, predicted energy and priority score against the pathogenicity score so that agreement and disagreement are visible per variant rather than only in aggregate. Discordant cases show why all three views are useful. HBB E6V can be pathogenic despite a low structural score because its polymerization mechanism is absent from the supplied state. CFH R78G shows the converse: a multimer-aware profile identifies a binding-specific hypothesis that a pathogenicity score cannot name. VWF R1334Q makes the same point from outside this comparison, since AlphaMissense returns no score for it and it is therefore absent from the complete-case population - a coverage limit that a structural profile does not share. PIK3CA H1047R and TNNI3 R162W run the other way again: both sit in a strong structural context, yet neither produces an energetic lesion above threshold on any modeled axis. COMAVI therefore ranks them for follow-up on context alone and declines to name a mechanism, which is the intended behavior rather than a missed call - a high priority score is a claim about where to look, not a claim that a specific axis was disrupted. What makes these two informative is where the pathogenicity score sits on them. Both are clinically pathogenic, and both fall inside the AlphaMissense ambiguous band (0.538 and 0.411), as does CFH R78G (0.398); three of the four ambiguous variants in the cohort are the discordant cases named here. So on the variants where the pathogenicity score is least decided, the structural views are not uniformly more informative either: COMAVI supplies a named binding mechanism for R78G and, for H1047R and R162W, only a place to look. The three views do not resolve the same variants, which is the reason to read them together rather than to substitute one for another.</w:t>
       </w:r>
       <w:r>
         <w:rPr>
           <w:rFonts w:ascii="Arial" w:hAnsi="Arial" w:cs="Arial"/>
         </w:rPr>
-        <w:lastRenderedPageBreak/>
-        <w:t>H1047R and TNNI3 R162W run the other way again: both sit in a strong structural context, yet neither produces an energetic lesion above threshold on any modeled axis. COMAVI therefore ranks them for follow-up on context alone and declines to name a mechanism, which is the intended behavior rather than a missed call - a high priority score is a claim about where to look, not a claim that a specific axis was disrupted. What makes these two informative is where the pathogenicity score sits on them. Both are clinically pathogenic, and both fall inside the AlphaMissense ambiguous band (0.538 and 0.411), as does CFH R78G (0.398); three of the four ambiguous variants in the cohort are the discordant cases named here. So on the variants where the pathogenicity score is least decided, the structural views are not uniformly more informative either: COMAVI supplies a named binding mechanism for R78G and, for H1047R and R162W, only a place to look. The three views do not resolve the same variants, which is the reason to read them together rather than to substitute one for another.</w:t>
       </w:r>
     </w:p>
     <w:p ns2:paraId="000B2247" ns2:textId="77777777">
@@ -5603,7 +6277,9 @@
         <w:spacing w:before="80" w:after="20"/>
         <w:jc w:val="center"/>
       </w:pPr>
-      <w:commentRangeStart w:id="18"/>
+      <w:commentRangeStart w:id="26"/>
+      <w:commentRangeStart w:id="27"/>
+      <w:commentRangeStart w:id="28"/>
       <w:r>
         <w:rPr>
           <w:noProof/>
@@ -5624,7 +6300,7 @@
                     <ns6:cNvPicPr/>
                   </ns6:nvPicPr>
                   <ns6:blipFill>
-                    <a:blip r:embed="rId19"/>
+                    <a:blip r:embed="rId20"/>
                     <a:stretch>
                       <a:fillRect/>
                     </a:stretch>
@@ -5644,14 +6320,32 @@
           </wp:inline>
         </w:drawing>
       </w:r>
-      <w:commentRangeEnd w:id="18"/>
+      <w:commentRangeEnd w:id="28"/>
       <w:r>
         <w:rPr>
           <w:rStyle w:val="CommentReference"/>
           <w:sz w:val="21"/>
           <w:szCs w:val="22"/>
         </w:rPr>
-        <w:commentReference w:id="18"/>
+        <w:commentReference w:id="28"/>
+      </w:r>
+      <w:commentRangeEnd w:id="26"/>
+      <w:r>
+        <w:rPr>
+          <w:rStyle w:val="CommentReference"/>
+          <w:sz w:val="21"/>
+          <w:szCs w:val="22"/>
+        </w:rPr>
+        <w:commentReference w:id="26"/>
+      </w:r>
+      <w:commentRangeEnd w:id="27"/>
+      <w:r>
+        <w:rPr>
+          <w:rStyle w:val="CommentReference"/>
+          <w:sz w:val="21"/>
+          <w:szCs w:val="22"/>
+        </w:rPr>
+        <w:commentReference w:id="27"/>
       </w:r>
     </w:p>
     <w:p ns2:paraId="462EBE15" ns2:textId="77777777">
@@ -5664,7 +6358,7 @@
         <w:rPr>
           <w:rFonts w:ascii="Arial" w:eastAsia="Arial" w:hAnsi="Arial"/>
         </w:rPr>
-        <w:t>Fig 7. Pathogenicity ranking, structural prioritization, and mechanism interpretation are distinct. (A, B) AlphaMissense pathogenicity scores are compared with the priority score and with the strongest usable absolute predicted energy. Orange points are pathogenic or pathogenic gain-of-function variants; blue points are benign; the gray band marks the AlphaMissense ambiguous range. (C) Pathogenicity ROC AUCs on the common 47-variant complete-case population. These values answer a pathogenicity-ranking question and are distinct from the 0.943 structural-prioritization ROC AUC reported in Section 3.3. COMAVI scores remain structural descriptors, and the mechanism profile provides the process-specific interpretation.</w:t>
+        <w:t>Fig 7. Pathogenicity ranking, structural prioritization, and mechanism interpretation are distinct. (A, B) AlphaMissense pathogenicity scores are compared with the priority score and with the strongest usable absolute predicted energy. Orange points are pathogenic or pathogenic gain-of-function variants; blue points are benign; the gray band marks the AlphaMissense ambiguous range. The two discordant variants discussed in the text, HBB E6V and CFH R78G, are labelled. (C) Pathogenicity ROC AUCs on the common 47-variant complete-case population. These values answer a pathogenicity-ranking question and are distinct from the 0.943 structural-prioritization ROC AUC reported in Section 3.3. COMAVI scores remain structural descriptors, and the mechanism profile provides the process-specific interpretation.</w:t>
       </w:r>
     </w:p>
     <w:p ns2:paraId="0A3EFFA1" ns2:textId="77777777">
@@ -5677,7 +6371,14 @@
         <w:rPr>
           <w:rFonts w:ascii="Arial" w:hAnsi="Arial" w:cs="Arial"/>
         </w:rPr>
-        <w:t>Silent structural results occurred in both pathogenic and benign variants in this selected benchmark (S3 Text), so silence does not distinguish the two. That observation is the reason the transferable conclusion is asymmetric: a positive structural call supplies a testable hypothesis, whereas a silent call provides little evidence against pathogenicity, because the mechanism may simply lie outside what the supplied model can represent.</w:t>
+        <w:t xml:space="preserve">Silent structural results occurred in both pathogenic and benign variants in this selected benchmark (S3 Text), so silence does not distinguish the two. That observation is the reason the transferable conclusion is asymmetric: a positive structural call supplies a testable hypothesis, whereas a silent call provides little </w:t>
+      </w:r>
+      <w:r>
+        <w:rPr>
+          <w:rFonts w:ascii="Arial" w:hAnsi="Arial" w:cs="Arial"/>
+        </w:rPr>
+        <w:lastRenderedPageBreak/>
+        <w:t>evidence against pathogenicity, because the mechanism may simply lie outside what the supplied model can represent.</w:t>
       </w:r>
     </w:p>
     <w:p ns2:paraId="2DE175FE" ns2:textId="77777777">
@@ -5696,7 +6397,7 @@
     <w:p ns2:paraId="3D785516" ns2:textId="77777777">
       <w:pPr>
         <w:pStyle w:val="Heading1"/>
-        <w:spacing w:after="50" w:line="480" w:lineRule="auto"/>
+        <w:spacing w:after="50"/>
       </w:pPr>
       <w:r>
         <w:t>4. Discussion</w:t>
@@ -5715,643 +6416,631 @@
         <w:rPr>
           <w:rFonts w:ascii="Arial" w:eastAsia="Arial" w:hAnsi="Arial"/>
         </w:rPr>
-        <w:t>COMAVI helps answer two practical questions: which variants deserve structural follow-up, and which experiment should test the predicted effect. At the 2.5 kcal/mol reference threshold, the mechanism profile recovered the expected structural pattern with a partial-credit score of 41.0/57 = 0.719, against 0.561 for the strongest trivial strategy. In the overlapping 47-variant prioritization subset, the priority score placed 16 of 17 modeled structural mechanisms within the top 20 candidates and all 17 within the top 25. This ranking result is threshold-free: the priority score applies no cut-off and the positive class comes from the curated mechanism class, so no part of it moves when the threshold changes. These results support mechanism-directed triage and prioritization within the present literature-curated resource.</w:t>
-      </w:r>
-      <w:commentRangeStart w:id="19"/>
+        <w:t>COMAVI helps answer two practical questions: which variants deserve structural follow-up, and which experiment should test the predicted effect. Section 3.2 gives the mechanism result and Section 3.3 the prioritization result; what matters for use is that they fail differently. The prioritization result is threshold-free, because the priority score applies no cut-off and its positive class comes from the curated mechanism class, so no part of it moves when the threshold changes. The mechanism result depends entirely on the threshold at which a continuous energy becomes a call. These results support mechanism-directed triage and prioritization within the present literature-curated resource.</w:t>
+      </w:r>
+    </w:p>
+    <w:p ns2:paraId="7878DF8D" ns2:textId="0960978D">
       <w:r>
         <w:rPr>
           <w:rFonts w:ascii="Arial" w:eastAsia="Arial" w:hAnsi="Arial"/>
         </w:rPr>
+        <w:t xml:space="preserve">The existing tool most like COMAVI is MAVISp. The underlying protocol is the same: FoldX5 BuildModel for stability and AnalyzeComplex for interaction energy, averaged over replicate runs. Reporting fold and binding effects as separate quantities is theirs as much as ours, as is the principle that a stability call is a statement about structure and not about function. They run a consensus of several energy predictors where COMAVI runs FoldX alone, and they cover over a thousand proteins and millions of variants against our 61. </w:t>
       </w:r>
       <w:r>
         <w:rPr>
           <w:rFonts w:ascii="Arial" w:eastAsia="Arial" w:hAnsi="Arial"/>
         </w:rPr>
-      </w:r>
-      <w:commentRangeEnd w:id="19"/>
-      <w:r>
-        <w:rPr>
-          <w:rStyle w:val="CommentReference"/>
+        <w:t>COMAVI incorporates separate important features</w:t>
+      </w:r>
+      <w:r>
+        <w:rPr>
           <w:rFonts w:ascii="Arial" w:eastAsia="Arial" w:hAnsi="Arial"/>
-          <w:sz w:val="21"/>
-          <w:szCs w:val="22"/>
-        </w:rPr>
+        </w:rPr>
+        <w:t xml:space="preserve">. First, the isolated-versus-assembled fold contrast, which their framework does not compute: its stability module estimates folding energy on one selected structure per target and its local-interaction module treats interfaces, but the two are not run on the same substitution in both contexts and compared. ELASPIC likewise reaches both contexts while assigning each </w:t>
       </w:r>
       <w:r>
         <w:rPr>
           <w:rFonts w:ascii="Arial" w:eastAsia="Arial" w:hAnsi="Arial"/>
         </w:rPr>
-      </w:r>
-    </w:p>
-    <w:p ns2:paraId="7878DF8D" ns2:textId="2E2B0B8F">
+        <w:lastRenderedPageBreak/>
+        <w:t>substitution to one of them, predicting folding stability for core mutations and binding affinity for interface mutations [14]. Second, an evaluation framework: mechanism attribution scored against literature-defined per-axis expectations, where their validation reports per-protein case narratives and predictor-style sensitivity and specificity against clinical labels. The two are also benchmarked against different quantities. MAVISp is assessed against functional assay readouts, reporting classification agreement with deep mutational scanning and activity data; its own report states that experimental protein-interaction data are too scarce and heterogeneous for reliable benchmarking of the binding module, and substitutes agreement among predictors there [15]. COMAVI is assessed against directly measured energies where the cohort carries them, which is feasible only because it is a small curated benchmark rather than a proteome-scale database. The two designs trade scale against the availability of a measured answer, and neither substitutes for the other. Third, a difference in how the two are used. MAVISp is a database, consulted through a web server or downloaded as tables, with new proteins entering by curation and public releases on a quarterly cycle; a user with a structure and a variant list of their own waits to be added. COMAVI is a pipeline that runs on supplied coordinates and a supplied variant list and returns per-axis energies, a mechanism call and a priority score for each one, which is the mode of use a laboratory triaging its own candidate variants needs. This work makes three contributions, and they are separable. The first is a distinction: COMAVI evaluates the same substitution in an isolated subunit and in the assembled complex, which can separate a predicted folding problem from a predicted partner-binding problem or identify both. The second is the benchmark itself, a cohort of 61 variants across 14 systems in which every committed expectation carries a written evidence basis, a citation, and a gate that enforces agreement between the two; it is usable independently of the method it was built to test. The third is measurement: where the cohort carries directly measured energies, the predictions are compared against them rather than against other predictions. CFH R78G and VWF R1334Q show how that decomposition maps to affinity or assembly experiments, whereas HBB E6V shows why a missing structural state must limit interpretation.</w:t>
+      </w:r>
+    </w:p>
+    <w:p ns2:paraId="502515E3" ns2:textId="77777777">
       <w:r>
         <w:rPr>
           <w:rFonts w:ascii="Arial" w:eastAsia="Arial" w:hAnsi="Arial"/>
         </w:rPr>
-        <w:t xml:space="preserve">The existing tool most like COMAVI is MAVISp. </w:t>
-      </w:r>
+        <w:t xml:space="preserve">The priority score provides a transparent way to allocate limited experimental attention, but it cannot identify the affected process. The mechanism profile remains necessary for interpretation. The tier describes site context; it does not select a FoldX axis or override an axis-specific energy result. </w:t>
+      </w:r>
+    </w:p>
+    <w:p ns2:paraId="39C5946F" ns2:textId="77777777">
+      <w:pPr>
+        <w:pStyle w:val="Heading2"/>
+      </w:pPr>
+      <w:r>
+        <w:lastRenderedPageBreak/>
+        <w:t>4.2 How to use COMAVI: rank, interpret, and test</w:t>
+      </w:r>
+    </w:p>
+    <w:p ns2:paraId="6BDC4089" ns2:textId="45872DEC">
       <w:r>
         <w:rPr>
           <w:rFonts w:ascii="Arial" w:eastAsia="Arial" w:hAnsi="Arial"/>
         </w:rPr>
-        <w:t>The underlying protocol is the same: FoldX5 BuildModel for stability and AnalyzeComplex for interaction energy, averaged over replicate runs. Reporting fold and binding effects as separate quantities is theirs as much as ours, as is the principle that a stability call is a statement about structure and not about function. They run a consensus of several energy predictors where COMAVI runs FoldX alone, and they cover over a thousand proteins and millions of variants against our 61. What COMAVI adds is narrow and specific. First, the isolated-versus-assembled fold contrast, which their framework does not compute: its stability module estimates folding energy on one selected structure per target and its local-interaction module treats interfaces, but the two are not run on the same substitution in both contexts and compared. ELASPIC likewise reaches both contexts while assigning each substitution to one of them, predicting folding stability for core mutations and binding affinity for interface mutations [14]. Second, an evaluation framework: mechanism attribution scored against literature-defined per-axis expectations, where their validation reports per-protein case narratives and predictor-style sensitivity and specificity against clinical labels. The two are also benchmarked against different quantities. MAVISp is assessed against functional assay readouts, reporting classification agreement with deep mutational scanning and activity data; its own report states that experimental protein-interaction data are too scarce and heterogeneous for reliable benchmarking of the binding module, and substitutes agreement among predictors there [15]. COMAVI is assessed against directly measured energies where the cohort carries them, which is feasible only because it is a small curated benchmark rather than a proteome-scale database. The two designs trade scale against the availability of a measured answer, and neither substitutes for the other. Third, a difference in how the two are used. MAVISp is a database, consulted through a web server or downloaded as tables, with new proteins entering by curation and public releases on a quarterly cycle; a user with a structure and a variant list of their own waits to be added. COMAVI is a pipeline that runs on supplied coordinates and a supplied variant list and returns per-axis energies, a mechanism call and a priority score for each one, which is the mode of use a laboratory triaging its own candidate variants needs. This work makes three contributions, and they are separable. The first is a distinction: COMAVI evaluates the same substitution in an isolated subunit and in the assembled complex, which can separate a predicted folding problem from a predicted partner-binding problem or identify both. The second is the benchmark itself, a cohort of 61 variants across 14 systems in which every committed expectation carries a written evidence basis, a citation, and a gate that enforces agreement between the two; it is usable independently of the method it was built to test. The third is measurement: where the cohort carries directly measured energies, the predictions are compared against them rather than against other predictions. CFH R78G and VWF R1334Q show how that decomposition maps to affinity or assembly experiments, whereas HBB E6V shows why a missing structural state must limit interpretation.</w:t>
-      </w:r>
-    </w:p>
-    <w:p ns2:paraId="502515E3" ns2:textId="77777777">
+        <w:t>What a user receives per variant is the full per-axis record: signed predicted ΔΔG with its replicate spread for isolated-subunit stability, for stability in the assembled complex, and for interaction energy with each detected partner separately; the confidence status of the substituted site; the structural-context tier and its components; the mechanism call; and the priority score. The label is a reading of those numbers and never replaces them, so a user who disagrees with the threshold can re-read the same call at another one. S1 Table (benchmark_variants sheet) reports the graded call for every variant at all five thresholds, and 21 of the 57 graded variants change their call somewhere in that range. The threshold is an input to the grading, not an output of the pipeline, and the per-axis energies, the mechanism profile and the priority score are reported as continuous values from which a call at any threshold can be recomputed, and a user interested in one partner can look at that partner alone. S1 Table (benchmark_variants sheet) reports this record for every benchmark variant. Threshold choice should follow the cost of error. The 1.0 kcal/mol default is screening-oriented; 1.5-2.0 provides intermediate stringency; 2.5 is the frozen benchmark reference; and the substitution-adjusted setting is the most conservative point evaluated. Lower thresholds are preferable when missing a candidate mechanism is more costly, whereas higher thresholds are preferable when false structural assertions are more costly.</w:t>
+      </w:r>
+    </w:p>
+    <w:p ns2:paraId="7BA4BC48" ns2:textId="77777777">
+      <w:pPr>
+        <w:rPr>
+          <w:rFonts w:ascii="Arial" w:hAnsi="Arial" w:cs="Arial"/>
+        </w:rPr>
+      </w:pPr>
+      <w:r>
+        <w:rPr>
+          <w:rFonts w:ascii="Arial" w:hAnsi="Arial" w:cs="Arial"/>
+        </w:rPr>
+        <w:t>Every call should retain its continuous energy and threshold because near-boundary variants lose information when reduced to a binary label. A silent result must not be translated into benign, nonfunctional, or unworthy of study. It means only that the supplied static model did not show a structural lesion at the selected threshold.</w:t>
+      </w:r>
+    </w:p>
+    <w:p ns2:paraId="79D80160" ns2:textId="49574E5F">
+      <w:pPr>
+        <w:rPr>
+          <w:rFonts w:ascii="Arial" w:hAnsi="Arial" w:cs="Arial"/>
+        </w:rPr>
+      </w:pPr>
+      <w:r>
+        <w:rPr>
+          <w:rFonts w:ascii="Arial" w:hAnsi="Arial" w:cs="Arial"/>
+        </w:rPr>
+        <w:t xml:space="preserve">COMAVI should be used alongside pathogenicity predictors, population evidence, functional assays, and clinical interpretation frameworks such as Franklin [50]. </w:t>
+      </w:r>
+      <w:r>
+        <w:rPr>
+          <w:rFonts w:ascii="Arial" w:hAnsi="Arial" w:cs="Arial"/>
+        </w:rPr>
+        <w:t xml:space="preserve">When implementing COMAVI, </w:t>
+      </w:r>
+      <w:r>
+        <w:rPr>
+          <w:rFonts w:ascii="Arial" w:hAnsi="Arial" w:cs="Arial"/>
+        </w:rPr>
+        <w:t>use the priority score to allocate attention, then use the signed mechanism profile and model limitations to design the experiment. Pathogenicity evidence remains a separate question. Reporting a pathogenicity score alongside the COMAVI outputs would be straightforward to implement, and the comparison in Section 3.7 shows what such a display would and would not add: the two disagree in interpretable ways, so showing them together is useful provided they are not combined into a single score, which would reintroduce the conflation the separation is designed to avoid.</w:t>
+      </w:r>
+    </w:p>
+    <w:p ns2:paraId="6EB9BD61" ns2:textId="77777777">
+      <w:pPr>
+        <w:pStyle w:val="Heading2"/>
+      </w:pPr>
+      <w:r>
+        <w:lastRenderedPageBreak/>
+        <w:t>4.3 Limitations and validation priorities</w:t>
+      </w:r>
+    </w:p>
+    <w:p ns2:paraId="66A315AB" ns2:textId="2331CA99">
+      <w:pPr>
+        <w:rPr>
+          <w:rFonts w:ascii="Arial" w:hAnsi="Arial" w:cs="Arial"/>
+        </w:rPr>
+      </w:pPr>
+      <w:r>
+        <w:rPr>
+          <w:rFonts w:ascii="Arial" w:hAnsi="Arial" w:cs="Arial"/>
+        </w:rPr>
+        <w:t>FoldX predictions preserve direction and rank better than absolute magnitude</w:t>
+      </w:r>
+      <w:r>
+        <w:rPr>
+          <w:rFonts w:ascii="Arial" w:hAnsi="Arial" w:cs="Arial"/>
+        </w:rPr>
+        <w:t xml:space="preserve"> of structural disruption</w:t>
+      </w:r>
+      <w:r>
+        <w:rPr>
+          <w:rFonts w:ascii="Arial" w:hAnsi="Arial" w:cs="Arial"/>
+        </w:rPr>
+        <w:t>. This is a documented property of the force field rather than a feature of this benchmark: systematic evaluations against measured stability and affinity data report the same compression of large effects [15,46,47], and Section 3.6 reproduces it here with a regression slope of 0.43 against measured energies. Large destabilizations are therefore understated, so stringent thresholds can miss real effects and the priority score cannot be interpreted in experimental energy units. A related caution applies at the other end of the scale. The thresholds in Table 4 are calibrated to separate curated mechanisms from curated negatives, and a variant below the reference threshold is reported as carrying no modeled lesion on that axis; it is not reported as having no effect. Modest predicted destabilizations can still be functionally consequential, particularly for proteins where a small shift in subunit stability or interface affinity changes assembly stoichiometry or turnover, and the measured-energy comparisons show that at the 2.5 reference the method reproduces only 13 of 44 directly measured destabilizing effects. A study concerned with mild but real perturbations should read the 1.0 kcal/mol row of Table 4, where 35 of 44 are reproduced, and accept the accompanying false-call rate.</w:t>
+      </w:r>
+    </w:p>
+    <w:p ns2:paraId="19831C76" ns2:textId="6B2EA4FA">
       <w:r>
         <w:rPr>
           <w:rFonts w:ascii="Arial" w:eastAsia="Arial" w:hAnsi="Arial"/>
         </w:rPr>
-        <w:t xml:space="preserve">The priority score provides a transparent way to allocate limited experimental attention, but it cannot identify the affected process. The mechanism profile remains necessary for interpretation. The tier describes site context; it does not select a FoldX axis or override an axis-specific energy result. </w:t>
-      </w:r>
-    </w:p>
-    <w:p ns2:paraId="39C5946F" ns2:textId="77777777">
+        <w:t>The size and composition of benchmark is another limitation. It contains</w:t>
+      </w:r>
+      <w:r>
+        <w:rPr>
+          <w:rFonts w:ascii="Arial" w:eastAsia="Arial" w:hAnsi="Arial"/>
+        </w:rPr>
+        <w:t xml:space="preserve"> 57 mechanism-evaluable variants spa</w:t>
+      </w:r>
+      <w:r>
+        <w:rPr>
+          <w:rFonts w:ascii="Arial" w:eastAsia="Arial" w:hAnsi="Arial"/>
+        </w:rPr>
+        <w:t>n</w:t>
+      </w:r>
+      <w:r>
+        <w:rPr>
+          <w:rFonts w:ascii="Arial" w:eastAsia="Arial" w:hAnsi="Arial"/>
+        </w:rPr>
+        <w:t>n</w:t>
+      </w:r>
+      <w:r>
+        <w:rPr>
+          <w:rFonts w:ascii="Arial" w:eastAsia="Arial" w:hAnsi="Arial"/>
+        </w:rPr>
+        <w:t>ing</w:t>
+      </w:r>
+      <w:r>
+        <w:rPr>
+          <w:rFonts w:ascii="Arial" w:eastAsia="Arial" w:hAnsi="Arial"/>
+        </w:rPr>
+        <w:t xml:space="preserve"> 14 systems, and variants within a system share structures and curation. Whole-system resampling addresses that dependence but cannot replace prospective validation. Evidence quality is also uneven: isolated-subunit stability and binding have direct energy anchors, whereas the present benchmark contains no direct measured energy comparator for stability calculated in the assembled complex.</w:t>
+      </w:r>
+    </w:p>
+    <w:p ns2:paraId="55E79E74" ns2:textId="77777777">
+      <w:pPr>
+        <w:rPr>
+          <w:rFonts w:ascii="Arial" w:hAnsi="Arial" w:cs="Arial"/>
+        </w:rPr>
+      </w:pPr>
+      <w:r>
+        <w:rPr>
+          <w:rFonts w:ascii="Arial" w:hAnsi="Arial" w:cs="Arial"/>
+        </w:rPr>
+        <w:t xml:space="preserve">Finally, COMAVI evaluates the supplied static coordinates. It cannot capture every catalytic, dynamic, aggregative, regulatory, post-translational, ligand-dependent, or state-dependent mechanism. Model limitations must therefore be assessed before a silent result is interpreted. </w:t>
+      </w:r>
+      <w:r>
+        <w:rPr>
+          <w:rFonts w:ascii="Arial" w:hAnsi="Arial" w:cs="Arial"/>
+        </w:rPr>
+        <w:t>L</w:t>
+      </w:r>
+      <w:r>
+        <w:rPr>
+          <w:rFonts w:ascii="Arial" w:hAnsi="Arial" w:cs="Arial"/>
+        </w:rPr>
+        <w:t xml:space="preserve">iterature curation remains important, and detailed evidence </w:t>
+      </w:r>
+      <w:r>
+        <w:rPr>
+          <w:rFonts w:ascii="Arial" w:hAnsi="Arial" w:cs="Arial"/>
+        </w:rPr>
+        <w:t>is</w:t>
+      </w:r>
+      <w:r>
+        <w:rPr>
+          <w:rFonts w:ascii="Arial" w:hAnsi="Arial" w:cs="Arial"/>
+        </w:rPr>
+        <w:t xml:space="preserve"> documented in the supplement and repository.</w:t>
+      </w:r>
+    </w:p>
+    <w:p ns2:paraId="31B69BD6" ns2:textId="77777777">
+      <w:r>
+        <w:rPr>
+          <w:rFonts w:ascii="Arial" w:eastAsia="Arial" w:hAnsi="Arial"/>
+        </w:rPr>
+        <w:t xml:space="preserve">The highest-value next tests are external panels that separate folding from binding and include both disruptive and retained-function variants. Additional variants in the VWF A1-GPIb alpha and complement factor H-C3b systems can strengthen validation of fold-neutral binding lesions; SOD1, transthyretin, and </w:t>
+      </w:r>
+      <w:r>
+        <w:rPr>
+          <w:rFonts w:ascii="Arial" w:eastAsia="Arial" w:hAnsi="Arial"/>
+        </w:rPr>
+        <w:lastRenderedPageBreak/>
+        <w:t>dense PDZ, SH3, and GB1 landscapes can test coupled tertiary, quaternary, interface, and allosteric effects [3,51,52]. The priority-score formula is now frozen and should be evaluated on these systems without retuning. The current priority analysis is restricted to interaction variants because its structural-context tier was defined and evaluated in that setting. Extending a comparable tier and priority score to monomer-only systems would require a prespecified formula and prospective validation rather than reusing the current cut-points by assumption.</w:t>
+      </w:r>
+    </w:p>
+    <w:p ns2:paraId="45853676" ns2:textId="77777777">
       <w:pPr>
         <w:pStyle w:val="Heading2"/>
       </w:pPr>
       <w:r>
-        <w:t>4.2 How to use COMAVI: rank, interpret, and test</w:t>
-      </w:r>
-    </w:p>
-    <w:p ns2:paraId="6BDC4089" ns2:textId="45872DEC">
+        <w:t>4.4 Conclusion</w:t>
+      </w:r>
+    </w:p>
+    <w:p ns2:paraId="22871EEA" ns2:textId="77777777">
       <w:r>
         <w:rPr>
           <w:rFonts w:ascii="Arial" w:eastAsia="Arial" w:hAnsi="Arial"/>
         </w:rPr>
-        <w:t>What a user receives per variant is the full per-axis record: signed predicted ΔΔG with its replicate spread for isolated-subunit stability, for stability in the assembled complex, and for interaction energy with each detected partner separately; the confidence status of the substituted site; the structural-context tier and its components; the mechanism call; and the priority score. The label is a reading of those numbers and never replaces them, so a user who disagrees with the threshold can re-read the same call at another one. S1 Table (benchmark_variants sheet) reports the graded call for every variant at all five thresholds, and 21 of the 57 graded variants change their call somewhere in that range. The threshold is an input to the grading, not an output of the pipeline, and the per-axis energies, the mechanism profile and the priority score are reported as continuous values from which a call at any threshold can be recomputed, and a user interested in one partner can look at that partner alone. S1 Table (benchmark_variants sheet) reports this record for every benchmark variant. Threshold choice should follow the cost of error. The 1.0 kcal/mol default is screening-oriented; 1.5-2.0 provides intermediate stringency; 2.5 is the frozen benchmark reference; and the substitution-adjusted setting is the most conservative point evaluated. Lower thresholds are preferable when missing a candidate mechanism is more costly, whereas higher thresholds are preferable when false structural assertions are more costly.</w:t>
-      </w:r>
+        <w:t>COMAVI converts a list of missense variants into two linked outputs: a fixed priority for structural follow-up and a mechanism profile that identifies the proposed structural process and experimental test. In this benchmark, it recovered useful mechanism patterns and concentrated modeled structural mechanisms near the top of the ranking. Its value lies in directing experiments, not replacing pathogenicity prediction. Responsible use requires the priority score, signed profile, selected threshold, structural context, and model limitations to be interpreted together.</w:t>
+      </w:r>
+    </w:p>
+    <w:p ns2:paraId="34B9CCE0" ns2:textId="77777777">
+      <w:pPr>
+        <w:pStyle w:val="Heading1"/>
+      </w:pPr>
+      <w:r>
+        <w:t>Author contributions</w:t>
+      </w:r>
+    </w:p>
+    <w:p ns2:paraId="56F58D5B" ns2:textId="77777777">
+      <w:r>
+        <w:t>[Author 1]: conceptualization, methodology, software, formal analysis, validation, data curation, visualization, writing - original draft. [Author 2]: [contribution]. S.M.W.: supervision, funding acquisition, conceptualization, writing - review and editing. All authors read and approved the final manuscript. CRediT roles remain placeholders pending finalization of the author list.</w:t>
+      </w:r>
+    </w:p>
+    <w:p ns2:paraId="253CD00D" ns2:textId="77777777">
+      <w:pPr>
+        <w:pStyle w:val="Heading1"/>
+      </w:pPr>
+      <w:r>
+        <w:t>Funding</w:t>
+      </w:r>
+    </w:p>
+    <w:p ns2:paraId="29063D18" ns2:textId="77777777">
+      <w:r>
+        <w:t>[Funding sources and grant numbers to be supplied before submission.] The funders had no role in study design, data collection and analysis, decision to publish, or preparation of the manuscript.</w:t>
+      </w:r>
+    </w:p>
+    <w:p ns2:paraId="6F62884C" ns2:textId="77777777">
+      <w:pPr>
+        <w:pStyle w:val="Heading1"/>
+      </w:pPr>
+      <w:r>
+        <w:t>Competing interests</w:t>
+      </w:r>
+    </w:p>
+    <w:p ns2:paraId="3213CFDC" ns2:textId="77777777">
+      <w:r>
+        <w:t>The authors declare no competing interests.</w:t>
+      </w:r>
+    </w:p>
+    <w:p ns2:paraId="3D19F554" ns2:textId="77777777">
+      <w:pPr>
+        <w:pStyle w:val="Heading1"/>
+      </w:pPr>
+      <w:r>
+        <w:lastRenderedPageBreak/>
+        <w:t>Ethics statement</w:t>
+      </w:r>
+    </w:p>
+    <w:p ns2:paraId="27E55928" ns2:textId="77777777">
+      <w:r>
+        <w:t>This study required no human-subjects or animal-research approval. The benchmark comprises missense variants and biophysical measurements drawn from published literature and public variant databases; no new patient samples, identifiable human data, or animal experiments were generated or analyzed.</w:t>
+      </w:r>
+    </w:p>
+    <w:p ns2:paraId="249A0B81" ns2:textId="77777777">
+      <w:pPr>
+        <w:pStyle w:val="Heading1"/>
+      </w:pPr>
+      <w:r>
+        <w:t>Code availability</w:t>
+      </w:r>
+    </w:p>
+    <w:p ns2:paraId="44B821A4" ns2:textId="77777777">
       <w:r>
         <w:rPr>
           <w:rFonts w:ascii="Arial" w:eastAsia="Arial" w:hAnsi="Arial"/>
         </w:rPr>
-      </w:r>
-    </w:p>
-    <w:p ns2:paraId="7BA4BC48" ns2:textId="77777777">
-      <w:pPr>
-        <w:rPr>
-          <w:rFonts w:ascii="Arial" w:hAnsi="Arial" w:cs="Arial"/>
-        </w:rPr>
-      </w:pPr>
-      <w:r>
-        <w:rPr>
-          <w:rFonts w:ascii="Arial" w:hAnsi="Arial" w:cs="Arial"/>
-        </w:rPr>
-        <w:t>Every call should retain its continuous energy and threshold because near-boundary variants lose information when reduced to a binary label. A silent result must not be translated into benign, nonfunctional, or unworthy of study. It means only that the supplied static model did not show a structural lesion at the selected threshold.</w:t>
-      </w:r>
-    </w:p>
-    <w:p ns2:paraId="79D80160" ns2:textId="77777777">
-      <w:pPr>
-        <w:rPr>
-          <w:rFonts w:ascii="Arial" w:hAnsi="Arial" w:cs="Arial"/>
-        </w:rPr>
-      </w:pPr>
-      <w:r>
-        <w:rPr>
-          <w:rFonts w:ascii="Arial" w:hAnsi="Arial" w:cs="Arial"/>
-        </w:rPr>
-        <w:t>COMAVI should be used alongside pathogenicity predictors, population evidence, functional assays, and clinical interpretation frameworks such as Franklin [50]. The practical sequence is simple: use the priority score to allocate attention, then use the signed mechanism profile and model limitations to design the experiment. Pathogenicity evidence remains a separate question. Reporting a pathogenicity score alongside the COMAVI outputs would be straightforward to implement, and the comparison in Section 3.7 shows what such a display would and would not add: the two disagree in interpretable ways, so showing them together is useful provided they are not combined into a single score, which would reintroduce the conflation the separation is designed to avoid.</w:t>
-      </w:r>
-    </w:p>
-    <w:p ns2:paraId="6EB9BD61" ns2:textId="77777777">
-      <w:pPr>
-        <w:pStyle w:val="Heading2"/>
-      </w:pPr>
-      <w:r>
-        <w:t>4.3 Limitations and validation priorities</w:t>
-      </w:r>
-    </w:p>
-    <w:p ns2:paraId="66A315AB" ns2:textId="77777777">
-      <w:pPr>
-        <w:rPr>
-          <w:rFonts w:ascii="Arial" w:hAnsi="Arial" w:cs="Arial"/>
-        </w:rPr>
-      </w:pPr>
-      <w:r>
-        <w:rPr>
-          <w:rFonts w:ascii="Arial" w:hAnsi="Arial" w:cs="Arial"/>
-        </w:rPr>
-        <w:t>FoldX predictions preserve direction and rank better than absolute magnitude. This is a documented property of the force field rather than a feature of this benchmark: systematic evaluations against measured stability and affinity data report the same compression of large effects [15,46,47], and Section 3.6 reproduces it here with a regression slope of 0.43 against measured energies. Large destabilizations are therefore understated, so stringent thresholds can miss real effects and the priority score cannot be interpreted in experimental energy units. The score's compression of extreme predictions limits their influence but does not calibrate FoldX. A related caution applies at the other end of the scale. The thresholds in Table 4 are calibrated to separate curated mechanisms from curated negatives, and a variant below the reference threshold is reported as carrying no modeled lesion on that axis; it is not reported as having no effect. Modest predicted destabilizations can still be functionally consequential, particularly for proteins where a small shift in subunit stability or interface affinity changes assembly stoichiometry or turnover, and the measured-energy comparisons show that at the 2.5 reference the method reproduces only 13 of 44 directly measured destabilizing effects. A study concerned with mild but real perturbations should read the 1.0 kcal/mol row of Table 4, where 35 of 44 are reproduced, and accept the accompanying false-call rate.</w:t>
-      </w:r>
-    </w:p>
-    <w:p ns2:paraId="19831C76" ns2:textId="77777777">
-      <w:r>
-        <w:rPr>
-          <w:rFonts w:ascii="Arial" w:eastAsia="Arial" w:hAnsi="Arial"/>
-        </w:rPr>
-        <w:t>The benchmark is small and clustered: 57 mechanism-evaluable variants span 14 systems, and variants within a system share structures and curation. Whole-system resampling addresses that dependence but cannot replace prospective validation. The priority-score formula and its initial evaluation used the same literature-curated resource, so the reported structural-prioritization ROC AUC and average precision are internal results that require testing without retuning. Evidence quality is also uneven: isolated-subunit stability and binding have direct energy anchors, whereas the present benchmark contains no direct measured energy comparator for stability calculated in the assembled complex.</w:t>
-      </w:r>
-    </w:p>
-    <w:p ns2:paraId="55E79E74" ns2:textId="77777777">
-      <w:pPr>
-        <w:rPr>
-          <w:rFonts w:ascii="Arial" w:hAnsi="Arial" w:cs="Arial"/>
-        </w:rPr>
-      </w:pPr>
-      <w:r>
-        <w:rPr>
-          <w:rFonts w:ascii="Arial" w:hAnsi="Arial" w:cs="Arial"/>
-        </w:rPr>
-        <w:t xml:space="preserve">Finally, COMAVI evaluates the supplied static coordinates. It cannot capture every catalytic, dynamic, aggregative, regulatory, post-translational, ligand-dependent, or state-dependent mechanism. Model limitations must therefore be assessed before a silent result is interpreted. </w:t>
-      </w:r>
-      <w:r>
-        <w:rPr>
-          <w:rFonts w:ascii="Arial" w:hAnsi="Arial" w:cs="Arial"/>
-        </w:rPr>
-        <w:t>L</w:t>
-      </w:r>
-      <w:r>
-        <w:rPr>
-          <w:rFonts w:ascii="Arial" w:hAnsi="Arial" w:cs="Arial"/>
-        </w:rPr>
-        <w:t xml:space="preserve">iterature curation remains important, and detailed evidence </w:t>
-      </w:r>
-      <w:r>
-        <w:rPr>
-          <w:rFonts w:ascii="Arial" w:hAnsi="Arial" w:cs="Arial"/>
-        </w:rPr>
-        <w:t>is</w:t>
-      </w:r>
-      <w:r>
-        <w:rPr>
-          <w:rFonts w:ascii="Arial" w:hAnsi="Arial" w:cs="Arial"/>
-        </w:rPr>
-        <w:t xml:space="preserve"> documented in the supplement and repository.</w:t>
-      </w:r>
-    </w:p>
-    <w:p ns2:paraId="31B69BD6" ns2:textId="77777777">
-      <w:r>
-        <w:rPr>
-          <w:rFonts w:ascii="Arial" w:eastAsia="Arial" w:hAnsi="Arial"/>
-        </w:rPr>
-        <w:t>The highest-value next tests are external panels that separate folding from binding and include both disruptive and retained-function variants. Additional variants in the VWF A1-GPIb alpha and complement factor H-C3b systems can strengthen validation of fold-neutral binding lesions; SOD1, transthyretin, and dense PDZ, SH3, and GB1 landscapes can test coupled tertiary, quaternary, interface, and allosteric effects [3,51,52]. The priority-score formula is now frozen and should be evaluated on these systems without retuning. The current priority analysis is restricted to interaction variants because its structural-context tier was defined and evaluated in that setting. Extending a comparable tier and priority score to monomer-only systems would require a prespecified formula and prospective validation rather than reusing the current cut-points by assumption.</w:t>
-      </w:r>
-      <w:r>
-        <w:rPr>
-          <w:rFonts w:ascii="Arial" w:eastAsia="Arial" w:hAnsi="Arial"/>
-        </w:rPr>
-      </w:r>
-    </w:p>
-    <w:p ns2:paraId="45853676" ns2:textId="77777777">
-      <w:pPr>
-        <w:pStyle w:val="Heading2"/>
-      </w:pPr>
-      <w:r>
-        <w:t>4.4 Conclusion</w:t>
-      </w:r>
-    </w:p>
-    <w:p ns2:paraId="22871EEA" ns2:textId="77777777">
-      <w:r>
-        <w:rPr>
-          <w:rFonts w:ascii="Arial" w:eastAsia="Arial" w:hAnsi="Arial"/>
-        </w:rPr>
-        <w:t>COMAVI converts a list of missense variants into two linked outputs: a fixed priority for structural follow-up and a mechanism profile that identifies the proposed structural process and experimental test. In this benchmark, it recovered useful mechanism patterns and concentrated modeled structural mechanisms near the top of the ranking. Its value lies in directing experiments, not replacing pathogenicity prediction. Responsible use requires the priority score, signed profile, selected threshold, structural context, and model limitations to be interpreted together.</w:t>
-      </w:r>
-    </w:p>
-    <w:p ns2:paraId="34B9CCE0" ns2:textId="77777777">
+        <w:t>The COMAVI pipeline, shared-engine ISDS-v1 implementation, analysis scripts, canonical benchmark, evidence ledger, versioned stress statistics, figure sources, public external-variant workflows, and verification suites are available under the MIT license at https://github.com/la424/comavi. The benchmark, congenital heart disease, generic, live, and Colab workflows use the same versioned scoring implementation on the main branch. A versioned archival release and verified software and concept DOIs should be added before final submission if they are created. FoldX 5.1 is third-party licensed software and is not redistributed; users provide their own licensed FoldX installation and structural inputs.</w:t>
+      </w:r>
+    </w:p>
+    <w:p ns2:paraId="66EF58E2" ns2:textId="77777777">
       <w:pPr>
         <w:pStyle w:val="Heading1"/>
       </w:pPr>
       <w:r>
-        <w:t>Author contributions</w:t>
-      </w:r>
-    </w:p>
-    <w:p ns2:paraId="56F58D5B" ns2:textId="77777777">
-      <w:r>
-        <w:t>[Author 1]: conceptualization, methodology, software, formal analysis, validation, data curation, visualization, writing - original draft. [Author 2]: [contribution]. S.M.W.: supervision, funding acquisition, conceptualization, writing - review and editing. All authors read and approved the final manuscript. CRediT roles remain placeholders pending finalization of the author list.</w:t>
-      </w:r>
-    </w:p>
-    <w:p ns2:paraId="253CD00D" ns2:textId="77777777">
+        <w:t>Data availability</w:t>
+      </w:r>
+    </w:p>
+    <w:p ns2:paraId="0731BACF" ns2:textId="77777777">
+      <w:r>
+        <w:t>The merged repository contains the 61-variant canonical resource in reference_outputs/scored_61var_canonical.csv; compact ISDS-v1 outputs in reference_outputs/isds_v1/; seeded stress-test summaries and raw draws in reference_outputs/stress_tests/; the frozen YAML and JSON analysis plans in analysis_plans/; source plotting data and scripts; publication figures and alt text in figures/isds_v1/; and SHA-256 manifests. The canonical table retains the literature-supported A636P correction and all nine versioned ISDS-v1 fields. Large AlphaFold structure collections and the FoldX executable are not redistributed. Any subsequently minted archive DOI should be added here before submission.</w:t>
+      </w:r>
+    </w:p>
+    <w:p ns2:paraId="19D84F79" ns2:textId="77777777">
       <w:pPr>
         <w:pStyle w:val="Heading1"/>
       </w:pPr>
       <w:r>
-        <w:t>Funding</w:t>
-      </w:r>
-    </w:p>
-    <w:p ns2:paraId="29063D18" ns2:textId="77777777">
-      <w:r>
-        <w:t>[Funding sources and grant numbers to be supplied before submission.] The funders had no role in study design, data collection and analysis, decision to publish, or preparation of the manuscript.</w:t>
-      </w:r>
-    </w:p>
-    <w:p ns2:paraId="6F62884C" ns2:textId="77777777">
+        <w:t>Acknowledgements</w:t>
+      </w:r>
+    </w:p>
+    <w:p ns2:paraId="1A6D983F" ns2:textId="77777777">
+      <w:r>
+        <w:t>[Acknowledgements to be supplied before submission.]</w:t>
+      </w:r>
+    </w:p>
+    <w:p ns2:paraId="797660B5" ns2:textId="77777777">
       <w:pPr>
         <w:pStyle w:val="Heading1"/>
       </w:pPr>
       <w:r>
-        <w:t>Competing interests</w:t>
-      </w:r>
-    </w:p>
-    <w:p ns2:paraId="3213CFDC" ns2:textId="77777777">
-      <w:r>
-        <w:t>The authors declare no competing interests.</w:t>
-      </w:r>
-    </w:p>
-    <w:p ns2:paraId="3D19F554" ns2:textId="77777777">
-      <w:pPr>
-        <w:pStyle w:val="Heading1"/>
-      </w:pPr>
-      <w:r>
-        <w:t>Ethics statement</w:t>
-      </w:r>
-    </w:p>
-    <w:p ns2:paraId="27E55928" ns2:textId="77777777">
-      <w:r>
-        <w:t>This study required no human-subjects or animal-research approval. The benchmark comprises missense variants and biophysical measurements drawn from published literature and public variant databases; no new patient samples, identifiable human data, or animal experiments were generated or analyzed.</w:t>
-      </w:r>
-    </w:p>
-    <w:p ns2:paraId="249A0B81" ns2:textId="77777777">
-      <w:pPr>
-        <w:pStyle w:val="Heading1"/>
-      </w:pPr>
-      <w:r>
-        <w:t>Code availability</w:t>
-      </w:r>
-    </w:p>
-    <w:p ns2:paraId="44B821A4" ns2:textId="77777777">
-      <w:r>
-        <w:rPr>
-          <w:rFonts w:ascii="Arial" w:eastAsia="Arial" w:hAnsi="Arial"/>
-        </w:rPr>
-        <w:t>The COMAVI pipeline, shared-engine ISDS-v1 implementation, analysis scripts, canonical benchmark, evidence ledger, versioned stress statistics, figure sources, public external-variant workflows, and verification suites are available under the MIT license at https://github.com/la424/comavi. The benchmark, congenital heart disease, generic, live, and Colab workflows use the same versioned scoring implementation on the main branch. A versioned archival release and verified software and concept DOIs should be added before final submission if they are created. FoldX 5.1 is third-party licensed software and is not redistributed; users provide their own licensed FoldX installation and structural inputs.</w:t>
-      </w:r>
-    </w:p>
-    <w:p ns2:paraId="66EF58E2" ns2:textId="77777777">
-      <w:pPr>
-        <w:pStyle w:val="Heading1"/>
-      </w:pPr>
-      <w:r>
-        <w:t>Data availability</w:t>
-      </w:r>
-    </w:p>
-    <w:p ns2:paraId="0731BACF" ns2:textId="77777777">
-      <w:r>
-        <w:t xml:space="preserve">The merged repository contains the 61-variant canonical resource in reference_outputs/scored_61var_canonical.csv; compact ISDS-v1 outputs in reference_outputs/isds_v1/; seeded stress-test summaries and raw draws in reference_outputs/stress_tests/; the frozen YAML and JSON analysis plans in analysis_plans/; source plotting data and scripts; publication figures and alt text in figures/isds_v1/; and SHA-256 manifests. The canonical table retains the literature-supported A636P correction and all nine versioned ISDS-v1 fields. Large AlphaFold structure collections and the FoldX </w:t>
-      </w:r>
-      <w:r>
         <w:lastRenderedPageBreak/>
-        <w:t>executable are not redistributed. Any subsequently minted archive DOI should be added here before submission.</w:t>
-      </w:r>
-    </w:p>
-    <w:p ns2:paraId="19D84F79" ns2:textId="77777777">
-      <w:pPr>
-        <w:pStyle w:val="Heading1"/>
-      </w:pPr>
-      <w:r>
-        <w:t>Acknowledgements</w:t>
-      </w:r>
-    </w:p>
-    <w:p ns2:paraId="1A6D983F" ns2:textId="77777777">
-      <w:r>
-        <w:t>[Acknowledgements to be supplied before submission.]</w:t>
-      </w:r>
-    </w:p>
-    <w:p ns2:paraId="797660B5" ns2:textId="77777777">
-      <w:pPr>
-        <w:pStyle w:val="Heading1"/>
-      </w:pPr>
-      <w:r>
         <w:t>References</w:t>
       </w:r>
     </w:p>
-    <w:p>
-      <w:pPr/>
+    <w:p ns2:paraId="39EDB1A8" ns2:textId="77777777">
       <w:r>
         <w:t>1. Cheng J, Novati G, Pan J, et al. Accurate proteome-wide missense variant effect prediction with AlphaMissense. Science. 2023;381(6664):eadg7492. doi:10.1126/science.adg7492</w:t>
       </w:r>
     </w:p>
-    <w:p>
-      <w:pPr/>
+    <w:p ns2:paraId="6EC549C1" ns2:textId="77777777">
       <w:r>
         <w:t>2. Ye C, Benegas G, Albors C, et al. Predicting genome-wide functional constraints with GPN-Star. Nature. 2026. doi:10.1038/s41586-026-11005-5</w:t>
       </w:r>
     </w:p>
-    <w:p>
-      <w:pPr/>
+    <w:p ns2:paraId="21AB5525" ns2:textId="77777777">
       <w:r>
         <w:t>3. Faure AJ, Domingo J, Schmiedel JM, Hidalgo-Carcedo C, Diss G, Lehner B. Mapping the energetic and allosteric landscapes of protein binding domains. Nature. 2022;604:175-183. doi:10.1038/s41586-022-04586-4</w:t>
       </w:r>
     </w:p>
-    <w:p>
-      <w:pPr/>
+    <w:p ns2:paraId="44EE32CD" ns2:textId="77777777">
       <w:r>
         <w:t>4. Abramson J, Adler J, Dunger J, et al. Accurate structure prediction of biomolecular interactions with AlphaFold 3. Nature. 2024;630(8016):493–500. doi:10.1038/s41586-024-07487-w</w:t>
       </w:r>
     </w:p>
-    <w:p>
-      <w:pPr/>
+    <w:p ns2:paraId="011FAB75" ns2:textId="77777777">
       <w:r>
         <w:t>5. Wohlwend J, Corso G, Passaro S, et al. Boltz-1: democratizing biomolecular interaction modeling. bioRxiv. 2024. doi:10.1101/2024.11.19.624167</w:t>
       </w:r>
     </w:p>
-    <w:p>
-      <w:pPr/>
+    <w:p ns2:paraId="370157D5" ns2:textId="77777777">
       <w:r>
         <w:t>6. Passaro S, Corso G, Wohlwend J, et al. Boltz-2: towards accurate and efficient binding affinity prediction. bioRxiv. 2025. doi:10.1101/2025.06.14.659707</w:t>
       </w:r>
     </w:p>
-    <w:p>
-      <w:pPr/>
+    <w:p ns2:paraId="4993664A" ns2:textId="77777777">
       <w:r>
         <w:t>7. Arnaudi M, Utichi M, Tiberti M, Papaleo E. Predicting the structure-altering mechanisms of disease variants. Curr Opin Struct Biol. 2025;91:102994. doi:10.1016/j.sbi.2025.102994</w:t>
       </w:r>
     </w:p>
-    <w:p>
-      <w:pPr/>
+    <w:p ns2:paraId="36C7F701" ns2:textId="77777777">
       <w:r>
         <w:t>8. Khanna T, Hanna G, Sternberg MJE, David A. Missense3D-DB web catalogue: an atom-based analysis and repository of 4M human protein-coding genetic variants. Hum Genet. 2021;140(5):805–812. doi:10.1007/s00439-020-02246-z</w:t>
       </w:r>
     </w:p>
-    <w:p>
-      <w:pPr/>
+    <w:p ns2:paraId="305BBE33" ns2:textId="77777777">
       <w:r>
         <w:t>9. Woodard J, Zhang C, Zhang Y. ADDRESS: a database of disease-associated human variants incorporating protein structure and folding stabilities. J Mol Biol. 2021;433(11):166840. doi:10.1016/j.jmb.2021.166840</w:t>
       </w:r>
     </w:p>
-    <w:p>
-      <w:pPr/>
+    <w:p ns2:paraId="4A9C8664" ns2:textId="77777777">
       <w:r>
         <w:t>10. Philipp M, Moth CW, Ristic N, Tiemann JKS, Seufert F, Panfilova A, et al. MutationExplorer: a webserver for mutation of proteins and 3D visualization of energetic impacts. Nucleic Acids Res. 2024;52(W1):W132–W139. doi:10.1093/nar/gkae301</w:t>
       </w:r>
     </w:p>
-    <w:p>
-      <w:pPr/>
-      <w:r>
+    <w:p ns2:paraId="71DC7853" ns2:textId="77777777">
+      <w:r>
+        <w:lastRenderedPageBreak/>
         <w:t>11. Moth CW, Sheehan JH, Al Mamun A, Sivley RM, Gulsevin A, Rinker DC, et al. VUStruct: a compute pipeline for high throughput and personalized structural biology. PLoS Comput Biol. 2026;22(5):e1014183. doi:10.1371/journal.pcbi.1014183</w:t>
       </w:r>
     </w:p>
-    <w:p>
-      <w:pPr/>
+    <w:p ns2:paraId="32010BBA" ns2:textId="77777777">
       <w:r>
         <w:t>12. Kwon S, Safer J, Nguyen DT, Hoksza D, May P, Arbesfeld JA, et al. Genomics 2 Proteins portal: a resource and discovery tool for linking genetic screening outputs to protein sequences and structures. Nat Methods. 2024;21(10):1947–1957. doi:10.1038/s41592-024-02409-0</w:t>
       </w:r>
     </w:p>
-    <w:p>
-      <w:pPr/>
+    <w:p ns2:paraId="6D2BB6E9" ns2:textId="77777777">
       <w:r>
         <w:t>13. Stephenson JD, Totoo P, Burke DF, Jänes J, Beltrao P, Martin MJ. ProtVar: mapping and contextualizing human missense variation. Nucleic Acids Res. 2024;52(W1):W140–W147. doi:10.1093/nar/gkae413</w:t>
       </w:r>
     </w:p>
-    <w:p>
-      <w:pPr/>
+    <w:p ns2:paraId="4114E867" ns2:textId="77777777">
       <w:r>
         <w:t>14. Witvliet DK, Strokach A, Giraldo-Forero AF, Teyra J, Colak R, Kim PM. ELASPIC web-server: proteome-wide structure-based prediction of mutation effects on protein stability and binding affinity. Bioinformatics. 2016;32(10):1589-1591. doi:10.1093/bioinformatics/btw031</w:t>
       </w:r>
     </w:p>
-    <w:p>
-      <w:pPr/>
+    <w:p ns2:paraId="5A2496A7" ns2:textId="77777777">
       <w:r>
         <w:t>15. Arnaudi M, Utichi M, Degn K, Tiberti M, Beltrame L, Krzesińska K, et al. MAVISp: a modular structure-based framework for protein variant effects. Protein Sci. 2026;35(5):e70548. doi:10.1002/pro.70548</w:t>
       </w:r>
     </w:p>
-    <w:p>
-      <w:pPr/>
+    <w:p ns2:paraId="48B45956" ns2:textId="77777777">
       <w:r>
         <w:t>16. Buß O, Rudat J, Ochsenreither K. FoldX as protein engineering tool: better than random based approaches? Comput Struct Biotechnol J. 2018;16:25–33. doi:10.1016/j.csbj.2018.01.002</w:t>
       </w:r>
     </w:p>
-    <w:p>
-      <w:pPr/>
+    <w:p ns2:paraId="49D41BD2" ns2:textId="77777777">
       <w:r>
         <w:t>17. Rodrigues CHM, Myung Y, Pires DEV, Ascher DB. mCSM-PPI2: predicting the effects of mutations on protein–protein interactions. Nucleic Acids Res. 2019;47(W1):W338–W344. doi:10.1093/nar/gkz383</w:t>
       </w:r>
     </w:p>
-    <w:p>
-      <w:pPr/>
+    <w:p ns2:paraId="693C307C" ns2:textId="77777777">
       <w:r>
         <w:t>18. Montanucci L, Capriotti E, Frank Y, Ben-Tal N, Fariselli P. DDGun: an untrained method for the prediction of protein stability changes upon single and multiple point variations. BMC Bioinformatics. 2019;20(Suppl 14):335. doi:10.1186/s12859-019-2923-1</w:t>
       </w:r>
     </w:p>
-    <w:p>
-      <w:pPr/>
+    <w:p ns2:paraId="451D0626" ns2:textId="77777777">
       <w:r>
         <w:t>19. Livesey BJ, Marsh JA. Using deep mutational scanning to benchmark variant effect predictors and identify disease mutations. Mol Syst Biol. 2020;16(7):e9380. doi:10.15252/msb.20199380</w:t>
       </w:r>
     </w:p>
-    <w:p>
-      <w:pPr/>
+    <w:p ns2:paraId="0581B860" ns2:textId="77777777">
       <w:r>
         <w:t>20. Blaabjerg LM, Kassem MM, Good LL, Jonsson N, Cagiada M, Johansson KE, et al. Rapid protein stability prediction using deep learning representations. eLife. 2023;12:e82593. doi:10.7554/eLife.82593</w:t>
       </w:r>
     </w:p>
-    <w:p>
-      <w:pPr/>
-      <w:r>
+    <w:p ns2:paraId="5C8AE2CF" ns2:textId="77777777">
+      <w:r>
+        <w:lastRenderedPageBreak/>
         <w:t>21. Arnaudi M, Utichi M, Beltrame L, et al. RosettaDDGPrediction for high-throughput mutational scans: from stability to binding. Protein Sci. 2023;32(1):e4527. doi:10.1002/pro.4527</w:t>
       </w:r>
     </w:p>
-    <w:p>
-      <w:pPr/>
+    <w:p ns2:paraId="572C1848" ns2:textId="77777777">
       <w:r>
         <w:t>22. Degn K, Utichi M, Besora Sánchez-Izquierdo P, Tiberti M, Papaleo E. In-silico stability predictors: investigation of performance towards balanced experimental data. bioRxiv. 2025. doi:10.1101/2025.03.28.645695</w:t>
       </w:r>
     </w:p>
-    <w:p>
-      <w:pPr/>
+    <w:p ns2:paraId="51AC7060" ns2:textId="77777777">
       <w:r>
         <w:t>23. Vliora A, Tiberti M, Papaleo E. Evaluating FoldX 5.1 for MAVISp stability data collection. bioRxiv. 2026. doi:10.64898/2026.03.31.715598</w:t>
       </w:r>
     </w:p>
-    <w:p>
-      <w:pPr/>
+    <w:p ns2:paraId="5F5FF421" ns2:textId="77777777">
       <w:r>
         <w:t>24. Rowling PJE, Cook R, Itzhaki LS. Toward classification of BRCA1 missense variants using a biophysical approach. J Biol Chem. 2010;285(26):20080–20087. doi:10.1074/jbc.M109.088922</w:t>
       </w:r>
     </w:p>
-    <w:p>
-      <w:pPr/>
+    <w:p ns2:paraId="7F258D58" ns2:textId="77777777">
       <w:r>
         <w:t>25. Clark KA, Yang QP, Weeks AM, et al. Comprehensive evaluation and efficient classification of BRCA1 RING domain missense substitutions. Am J Hum Genet. 2022;109(6):1153–1174. doi:10.1016/j.ajhg.2022.05.004</w:t>
       </w:r>
     </w:p>
-    <w:p>
-      <w:pPr/>
+    <w:p ns2:paraId="5EAC76BB" ns2:textId="77777777">
       <w:r>
         <w:t>26. Starita LM, Young DL, Islam M, et al. Massively parallel functional analysis of BRCA1 RING domain variants. Genetics. 2015;200(2):413–422. doi:10.1534/genetics.115.175802</w:t>
       </w:r>
     </w:p>
-    <w:p>
-      <w:pPr/>
+    <w:p ns2:paraId="1953D740" ns2:textId="77777777">
       <w:r>
         <w:t>27. Crotti L, Johnson CN, Graf E, et al. Calmodulin mutations associated with recurrent cardiac arrest in infants. Circulation. 2013;127(9):1009–1017. doi:10.1161/CIRCULATIONAHA.112.001216</w:t>
       </w:r>
     </w:p>
-    <w:p>
-      <w:pPr/>
+    <w:p ns2:paraId="40757AA2" ns2:textId="77777777">
       <w:r>
         <w:t>28. Hunter JC, Manandhar A, Carrasco MA, Gurbani D, Gondi S, Westover KD. Biochemical and structural analysis of common cancer-associated KRAS mutations. Mol Cancer Res. 2015;13(9):1325–1335. doi:10.1158/1541-7786.MCR-15-0203</w:t>
       </w:r>
     </w:p>
-    <w:p>
-      <w:pPr/>
+    <w:p ns2:paraId="75EE5E28" ns2:textId="77777777">
       <w:r>
         <w:t>29. Kosinski J, Hinrichsen I, Bujnicki JM, Friedhoff P, Plotz G. Identification of Lynch syndrome mutations in the MLH1-PMS2 interface that disturb dimerization and mismatch repair. Hum Mutat. 2010;31(8):975–982. doi:10.1002/humu.21301</w:t>
       </w:r>
     </w:p>
-    <w:p>
-      <w:pPr/>
+    <w:p ns2:paraId="549F2568" ns2:textId="77777777">
       <w:r>
         <w:t>30. Raevaara TE, Korhonen MK, Lohi H, et al. Functional significance and clinical phenotype of nontruncating mismatch repair variants of MLH1. Gastroenterology. 2005;129(2):537–549. doi:10.1053/j.gastro.2005.06.005</w:t>
       </w:r>
     </w:p>
-    <w:p>
-      <w:pPr/>
+    <w:p ns2:paraId="786AF0CD" ns2:textId="77777777">
       <w:r>
         <w:t>31. Drost M, Tiersma Y, Glubb D, et al. A functional assay-based procedure to classify mismatch repair gene variants in Lynch syndrome. Genet Med. 2019;21(7):1486–1496. doi:10.1038/s41436-018-0372-2</w:t>
       </w:r>
     </w:p>
-    <w:p>
-      <w:pPr/>
-      <w:r>
+    <w:p ns2:paraId="39A4E980" ns2:textId="77777777">
+      <w:r>
+        <w:lastRenderedPageBreak/>
         <w:t>32. Ollila S, Sarantaus L, Kariola R, et al. Pathogenicity of MSH2 missense mutations is typically associated with impaired repair capability of the mutated protein. Gastroenterology. 2006;131(5):1408–1417. doi:10.1053/j.gastro.2006.08.044</w:t>
       </w:r>
     </w:p>
-    <w:p>
-      <w:pPr/>
+    <w:p ns2:paraId="069EA540" ns2:textId="77777777">
       <w:r>
         <w:t>33. Ollila S, Dermadi Bebek D, Jiricny J, Nyström M. Mechanisms of pathogenicity in human MSH2 missense mutants. Hum Mutat. 2008;29(11):1355–1363. doi:10.1002/humu.20893</w:t>
       </w:r>
     </w:p>
-    <w:p>
-      <w:pPr/>
+    <w:p ns2:paraId="0F36423F" ns2:textId="77777777">
       <w:r>
         <w:t>34. Jia X, Burugula BB, Chen V, et al. Massively parallel functional testing of MSH2 missense variants conferring Lynch syndrome risk. Am J Hum Genet. 2021;108(1):163–175. doi:10.1016/j.ajhg.2020.12.003</w:t>
       </w:r>
     </w:p>
-    <w:p>
-      <w:pPr/>
+    <w:p ns2:paraId="2F9834FE" ns2:textId="77777777">
       <w:r>
         <w:t>35. Zhao L, Vogt PK. Helical domain and kinase domain mutations in p110α of phosphatidylinositol 3-kinase induce gain of function by different mechanisms. Proc Natl Acad Sci USA. 2008;105(7):2652–2657. doi:10.1073/pnas.0712169105</w:t>
       </w:r>
     </w:p>
-    <w:p>
-      <w:pPr/>
+    <w:p ns2:paraId="7D35C066" ns2:textId="77777777">
       <w:r>
         <w:t>36. Mandelker D, Gabelli SB, Schmidt-Kittler O, et al. A frequent kinase domain mutation that changes the interaction between PI3Kα and the membrane. Proc Natl Acad Sci USA. 2009;106(40):16996–17001. doi:10.1073/pnas.0908444106</w:t>
       </w:r>
     </w:p>
-    <w:p>
-      <w:pPr/>
+    <w:p ns2:paraId="1222F7E0" ns2:textId="77777777">
       <w:r>
         <w:t>37. Jaiswal BS, Janakiraman V, Kljavin NM, et al. Somatic mutations in p85α promote tumorigenesis through class IA PI3K activation. Cancer Cell. 2009;16(6):463–474. doi:10.1016/j.ccr.2009.10.016</w:t>
       </w:r>
     </w:p>
-    <w:p>
-      <w:pPr/>
+    <w:p ns2:paraId="628C18BA" ns2:textId="77777777">
       <w:r>
         <w:t>38. De Bosscher K, Hill CS, Nicolás FJ. Molecular and functional consequences of Smad4 C-terminal missense mutations in colorectal tumour cells. Biochem J. 2004;379(Pt 1):209–216. doi:10.1042/bj20031886</w:t>
       </w:r>
     </w:p>
-    <w:p>
-      <w:pPr/>
+    <w:p ns2:paraId="339D74EF" ns2:textId="77777777">
       <w:r>
         <w:t>39. Le Goff C, Mahaut C, Abhyankar A, et al. Mutations at a single codon in Mad homology 2 domain of SMAD4 cause Myhre syndrome. Nat Genet. 2011;44(1):85–88. doi:10.1038/ng.1016</w:t>
       </w:r>
     </w:p>
-    <w:p>
-      <w:pPr/>
+    <w:p ns2:paraId="3A9BB4BD" ns2:textId="77777777">
       <w:r>
         <w:t>40. Lanauze CB, Sehgal P, Hayer K, et al. Colorectal cancer-associated Smad4 R361 hotspot mutations boost Wnt/β-catenin signaling through enhanced Smad4-LEF1 binding. Mol Cancer Res. 2021;19(5):823–833. doi:10.1158/1541-7786.MCR-20-0721</w:t>
       </w:r>
     </w:p>
-    <w:p>
-      <w:pPr/>
+    <w:p ns2:paraId="02718E2E" ns2:textId="77777777">
       <w:r>
         <w:t>41. Elliott K, Watkins H, Redwood CS. Altered regulatory properties of human cardiac troponin I mutants that cause hypertrophic cardiomyopathy. J Biol Chem. 2000;275(29):22069–22074. doi:10.1074/jbc.M002502200</w:t>
       </w:r>
     </w:p>
-    <w:p>
-      <w:pPr/>
-      <w:r>
+    <w:p ns2:paraId="5968342E" ns2:textId="77777777">
+      <w:r>
+        <w:lastRenderedPageBreak/>
         <w:t>42. Stebbins CE, Kaelin WG Jr, Pavletich NP. Structure of the VHL-ElonginC-ElonginB complex: implications for VHL tumor suppressor function. Science. 1999;284(5413):455–461. doi:10.1126/science.284.5413.455</w:t>
       </w:r>
     </w:p>
-    <w:p>
-      <w:pPr/>
+    <w:p ns2:paraId="0DA6AEC5" ns2:textId="77777777">
       <w:r>
         <w:t>43. Ohh M, Park CW, Ivan M, et al. Ubiquitination of hypoxia-inducible factor requires direct binding to the β-domain of the von Hippel-Lindau protein. Nat Cell Biol. 2000;2(7):423–427. doi:10.1038/35017054</w:t>
       </w:r>
     </w:p>
-    <w:p>
-      <w:pPr/>
+    <w:p ns2:paraId="4E8B6ED1" ns2:textId="77777777">
       <w:r>
         <w:t>44. Schymkowitz J, Borg J, Stricher F, Nys R, Rousseau F, Serrano L. The FoldX web server: an online force field. Nucleic Acids Res. 2005;33(Web Server issue):W382–W388. doi:10.1093/nar/gki387</w:t>
       </w:r>
     </w:p>
-    <w:p>
-      <w:pPr/>
+    <w:p ns2:paraId="56272B0E" ns2:textId="77777777">
       <w:r>
         <w:t>45. Sapozhnikov Y, Patel JS, Ytreberg FM, Miller CR. Statistical modeling to quantify the uncertainty of FoldX-predicted protein folding and binding stability. BMC Bioinformatics. 2023;24:426. doi:10.1186/s12859-023-05537-0</w:t>
       </w:r>
     </w:p>
-    <w:p>
-      <w:pPr/>
+    <w:p ns2:paraId="37AB9DD7" ns2:textId="77777777">
       <w:r>
         <w:t>46. Pechtl IC, Kavanagh D, McIntosh N, Harris CL, Barlow PN. Disease-associated N-terminal complement factor H mutations perturb cofactor and decay-accelerating activities. J Biol Chem. 2011;286(13):11082–11090. doi:10.1074/jbc.M110.211839</w:t>
       </w:r>
     </w:p>
-    <w:p>
-      <w:pPr/>
+    <w:p ns2:paraId="4DD30E35" ns2:textId="77777777">
       <w:r>
         <w:t>47. Tischer A, Machha VR, Rösner V, et al. Structure-resolved dynamics of type 2M von Willebrand disease. J Thromb Haemost. 2025;23(4):1215–1228. doi:10.1016/j.jtha.2024.12.026</w:t>
       </w:r>
     </w:p>
-    <w:p>
-      <w:pPr/>
+    <w:p ns2:paraId="34D4DD93" ns2:textId="77777777">
       <w:r>
         <w:t>48. Kwiatkowski LD, Hui HL, Wierzba A, et al. Preparation and kinetic characterization of a series of βW37 variants of human hemoglobin A: evidence for high-affinity T quaternary structures. Biochemistry. 1998;37(13):4325–4335. doi:10.1021/bi970866q</w:t>
       </w:r>
     </w:p>
-    <w:p>
-      <w:pPr/>
+    <w:p ns2:paraId="65450D78" ns2:textId="77777777">
       <w:r>
         <w:t>49. Bonaventura J, Riggs A. Hemoglobin Kansas, a human hemoglobin with a neutral amino acid substitution and an abnormal oxygen equilibrium. J Biol Chem. 1968;243(5):980–991. doi:10.1016/S0021-9258(18)93612-4</w:t>
       </w:r>
     </w:p>
-    <w:p>
-      <w:pPr/>
+    <w:p ns2:paraId="25228FDC" ns2:textId="77777777">
       <w:r>
         <w:t>50. Franklin by Genoox. Genomic variant interpretation platform. Genoox Ltd. https://franklin.genoox.com (accessed 2026).</w:t>
       </w:r>
     </w:p>
-    <w:p>
-      <w:pPr/>
+    <w:p ns2:paraId="39F5A78A" ns2:textId="77777777">
       <w:r>
         <w:t>51. Vassall KA, Stathopulos PB, Rumfeldt JAO, Lepock JR, Meiering EM. Equilibrium thermodynamic analysis of amyotrophic lateral sclerosis-associated mutant apo Cu,Zn superoxide dismutases. Biochemistry. 2006;45(23):7366-7379. doi:10.1021/bi0600953</w:t>
       </w:r>
     </w:p>
-    <w:p>
-      <w:pPr/>
-      <w:r>
+    <w:p ns2:paraId="202930F3" ns2:textId="77777777">
+      <w:r>
+        <w:lastRenderedPageBreak/>
         <w:t>52. Hurshman Babbes AR, Powers ET, Kelly JW. Quantification of the thermodynamically linked quaternary and tertiary structural stabilities of transthyretin and its disease-associated variants: the relationship between stability and amyloidosis. Biochemistry. 2008;47(26):6969-6984. doi:10.1021/bi800636q</w:t>
       </w:r>
     </w:p>
-    <w:p>
-      <w:pPr/>
+    <w:p ns2:paraId="6747AF9E" ns2:textId="77777777">
       <w:r>
         <w:t>53. Grantham R. Amino acid difference formula to help explain protein evolution. Science. 1974;185(4154):862–864. doi:10.1126/science.185.4154.862</w:t>
       </w:r>
     </w:p>
-    <w:p>
-      <w:pPr/>
+    <w:p ns2:paraId="44293C54" ns2:textId="77777777">
       <w:r>
         <w:t>54. Abildgaard AB, Stein A, Nielsen SV, Schultz-Knudsen K, Papaleo E, Shrikhande A, et al. Computational and cellular studies reveal structural destabilization and degradation of MLH1 variants in Lynch syndrome. eLife. 2019;8:e49138. doi:10.7554/eLife.49138</w:t>
       </w:r>
     </w:p>
-    <w:p>
-      <w:pPr/>
+    <w:p ns2:paraId="7CFC4CFC" ns2:textId="77777777">
       <w:r>
         <w:t>55. Nielsen SV, Stein A, Dinitzen AB, Papaleo E, Tatham MH, Poulsen EG, et al. Predicting the impact of Lynch syndrome-causing missense mutations from structural calculations. PLoS Genet. 2017;13(4):e1006739. doi:10.1371/journal.pgen.1006739</w:t>
       </w:r>
     </w:p>
-    <w:p>
-      <w:pPr/>
+    <w:p ns2:paraId="76226404" ns2:textId="77777777">
       <w:r>
         <w:t>56. Jankauskaitė J, Jiménez-García B, Dapkūnas J, Fernández-Recio J, Moal IH. SKEMPI 2.0: an updated benchmark of changes in protein–protein binding energy, kinetics and thermodynamics upon mutation. Bioinformatics. 2019;35(3):462–469. doi:10.1093/bioinformatics/bty635</w:t>
       </w:r>
     </w:p>
     <w:p ns2:paraId="1A00EA2E" ns2:textId="77777777">
       <w:pPr>
-        <w:spacing w:after="50" w:line="480" w:lineRule="auto"/>
+        <w:spacing w:after="50"/>
         <w:ind w:left="360" w:hanging="360"/>
         <w:rPr>
           <w:rFonts w:eastAsia="Aptos"/>
@@ -6361,7 +7050,7 @@
     </w:p>
     <w:p ns2:paraId="3024A760" ns2:textId="77777777">
       <w:pPr>
-        <w:spacing w:after="50" w:line="480" w:lineRule="auto"/>
+        <w:spacing w:after="50"/>
         <w:ind w:left="360" w:hanging="360"/>
         <w:rPr>
           <w:rFonts w:eastAsia="Aptos"/>
@@ -6371,7 +7060,7 @@
     </w:p>
     <w:p ns2:paraId="0935DE5A" ns2:textId="77777777">
       <w:pPr>
-        <w:spacing w:after="50" w:line="480" w:lineRule="auto"/>
+        <w:spacing w:after="50"/>
         <w:ind w:left="360" w:hanging="360"/>
         <w:rPr>
           <w:rFonts w:eastAsia="Aptos"/>
@@ -6381,7 +7070,7 @@
     </w:p>
     <w:p ns2:paraId="729FD951" ns2:textId="77777777">
       <w:pPr>
-        <w:spacing w:after="50" w:line="480" w:lineRule="auto"/>
+        <w:spacing w:after="50"/>
         <w:ind w:left="360" w:hanging="360"/>
         <w:rPr>
           <w:rFonts w:eastAsia="Aptos"/>
@@ -6391,7 +7080,7 @@
     </w:p>
     <w:p ns2:paraId="7960E239" ns2:textId="77777777">
       <w:pPr>
-        <w:spacing w:after="50" w:line="480" w:lineRule="auto"/>
+        <w:spacing w:after="50"/>
         <w:ind w:left="360" w:hanging="360"/>
         <w:rPr>
           <w:rFonts w:eastAsia="Aptos"/>
@@ -6401,7 +7090,7 @@
     </w:p>
     <w:p ns2:paraId="14D390D5" ns2:textId="77777777">
       <w:pPr>
-        <w:spacing w:after="50" w:line="480" w:lineRule="auto"/>
+        <w:spacing w:after="50"/>
         <w:ind w:left="360" w:hanging="360"/>
         <w:rPr>
           <w:rFonts w:eastAsia="Aptos"/>
@@ -6411,7 +7100,7 @@
     </w:p>
     <w:p ns2:paraId="1367F30E" ns2:textId="77777777">
       <w:pPr>
-        <w:spacing w:after="50" w:line="480" w:lineRule="auto"/>
+        <w:spacing w:after="50"/>
         <w:ind w:left="360" w:hanging="360"/>
         <w:rPr>
           <w:rFonts w:eastAsia="Aptos"/>
@@ -6421,7 +7110,7 @@
     </w:p>
     <w:p ns2:paraId="15E411FE" ns2:textId="77777777">
       <w:pPr>
-        <w:spacing w:after="50" w:line="480" w:lineRule="auto"/>
+        <w:spacing w:after="50"/>
         <w:ind w:left="360" w:hanging="360"/>
         <w:rPr>
           <w:rFonts w:eastAsia="Aptos"/>
@@ -6431,7 +7120,7 @@
     </w:p>
     <w:p ns2:paraId="6992EFB3" ns2:textId="77777777">
       <w:pPr>
-        <w:spacing w:after="50" w:line="480" w:lineRule="auto"/>
+        <w:spacing w:after="50"/>
         <w:ind w:left="360" w:hanging="360"/>
         <w:rPr>
           <w:rFonts w:eastAsia="Aptos"/>
@@ -6441,7 +7130,7 @@
     </w:p>
     <w:p ns2:paraId="4502893B" ns2:textId="77777777">
       <w:pPr>
-        <w:spacing w:after="50" w:line="480" w:lineRule="auto"/>
+        <w:spacing w:after="50"/>
         <w:ind w:left="360" w:hanging="360"/>
         <w:rPr>
           <w:rFonts w:eastAsia="Aptos"/>
@@ -6451,7 +7140,7 @@
     </w:p>
     <w:p ns2:paraId="0D578928" ns2:textId="77777777">
       <w:pPr>
-        <w:spacing w:after="50" w:line="480" w:lineRule="auto"/>
+        <w:spacing w:after="50"/>
         <w:ind w:left="360" w:hanging="360"/>
         <w:rPr>
           <w:rFonts w:eastAsia="Aptos"/>
@@ -6461,7 +7150,7 @@
     </w:p>
     <w:p ns2:paraId="72358C82" ns2:textId="77777777">
       <w:pPr>
-        <w:spacing w:after="50" w:line="480" w:lineRule="auto"/>
+        <w:spacing w:after="50"/>
         <w:ind w:left="360" w:hanging="360"/>
         <w:rPr>
           <w:rFonts w:eastAsia="Aptos"/>
@@ -6471,7 +7160,7 @@
     </w:p>
     <w:p ns2:paraId="0B5C5449" ns2:textId="77777777">
       <w:pPr>
-        <w:spacing w:after="50" w:line="480" w:lineRule="auto"/>
+        <w:spacing w:after="50"/>
         <w:ind w:left="360" w:hanging="360"/>
         <w:rPr>
           <w:rFonts w:eastAsia="Aptos"/>
@@ -6481,7 +7170,7 @@
     </w:p>
     <w:p ns2:paraId="701A2E23" ns2:textId="77777777">
       <w:pPr>
-        <w:spacing w:after="50" w:line="480" w:lineRule="auto"/>
+        <w:spacing w:after="50"/>
         <w:ind w:left="360" w:hanging="360"/>
         <w:rPr>
           <w:rFonts w:eastAsia="Aptos"/>
@@ -6491,7 +7180,7 @@
     </w:p>
     <w:p ns2:paraId="3768E8B4" ns2:textId="77777777">
       <w:pPr>
-        <w:spacing w:after="50" w:line="480" w:lineRule="auto"/>
+        <w:spacing w:after="50"/>
         <w:ind w:left="360" w:hanging="360"/>
         <w:rPr>
           <w:rFonts w:eastAsia="Aptos"/>
@@ -6501,7 +7190,7 @@
     </w:p>
     <w:p ns2:paraId="4EB4221F" ns2:textId="77777777">
       <w:pPr>
-        <w:spacing w:after="50" w:line="480" w:lineRule="auto"/>
+        <w:spacing w:after="50"/>
         <w:ind w:left="360" w:hanging="360"/>
         <w:rPr>
           <w:rFonts w:eastAsia="Aptos"/>
@@ -6511,7 +7200,7 @@
     </w:p>
     <w:p ns2:paraId="6F8DEC34" ns2:textId="77777777">
       <w:pPr>
-        <w:spacing w:after="50" w:line="480" w:lineRule="auto"/>
+        <w:spacing w:after="50"/>
         <w:ind w:left="360" w:hanging="360"/>
         <w:rPr>
           <w:rFonts w:eastAsia="Aptos"/>
@@ -6521,7 +7210,7 @@
     </w:p>
     <w:p ns2:paraId="32AB8B24" ns2:textId="77777777">
       <w:pPr>
-        <w:spacing w:after="50" w:line="480" w:lineRule="auto"/>
+        <w:spacing w:after="50"/>
         <w:ind w:left="360" w:hanging="360"/>
         <w:rPr>
           <w:rFonts w:eastAsia="Aptos"/>
@@ -6531,7 +7220,7 @@
     </w:p>
     <w:p ns2:paraId="7A05AE7B" ns2:textId="77777777">
       <w:pPr>
-        <w:spacing w:after="50" w:line="480" w:lineRule="auto"/>
+        <w:spacing w:after="50"/>
         <w:ind w:left="360" w:hanging="360"/>
         <w:rPr>
           <w:rFonts w:eastAsia="Aptos"/>
@@ -6541,7 +7230,7 @@
     </w:p>
     <w:p ns2:paraId="47038CAF" ns2:textId="77777777">
       <w:pPr>
-        <w:spacing w:after="50" w:line="480" w:lineRule="auto"/>
+        <w:spacing w:after="50"/>
         <w:ind w:left="360" w:hanging="360"/>
         <w:rPr>
           <w:rFonts w:eastAsia="Aptos"/>
@@ -6551,7 +7240,7 @@
     </w:p>
     <w:p ns2:paraId="6E38F3E8" ns2:textId="77777777">
       <w:pPr>
-        <w:spacing w:after="50" w:line="480" w:lineRule="auto"/>
+        <w:spacing w:after="50"/>
         <w:ind w:left="360" w:hanging="360"/>
         <w:rPr>
           <w:rFonts w:eastAsia="Aptos"/>
@@ -6561,7 +7250,7 @@
     </w:p>
     <w:p ns2:paraId="19F1FF6C" ns2:textId="77777777">
       <w:pPr>
-        <w:spacing w:after="50" w:line="480" w:lineRule="auto"/>
+        <w:spacing w:after="50"/>
         <w:ind w:left="360" w:hanging="360"/>
         <w:rPr>
           <w:rFonts w:eastAsia="Aptos"/>
@@ -6571,7 +7260,7 @@
     </w:p>
     <w:p ns2:paraId="73E09AB0" ns2:textId="77777777">
       <w:pPr>
-        <w:spacing w:after="50" w:line="480" w:lineRule="auto"/>
+        <w:spacing w:after="50"/>
         <w:ind w:left="360" w:hanging="360"/>
         <w:rPr>
           <w:rFonts w:eastAsia="Aptos"/>
@@ -6581,7 +7270,7 @@
     </w:p>
     <w:p ns2:paraId="0A9B4495" ns2:textId="77777777">
       <w:pPr>
-        <w:spacing w:after="50" w:line="480" w:lineRule="auto"/>
+        <w:spacing w:after="50"/>
         <w:ind w:left="360" w:hanging="360"/>
         <w:rPr>
           <w:rFonts w:eastAsia="Aptos"/>
@@ -6591,7 +7280,7 @@
     </w:p>
     <w:p ns2:paraId="01A2B850" ns2:textId="77777777">
       <w:pPr>
-        <w:spacing w:after="50" w:line="480" w:lineRule="auto"/>
+        <w:spacing w:after="50"/>
         <w:ind w:left="360" w:hanging="360"/>
         <w:rPr>
           <w:rFonts w:eastAsia="Aptos"/>
@@ -6599,15 +7288,20 @@
         </w:rPr>
       </w:pPr>
     </w:p>
+    <w:p ns2:paraId="2063F30D" ns2:textId="77777777">
+      <w:pPr>
+        <w:pStyle w:val="Heading1"/>
+      </w:pPr>
+      <w:r>
+        <w:t>Supporting information</w:t>
+      </w:r>
+    </w:p>
     <w:p>
       <w:pPr>
-        <w:pStyle w:val="Heading1"/>
-      </w:pPr>
-      <w:r>
-        <w:rPr>
-          <w:b/>
-        </w:rPr>
-        <w:t>Supporting information</w:t>
+        <w:pStyle w:val="Caption"/>
+      </w:pPr>
+      <w:r>
+        <w:t>S1 Table. Benchmark cohort, evidence and comparator tables.</w:t>
       </w:r>
     </w:p>
     <w:p>
@@ -6615,7 +7309,7 @@
         <w:pStyle w:val="Caption"/>
       </w:pPr>
       <w:r>
-        <w:t>S1 Table. Benchmark cohort, evidence and comparator tables.</w:t>
+        <w:t>S2 Table. Operating points, evidence states and robustness tables.</w:t>
       </w:r>
     </w:p>
     <w:p>
@@ -6623,7 +7317,7 @@
         <w:pStyle w:val="Caption"/>
       </w:pPr>
       <w:r>
-        <w:t>S2 Table. Operating points, evidence states and robustness tables.</w:t>
+        <w:t>S3 Table. Committed structural expectations with their evidence basis and citation.</w:t>
       </w:r>
     </w:p>
     <w:p>
@@ -6647,7 +7341,7 @@
         <w:pStyle w:val="Caption"/>
       </w:pPr>
       <w:r>
-        <w:t>S3 Text. Pathogenicity comparison, robustness, independent validation and a self-caught ground-truth correction.</w:t>
+        <w:t>S3 Text. Pathogenicity comparison, robustness, independent validation and a self-caught ground-truth error.</w:t>
       </w:r>
     </w:p>
     <w:p>
@@ -6683,13 +7377,13 @@
       </w:r>
     </w:p>
     <w:sectPr>
-      <w:headerReference w:type="default" r:id="rId24"/>
-      <w:footerReference w:type="default" r:id="rId25"/>
+      <w:headerReference w:type="default" r:id="rId21"/>
+      <w:footerReference w:type="default" r:id="rId22"/>
       <w:pgSz w:w="12240" w:h="15840"/>
       <w:pgMar w:top="1037" w:right="1123" w:bottom="1037" w:left="1123" w:header="403" w:footer="461" w:gutter="0"/>
+      <w:lnNumType w:countBy="1" w:distance="360" w:restart="continuous"/>
       <w:cols w:space="720"/>
       <w:docGrid w:linePitch="360"/>
-      <w:lnNumType w:countBy="1" w:restart="continuous" w:distance="360"/>
     </w:sectPr>
   </w:body>
 </w:document>
@@ -6697,7 +7391,7 @@
 
 <file path=word/comments.xml><?xml version="1.0" encoding="utf-8"?>
 <w:comments xmlns:wpc="http://schemas.microsoft.com/office/word/2010/wordprocessingCanvas" xmlns:cx="http://schemas.microsoft.com/office/drawing/2014/chartex" xmlns:cx1="http://schemas.microsoft.com/office/drawing/2015/9/8/chartex" xmlns:cx2="http://schemas.microsoft.com/office/drawing/2015/10/21/chartex" xmlns:cx3="http://schemas.microsoft.com/office/drawing/2016/5/9/chartex" xmlns:cx4="http://schemas.microsoft.com/office/drawing/2016/5/10/chartex" xmlns:cx5="http://schemas.microsoft.com/office/drawing/2016/5/11/chartex" xmlns:cx6="http://schemas.microsoft.com/office/drawing/2016/5/12/chartex" xmlns:cx7="http://schemas.microsoft.com/office/drawing/2016/5/13/chartex" xmlns:cx8="http://schemas.microsoft.com/office/drawing/2016/5/14/chartex" xmlns:mc="http://schemas.openxmlformats.org/markup-compatibility/2006" xmlns:aink="http://schemas.microsoft.com/office/drawing/2016/ink" xmlns:am3d="http://schemas.microsoft.com/office/drawing/2017/model3d" xmlns:o="urn:schemas-microsoft-com:office:office" xmlns:oel="http://schemas.microsoft.com/office/2019/extlst" xmlns:r="http://schemas.openxmlformats.org/officeDocument/2006/relationships" xmlns:m="http://schemas.openxmlformats.org/officeDocument/2006/math" xmlns:v="urn:schemas-microsoft-com:vml" xmlns:wp14="http://schemas.microsoft.com/office/word/2010/wordprocessingDrawing" xmlns:wp="http://schemas.openxmlformats.org/drawingml/2006/wordprocessingDrawing" xmlns:w10="urn:schemas-microsoft-com:office:word" xmlns:w="http://schemas.openxmlformats.org/wordprocessingml/2006/main" xmlns:w14="http://schemas.microsoft.com/office/word/2010/wordml" xmlns:w15="http://schemas.microsoft.com/office/word/2012/wordml" xmlns:w16cex="http://schemas.microsoft.com/office/word/2018/wordml/cex" xmlns:w16cid="http://schemas.microsoft.com/office/word/2016/wordml/cid" xmlns:w16="http://schemas.microsoft.com/office/word/2018/wordml" xmlns:w16du="http://schemas.microsoft.com/office/word/2023/wordml/word16du" xmlns:w16sdtdh="http://schemas.microsoft.com/office/word/2020/wordml/sdtdatahash" xmlns:w16sdtfl="http://schemas.microsoft.com/office/word/2024/wordml/sdtformatlock" xmlns:w16se="http://schemas.microsoft.com/office/word/2015/wordml/symex" xmlns:wpg="http://schemas.microsoft.com/office/word/2010/wordprocessingGroup" xmlns:wpi="http://schemas.microsoft.com/office/word/2010/wordprocessingInk" xmlns:wne="http://schemas.microsoft.com/office/word/2006/wordml" xmlns:wps="http://schemas.microsoft.com/office/word/2010/wordprocessingShape" mc:Ignorable="w14 w15 w16se w16cid w16 w16cex w16sdtdh w16sdtfl w16du wp14">
-  <w:comment w:id="0" w:author="Arnce, Luke R" w:date="2026-09-24T09:20:00Z" w:initials="ALR">
+  <w:comment w:id="0" w:author="Arnce, Luke R" w:date="2026-09-25T14:32:00Z" w:initials="ALR">
     <w:p>
       <w:pPr>
         <w:pStyle w:val="CommentText"/>
@@ -6709,11 +7403,11 @@
         <w:annotationRef/>
       </w:r>
       <w:r>
-        <w:t>Do we need to add a reference for this?</w:t>
+        <w:t>What prespecified range?</w:t>
       </w:r>
     </w:p>
   </w:comment>
-  <w:comment w:id="1" w:author="Arnce, Luke R" w:date="2026-09-24T09:23:00Z" w:initials="ALR">
+  <w:comment w:id="1" w:author="Arnce, Luke R" w:date="2026-09-25T14:50:00Z" w:initials="ALR">
     <w:p>
       <w:pPr>
         <w:pStyle w:val="CommentText"/>
@@ -6725,11 +7419,11 @@
         <w:annotationRef/>
       </w:r>
       <w:r>
-        <w:t>Should this claim have references?</w:t>
+        <w:t>This section is a little long and confusing. It also doesn’t reference the difference n benchmarking between COMAVI and the other tools, which is significant. I’m happy to shorten this to essentials here and expand on the differences in the later section</w:t>
       </w:r>
     </w:p>
   </w:comment>
-  <w:comment w:id="2" w:author="Arnce, Luke R" w:date="2026-09-24T09:30:00Z" w:initials="ALR">
+  <w:comment w:id="2" w:author="Arnce, Luke R" w:date="2026-09-24T09:19:00Z" w:initials="ALR">
     <w:p>
       <w:pPr>
         <w:pStyle w:val="CommentText"/>
@@ -6741,11 +7435,11 @@
         <w:annotationRef/>
       </w:r>
       <w:r>
-        <w:t>Make sure this is accurate</w:t>
+        <w:t>I like this figure more than the one you generated</w:t>
       </w:r>
     </w:p>
   </w:comment>
-  <w:comment w:id="3" w:author="Arnce, Luke R" w:date="2026-09-24T09:19:00Z" w:initials="ALR">
+  <w:comment w:id="3" w:author="Arnce, Luke R" w:date="2026-09-25T14:56:00Z" w:initials="ALR">
     <w:p>
       <w:pPr>
         <w:pStyle w:val="CommentText"/>
@@ -6757,11 +7451,11 @@
         <w:annotationRef/>
       </w:r>
       <w:r>
-        <w:t>I like this figure more than the one you generated</w:t>
+        <w:t xml:space="preserve">Stop changing my figure, I like this one. </w:t>
       </w:r>
     </w:p>
   </w:comment>
-  <w:comment w:id="5" w:author="Arnce, Luke R" w:date="2026-09-24T09:41:00Z" w:initials="ALR">
+  <w:comment w:id="4" w:author="Arnce, Luke R" w:date="2026-09-28T09:35:00Z" w:initials="ALR">
     <w:p>
       <w:pPr>
         <w:pStyle w:val="CommentText"/>
@@ -6773,11 +7467,11 @@
         <w:annotationRef/>
       </w:r>
       <w:r>
-        <w:t>What is the central interface claim? I don’t think it’s clear here</w:t>
+        <w:t>Use this table instead of the old one that was here</w:t>
       </w:r>
     </w:p>
   </w:comment>
-  <w:comment w:id="4" w:author="Arnce, Luke R" w:date="2026-09-24T09:43:00Z" w:initials="ALR">
+  <w:comment w:id="5" w:author="Arnce, Luke R" w:date="2026-09-28T09:13:00Z" w:initials="ALR">
     <w:p>
       <w:pPr>
         <w:pStyle w:val="CommentText"/>
@@ -6789,11 +7483,11 @@
         <w:annotationRef/>
       </w:r>
       <w:r>
-        <w:t>Maybe just cut this whole part? The readers really won’t care about the order in which systems were added. Also, the rationale for these added systems is acutally in line with the second criteria of spanning mechanisms and different types of variants</w:t>
+        <w:t>Are the meanings of these different energetic levels explained?</w:t>
       </w:r>
     </w:p>
   </w:comment>
-  <w:comment w:id="6" w:author="Arnce, Luke R" w:date="2026-09-24T10:26:00Z" w:initials="ALR">
+  <w:comment w:id="6" w:author="Arnce, Luke R" w:date="2026-09-25T15:07:00Z" w:initials="ALR">
     <w:p>
       <w:pPr>
         <w:pStyle w:val="CommentText"/>
@@ -6805,11 +7499,11 @@
         <w:annotationRef/>
       </w:r>
       <w:r>
-        <w:t>Throughout the document, formatting for the captions of figures is inconsistent. We need them to be consistent across all and we need them to line up with what is expected from PLOS Comp Bio. Use their explicit criteria.</w:t>
+        <w:t>This is a confusing sentence</w:t>
       </w:r>
     </w:p>
   </w:comment>
-  <w:comment w:id="7" w:author="Arnce, Luke R" w:date="2026-09-24T09:58:00Z" w:initials="ALR">
+  <w:comment w:id="7" w:author="Arnce, Luke R" w:date="2026-09-28T09:14:00Z" w:initials="ALR">
     <w:p>
       <w:pPr>
         <w:pStyle w:val="CommentText"/>
@@ -6821,11 +7515,27 @@
         <w:annotationRef/>
       </w:r>
       <w:r>
+        <w:t>Still confusing</w:t>
+      </w:r>
+    </w:p>
+  </w:comment>
+  <w:comment w:id="8" w:author="Arnce, Luke R" w:date="2026-09-24T09:58:00Z" w:initials="ALR">
+    <w:p>
+      <w:pPr>
+        <w:pStyle w:val="CommentText"/>
+      </w:pPr>
+      <w:r>
+        <w:rPr>
+          <w:rStyle w:val="CommentReference"/>
+        </w:rPr>
+        <w:annotationRef/>
+      </w:r>
+      <w:r>
         <w:t>Will the ledger be included in supplemental? Should we reference the ledger?</w:t>
       </w:r>
     </w:p>
   </w:comment>
-  <w:comment w:id="8" w:author="Arnce, Luke R" w:date="2026-09-24T10:05:00Z" w:initials="ALR">
+  <w:comment w:id="9" w:author="Arnce, Luke R" w:date="2026-09-28T09:14:00Z" w:initials="ALR">
     <w:p>
       <w:pPr>
         <w:pStyle w:val="CommentText"/>
@@ -6837,11 +7547,11 @@
         <w:annotationRef/>
       </w:r>
       <w:r>
-        <w:t>Are any takeaways from this analysis included in the body of the paper itself? Might be worth including if some of the results are interesting</w:t>
+        <w:t>Still have the same question</w:t>
       </w:r>
     </w:p>
   </w:comment>
-  <w:comment w:id="9" w:author="Arnce, Luke R" w:date="2026-09-24T10:27:00Z" w:initials="ALR">
+  <w:comment w:id="10" w:author="Arnce, Luke R" w:date="2026-09-28T09:27:00Z" w:initials="ALR">
     <w:p>
       <w:pPr>
         <w:pStyle w:val="CommentText"/>
@@ -6853,11 +7563,11 @@
         <w:annotationRef/>
       </w:r>
       <w:r>
-        <w:t xml:space="preserve">Same with the caption here. Needs to be consistent with all others and in accordance with PLOS Comp Bio expectations. </w:t>
+        <w:t>Why are we calling this threshold substitution adjusted?</w:t>
       </w:r>
     </w:p>
   </w:comment>
-  <w:comment w:id="10" w:author="Arnce, Luke R" w:date="2026-09-24T10:44:00Z" w:initials="ALR">
+  <w:comment w:id="11" w:author="Arnce, Luke R" w:date="2026-09-28T09:25:00Z" w:initials="ALR">
     <w:p>
       <w:pPr>
         <w:pStyle w:val="CommentText"/>
@@ -6869,11 +7579,107 @@
         <w:annotationRef/>
       </w:r>
       <w:r>
+        <w:t>According to what?</w:t>
+      </w:r>
+    </w:p>
+  </w:comment>
+  <w:comment w:id="12" w:author="Arnce, Luke R" w:date="2026-09-28T09:35:00Z" w:initials="ALR">
+    <w:p>
+      <w:pPr>
+        <w:pStyle w:val="CommentText"/>
+      </w:pPr>
+      <w:r>
+        <w:rPr>
+          <w:rStyle w:val="CommentReference"/>
+        </w:rPr>
+        <w:annotationRef/>
+      </w:r>
+      <w:r>
+        <w:t>This is interesting, but what about putting this in the results/discussion section? Also, should we make a figure for this?</w:t>
+      </w:r>
+    </w:p>
+  </w:comment>
+  <w:comment w:id="13" w:author="Arnce, Luke R" w:date="2026-09-28T09:36:00Z" w:initials="ALR">
+    <w:p>
+      <w:pPr>
+        <w:pStyle w:val="CommentText"/>
+      </w:pPr>
+      <w:r>
+        <w:rPr>
+          <w:rStyle w:val="CommentReference"/>
+        </w:rPr>
+        <w:annotationRef/>
+      </w:r>
+      <w:r>
+        <w:t>Is this defined anywhere before we mention it?</w:t>
+      </w:r>
+    </w:p>
+  </w:comment>
+  <w:comment w:id="14" w:author="Arnce, Luke R" w:date="2026-09-28T09:40:00Z" w:initials="ALR">
+    <w:p>
+      <w:pPr>
+        <w:pStyle w:val="CommentText"/>
+      </w:pPr>
+      <w:r>
+        <w:rPr>
+          <w:rStyle w:val="CommentReference"/>
+        </w:rPr>
+        <w:annotationRef/>
+      </w:r>
+      <w:r>
+        <w:t xml:space="preserve">Could we smooth the transition into these paragraphs. It feels rather abrupt. </w:t>
+      </w:r>
+    </w:p>
+  </w:comment>
+  <w:comment w:id="15" w:author="Arnce, Luke R" w:date="2026-09-28T09:55:00Z" w:initials="ALR">
+    <w:p>
+      <w:pPr>
+        <w:pStyle w:val="CommentText"/>
+      </w:pPr>
+      <w:r>
+        <w:rPr>
+          <w:rStyle w:val="CommentReference"/>
+        </w:rPr>
+        <w:annotationRef/>
+      </w:r>
+      <w:r>
+        <w:t>I like this table instead of the one you made.</w:t>
+      </w:r>
+    </w:p>
+  </w:comment>
+  <w:comment w:id="16" w:author="Arnce, Luke R" w:date="2026-09-28T10:10:00Z" w:initials="ALR">
+    <w:p>
+      <w:pPr>
+        <w:pStyle w:val="CommentText"/>
+      </w:pPr>
+      <w:r>
+        <w:rPr>
+          <w:rStyle w:val="CommentReference"/>
+        </w:rPr>
+        <w:annotationRef/>
+      </w:r>
+      <w:r>
+        <w:t>I don’t like referring to the reader. Just say whether or not this shows whether the aggregate rests on three physical axes or is carried by one of them</w:t>
+      </w:r>
+    </w:p>
+  </w:comment>
+  <w:comment w:id="17" w:author="Arnce, Luke R" w:date="2026-09-24T10:44:00Z" w:initials="ALR">
+    <w:p>
+      <w:pPr>
+        <w:pStyle w:val="CommentText"/>
+      </w:pPr>
+      <w:r>
+        <w:rPr>
+          <w:rStyle w:val="CommentReference"/>
+        </w:rPr>
+        <w:annotationRef/>
+      </w:r>
+      <w:r>
         <w:t>Another inconsistent figure caption</w:t>
       </w:r>
     </w:p>
   </w:comment>
-  <w:comment w:id="11" w:author="Arnce, Luke R" w:date="2026-09-24T10:57:00Z" w:initials="ALR">
+  <w:comment w:id="18" w:author="Arnce, Luke R" w:date="2026-09-28T10:12:00Z" w:initials="ALR">
     <w:p>
       <w:pPr>
         <w:pStyle w:val="CommentText"/>
@@ -6885,11 +7691,11 @@
         <w:annotationRef/>
       </w:r>
       <w:r>
-        <w:t>What is the mean grade in this context?</w:t>
+        <w:t>These figures and figure captions are still a broader issue for the paper. I’m sure there is a specific format for table figures and tables. We need to make sure we’re consistent in our figure captions and do what needs to be done appropriately to ensure all tables and figures captions are as they should be</w:t>
       </w:r>
     </w:p>
   </w:comment>
-  <w:comment w:id="12" w:author="Arnce, Luke R" w:date="2026-09-24T10:59:00Z" w:initials="ALR">
+  <w:comment w:id="19" w:author="Arnce, Luke R" w:date="2026-09-28T10:19:00Z" w:initials="ALR">
     <w:p>
       <w:pPr>
         <w:pStyle w:val="CommentText"/>
@@ -6901,11 +7707,11 @@
         <w:annotationRef/>
       </w:r>
       <w:r>
-        <w:t>This sentence is confusing. What is it trying to say?</w:t>
+        <w:t>How does this contrast with the non evidence restricted results?</w:t>
       </w:r>
     </w:p>
   </w:comment>
-  <w:comment w:id="13" w:author="Arnce, Luke R" w:date="2026-09-24T11:00:00Z" w:initials="ALR">
+  <w:comment w:id="20" w:author="Arnce, Luke R" w:date="2026-09-28T10:20:00Z" w:initials="ALR">
     <w:p>
       <w:pPr>
         <w:pStyle w:val="CommentText"/>
@@ -6917,11 +7723,11 @@
         <w:annotationRef/>
       </w:r>
       <w:r>
-        <w:t>What is the substitution adjusted setting?</w:t>
+        <w:t>And what did this independent check show?</w:t>
       </w:r>
     </w:p>
   </w:comment>
-  <w:comment w:id="14" w:author="Arnce, Luke R" w:date="2026-09-24T11:01:00Z" w:initials="ALR">
+  <w:comment w:id="21" w:author="Arnce, Luke R" w:date="2026-09-28T10:31:00Z" w:initials="ALR">
     <w:p>
       <w:pPr>
         <w:pStyle w:val="CommentText"/>
@@ -6933,11 +7739,11 @@
         <w:annotationRef/>
       </w:r>
       <w:r>
-        <w:t>What do you mean?</w:t>
+        <w:t>This section includes a lot of information that isn’t necessarily relevant here. Also, it starts with saying two components contribute to prioritizing candidates and then focuses almost only on the tier. The energetic contribution and breakdown of what hit and missed for that component is not discussed and then it skips to combining them. I think, overall this section needs to be streamlined.</w:t>
       </w:r>
     </w:p>
   </w:comment>
-  <w:comment w:id="15" w:author="Arnce, Luke R" w:date="2026-09-24T11:02:00Z" w:initials="ALR">
+  <w:comment w:id="22" w:author="Arnce, Luke R" w:date="2026-09-28T10:40:00Z" w:initials="ALR">
     <w:p>
       <w:pPr>
         <w:pStyle w:val="CommentText"/>
@@ -6949,11 +7755,11 @@
         <w:annotationRef/>
       </w:r>
       <w:r>
-        <w:t>Really? This order seems off.</w:t>
+        <w:t>This section feels unnecessarily verbose. What is the intended takeaway from this paragraph? How can we get straight to the point?</w:t>
       </w:r>
     </w:p>
   </w:comment>
-  <w:comment w:id="16" w:author="Arnce, Luke R" w:date="2026-09-24T11:07:00Z" w:initials="ALR">
+  <w:comment w:id="23" w:author="Arnce, Luke R" w:date="2026-09-28T10:41:00Z" w:initials="ALR">
     <w:p>
       <w:pPr>
         <w:pStyle w:val="CommentText"/>
@@ -6965,11 +7771,11 @@
         <w:annotationRef/>
       </w:r>
       <w:r>
-        <w:t>This figure 4 is great, but the text is too small to read. The panels need to be larger. Could you make them bigger and arrange them in a 2 by 2 grid?</w:t>
+        <w:t>Any potential reasons as to why these were missed?</w:t>
       </w:r>
     </w:p>
   </w:comment>
-  <w:comment w:id="17" w:author="Arnce, Luke R" w:date="2026-09-24T11:10:00Z" w:initials="ALR">
+  <w:comment w:id="24" w:author="Arnce, Luke R" w:date="2026-09-28T10:44:00Z" w:initials="ALR">
     <w:p>
       <w:pPr>
         <w:pStyle w:val="CommentText"/>
@@ -6981,11 +7787,11 @@
         <w:annotationRef/>
       </w:r>
       <w:r>
-        <w:t>Is this term defined?</w:t>
+        <w:t>What is this? I’m lost</w:t>
       </w:r>
     </w:p>
   </w:comment>
-  <w:comment w:id="18" w:author="Arnce, Luke R" w:date="2026-09-24T11:15:00Z" w:initials="ALR">
+  <w:comment w:id="25" w:author="Arnce, Luke R" w:date="2026-09-28T11:05:00Z" w:initials="ALR">
     <w:p>
       <w:pPr>
         <w:pStyle w:val="CommentText"/>
@@ -6997,11 +7803,27 @@
         <w:annotationRef/>
       </w:r>
       <w:r>
+        <w:t>I don’t like it when you state what the section will report like this. Just say the comparisons and don’t tell me what the section reports</w:t>
+      </w:r>
+    </w:p>
+  </w:comment>
+  <w:comment w:id="28" w:author="Arnce, Luke R" w:date="2026-09-24T11:15:00Z" w:initials="ALR">
+    <w:p>
+      <w:pPr>
+        <w:pStyle w:val="CommentText"/>
+      </w:pPr>
+      <w:r>
+        <w:rPr>
+          <w:rStyle w:val="CommentReference"/>
+        </w:rPr>
+        <w:annotationRef/>
+      </w:r>
+      <w:r>
         <w:t xml:space="preserve">Good, but this figure needs to be larger. It is too small to read. </w:t>
       </w:r>
     </w:p>
   </w:comment>
-  <w:comment w:id="19" w:author="Arnce, Luke R" w:date="2026-09-24T11:20:00Z" w:initials="ALR">
+  <w:comment w:id="26" w:author="Arnce, Luke R" w:date="2026-09-28T11:12:00Z" w:initials="ALR">
     <w:p>
       <w:pPr>
         <w:pStyle w:val="CommentText"/>
@@ -7013,7 +7835,23 @@
         <w:annotationRef/>
       </w:r>
       <w:r>
-        <w:t>The wording here is a little confusing and ambiguous. Does his sentence add something useful?</w:t>
+        <w:t>Good information, but do we have the data in the supplemental so people can look at how particular variants were mapped? Some people might want to see specific variants, so do we have the alphamissense values in the big table that includes metrics for each variant?</w:t>
+      </w:r>
+    </w:p>
+  </w:comment>
+  <w:comment w:id="27" w:author="Arnce, Luke R" w:date="2026-09-28T11:12:00Z" w:initials="ALR">
+    <w:p>
+      <w:pPr>
+        <w:pStyle w:val="CommentText"/>
+      </w:pPr>
+      <w:r>
+        <w:rPr>
+          <w:rStyle w:val="CommentReference"/>
+        </w:rPr>
+        <w:annotationRef/>
+      </w:r>
+      <w:r>
+        <w:t>Also, would it be worth labeling some of the outlier we mentioned in the text?</w:t>
       </w:r>
     </w:p>
   </w:comment>
@@ -7022,76 +7860,103 @@
 
 <file path=word/commentsExtended.xml><?xml version="1.0" encoding="utf-8"?>
 <w15:commentsEx xmlns:wpc="http://schemas.microsoft.com/office/word/2010/wordprocessingCanvas" xmlns:cx="http://schemas.microsoft.com/office/drawing/2014/chartex" xmlns:cx1="http://schemas.microsoft.com/office/drawing/2015/9/8/chartex" xmlns:cx2="http://schemas.microsoft.com/office/drawing/2015/10/21/chartex" xmlns:cx3="http://schemas.microsoft.com/office/drawing/2016/5/9/chartex" xmlns:cx4="http://schemas.microsoft.com/office/drawing/2016/5/10/chartex" xmlns:cx5="http://schemas.microsoft.com/office/drawing/2016/5/11/chartex" xmlns:cx6="http://schemas.microsoft.com/office/drawing/2016/5/12/chartex" xmlns:cx7="http://schemas.microsoft.com/office/drawing/2016/5/13/chartex" xmlns:cx8="http://schemas.microsoft.com/office/drawing/2016/5/14/chartex" xmlns:mc="http://schemas.openxmlformats.org/markup-compatibility/2006" xmlns:aink="http://schemas.microsoft.com/office/drawing/2016/ink" xmlns:am3d="http://schemas.microsoft.com/office/drawing/2017/model3d" xmlns:o="urn:schemas-microsoft-com:office:office" xmlns:oel="http://schemas.microsoft.com/office/2019/extlst" xmlns:r="http://schemas.openxmlformats.org/officeDocument/2006/relationships" xmlns:m="http://schemas.openxmlformats.org/officeDocument/2006/math" xmlns:v="urn:schemas-microsoft-com:vml" xmlns:wp14="http://schemas.microsoft.com/office/word/2010/wordprocessingDrawing" xmlns:wp="http://schemas.openxmlformats.org/drawingml/2006/wordprocessingDrawing" xmlns:w10="urn:schemas-microsoft-com:office:word" xmlns:w="http://schemas.openxmlformats.org/wordprocessingml/2006/main" xmlns:w14="http://schemas.microsoft.com/office/word/2010/wordml" xmlns:w15="http://schemas.microsoft.com/office/word/2012/wordml" xmlns:w16cex="http://schemas.microsoft.com/office/word/2018/wordml/cex" xmlns:w16cid="http://schemas.microsoft.com/office/word/2016/wordml/cid" xmlns:w16="http://schemas.microsoft.com/office/word/2018/wordml" xmlns:w16du="http://schemas.microsoft.com/office/word/2023/wordml/word16du" xmlns:w16sdtdh="http://schemas.microsoft.com/office/word/2020/wordml/sdtdatahash" xmlns:w16sdtfl="http://schemas.microsoft.com/office/word/2024/wordml/sdtformatlock" xmlns:w16se="http://schemas.microsoft.com/office/word/2015/wordml/symex" xmlns:wpg="http://schemas.microsoft.com/office/word/2010/wordprocessingGroup" xmlns:wpi="http://schemas.microsoft.com/office/word/2010/wordprocessingInk" xmlns:wne="http://schemas.microsoft.com/office/word/2006/wordml" xmlns:wps="http://schemas.microsoft.com/office/word/2010/wordprocessingShape" mc:Ignorable="w14 w15 w16se w16cid w16 w16cex w16sdtdh w16sdtfl w16du wp14">
-  <w15:commentEx w15:paraId="3077ADE2" w15:done="0"/>
-  <w15:commentEx w15:paraId="1D521682" w15:done="0"/>
-  <w15:commentEx w15:paraId="67B6ADAA" w15:done="0"/>
+  <w15:commentEx w15:paraId="65D079A3" w15:done="0"/>
+  <w15:commentEx w15:paraId="33D74A71" w15:done="0"/>
   <w15:commentEx w15:paraId="5E8EB0C7" w15:done="0"/>
-  <w15:commentEx w15:paraId="051111B1" w15:done="0"/>
-  <w15:commentEx w15:paraId="189F932C" w15:done="0"/>
-  <w15:commentEx w15:paraId="3A1A1F1A" w15:done="0"/>
+  <w15:commentEx w15:paraId="0C22B3ED" w15:paraIdParent="5E8EB0C7" w15:done="0"/>
+  <w15:commentEx w15:paraId="1EA441AD" w15:done="0"/>
+  <w15:commentEx w15:paraId="6F64F3E8" w15:done="0"/>
+  <w15:commentEx w15:paraId="618E5165" w15:done="0"/>
+  <w15:commentEx w15:paraId="00C3EB06" w15:paraIdParent="618E5165" w15:done="0"/>
   <w15:commentEx w15:paraId="17E52F5A" w15:done="0"/>
-  <w15:commentEx w15:paraId="1B3BC19A" w15:done="0"/>
-  <w15:commentEx w15:paraId="26CE02FF" w15:done="0"/>
+  <w15:commentEx w15:paraId="6542322B" w15:paraIdParent="17E52F5A" w15:done="0"/>
+  <w15:commentEx w15:paraId="7A9E5DD8" w15:done="0"/>
+  <w15:commentEx w15:paraId="3B0EC754" w15:done="0"/>
+  <w15:commentEx w15:paraId="5B2F9445" w15:done="0"/>
+  <w15:commentEx w15:paraId="74758D83" w15:done="0"/>
+  <w15:commentEx w15:paraId="42957117" w15:done="0"/>
+  <w15:commentEx w15:paraId="4DCDF621" w15:done="0"/>
+  <w15:commentEx w15:paraId="757E8A54" w15:done="0"/>
   <w15:commentEx w15:paraId="6D0ED0A7" w15:done="0"/>
-  <w15:commentEx w15:paraId="78AD7268" w15:done="0"/>
-  <w15:commentEx w15:paraId="74EA61D7" w15:done="0"/>
-  <w15:commentEx w15:paraId="2794F5CC" w15:done="0"/>
-  <w15:commentEx w15:paraId="23BACAF2" w15:done="0"/>
-  <w15:commentEx w15:paraId="6FED2450" w15:done="0"/>
-  <w15:commentEx w15:paraId="2FADA23C" w15:done="0"/>
-  <w15:commentEx w15:paraId="767AB783" w15:done="0"/>
-  <w15:commentEx w15:paraId="12C124C4" w15:done="0"/>
-  <w15:commentEx w15:paraId="4898CE52" w15:done="0"/>
+  <w15:commentEx w15:paraId="0A5B3176" w15:paraIdParent="6D0ED0A7" w15:done="0"/>
+  <w15:commentEx w15:paraId="7CE92B23" w15:done="0"/>
+  <w15:commentEx w15:paraId="1D7FF7CF" w15:done="0"/>
+  <w15:commentEx w15:paraId="03760366" w15:done="0"/>
+  <w15:commentEx w15:paraId="6D437409" w15:done="0"/>
+  <w15:commentEx w15:paraId="492E3E4C" w15:done="0"/>
+  <w15:commentEx w15:paraId="6C97494A" w15:done="0"/>
+  <w15:commentEx w15:paraId="270940CC" w15:done="0"/>
+  <w15:commentEx w15:paraId="12C124C4" w15:done="1"/>
+  <w15:commentEx w15:paraId="44F0ED9E" w15:done="0"/>
+  <w15:commentEx w15:paraId="5A515063" w15:paraIdParent="44F0ED9E" w15:done="0"/>
 </w15:commentsEx>
 </file>
 
 <file path=word/commentsExtensible.xml><?xml version="1.0" encoding="utf-8"?>
 <w16cex:commentsExtensible xmlns:wpc="http://schemas.microsoft.com/office/word/2010/wordprocessingCanvas" xmlns:cx="http://schemas.microsoft.com/office/drawing/2014/chartex" xmlns:cx1="http://schemas.microsoft.com/office/drawing/2015/9/8/chartex" xmlns:cx2="http://schemas.microsoft.com/office/drawing/2015/10/21/chartex" xmlns:cx3="http://schemas.microsoft.com/office/drawing/2016/5/9/chartex" xmlns:cx4="http://schemas.microsoft.com/office/drawing/2016/5/10/chartex" xmlns:cx5="http://schemas.microsoft.com/office/drawing/2016/5/11/chartex" xmlns:cx6="http://schemas.microsoft.com/office/drawing/2016/5/12/chartex" xmlns:cx7="http://schemas.microsoft.com/office/drawing/2016/5/13/chartex" xmlns:cx8="http://schemas.microsoft.com/office/drawing/2016/5/14/chartex" xmlns:cr="http://schemas.microsoft.com/office/comments/2020/reactions" xmlns:mc="http://schemas.openxmlformats.org/markup-compatibility/2006" xmlns:aink="http://schemas.microsoft.com/office/drawing/2016/ink" xmlns:am3d="http://schemas.microsoft.com/office/drawing/2017/model3d" xmlns:o="urn:schemas-microsoft-com:office:office" xmlns:oel="http://schemas.microsoft.com/office/2019/extlst" xmlns:r="http://schemas.openxmlformats.org/officeDocument/2006/relationships" xmlns:m="http://schemas.openxmlformats.org/officeDocument/2006/math" xmlns:v="urn:schemas-microsoft-com:vml" xmlns:wp14="http://schemas.microsoft.com/office/word/2010/wordprocessingDrawing" xmlns:wp="http://schemas.openxmlformats.org/drawingml/2006/wordprocessingDrawing" xmlns:w10="urn:schemas-microsoft-com:office:word" xmlns:w="http://schemas.openxmlformats.org/wordprocessingml/2006/main" xmlns:w14="http://schemas.microsoft.com/office/word/2010/wordml" xmlns:w15="http://schemas.microsoft.com/office/word/2012/wordml" xmlns:w16cex="http://schemas.microsoft.com/office/word/2018/wordml/cex" xmlns:w16cid="http://schemas.microsoft.com/office/word/2016/wordml/cid" xmlns:w16="http://schemas.microsoft.com/office/word/2018/wordml" xmlns:w16du="http://schemas.microsoft.com/office/word/2023/wordml/word16du" xmlns:w16sdtdh="http://schemas.microsoft.com/office/word/2020/wordml/sdtdatahash" xmlns:w16sdtfl="http://schemas.microsoft.com/office/word/2024/wordml/sdtformatlock" xmlns:w16se="http://schemas.microsoft.com/office/word/2015/wordml/symex" xmlns:wpg="http://schemas.microsoft.com/office/word/2010/wordprocessingGroup" xmlns:wpi="http://schemas.microsoft.com/office/word/2010/wordprocessingInk" xmlns:wne="http://schemas.microsoft.com/office/word/2006/wordml" xmlns:wps="http://schemas.microsoft.com/office/word/2010/wordprocessingShape" mc:Ignorable="w14 w15 w16se w16cid w16 w16cex w16sdtdh w16sdtfl cr w16du wp14">
-  <w16cex:commentExtensible w16cex:durableId="755E3A44" w16cex:dateUtc="2026-09-24T13:20:00Z"/>
-  <w16cex:commentExtensible w16cex:durableId="7E3DA1F9" w16cex:dateUtc="2026-09-24T13:23:00Z"/>
-  <w16cex:commentExtensible w16cex:durableId="4CF22CC9" w16cex:dateUtc="2026-09-24T13:30:00Z"/>
+  <w16cex:commentExtensible w16cex:durableId="4269A0D5" w16cex:dateUtc="2026-09-25T18:32:00Z"/>
+  <w16cex:commentExtensible w16cex:durableId="2DF545E0" w16cex:dateUtc="2026-09-25T18:50:00Z"/>
   <w16cex:commentExtensible w16cex:durableId="19A3ECCA" w16cex:dateUtc="2026-09-24T13:19:00Z"/>
-  <w16cex:commentExtensible w16cex:durableId="5EA6B36F" w16cex:dateUtc="2026-09-24T13:41:00Z"/>
-  <w16cex:commentExtensible w16cex:durableId="60CD72AB" w16cex:dateUtc="2026-09-24T13:43:00Z"/>
-  <w16cex:commentExtensible w16cex:durableId="7963F1A5" w16cex:dateUtc="2026-09-24T14:26:00Z"/>
+  <w16cex:commentExtensible w16cex:durableId="4D757B86" w16cex:dateUtc="2026-09-25T18:56:00Z"/>
+  <w16cex:commentExtensible w16cex:durableId="7F221EF8" w16cex:dateUtc="2026-09-28T13:35:00Z"/>
+  <w16cex:commentExtensible w16cex:durableId="5E92582D" w16cex:dateUtc="2026-09-28T13:13:00Z"/>
+  <w16cex:commentExtensible w16cex:durableId="60D6133B" w16cex:dateUtc="2026-09-25T19:07:00Z"/>
+  <w16cex:commentExtensible w16cex:durableId="0580FEF7" w16cex:dateUtc="2026-09-28T13:14:00Z"/>
   <w16cex:commentExtensible w16cex:durableId="2B8A0513" w16cex:dateUtc="2026-09-24T13:58:00Z"/>
-  <w16cex:commentExtensible w16cex:durableId="4CC806C5" w16cex:dateUtc="2026-09-24T14:05:00Z"/>
-  <w16cex:commentExtensible w16cex:durableId="1E1EE30A" w16cex:dateUtc="2026-09-24T14:27:00Z"/>
+  <w16cex:commentExtensible w16cex:durableId="5FB82259" w16cex:dateUtc="2026-09-28T13:14:00Z"/>
+  <w16cex:commentExtensible w16cex:durableId="3F137D61" w16cex:dateUtc="2026-09-28T13:27:00Z"/>
+  <w16cex:commentExtensible w16cex:durableId="1D42C53F" w16cex:dateUtc="2026-09-28T13:25:00Z"/>
+  <w16cex:commentExtensible w16cex:durableId="5368F4CB" w16cex:dateUtc="2026-09-28T13:35:00Z"/>
+  <w16cex:commentExtensible w16cex:durableId="155D3986" w16cex:dateUtc="2026-09-28T13:36:00Z"/>
+  <w16cex:commentExtensible w16cex:durableId="640F5460" w16cex:dateUtc="2026-09-28T13:40:00Z"/>
+  <w16cex:commentExtensible w16cex:durableId="67D7EFB7" w16cex:dateUtc="2026-09-28T13:55:00Z"/>
+  <w16cex:commentExtensible w16cex:durableId="5FEEB3D1" w16cex:dateUtc="2026-09-28T14:10:00Z"/>
   <w16cex:commentExtensible w16cex:durableId="118F9B0D" w16cex:dateUtc="2026-09-24T14:44:00Z"/>
-  <w16cex:commentExtensible w16cex:durableId="6827EA5C" w16cex:dateUtc="2026-09-24T14:57:00Z"/>
-  <w16cex:commentExtensible w16cex:durableId="7C63D1EB" w16cex:dateUtc="2026-09-24T14:59:00Z"/>
-  <w16cex:commentExtensible w16cex:durableId="0311D1BC" w16cex:dateUtc="2026-09-24T15:00:00Z"/>
-  <w16cex:commentExtensible w16cex:durableId="2E957CEE" w16cex:dateUtc="2026-09-24T15:01:00Z"/>
-  <w16cex:commentExtensible w16cex:durableId="38662DF0" w16cex:dateUtc="2026-09-24T15:02:00Z"/>
-  <w16cex:commentExtensible w16cex:durableId="5DB56A7D" w16cex:dateUtc="2026-09-24T15:07:00Z"/>
-  <w16cex:commentExtensible w16cex:durableId="57AAEF47" w16cex:dateUtc="2026-09-24T15:10:00Z"/>
+  <w16cex:commentExtensible w16cex:durableId="046BBFFD" w16cex:dateUtc="2026-09-28T14:12:00Z"/>
+  <w16cex:commentExtensible w16cex:durableId="3BF7CEA6" w16cex:dateUtc="2026-09-28T14:19:00Z"/>
+  <w16cex:commentExtensible w16cex:durableId="6C816BBB" w16cex:dateUtc="2026-09-28T14:20:00Z"/>
+  <w16cex:commentExtensible w16cex:durableId="50FCCB24" w16cex:dateUtc="2026-09-28T14:31:00Z"/>
+  <w16cex:commentExtensible w16cex:durableId="42B2A438" w16cex:dateUtc="2026-09-28T14:40:00Z"/>
+  <w16cex:commentExtensible w16cex:durableId="75E3E9C8" w16cex:dateUtc="2026-09-28T14:41:00Z"/>
+  <w16cex:commentExtensible w16cex:durableId="79E2D897" w16cex:dateUtc="2026-09-28T14:44:00Z"/>
+  <w16cex:commentExtensible w16cex:durableId="3E77F930" w16cex:dateUtc="2026-09-28T15:05:00Z"/>
   <w16cex:commentExtensible w16cex:durableId="62E10D52" w16cex:dateUtc="2026-09-24T15:15:00Z"/>
-  <w16cex:commentExtensible w16cex:durableId="115B6DB1" w16cex:dateUtc="2026-09-24T15:20:00Z"/>
+  <w16cex:commentExtensible w16cex:durableId="32DE4A29" w16cex:dateUtc="2026-09-28T15:12:00Z"/>
+  <w16cex:commentExtensible w16cex:durableId="57D51192" w16cex:dateUtc="2026-09-28T15:12:00Z"/>
 </w16cex:commentsExtensible>
 </file>
 
 <file path=word/commentsIds.xml><?xml version="1.0" encoding="utf-8"?>
 <w16cid:commentsIds xmlns:wpc="http://schemas.microsoft.com/office/word/2010/wordprocessingCanvas" xmlns:cx="http://schemas.microsoft.com/office/drawing/2014/chartex" xmlns:cx1="http://schemas.microsoft.com/office/drawing/2015/9/8/chartex" xmlns:cx2="http://schemas.microsoft.com/office/drawing/2015/10/21/chartex" xmlns:cx3="http://schemas.microsoft.com/office/drawing/2016/5/9/chartex" xmlns:cx4="http://schemas.microsoft.com/office/drawing/2016/5/10/chartex" xmlns:cx5="http://schemas.microsoft.com/office/drawing/2016/5/11/chartex" xmlns:cx6="http://schemas.microsoft.com/office/drawing/2016/5/12/chartex" xmlns:cx7="http://schemas.microsoft.com/office/drawing/2016/5/13/chartex" xmlns:cx8="http://schemas.microsoft.com/office/drawing/2016/5/14/chartex" xmlns:mc="http://schemas.openxmlformats.org/markup-compatibility/2006" xmlns:aink="http://schemas.microsoft.com/office/drawing/2016/ink" xmlns:am3d="http://schemas.microsoft.com/office/drawing/2017/model3d" xmlns:o="urn:schemas-microsoft-com:office:office" xmlns:oel="http://schemas.microsoft.com/office/2019/extlst" xmlns:r="http://schemas.openxmlformats.org/officeDocument/2006/relationships" xmlns:m="http://schemas.openxmlformats.org/officeDocument/2006/math" xmlns:v="urn:schemas-microsoft-com:vml" xmlns:wp14="http://schemas.microsoft.com/office/word/2010/wordprocessingDrawing" xmlns:wp="http://schemas.openxmlformats.org/drawingml/2006/wordprocessingDrawing" xmlns:w10="urn:schemas-microsoft-com:office:word" xmlns:w="http://schemas.openxmlformats.org/wordprocessingml/2006/main" xmlns:w14="http://schemas.microsoft.com/office/word/2010/wordml" xmlns:w15="http://schemas.microsoft.com/office/word/2012/wordml" xmlns:w16cex="http://schemas.microsoft.com/office/word/2018/wordml/cex" xmlns:w16cid="http://schemas.microsoft.com/office/word/2016/wordml/cid" xmlns:w16="http://schemas.microsoft.com/office/word/2018/wordml" xmlns:w16du="http://schemas.microsoft.com/office/word/2023/wordml/word16du" xmlns:w16sdtdh="http://schemas.microsoft.com/office/word/2020/wordml/sdtdatahash" xmlns:w16sdtfl="http://schemas.microsoft.com/office/word/2024/wordml/sdtformatlock" xmlns:w16se="http://schemas.microsoft.com/office/word/2015/wordml/symex" xmlns:wpg="http://schemas.microsoft.com/office/word/2010/wordprocessingGroup" xmlns:wpi="http://schemas.microsoft.com/office/word/2010/wordprocessingInk" xmlns:wne="http://schemas.microsoft.com/office/word/2006/wordml" xmlns:wps="http://schemas.microsoft.com/office/word/2010/wordprocessingShape" mc:Ignorable="w14 w15 w16se w16cid w16 w16cex w16sdtdh w16sdtfl w16du wp14">
-  <w16cid:commentId w16cid:paraId="3077ADE2" w16cid:durableId="755E3A44"/>
-  <w16cid:commentId w16cid:paraId="1D521682" w16cid:durableId="7E3DA1F9"/>
-  <w16cid:commentId w16cid:paraId="67B6ADAA" w16cid:durableId="4CF22CC9"/>
+  <w16cid:commentId w16cid:paraId="65D079A3" w16cid:durableId="4269A0D5"/>
+  <w16cid:commentId w16cid:paraId="33D74A71" w16cid:durableId="2DF545E0"/>
   <w16cid:commentId w16cid:paraId="5E8EB0C7" w16cid:durableId="19A3ECCA"/>
-  <w16cid:commentId w16cid:paraId="051111B1" w16cid:durableId="5EA6B36F"/>
-  <w16cid:commentId w16cid:paraId="189F932C" w16cid:durableId="60CD72AB"/>
-  <w16cid:commentId w16cid:paraId="3A1A1F1A" w16cid:durableId="7963F1A5"/>
+  <w16cid:commentId w16cid:paraId="0C22B3ED" w16cid:durableId="4D757B86"/>
+  <w16cid:commentId w16cid:paraId="1EA441AD" w16cid:durableId="7F221EF8"/>
+  <w16cid:commentId w16cid:paraId="6F64F3E8" w16cid:durableId="5E92582D"/>
+  <w16cid:commentId w16cid:paraId="618E5165" w16cid:durableId="60D6133B"/>
+  <w16cid:commentId w16cid:paraId="00C3EB06" w16cid:durableId="0580FEF7"/>
   <w16cid:commentId w16cid:paraId="17E52F5A" w16cid:durableId="2B8A0513"/>
-  <w16cid:commentId w16cid:paraId="1B3BC19A" w16cid:durableId="4CC806C5"/>
-  <w16cid:commentId w16cid:paraId="26CE02FF" w16cid:durableId="1E1EE30A"/>
+  <w16cid:commentId w16cid:paraId="6542322B" w16cid:durableId="5FB82259"/>
+  <w16cid:commentId w16cid:paraId="7A9E5DD8" w16cid:durableId="3F137D61"/>
+  <w16cid:commentId w16cid:paraId="3B0EC754" w16cid:durableId="1D42C53F"/>
+  <w16cid:commentId w16cid:paraId="5B2F9445" w16cid:durableId="5368F4CB"/>
+  <w16cid:commentId w16cid:paraId="74758D83" w16cid:durableId="155D3986"/>
+  <w16cid:commentId w16cid:paraId="42957117" w16cid:durableId="640F5460"/>
+  <w16cid:commentId w16cid:paraId="4DCDF621" w16cid:durableId="67D7EFB7"/>
+  <w16cid:commentId w16cid:paraId="757E8A54" w16cid:durableId="5FEEB3D1"/>
   <w16cid:commentId w16cid:paraId="6D0ED0A7" w16cid:durableId="118F9B0D"/>
-  <w16cid:commentId w16cid:paraId="78AD7268" w16cid:durableId="6827EA5C"/>
-  <w16cid:commentId w16cid:paraId="74EA61D7" w16cid:durableId="7C63D1EB"/>
-  <w16cid:commentId w16cid:paraId="2794F5CC" w16cid:durableId="0311D1BC"/>
-  <w16cid:commentId w16cid:paraId="23BACAF2" w16cid:durableId="2E957CEE"/>
-  <w16cid:commentId w16cid:paraId="6FED2450" w16cid:durableId="38662DF0"/>
-  <w16cid:commentId w16cid:paraId="2FADA23C" w16cid:durableId="5DB56A7D"/>
-  <w16cid:commentId w16cid:paraId="767AB783" w16cid:durableId="57AAEF47"/>
+  <w16cid:commentId w16cid:paraId="0A5B3176" w16cid:durableId="046BBFFD"/>
+  <w16cid:commentId w16cid:paraId="7CE92B23" w16cid:durableId="3BF7CEA6"/>
+  <w16cid:commentId w16cid:paraId="1D7FF7CF" w16cid:durableId="6C816BBB"/>
+  <w16cid:commentId w16cid:paraId="03760366" w16cid:durableId="50FCCB24"/>
+  <w16cid:commentId w16cid:paraId="6D437409" w16cid:durableId="42B2A438"/>
+  <w16cid:commentId w16cid:paraId="492E3E4C" w16cid:durableId="75E3E9C8"/>
+  <w16cid:commentId w16cid:paraId="6C97494A" w16cid:durableId="79E2D897"/>
+  <w16cid:commentId w16cid:paraId="270940CC" w16cid:durableId="3E77F930"/>
   <w16cid:commentId w16cid:paraId="12C124C4" w16cid:durableId="62E10D52"/>
-  <w16cid:commentId w16cid:paraId="4898CE52" w16cid:durableId="115B6DB1"/>
+  <w16cid:commentId w16cid:paraId="44F0ED9E" w16cid:durableId="32DE4A29"/>
+  <w16cid:commentId w16cid:paraId="5A515063" w16cid:durableId="57D51192"/>
 </w16cid:commentsIds>
 </file>
 
@@ -7819,7 +8684,7 @@
     <w:pPr>
       <w:keepNext/>
       <w:keepLines/>
-      <w:spacing w:before="260" w:after="100" w:line="480" w:lineRule="auto"/>
+      <w:spacing w:before="260" w:after="100"/>
       <w:outlineLvl w:val="0"/>
     </w:pPr>
     <w:rPr>
@@ -7843,7 +8708,7 @@
     <w:pPr>
       <w:keepNext/>
       <w:keepLines/>
-      <w:spacing w:before="200" w:after="80" w:line="480" w:lineRule="auto"/>
+      <w:spacing w:before="200" w:after="80"/>
       <w:outlineLvl w:val="1"/>
     </w:pPr>
     <w:rPr>
@@ -7867,7 +8732,7 @@
     <w:pPr>
       <w:keepNext/>
       <w:keepLines/>
-      <w:spacing w:before="160" w:after="60" w:line="480" w:lineRule="auto"/>
+      <w:spacing w:before="160" w:after="60"/>
       <w:outlineLvl w:val="2"/>
     </w:pPr>
     <w:rPr>
@@ -8154,7 +9019,7 @@
       <w:pBdr>
         <w:bottom w:val="single" w:sz="8" w:space="4" w:color="4F81BD" w:themeColor="accent1"/>
       </w:pBdr>
-      <w:spacing w:after="200" w:line="480" w:lineRule="auto"/>
+      <w:spacing w:after="200"/>
       <w:contextualSpacing/>
     </w:pPr>
     <w:rPr>
@@ -8258,7 +9123,7 @@
     <w:unhideWhenUsed/>
     <w:rsid w:val="00AA1D8D"/>
     <w:pPr>
-      <w:spacing w:after="120" w:line="480" w:lineRule="auto"/>
+      <w:spacing w:after="120"/>
     </w:pPr>
   </w:style>
   <w:style w:type="character" w:customStyle="1" w:styleId="BodyText2Char">
@@ -8604,7 +9469,7 @@
     <w:rsid w:val="00FC693F"/>
     <w:pPr>
       <w:keepLines/>
-      <w:spacing w:before="40" w:after="160" w:line="480" w:lineRule="auto"/>
+      <w:spacing w:before="40" w:after="160"/>
     </w:pPr>
     <w:rPr>
       <w:b/>
@@ -18881,7 +19746,7 @@
     <w:unhideWhenUsed/>
     <w:rsid w:val="00FE2FC0"/>
     <w:pPr>
-      <w:spacing w:before="100" w:beforeAutospacing="1" w:after="100" w:afterAutospacing="1" w:line="480" w:lineRule="auto"/>
+      <w:spacing w:before="100" w:beforeAutospacing="1" w:after="100" w:afterAutospacing="1"/>
     </w:pPr>
     <w:rPr>
       <w:rFonts w:ascii="Times New Roman" w:eastAsia="Times New Roman" w:hAnsi="Times New Roman" w:cs="Times New Roman"/>
@@ -18981,6 +19846,14 @@
       <w:sz w:val="13"/>
       <w:szCs w:val="13"/>
     </w:rPr>
+  </w:style>
+  <w:style w:type="character" w:styleId="LineNumber">
+    <w:name w:val="line number"/>
+    <w:basedOn w:val="DefaultParagraphFont"/>
+    <w:uiPriority w:val="99"/>
+    <w:semiHidden/>
+    <w:unhideWhenUsed/>
+    <w:rsid w:val="008763E4"/>
   </w:style>
 </w:styles>
 </file>

--- a/docs/COMAVI_manuscript_current.docx
+++ b/docs/COMAVI_manuscript_current.docx
@@ -24,19 +24,17 @@
         <w:rPr>
           <w:rFonts w:ascii="Arial" w:eastAsia="Arial" w:hAnsi="Arial"/>
         </w:rPr>
-        <w:t xml:space="preserve">Pathogenicity scores rank which missense variants may </w:t>
+        <w:t>Pathogenicity scores rank which missense variants may be detrimental but rarely identify the structural process affected or the experiment that would test it. COMAVI (COMplex-Aware Variant Impact scoring) scores each variant in the isolated protein and, where an assembly model exists, in the complex, reporting predicted changes in subunit stability, in stability on assembled coordinates, and in interaction energy per partner, alongside a structural-context tier. From these it produces a priority score, ranking the strength of modeled structural disruption, and a mechanism profile naming which process is disrupted and therefore which experiment would test it.</w:t>
       </w:r>
       <w:r>
         <w:rPr>
           <w:rFonts w:ascii="Arial" w:eastAsia="Arial" w:hAnsi="Arial"/>
         </w:rPr>
-        <w:t>be detrimental</w:t>
       </w:r>
       <w:r>
         <w:rPr>
           <w:rFonts w:ascii="Arial" w:eastAsia="Arial" w:hAnsi="Arial"/>
         </w:rPr>
-        <w:t xml:space="preserve"> but generally do not identify the structural process affected or the experiment most likely to test it. COMAVI (COMplex-Aware Variant Impact scoring) scores each variant in the isolated protein and, where an assembly model exists, in the complex, reporting predicted changes in subunit stability, in stability on assembled coordinates, and in interaction energy per partner, alongside a structural-context tier. From that evidence it produces a priority score ranking modeled structural-disruption evidence, and a mechanism profile naming which process is disrupted, and therefore which experiment would test it.</w:t>
       </w:r>
     </w:p>
     <w:p ns2:paraId="3B77A723" ns2:textId="77777777">
@@ -44,7 +42,7 @@
         <w:rPr>
           <w:rFonts w:ascii="Arial" w:eastAsia="Arial" w:hAnsi="Arial"/>
         </w:rPr>
-        <w:t>We assembled a literature-curated benchmark of 61 variants across 14 protein systems in which every expected effect carries a written evidence basis and citation. Mechanism-pattern recovery, graded in 57 variants, was 41.0 of 57 (0.719) at the 2.5 kcal/mol reference threshold, against 0.561 for the strongest trivial strategy. In the 47 variants that also carry a structural-context tier, the priority score placed 16 of 17 variants with a modeled structural mechanism in the top 20, and all 17 in the top 25.</w:t>
+        <w:t>We assembled a literature-curated benchmark of 61 variants across 14 protein systems in which every expected effect carries a written evidence basis and citation. Mechanism-pattern recovery, graded in 57 variants, was 41.0 of 57 (0.719) at the 2.5 kcal/mol reference threshold, against 0.561 for the strongest trivial strategy. In the 47 variants that also carry a structural-context tier, the priority score placed 16 of 17 modeled structural mechanisms in the top 20 and all 17 in the top 25.</w:t>
       </w:r>
     </w:p>
     <w:p ns2:paraId="7853B863" ns2:textId="16FAAF25">
@@ -52,7 +50,7 @@
         <w:rPr>
           <w:rFonts w:ascii="Arial" w:eastAsia="Arial" w:hAnsi="Arial"/>
         </w:rPr>
-        <w:t>Because a mechanism call converts continuous energy into a yes-or-no decision, every graded result depends on one threshold. Across the prespecified range of 1.0 to 2.5 kcal/mol, fixed before any variant was scored, detecting that some axis was disrupted stayed nearly flat, while attributing it to the axis the literature implicates fell steadily and correct rejection of curated negatives rose. The three axes did not share an optimum, so one global threshold favors stability over interaction.</w:t>
+        <w:t>Because a mechanism call converts continuous energy into a yes-or-no decision, every graded result depends on one threshold. Across the prespecified 1.0-2.5 kcal/mol range, fixed before scoring, detecting a disrupted axis stayed nearly flat while attributing it to the axis the literature implicates fell steadily and correct rejection of curated negatives rose. The three axes did not share an optimum, so one global threshold favors stability over interaction.</w:t>
       </w:r>
       <w:r>
         <w:rPr>
@@ -308,7 +306,7 @@
         <w:rPr>
           <w:rFonts w:ascii="Arial" w:eastAsia="Arial" w:hAnsi="Arial"/>
         </w:rPr>
-        <w:t>Some structural annotation tools now place variants in experimental and predicted structures [7-13], and two resources evaluate both the monomeric and the assembled context: ELASPIC, which assigns each substitution to a core or an interface and predicts the corresponding quantity [14], and MAVISp, which computes folding and local-interaction free energies in separate modules across more than a thousand proteins [15]. They also differ from COMAVI in how they are validated, which Section 4.1 takes up. In both cases a substitution is assigned to one structural context; neither computes the isolated subunit and the assembled complex for the same substitution and contrasts them. That contrast carries mechanism. A substitution that destabilizes the isolated subunit points toward a subunit less likely to reach its folded state, and therefore toward reduced abundance rather than a defective complex, whereas one that leaves the subunit intact and weakens a specific interaction points toward a protein that is present but fails to engage its partner. These imply different cellular consequences and different experiments - a stability or turnover assay in the first case, an affinity measurement against the named partner in the second - and a single energy value cannot tell them apart, because a residue buried in an interface can destabilize the fold without weakening the interaction. COMAVI computes both contexts for every variant, keeps the fold and binding predictions separate, and returns a per-variant mechanism call and priority score from coordinates and a variant list the user supplies. Related stability and interface methods provide complementary benchmarks and predictors [16-23]. Section 4.1 sets out in full what COMAVI shares with the closest existing framework and what it adds.</w:t>
+        <w:t>Some structural annotation tools now place variants in experimental and predicted structures [7-13], and two resources evaluate both the monomeric and the assembled context: ELASPIC, which assigns each substitution to a core or an interface and predicts the corresponding quantity [14], and MAVISp, which computes folding and local-interaction free energies in separate modules across more than a thousand proteins [15]. In both cases a substitution is assigned to one structural context; neither computes the isolated subunit and the assembled complex for the same substitution and contrasts them. That contrast carries mechanism. A substitution that destabilizes the isolated subunit points toward a subunit less likely to reach its folded state, and therefore toward reduced abundance rather than a defective complex, whereas one that leaves the subunit intact and weakens a specific interaction points toward a protein that is present but fails to engage its partner. These imply different cellular consequences and different experiments - a stability or turnover assay in the first case, an affinity measurement against the named partner in the second - and a single energy value cannot tell them apart, because a residue buried in an interface can destabilize the fold without weakening the interaction. COMAVI computes both contexts for every variant and keeps the fold and binding predictions separate. Related stability and interface methods provide complementary benchmarks and predictors [16-23]. Section 4.1 sets out in full what COMAVI shares with the closest existing framework and what it adds.</w:t>
       </w:r>
       <w:r>
         <w:rPr>
@@ -356,7 +354,7 @@
         <w:rPr>
           <w:rFonts w:ascii="Arial" w:eastAsia="Arial" w:hAnsi="Arial"/>
         </w:rPr>
-        <w:t xml:space="preserve">COMAVI takes a missense variant plus isolated and assembled structural models and calculates three FoldX 5.1 energy changes: stability of the isolated subunit, stability calculated in the assembled complex, and interaction energy for each protein partner. From these energies and an energy-free Tier 1-4 summary of local structural context, COMAVI returns two linked outputs (Fig 1). The priority score (ISDS-v1) combines energy magnitude and structural context to rank variants for follow-up. The mechanism profile retains the signed energy changes, tier, uncertainty, selected threshold, and model limitations needed to choose an experiment. Because the three energy changes can occur together, COMAVI does not force a variant into one mechanism label: a profile may support an isolated-fold effect, an assembled-complex effect, a binding effect, more than one of these, or no detected effect at the selected threshold. It is worth separating what the pipeline produces from what this evaluation adds. The pipeline's outputs are the three per-axis energies, the structural-context tier and the priority score, and none of them requires a decision threshold. A threshold enters only to convert those continuous energies into the discrete mechanism calls that can be graded against categorical literature labels, which is what this benchmark does; it is therefore an instrument of the evaluation rather than a parameter of the method, and a user running COMAVI on their own variants obtains the energies, the tier and the score without choosing one. Section 3.5 reports how much the graded results depend on that choice. </w:t>
+        <w:t xml:space="preserve">COMAVI takes a missense variant plus isolated and assembled structural models and calculates three FoldX 5.1 energy changes: stability of the isolated subunit, stability calculated in the assembled complex, and interaction energy for each protein partner. From these energies and an energy-free Tier 1-4 summary of local structural context, COMAVI returns two linked outputs (Fig 1). The priority score (ISDS-v1) combines energy magnitude and structural context to rank variants for follow-up. The mechanism profile retains the signed energy changes, tier, uncertainty, selected threshold, and model limitations needed to choose an experiment. Because the three energy changes can occur together, COMAVI does not force a variant into one mechanism label: a profile may support an isolated-fold effect, an assembled-complex effect, a binding effect, more than one of these, or no detected effect at the selected threshold. It is worth separating what the pipeline produces from what this evaluation adds. The pipeline's outputs are the three per-axis energies, the structural-context tier and the priority score, and none of them requires a decision threshold. A threshold enters only to convert those continuous energies into the discrete mechanism calls that can be graded against categorical literature labels; it is therefore an instrument of the evaluation rather than a parameter of the method, and a user running COMAVI on their own variants obtains the energies, the tier and the score without choosing one. Section 3.5 reports how much the graded results depend on that choice. </w:t>
       </w:r>
     </w:p>
     <w:p ns2:paraId="5BA35950" ns2:textId="77777777">
@@ -453,7 +451,7 @@
         <w:rPr>
           <w:rFonts w:ascii="Arial" w:eastAsia="Arial" w:hAnsi="Arial"/>
         </w:rPr>
-        <w:t>The 61-variant literature-curated resource spans 14 protein systems: 13 multi-chain complexes contributing 49 interaction variants, and one single-chain system, the BRCA1 tandem BRCT domain, contributing 12 variants with measured isolated-subunit stability [24]. Systems were selected on two criteria. First, the mechanism had to be documented well enough to commit an expected direction on at least one modeled axis before scoring. Second, the set had to span the mechanisms the method claims to separate, so it includes loss-of-function and gain-of-function variants, fold-driven and binding-driven disruption, and variants whose published biology is ambiguous. Every committed expectation carries a one-line written evidence basis and a primary citation, recorded per variant and per axis in S1 Table (benchmark_variants sheet). Three nested populations are used and are reported explicitly throughout, because each is the correct denominator for a different claim. All 61 variants receive COMAVI outputs. Of these, 57 carry a committed mechanism expectation and are graded; the four excluded are listed in S1 Table with the reason, which in every case is that the supplied structure cannot represent the relevant mechanism. Of those, 47 also carry a structural-context tier and form the prioritization subset. The positive class therefore differs between the two populations, and both counts appear in the Results: of the 57 graded variants, 25 carry a committed structural mechanism and 32 are curated to lack one, whereas of the 47 in the prioritization subset, 17 carry one and 30 do not. The 17 are a strict subset of the 25; the other eight are the monomer-only BRCA1 tandem-BRCT fold mechanisms, which have no partner chain and therefore no structural-context tier, so they cannot enter a prioritization analysis that ranks on one. Whole-variant mechanism-pattern recovery was evaluated in 57 variants: 47 interaction variants and 10 BRCA1 tandem-BRCT variants whose expected effect is on the stability of the isolated domain, either through burial of the substituted residue in the hydrophobic core or through direct disruption of the fold. Partner-dependent outputs do not apply to the monomer-only BRCT panel and were omitted rather than scored as negative. Four variants were excluded from whole-variant grading because the relevant mechanism was not represented by the supplied structure or was not sufficiently established in the literature. Table 1 gives the composition of the resource by system, and S1 Table (benchmark_variants sheet) lists every variant with its clinical annotation, its expected mechanism, and the published result that defined that expectation. That table cites the defining publication per variant; the primary literature underlying the curated expectations across the 14 systems is [25-43].</w:t>
+        <w:t>The 61-variant literature-curated resource spans 14 protein systems: 13 multi-chain complexes contributing 49 interaction variants, and one single-chain system, the BRCA1 tandem BRCT domain, contributing 12 variants with measured isolated-subunit stability [24]. Systems were selected on two criteria. First, the mechanism had to be documented well enough to commit an expected direction on at least one modeled axis before scoring. Second, the set had to span the mechanisms the method claims to separate, so it includes loss-of-function and gain-of-function variants, fold-driven and binding-driven disruption, and variants whose published biology is ambiguous. Every committed expectation carries a one-line written evidence basis and a primary citation, recorded per variant and per axis in S1 Table (benchmark_variants sheet). Three nested populations are used and are reported explicitly throughout, because each is the correct denominator for a different claim. All 61 variants receive COMAVI outputs. Of these, 57 carry a committed mechanism expectation and are graded. The four excluded fall into two classes defined in S1 Table (model_scope sheet): for BRCA1 R1699L and R1699Q the mechanism is not observable on the supplied structure, while TNNI3 R162W and VHL W117R are mechanistically uncommitted on every modeled axis. Of those, 47 also carry a structural-context tier and form the prioritization subset. The positive class therefore differs between the two populations, and both counts appear in the Results: of the 57 graded variants, 25 carry a committed structural mechanism and 32 are curated to lack one, whereas of the 47 in the prioritization subset, 17 carry one and 30 do not. The 17 are a strict subset of the 25; the other eight are the monomer-only BRCA1 tandem-BRCT fold mechanisms, which have no partner chain and therefore no structural-context tier, so they cannot enter a prioritization analysis that ranks on one. The 57 graded variants comprise 47 interaction variants and 10 BRCA1 tandem-BRCT variants whose expected effect is on the stability of the isolated domain, either through burial of the substituted residue in the hydrophobic core or through direct disruption of the fold. Partner-dependent outputs do not apply to the monomer-only BRCT panel and were omitted rather than scored as negative. Table 1 gives the composition of the resource by system. The primary literature underlying the curated expectations across the 14 systems is [25-43].</w:t>
       </w:r>
       <w:r>
         <w:rPr>
@@ -2562,7 +2560,7 @@
         <w:rPr>
           <w:rFonts w:ascii="Arial" w:eastAsia="Arial" w:hAnsi="Arial"/>
         </w:rPr>
-        <w:t>For each usable energetic calculation j, COMAVI divides |ΔΔG_j| by a fixed reference value τ_j: 2.9 kcal/mol for isolated-subunit and assembled-complex stability and 3.5 kcal/mol for binding. These are the same numbers as the substitution-adjusted operating point defined in Section 2.6, because both are taken from the same published FoldX prediction intervals, but they are doing a different job here and nothing is excluded by them. The name refers to where the numbers come from rather than to how they vary: the intervals are fitted from error models in which FoldX's uncertainty depends on the substitution made, while the resulting bound takes one value per axis. τ_j is a divisor that puts three axes measured on different energy scales onto one comparable scale, not a cut-off: a calculation below τ_j contributes a ratio smaller than one rather than contributing nothing, so the priority score remains continuous and applies no threshold. The largest ratio, R, represents the strongest reliable energetic signal without adding correlated isolated and assembled stability effects.</w:t>
+        <w:t>For each usable energetic calculation j, COMAVI divides |ΔΔG_j| by a fixed reference value τ_j: 2.9 kcal/mol for isolated-subunit and assembled-complex stability and 3.5 kcal/mol for binding. These are the same numbers as the prediction-interval bound defined in Section 2.6, because both are taken from the same published FoldX prediction intervals. Here they do a different job: τ_j is a divisor that puts three axes measured on different energy scales onto one comparable scale, not a cut-off. A calculation below τ_j contributes a ratio smaller than one rather than nothing, so the priority score stays continuous and excludes no variant. The largest ratio, R, represents the strongest reliable energetic signal without adding correlated isolated and assembled stability effects.</w:t>
       </w:r>
     </w:p>
     <w:p ns2:paraId="2544A909" ns2:textId="77777777">
@@ -2662,7 +2660,7 @@
         <w:rPr>
           <w:rFonts w:ascii="Arial" w:eastAsia="Arial" w:hAnsi="Arial"/>
         </w:rPr>
-        <w:t>A continuous predicted energy becomes a yes-or-no mechanism call only after an energy threshold is chosen. The threshold is the minimum absolute ΔΔG required to call that axis positive at a given operating point. We evaluated uniform thresholds of 1.0, 1.5, 2.0, and 2.5 kcal/mol, plus one substitution-adjusted setting. That setting is not a single number: it takes a different value on each axis, because the reported uncertainty of a FoldX prediction depends on the substitution and on the quantity being predicted, and it is set to the upper bound of the 95% prediction interval that Sapozhnikov and colleagues fitted to FoldX folding and binding predictions [45] - 2.9 kcal/mol for isolated-subunit stability, 2.9 for assembled-complex stability, and 3.5 for binding. It is therefore the most conservative point in the set: a call survives it only if the predicted effect exceeds what prediction error alone could produce. The released software uses 1.0 kcal/mol as a screening-oriented default. We use 2.5 kcal/mol as the frozen benchmark reference and the substitution-adjusted setting as the most conservative point evaluated. None is universally optimal.</w:t>
+        <w:t>A continuous predicted energy becomes a yes-or-no mechanism call only after an energy threshold is chosen. The threshold is the minimum absolute ΔΔG required to call that axis positive at a given operating point. We evaluated uniform thresholds of 1.0, 1.5, 2.0, and 2.5 kcal/mol, plus a per-axis prediction-interval bound. That bound is not a single number: it takes the upper bound of the 95% prediction interval that Sapozhnikov and colleagues fitted to FoldX folding and binding predictions, separately for each axis [45] - 2.9 kcal/mol for isolated-subunit stability, 2.9 for assembled-complex stability, and 3.5 for binding. It is therefore the most conservative point in the set: a call survives it only if the predicted effect exceeds what prediction error alone could produce. The released software uses 1.0 kcal/mol as a screening-oriented default. We use 2.5 kcal/mol as the frozen benchmark reference and the prediction-interval bound as the most conservative point evaluated. None is universally optimal.</w:t>
       </w:r>
       <w:commentRangeStart w:id="10"/>
       <w:r>
@@ -2759,7 +2757,7 @@
         <w:rPr>
           <w:rFonts w:ascii="Arial" w:eastAsia="Arial" w:hAnsi="Arial"/>
         </w:rPr>
-        <w:t>For each variant, we asked whether COMAVI recovered the expected combination of applicable structural effects. The reader-facing mechanism-pattern score is the mean of a three-level partial-credit grade: 1 for a fully consistent whole-variant pattern, 0.5 for a partly correct multi-axis pattern, and 0 for an inconsistent pattern. This outcome is formally weighted mechanism consistency; it is not ordinary exact-match accuracy. Unknown or inapplicable effects were omitted. Table 2 gives the full rubric.</w:t>
+        <w:t>For each variant, we asked whether COMAVI recovered the expected combination of applicable structural effects. The mechanism-pattern score is the mean of a three-level partial-credit grade: 1 for a fully consistent whole-variant pattern, 0.5 for a partly correct multi-axis pattern, and 0 for an inconsistent pattern. This outcome is formally weighted mechanism consistency; it is not ordinary exact-match accuracy. Unknown or inapplicable effects were omitted. Table 2 gives the full rubric.</w:t>
       </w:r>
     </w:p>
     <w:p ns2:paraId="3B85549D" ns2:textId="77777777">
@@ -4677,7 +4675,7 @@
         <w:pStyle w:val="Heading2"/>
       </w:pPr>
       <w:r>
-        <w:t>3.2 COMAVI recovers the literature-defined mechanism in most graded variants, and by a clear margin over every trivial strategy</w:t>
+        <w:t>3.2 COMAVI recovers the literature-defined mechanism well above every trivial strategy</w:t>
       </w:r>
     </w:p>
     <w:p ns2:paraId="26345B8F" ns2:textId="7300EBFC">
@@ -4685,14 +4683,12 @@
         <w:rPr>
           <w:rFonts w:ascii="Arial" w:eastAsia="Arial" w:hAnsi="Arial"/>
         </w:rPr>
-        <w:t xml:space="preserve">Each variant carries a mechanism expectation taken from the primary literature rather than from any prediction, so the comparison is against an independently defined answer. At the 2.5 kcal/mol reference threshold, COMAVI recovered the expected combination of structural effects with a mechanism-pattern score of 41.0/57 = 0.719. Across the prespecified threshold set the same score runs 0.579, 0.649, 0.684, 0.719 and 0.711, so the reference is also its maximum on this cohort; Table 3 gives every metric in this paper at all five thresholds. The benchmark is close to balanced by construction, 32 variants curated to carry no lesion on the modeled axes against 25 with a committed structural mechanism, so this aggregate is close to a balanced measure: the unweighted mean of the two arms is 0.706, 0.013 below the weighted score. Both are reported because the cohort is not exactly balanced. To establish what that number is worth, every trivial fixed strategy was graded through the same rubric on the same variants. The strongest is to call every variant structurally silent, which scores 0.561 by taking the curated negatives and missing every mechanism; calling every variant destabilized on both fold subtypes and binding scores 0.386, and shuffling the ground truth gives 0.484 (standard deviation 0.052). COMAVI exceeds the strongest trivial strategy by 0.158. A single aggregate nonetheless averages two capabilities that a reader should see separately. Rubric performance was 0.600 on the 25 variants with a committed structural mechanism and 0.812 on the 32 curated to lack one. Resolving those arms into binary questions: among the 25 committed mechanisms, at least one of the three axes exceeded the reference threshold for 20 (detection, 0.800) and the axis to which the literature attributes the mechanism exceeded it for 14 (attribution, 0.560); among the 32 curated negatives, no axis exceeded it for 26 (correct rejection, 0.812). Binary attribution and the rubric restricted to the same 25 variants agree to within 0.040, so the partial credit the rubric awards is not inflating the structural arm. COMAVI therefore detects structural disruption more reliably than it localizes the </w:t>
+        <w:t>Each variant carries a mechanism expectation taken from the primary literature rather than from any prediction, so the comparison is against an independently defined answer. At the 2.5 kcal/mol reference threshold, COMAVI recovered the expected combination of structural effects with a mechanism-pattern score of 41.0/57 = 0.719. Across the prespecified threshold set the same score runs 0.579, 0.649, 0.684, 0.719 and 0.711, so the reference is also its maximum on this cohort; Table 3 gives every metric in this paper at all five thresholds. The cohort is near balanced by construction, 32 variants curated to carry no lesion on the modeled axes against 25 with a committed structural mechanism, so the unweighted mean of the two arms, 0.706, sits 0.013 below the weighted score. Both are reported because the balance is not exact. To establish what that number is worth, every trivial fixed strategy was graded through the same rubric on the same variants. The strongest is to call every variant structurally silent, which scores 0.561 by taking the curated negatives and missing every mechanism; calling every variant destabilized on both fold subtypes and binding scores 0.386, and shuffling the ground truth gives 0.484 (standard deviation 0.052). COMAVI exceeds the strongest trivial strategy by 0.158. A single aggregate nonetheless averages two capabilities that behave differently. Rubric performance was 0.600 on the 25 variants with a committed structural mechanism and 0.812 on the 32 curated to lack one. Resolving those arms into binary questions: among the 25 committed mechanisms, at least one of the three axes exceeded the reference threshold for 20 (detection, 0.800) and the axis to which the literature attributes the mechanism exceeded it for 14 (attribution, 0.560); among the 32 curated negatives, no axis exceeded it for 26 (correct rejection, 0.812). Binary attribution and the rubric restricted to the same 25 variants agree to within 0.040, so the partial credit the rubric awards is not inflating the structural arm. COMAVI therefore detects structural disruption more reliably than it localizes the disrupted axis, and the gap between those two rates is the method's principal current limitation. S2 Text reports the decomposition by expected mechanism class. The interaction and BRCT subsets had similar scores, so neither cohort determined the pooled result. Because the data span 14 clustered systems, 0.719 is benchmark-specific pattern agreement rather than universal accuracy.</w:t>
       </w:r>
       <w:r>
         <w:rPr>
           <w:rFonts w:ascii="Arial" w:eastAsia="Arial" w:hAnsi="Arial"/>
         </w:rPr>
-        <w:lastRenderedPageBreak/>
-        <w:t>disrupted axis, and the gap between those two rates is the method's principal current limitation. S2 Text reports the decomposition by expected mechanism class. The interaction and BRCT subsets had similar scores, so neither cohort determined the pooled result. Because the data span 14 clustered systems, 0.719 is benchmark-specific pattern agreement rather than universal accuracy.</w:t>
       </w:r>
     </w:p>
     <w:p ns2:paraId="41A93299" ns2:textId="74C2DA42">
@@ -4808,7 +4804,7 @@
         <w:rPr>
           <w:rFonts w:ascii="Arial" w:eastAsia="Arial" w:hAnsi="Arial"/>
         </w:rPr>
-        <w:t>Evidence-restricted analyses did not change the qualitative conclusion. Among variants for which every committed axis had E1-E3 support, tier sensitivity was 1.000 (95% CI 0.753-1.000) and specificity 0.615 (0.316-0.861) on 13 structural and 13 no-lesion variants (n = 26); the direct-or-coupled subset returned the same values on the same 26 variants. The unrestricted screen on all 47 variants gives sensitivity 1.000 and specificity 0.567, so restricting to the strongest evidence moves specificity by 0.048 and leaves sensitivity unchanged, and the confidence interval on the restricted specificity contains the unrestricted value. Because evidence class was strongly tied to whether an axis was expected to be neutral or destabilizing, these analyses were treated as sensitivity views rather than alternative primary benchmarks (S1 Text). An independent check of the binding axis against measured interaction energies in SKEMPI 2.0 [56], outside the benchmark cohort entirely, recovers the same pattern on 41 interface substitutions in two complexes: Spearman rho = 0.55 (p = 0.0002) against measured interaction energies, with the sign of the effect correct for 30 of 33 destabilizing substitutions. Ranking is therefore reproduced outside this cohort while magnitude is not, which is the same behaviour the benchmark shows. S3 Text and S2 Fig give the per-complex breakdown.</w:t>
+        <w:t>Evidence-restricted analyses did not change the qualitative conclusion. Among variants for which every committed axis had E1-E3 support, tier sensitivity was 1.000 (95% CI 0.753-1.000) and specificity 0.615 (0.316-0.861) on 13 structural and 13 no-lesion variants (n = 26); the direct-or-coupled subset returned the same values on the same 26 variants. The unrestricted screen on all 47 variants gives sensitivity 1.000 and specificity 0.567, so restricting to the strongest evidence moves specificity by 0.048 and leaves sensitivity unchanged, and the confidence interval on the restricted specificity contains the unrestricted value. Because evidence class was strongly tied to whether an axis was expected to be neutral or destabilizing, these analyses were treated as sensitivity views rather than alternative primary benchmarks (S1 Text). An independent check of the binding axis against measured interaction energies in SKEMPI 2.0 [56], outside the benchmark cohort entirely, recovers the same pattern on 41 interface substitutions in two complexes: Spearman rho = 0.55 (p = 0.0002), with the sign of the effect correct for 30 of 33 destabilizing substitutions. Ranking is therefore reproduced outside this cohort while magnitude is not, which is the same behaviour the benchmark shows. S3 Text and S2 Fig give the per-complex breakdown.</w:t>
       </w:r>
       <w:commentRangeStart w:id="19"/>
       <w:r>
@@ -5126,7 +5122,7 @@
         <w:pStyle w:val="Heading2"/>
       </w:pPr>
       <w:r>
-        <w:t>3.5 Stringency is paid for in attribution, not in detection, and the three axes disagree on the best threshold</w:t>
+        <w:t>3.5 Stringency costs attribution, not detection, and the three axes disagree on the optimum</w:t>
       </w:r>
     </w:p>
     <w:p ns2:paraId="2BE5936D" ns2:textId="787C75A4">
@@ -5134,7 +5130,7 @@
         <w:rPr>
           <w:rFonts w:ascii="Arial" w:eastAsia="Arial" w:hAnsi="Arial"/>
         </w:rPr>
-        <w:t>COMAVI's outputs are continuous. A threshold enters only where continuous energies must be converted into the discrete mechanism calls that can be graded against categorical literature labels, so it is an instrument of this evaluation rather than a parameter of the pipeline. Every graded number in Sections 3.2 and 3.4 therefore depends on that single choice. The 2.5 kcal/mol threshold maximizes both the pooled mechanism-pattern score (0.719, against 0.579 at 1.0 kcal/mol and 0.711 at the substitution-adjusted setting) and its prevalence-balanced form, the unweighted mean of the structural and rejection arms, which removes the effect of the cohort holding more curated negatives than committed mechanisms. The substitution-adjusted setting is the most stringent point in the prespecified set; because it is defined per axis it is not a single number, which is why it appears at the right-hand end of every panel in Fig 4 rather than at a position on a continuous scale. Resolved into binary questions, the tradeoff is not the one a recovery-against-rejection plot implies. Detection is almost flat across the working range: at least one axis exceeds the threshold for 23 of the 25 committed mechanisms at 1.0 kcal/mol and for 20 at 1.5, 2.0 and 2.5 alike, falling to 18 only at the substitution-adjusted setting. What falls at every step is attribution: 19 of 25 at 1.0 kcal/mol, then 17, 16, 14 at the reference and 12 at the most conservative point. Correct rejection rises at every step over the same range: 5 of 32, then 19, 23, 26 and 27. Raising the threshold therefore buys rejection almost entirely at the expense of naming the right axis rather than at the expense of noticing a lesion at all, and the graded arms behave accordingly: the structural arm falls from 0.760 to 0.540 while the no-lesion arm rises from 0.438 to 0.844, crossing between 1.5 and 2.0 kcal/mol, above which the pooled score peaks (Fig 4A, Fig 4C). The three axes do not agree on where the optimum lies. Directional agreement on binding is highest at the lowest thresholds (24 of 30 at 1.0 and 1.5 kcal/mol) and falls at every subsequent step to 22 of 30 at the reference, whereas agreement on stability calculated in the complex gains most from stringency, rising from 12 of 22 to 17 of 22, and isolated-subunit agreement peaks at 2.0 to 2.5 kcal/mol (Fig 4B). All four per-axis denominators are constant across the range, so this is a property of the energies and not of changing eligibility. A single global threshold is therefore a compromise set where the two fold axes perform best, and the binding axis gives up 0.067 relative to its own optimum to accommodate them. This is a partial and correctable explanation for the interface shortfall reported in Section 3.2, and it identifies per-axis thresholds as the most promising single change to the calling layer. Table 4 gives the same tradeoff as a menu with a recommended reading for each setting.</w:t>
+        <w:t>COMAVI's outputs are continuous, so the threshold is an instrument of this evaluation rather than a parameter of the pipeline (Section 2.6). Every graded number in Sections 3.2 and 3.4 depends on that single choice. The 2.5 kcal/mol threshold maximizes both the pooled mechanism-pattern score (0.719, against 0.579 at 1.0 kcal/mol and 0.711 at the prediction-interval bound) and its prevalence-balanced form, the unweighted mean of the structural and rejection arms, which removes the effect of the cohort holding more curated negatives than committed mechanisms. The prediction-interval bound is the most stringent point in the prespecified set, and because it is per axis it appears at the right-hand end of every panel in Fig 4 rather than at a position on a continuous scale. Resolved into binary questions, the tradeoff is not the one a recovery-against-rejection plot implies. Detection is almost flat across the working range: at least one axis exceeds the threshold for 23 of the 25 committed mechanisms at 1.0 kcal/mol and for 20 at 1.5, 2.0 and 2.5 alike, falling to 18 only at the prediction-interval bound. What falls at every step is attribution: 19 of 25 at 1.0 kcal/mol, then 17, 16, 14 at the reference and 12 at the most conservative point. Correct rejection rises at every step over the same range: 5 of 32, then 19, 23, 26 and 27. Raising the threshold therefore buys rejection almost entirely at the expense of naming the right axis rather than at the expense of noticing a lesion at all, and the graded arms behave accordingly: the structural arm falls from 0.760 to 0.540 while the no-lesion arm rises from 0.438 to 0.844, crossing between 1.5 and 2.0 kcal/mol, above which the pooled score peaks (Fig 4A, Fig 4C). The three axes do not agree on where the optimum lies. Directional agreement on binding is highest at the lowest thresholds (24 of 30 at 1.0 and 1.5 kcal/mol) and falls at every subsequent step to 22 of 30 at the reference, whereas agreement on stability calculated in the complex gains most from stringency, rising from 12 of 22 to 17 of 22, and isolated-subunit agreement peaks at 2.0 to 2.5 kcal/mol (Fig 4B). All four per-axis denominators are constant across the range, so this is a property of the energies and not of changing eligibility. A single global threshold is therefore a compromise set where the two fold axes perform best, and the binding axis gives up 0.067 relative to its own optimum to accommodate them. This is a partial and correctable explanation for the interface shortfall reported in Section 3.2, and it identifies per-axis thresholds as the most promising single change to the calling layer. Table 4 gives the same tradeoff as a menu with a recommended reading for each setting.</w:t>
       </w:r>
       <w:r>
         <w:rPr>
@@ -5237,7 +5233,7 @@
         <w:rPr>
           <w:rFonts w:ascii="Arial" w:eastAsia="Arial" w:hAnsi="Arial"/>
         </w:rPr>
-        <w:t>Fig 4. Every graded metric as a function of the decision threshold. COMAVI's outputs are continuous; the threshold converts energies into discrete mechanism calls so they can be graded against categorical literature labels. The dashed line marks the 2.5 kcal/mol reference. (A) Binary resolution over the 25 committed structural mechanisms and 32 curated no-lesion variants: detection is any axis exceeding the threshold, attribution is the axis to which the literature attributes the mechanism exceeding it, and correct rejection is no axis exceeding it. Detection is flat from 1.5 to 2.5 kcal/mol while attribution falls at every step, so stringency is paid for in attribution rather than in detection. (B) Directional agreement for each physical axis separately, with each axis's own optimum ringed; denominators are constant across the range (25 isolated-subunit, 22 in-complex, 30 binding expectations). Binding peaks at the lowest thresholds and the in-complex axis at the reference, so no single global threshold suits all three. (C) The partial-credit mechanism-pattern score, pooled and split into its structural and no-lesion arms, with 95% bootstrap bands resampling all 14 protein systems. The arms cross between 1.5 and 2.0 kcal/mol and the pooled score peaks above that crossing, at the reference; the bands overlap across the upper half of the range. (D) Recovery of 44 independently measured destabilizing effects of at least 1 kcal/mol, which stringency costs faster than any graded quantity. Values above the substitution-adjusted setting are reported in S2 Table (threshold_sweep sheet) and are not part of the prespecified set.</w:t>
+        <w:t>Fig 4. Every graded metric as a function of the decision threshold. COMAVI's outputs are continuous; the threshold converts energies into discrete mechanism calls so they can be graded against categorical literature labels. The dashed line marks the 2.5 kcal/mol reference. (A) Binary resolution over the 25 committed structural mechanisms and 32 curated no-lesion variants: detection is any axis exceeding the threshold, attribution is the axis to which the literature attributes the mechanism exceeding it, and correct rejection is no axis exceeding it. Detection is flat from 1.5 to 2.5 kcal/mol while attribution falls at every step, so stringency is paid for in attribution rather than in detection. (B) Directional agreement for each physical axis separately, with each axis's own optimum ringed; denominators are constant across the range (25 isolated-subunit, 22 in-complex, 30 binding expectations). Binding peaks at the lowest thresholds and the in-complex axis at the reference, so no single global threshold suits all three. (C) The partial-credit mechanism-pattern score, pooled and split into its structural and no-lesion arms, with 95% bootstrap bands resampling all 14 protein systems. The arms cross between 1.5 and 2.0 kcal/mol and the pooled score peaks above that crossing, at the reference; the bands overlap across the upper half of the range. (D) Recovery of 44 independently measured destabilizing effects of at least 1 kcal/mol, which stringency costs faster than any graded quantity. Values above the prediction-interval bound are reported in S2 Table (threshold_sweep sheet) and are not part of the prespecified set.</w:t>
       </w:r>
     </w:p>
     <w:p ns2:paraId="4AF55180" ns2:textId="77777777">
@@ -5913,7 +5909,7 @@
               <w:rPr>
                 <w:sz w:val="15"/>
               </w:rPr>
-              <w:t>Substitution-adjusted 2.9/2.9/3.5</w:t>
+              <w:t>Prediction-interval bound 2.9/2.9/3.5</w:t>
             </w:r>
           </w:p>
         </w:tc>
@@ -6033,7 +6029,7 @@
         <w:rPr>
           <w:rFonts w:ascii="Arial" w:hAnsi="Arial" w:cs="Arial"/>
         </w:rPr>
-        <w:t>The same tradeoff appeared in measured-energy comparisons. Of 44 experimentally destabilizing effects, 35 were detected at the 1.0 kcal/mol default, 13 at the 2.5 kcal/mol reference, and 12 at the substitution-adjusted setting. Thus a conservative threshold can miss a real effect even when the measured destabilization is large.</w:t>
+        <w:t>The same tradeoff appeared in measured-energy comparisons. Of 44 experimentally destabilizing effects, 35 were detected at the 1.0 kcal/mol default, 13 at the 2.5 kcal/mol reference, and 12 at the prediction-interval bound. Thus a conservative threshold can miss a real effect even when the measured destabilization is large.</w:t>
       </w:r>
     </w:p>
     <w:p ns2:paraId="007D1502" ns2:textId="77777777">
@@ -6424,26 +6420,28 @@
         <w:rPr>
           <w:rFonts w:ascii="Arial" w:eastAsia="Arial" w:hAnsi="Arial"/>
         </w:rPr>
-        <w:t xml:space="preserve">The existing tool most like COMAVI is MAVISp. The underlying protocol is the same: FoldX5 BuildModel for stability and AnalyzeComplex for interaction energy, averaged over replicate runs. Reporting fold and binding effects as separate quantities is theirs as much as ours, as is the principle that a stability call is a statement about structure and not about function. They run a consensus of several energy predictors where COMAVI runs FoldX alone, and they cover over a thousand proteins and millions of variants against our 61. </w:t>
+        <w:t>The existing tool most like COMAVI is MAVISp. The underlying protocol is the same: FoldX5 BuildModel for stability and AnalyzeComplex for interaction energy, averaged over replicate runs. Reporting fold and binding effects as separate quantities is theirs as much as ours, as is the principle that a stability call is a statement about structure and not about function. They run a consensus of several energy predictors where COMAVI runs FoldX alone, and they cover over a thousand proteins and millions of variants against our 61. COMAVI incorporates separate important features. First, the isolated-versus-assembled fold contrast, which their framework does not compute: its stability module estimates folding energy on one selected structure per target and its local-interaction module treats interfaces, but the two are not run on the same substitution in both contexts and compared. Second, an evaluation framework: mechanism attribution scored against literature-defined per-axis expectations, where their validation reports per-protein case narratives and predictor-style sensitivity and specificity against clinical labels. The two are therefore benchmarked against different quantities. MAVISp is assessed against functional assay readouts, reporting classification agreement with deep mutational scanning and activity data; its own report states that experimental protein-interaction data are too scarce and heterogeneous for reliable benchmarking of the binding module, and substitutes agreement among predictors there [15]. COMAVI is assessed against directly measured energies where the cohort carries them, which is feasible only because it is a small curated benchmark rather than a proteome-scale database. The two designs trade scale against the availability of a measured answer, and neither substitutes for the other. Third, a difference in how the two are used. MAVISp is a database, consulted through a web server or downloaded as tables, with new proteins entering by curation and public releases on a quarterly cycle; a user with a structure and a variant list of their own waits to be added. COMAVI is a pipeline that runs on supplied coordinates and a supplied variant list and returns per-axis energies, a mechanism call and a priority score for each one, which is the mode of use a laboratory triaging its own candidate variants needs.</w:t>
       </w:r>
       <w:r>
         <w:rPr>
           <w:rFonts w:ascii="Arial" w:eastAsia="Arial" w:hAnsi="Arial"/>
         </w:rPr>
-        <w:t>COMAVI incorporates separate important features</w:t>
       </w:r>
       <w:r>
         <w:rPr>
           <w:rFonts w:ascii="Arial" w:eastAsia="Arial" w:hAnsi="Arial"/>
         </w:rPr>
-        <w:t xml:space="preserve">. First, the isolated-versus-assembled fold contrast, which their framework does not compute: its stability module estimates folding energy on one selected structure per target and its local-interaction module treats interfaces, but the two are not run on the same substitution in both contexts and compared. ELASPIC likewise reaches both contexts while assigning each </w:t>
       </w:r>
       <w:r>
         <w:rPr>
           <w:rFonts w:ascii="Arial" w:eastAsia="Arial" w:hAnsi="Arial"/>
         </w:rPr>
-        <w:lastRenderedPageBreak/>
-        <w:t>substitution to one of them, predicting folding stability for core mutations and binding affinity for interface mutations [14]. Second, an evaluation framework: mechanism attribution scored against literature-defined per-axis expectations, where their validation reports per-protein case narratives and predictor-style sensitivity and specificity against clinical labels. The two are also benchmarked against different quantities. MAVISp is assessed against functional assay readouts, reporting classification agreement with deep mutational scanning and activity data; its own report states that experimental protein-interaction data are too scarce and heterogeneous for reliable benchmarking of the binding module, and substitutes agreement among predictors there [15]. COMAVI is assessed against directly measured energies where the cohort carries them, which is feasible only because it is a small curated benchmark rather than a proteome-scale database. The two designs trade scale against the availability of a measured answer, and neither substitutes for the other. Third, a difference in how the two are used. MAVISp is a database, consulted through a web server or downloaded as tables, with new proteins entering by curation and public releases on a quarterly cycle; a user with a structure and a variant list of their own waits to be added. COMAVI is a pipeline that runs on supplied coordinates and a supplied variant list and returns per-axis energies, a mechanism call and a priority score for each one, which is the mode of use a laboratory triaging its own candidate variants needs. This work makes three contributions, and they are separable. The first is a distinction: COMAVI evaluates the same substitution in an isolated subunit and in the assembled complex, which can separate a predicted folding problem from a predicted partner-binding problem or identify both. The second is the benchmark itself, a cohort of 61 variants across 14 systems in which every committed expectation carries a written evidence basis, a citation, and a gate that enforces agreement between the two; it is usable independently of the method it was built to test. The third is measurement: where the cohort carries directly measured energies, the predictions are compared against them rather than against other predictions. CFH R78G and VWF R1334Q show how that decomposition maps to affinity or assembly experiments, whereas HBB E6V shows why a missing structural state must limit interpretation.</w:t>
+      </w:r>
+    </w:p>
+    <w:p>
+      <w:pPr/>
+      <w:r>
+        <w:t>This work makes three contributions, and they are separable. The first is a distinction: COMAVI evaluates the same substitution in an isolated subunit and in the assembled complex, which can separate a predicted folding problem from a predicted partner-binding problem or identify both. The second is the benchmark itself, a cohort of 61 variants across 14 systems in which every committed expectation carries a written evidence basis, a citation, and a gate that enforces agreement between the two; it is usable independently of the method it was built to test. The third is measurement: where the cohort carries directly measured energies, the predictions are compared against them rather than against other predictions. Section 3.7 shows how that decomposition maps to a choice of experiment, and where a missing structural state must limit interpretation.</w:t>
       </w:r>
     </w:p>
     <w:p ns2:paraId="502515E3" ns2:textId="77777777">
@@ -6468,7 +6466,7 @@
         <w:rPr>
           <w:rFonts w:ascii="Arial" w:eastAsia="Arial" w:hAnsi="Arial"/>
         </w:rPr>
-        <w:t>What a user receives per variant is the full per-axis record: signed predicted ΔΔG with its replicate spread for isolated-subunit stability, for stability in the assembled complex, and for interaction energy with each detected partner separately; the confidence status of the substituted site; the structural-context tier and its components; the mechanism call; and the priority score. The label is a reading of those numbers and never replaces them, so a user who disagrees with the threshold can re-read the same call at another one. S1 Table (benchmark_variants sheet) reports the graded call for every variant at all five thresholds, and 21 of the 57 graded variants change their call somewhere in that range. The threshold is an input to the grading, not an output of the pipeline, and the per-axis energies, the mechanism profile and the priority score are reported as continuous values from which a call at any threshold can be recomputed, and a user interested in one partner can look at that partner alone. S1 Table (benchmark_variants sheet) reports this record for every benchmark variant. Threshold choice should follow the cost of error. The 1.0 kcal/mol default is screening-oriented; 1.5-2.0 provides intermediate stringency; 2.5 is the frozen benchmark reference; and the substitution-adjusted setting is the most conservative point evaluated. Lower thresholds are preferable when missing a candidate mechanism is more costly, whereas higher thresholds are preferable when false structural assertions are more costly.</w:t>
+        <w:t>What a user receives per variant is the full per-axis record: signed predicted ΔΔG with its replicate spread for isolated-subunit stability, for stability in the assembled complex, and for interaction energy with each detected partner separately; the confidence status of the substituted site; the structural-context tier and its components; the mechanism call; and the priority score. The label is a reading of those numbers and never replaces them, so a user who disagrees with the threshold can re-read the same call at another one. S1 Table (benchmark_variants sheet) reports the graded call for every variant at all five thresholds, and 21 of the 57 graded variants change their call somewhere in that range. The threshold is an input to the grading, not an output of the pipeline, and the per-axis energies, the mechanism profile and the priority score are reported as continuous values from which a call at any threshold can be recomputed, and a user interested in one partner can look at that partner alone. S1 Table (benchmark_variants sheet) reports this record for every benchmark variant. Threshold choice should follow the cost of error. The 1.0 kcal/mol default is screening-oriented; 1.5-2.0 provides intermediate stringency; 2.5 is the frozen benchmark reference; and the prediction-interval bound is the most conservative point evaluated. Lower thresholds are preferable when missing a candidate mechanism is more costly, whereas higher thresholds are preferable when false structural assertions are more costly.</w:t>
       </w:r>
     </w:p>
     <w:p ns2:paraId="7BA4BC48" ns2:textId="77777777">
@@ -6494,19 +6492,17 @@
         <w:rPr>
           <w:rFonts w:ascii="Arial" w:hAnsi="Arial" w:cs="Arial"/>
         </w:rPr>
-        <w:t xml:space="preserve">COMAVI should be used alongside pathogenicity predictors, population evidence, functional assays, and clinical interpretation frameworks such as Franklin [50]. </w:t>
+        <w:t>COMAVI should be used alongside pathogenicity predictors, population evidence, functional assays, and clinical interpretation frameworks such as Franklin [50]. When implementing COMAVI, use the priority score to allocate attention, then use the signed mechanism profile and model limitations to design the experiment. Pathogenicity evidence remains a separate question. The comparison in Section 3.7 shows what a pathogenicity score displayed alongside the COMAVI outputs would and would not add: the two disagree in interpretable ways, so showing them together is useful provided they are not combined into a single score, which would reintroduce the conflation the separation is designed to avoid.</w:t>
       </w:r>
       <w:r>
         <w:rPr>
           <w:rFonts w:ascii="Arial" w:hAnsi="Arial" w:cs="Arial"/>
         </w:rPr>
-        <w:t xml:space="preserve">When implementing COMAVI, </w:t>
       </w:r>
       <w:r>
         <w:rPr>
           <w:rFonts w:ascii="Arial" w:hAnsi="Arial" w:cs="Arial"/>
         </w:rPr>
-        <w:t>use the priority score to allocate attention, then use the signed mechanism profile and model limitations to design the experiment. Pathogenicity evidence remains a separate question. Reporting a pathogenicity score alongside the COMAVI outputs would be straightforward to implement, and the comparison in Section 3.7 shows what such a display would and would not add: the two disagree in interpretable ways, so showing them together is useful provided they are not combined into a single score, which would reintroduce the conflation the separation is designed to avoid.</w:t>
       </w:r>
     </w:p>
     <w:p ns2:paraId="6EB9BD61" ns2:textId="77777777">

--- a/docs/COMAVI_manuscript_current.docx
+++ b/docs/COMAVI_manuscript_current.docx
@@ -46,7 +46,7 @@
     </w:p>
     <w:p>
       <w:r>
-        <w:t>Pathogenicity predictors rank missense variants by how likely they are to cause disease, but they rarely name the structural process a variant disrupts or the experiment that would test it. COMAVI (COMplex-Aware Variant Impact scoring) scores each substitution twice, in the isolated subunit and in the assembled complex, and reports three predicted energy changes: isolated-subunit stability, assembled-complex stability and binding to each partner. With a structural-context tier, these yield two outputs: a priority score that ranks variants for structural follow-up, and a mechanism profile that names the disrupted process and therefore the experiment. We evaluated both against a literature-curated benchmark of 61 variants in 14 protein systems, in which every expected effect carries a written evidence basis and a citation. At the 2.5 kcal/mol reference threshold, the mechanism-pattern score was 41.0 of 57 graded variants (0.719), against 0.561 for the strongest trivial strategy. COMAVI detected a lesion in 20 of 25 variants with a structural mechanism but attributed it to the axis the literature implicates in only 14. Among 47 variants with a structural-context tier, the priority score placed 16 of 17 structural mechanisms in the top 20 and all 17 in the top 25. Across the prespecified thresholds of 1.0 to 2.5 kcal/mol, higher stringency left detection nearly unchanged, lowered attribution and raised correct rejection, and the binding axis preferred a lower threshold than the two stability axes. Predicted energies ranked measured effects (Spearman ρ = 0.48, n = 63) but compressed their size (slope 0.42). COMAVI is therefore best used in two steps: the priority score to decide which variants to study, then the mechanism profile to choose a stability, assembly or binding experiment. A silent result means that the supplied model shows no lesion, not that the variant is benign.</w:t>
+        <w:t>Pathogenicity predictors rank missense variants by how likely they are to cause disease, but they rarely name the structural process a variant disrupts or the experiment that would test it. COMAVI (COMplex-Aware Variant Impact scoring) uses FoldX to score each substitution twice, in the isolated subunit and in the assembled complex, and reports three predicted energy changes: isolated-subunit stability, assembled-complex stability and binding to each partner. With a structural-context tier, these yield two outputs: a priority score that ranks variants for structural follow-up, and a mechanism profile that names the disrupted process and therefore the experiment. We evaluated both against a literature-curated benchmark of 61 variants in 14 protein systems, experimental or predicted with AlphaFold 3, in which every expected effect carries a written evidence basis and a citation. Scoring the assembled complex is what made most lesions visible: at the 2.5 kcal/mol reference threshold the isolated-subunit axis alone detected 7 of the 25 variants with a committed structural mechanism, and the three axes together detected 20, at a cost of three further calls among 32 no-lesion variants. The mechanism-pattern score was 41.0 of 57 graded variants (0.719) against 0.561 for the strongest trivial strategy, but the axis the literature implicates fired for only 14 of the 25. Across the prespecified range of 1.0 to 2.5 kcal/mol, stringency left detection nearly unchanged, lowered attribution and raised correct rejection. Predicted energies ranked measured effects (Spearman ρ = 0.48, n = 63) but compressed their size (slope 0.42). The priority score placed 16 of 17 structural mechanisms in the top 20 of 47 ranked variants. Use the priority score to choose variants, then the mechanism profile to choose a stability, assembly or binding experiment. A silent result means that the supplied model shows no lesion, not that the variant is benign.</w:t>
       </w:r>
     </w:p>
     <w:p>
@@ -59,7 +59,7 @@
     </w:p>
     <w:p>
       <w:r>
-        <w:t>Genetic testing finds far more changes to single protein building blocks than any laboratory can study. Computer tools estimate which changes are likely to cause disease but rarely say how a change does its damage, which is what decides the next experiment. Most proteins work while bound to partners. A change can make the protein itself unstable, or it can leave the protein folded but weaken its grip on a partner, and the two problems are tested in different ways. Our method evaluates each change twice, in the protein alone and in the assembled group of proteins, so that the two problems can be told apart. We tested it on 61 changes in 14 protein systems whose effects published experiments have already established. Of the 57 changes we could grade, its predictions fully matched the published evidence for 36 and partly matched it for 10 more. In a ranked list of 47 changes, it placed 16 of the 17 truly disruptive ones in the top 20. Its main weakness was placing detected damage in the wrong part of the structure. We describe how to use the method to choose experiments, and when not to trust it.</w:t>
+        <w:t>Genetic testing finds far more changes to single protein building blocks than any laboratory can study. Computer tools estimate which changes cause disease but rarely say how, which is what decides the next experiment. Most proteins work while bound to partners. A change can make the protein itself unstable, or leave it folded but weaken its grip on a partner, and the two are tested differently. Our method evaluates each change twice, in the protein alone and in the assembled group, to tell them apart. We tested it on 61 changes in 14 protein systems whose effects published experiments have already established. Judging the protein alone found the damage in 7 of 25 disruptive changes; judging the assembled group found 20. Of the 57 we could grade, its predictions fully matched the published evidence for 36 and partly for 10 more, and in a ranked list of 47 it placed 16 of the 17 truly disruptive ones in the top 20. Its main weakness was naming the wrong problem: it often blamed the stability of the assembled group where the evidence pointed to a weakened grip. We describe how to choose experiments with it, and when not to trust it.</w:t>
       </w:r>
     </w:p>
     <w:p>
@@ -72,22 +72,22 @@
     </w:p>
     <w:p>
       <w:r>
-        <w:t>Sequencing now identifies far more missense variants than can be studied experimentally. Variant effect predictors such as AlphaMissense and GPN-Star rank these variants by predicted pathogenicity or functional constraint, using sequence and evolutionary information [1,2]. A pathogenicity score does not say how a variant acts. Similar scores can describe a variant that destabilizes a folded domain, one that weakens an interface and one that alters catalysis, and each calls for a different experiment.</w:t>
-      </w:r>
-    </w:p>
-    <w:p>
-      <w:r>
-        <w:t>Many proteins function in complexes, and assembly changes the structural context of a residue. A site exposed in an isolated chain may be buried once partners bind. A substitution tolerated by the isolated subunit may destabilize the assembly or weaken one interaction, and an interface substitution can change affinity while leaving the fold intact. Experiments that measure folding and binding separately find distinct energetic effects [3]. A method meant to guide follow-up should therefore keep the isolated and assembled contexts apart instead of merging them into one impact score. AlphaFold 3 and the Boltz models now predict complex structures accurately enough to make this comparison practical at scale [4–6].</w:t>
-      </w:r>
-    </w:p>
-    <w:p>
-      <w:r>
-        <w:t>Several tools place variants on experimental or predicted structures [7–13], and two of them consider both monomeric and assembled contexts. ELASPIC assigns each substitution to the core or to an interface and predicts the corresponding quantity [14]. MAVISp computes folding and local-interaction free energies in separate modules for more than a thousand proteins [15]. Neither scores the same substitution in the isolated subunit and in the assembled complex and compares the two, and that comparison carries mechanistic information. A substitution that destabilizes the isolated subunit predicts a protein that folds poorly and is depleted; one that leaves the subunit intact but weakens an interaction predicts a protein that is present but fails to engage its partner. The first calls for a stability or turnover assay, the second for an affinity measurement against the named partner. A single energy cannot separate the two, because a residue buried in an interface can destabilize the fold without weakening binding. Stability and interface predictors have been benchmarked against measured energies and deep mutational scans [16–23], but such benchmarks score energies, not the identification of the disrupted process.</w:t>
-      </w:r>
-    </w:p>
-    <w:p>
-      <w:r>
-        <w:t>Here we describe COMAVI (COMplex-Aware Variant Impact scoring), a pipeline that scores each substitution in both contexts and keeps its fold and binding predictions separate (Fig 1). COMAVI returns two linked outputs: a priority score, which ranks variants for structural follow-up, and a mechanism profile, which names the process predicted to be disrupted. To test both, we curated a benchmark of 61 variants in 14 protein systems in which every expected effect is tied to a written evidence basis and a citation. We asked whether the mechanism profile recovers the literature-defined mechanism, whether the priority score concentrates structural mechanisms at the top of a ranking, and how both answers depend on the energy threshold that turns a continuous prediction into a call. We then compared the predicted energies with direct measurements and the priority score with a pathogenicity predictor.</w:t>
+        <w:t>Sequencing now identifies far more missense variants than can be studied experimentally. Variant effect predictors such as AlphaMissense and GPN-Star rank these variants by predicted pathogenicity or functional constraint [1,2]. AlphaMissense reads sequence, evolutionary signal and structural context, but that context is a predicted single chain, so its view of a residue is the view from one subunit. A pathogenicity score does not say how a variant acts. Similar scores can describe a variant that destabilizes a folded domain, one that weakens an interface and one that alters catalysis, and each calls for a different experiment.</w:t>
+      </w:r>
+    </w:p>
+    <w:p>
+      <w:r>
+        <w:t>Many proteins function in complexes, and assembly changes the structural context of a residue. A site exposed in an isolated chain may be buried once partners bind. A substitution tolerated by the isolated subunit may destabilize the assembly or weaken one interaction, and an interface substitution can change affinity while leaving the fold intact. Experiments that measure folding and binding separately find distinct energetic effects [3]. A method meant to guide follow-up should therefore keep the isolated and assembled contexts apart instead of merging them into one impact score. AlphaFold 3 and the Boltz models now predict complex structures for most pairs of interest, which makes this comparison possible at scale where no experimental complex exists [4–6]; how much the source of the model matters is itself a result reported below.</w:t>
+      </w:r>
+    </w:p>
+    <w:p>
+      <w:r>
+        <w:t>Several tools place variants on experimental or predicted structures [7–13]. Two frameworks consider both the monomeric and the assembled context. ELASPIC assigns each substitution to the core or to an interface and predicts the corresponding quantity [14]. MAVISp computes folding and local-interaction free energies in separate modules for more than a thousand proteins [15]. Neither scores the same substitution in the isolated subunit and in the assembled complex and compares the two, and that comparison carries mechanistic information. A substitution that destabilizes the isolated subunit predicts a protein that folds poorly and is depleted; one that leaves the subunit intact but weakens an interaction predicts a protein that is present but fails to engage its partner. The first calls for a stability or turnover assay, the second for an affinity measurement against the named partner. A single energy cannot separate the two, because a residue buried in an interface can destabilize the fold without weakening binding. Stability and interface predictors have been benchmarked against measured energies and deep mutational scans [16–23], but such benchmarks score energies, not the identification of the disrupted process.</w:t>
+      </w:r>
+    </w:p>
+    <w:p>
+      <w:r>
+        <w:t>Here we describe COMAVI (COMplex-Aware Variant Impact scoring), a pipeline that scores each substitution in both contexts and keeps its fold and binding predictions separate (Fig 1). COMAVI returns two linked outputs: a priority score, which ranks variants for structural follow-up, and a mechanism profile, which names the process predicted to be disrupted. To test both, we curated a benchmark of 61 variants in 14 protein systems in which every expected effect is tied to a written evidence basis and a citation. We asked four questions of it. What does the assembled complex add over the isolated subunit alone? Does the mechanism profile recover the literature-defined mechanism, and how far does that answer depend on the energy threshold that turns a continuous prediction into a call? How do the predicted energies compare with direct measurements? And does the threshold-free priority score concentrate structural mechanisms at the top of a ranking? We then compared the priority score with a pathogenicity predictor.</w:t>
       </w:r>
     </w:p>
     <w:p>
@@ -140,7 +140,7 @@
         <w:t xml:space="preserve"> </w:t>
       </w:r>
       <w:r>
-        <w:t>A missense variant and isolated and assembled structural models yield four lines of structural evidence: predicted stability changes in the monomer (isolated subunit) and in the multimer (assembled complex), the binding-energy change for each partner, and the structural-context tier. These combine into two outputs. The priority score ranks the strength of modeled structural disruption and is used to choose variants for further study; the mechanism profile assigns each variant its predicted mechanisms and context and indicates whether to test stability, assembly or interaction. Pathogenicity evidence is not an input to either output.</w:t>
+        <w:t>A missense variant and isolated and assembled structural models yield four lines of structural evidence: predicted stability changes in the isolated subunit and in the assembled complex, the binding-energy change for each partner, and the structural-context tier. These combine into two outputs. The priority score ranks the strength of modeled structural disruption and is used to choose variants for further study; the mechanism profile assigns each variant its predicted mechanisms and context and indicates whether to test stability, assembly or binding. Pathogenicity evidence is not an input to either output.</w:t>
       </w:r>
     </w:p>
     <w:p>
@@ -161,7 +161,7 @@
     </w:p>
     <w:p>
       <w:r>
-        <w:t>The benchmark contains 61 missense variants in 14 protein systems (Table 1): 49 variants in 13 multi-chain complexes and 12 in the tandem BRCA1 C-terminal (BRCT) domain, a single-chain system with measured unfolding free energies [24]. We chose systems in which published experiments establish how each variant acts. Together they span the mechanisms COMAVI is meant to separate: loss and gain of function, fold-driven and binding-driven disruption, and variants with ambiguous biology. For each variant, the primary literature defines the expected direction on each applicable axis [25–58]. Each of the 98 committed expectations is recorded with its evidence class, a one-line basis and a citation (S3 Table).</w:t>
+        <w:t>The benchmark contains 61 missense variants in 14 protein systems (Table 1): 49 variants in 13 multi-chain complexes and 12 in the tandem BRCA1 C-terminal (BRCT) domain, a single-chain system with measured unfolding free energies [24]. We chose systems in which published experiments establish how each variant acts, and all energies throughout are FoldX 5.1 predictions (Methods). Together they span the mechanisms COMAVI is meant to separate: loss and gain of function, fold-driven and binding-driven disruption, and variants with ambiguous biology. For each variant, the primary literature defines the expected direction on each applicable axis [25–58]. Each of the 98 committed expectations is recorded with its evidence class, a one-line basis and a citation (S1 Table).</w:t>
       </w:r>
     </w:p>
     <w:p>
@@ -1979,17 +1979,35 @@
     </w:p>
     <w:p>
       <w:r>
-        <w:t>Three nested populations serve different claims. All 61 variants receive COMAVI outputs. Of these, 57 are graded against an expected mechanism: 25 carry a committed structural mechanism and 32 are curated to carry no lesion on the modeled axes, which we call no-lesion variants. Four variants are not graded. The mechanism of BRCA1 R1699L and R1699Q, loss of phosphopeptide recognition, cannot be represented by the supplied structure, and TNNI3 R162W and VHL W117R have no committed expectation on any modeled axis (S1 Table, model_scope sheet). Of the 57 graded variants, the 47 in complexes also carry a structural-context tier and form the prioritization population of 17 structural-mechanism and 30 no-lesion variants. The 17 are a subset of the 25; the other eight are BRCT fold mechanisms, which have no partner chain and therefore no tier.</w:t>
-      </w:r>
-    </w:p>
-    <w:p>
-      <w:r>
-        <w:t>Five graded no-lesion variants carry no committed expectation on any individual axis: CALM1 D96V, N98S and F142L, which act through altered calcium binding [29,30], and SMAD4 I500T and I500V, which act through impaired monoubiquitination [44]. Their mechanisms lie outside the modeled axes, so they are graded at the whole-variant level as no-lesion variants. S3 Table lists their basis and sources, and the analyses below report the effect of removing them.</w:t>
+        <w:t>Three nested populations serve different claims. All 61 variants receive COMAVI outputs. Of these, 57 are graded against an expected mechanism: 25 carry a committed structural mechanism and 32 are curated to carry no lesion on the modeled axes, which we call no-lesion variants. Four variants are not graded. The mechanism of BRCA1 R1699L and R1699Q, loss of phosphopeptide recognition, cannot be represented by the supplied structure, and TNNI3 R162W and VHL W117R have no committed expectation on any modeled axis (S2 Table, model_scope sheet). Of the 57 graded variants, the 47 in complexes also carry a structural-context tier and form the prioritization population of 17 structural-mechanism and 30 no-lesion variants. The 17 are a subset of the 25; the other eight are BRCT fold mechanisms, which have no partner chain and therefore no tier.</w:t>
+      </w:r>
+    </w:p>
+    <w:p>
+      <w:r>
+        <w:t>Five graded no-lesion variants carry no committed expectation on any individual axis: CALM1 D96V, N98S and F142L, which act through altered calcium binding [29,30], and SMAD4 I500T and I500V, which act through impaired monoubiquitination [44]. Their mechanisms lie outside the modeled axes, so they are graded at the whole-variant level as no-lesion variants. S1 Table lists their basis and sources, and the analyses below report the effect of removing them.</w:t>
       </w:r>
     </w:p>
     <w:p>
       <w:r>
         <w:t>Evidence quality differs by direction, because a disruptive effect attracts a dedicated biophysical measurement far more often than a normal one does. Of the 38 expectations supported by quantitative evidence (classes E1 and E2; Methods), 25 are destabilizing; of the 60 supported by qualitative, population or inferred evidence (E3 to E5), 8 are. All 9 population-supported and all 18 inferred expectations are neutral. Restricting the benchmark to the best-evidenced expectations would therefore remove most of the no-lesion class instead of raising the standard evenly. We retained every evidence class and report evidence-restricted analyses as sensitivity analyses (S1 Text).</w:t>
+      </w:r>
+    </w:p>
+    <w:p>
+      <w:pPr>
+        <w:pStyle w:val="Heading2"/>
+      </w:pPr>
+      <w:r>
+        <w:t>Scoring the assembled complex is what makes most lesions visible</w:t>
+      </w:r>
+    </w:p>
+    <w:p>
+      <w:r>
+        <w:t>COMAVI's premise is that one calculation on the isolated subunit is not enough, so we first measured what the assembled complex adds on the same variants at the same threshold. At the 2.5 kcal/mol reference the isolated-subunit axis alone reached the threshold for 7 of the 25 variants carrying a committed structural mechanism; with the assembled-complex and binding axes the figure is 20. The 13 variants found only through the assembled axes are 6 of the 9 pure interface destabilizers, 5 of the 6 mixed expectations and 2 fold mechanisms, drawn from 7 of the 13 complexes. Among the 17 structural mechanisms that sit in a complex the contrast is starker, 2 against 15. The cost is three further calls on no-lesion variants: correct rejection falls from 29 of 32 to 26. At the 1.0 kcal/mol screening default the same comparison gives 12 against 23 detected and 21 against 5 rejected, so the assembled axes carry most of the detection at every threshold and most of the false calls at permissive ones (Table 2).</w:t>
+      </w:r>
+    </w:p>
+    <w:p>
+      <w:r>
+        <w:t>Two variants show both what the second context adds and the error it introduces. Complement factor H R78G barely changes isolated-subunit stability (0.93 kcal/mol) but is predicted to weaken binding to C3b by 6.12 kcal/mol, consistent with a measured rise in dissociation constant from 10–14 μM to more than 35 μM [51]. Von Willebrand factor R1334Q leaves the isolated A1 domain unchanged (0.01 kcal/mol) but weakens binding to GPIbα by 4.11 kcal/mol; the purified A1 domain is natively folded, binds GPIbα weakly and supports little platelet adhesion [52]. A calculation on the isolated subunit alone would call both variants silent. In both, however, the assembled-complex stability axis also fires (4.88 and 4.73 kcal/mol) where the literature implies an intact fold, so both are graded partial rather than consistent.</w:t>
       </w:r>
     </w:p>
     <w:p>
@@ -2801,7 +2819,7 @@
               <w:rPr>
                 <w:sz w:val="18"/>
               </w:rPr>
-              <w:t>Attribution</w:t>
+              <w:t>Detection, isolated subunit only</w:t>
             </w:r>
           </w:p>
         </w:tc>
@@ -2837,7 +2855,7 @@
               <w:rPr>
                 <w:sz w:val="18"/>
               </w:rPr>
-              <w:t>The axis the literature implicates reaches the threshold</w:t>
+              <w:t>The isolated-subunit axis alone reaches the threshold</w:t>
             </w:r>
           </w:p>
         </w:tc>
@@ -2855,7 +2873,7 @@
               <w:rPr>
                 <w:sz w:val="18"/>
               </w:rPr>
-              <w:t>0.760</w:t>
+              <w:t>0.480</w:t>
             </w:r>
           </w:p>
         </w:tc>
@@ -2873,7 +2891,7 @@
               <w:rPr>
                 <w:sz w:val="18"/>
               </w:rPr>
-              <w:t>0.680</w:t>
+              <w:t>0.400</w:t>
             </w:r>
           </w:p>
         </w:tc>
@@ -2891,7 +2909,7 @@
               <w:rPr>
                 <w:sz w:val="18"/>
               </w:rPr>
-              <w:t>0.640</w:t>
+              <w:t>0.360</w:t>
             </w:r>
           </w:p>
         </w:tc>
@@ -2909,7 +2927,7 @@
               <w:rPr>
                 <w:sz w:val="18"/>
               </w:rPr>
-              <w:t>0.560</w:t>
+              <w:t>0.280</w:t>
             </w:r>
           </w:p>
         </w:tc>
@@ -2927,7 +2945,7 @@
               <w:rPr>
                 <w:sz w:val="18"/>
               </w:rPr>
-              <w:t>0.480</w:t>
+              <w:t>0.200</w:t>
             </w:r>
           </w:p>
         </w:tc>
@@ -2947,7 +2965,7 @@
               <w:rPr>
                 <w:sz w:val="18"/>
               </w:rPr>
-              <w:t>Correct rejection</w:t>
+              <w:t>Attribution</w:t>
             </w:r>
           </w:p>
         </w:tc>
@@ -2965,7 +2983,7 @@
               <w:rPr>
                 <w:sz w:val="18"/>
               </w:rPr>
-              <w:t>32 no-lesion variants</w:t>
+              <w:t>25 structural-mechanism variants</w:t>
             </w:r>
           </w:p>
         </w:tc>
@@ -2983,7 +3001,7 @@
               <w:rPr>
                 <w:sz w:val="18"/>
               </w:rPr>
-              <w:t>No axis reaches the threshold</w:t>
+              <w:t>The axis the literature implicates reaches the threshold</w:t>
             </w:r>
           </w:p>
         </w:tc>
@@ -3001,7 +3019,7 @@
               <w:rPr>
                 <w:sz w:val="18"/>
               </w:rPr>
-              <w:t>0.156</w:t>
+              <w:t>0.760</w:t>
             </w:r>
           </w:p>
         </w:tc>
@@ -3019,7 +3037,7 @@
               <w:rPr>
                 <w:sz w:val="18"/>
               </w:rPr>
-              <w:t>0.594</w:t>
+              <w:t>0.680</w:t>
             </w:r>
           </w:p>
         </w:tc>
@@ -3037,7 +3055,7 @@
               <w:rPr>
                 <w:sz w:val="18"/>
               </w:rPr>
-              <w:t>0.719</w:t>
+              <w:t>0.640</w:t>
             </w:r>
           </w:p>
         </w:tc>
@@ -3055,7 +3073,7 @@
               <w:rPr>
                 <w:sz w:val="18"/>
               </w:rPr>
-              <w:t>0.812</w:t>
+              <w:t>0.560</w:t>
             </w:r>
           </w:p>
         </w:tc>
@@ -3073,7 +3091,7 @@
               <w:rPr>
                 <w:sz w:val="18"/>
               </w:rPr>
-              <w:t>0.844</w:t>
+              <w:t>0.480</w:t>
             </w:r>
           </w:p>
         </w:tc>
@@ -3093,7 +3111,7 @@
               <w:rPr>
                 <w:sz w:val="18"/>
               </w:rPr>
-              <w:t>Direction agreement, energy axes</w:t>
+              <w:t>Correct rejection</w:t>
             </w:r>
           </w:p>
         </w:tc>
@@ -3111,7 +3129,7 @@
               <w:rPr>
                 <w:sz w:val="18"/>
               </w:rPr>
-              <w:t>77 axis expectations</w:t>
+              <w:t>32 no-lesion variants</w:t>
             </w:r>
           </w:p>
         </w:tc>
@@ -3129,7 +3147,7 @@
               <w:rPr>
                 <w:sz w:val="18"/>
               </w:rPr>
-              <w:t>Call matches the committed direction</w:t>
+              <w:t>No axis reaches the threshold</w:t>
             </w:r>
           </w:p>
         </w:tc>
@@ -3147,7 +3165,7 @@
               <w:rPr>
                 <w:sz w:val="18"/>
               </w:rPr>
-              <w:t>0.701</w:t>
+              <w:t>0.156</w:t>
             </w:r>
           </w:p>
         </w:tc>
@@ -3165,7 +3183,7 @@
               <w:rPr>
                 <w:sz w:val="18"/>
               </w:rPr>
-              <w:t>0.740</w:t>
+              <w:t>0.594</w:t>
             </w:r>
           </w:p>
         </w:tc>
@@ -3183,7 +3201,7 @@
               <w:rPr>
                 <w:sz w:val="18"/>
               </w:rPr>
-              <w:t>0.753</w:t>
+              <w:t>0.719</w:t>
             </w:r>
           </w:p>
         </w:tc>
@@ -3201,7 +3219,7 @@
               <w:rPr>
                 <w:sz w:val="18"/>
               </w:rPr>
-              <w:t>0.753</w:t>
+              <w:t>0.812</w:t>
             </w:r>
           </w:p>
         </w:tc>
@@ -3219,7 +3237,7 @@
               <w:rPr>
                 <w:sz w:val="18"/>
               </w:rPr>
-              <w:t>0.727</w:t>
+              <w:t>0.844</w:t>
             </w:r>
           </w:p>
         </w:tc>
@@ -3239,7 +3257,7 @@
               <w:rPr>
                 <w:sz w:val="18"/>
               </w:rPr>
-              <w:t>Direction agreement, tier</w:t>
+              <w:t>Correct rejection, isolated subunit only</w:t>
             </w:r>
           </w:p>
         </w:tc>
@@ -3257,7 +3275,7 @@
               <w:rPr>
                 <w:sz w:val="18"/>
               </w:rPr>
-              <w:t>47 variants</w:t>
+              <w:t>32 no-lesion variants</w:t>
             </w:r>
           </w:p>
         </w:tc>
@@ -3275,7 +3293,7 @@
               <w:rPr>
                 <w:sz w:val="18"/>
               </w:rPr>
-              <w:t>Tier 1–2 matches the committed structural class</w:t>
+              <w:t>The isolated-subunit axis alone does not reach the threshold</w:t>
             </w:r>
           </w:p>
         </w:tc>
@@ -3293,7 +3311,7 @@
               <w:rPr>
                 <w:sz w:val="18"/>
               </w:rPr>
-              <w:t>0.723</w:t>
+              <w:t>0.656</w:t>
             </w:r>
           </w:p>
         </w:tc>
@@ -3311,7 +3329,7 @@
               <w:rPr>
                 <w:sz w:val="18"/>
               </w:rPr>
-              <w:t>0.723</w:t>
+              <w:t>0.750</w:t>
             </w:r>
           </w:p>
         </w:tc>
@@ -3329,7 +3347,7 @@
               <w:rPr>
                 <w:sz w:val="18"/>
               </w:rPr>
-              <w:t>0.723</w:t>
+              <w:t>0.844</w:t>
             </w:r>
           </w:p>
         </w:tc>
@@ -3347,7 +3365,7 @@
               <w:rPr>
                 <w:sz w:val="18"/>
               </w:rPr>
-              <w:t>0.723</w:t>
+              <w:t>0.906</w:t>
             </w:r>
           </w:p>
         </w:tc>
@@ -3365,7 +3383,7 @@
               <w:rPr>
                 <w:sz w:val="18"/>
               </w:rPr>
-              <w:t>0.723</w:t>
+              <w:t>0.906</w:t>
             </w:r>
           </w:p>
         </w:tc>
@@ -3385,7 +3403,7 @@
               <w:rPr>
                 <w:sz w:val="18"/>
               </w:rPr>
-              <w:t>Measured destabilizations recovered</w:t>
+              <w:t>Direction agreement, energy axes</w:t>
             </w:r>
           </w:p>
         </w:tc>
@@ -3403,7 +3421,7 @@
               <w:rPr>
                 <w:sz w:val="18"/>
               </w:rPr>
-              <w:t>42 measured comparisons</w:t>
+              <w:t>77 axis expectations</w:t>
             </w:r>
           </w:p>
         </w:tc>
@@ -3421,7 +3439,7 @@
               <w:rPr>
                 <w:sz w:val="18"/>
               </w:rPr>
-              <w:t>Measured ≥ 1.0 kcal/mol; predicted ≥ threshold with the same sign</w:t>
+              <w:t>Call matches the committed direction</w:t>
             </w:r>
           </w:p>
         </w:tc>
@@ -3439,7 +3457,7 @@
               <w:rPr>
                 <w:sz w:val="18"/>
               </w:rPr>
-              <w:t>0.643</w:t>
+              <w:t>0.701</w:t>
             </w:r>
           </w:p>
         </w:tc>
@@ -3457,7 +3475,7 @@
               <w:rPr>
                 <w:sz w:val="18"/>
               </w:rPr>
-              <w:t>0.548</w:t>
+              <w:t>0.740</w:t>
             </w:r>
           </w:p>
         </w:tc>
@@ -3475,7 +3493,7 @@
               <w:rPr>
                 <w:sz w:val="18"/>
               </w:rPr>
-              <w:t>0.429</w:t>
+              <w:t>0.753</w:t>
             </w:r>
           </w:p>
         </w:tc>
@@ -3493,7 +3511,7 @@
               <w:rPr>
                 <w:sz w:val="18"/>
               </w:rPr>
-              <w:t>0.286</w:t>
+              <w:t>0.753</w:t>
             </w:r>
           </w:p>
         </w:tc>
@@ -3511,7 +3529,7 @@
               <w:rPr>
                 <w:sz w:val="18"/>
               </w:rPr>
-              <w:t>0.262</w:t>
+              <w:t>0.727</w:t>
             </w:r>
           </w:p>
         </w:tc>
@@ -3531,6 +3549,298 @@
               <w:rPr>
                 <w:sz w:val="18"/>
               </w:rPr>
+              <w:t>Direction agreement, tier</w:t>
+            </w:r>
+          </w:p>
+        </w:tc>
+        <w:tc>
+          <w:tcPr>
+            <w:tcW w:type="dxa" w:w="1584"/>
+          </w:tcPr>
+          <w:p>
+            <w:pPr>
+              <w:spacing w:before="20" w:after="20" w:line="240" w:lineRule="auto"/>
+              <w:jc w:val="left"/>
+            </w:pPr>
+            <w:r/>
+            <w:r>
+              <w:rPr>
+                <w:sz w:val="18"/>
+              </w:rPr>
+              <w:t>47 variants</w:t>
+            </w:r>
+          </w:p>
+        </w:tc>
+        <w:tc>
+          <w:tcPr>
+            <w:tcW w:type="dxa" w:w="2304"/>
+          </w:tcPr>
+          <w:p>
+            <w:pPr>
+              <w:spacing w:before="20" w:after="20" w:line="240" w:lineRule="auto"/>
+              <w:jc w:val="left"/>
+            </w:pPr>
+            <w:r/>
+            <w:r>
+              <w:rPr>
+                <w:sz w:val="18"/>
+              </w:rPr>
+              <w:t>Tier 1–2 matches the committed structural class</w:t>
+            </w:r>
+          </w:p>
+        </w:tc>
+        <w:tc>
+          <w:tcPr>
+            <w:tcW w:type="dxa" w:w="691"/>
+          </w:tcPr>
+          <w:p>
+            <w:pPr>
+              <w:spacing w:before="20" w:after="20" w:line="240" w:lineRule="auto"/>
+              <w:jc w:val="center"/>
+            </w:pPr>
+            <w:r/>
+            <w:r>
+              <w:rPr>
+                <w:sz w:val="18"/>
+              </w:rPr>
+              <w:t>0.723</w:t>
+            </w:r>
+          </w:p>
+        </w:tc>
+        <w:tc>
+          <w:tcPr>
+            <w:tcW w:type="dxa" w:w="691"/>
+          </w:tcPr>
+          <w:p>
+            <w:pPr>
+              <w:spacing w:before="20" w:after="20" w:line="240" w:lineRule="auto"/>
+              <w:jc w:val="center"/>
+            </w:pPr>
+            <w:r/>
+            <w:r>
+              <w:rPr>
+                <w:sz w:val="18"/>
+              </w:rPr>
+              <w:t>0.723</w:t>
+            </w:r>
+          </w:p>
+        </w:tc>
+        <w:tc>
+          <w:tcPr>
+            <w:tcW w:type="dxa" w:w="691"/>
+          </w:tcPr>
+          <w:p>
+            <w:pPr>
+              <w:spacing w:before="20" w:after="20" w:line="240" w:lineRule="auto"/>
+              <w:jc w:val="center"/>
+            </w:pPr>
+            <w:r/>
+            <w:r>
+              <w:rPr>
+                <w:sz w:val="18"/>
+              </w:rPr>
+              <w:t>0.723</w:t>
+            </w:r>
+          </w:p>
+        </w:tc>
+        <w:tc>
+          <w:tcPr>
+            <w:tcW w:type="dxa" w:w="691"/>
+          </w:tcPr>
+          <w:p>
+            <w:pPr>
+              <w:spacing w:before="20" w:after="20" w:line="240" w:lineRule="auto"/>
+              <w:jc w:val="center"/>
+            </w:pPr>
+            <w:r/>
+            <w:r>
+              <w:rPr>
+                <w:sz w:val="18"/>
+              </w:rPr>
+              <w:t>0.723</w:t>
+            </w:r>
+          </w:p>
+        </w:tc>
+        <w:tc>
+          <w:tcPr>
+            <w:tcW w:type="dxa" w:w="720"/>
+          </w:tcPr>
+          <w:p>
+            <w:pPr>
+              <w:spacing w:before="20" w:after="20" w:line="240" w:lineRule="auto"/>
+              <w:jc w:val="center"/>
+            </w:pPr>
+            <w:r/>
+            <w:r>
+              <w:rPr>
+                <w:sz w:val="18"/>
+              </w:rPr>
+              <w:t>0.723</w:t>
+            </w:r>
+          </w:p>
+        </w:tc>
+      </w:tr>
+      <w:tr>
+        <w:tc>
+          <w:tcPr>
+            <w:tcW w:type="dxa" w:w="1944"/>
+          </w:tcPr>
+          <w:p>
+            <w:pPr>
+              <w:spacing w:before="20" w:after="20" w:line="240" w:lineRule="auto"/>
+              <w:jc w:val="left"/>
+            </w:pPr>
+            <w:r/>
+            <w:r>
+              <w:rPr>
+                <w:sz w:val="18"/>
+              </w:rPr>
+              <w:t>Measured destabilizations recovered</w:t>
+            </w:r>
+          </w:p>
+        </w:tc>
+        <w:tc>
+          <w:tcPr>
+            <w:tcW w:type="dxa" w:w="1584"/>
+          </w:tcPr>
+          <w:p>
+            <w:pPr>
+              <w:spacing w:before="20" w:after="20" w:line="240" w:lineRule="auto"/>
+              <w:jc w:val="left"/>
+            </w:pPr>
+            <w:r/>
+            <w:r>
+              <w:rPr>
+                <w:sz w:val="18"/>
+              </w:rPr>
+              <w:t>42 measured comparisons</w:t>
+            </w:r>
+          </w:p>
+        </w:tc>
+        <w:tc>
+          <w:tcPr>
+            <w:tcW w:type="dxa" w:w="2304"/>
+          </w:tcPr>
+          <w:p>
+            <w:pPr>
+              <w:spacing w:before="20" w:after="20" w:line="240" w:lineRule="auto"/>
+              <w:jc w:val="left"/>
+            </w:pPr>
+            <w:r/>
+            <w:r>
+              <w:rPr>
+                <w:sz w:val="18"/>
+              </w:rPr>
+              <w:t>Measured ≥ 1.0 kcal/mol; predicted ≥ threshold with the same sign</w:t>
+            </w:r>
+          </w:p>
+        </w:tc>
+        <w:tc>
+          <w:tcPr>
+            <w:tcW w:type="dxa" w:w="691"/>
+          </w:tcPr>
+          <w:p>
+            <w:pPr>
+              <w:spacing w:before="20" w:after="20" w:line="240" w:lineRule="auto"/>
+              <w:jc w:val="center"/>
+            </w:pPr>
+            <w:r/>
+            <w:r>
+              <w:rPr>
+                <w:sz w:val="18"/>
+              </w:rPr>
+              <w:t>0.643</w:t>
+            </w:r>
+          </w:p>
+        </w:tc>
+        <w:tc>
+          <w:tcPr>
+            <w:tcW w:type="dxa" w:w="691"/>
+          </w:tcPr>
+          <w:p>
+            <w:pPr>
+              <w:spacing w:before="20" w:after="20" w:line="240" w:lineRule="auto"/>
+              <w:jc w:val="center"/>
+            </w:pPr>
+            <w:r/>
+            <w:r>
+              <w:rPr>
+                <w:sz w:val="18"/>
+              </w:rPr>
+              <w:t>0.548</w:t>
+            </w:r>
+          </w:p>
+        </w:tc>
+        <w:tc>
+          <w:tcPr>
+            <w:tcW w:type="dxa" w:w="691"/>
+          </w:tcPr>
+          <w:p>
+            <w:pPr>
+              <w:spacing w:before="20" w:after="20" w:line="240" w:lineRule="auto"/>
+              <w:jc w:val="center"/>
+            </w:pPr>
+            <w:r/>
+            <w:r>
+              <w:rPr>
+                <w:sz w:val="18"/>
+              </w:rPr>
+              <w:t>0.429</w:t>
+            </w:r>
+          </w:p>
+        </w:tc>
+        <w:tc>
+          <w:tcPr>
+            <w:tcW w:type="dxa" w:w="691"/>
+          </w:tcPr>
+          <w:p>
+            <w:pPr>
+              <w:spacing w:before="20" w:after="20" w:line="240" w:lineRule="auto"/>
+              <w:jc w:val="center"/>
+            </w:pPr>
+            <w:r/>
+            <w:r>
+              <w:rPr>
+                <w:sz w:val="18"/>
+              </w:rPr>
+              <w:t>0.286</w:t>
+            </w:r>
+          </w:p>
+        </w:tc>
+        <w:tc>
+          <w:tcPr>
+            <w:tcW w:type="dxa" w:w="720"/>
+          </w:tcPr>
+          <w:p>
+            <w:pPr>
+              <w:spacing w:before="20" w:after="20" w:line="240" w:lineRule="auto"/>
+              <w:jc w:val="center"/>
+            </w:pPr>
+            <w:r/>
+            <w:r>
+              <w:rPr>
+                <w:sz w:val="18"/>
+              </w:rPr>
+              <w:t>0.262</w:t>
+            </w:r>
+          </w:p>
+        </w:tc>
+      </w:tr>
+      <w:tr>
+        <w:tc>
+          <w:tcPr>
+            <w:tcW w:type="dxa" w:w="1944"/>
+          </w:tcPr>
+          <w:p>
+            <w:pPr>
+              <w:spacing w:before="20" w:after="20" w:line="240" w:lineRule="auto"/>
+              <w:jc w:val="left"/>
+            </w:pPr>
+            <w:r/>
+            <w:r>
+              <w:rPr>
+                <w:sz w:val="18"/>
+              </w:rPr>
               <w:t>Prioritization ROC AUC</w:t>
             </w:r>
           </w:p>
@@ -3665,7 +3975,7 @@
     </w:tbl>
     <w:p>
       <w:r>
-        <w:t>Values at the four uniform thresholds (kcal/mol) and at the per-axis prediction-interval bound (2.9, 2.9 and 3.5 kcal/mol for isolated-subunit stability, assembled-complex stability and binding). Detection, attribution and correct rejection use every computed axis before confidence gating; the rubric grades use confidence-passing axes only. ROC AUC (area under the receiver operating characteristic curve) uses no threshold and takes one value.</w:t>
+        <w:t>Values at the four uniform thresholds (kcal/mol) and at the per-axis prediction-interval bound (2.9, 2.9 and 3.5 kcal/mol for isolated-subunit stability, assembled-complex stability and binding). The two isolated-subunit rows recount detection and correct rejection on that axis alone, which is what a calculation on the subunit without its partners would report. Detection, attribution and correct rejection use every computed axis; the rubric grades use only axes that pass confidence gating, the rule that discards an axis whose variant site falls below the AlphaFold confidence band (Methods). ROC AUC (area under the receiver operating characteristic curve) uses no threshold and takes one value.</w:t>
       </w:r>
     </w:p>
     <w:p>
@@ -3675,7 +3985,7 @@
     </w:p>
     <w:p>
       <w:r>
-        <w:t>The localization errors concentrate in one class. Among the nine variants curated as pure interface destabilizers, the binding axis fired for 4 and the assembled-complex stability axis for 7. The lesion was found but placed in the fold of the complex instead of in the interaction (S2 Text). Two variants show both what the second context adds and this error. Complement factor H R78G barely changes isolated-subunit stability (0.93 kcal/mol) but is predicted to weaken binding to C3b by 6.12 kcal/mol, consistent with a measured rise in dissociation constant from 10–14 μM to more than 35 μM [51]. Von Willebrand factor R1334Q leaves the isolated A1 domain unchanged (0.01 kcal/mol) but weakens binding to GPIbα by 4.11 kcal/mol; the purified A1 domain is natively folded, binds GPIbα weakly and supports little platelet adhesion [52]. A calculation on the isolated subunit alone would call both variants silent. In both, however, the assembled-complex stability axis also fires (4.88 and 4.73 kcal/mol) where the literature implies an intact fold, so both are graded partial.</w:t>
+        <w:t>The localization errors concentrate in one class. Among the nine variants curated as pure interface destabilizers, the binding axis fired for 4 and the assembled-complex stability axis for 7. The lesion was found but placed in the fold of the complex instead of in the interaction (S2 Text), the same error that costs CFH R78G and VWF R1334Q a consistent grade above. An interface substitution can genuinely raise the folding energy of the assembled coordinates, so the two axes are not independent; what the benchmark shows is that the larger of the two is often the wrong one to report.</w:t>
       </w:r>
     </w:p>
     <w:p>
@@ -3690,7 +4000,12 @@
     </w:p>
     <w:p>
       <w:r>
-        <w:t>A silent result has two meanings that the benchmark keeps apart. For a variant whose mechanism the supplied model can represent, silence on every applicable axis is an informative negative. When the mechanism acts through a state absent from the model, silence cannot test it. HBB E6V is the clearest case: it acts through polymerization of deoxygenated hemoglobin [53], so COMAVI silence points to the missing assembly state, not to a benign variant. A model-scope screen separates the two situations (S1 Table, model_scope sheet).</w:t>
+        <w:t>Performance was lower on predicted than on experimental complexes. Seven systems use an experimental complex structure and seven an AlphaFold 3 model; the mechanism-pattern score was 22.0 of 28 (0.786) on the experimental systems and 19.0 of 29 (0.655) on the predicted ones, and the prioritization AUC was 1.000 against 0.911. Resampling whole systems within each source puts a 95% interval of −0.057 to 0.329 on the difference of 0.131, so the benchmark does not resolve it. With seven systems on each side, the source of the model also cannot be separated from the difficulty of the systems. The split is not a clean comparison of model quality in any case: isolated-subunit stability is calculated on a single-chain AlphaFold 3 model in 11 of the 14 systems, including systems whose complex is experimental.</w:t>
+      </w:r>
+    </w:p>
+    <w:p>
+      <w:r>
+        <w:t>A silent result has two meanings that the benchmark keeps apart. For a variant whose mechanism the supplied model can represent, silence on every applicable axis is an informative negative. When the mechanism acts through a state absent from the model, silence cannot test it. HBB E6V is the clearest case: it acts through polymerization of deoxygenated hemoglobin [53], so COMAVI silence points to the missing assembly state, not to a benign variant. A model-scope screen separates the two situations (S2 Table, model_scope sheet).</w:t>
       </w:r>
     </w:p>
     <w:p>
@@ -3698,22 +4013,12 @@
         <w:pStyle w:val="Heading2"/>
       </w:pPr>
       <w:r>
-        <w:t>The priority score concentrates structural mechanisms at the top of the ranking</w:t>
-      </w:r>
-    </w:p>
-    <w:p>
-      <w:r>
-        <w:t>The priority score combines a context component and an energy component (Methods), and we first tested each alone on the 47-variant prioritization population. The structural-context tier uses no energy. It placed all 17 structural-mechanism variants in Tier 1 or 2 (sensitivity 1.000, 95% confidence interval 0.805–1.000) together with 13 of the 30 no-lesion variants (specificity 0.567, 0.374–0.745; within-system permutation p = 0.0095). The tier is therefore permissive, and because it cannot identify which process is affected, it never overrides an axis energy. Interface status alone was more specific (0.767) and recovered 15 of the 17 mechanisms; the full tier also recovered two structural-mechanism variants outside any detected interface (S1 Table, context_comparators sheet; S3 Fig). On the 26 variants whose every committed axis has E1 to E3 support, sensitivity was unchanged and specificity was 0.615 (S1 Text).</w:t>
-      </w:r>
-    </w:p>
-    <w:p>
-      <w:r>
-        <w:t>We measured ranking quality by the ROC AUC, the probability that a randomly chosen structural-mechanism variant outranks a randomly chosen no-lesion variant. The energy component alone reached an AUC of 0.857 and placed 15 of the 17 mechanisms in the top 20, but no more by rank 25. It ranks HBB N102T 37th and MLH1 Q542L 33rd of 47, although the tier places both in Tier 1. The context component alone reached 0.890 and recovered 14 mechanisms in the top 20 and 16 by rank 25. The two components fail on different variants. Crossing the energy calls with the tier shows the same complementarity: at 1.0 and at 2.5 kcal/mol, no structural-mechanism variant falls in the energy-only or the neither state. At 2.5 kcal/mol, 15 mechanisms are convergent and 2 context-only, whereas the energy-only state holds 3 no-lesion variants (8 at 1.0 kcal/mol) and no mechanism (S2 Table, evidence_states sheet). In this cohort, an energy call without supporting structural context marks a no-lesion variant.</w:t>
-      </w:r>
-    </w:p>
-    <w:p>
-      <w:r>
-        <w:t>Combining the two components recovered what neither reaches alone (Fig 2). The priority score placed 9 of the 17 structural mechanisms in the top 10, 16 in the top 20 and all 17 in the top 25. Its ROC AUC was 0.943 and its average precision 0.818, against a positive rate of 17 in 47; without the five whole-variant no-lesion variants, the AUC was 0.939. The ranking applies no energy threshold, and its positive class comes from the curated mechanism class, so none of these values depends on the threshold.</w:t>
+        <w:t>Stringency costs attribution, not detection</w:t>
+      </w:r>
+    </w:p>
+    <w:p>
+      <w:r>
+        <w:t>Every graded result depends on the energy threshold that turns a continuous prediction into a call (Fig 2). Over the prespecified uniform thresholds of 1.0, 1.5, 2.0 and 2.5 kcal/mol and the per-axis prediction-interval bound (Methods), the mechanism-pattern score was 0.579, 0.649, 0.684, 0.719 and 0.711. The 2.5 kcal/mol reference is the highest of the five on this cohort, as it is for the unweighted mean of the two arms. The system-resampling intervals overlap at every threshold, however (Fig 2C), so the benchmark does not establish it as an optimum.</w:t>
       </w:r>
     </w:p>
     <w:p>
@@ -3723,7 +4028,7 @@
       <w:r>
         <w:drawing>
           <wp:inline>
-            <wp:extent cx="5888747" cy="2060452"/>
+            <wp:extent cx="5684531" cy="3788671"/>
             <wp:docPr id="2" name="Picture 2"/>
             <wp:cNvGraphicFramePr>
               <a:graphicFrameLocks noChangeAspect="1"/>
@@ -3744,7 +4049,7 @@
                   <ns6:spPr>
                     <a:xfrm>
                       <a:off x="0" y="0"/>
-                      <a:ext cx="5888747" cy="2060452"/>
+                      <a:ext cx="5684531" cy="3788671"/>
                     </a:xfrm>
                     <a:prstGeom prst="rect"/>
                   </ns6:spPr>
@@ -3760,18 +4065,28 @@
         <w:rPr>
           <w:b/>
         </w:rPr>
-        <w:t>Fig 2. The priority score concentrates structural mechanisms at the top of the ranking.</w:t>
+        <w:t>Fig 2. Every graded result depends on the energy threshold.</w:t>
       </w:r>
       <w:r>
         <w:t xml:space="preserve"> </w:t>
       </w:r>
       <w:r>
-        <w:t>(A) Priority scores of the 17 structural-mechanism and 30 no-lesion variants in the 47-variant prioritization population. (B) Structural mechanisms recovered as a function of rank depth for the priority score and for its context and energy components ranked alone.</w:t>
-      </w:r>
-    </w:p>
-    <w:p>
-      <w:r>
-        <w:t>A high rank does not guarantee a correct mechanism. Of the 16 structural mechanisms in the top 20, 5 are graded consistent, 9 partial and 2 inconsistent; the only mechanism outside the top 20, HBB W37Y at rank 21, is graded partial. The two inconsistent cases, MLH1 R755W at rank 11 and PIK3CA E545K at rank 15, fail the same way. FoldX returns a large favorable interaction energy for each (−9.7 and −4.6 kcal/mol), which COMAVI reads as strengthened binding. For E545K the axis is right but the direction is wrong, because releasing the inhibitory contact with p85 is energetically favorable [40]. For R755W the literature reports reduced abundance with binding preserved [32,36], and neither stability prediction reaches the threshold (0.97 kcal/mol for the isolated subunit and −0.94 in the complex). These two variants would send a user to the right protein with the wrong experiment (S3 Text).</w:t>
+        <w:t>Values at the four uniform thresholds and at the per-axis prediction-interval bound (Bound); the dashed line marks the 2.5 kcal/mol reference. (A) Detection, attribution and correct rejection for the 25 structural-mechanism and 32 no-lesion variants. (B) Direction agreement on each axis (25 isolated-subunit, 22 assembled-complex and 30 binding expectations); open circles mark the best value for each axis. (C) Mechanism-pattern score, pooled (gray band, 95% interval from resampling the 14 systems) and for each arm. (D) Measured destabilizations of at least 1.0 kcal/mol (n = 42) predicted at or above the threshold with the same sign.</w:t>
+      </w:r>
+    </w:p>
+    <w:p>
+      <w:r>
+        <w:t>Raising the threshold changed the three binary rates in different ways. Detection was nearly flat: at least one axis fired for 23 of the 25 mechanisms at 1.0 kcal/mol, for 20 at 1.5 to 2.5 kcal/mol and for 18 at the bound. Attribution fell at every step, from 19 to 17, 16, 14 and 12. Correct rejection rose at every step, from 5 of 32 to 19, 23, 26 and 27. Stringency therefore buys rejection by losing the correct axis, not by missing the lesion. The structural arm fell from 0.760 to 0.540 and the no-lesion arm rose from 0.438 to 0.844, and the two cross between 1.5 and 2.0 kcal/mol (Fig 2A and 2C).</w:t>
+      </w:r>
+    </w:p>
+    <w:p>
+      <w:r>
+        <w:t>The three axes prefer different thresholds (Fig 2B). Binding agreement was highest at 1.0 and 1.5 kcal/mol (24 of 30) and fell to 22 at the reference. Assembled-complex agreement rose from 12 of 22 at 1.0 kcal/mol to 17 at the reference, and isolated-subunit agreement peaked at 2.0 and 2.5 kcal/mol (19 of 25). The denominators do not change across thresholds. A single global threshold is therefore set where the two stability axes perform best, and binding gives up 0.067 relative to its own optimum. Per-axis thresholds are therefore the most promising single change to the calling layer, although whether they recover part of the interface shortfall has not been tested.</w:t>
+      </w:r>
+    </w:p>
+    <w:p>
+      <w:r>
+        <w:t>Measured effects show the same cost of stringency. We counted the 42 comparisons with a measured destabilization of at least 1.0 kcal/mol, 13 from benchmark variants and 29 from external measurements, and asked whether FoldX predicted a destabilization of at least the threshold with the same sign. It did for 27 at 1.0 kcal/mol, 12 at 2.5 kcal/mol and 11 at the bound (Fig 2D). A stringent threshold can therefore miss a real effect even when the measured destabilization is large.</w:t>
       </w:r>
     </w:p>
     <w:p>
@@ -3779,12 +4094,21 @@
         <w:pStyle w:val="Heading2"/>
       </w:pPr>
       <w:r>
-        <w:t>Stringency costs attribution, not detection</w:t>
-      </w:r>
-    </w:p>
-    <w:p>
-      <w:r>
-        <w:t>Every graded result depends on the energy threshold that turns a continuous prediction into a call (Fig 3). Over the prespecified uniform thresholds of 1.0, 1.5, 2.0 and 2.5 kcal/mol and the per-axis prediction-interval bound (Methods), the mechanism-pattern score was 0.579, 0.649, 0.684, 0.719 and 0.711. The 2.5 kcal/mol reference therefore maximizes the score on this cohort, as it does the unweighted mean of the two arms, but the system-resampling intervals overlap at every threshold (Fig 3C).</w:t>
+        <w:t>Predicted energies rank measured effects but compress their size</w:t>
+      </w:r>
+    </w:p>
+    <w:p>
+      <w:r>
+        <w:t>The thresholds act on predicted free-energy changes (ΔΔG), so we compared predictions with direct measurements wherever they exist (Fig 3). The pooled set contains 63 comparisons from four systems: 48 binding energies for barnase–barstar and TEM1–BLIP from SKEMPI 2.0 [65], 10 unfolding free energies for the BRCA1 BRCT domain [24] and 5 hemoglobin assembly energies [54–56]. Predicted and measured values were rank-correlated (Spearman ρ = 0.48, p = 5.6 × 10</w:t>
+      </w:r>
+      <w:r>
+        <w:rPr>
+          <w:vertAlign w:val="superscript"/>
+        </w:rPr>
+        <w:t>−5</w:t>
+      </w:r>
+      <w:r>
+        <w:t>), but the fitted slope was 0.42, and the prediction error became more negative as the measured effect grew (ρ = −0.66). A measured destabilization of 2.5 kcal/mol corresponds to a predicted 1.43 kcal/mol. FoldX therefore orders effects but compresses large ones, which accounts for part of the loss of measured effects at stringent thresholds.</w:t>
       </w:r>
     </w:p>
     <w:p>
@@ -3794,7 +4118,7 @@
       <w:r>
         <w:drawing>
           <wp:inline>
-            <wp:extent cx="5684531" cy="3788671"/>
+            <wp:extent cx="5739395" cy="4248920"/>
             <wp:docPr id="3" name="Picture 3"/>
             <wp:cNvGraphicFramePr>
               <a:graphicFrameLocks noChangeAspect="1"/>
@@ -3815,7 +4139,7 @@
                   <ns6:spPr>
                     <a:xfrm>
                       <a:off x="0" y="0"/>
-                      <a:ext cx="5684531" cy="3788671"/>
+                      <a:ext cx="5739395" cy="4248920"/>
                     </a:xfrm>
                     <a:prstGeom prst="rect"/>
                   </ns6:spPr>
@@ -3831,28 +4155,28 @@
         <w:rPr>
           <w:b/>
         </w:rPr>
-        <w:t>Fig 3. Every graded result depends on the energy threshold.</w:t>
+        <w:t>Fig 3. Predicted energies rank measured effects but compress their magnitude.</w:t>
       </w:r>
       <w:r>
         <w:t xml:space="preserve"> </w:t>
       </w:r>
       <w:r>
-        <w:t>Values at the four uniform thresholds and at the per-axis prediction-interval bound (Bound); the dashed line marks the 2.5 kcal/mol reference. (A) Detection, attribution and correct rejection for the 25 structural-mechanism and 32 no-lesion variants. (B) Direction agreement on each axis (25 isolated-subunit, 22 assembled-complex and 30 binding expectations); open circles mark the best value for each axis. (C) Mechanism-pattern score, pooled (gray band, 95% interval from resampling the 14 systems) and for each arm. (D) Measured destabilizations of at least 1.0 kcal/mol (n = 42) predicted at or above the threshold with the same sign.</w:t>
-      </w:r>
-    </w:p>
-    <w:p>
-      <w:r>
-        <w:t>Raising the threshold changed the three binary rates in different ways. Detection was nearly flat: at least one axis fired for 23 of the 25 mechanisms at 1.0 kcal/mol, for 20 at 1.5 to 2.5 kcal/mol and for 18 at the bound. Attribution fell at every step, from 19 to 17, 16, 14 and 12. Correct rejection rose at every step, from 5 of 32 to 19, 23, 26 and 27. Stringency therefore buys rejection by losing the correct axis, not by missing the lesion. The structural arm fell from 0.760 to 0.540 and the no-lesion arm rose from 0.438 to 0.844, and the two cross between 1.5 and 2.0 kcal/mol (Fig 3A and 3C).</w:t>
-      </w:r>
-    </w:p>
-    <w:p>
-      <w:r>
-        <w:t>The three axes prefer different thresholds (Fig 3B). Binding agreement was highest at 1.0 and 1.5 kcal/mol (24 of 30) and fell to 22 at the reference. Assembled-complex agreement rose from 12 of 22 at 1.0 kcal/mol to 17 at the reference, and isolated-subunit agreement peaked at 2.0 and 2.5 kcal/mol (19 of 25). The denominators do not change across thresholds. A single global threshold is therefore set where the two stability axes perform best, and binding gives up 0.067 relative to its own optimum. Per-axis thresholds are the most promising single change to the calling layer, because they would recover part of the interface shortfall.</w:t>
-      </w:r>
-    </w:p>
-    <w:p>
-      <w:r>
-        <w:t>Measured effects show the same cost of stringency. We counted the 42 comparisons with a measured destabilization of at least 1.0 kcal/mol, 13 from benchmark variants and 29 from external measurements, and asked whether FoldX predicted a destabilization of at least the threshold with the same sign. It did for 27 at 1.0 kcal/mol, 12 at 2.5 kcal/mol and 11 at the bound (Fig 3D). A stringent threshold can therefore miss a real effect even when the measured destabilization is large.</w:t>
+        <w:t>(A) Predicted against measured ΔΔG for 63 comparisons from four systems, with the least-squares fit (slope 0.42) and the identity line; open symbols mark the seven barnase Glu73 substitutions. (B) Prediction error (predicted minus measured) against measured ΔΔG. (C) Isolated-subunit stability for the 10 graded BRCA1 BRCT variants against measured unfolding free energy. (D) Binding energy against measured assembly free energy for the five hemoglobin β-chain benchmark variants at the α1β2 interface. Dotted lines mark 2.5 kcal/mol; positive values are destabilizing.</w:t>
+      </w:r>
+    </w:p>
+    <w:p>
+      <w:r>
+        <w:t>Seven barnase substitutions at Glu73 behave differently from the rest. All are measured as destabilizing (1.45 to 3.01 kcal/mol) and all are predicted as stabilizing (−1.66 to −1.01 kcal/mol), a systematic sign inversion at a single site. They are included in every primary statistic. Without them the rank correlation rises to 0.63 (n = 56) while the slope barely changes (0.43), so the compression does not depend on this cluster. For the SKEMPI binding comparisons alone, ρ = 0.34 (p = 0.019, n = 48), and the predicted sign was correct for 30 of 40 measured destabilizations. Without Glu73, ρ = 0.55 (p = 0.0002, n = 41), and the sign was correct for 30 of 33 (S2 Fig). At the 2.5 kcal/mol reference, measured and predicted calls agreed for 43 of the 63 comparisons (S3 Fig).</w:t>
+      </w:r>
+    </w:p>
+    <w:p>
+      <w:r>
+        <w:t>Two axes also have direct anchors within the benchmark's own systems. Predicted isolated-subunit stability tracked measured unfolding free energy across the 10 graded BRCT variants (ρ = 0.72; Fig 3C). The only one measured above 2.5 kcal/mol but predicted below it is V1736A (measured 4.20, predicted 1.24 kcal/mol). Predicted binding tracked measured hemoglobin assembly energies (ρ = 0.90, n = 5; Fig 3D). The largest measured penalty, HBB W37E at 9.00 kcal/mol, was predicted at 5.14 kcal/mol, so magnitude is underestimated without changing any call at 2.5 kcal/mol. The benchmark contains no direct measurement of assembled-complex stability, so that axis is tested only against literature-defined directions.</w:t>
+      </w:r>
+    </w:p>
+    <w:p>
+      <w:r>
+        <w:t>These comparisons support reporting the sign, rank and continuous value of each predicted energy with its replicate spread and threshold. They do not support treating a FoldX ΔΔG as a measured energy.</w:t>
       </w:r>
     </w:p>
     <w:p>
@@ -3860,21 +4184,22 @@
         <w:pStyle w:val="Heading2"/>
       </w:pPr>
       <w:r>
-        <w:t>Predicted energies rank measured effects but compress their size</w:t>
-      </w:r>
-    </w:p>
-    <w:p>
-      <w:r>
-        <w:t>The thresholds act on predicted free-energy changes (ΔΔG), so we compared predictions with direct measurements wherever they exist (Fig 4). The pooled set contains 63 comparisons from four systems: 48 binding energies for barnase–barstar and TEM1–BLIP from SKEMPI 2.0 [65], 10 unfolding free energies for the BRCA1 BRCT domain [24] and 5 hemoglobin assembly energies [54–56]. Predicted and measured values were rank-correlated (Spearman ρ = 0.48, p = 5.6 × 10</w:t>
-      </w:r>
-      <w:r>
-        <w:rPr>
-          <w:vertAlign w:val="superscript"/>
-        </w:rPr>
-        <w:t>−5</w:t>
-      </w:r>
-      <w:r>
-        <w:t>), but the fitted slope was 0.42, and the prediction error became more negative as the measured effect grew (ρ = −0.66). A measured destabilization of 2.5 kcal/mol corresponds to a predicted 1.43 kcal/mol. FoldX therefore orders effects but compresses large ones, which accounts for part of the loss of measured effects at stringent thresholds.</w:t>
+        <w:t>The priority score concentrates structural mechanisms at the top of the ranking</w:t>
+      </w:r>
+    </w:p>
+    <w:p>
+      <w:r>
+        <w:t>The priority score combines a context component and an energy component (Methods), and we first tested each alone on the 47-variant prioritization population. The structural-context tier uses no energy. It placed all 17 structural-mechanism variants in Tier 1 or 2 (sensitivity 1.000, 95% confidence interval 0.805–1.000) together with 13 of the 30 no-lesion variants (specificity 0.567, 0.374–0.745; within-system permutation p = 0.0095). The tier is therefore permissive, and because it cannot identify which process is affected, it never overrides an axis energy. Interface status alone was more specific (0.767) and recovered 15 of the 17 mechanisms; the full tier also recovered two structural-mechanism variants outside any detected interface (S2 Table, context_comparators sheet; S4 Fig). On the 26 variants whose every committed axis has E1 to E3 support, sensitivity was unchanged and specificity was 0.615 (S1 Text).</w:t>
+      </w:r>
+    </w:p>
+    <w:p>
+      <w:r>
+        <w:t>We measured ranking quality by the ROC AUC, the probability that a randomly chosen structural-mechanism variant outranks a randomly chosen no-lesion variant. The energy component alone reached an AUC of 0.857 and placed 15 of the 17 mechanisms in the top 20, but no more by rank 25. It ranks HBB N102T 37th and MLH1 Q542L 33rd of 47, although the tier places both in Tier 1. The context component alone reached 0.890 and recovered 14 mechanisms in the top 20 and 16 by rank 25. The two components fail on different variants. Crossing the energy calls with the tier gives four descriptive evidence states, according to whether an axis fires and whether the tier is 1–2: convergent, energy only, context only and neither. At 1.0 and at 2.5 kcal/mol, no structural-mechanism variant falls in the energy-only or the neither state. At 2.5 kcal/mol, 15 mechanisms are convergent and 2 context-only, whereas the energy-only state holds 3 no-lesion variants (8 at 1.0 kcal/mol) and no mechanism (S3 Table, evidence_states sheet). In this cohort, an energy call without supporting structural context marks a no-lesion variant.</w:t>
+      </w:r>
+    </w:p>
+    <w:p>
+      <w:r>
+        <w:t>Combining the two components recovered what neither reaches alone (Fig 4). The priority score placed 9 of the 17 structural mechanisms in the top 10, 16 in the top 20 and all 17 in the top 25. Its ROC AUC was 0.943 and its average precision 0.818, against a positive rate of 17 in 47; without the five whole-variant no-lesion variants, the AUC was 0.939. The ranking applies no energy threshold, and its positive class comes from the curated mechanism class, so none of these values depends on the threshold.</w:t>
       </w:r>
     </w:p>
     <w:p>
@@ -3884,7 +4209,7 @@
       <w:r>
         <w:drawing>
           <wp:inline>
-            <wp:extent cx="5769875" cy="4248920"/>
+            <wp:extent cx="5888747" cy="2060452"/>
             <wp:docPr id="4" name="Picture 4"/>
             <wp:cNvGraphicFramePr>
               <a:graphicFrameLocks noChangeAspect="1"/>
@@ -3905,7 +4230,7 @@
                   <ns6:spPr>
                     <a:xfrm>
                       <a:off x="0" y="0"/>
-                      <a:ext cx="5769875" cy="4248920"/>
+                      <a:ext cx="5888747" cy="2060452"/>
                     </a:xfrm>
                     <a:prstGeom prst="rect"/>
                   </ns6:spPr>
@@ -3921,28 +4246,18 @@
         <w:rPr>
           <w:b/>
         </w:rPr>
-        <w:t>Fig 4. Predicted energies rank measured effects but compress their magnitude.</w:t>
+        <w:t>Fig 4. The priority score concentrates structural mechanisms at the top of the ranking.</w:t>
       </w:r>
       <w:r>
         <w:t xml:space="preserve"> </w:t>
       </w:r>
       <w:r>
-        <w:t>(A) Predicted against measured ΔΔG for 63 comparisons from four systems, with the least-squares fit (slope 0.42) and the identity line; open symbols mark the seven barnase Glu73 substitutions. (B) Prediction error (predicted minus measured) against measured ΔΔG. (C) Isolated-subunit stability for the 10 graded BRCA1 BRCT variants against measured unfolding free energy. (D) Binding energy against measured assembly free energy for the five hemoglobin β-chain benchmark variants at the α1β2 interface. Dotted lines mark 2.5 kcal/mol; positive values are destabilizing.</w:t>
-      </w:r>
-    </w:p>
-    <w:p>
-      <w:r>
-        <w:t>Seven barnase substitutions at Glu73 behave differently from the rest. All are measured as destabilizing (1.45 to 3.01 kcal/mol) and all are predicted as stabilizing (−1.66 to −1.01 kcal/mol), a systematic sign inversion at a single site. They are included in every primary statistic. Without them the rank correlation rises to 0.63 (n = 56) while the slope barely changes (0.43), so the compression does not depend on this cluster. For the SKEMPI binding comparisons alone, ρ = 0.34 (p = 0.019, n = 48), and the predicted sign was correct for 30 of 40 measured destabilizations. Without Glu73, ρ = 0.55 (p = 0.0002, n = 41), and the sign was correct for 30 of 33 (S2 Fig). At the 2.5 kcal/mol reference, measured and predicted calls agreed for 43 of the 63 comparisons (S5 Fig).</w:t>
-      </w:r>
-    </w:p>
-    <w:p>
-      <w:r>
-        <w:t>Two axes also have direct anchors within the benchmark's own systems. Predicted isolated-subunit stability tracked measured unfolding free energy across the 10 graded BRCT variants (ρ = 0.72; Fig 4C). The only one measured above 2.5 kcal/mol but predicted below it is V1736A (measured 4.20, predicted 1.24 kcal/mol). Predicted binding tracked measured hemoglobin assembly energies (ρ = 0.90, n = 5; Fig 4D). The largest measured penalty, βW37E at 9.00 kcal/mol, was predicted at 5.14 kcal/mol, so magnitude is underestimated without changing any call at 2.5 kcal/mol. The benchmark contains no direct measurement of assembled-complex stability, so that axis is tested only against literature-defined directions.</w:t>
-      </w:r>
-    </w:p>
-    <w:p>
-      <w:r>
-        <w:t>These comparisons support reporting the sign, rank and continuous value of each predicted energy with its replicate spread and threshold. They do not support treating a FoldX ΔΔG as a measured energy.</w:t>
+        <w:t>(A) Priority scores of the 17 structural-mechanism and 30 no-lesion variants in the 47-variant prioritization population. (B) Structural mechanisms recovered as a function of rank depth for the priority score and for its context and energy components ranked alone.</w:t>
+      </w:r>
+    </w:p>
+    <w:p>
+      <w:r>
+        <w:t>A high rank does not guarantee a correct mechanism. Of the 16 structural mechanisms in the top 20, 5 are graded consistent, 9 partial and 2 inconsistent; the only mechanism outside the top 20, HBB W37Y at rank 21, is graded partial. The two inconsistent cases, MLH1 R755W at rank 11 and PIK3CA E545K at rank 15, fail the same way. FoldX returns a large favorable interaction energy for each (−9.7 and −4.6 kcal/mol), which COMAVI reads as strengthened binding. For E545K the axis is right but the direction is wrong, because releasing the inhibitory contact with p85 is energetically favorable [40]. For R755W the literature reports reduced abundance with binding preserved [32,36], and neither stability prediction reaches the threshold (0.97 kcal/mol for the isolated subunit and −0.94 in the complex). These two variants would send a user to the right protein with the wrong experiment (S3 Text).</w:t>
       </w:r>
     </w:p>
     <w:p>
@@ -3955,7 +4270,12 @@
     </w:p>
     <w:p>
       <w:r>
-        <w:t>Because the priority score ranks structural disruption, it invites comparison with pathogenicity predictors. We made that comparison on the 47 complex variants that have both a clinical label and an AlphaMissense score (36 pathogenic, 11 benign). This set differs from the prioritization population. It includes TNNI3 R162W and VHL W117R, which are not graded, and lacks VWF R1334Q and A1381T, for which no AlphaMissense score was retrieved. AlphaMissense ranked pathogenicity better (ROC AUC 0.903) than the priority score (0.851) or its energy (0.836) and context (0.769) components (Fig 5). This is the expected result. AlphaMissense asks whether a variant is likely to be pathogenic; the priority score asks how strongly the structure supports a modeled disruption, and these pathogenicity AUCs are not comparable with the structural AUC of 0.943.</w:t>
+        <w:t>Clinical annotation and modeled structural disruption come apart inside this cohort. Of the 36 pathogenic variants in the 47 that carry both a clinical label and an AlphaMissense score, 18 are curated to carry no lesion on any modeled axis and 16 carry a structural mechanism; the remaining 2 are ungraded. Half the pathogenic class is therefore invisible to a structural method by construction, which is the strongest statement the benchmark makes about the two properties being distinct.</w:t>
+      </w:r>
+    </w:p>
+    <w:p>
+      <w:r>
+        <w:t>Rank-based comparison with a pathogenicity predictor is correspondingly limited. All 11 benign variants in this set entered the benchmark as curated no-lesion controls, so any structural score separates them from pathogenic structural mechanisms partly by construction, and a pathogenicity AUC computed here measures the cohort as much as the method. With that caveat, AlphaMissense ranked pathogenicity better (ROC AUC 0.903) than the priority score (0.851) or its energy (0.836) and context (0.769) components (Fig 5). The populations also differ: this set includes TNNI3 R162W and VHL W117R, which are not graded, and lacks VWF R1334Q and A1381T, for which no AlphaMissense score was retrieved, so none of these values is comparable with the structural AUC of 0.943.</w:t>
       </w:r>
     </w:p>
     <w:p>
@@ -4018,7 +4338,7 @@
     </w:p>
     <w:p>
       <w:r>
-        <w:t>Silent results occurred in both pathogenic and benign variants (S3 Text), so silence does not separate them. The asymmetry matters for use: a structural call supplies a testable hypothesis, whereas a silent result is weak evidence against pathogenicity, because the mechanism may lie outside what the model represents.</w:t>
+        <w:t>The two views are therefore asymmetric in use: a structural call supplies a testable hypothesis, whereas a silent result constrains nothing about pathogenicity (S3 Text).</w:t>
       </w:r>
     </w:p>
     <w:p>
@@ -4039,12 +4359,12 @@
     </w:p>
     <w:p>
       <w:r>
-        <w:t>COMAVI answers two practical questions: which variants deserve structural follow-up, and which experiment should test the predicted effect. Its two outputs fail differently. The priority score uses no threshold, so the prioritization results hold at any threshold, whereas the mechanism profile depends on the threshold at which a continuous energy becomes a call. A practical workflow therefore has two steps. The priority score allocates experimental effort. The signed energies for isolated-subunit stability, assembled-complex stability and binding to each partner, read with their uncertainty, threshold, tier and model limitations, then select a stability, assembly or binding experiment. A high score without an energy call is a reason to examine a site, not a named lesion.</w:t>
-      </w:r>
-    </w:p>
-    <w:p>
-      <w:r>
-        <w:t>The threshold should follow the cost of error. The 1.0 kcal/mol default suits screening, where a missed mechanism costs more than extra follow-up; 2.5 kcal/mol is the benchmark reference; and the prediction-interval bound suits settings where a false mechanistic claim is costly. These thresholds separate curated mechanisms from no-lesion variants, a different question from the 3 kcal/mol cut-off that MAVISp and related MLH1 studies use to predict cellular degradation [15,66,67]. Because each call is reported with its continuous energy, a user can re-read it at another threshold; 21 of the 57 graded variants change grade within the prespecified range (S1 Table, benchmark_variants sheet). A silent result means that the supplied static model shows no lesion at the stated threshold. It does not mean that a variant is benign, nonfunctional or unworthy of study.</w:t>
+        <w:t>COMAVI answers two practical questions: which variants deserve structural follow-up, and which experiment should test the predicted effect. Its two outputs fail differently: the priority score carries no threshold, whereas the mechanism profile depends on the one at which a continuous energy becomes a call. A practical workflow therefore has two steps. The priority score allocates experimental effort. The signed energies for isolated-subunit stability, assembled-complex stability and binding to each partner, read with their uncertainty, threshold, tier and model limitations, then select a stability, assembly or binding experiment. A high score without an energy call is a reason to examine a site, not a named lesion.</w:t>
+      </w:r>
+    </w:p>
+    <w:p>
+      <w:r>
+        <w:t>The threshold should follow the cost of error. The 1.0 kcal/mol default suits screening, where a missed mechanism costs more than extra follow-up; 2.5 kcal/mol is the benchmark reference; and the prediction-interval bound suits settings where a false mechanistic claim is costly. These thresholds separate curated mechanisms from no-lesion variants, a different question from the 3 kcal/mol cut-off that MAVISp and related MLH1 studies use to predict cellular degradation [15,66,67]. Because each call is reported with its continuous energy, a user can re-read it at another threshold; 21 of the 57 graded variants change grade within the prespecified range (S2 Table, benchmark_variants sheet). A silent result means that the supplied static model shows no lesion at the stated threshold. It does not mean that a variant is benign, nonfunctional or unworthy of study.</w:t>
       </w:r>
     </w:p>
     <w:p>
@@ -4062,12 +4382,12 @@
     </w:p>
     <w:p>
       <w:r>
-        <w:t>MAVISp is the closest existing framework [15]. Both use FoldX BuildModel for stability and AnalyseComplex for interaction energy, averaged over replicates, and both report fold and binding effects separately; MAVISp also runs a consensus of predictors and covers more than a thousand proteins. COMAVI differs in three ways. First, it scores each substitution in both the isolated subunit and the assembled complex and contrasts the two, whereas the MAVISp stability module uses one structure per target and its interaction module treats interfaces separately. Second, it evaluates mechanism attribution against literature-defined expectations for each axis and against measured energies. MAVISp is validated against functional assays and clinical labels, and its authors note that interaction data are too scarce and heterogeneous to benchmark its binding module. The two designs trade scale against the availability of a measured answer. Third, COMAVI is a pipeline that runs on a user's own structures and variants, whereas MAVISp is a curated database to which new proteins are added. ELASPIC likewise assigns each substitution to a core or an interface model [14].</w:t>
-      </w:r>
-    </w:p>
-    <w:p>
-      <w:r>
-        <w:t>The work makes three separable contributions. The first is the isolated-versus-assembled contrast, which can separate a predicted folding problem from a predicted binding problem. The second is a benchmark, usable independently of COMAVI, in which every expectation carries a written basis and a citation and an automated check enforces their agreement. The third is the comparison of predictions with measured energies instead of with other predictors.</w:t>
+        <w:t>MAVISp is the closest existing framework [15]. Both use FoldX BuildModel for stability and AnalyseComplex for interaction energy, averaged over replicates, and both report fold and binding effects separately; MAVISp also runs a consensus of predictors and covers more than a thousand proteins. COMAVI differs in three ways. First, it scores each substitution in both the isolated subunit and the assembled complex and contrasts the two, whereas the MAVISp stability module uses one structure per target and its interaction module treats interfaces separately. Second, it evaluates mechanism attribution against literature-defined expectations for each axis and against measured energies. MAVISp is validated against functional assays and clinical labels, and its authors note that interaction data are too scarce and heterogeneous to benchmark its binding module. The two designs trade scale against the availability of a measured answer. Third, COMAVI is a pipeline that runs on a user's own structures and variants, whereas MAVISp is a curated database to which new proteins are added.</w:t>
+      </w:r>
+    </w:p>
+    <w:p>
+      <w:r>
+        <w:t>Two of these differences stand on their own, independently of the pipeline. The first is the benchmark itself: every expectation carries a written basis and a citation, and an automated check enforces their agreement. The second is the comparison of predictions with measured energies rather than with other predictors.</w:t>
       </w:r>
     </w:p>
     <w:p>
@@ -4080,17 +4400,17 @@
     </w:p>
     <w:p>
       <w:r>
-        <w:t>FoldX preserves the direction and rank of an effect better than its size. Published correlations between FoldX and measured stability changes range from 0.19 to 0.81, and the uncertainty of a single prediction is large [69]; evaluations report qualitative agreement more often than quantitative agreement [16]. Here the slope against measured energies was 0.42. Large destabilizations are therefore understated, stringent thresholds miss real effects, and the priority score cannot be read in experimental energy units.</w:t>
-      </w:r>
-    </w:p>
-    <w:p>
-      <w:r>
-        <w:t>A related caution applies to small effects. A variant below the threshold is reported as carrying no modeled lesion on that axis, not as having no effect. Modest destabilizations can matter, especially where a small change in stability or affinity alters assembly or turnover. At 2.5 kcal/mol COMAVI reproduced 12 of 42 measured destabilizations, against 27 at 1.0 kcal/mol, so a study concerned with mild perturbations should use the lower threshold and accept more false calls.</w:t>
-      </w:r>
-    </w:p>
-    <w:p>
-      <w:r>
-        <w:t>The benchmark is small and clustered: 57 graded variants in 14 systems, with the variants of a system sharing structures and curation. Resampling whole systems addresses this dependence but cannot replace prospective validation. Evidence is also uneven: isolated-subunit stability and binding have direct energy anchors, assembled-complex stability has none, and five no-lesion variants are graded only at the whole-variant level.</w:t>
+        <w:t>FoldX preserves the direction and rank of an effect better than its size, here and in the literature. Published correlations with measured stability changes range from 0.19 to 0.81, and the uncertainty of a single prediction is large [69]; evaluations report qualitative agreement more often than quantitative agreement [16]. Large destabilizations are therefore understated, stringent thresholds miss real effects, and the priority score cannot be read in experimental energy units.</w:t>
+      </w:r>
+    </w:p>
+    <w:p>
+      <w:r>
+        <w:t>A related caution applies to small effects. A variant below the threshold is reported as carrying no modeled lesion on that axis, not as having no effect. Modest destabilizations can matter where a small change in stability or affinity alters assembly or turnover, and the measured-recovery counts above show how many of them a stringent threshold discards. A study concerned with mild perturbations should therefore use the lower threshold and accept more false calls.</w:t>
+      </w:r>
+    </w:p>
+    <w:p>
+      <w:r>
+        <w:t>The benchmark is small and clustered: 57 graded variants in 14 systems, with the variants of a system sharing structures and curation. Resampling whole systems addresses this dependence but cannot replace prospective validation. The same benchmark informed the development of the priority score, so its ranking figures, including the AUC of 0.943, are in-sample estimates; the formula is frozen, which is what makes an out-of-sample test possible, but this benchmark cannot provide one. Performance was also lower on predicted than on experimental complexes, by an amount this cohort cannot resolve. Evidence is uneven as well: isolated-subunit stability and binding have direct energy anchors, assembled-complex stability has none, and five no-lesion variants are graded only at the whole-variant level.</w:t>
       </w:r>
     </w:p>
     <w:p>
@@ -4101,6 +4421,14 @@
     <w:p>
       <w:r>
         <w:t>The most informative next tests are external panels that separate folding from binding and include both disruptive and function-retaining variants. More variants in the VWF A1–GPIbα and complement factor H–C3b systems would strengthen the evidence on fold-neutral binding lesions, and SOD1, transthyretin and the dense PDZ and SH3 landscapes can test coupled tertiary, quaternary and allosteric effects [3,70,71]. The priority-score formula is frozen and should be evaluated on such panels without retuning. Extending the tier and the priority score to monomer-only systems would require a prespecified formula and prospective validation.</w:t>
+      </w:r>
+    </w:p>
+    <w:p>
+      <w:pPr>
+        <w:pStyle w:val="Heading2"/>
+      </w:pPr>
+      <w:r>
+        <w:t>Conclusion</w:t>
       </w:r>
     </w:p>
     <w:p>
@@ -4139,7 +4467,7 @@
     </w:p>
     <w:p>
       <w:r>
-        <w:t>COMAVI scores a variant on a supplied model of a complex whose composition is known; it does not discover partners. Complex structures were predicted with the AlphaFold 3 server [4], and seven systems used experimental structures (Table 1). Energies were calculated with FoldX 5.1 [72,73] using default energy-function parameters. Energies are reported in kcal/mol, the convention of the stability literature; 1 kcal/mol is 4.184 kJ/mol. Each structure was repaired once with RepairPDB. BuildModel was run five times per variant on the isolated subunit and on the assembled complex, and AnalyseComplex was applied to each mutant complex to obtain the change in interaction energy with each partner. ΔΔG is mutant minus wild type in kcal/mol, so positive values are destabilizing; the axis value is the mean over replicates, and the replicate standard deviation is kept. Summary outputs use the most disruptive partner, and partner-level values remain available. Running BuildModel and AnalyseComplex separately keeps an interface-localized fold signal from being read as a binding change. S1 Text gives the commands.</w:t>
+        <w:t>COMAVI scores a variant on a supplied model of a complex whose composition is known; it does not discover partners. Seven systems used experimental complex structures and seven used models from the AlphaFold 3 server (Table 1) [4]. The isolated subunit is a separate single-chain model, not a chain extracted from the complex. Eleven of the 14 systems use a single-chain AlphaFold 3 model of the relevant gene, including systems whose complex is experimental; the BRCT, VWF A1 and complement factor H systems use the experimental chain. The two stability axes are therefore calculated on different coordinates. That difference is what makes the contrast between them informative, and it is also a source of error. Energies were calculated with FoldX 5.1 [72,73] using default energy-function parameters. Energies are reported in kcal/mol, the convention of the stability literature; 1 kcal/mol is 4.184 kJ/mol. Each structure was repaired once with RepairPDB. BuildModel was run five times per variant on the isolated subunit and on the assembled complex, and AnalyseComplex was applied to each mutant complex to obtain the change in interaction energy with each partner. ΔΔG is mutant minus wild type in kcal/mol, so positive values are destabilizing; the axis value is the mean over replicates, and the replicate standard deviation is kept. Summary outputs use the most disruptive partner, and partner-level values remain available. Running BuildModel and AnalyseComplex separately keeps an interface-localized fold signal from being read as a binding change. S1 Text gives the commands.</w:t>
       </w:r>
     </w:p>
     <w:p>
@@ -4152,7 +4480,7 @@
     </w:p>
     <w:p>
       <w:r>
-        <w:t>FoldX calculates ΔΔG from the supplied coordinates, and the predicted local distance difference test (pLDDT) of an AlphaFold model does not rescale these energies. Instead, pLDDT decides whether an axis from a predicted structure can support a mechanism call or enter the priority score, using the confidence bands of the AlphaFold database [74]. Sites with pLDDT ≥ 70 count as confident. Sites from 50 to below 70 are retained as lower-confidence evidence when axis-specific uncertainty checks also pass. Below 50, the predicted axis is not used, and the partner contributes no contacts, interface occupancy or burial to the tier. The tier's context score is multiplied by 0.7 for a best-site pLDDT from 50 to below 70 and by 0.4 below 50; experimental structures are not attenuated. Isolated-subunit stability is not graded in regions without an independently stable fold.</w:t>
+        <w:t>FoldX calculates ΔΔG from the supplied coordinates, and the predicted local distance difference test (pLDDT) of an AlphaFold model does not rescale these energies. Instead pLDDT decides whether a predicted axis is used at all, using the confidence bands of the AlphaFold database [74]. Two thresholds act at once rather than defining alternative settings. An axis is admitted when the pLDDT at the variant site reaches 50. The isolated-subunit axis follows the site pLDDT in the single-chain model, and each partner's axes follow the site pLDDT in the complex. An axis below 50 contributes neither a mechanism call nor a term to the priority score, and that partner adds no contacts, interface occupancy or burial to the tier. At 70 the derived confidence of a variant's energies is upgraded from medium to high, which the concordance analyses use. Independently of either, the tier's context score is multiplied by 0.7 when the best site pLDDT lies between 50 and 70 and by 0.4 below 50; experimental structures are not attenuated.</w:t>
       </w:r>
     </w:p>
     <w:p>
@@ -4343,7 +4671,7 @@
     </w:p>
     <w:p>
       <w:r>
-        <w:t>The priority score does not change with the threshold used for mechanism calls. It is not a pathogenicity probability, it does not identify the disrupted process, and no binary cut-off on it has been validated. The Tier 1–2 cut-off is used only in the descriptive comparator analyses.</w:t>
+        <w:t>The priority score does not change with the threshold used for mechanism calls, and the prioritization results below therefore hold at every threshold. It is not a pathogenicity probability, it does not identify the disrupted process, and no binary cut-off on it has been validated. The Tier 1–2 cut-off is used only in the descriptive comparator analyses.</w:t>
       </w:r>
     </w:p>
     <w:p>
@@ -4356,7 +4684,7 @@
     </w:p>
     <w:p>
       <w:r>
-        <w:t>A predicted energy becomes a call on an axis when its absolute value reaches the threshold. Five operating points were fixed before scoring: uniform thresholds of 1.0, 1.5, 2.0 and 2.5 kcal/mol, and the prediction-interval bound. The bound takes, separately for each axis, the upper limit of the 95% prediction interval fitted to FoldX folding and binding predictions [69]: 2.9 kcal/mol for isolated-subunit stability, 2.9 for assembled-complex stability and 3.5 for binding. A call that survives the bound is unlikely to arise from prediction error alone. The released software uses 1.0 kcal/mol as a screening default, and 2.5 kcal/mol is the benchmark reference. S2 Table (threshold_sweep sheet) reports post hoc points above the bound. Crossing the energy calls with the tier (Tier 1–2 against Tier 3–4) defines four descriptive evidence states: convergent, energy only, context only and neither (S2 Text).</w:t>
+        <w:t>A predicted energy becomes a call on an axis when its absolute value reaches the threshold. Five operating points were fixed before scoring: uniform thresholds of 1.0, 1.5, 2.0 and 2.5 kcal/mol, and the prediction-interval bound. The bound takes, separately for each axis, the upper limit of the 95% prediction interval fitted to FoldX folding and binding predictions [69]: 2.9 kcal/mol for isolated-subunit stability, 2.9 for assembled-complex stability and 3.5 for binding. A call that survives the bound is unlikely to arise from prediction error alone. The released software uses 1.0 kcal/mol as a screening default, and 2.5 kcal/mol is the benchmark reference. S3 Table (threshold_sweep sheet) reports post hoc points above the bound. Crossing the energy calls with the tier (Tier 1–2 against Tier 3–4) defines four descriptive evidence states: convergent, energy only, context only and neither (S2 Text).</w:t>
       </w:r>
     </w:p>
     <w:p>
@@ -4369,12 +4697,12 @@
     </w:p>
     <w:p>
       <w:r>
-        <w:t>The primary literature defined the expected direction on each applicable axis, and each expectation was classified by what its source measured. Class E1, quantitative energetic, is a reported thermodynamic or kinetic quantity for the substitution, such as a melting-temperature shift, an unfolding free energy or a dissociation constant. E2, quantitative functional, is a numerical assay readout that stands in for one of these, such as a deep-mutational-scanning abundance or interaction score. E3, qualitative experimental, is a direct observation reported without a number, such as loss of co-immunoprecipitation. E4, population frequency, is inference from allele frequency or constraint without an assay of the variant. E5, inferred, is an expectation implied by an established mechanism without a measurement of that axis; a variant shown to bind normally while losing catalytic activity, for example, implies a neutral binding axis. The absence of an assay was never treated as evidence: without a published result implying the axis state, the axis was left uncommitted. S3 Table gives the class, basis and citation of all 98 committed expectations, and an automated check enforces agreement between each committed direction and its written basis (S3 Text).</w:t>
-      </w:r>
-    </w:p>
-    <w:p>
-      <w:r>
-        <w:t>For each variant, we asked whether the supplied structure contains the context its known mechanism needs: the relevant partner, ligand, modification, oligomeric state and conformation. When the context was absent, a silent result could not test the mechanism and was treated as a limitation of the model, not as negative evidence. The isolated BRCT structure, for example, represents fold energetics but not phosphopeptide recognition by R1699L and R1699Q; HBB E6V requires the deoxygenated polymerization state; VHL Y98H lacks the bound hypoxia-inducible factor peptide; and CALM1 N98S depends on calcium-linked dynamics. S1 Table (model_scope sheet) gives the rules.</w:t>
+        <w:t>The primary literature defined the expected direction on each applicable axis, and each expectation was classified by what its source measured. Class E1, quantitative energetic, is a reported thermodynamic or kinetic quantity for the substitution, such as a melting-temperature shift, an unfolding free energy or a dissociation constant. E2, quantitative functional, is a numerical assay readout that stands in for one of these, such as a deep-mutational-scanning abundance or interaction score. E3, qualitative experimental, is a direct observation reported without a number, such as loss of co-immunoprecipitation. E4, population frequency, is inference from allele frequency or constraint without an assay of the variant. E5, inferred, is an expectation implied by an established mechanism without a measurement of that axis; a variant shown to bind normally while losing catalytic activity, for example, implies a neutral binding axis. The absence of an assay was never treated as evidence: without a published result implying the axis state, the axis was left uncommitted. S1 Table gives the class, basis and citation of all 98 committed expectations, and an automated check enforces agreement between each committed direction and its written basis (S3 Text). Expectations were curated from the primary literature; during development, expectations found to contradict their own written basis were corrected, and every correction is recorded with its reason (S3 Text).</w:t>
+      </w:r>
+    </w:p>
+    <w:p>
+      <w:r>
+        <w:t>For each variant, we asked whether the supplied structure contains the context its known mechanism needs: the relevant partner, ligand, modification, oligomeric state and conformation. When the context was absent, a silent result could not test the mechanism and was treated as a limitation of the model, not as negative evidence. The isolated BRCT structure, for example, represents fold energetics but not phosphopeptide recognition by R1699L and R1699Q; HBB E6V requires the deoxygenated polymerization state; VHL Y98H lacks the bound hypoxia-inducible factor peptide; and CALM1 N98S depends on calcium-linked dynamics. S2 Table (model_scope sheet) gives the rules.</w:t>
       </w:r>
     </w:p>
     <w:p>
@@ -4882,12 +5210,17 @@
     </w:p>
     <w:p>
       <w:r>
+        <w:t>Variants are named as their primary literature names them. For 53 of the 61 that is the numbering of the UniProt reference sequence; the six HBB variants use mature-chain numbering, so HBB E6V is p.Glu7Val. Two benign controls are named in the reverse direction, because the deposited structure each was modeled on carries the substituted residue rather than the reference one. 2WII carries Ile where the reference sequence has Val62, and 1SQ0 carries Ala where it has Thr1381. The calculations labelled CFH I62V and VWF A1381T are therefore the reverse of p.Val62Ile and p.Thr1381Ala. Both are curated no-lesion controls, and on each of the three axes both predict below 0.72 kcal/mol, under the lowest threshold considered, so the direction of the calculation affects no reported result.</w:t>
+      </w:r>
+    </w:p>
+    <w:p>
+      <w:r>
         <w:t>A measured destabilization counts as recovered at a threshold when the predicted energy reaches that threshold with the same sign; the population is every comparison with a measured destabilization of at least 1.0 kcal/mol. Calibration used Spearman correlation and least-squares regression of predicted on measured ΔΔG.</w:t>
       </w:r>
     </w:p>
     <w:p>
       <w:r>
-        <w:t>For prioritization, the positive class is the 17 structural-mechanism variants and the negative class the 30 no-lesion variants in the 47-variant population. Average precision summarizes precision over the recall curve, and top-k recovery counts the structural mechanisms among the k highest-ranked variants. Alternative formulas, score bands and component analyses are internal sensitivity analyses, because the same benchmark informed the development of the score (S2 Text; S4 Fig). Within-system permutation tests for the tier screens used exact convolved hypergeometric distributions.</w:t>
+        <w:t>For prioritization, the positive class is the 17 structural-mechanism variants and the negative class the 30 no-lesion variants in the 47-variant population. Average precision summarizes precision over the recall curve, and top-k recovery counts the structural mechanisms among the k highest-ranked variants. Alternative formulas, score bands and component analyses are internal sensitivity analyses, because the same benchmark informed the development of the score (S2 Text; S5 Fig). Within-system permutation tests for the tier screens used exact convolved hypergeometric distributions.</w:t>
       </w:r>
     </w:p>
     <w:p>
@@ -4905,7 +5238,7 @@
     </w:p>
     <w:p>
       <w:r>
-        <w:t>Scoring and statistics used Python with pandas, SciPy and scikit-learn. Code, reference outputs, figure sources and regression tests are available at https://github.com/la424/comavi. The priority score is implemented once in a shared engine, so benchmark and external runs receive the same versioned fields. FoldX, which is licensed separately, and the large collections of structural inputs are not redistributed.</w:t>
+        <w:t>Scoring and statistics used Python 3.11 with pandas 2.3.3, NumPy 2.4.6, SciPy 1.17.1 and scikit-learn 1.9.0. Code, reference outputs, figure sources and regression tests are available at https://github.com/la424/comavi. The priority score is implemented once in a shared engine, so benchmark and external runs receive the same versioned fields. FoldX, which is licensed separately, and the large collections of structural inputs are not redistributed.</w:t>
       </w:r>
     </w:p>
     <w:p>
@@ -5317,13 +5650,13 @@
         <w:rPr>
           <w:b/>
         </w:rPr>
-        <w:t>S1 Table. Benchmark cohort, evidence and comparator tables.</w:t>
+        <w:t>S1 Table. Committed structural expectations with their evidence basis and citation.</w:t>
       </w:r>
       <w:r>
         <w:t xml:space="preserve"> </w:t>
       </w:r>
       <w:r>
-        <w:t>Per-variant benchmark record with graded calls at every threshold, evidence composition, model scope, structural-context comparators, denominator sensitivity and fold–binding disagreements, one sheet each.</w:t>
+        <w:t>All 98 committed axis expectations, and the five no-lesion variants graded at the whole-variant level, with evidence class, one-line basis and reference.</w:t>
       </w:r>
     </w:p>
     <w:p>
@@ -5331,13 +5664,13 @@
         <w:rPr>
           <w:b/>
         </w:rPr>
-        <w:t>S2 Table. Operating points, evidence states and robustness tables.</w:t>
+        <w:t>S2 Table. Benchmark cohort, evidence and comparator tables.</w:t>
       </w:r>
       <w:r>
         <w:t xml:space="preserve"> </w:t>
       </w:r>
       <w:r>
-        <w:t>Threshold sweep including post hoc points, measured-effect recovery, call relationships, tier distribution, evidence states, detection metrics, pathogenicity ranking, robustness and SKEMPI 2.0 validation.</w:t>
+        <w:t>Per-variant benchmark record with graded calls at every threshold, evidence composition, model scope, structural-context comparators, denominator sensitivity and fold–binding disagreements, one sheet each.</w:t>
       </w:r>
     </w:p>
     <w:p>
@@ -5345,13 +5678,13 @@
         <w:rPr>
           <w:b/>
         </w:rPr>
-        <w:t>S3 Table. Committed structural expectations with their evidence basis and citation.</w:t>
+        <w:t>S3 Table. Operating points, evidence states and robustness tables.</w:t>
       </w:r>
       <w:r>
         <w:t xml:space="preserve"> </w:t>
       </w:r>
       <w:r>
-        <w:t>All 98 committed axis expectations, and the five no-lesion variants graded at the whole-variant level, with evidence class, one-line basis and reference.</w:t>
+        <w:t>Threshold sweep including post hoc points, measured-effect recovery, call relationships, tier distribution, evidence states, detection metrics, pathogenicity ranking, robustness and SKEMPI 2.0 validation.</w:t>
       </w:r>
     </w:p>
     <w:p>
@@ -5429,13 +5762,13 @@
         <w:rPr>
           <w:b/>
         </w:rPr>
-        <w:t>S3 Fig. Structural-context comparators on the 47-variant prioritization population.</w:t>
+        <w:t>S3 Fig. Call relationships between predicted and measured energies at 2.5 kcal/mol.</w:t>
       </w:r>
       <w:r>
         <w:t xml:space="preserve"> </w:t>
       </w:r>
       <w:r>
-        <w:t>Sensitivity on the 17 structural-mechanism variants and specificity on the 30 no-lesion variants for interface status alone, the tier without its interface bonus and the full tier (Tier 1–2).</w:t>
+        <w:t>Absolute prediction error for the 63 comparisons, grouped by whether the measured and predicted calls agree (n = 43), disagree with both values within 1.0 kcal/mol of the threshold (borderline, n = 7) or disagree by more (substantive, n = 13). Gray bars mark medians; open circles, barnase Glu73.</w:t>
       </w:r>
     </w:p>
     <w:p>
@@ -5443,13 +5776,13 @@
         <w:rPr>
           <w:b/>
         </w:rPr>
-        <w:t>S4 Fig. Priority-score transformation and component ranking.</w:t>
+        <w:t>S4 Fig. Structural-context comparators on the 47-variant prioritization population.</w:t>
       </w:r>
       <w:r>
         <w:t xml:space="preserve"> </w:t>
       </w:r>
       <w:r>
-        <w:t>(A) The energy component E = R/(1 + R) as a function of the largest energy ratio R. (B) ROC curves for the priority score and its energy and context components on the 47-variant prioritization population.</w:t>
+        <w:t>Sensitivity on the 17 structural-mechanism variants and specificity on the 30 no-lesion variants for interface status alone, the tier without its interface bonus and the full tier (Tier 1–2).</w:t>
       </w:r>
     </w:p>
     <w:p>
@@ -5457,13 +5790,13 @@
         <w:rPr>
           <w:b/>
         </w:rPr>
-        <w:t>S5 Fig. Call relationships between predicted and measured energies at 2.5 kcal/mol.</w:t>
+        <w:t>S5 Fig. Priority-score transformation and component ranking.</w:t>
       </w:r>
       <w:r>
         <w:t xml:space="preserve"> </w:t>
       </w:r>
       <w:r>
-        <w:t>Absolute prediction error for the 63 comparisons, grouped by whether the measured and predicted calls agree (n = 43), disagree with both values within 1.0 kcal/mol of the threshold (borderline, n = 7) or disagree by more (substantive, n = 13). Gray bars mark medians; open circles, barnase Glu73.</w:t>
+        <w:t>(A) The energy component E = R/(1 + R) as a function of the largest energy ratio R. (B) ROC curves for the priority score and its energy and context components on the 47-variant prioritization population.</w:t>
       </w:r>
     </w:p>
     <w:sectPr>

--- a/docs/COMAVI_manuscript_current.docx
+++ b/docs/COMAVI_manuscript_current.docx
@@ -2002,7 +2002,7 @@
     </w:p>
     <w:p>
       <w:r>
-        <w:t>COMAVI's premise is that one calculation on the isolated subunit is not enough, so we first measured what the assembled complex adds on the same variants at the same threshold. At the 2.5 kcal/mol reference the isolated-subunit axis alone reached the threshold for 7 of the 25 variants carrying a committed structural mechanism; with the assembled-complex and binding axes the figure is 20. The 13 variants found only through the assembled axes are 6 of the 9 pure interface destabilizers, 5 of the 6 mixed expectations and 2 fold mechanisms, drawn from 7 of the 13 complexes. Among the 17 structural mechanisms that sit in a complex the contrast is starker, 2 against 15. The cost is three further calls on no-lesion variants: correct rejection falls from 29 of 32 to 26. At the 1.0 kcal/mol screening default the same comparison gives 12 against 23 detected and 21 against 5 rejected, so the assembled axes carry most of the detection at every threshold and most of the false calls at permissive ones (Table 2).</w:t>
+        <w:t>COMAVI's premise is that one calculation on the isolated subunit is not enough, so we first measured what the assembled complex adds on the same variants at the same threshold. At the 2.5 kcal/mol reference the isolated-subunit axis alone reached the threshold for 7 of the 25 variants carrying a committed structural mechanism; with the assembled-complex and binding axes the figure is 20. The 13 variants found only through the assembled axes are 6 of the 9 pure interface destabilizers, 5 of the 6 mixed expectations and 2 fold mechanisms, drawn from 7 of the 13 complexes. Among the 17 structural mechanisms that sit in a complex the contrast is starker, 2 against 15. The cost is three further calls on no-lesion variants: correct rejection falls from 29 of 32 to 26. At the 1.0 kcal/mol screening default the same comparison gives 12 against 22 detected and 21 against 14 rejected, so the assembled axes carry most of the detection at every threshold and most of the false calls at permissive ones (Table 2).</w:t>
       </w:r>
     </w:p>
     <w:p>
@@ -2727,7 +2727,7 @@
               <w:rPr>
                 <w:sz w:val="18"/>
               </w:rPr>
-              <w:t>0.920</w:t>
+              <w:t>0.880</w:t>
             </w:r>
           </w:p>
         </w:tc>
@@ -3019,7 +3019,7 @@
               <w:rPr>
                 <w:sz w:val="18"/>
               </w:rPr>
-              <w:t>0.760</w:t>
+              <w:t>0.720</w:t>
             </w:r>
           </w:p>
         </w:tc>
@@ -3165,7 +3165,7 @@
               <w:rPr>
                 <w:sz w:val="18"/>
               </w:rPr>
-              <w:t>0.156</w:t>
+              <w:t>0.438</w:t>
             </w:r>
           </w:p>
         </w:tc>
@@ -4076,7 +4076,7 @@
     </w:p>
     <w:p>
       <w:r>
-        <w:t>Raising the threshold changed the three binary rates in different ways. Detection was nearly flat: at least one axis fired for 23 of the 25 mechanisms at 1.0 kcal/mol, for 20 at 1.5 to 2.5 kcal/mol and for 18 at the bound. Attribution fell at every step, from 19 to 17, 16, 14 and 12. Correct rejection rose at every step, from 5 of 32 to 19, 23, 26 and 27. Stringency therefore buys rejection by losing the correct axis, not by missing the lesion. The structural arm fell from 0.760 to 0.540 and the no-lesion arm rose from 0.438 to 0.844, and the two cross between 1.5 and 2.0 kcal/mol (Fig 2A and 2C).</w:t>
+        <w:t>Raising the threshold changed the three binary rates in different ways. Detection was nearly flat: at least one axis fired for 22 of the 25 mechanisms at 1.0 kcal/mol, for 20 at 1.5 to 2.5 kcal/mol and for 18 at the bound. Attribution fell at every step, from 18 to 17, 16, 14 and 12. Correct rejection rose at every step, from 14 of 32 to 19, 23, 26 and 27. Stringency therefore buys rejection by losing the correct axis, not by missing the lesion. The structural arm fell from 0.760 to 0.540 and the no-lesion arm rose from 0.438 to 0.844, and the two cross between 1.5 and 2.0 kcal/mol (Fig 2A and 2C).</w:t>
       </w:r>
     </w:p>
     <w:p>

--- a/docs/COMAVI_manuscript_current.docx
+++ b/docs/COMAVI_manuscript_current.docx
@@ -1,6 +1,6 @@
 
 <file path=word/document.xml><?xml version="1.0" encoding="utf-8"?>
-<w:document xmlns:a="http://schemas.openxmlformats.org/drawingml/2006/main" xmlns:ns1="http://schemas.openxmlformats.org/markup-compatibility/2006" xmlns:ns2="http://schemas.microsoft.com/office/word/2010/wordml" xmlns:ns4="http://schemas.microsoft.com/office/word/2010/wordprocessingDrawing" xmlns:ns6="http://schemas.openxmlformats.org/drawingml/2006/picture" xmlns:r="http://schemas.openxmlformats.org/officeDocument/2006/relationships" xmlns:w="http://schemas.openxmlformats.org/wordprocessingml/2006/main" xmlns:wp="http://schemas.openxmlformats.org/drawingml/2006/wordprocessingDrawing" ns1:Ignorable="w14 w15 w16se w16cid w16 w16cex w16sdtdh w16sdtfl w16du wp14">
+<w:document xmlns:a="http://schemas.openxmlformats.org/drawingml/2006/main" xmlns:ns1="http://schemas.openxmlformats.org/markup-compatibility/2006" xmlns:ns4="http://schemas.openxmlformats.org/drawingml/2006/picture" xmlns:ns6="http://schemas.openxmlformats.org/officeDocument/2006/math" xmlns:r="http://schemas.openxmlformats.org/officeDocument/2006/relationships" xmlns:w="http://schemas.openxmlformats.org/wordprocessingml/2006/main" xmlns:wp="http://schemas.openxmlformats.org/drawingml/2006/wordprocessingDrawing" ns1:Ignorable="w14 w15 w16se w16cid w16 w16cex w16sdtdh w16sdtfl w16du wp14">
   <w:body>
     <w:p>
       <w:pPr>
@@ -46,7 +46,7 @@
     </w:p>
     <w:p>
       <w:r>
-        <w:t>Pathogenicity predictors rank missense variants by how likely they are to cause disease, but they rarely name the structural process a variant disrupts or the experiment that would test it. COMAVI (COMplex-Aware Variant Impact scoring) uses FoldX to score each substitution twice, in the isolated subunit and in the assembled complex, and reports three predicted energy changes: isolated-subunit stability, assembled-complex stability and binding to each partner. With a structural-context tier, these yield two outputs: a priority score that ranks variants for structural follow-up, and a mechanism profile that names the disrupted process and therefore the experiment. We evaluated both against a literature-curated benchmark of 61 variants in 14 protein systems, experimental or predicted with AlphaFold 3, in which every expected effect carries a written evidence basis and a citation. Scoring the assembled complex is what made most lesions visible: at the 2.5 kcal/mol reference threshold the isolated-subunit axis alone detected 7 of the 25 variants with a committed structural mechanism, and the three axes together detected 20, at a cost of three further calls among 32 no-lesion variants. The mechanism-pattern score was 41.0 of 57 graded variants (0.719) against 0.561 for the strongest trivial strategy, but the axis the literature implicates fired for only 14 of the 25. Across the prespecified range of 1.0 to 2.5 kcal/mol, stringency left detection nearly unchanged, lowered attribution and raised correct rejection. Predicted energies ranked measured effects (Spearman ρ = 0.48, n = 63) but compressed their size (slope 0.42). The priority score placed 16 of 17 structural mechanisms in the top 20 of 47 ranked variants. Use the priority score to choose variants, then the mechanism profile to choose a stability, assembly or binding experiment. A silent result means that the supplied model shows no lesion, not that the variant is benign.</w:t>
+        <w:t>Pathogenicity predictors rank missense variants by how likely they are to cause disease, but they rarely name the structural process a variant disrupts or the experiment that would test it. COMAVI (COMplex-Aware Variant Impact scoring) uses FoldX to score each substitution twice, in the isolated subunit and in the assembled complex, and reports three predicted energy changes: isolated-subunit stability, assembled-complex stability and binding to each partner. With a structural-context tier, these yield two outputs: a priority score that ranks variants for structural follow-up, and a mechanism profile that names the disrupted process and therefore the experiment. We evaluated both against a literature-curated benchmark of 61 variants in 14 protein systems, experimental or predicted with AlphaFold 3, in which every expected effect carries a written evidence basis and a citation. Scoring the assembled complex is what made most lesions visible: at the 2.5 kcal/mol reference threshold the isolated-subunit axis alone detected 7 of the 29 variants with a committed structural mechanism, and the three axes together detected 20, at a cost of three further calls among 27 no-lesion variants. The mechanism-pattern score was 37.0 of 56 graded variants (0.661) against 0.482 for the strongest trivial strategy, but the axis the literature implicates fired for only 14 of the 29. Across the prespecified range of 1.0 to 2.5 kcal/mol, stringency left detection nearly unchanged, lowered attribution and raised correct rejection. Predicted energies ranked measured effects (Spearman ρ = 0.48, n = 63) but compressed their size (slope 0.42). The priority score placed 17 of 21 structural mechanisms in the top 20 of 46 ranked variants. Use the priority score to choose variants, then the mechanism profile to choose a stability, assembly or binding experiment. A silent result means that the supplied model shows no lesion, not that the variant is benign.</w:t>
       </w:r>
     </w:p>
     <w:p>
@@ -59,7 +59,7 @@
     </w:p>
     <w:p>
       <w:r>
-        <w:t>Genetic testing finds far more changes to single protein building blocks than any laboratory can study. Computer tools estimate which changes cause disease but rarely say how, which is what decides the next experiment. Most proteins work while bound to partners. A change can make the protein itself unstable, or leave it folded but weaken its grip on a partner, and the two are tested differently. Our method evaluates each change twice, in the protein alone and in the assembled group, to tell them apart. We tested it on 61 changes in 14 protein systems whose effects published experiments have already established. Judging the protein alone found the damage in 7 of 25 disruptive changes; judging the assembled group found 20. Of the 57 we could grade, its predictions fully matched the published evidence for 36 and partly for 10 more, and in a ranked list of 47 it placed 16 of the 17 truly disruptive ones in the top 20. Its main weakness was naming the wrong problem: it often blamed the stability of the assembled group where the evidence pointed to a weakened grip. We describe how to choose experiments with it, and when not to trust it.</w:t>
+        <w:t>Genetic testing finds far more changes to single protein building blocks than any laboratory can study. Computer tools estimate which changes cause disease but rarely say how, which is what decides the next experiment. Most proteins work while bound to partners. A change can make the protein itself unstable, or leave it folded but weaken its grip on a partner, and the two are tested differently. Our method evaluates each change twice, in the protein alone and in the assembled group, to tell them apart. We tested it on 61 changes in 14 protein systems whose effects published experiments have already established. Judging the protein alone found the damage in 7 of 29 disruptive changes; judging the assembled group found 20. Of the 56 we could grade, its predictions fully matched the published evidence for 32 and partly for 10 more, and in a ranked list of 46 it placed 17 of the 21 truly disruptive ones in the top 20. Its main weakness was naming the wrong problem: it often blamed the stability of the assembled group where the evidence pointed to a weakened grip. We describe how to choose experiments with it, and when not to trust it.</w:t>
       </w:r>
     </w:p>
     <w:p>
@@ -104,25 +104,25 @@
             </wp:cNvGraphicFramePr>
             <a:graphic>
               <a:graphicData uri="http://schemas.openxmlformats.org/drawingml/2006/picture">
-                <ns6:pic>
-                  <ns6:nvPicPr>
-                    <ns6:cNvPr id="0" name="Fig1.png"/>
-                    <ns6:cNvPicPr/>
-                  </ns6:nvPicPr>
-                  <ns6:blipFill>
+                <ns4:pic>
+                  <ns4:nvPicPr>
+                    <ns4:cNvPr id="0" name="Fig1.png"/>
+                    <ns4:cNvPicPr/>
+                  </ns4:nvPicPr>
+                  <ns4:blipFill>
                     <a:blip r:embed="rId12"/>
                     <a:stretch>
                       <a:fillRect/>
                     </a:stretch>
-                  </ns6:blipFill>
-                  <ns6:spPr>
+                  </ns4:blipFill>
+                  <ns4:spPr>
                     <a:xfrm>
                       <a:off x="0" y="0"/>
                       <a:ext cx="5998475" cy="2154940"/>
                     </a:xfrm>
                     <a:prstGeom prst="rect"/>
-                  </ns6:spPr>
-                </ns6:pic>
+                  </ns4:spPr>
+                </ns4:pic>
               </a:graphicData>
             </a:graphic>
           </wp:inline>
@@ -161,7 +161,7 @@
     </w:p>
     <w:p>
       <w:r>
-        <w:t>The benchmark contains 61 missense variants in 14 protein systems (Table 1): 49 variants in 13 multi-chain complexes and 12 in the tandem BRCA1 C-terminal (BRCT) domain, a single-chain system with measured unfolding free energies [24]. We chose systems in which published experiments establish how each variant acts, and all energies throughout are FoldX 5.1 predictions (Methods). Together they span the mechanisms COMAVI is meant to separate: loss and gain of function, fold-driven and binding-driven disruption, and variants with ambiguous biology. For each variant, the primary literature defines the expected direction on each applicable axis [25–58]. Each of the 98 committed expectations is recorded with its evidence class, a one-line basis and a citation (S1 Table).</w:t>
+        <w:t>The benchmark contains 61 missense variants in 14 protein systems (Table 1): 49 variants in 13 multi-chain complexes and 12 in the tandem BRCA1 C-terminal (BRCT) domain, a single-chain system with measured unfolding free energies [24]. We chose systems in which published experiments establish how each variant acts, and all energies throughout are FoldX 5.1 predictions (Methods). Together they span the mechanisms COMAVI is meant to separate: loss and gain of function, fold-driven and binding-driven disruption, and variants with ambiguous biology. For each variant, the primary literature defines the expected direction on each applicable axis [25–58]. Each of the 99 committed expectations is recorded with its evidence class, a one-line basis and a citation (S1 Table).</w:t>
       </w:r>
     </w:p>
     <w:p>
@@ -1277,7 +1277,7 @@
               <w:rPr>
                 <w:sz w:val="18"/>
               </w:rPr>
-              <w:t>5</w:t>
+              <w:t>4</w:t>
             </w:r>
           </w:p>
         </w:tc>
@@ -1936,7 +1936,7 @@
               <w:rPr>
                 <w:sz w:val="18"/>
               </w:rPr>
-              <w:t>57</w:t>
+              <w:t>56</w:t>
             </w:r>
           </w:p>
         </w:tc>
@@ -1979,17 +1979,17 @@
     </w:p>
     <w:p>
       <w:r>
-        <w:t>Three nested populations serve different claims. All 61 variants receive COMAVI outputs. Of these, 57 are graded against an expected mechanism: 25 carry a committed structural mechanism and 32 are curated to carry no lesion on the modeled axes, which we call no-lesion variants. Four variants are not graded. The mechanism of BRCA1 R1699L and R1699Q, loss of phosphopeptide recognition, cannot be represented by the supplied structure, and TNNI3 R162W and VHL W117R have no committed expectation on any modeled axis (S2 Table, model_scope sheet). Of the 57 graded variants, the 47 in complexes also carry a structural-context tier and form the prioritization population of 17 structural-mechanism and 30 no-lesion variants. The 17 are a subset of the 25; the other eight are BRCT fold mechanisms, which have no partner chain and therefore no tier.</w:t>
-      </w:r>
-    </w:p>
-    <w:p>
-      <w:r>
-        <w:t>Five graded no-lesion variants carry no committed expectation on any individual axis: CALM1 D96V, N98S and F142L, which act through altered calcium binding [29,30], and SMAD4 I500T and I500V, which act through impaired monoubiquitination [44]. Their mechanisms lie outside the modeled axes, so they are graded at the whole-variant level as no-lesion variants. S1 Table lists their basis and sources, and the analyses below report the effect of removing them.</w:t>
-      </w:r>
-    </w:p>
-    <w:p>
-      <w:r>
-        <w:t>Evidence quality differs by direction, because a disruptive effect attracts a dedicated biophysical measurement far more often than a normal one does. Of the 38 expectations supported by quantitative evidence (classes E1 and E2; Methods), 25 are destabilizing; of the 60 supported by qualitative, population or inferred evidence (E3 to E5), 8 are. All 9 population-supported and all 18 inferred expectations are neutral. Restricting the benchmark to the best-evidenced expectations would therefore remove most of the no-lesion class instead of raising the standard evenly. We retained every evidence class and report evidence-restricted analyses as sensitivity analyses (S1 Text).</w:t>
+        <w:t>Three nested populations serve different claims. All 61 variants receive COMAVI outputs. Of these, 56 are graded against an expected mechanism: 29 carry a committed structural mechanism and 27 are curated to carry no lesion on the modeled axes, which we call no-lesion variants. Five variants are not graded. The mechanism of BRCA1 R1699L and R1699Q, loss of phosphopeptide recognition, cannot be represented by the supplied structure, and TNNI3 R162W, VHL W117R and MSH2 G674R have no committed expectation on any modeled axis (S2 Table, model_scope sheet). Of the 56 graded variants, the 46 in complexes also carry a structural-context tier and form the prioritization population of 21 structural-mechanism and 25 no-lesion variants. The 21 are a subset of the 29; the other eight are BRCT fold mechanisms, which have no partner chain and therefore no tier.</w:t>
+      </w:r>
+    </w:p>
+    <w:p>
+      <w:r>
+        <w:t>Four graded no-lesion variants carry no committed expectation on any individual axis: CALM1 D96V, N98S and F142L, which act through altered calcium binding [29,30], and SMAD4 I500T, which acts through impaired monoubiquitination [44]. Their mechanisms lie outside the modeled axes, so they are graded at the whole-variant level as no-lesion variants. S1 Table lists their basis and sources, and the analyses below report the effect of removing them.</w:t>
+      </w:r>
+    </w:p>
+    <w:p>
+      <w:r>
+        <w:t>Evidence quality differs by direction, because a disruptive effect attracts a dedicated biophysical measurement far more often than a normal one does. Of the 42 expectations supported by quantitative evidence (classes E1 and E2; Methods), 28 are destabilizing; of the 57 supported by qualitative, population or inferred evidence (E3 to E5), 8 are. All 9 population-supported and all 18 inferred expectations are neutral. Restricting the benchmark to the best-evidenced expectations would therefore remove most of the no-lesion class instead of raising the standard evenly. We retained every evidence class and report evidence-restricted analyses as sensitivity analyses (S1 Text).</w:t>
       </w:r>
     </w:p>
     <w:p>
@@ -2002,7 +2002,7 @@
     </w:p>
     <w:p>
       <w:r>
-        <w:t>COMAVI's premise is that one calculation on the isolated subunit is not enough, so we first measured what the assembled complex adds on the same variants at the same threshold. At the 2.5 kcal/mol reference the isolated-subunit axis alone reached the threshold for 7 of the 25 variants carrying a committed structural mechanism; with the assembled-complex and binding axes the figure is 20. The 13 variants found only through the assembled axes are 6 of the 9 pure interface destabilizers, 5 of the 6 mixed expectations and 2 fold mechanisms, drawn from 7 of the 13 complexes. Among the 17 structural mechanisms that sit in a complex the contrast is starker, 2 against 15. The cost is three further calls on no-lesion variants: correct rejection falls from 29 of 32 to 26. At the 1.0 kcal/mol screening default the same comparison gives 12 against 22 detected and 21 against 14 rejected, so the assembled axes carry most of the detection at every threshold and most of the false calls at permissive ones (Table 2).</w:t>
+        <w:t>COMAVI's premise is that one calculation on the isolated subunit is not enough, so we first measured what the assembled complex adds on the same variants at the same threshold. At the 2.5 kcal/mol reference the isolated-subunit axis alone reached the threshold for 7 of the 29 variants carrying a committed structural mechanism; with the assembled-complex and binding axes the figure is 20. The 13 variants found only through the assembled axes are 6 of the 12 pure interface variants, 5 of the 6 mixed expectations and 2 fold mechanisms, drawn from 7 of the 13 complexes. Among the 21 structural mechanisms that sit in a complex the contrast is starker, 2 against 15. The cost is three further calls on no-lesion variants: correct rejection falls from 25 of 27 to 22. At the 1.0 kcal/mol screening default the same comparison gives 12 against 24 detected and 17 against 12 rejected, so the assembled axes carry most of the detection at every threshold and most of the false calls at permissive ones (Table 2).</w:t>
       </w:r>
     </w:p>
     <w:p>
@@ -2020,7 +2020,7 @@
     </w:p>
     <w:p>
       <w:r>
-        <w:t>Each graded variant received a three-level grade: 1 when COMAVI recovered the expected combination of effects, 0.5 when it partly recovered a multi-axis pattern, and 0 otherwise. Table 2 defines this mechanism-pattern score and every other metric reported below. At the 2.5 kcal/mol (10.5 kJ/mol) reference threshold, the mechanism-pattern score was 41.0 of 57 (0.719). To judge this value, we graded every trivial fixed strategy on the same variants. The strongest, calling every variant silent, scores 0.561 by accepting all no-lesion variants and missing every mechanism. Calling every variant destabilized on every axis scores 0.386, and permuting the ground truth gives a mean of 0.484 (standard deviation 0.052; p = 0.0005; S2 Text). COMAVI exceeds the best trivial strategy by 0.158.</w:t>
+        <w:t>Each graded variant received a three-level grade: 1 when COMAVI recovered the expected combination of effects, 0.5 when it partly recovered a multi-axis pattern, and 0 otherwise. Table 2 defines this mechanism-pattern score and every other metric reported below. At the 2.5 kcal/mol (10.5 kJ/mol) reference threshold, the mechanism-pattern score was 37.0 of 56 (0.661). To judge this value, we graded every trivial fixed strategy on the same variants. The strongest, calling every variant silent, scores 0.482 by accepting all no-lesion variants and missing every mechanism. Calling every variant destabilized on both the assembled-complex and binding axes scores 0.438, and permuting the ground truth gives a mean of 0.464 (standard deviation 0.051; p = 0.0005; S2 Text). COMAVI exceeds the best trivial strategy by 0.179. Because the strongest trivial strategy scores exactly the no-lesion fraction of the cohort, this margin, rather than the raw score, is the quantity that can be compared across cohorts of different composition.</w:t>
       </w:r>
     </w:p>
     <w:p>
@@ -2253,7 +2253,7 @@
               <w:rPr>
                 <w:sz w:val="18"/>
               </w:rPr>
-              <w:t>57 graded variants</w:t>
+              <w:t>56 graded variants</w:t>
             </w:r>
           </w:p>
         </w:tc>
@@ -2289,7 +2289,7 @@
               <w:rPr>
                 <w:sz w:val="18"/>
               </w:rPr>
-              <w:t>0.579</w:t>
+              <w:t>0.562</w:t>
             </w:r>
           </w:p>
         </w:tc>
@@ -2307,7 +2307,7 @@
               <w:rPr>
                 <w:sz w:val="18"/>
               </w:rPr>
-              <w:t>0.649</w:t>
+              <w:t>0.616</w:t>
             </w:r>
           </w:p>
         </w:tc>
@@ -2325,7 +2325,7 @@
               <w:rPr>
                 <w:sz w:val="18"/>
               </w:rPr>
-              <w:t>0.684</w:t>
+              <w:t>0.652</w:t>
             </w:r>
           </w:p>
         </w:tc>
@@ -2343,7 +2343,7 @@
               <w:rPr>
                 <w:sz w:val="18"/>
               </w:rPr>
-              <w:t>0.719</w:t>
+              <w:t>0.661</w:t>
             </w:r>
           </w:p>
         </w:tc>
@@ -2361,7 +2361,7 @@
               <w:rPr>
                 <w:sz w:val="18"/>
               </w:rPr>
-              <w:t>0.711</w:t>
+              <w:t>0.652</w:t>
             </w:r>
           </w:p>
         </w:tc>
@@ -2399,7 +2399,7 @@
               <w:rPr>
                 <w:sz w:val="18"/>
               </w:rPr>
-              <w:t>25 structural-mechanism variants</w:t>
+              <w:t>29 structural-mechanism variants</w:t>
             </w:r>
           </w:p>
         </w:tc>
@@ -2435,7 +2435,7 @@
               <w:rPr>
                 <w:sz w:val="18"/>
               </w:rPr>
-              <w:t>0.760</w:t>
+              <w:t>0.672</w:t>
             </w:r>
           </w:p>
         </w:tc>
@@ -2453,7 +2453,7 @@
               <w:rPr>
                 <w:sz w:val="18"/>
               </w:rPr>
-              <w:t>0.720</w:t>
+              <w:t>0.638</w:t>
             </w:r>
           </w:p>
         </w:tc>
@@ -2471,7 +2471,7 @@
               <w:rPr>
                 <w:sz w:val="18"/>
               </w:rPr>
-              <w:t>0.640</w:t>
+              <w:t>0.569</w:t>
             </w:r>
           </w:p>
         </w:tc>
@@ -2489,7 +2489,7 @@
               <w:rPr>
                 <w:sz w:val="18"/>
               </w:rPr>
-              <w:t>0.600</w:t>
+              <w:t>0.517</w:t>
             </w:r>
           </w:p>
         </w:tc>
@@ -2507,7 +2507,7 @@
               <w:rPr>
                 <w:sz w:val="18"/>
               </w:rPr>
-              <w:t>0.540</w:t>
+              <w:t>0.466</w:t>
             </w:r>
           </w:p>
         </w:tc>
@@ -2545,7 +2545,7 @@
               <w:rPr>
                 <w:sz w:val="18"/>
               </w:rPr>
-              <w:t>32 no-lesion variants</w:t>
+              <w:t>27 no-lesion variants</w:t>
             </w:r>
           </w:p>
         </w:tc>
@@ -2581,7 +2581,7 @@
               <w:rPr>
                 <w:sz w:val="18"/>
               </w:rPr>
-              <w:t>0.438</w:t>
+              <w:t>0.444</w:t>
             </w:r>
           </w:p>
         </w:tc>
@@ -2599,7 +2599,7 @@
               <w:rPr>
                 <w:sz w:val="18"/>
               </w:rPr>
-              <w:t>0.594</w:t>
+              <w:t>0.593</w:t>
             </w:r>
           </w:p>
         </w:tc>
@@ -2617,7 +2617,7 @@
               <w:rPr>
                 <w:sz w:val="18"/>
               </w:rPr>
-              <w:t>0.719</w:t>
+              <w:t>0.741</w:t>
             </w:r>
           </w:p>
         </w:tc>
@@ -2635,7 +2635,7 @@
               <w:rPr>
                 <w:sz w:val="18"/>
               </w:rPr>
-              <w:t>0.812</w:t>
+              <w:t>0.815</w:t>
             </w:r>
           </w:p>
         </w:tc>
@@ -2653,7 +2653,7 @@
               <w:rPr>
                 <w:sz w:val="18"/>
               </w:rPr>
-              <w:t>0.844</w:t>
+              <w:t>0.852</w:t>
             </w:r>
           </w:p>
         </w:tc>
@@ -2691,7 +2691,7 @@
               <w:rPr>
                 <w:sz w:val="18"/>
               </w:rPr>
-              <w:t>25 structural-mechanism variants</w:t>
+              <w:t>29 structural-mechanism variants</w:t>
             </w:r>
           </w:p>
         </w:tc>
@@ -2727,7 +2727,7 @@
               <w:rPr>
                 <w:sz w:val="18"/>
               </w:rPr>
-              <w:t>0.880</w:t>
+              <w:t>0.828</w:t>
             </w:r>
           </w:p>
         </w:tc>
@@ -2745,7 +2745,7 @@
               <w:rPr>
                 <w:sz w:val="18"/>
               </w:rPr>
-              <w:t>0.800</w:t>
+              <w:t>0.724</w:t>
             </w:r>
           </w:p>
         </w:tc>
@@ -2763,7 +2763,7 @@
               <w:rPr>
                 <w:sz w:val="18"/>
               </w:rPr>
-              <w:t>0.800</w:t>
+              <w:t>0.724</w:t>
             </w:r>
           </w:p>
         </w:tc>
@@ -2781,7 +2781,7 @@
               <w:rPr>
                 <w:sz w:val="18"/>
               </w:rPr>
-              <w:t>0.800</w:t>
+              <w:t>0.690</w:t>
             </w:r>
           </w:p>
         </w:tc>
@@ -2799,7 +2799,7 @@
               <w:rPr>
                 <w:sz w:val="18"/>
               </w:rPr>
-              <w:t>0.720</w:t>
+              <w:t>0.621</w:t>
             </w:r>
           </w:p>
         </w:tc>
@@ -2837,7 +2837,7 @@
               <w:rPr>
                 <w:sz w:val="18"/>
               </w:rPr>
-              <w:t>25 structural-mechanism variants</w:t>
+              <w:t>29 structural-mechanism variants</w:t>
             </w:r>
           </w:p>
         </w:tc>
@@ -2873,7 +2873,7 @@
               <w:rPr>
                 <w:sz w:val="18"/>
               </w:rPr>
-              <w:t>0.480</w:t>
+              <w:t>0.414</w:t>
             </w:r>
           </w:p>
         </w:tc>
@@ -2891,7 +2891,7 @@
               <w:rPr>
                 <w:sz w:val="18"/>
               </w:rPr>
-              <w:t>0.400</w:t>
+              <w:t>0.345</w:t>
             </w:r>
           </w:p>
         </w:tc>
@@ -2909,7 +2909,7 @@
               <w:rPr>
                 <w:sz w:val="18"/>
               </w:rPr>
-              <w:t>0.360</w:t>
+              <w:t>0.310</w:t>
             </w:r>
           </w:p>
         </w:tc>
@@ -2927,7 +2927,7 @@
               <w:rPr>
                 <w:sz w:val="18"/>
               </w:rPr>
-              <w:t>0.280</w:t>
+              <w:t>0.241</w:t>
             </w:r>
           </w:p>
         </w:tc>
@@ -2945,7 +2945,7 @@
               <w:rPr>
                 <w:sz w:val="18"/>
               </w:rPr>
-              <w:t>0.200</w:t>
+              <w:t>0.172</w:t>
             </w:r>
           </w:p>
         </w:tc>
@@ -2983,7 +2983,7 @@
               <w:rPr>
                 <w:sz w:val="18"/>
               </w:rPr>
-              <w:t>25 structural-mechanism variants</w:t>
+              <w:t>29 structural-mechanism variants</w:t>
             </w:r>
           </w:p>
         </w:tc>
@@ -3019,7 +3019,7 @@
               <w:rPr>
                 <w:sz w:val="18"/>
               </w:rPr>
-              <w:t>0.720</w:t>
+              <w:t>0.621</w:t>
             </w:r>
           </w:p>
         </w:tc>
@@ -3037,7 +3037,7 @@
               <w:rPr>
                 <w:sz w:val="18"/>
               </w:rPr>
-              <w:t>0.680</w:t>
+              <w:t>0.586</w:t>
             </w:r>
           </w:p>
         </w:tc>
@@ -3055,7 +3055,7 @@
               <w:rPr>
                 <w:sz w:val="18"/>
               </w:rPr>
-              <w:t>0.640</w:t>
+              <w:t>0.552</w:t>
             </w:r>
           </w:p>
         </w:tc>
@@ -3073,7 +3073,7 @@
               <w:rPr>
                 <w:sz w:val="18"/>
               </w:rPr>
-              <w:t>0.560</w:t>
+              <w:t>0.483</w:t>
             </w:r>
           </w:p>
         </w:tc>
@@ -3091,7 +3091,7 @@
               <w:rPr>
                 <w:sz w:val="18"/>
               </w:rPr>
-              <w:t>0.480</w:t>
+              <w:t>0.414</w:t>
             </w:r>
           </w:p>
         </w:tc>
@@ -3129,7 +3129,7 @@
               <w:rPr>
                 <w:sz w:val="18"/>
               </w:rPr>
-              <w:t>32 no-lesion variants</w:t>
+              <w:t>27 no-lesion variants</w:t>
             </w:r>
           </w:p>
         </w:tc>
@@ -3165,7 +3165,7 @@
               <w:rPr>
                 <w:sz w:val="18"/>
               </w:rPr>
-              <w:t>0.438</w:t>
+              <w:t>0.444</w:t>
             </w:r>
           </w:p>
         </w:tc>
@@ -3183,7 +3183,7 @@
               <w:rPr>
                 <w:sz w:val="18"/>
               </w:rPr>
-              <w:t>0.594</w:t>
+              <w:t>0.593</w:t>
             </w:r>
           </w:p>
         </w:tc>
@@ -3201,7 +3201,7 @@
               <w:rPr>
                 <w:sz w:val="18"/>
               </w:rPr>
-              <w:t>0.719</w:t>
+              <w:t>0.741</w:t>
             </w:r>
           </w:p>
         </w:tc>
@@ -3219,7 +3219,7 @@
               <w:rPr>
                 <w:sz w:val="18"/>
               </w:rPr>
-              <w:t>0.812</w:t>
+              <w:t>0.815</w:t>
             </w:r>
           </w:p>
         </w:tc>
@@ -3237,7 +3237,7 @@
               <w:rPr>
                 <w:sz w:val="18"/>
               </w:rPr>
-              <w:t>0.844</w:t>
+              <w:t>0.852</w:t>
             </w:r>
           </w:p>
         </w:tc>
@@ -3275,7 +3275,7 @@
               <w:rPr>
                 <w:sz w:val="18"/>
               </w:rPr>
-              <w:t>32 no-lesion variants</w:t>
+              <w:t>27 no-lesion variants</w:t>
             </w:r>
           </w:p>
         </w:tc>
@@ -3311,7 +3311,7 @@
               <w:rPr>
                 <w:sz w:val="18"/>
               </w:rPr>
-              <w:t>0.656</w:t>
+              <w:t>0.630</w:t>
             </w:r>
           </w:p>
         </w:tc>
@@ -3329,7 +3329,7 @@
               <w:rPr>
                 <w:sz w:val="18"/>
               </w:rPr>
-              <w:t>0.750</w:t>
+              <w:t>0.741</w:t>
             </w:r>
           </w:p>
         </w:tc>
@@ -3347,7 +3347,7 @@
               <w:rPr>
                 <w:sz w:val="18"/>
               </w:rPr>
-              <w:t>0.844</w:t>
+              <w:t>0.852</w:t>
             </w:r>
           </w:p>
         </w:tc>
@@ -3365,7 +3365,7 @@
               <w:rPr>
                 <w:sz w:val="18"/>
               </w:rPr>
-              <w:t>0.906</w:t>
+              <w:t>0.926</w:t>
             </w:r>
           </w:p>
         </w:tc>
@@ -3383,7 +3383,7 @@
               <w:rPr>
                 <w:sz w:val="18"/>
               </w:rPr>
-              <w:t>0.906</w:t>
+              <w:t>0.926</w:t>
             </w:r>
           </w:p>
         </w:tc>
@@ -3457,79 +3457,79 @@
               <w:rPr>
                 <w:sz w:val="18"/>
               </w:rPr>
+              <w:t>0.675</w:t>
+            </w:r>
+          </w:p>
+        </w:tc>
+        <w:tc>
+          <w:tcPr>
+            <w:tcW w:type="dxa" w:w="691"/>
+          </w:tcPr>
+          <w:p>
+            <w:pPr>
+              <w:spacing w:before="20" w:after="20" w:line="240" w:lineRule="auto"/>
+              <w:jc w:val="center"/>
+            </w:pPr>
+            <w:r/>
+            <w:r>
+              <w:rPr>
+                <w:sz w:val="18"/>
+              </w:rPr>
+              <w:t>0.714</w:t>
+            </w:r>
+          </w:p>
+        </w:tc>
+        <w:tc>
+          <w:tcPr>
+            <w:tcW w:type="dxa" w:w="691"/>
+          </w:tcPr>
+          <w:p>
+            <w:pPr>
+              <w:spacing w:before="20" w:after="20" w:line="240" w:lineRule="auto"/>
+              <w:jc w:val="center"/>
+            </w:pPr>
+            <w:r/>
+            <w:r>
+              <w:rPr>
+                <w:sz w:val="18"/>
+              </w:rPr>
+              <w:t>0.727</w:t>
+            </w:r>
+          </w:p>
+        </w:tc>
+        <w:tc>
+          <w:tcPr>
+            <w:tcW w:type="dxa" w:w="691"/>
+          </w:tcPr>
+          <w:p>
+            <w:pPr>
+              <w:spacing w:before="20" w:after="20" w:line="240" w:lineRule="auto"/>
+              <w:jc w:val="center"/>
+            </w:pPr>
+            <w:r/>
+            <w:r>
+              <w:rPr>
+                <w:sz w:val="18"/>
+              </w:rPr>
+              <w:t>0.727</w:t>
+            </w:r>
+          </w:p>
+        </w:tc>
+        <w:tc>
+          <w:tcPr>
+            <w:tcW w:type="dxa" w:w="720"/>
+          </w:tcPr>
+          <w:p>
+            <w:pPr>
+              <w:spacing w:before="20" w:after="20" w:line="240" w:lineRule="auto"/>
+              <w:jc w:val="center"/>
+            </w:pPr>
+            <w:r/>
+            <w:r>
+              <w:rPr>
+                <w:sz w:val="18"/>
+              </w:rPr>
               <w:t>0.701</w:t>
-            </w:r>
-          </w:p>
-        </w:tc>
-        <w:tc>
-          <w:tcPr>
-            <w:tcW w:type="dxa" w:w="691"/>
-          </w:tcPr>
-          <w:p>
-            <w:pPr>
-              <w:spacing w:before="20" w:after="20" w:line="240" w:lineRule="auto"/>
-              <w:jc w:val="center"/>
-            </w:pPr>
-            <w:r/>
-            <w:r>
-              <w:rPr>
-                <w:sz w:val="18"/>
-              </w:rPr>
-              <w:t>0.740</w:t>
-            </w:r>
-          </w:p>
-        </w:tc>
-        <w:tc>
-          <w:tcPr>
-            <w:tcW w:type="dxa" w:w="691"/>
-          </w:tcPr>
-          <w:p>
-            <w:pPr>
-              <w:spacing w:before="20" w:after="20" w:line="240" w:lineRule="auto"/>
-              <w:jc w:val="center"/>
-            </w:pPr>
-            <w:r/>
-            <w:r>
-              <w:rPr>
-                <w:sz w:val="18"/>
-              </w:rPr>
-              <w:t>0.753</w:t>
-            </w:r>
-          </w:p>
-        </w:tc>
-        <w:tc>
-          <w:tcPr>
-            <w:tcW w:type="dxa" w:w="691"/>
-          </w:tcPr>
-          <w:p>
-            <w:pPr>
-              <w:spacing w:before="20" w:after="20" w:line="240" w:lineRule="auto"/>
-              <w:jc w:val="center"/>
-            </w:pPr>
-            <w:r/>
-            <w:r>
-              <w:rPr>
-                <w:sz w:val="18"/>
-              </w:rPr>
-              <w:t>0.753</w:t>
-            </w:r>
-          </w:p>
-        </w:tc>
-        <w:tc>
-          <w:tcPr>
-            <w:tcW w:type="dxa" w:w="720"/>
-          </w:tcPr>
-          <w:p>
-            <w:pPr>
-              <w:spacing w:before="20" w:after="20" w:line="240" w:lineRule="auto"/>
-              <w:jc w:val="center"/>
-            </w:pPr>
-            <w:r/>
-            <w:r>
-              <w:rPr>
-                <w:sz w:val="18"/>
-              </w:rPr>
-              <w:t>0.727</w:t>
             </w:r>
           </w:p>
         </w:tc>
@@ -3567,7 +3567,7 @@
               <w:rPr>
                 <w:sz w:val="18"/>
               </w:rPr>
-              <w:t>47 variants</w:t>
+              <w:t>46 variants</w:t>
             </w:r>
           </w:p>
         </w:tc>
@@ -3603,7 +3603,7 @@
               <w:rPr>
                 <w:sz w:val="18"/>
               </w:rPr>
-              <w:t>0.723</w:t>
+              <w:t>0.652</w:t>
             </w:r>
           </w:p>
         </w:tc>
@@ -3621,7 +3621,7 @@
               <w:rPr>
                 <w:sz w:val="18"/>
               </w:rPr>
-              <w:t>0.723</w:t>
+              <w:t>0.652</w:t>
             </w:r>
           </w:p>
         </w:tc>
@@ -3639,7 +3639,7 @@
               <w:rPr>
                 <w:sz w:val="18"/>
               </w:rPr>
-              <w:t>0.723</w:t>
+              <w:t>0.652</w:t>
             </w:r>
           </w:p>
         </w:tc>
@@ -3657,7 +3657,7 @@
               <w:rPr>
                 <w:sz w:val="18"/>
               </w:rPr>
-              <w:t>0.723</w:t>
+              <w:t>0.652</w:t>
             </w:r>
           </w:p>
         </w:tc>
@@ -3675,7 +3675,7 @@
               <w:rPr>
                 <w:sz w:val="18"/>
               </w:rPr>
-              <w:t>0.723</w:t>
+              <w:t>0.652</w:t>
             </w:r>
           </w:p>
         </w:tc>
@@ -3859,7 +3859,7 @@
               <w:rPr>
                 <w:sz w:val="18"/>
               </w:rPr>
-              <w:t>47 prioritization variants</w:t>
+              <w:t>46 prioritization variants</w:t>
             </w:r>
           </w:p>
         </w:tc>
@@ -3895,7 +3895,7 @@
               <w:rPr>
                 <w:sz w:val="18"/>
               </w:rPr>
-              <w:t>0.943</w:t>
+              <w:t>0.834</w:t>
             </w:r>
           </w:p>
         </w:tc>
@@ -3913,7 +3913,7 @@
               <w:rPr>
                 <w:sz w:val="18"/>
               </w:rPr>
-              <w:t>0.943</w:t>
+              <w:t>0.834</w:t>
             </w:r>
           </w:p>
         </w:tc>
@@ -3931,7 +3931,7 @@
               <w:rPr>
                 <w:sz w:val="18"/>
               </w:rPr>
-              <w:t>0.943</w:t>
+              <w:t>0.834</w:t>
             </w:r>
           </w:p>
         </w:tc>
@@ -3949,7 +3949,7 @@
               <w:rPr>
                 <w:sz w:val="18"/>
               </w:rPr>
-              <w:t>0.943</w:t>
+              <w:t>0.834</w:t>
             </w:r>
           </w:p>
         </w:tc>
@@ -3967,7 +3967,7 @@
               <w:rPr>
                 <w:sz w:val="18"/>
               </w:rPr>
-              <w:t>0.943</w:t>
+              <w:t>0.834</w:t>
             </w:r>
           </w:p>
         </w:tc>
@@ -3980,27 +3980,27 @@
     </w:p>
     <w:p>
       <w:r>
-        <w:t>The pooled score combines two capabilities that behave differently. The grade averaged 0.600 over the 25 structural-mechanism variants and 0.812 over the 32 no-lesion variants. Asked as binary questions, the same calls give three rates. At least one axis reached the threshold for 20 of the 25 mechanisms (detection, 0.800), and the axis the literature implicates reached it for 14 (attribution, 0.560). No axis reached it for 26 of the 32 no-lesion variants (correct rejection, 0.812). Binary attribution agrees with the graded structural arm to within 0.040 at every uniform threshold, so partial credit does not inflate the structural arm. COMAVI therefore detects structural disruption more reliably than it localizes it, and this gap is its principal limitation.</w:t>
-      </w:r>
-    </w:p>
-    <w:p>
-      <w:r>
-        <w:t>The localization errors concentrate in one class. Among the nine variants curated as pure interface destabilizers, the binding axis fired for 4 and the assembled-complex stability axis for 7. The lesion was found but placed in the fold of the complex instead of in the interaction (S2 Text), the same error that costs CFH R78G and VWF R1334Q a consistent grade above. An interface substitution can genuinely raise the folding energy of the assembled coordinates, so the two axes are not independent; what the benchmark shows is that the larger of the two is often the wrong one to report.</w:t>
-      </w:r>
-    </w:p>
-    <w:p>
-      <w:r>
-        <w:t>Direction agreement was similar on the three axes: 19 of 25 expectations for isolated-subunit stability, 17 of 22 for assembled-complex stability and 22 of 30 for binding (58 of 77 overall), rates within 0.040 of one another. The 47 complex variants and the 10 BRCT variants scored similarly (0.723 and 0.700), so neither subset determines the pooled result.</w:t>
-      </w:r>
-    </w:p>
-    <w:p>
-      <w:r>
-        <w:t>No single protein system carries the result. Resampling whole systems gave a 95% interval of 0.625–0.821 for the mechanism-pattern score, and leaving out one system at a time gave values from 0.704 to 0.750 (S1 Fig). Without the five whole-variant no-lesion variants, the score is 36.0 of 52 (0.692). Because the 57 variants come from 14 clustered systems, 0.719 measures agreement on this benchmark, not general accuracy.</w:t>
-      </w:r>
-    </w:p>
-    <w:p>
-      <w:r>
-        <w:t>Performance was lower on predicted than on experimental complexes. Seven systems use an experimental complex structure and seven an AlphaFold 3 model; the mechanism-pattern score was 22.0 of 28 (0.786) on the experimental systems and 19.0 of 29 (0.655) on the predicted ones, and the prioritization AUC was 1.000 against 0.911. Resampling whole systems within each source puts a 95% interval of −0.057 to 0.329 on the difference of 0.131, so the benchmark does not resolve it. With seven systems on each side, the source of the model also cannot be separated from the difficulty of the systems. The split is not a clean comparison of model quality in any case: isolated-subunit stability is calculated on a single-chain AlphaFold 3 model in 11 of the 14 systems, including systems whose complex is experimental.</w:t>
+        <w:t>The pooled score combines two capabilities that behave differently. The grade averaged 0.517 over the 29 structural-mechanism variants and 0.815 over the 27 no-lesion variants. Asked as binary questions, the same calls give three rates. At least one axis reached the threshold for 20 of the 29 mechanisms (detection, 0.690), and the axis the literature implicates reached it for 14 (attribution, 0.483). No axis reached it for 22 of the 27 no-lesion variants (correct rejection, 0.815). Binary attribution agrees with the graded structural arm to within 0.052 at every uniform threshold, so partial credit does not inflate the structural arm. COMAVI therefore detects structural disruption more reliably than it localizes it, and this gap is its principal limitation.</w:t>
+      </w:r>
+    </w:p>
+    <w:p>
+      <w:r>
+        <w:t>The localization errors concentrate in one class. Among the eleven variants curated as pure interface destabilizers, the binding axis fired for 4 and the assembled-complex stability axis for 7. The lesion was found but placed in the fold of the complex instead of in the interaction (S2 Text), the same error that costs CFH R78G and VWF R1334Q a consistent grade above. An interface substitution can genuinely raise the folding energy of the assembled coordinates, so the two axes are not independent; what the benchmark shows is that the larger of the two is often the wrong one to report.</w:t>
+      </w:r>
+    </w:p>
+    <w:p>
+      <w:r>
+        <w:t>Direction agreement was similar on the three axes: 19 of 26 expectations for isolated-subunit stability, 17 of 22 for assembled-complex stability and 20 of 29 for binding (56 of 77 overall), rates within 0.042 of one another. The 46 complex variants and the 10 BRCT variants scored similarly (0.652 and 0.700), so neither subset determines the pooled result.</w:t>
+      </w:r>
+    </w:p>
+    <w:p>
+      <w:r>
+        <w:t>No single protein system carries the result. Resampling whole systems gave a 95% interval of 0.573–0.755 for the mechanism-pattern score, and leaving out one system at a time gave values from 0.641 to 0.679 (S1 Fig). Without the four whole-variant no-lesion variants, the score is 33.0 of 52 (0.635). Because the 56 variants come from 14 clustered systems, 0.661 measures agreement on this benchmark, not general accuracy.</w:t>
+      </w:r>
+    </w:p>
+    <w:p>
+      <w:r>
+        <w:t>Performance was lower on predicted than on experimental complexes. Seven systems use an experimental complex structure and seven an AlphaFold 3 model; the mechanism-pattern score was 20.0 of 28 (0.714) on the experimental systems and 17.0 of 28 (0.607) on the predicted ones, and the prioritization AUC was 1.000 against 0.911. Resampling whole systems within each source puts a 95% interval of −0.080 to 0.257 on the difference of 0.107, so the benchmark does not resolve it. With seven systems on each side, the source of the model also cannot be separated from the difficulty of the systems. The split is not a clean comparison of model quality in any case: isolated-subunit stability is calculated on a single-chain AlphaFold 3 model in 11 of the 14 systems, including systems whose complex is experimental.</w:t>
       </w:r>
     </w:p>
     <w:p>
@@ -4018,7 +4018,7 @@
     </w:p>
     <w:p>
       <w:r>
-        <w:t>Every graded result depends on the energy threshold that turns a continuous prediction into a call (Fig 2). Over the prespecified uniform thresholds of 1.0, 1.5, 2.0 and 2.5 kcal/mol and the per-axis prediction-interval bound (Methods), the mechanism-pattern score was 0.579, 0.649, 0.684, 0.719 and 0.711. The 2.5 kcal/mol reference is the highest of the five on this cohort, as it is for the unweighted mean of the two arms. The system-resampling intervals overlap at every threshold, however (Fig 2C), so the benchmark does not establish it as an optimum.</w:t>
+        <w:t>Every graded result depends on the energy threshold that turns a continuous prediction into a call (Fig 2). Over the prespecified uniform thresholds of 1.0, 1.5, 2.0 and 2.5 kcal/mol and the per-axis prediction-interval bound (Methods), the mechanism-pattern score was 0.562, 0.616, 0.652, 0.661 and 0.652. The 2.5 kcal/mol reference is the highest of the five on this cohort, as it is for the unweighted mean of the two arms. The system-resampling intervals overlap at every threshold, however (Fig 2C), so the benchmark does not establish it as an optimum.</w:t>
       </w:r>
     </w:p>
     <w:p>
@@ -4035,25 +4035,25 @@
             </wp:cNvGraphicFramePr>
             <a:graphic>
               <a:graphicData uri="http://schemas.openxmlformats.org/drawingml/2006/picture">
-                <ns6:pic>
-                  <ns6:nvPicPr>
-                    <ns6:cNvPr id="0" name="Fig2.png"/>
-                    <ns6:cNvPicPr/>
-                  </ns6:nvPicPr>
-                  <ns6:blipFill>
+                <ns4:pic>
+                  <ns4:nvPicPr>
+                    <ns4:cNvPr id="0" name="Fig2.png"/>
+                    <ns4:cNvPicPr/>
+                  </ns4:nvPicPr>
+                  <ns4:blipFill>
                     <a:blip r:embed="rId13"/>
                     <a:stretch>
                       <a:fillRect/>
                     </a:stretch>
-                  </ns6:blipFill>
-                  <ns6:spPr>
+                  </ns4:blipFill>
+                  <ns4:spPr>
                     <a:xfrm>
                       <a:off x="0" y="0"/>
                       <a:ext cx="5684531" cy="3788671"/>
                     </a:xfrm>
                     <a:prstGeom prst="rect"/>
-                  </ns6:spPr>
-                </ns6:pic>
+                  </ns4:spPr>
+                </ns4:pic>
               </a:graphicData>
             </a:graphic>
           </wp:inline>
@@ -4071,17 +4071,17 @@
         <w:t xml:space="preserve"> </w:t>
       </w:r>
       <w:r>
-        <w:t>Values at the four uniform thresholds and at the per-axis prediction-interval bound (Bound); the dashed line marks the 2.5 kcal/mol reference. (A) Detection, attribution and correct rejection for the 25 structural-mechanism and 32 no-lesion variants. (B) Direction agreement on each axis (25 isolated-subunit, 22 assembled-complex and 30 binding expectations); open circles mark the best value for each axis. (C) Mechanism-pattern score, pooled (gray band, 95% interval from resampling the 14 systems) and for each arm. (D) Measured destabilizations of at least 1.0 kcal/mol (n = 42) predicted at or above the threshold with the same sign.</w:t>
-      </w:r>
-    </w:p>
-    <w:p>
-      <w:r>
-        <w:t>Raising the threshold changed the three binary rates in different ways. Detection was nearly flat: at least one axis fired for 22 of the 25 mechanisms at 1.0 kcal/mol, for 20 at 1.5 to 2.5 kcal/mol and for 18 at the bound. Attribution fell at every step, from 18 to 17, 16, 14 and 12. Correct rejection rose at every step, from 14 of 32 to 19, 23, 26 and 27. Stringency therefore buys rejection by losing the correct axis, not by missing the lesion. The structural arm fell from 0.760 to 0.540 and the no-lesion arm rose from 0.438 to 0.844, and the two cross between 1.5 and 2.0 kcal/mol (Fig 2A and 2C).</w:t>
-      </w:r>
-    </w:p>
-    <w:p>
-      <w:r>
-        <w:t>The three axes prefer different thresholds (Fig 2B). Binding agreement was highest at 1.0 and 1.5 kcal/mol (24 of 30) and fell to 22 at the reference. Assembled-complex agreement rose from 12 of 22 at 1.0 kcal/mol to 17 at the reference, and isolated-subunit agreement peaked at 2.0 and 2.5 kcal/mol (19 of 25). The denominators do not change across thresholds. A single global threshold is therefore set where the two stability axes perform best, and binding gives up 0.067 relative to its own optimum. Per-axis thresholds are therefore the most promising single change to the calling layer, although whether they recover part of the interface shortfall has not been tested.</w:t>
+        <w:t>Values at the four uniform thresholds and at the per-axis prediction-interval bound (Bound); the dashed line marks the 2.5 kcal/mol reference. (A) Detection, attribution and correct rejection for the 29 structural-mechanism and 27 no-lesion variants. (B) Direction agreement on each axis (26 isolated-subunit, 22 assembled-complex and 29 binding expectations); open circles mark the best value for each axis. (C) Mechanism-pattern score, pooled (gray band, 95% interval from resampling the 14 systems) and for each arm. (D) Measured destabilizations of at least 1.0 kcal/mol (n = 42) predicted at or above the threshold with the same sign.</w:t>
+      </w:r>
+    </w:p>
+    <w:p>
+      <w:r>
+        <w:t>Raising the threshold changed the three binary rates in different ways. Detection was nearly flat: at least one axis fired for 24 of the 29 mechanisms at 1.0 kcal/mol, for 21 at 1.5 and 2.0, for 20 at 2.5 and for 18 at the bound. Attribution fell at every step, from 18 to 17, 16, 14 and 12. Correct rejection rose at every step, from 12 of 27 to 16, 20, 22 and 23. Stringency therefore buys rejection by losing the correct axis, not by missing the lesion. The structural arm fell from 0.672 to 0.466 and the no-lesion arm rose from 0.444 to 0.852, and the two cross between 1.5 and 2.0 kcal/mol (Fig 2A and 2C).</w:t>
+      </w:r>
+    </w:p>
+    <w:p>
+      <w:r>
+        <w:t>The three axes prefer different thresholds (Fig 2B). Binding agreement was highest at 1.0 and 1.5 kcal/mol (22 of 29) and fell to 20 at the reference. Assembled-complex agreement rose from 12 of 22 at 1.0 kcal/mol to 17 at the reference, and isolated-subunit agreement peaked at 2.0 and 2.5 kcal/mol (19 of 26). The denominators do not change across thresholds. A single global threshold is therefore set where the two stability axes perform best, and binding gives up 0.069 relative to its own optimum. Per-axis thresholds are therefore the most promising single change to the calling layer, although whether they recover part of the interface shortfall has not been tested.</w:t>
       </w:r>
     </w:p>
     <w:p>
@@ -4125,25 +4125,25 @@
             </wp:cNvGraphicFramePr>
             <a:graphic>
               <a:graphicData uri="http://schemas.openxmlformats.org/drawingml/2006/picture">
-                <ns6:pic>
-                  <ns6:nvPicPr>
-                    <ns6:cNvPr id="0" name="Fig3.png"/>
-                    <ns6:cNvPicPr/>
-                  </ns6:nvPicPr>
-                  <ns6:blipFill>
+                <ns4:pic>
+                  <ns4:nvPicPr>
+                    <ns4:cNvPr id="0" name="Fig3.png"/>
+                    <ns4:cNvPicPr/>
+                  </ns4:nvPicPr>
+                  <ns4:blipFill>
                     <a:blip r:embed="rId14"/>
                     <a:stretch>
                       <a:fillRect/>
                     </a:stretch>
-                  </ns6:blipFill>
-                  <ns6:spPr>
+                  </ns4:blipFill>
+                  <ns4:spPr>
                     <a:xfrm>
                       <a:off x="0" y="0"/>
                       <a:ext cx="5739395" cy="4248920"/>
                     </a:xfrm>
                     <a:prstGeom prst="rect"/>
-                  </ns6:spPr>
-                </ns6:pic>
+                  </ns4:spPr>
+                </ns4:pic>
               </a:graphicData>
             </a:graphic>
           </wp:inline>
@@ -4189,17 +4189,17 @@
     </w:p>
     <w:p>
       <w:r>
-        <w:t>The priority score combines a context component and an energy component (Methods), and we first tested each alone on the 47-variant prioritization population. The structural-context tier uses no energy. It placed all 17 structural-mechanism variants in Tier 1 or 2 (sensitivity 1.000, 95% confidence interval 0.805–1.000) together with 13 of the 30 no-lesion variants (specificity 0.567, 0.374–0.745; within-system permutation p = 0.0095). The tier is therefore permissive, and because it cannot identify which process is affected, it never overrides an axis energy. Interface status alone was more specific (0.767) and recovered 15 of the 17 mechanisms; the full tier also recovered two structural-mechanism variants outside any detected interface (S2 Table, context_comparators sheet; S4 Fig). On the 26 variants whose every committed axis has E1 to E3 support, sensitivity was unchanged and specificity was 0.615 (S1 Text).</w:t>
-      </w:r>
-    </w:p>
-    <w:p>
-      <w:r>
-        <w:t>We measured ranking quality by the ROC AUC, the probability that a randomly chosen structural-mechanism variant outranks a randomly chosen no-lesion variant. The energy component alone reached an AUC of 0.857 and placed 15 of the 17 mechanisms in the top 20, but no more by rank 25. It ranks HBB N102T 37th and MLH1 Q542L 33rd of 47, although the tier places both in Tier 1. The context component alone reached 0.890 and recovered 14 mechanisms in the top 20 and 16 by rank 25. The two components fail on different variants. Crossing the energy calls with the tier gives four descriptive evidence states, according to whether an axis fires and whether the tier is 1–2: convergent, energy only, context only and neither. At 1.0 and at 2.5 kcal/mol, no structural-mechanism variant falls in the energy-only or the neither state. At 2.5 kcal/mol, 15 mechanisms are convergent and 2 context-only, whereas the energy-only state holds 3 no-lesion variants (8 at 1.0 kcal/mol) and no mechanism (S3 Table, evidence_states sheet). In this cohort, an energy call without supporting structural context marks a no-lesion variant.</w:t>
-      </w:r>
-    </w:p>
-    <w:p>
-      <w:r>
-        <w:t>Combining the two components recovered what neither reaches alone (Fig 4). The priority score placed 9 of the 17 structural mechanisms in the top 10, 16 in the top 20 and all 17 in the top 25. Its ROC AUC was 0.943 and its average precision 0.818, against a positive rate of 17 in 47; without the five whole-variant no-lesion variants, the AUC was 0.939. The ranking applies no energy threshold, and its positive class comes from the curated mechanism class, so none of these values depends on the threshold.</w:t>
+        <w:t>The priority score combines a context component and an energy component (Methods), and we first tested each alone on the 46-variant prioritization population. The structural-context tier uses no energy. It placed 17 of the 21 structural-mechanism variants in Tier 1 or 2 (sensitivity 0.810, 95% confidence interval 0.581–0.946) together with 12 of the 25 no-lesion variants (specificity 0.520, 0.313–0.722; Fisher p = 0.032, within-system permutation p = 0.165). The tier is therefore permissive and, on this cohort, not separated from chance once system membership is held fixed. Because it cannot identify which process is affected, it never overrides an axis energy. Interface status alone was comparably specific (0.720) and recovered 15 of the 21 mechanisms, and the interface bonus is what promotes those 15 (S2 Table, context_comparators sheet; S4 Fig). On the 26 variants whose every committed axis has E1 to E3 support, sensitivity was unchanged at 0.812 and specificity was 0.600 (S1 Text).</w:t>
+      </w:r>
+    </w:p>
+    <w:p>
+      <w:r>
+        <w:t>We measured ranking quality by the ROC AUC, the probability that a randomly chosen structural-mechanism variant outranks a randomly chosen no-lesion variant. The energy component alone reached an AUC of 0.779 and placed 15 of the 21 mechanisms in the top 20, and 16 by rank 25. The context component alone reached 0.785 and recovered 11 mechanisms in the top 20 and 13 by rank 25. The two components fail on different variants. Crossing the energy calls with the tier gives four descriptive evidence states, according to whether an axis fires and whether the tier is 1–2: convergent, energy only, context only and neither. At 2.5 kcal/mol, 15 mechanisms are convergent, 2 are context-only and 4 fall in the neither state, while the energy-only state holds 3 no-lesion variants and no mechanism. At 1.0 kcal/mol the energy-only state holds 6 no-lesion variants and 2 mechanisms (S3 Table, evidence_states sheet). At the reference threshold, an energy call without supporting structural context marks a no-lesion variant in this cohort, but that separation does not hold at the screening default.</w:t>
+      </w:r>
+    </w:p>
+    <w:p>
+      <w:r>
+        <w:t>Combining the two components recovered what neither reaches alone (Fig 4). The priority score placed 9 of the 21 structural mechanisms in the top 10 and 17 in the top 20, with no further recovery by rank 25. Its ROC AUC was 0.834 and its average precision 0.779, against a positive rate of 21 in 46; without the four whole-variant no-lesion variants, the AUC was 0.837. The ranking applies no energy threshold, and its positive class comes from the curated mechanism class, so none of these values depends on the threshold.</w:t>
       </w:r>
     </w:p>
     <w:p>
@@ -4216,25 +4216,25 @@
             </wp:cNvGraphicFramePr>
             <a:graphic>
               <a:graphicData uri="http://schemas.openxmlformats.org/drawingml/2006/picture">
-                <ns6:pic>
-                  <ns6:nvPicPr>
-                    <ns6:cNvPr id="0" name="Fig4.png"/>
-                    <ns6:cNvPicPr/>
-                  </ns6:nvPicPr>
-                  <ns6:blipFill>
+                <ns4:pic>
+                  <ns4:nvPicPr>
+                    <ns4:cNvPr id="0" name="Fig4.png"/>
+                    <ns4:cNvPicPr/>
+                  </ns4:nvPicPr>
+                  <ns4:blipFill>
                     <a:blip r:embed="rId15"/>
                     <a:stretch>
                       <a:fillRect/>
                     </a:stretch>
-                  </ns6:blipFill>
-                  <ns6:spPr>
+                  </ns4:blipFill>
+                  <ns4:spPr>
                     <a:xfrm>
                       <a:off x="0" y="0"/>
                       <a:ext cx="5888747" cy="2060452"/>
                     </a:xfrm>
                     <a:prstGeom prst="rect"/>
-                  </ns6:spPr>
-                </ns6:pic>
+                  </ns4:spPr>
+                </ns4:pic>
               </a:graphicData>
             </a:graphic>
           </wp:inline>
@@ -4252,12 +4252,12 @@
         <w:t xml:space="preserve"> </w:t>
       </w:r>
       <w:r>
-        <w:t>(A) Priority scores of the 17 structural-mechanism and 30 no-lesion variants in the 47-variant prioritization population. (B) Structural mechanisms recovered as a function of rank depth for the priority score and for its context and energy components ranked alone.</w:t>
-      </w:r>
-    </w:p>
-    <w:p>
-      <w:r>
-        <w:t>A high rank does not guarantee a correct mechanism. Of the 16 structural mechanisms in the top 20, 5 are graded consistent, 9 partial and 2 inconsistent; the only mechanism outside the top 20, HBB W37Y at rank 21, is graded partial. The two inconsistent cases, MLH1 R755W at rank 11 and PIK3CA E545K at rank 15, fail the same way. FoldX returns a large favorable interaction energy for each (−9.7 and −4.6 kcal/mol), which COMAVI reads as strengthened binding. For E545K the axis is right but the direction is wrong, because releasing the inhibitory contact with p85 is energetically favorable [40]. For R755W the literature reports reduced abundance with binding preserved [32,36], and neither stability prediction reaches the threshold (0.97 kcal/mol for the isolated subunit and −0.94 in the complex). These two variants would send a user to the right protein with the wrong experiment (S3 Text).</w:t>
+        <w:t>(A) Priority scores of the 21 structural-mechanism and 25 no-lesion variants in the 46-variant prioritization population. (B) Structural mechanisms recovered as a function of rank depth for the priority score and for its context and energy components ranked alone.</w:t>
+      </w:r>
+    </w:p>
+    <w:p>
+      <w:r>
+        <w:t>A high rank does not guarantee a correct mechanism. Of the 17 structural mechanisms in the top 20, 5 are graded consistent, 10 partial and 2 inconsistent. The four outside it are KRAS G12D and G12V, MLH1 H718Y and SMAD4 I500V, at ranks 32 to 38 — the four expectations whose measured magnitudes are smallest, none reaching the 2.5 kcal/mol reference. The two inconsistent cases, MLH1 R755W and PIK3CA E545K, fail the same way. FoldX returns a large favorable interaction energy for each (−9.7 and −4.6 kcal/mol), which COMAVI reads as strengthened binding. For E545K the axis is right but the direction is wrong, because releasing the inhibitory contact with p85 is energetically favorable [40]. For R755W the literature reports reduced abundance with binding preserved [32,36], and neither stability prediction reaches the threshold (0.97 kcal/mol for the isolated subunit and −0.94 in the complex). These two variants would send a user to the right protein with the wrong experiment (S3 Text).</w:t>
       </w:r>
     </w:p>
     <w:p>
@@ -4270,7 +4270,7 @@
     </w:p>
     <w:p>
       <w:r>
-        <w:t>Clinical annotation and modeled structural disruption come apart inside this cohort. Of the 36 pathogenic variants in the 47 that carry both a clinical label and an AlphaMissense score, 18 are curated to carry no lesion on any modeled axis and 16 carry a structural mechanism; the remaining 2 are ungraded. Half the pathogenic class is therefore invisible to a structural method by construction, which is the strongest statement the benchmark makes about the two properties being distinct.</w:t>
+        <w:t>Clinical annotation and modeled structural disruption come apart inside this cohort. Of the 36 pathogenic variants in the 47 that carry both a clinical label and an AlphaMissense score, 14 are curated to carry no lesion on any modeled axis and 19 carry a structural mechanism; the remaining 3 are ungraded. Two fifths of the pathogenic class is therefore invisible to a structural method by construction, which is the strongest statement the benchmark makes about the two properties being distinct.</w:t>
       </w:r>
     </w:p>
     <w:p>
@@ -4292,25 +4292,25 @@
             </wp:cNvGraphicFramePr>
             <a:graphic>
               <a:graphicData uri="http://schemas.openxmlformats.org/drawingml/2006/picture">
-                <ns6:pic>
-                  <ns6:nvPicPr>
-                    <ns6:cNvPr id="0" name="Fig5.png"/>
-                    <ns6:cNvPicPr/>
-                  </ns6:nvPicPr>
-                  <ns6:blipFill>
+                <ns4:pic>
+                  <ns4:nvPicPr>
+                    <ns4:cNvPr id="0" name="Fig5.png"/>
+                    <ns4:cNvPicPr/>
+                  </ns4:nvPicPr>
+                  <ns4:blipFill>
                     <a:blip r:embed="rId16"/>
                     <a:stretch>
                       <a:fillRect/>
                     </a:stretch>
-                  </ns6:blipFill>
-                  <ns6:spPr>
+                  </ns4:blipFill>
+                  <ns4:spPr>
                     <a:xfrm>
                       <a:off x="0" y="0"/>
                       <a:ext cx="5797307" cy="2319532"/>
                     </a:xfrm>
                     <a:prstGeom prst="rect"/>
-                  </ns6:spPr>
-                </ns6:pic>
+                  </ns4:spPr>
+                </ns4:pic>
               </a:graphicData>
             </a:graphic>
           </wp:inline>
@@ -4364,7 +4364,7 @@
     </w:p>
     <w:p>
       <w:r>
-        <w:t>The threshold should follow the cost of error. The 1.0 kcal/mol default suits screening, where a missed mechanism costs more than extra follow-up; 2.5 kcal/mol is the benchmark reference; and the prediction-interval bound suits settings where a false mechanistic claim is costly. These thresholds separate curated mechanisms from no-lesion variants, a different question from the 3 kcal/mol cut-off that MAVISp and related MLH1 studies use to predict cellular degradation [15,66,67]. Because each call is reported with its continuous energy, a user can re-read it at another threshold; 21 of the 57 graded variants change grade within the prespecified range (S2 Table, benchmark_variants sheet). A silent result means that the supplied static model shows no lesion at the stated threshold. It does not mean that a variant is benign, nonfunctional or unworthy of study.</w:t>
+        <w:t>The threshold should follow the cost of error. The 1.0 kcal/mol default suits screening, where a missed mechanism costs more than extra follow-up; 2.5 kcal/mol is the benchmark reference; and the prediction-interval bound suits settings where a false mechanistic claim is costly. These thresholds separate curated mechanisms from no-lesion variants, a different question from the 3 kcal/mol cut-off that MAVISp and related MLH1 studies use to predict cellular degradation [15,66,67]. Because each call is reported with its continuous energy, a user can re-read it at another threshold; 17 of the 56 graded variants change grade within the prespecified range (S2 Table, benchmark_variants sheet). A silent result means that the supplied static model shows no lesion at the stated threshold. It does not mean that a variant is benign, nonfunctional or unworthy of study.</w:t>
       </w:r>
     </w:p>
     <w:p>
@@ -4410,7 +4410,7 @@
     </w:p>
     <w:p>
       <w:r>
-        <w:t>The benchmark is small and clustered: 57 graded variants in 14 systems, with the variants of a system sharing structures and curation. Resampling whole systems addresses this dependence but cannot replace prospective validation. The same benchmark informed the development of the priority score, so its ranking figures, including the AUC of 0.943, are in-sample estimates; the formula is frozen, which is what makes an out-of-sample test possible, but this benchmark cannot provide one. Performance was also lower on predicted than on experimental complexes, by an amount this cohort cannot resolve. Evidence is uneven as well: isolated-subunit stability and binding have direct energy anchors, assembled-complex stability has none, and five no-lesion variants are graded only at the whole-variant level.</w:t>
+        <w:t>The benchmark is small and clustered: 56 graded variants in 14 systems, with the variants of a system sharing structures and curation. Resampling whole systems addresses this dependence but cannot replace prospective validation. The same benchmark informed the development of the priority score, so its ranking figures, including the AUC of 0.943, are in-sample estimates; the formula is frozen, which is what makes an out-of-sample test possible, but this benchmark cannot provide one. Performance was also lower on predicted than on experimental complexes, by an amount this cohort cannot resolve. Evidence is uneven as well: isolated-subunit stability and binding have direct energy anchors, assembled-complex stability has none, and five no-lesion variants are graded only at the whole-variant level.</w:t>
       </w:r>
     </w:p>
     <w:p>
@@ -4529,67 +4529,67 @@
       </w:r>
     </w:p>
     <w:p>
-      <m:oMathPara xmlns:m="http://schemas.openxmlformats.org/officeDocument/2006/math">
-        <m:oMath>
-          <m:r>
-            <m:t xml:space="preserve">R = </m:t>
-          </m:r>
-          <m:limLow>
-            <m:e>
-              <m:r>
-                <m:rPr>
-                  <m:sty m:val="p"/>
-                </m:rPr>
-                <m:t xml:space="preserve">max</m:t>
-              </m:r>
-            </m:e>
-            <m:lim>
-              <m:r>
-                <m:t xml:space="preserve">j</m:t>
-              </m:r>
-            </m:lim>
-          </m:limLow>
-          <m:r>
-            <m:t xml:space="preserve"> </m:t>
-          </m:r>
-          <m:f>
-            <m:num>
-              <m:r>
-                <m:t xml:space="preserve">|</m:t>
-              </m:r>
-              <m:sSub>
-                <m:e>
-                  <m:r>
-                    <m:t xml:space="preserve">ΔΔG</m:t>
-                  </m:r>
-                </m:e>
-                <m:sub>
-                  <m:r>
-                    <m:t xml:space="preserve">j</m:t>
-                  </m:r>
-                </m:sub>
-              </m:sSub>
-              <m:r>
-                <m:t xml:space="preserve">|</m:t>
-              </m:r>
-            </m:num>
-            <m:den>
-              <m:sSub>
-                <m:e>
-                  <m:r>
-                    <m:t xml:space="preserve">τ</m:t>
-                  </m:r>
-                </m:e>
-                <m:sub>
-                  <m:r>
-                    <m:t xml:space="preserve">j</m:t>
-                  </m:r>
-                </m:sub>
-              </m:sSub>
-            </m:den>
-          </m:f>
-        </m:oMath>
-      </m:oMathPara>
+      <ns6:oMathPara>
+        <ns6:oMath>
+          <ns6:r>
+            <ns6:t xml:space="preserve">R = </ns6:t>
+          </ns6:r>
+          <ns6:limLow>
+            <ns6:e>
+              <ns6:r>
+                <ns6:rPr>
+                  <ns6:sty ns6:val="p"/>
+                </ns6:rPr>
+                <ns6:t xml:space="preserve">max</ns6:t>
+              </ns6:r>
+            </ns6:e>
+            <ns6:lim>
+              <ns6:r>
+                <ns6:t xml:space="preserve">j</ns6:t>
+              </ns6:r>
+            </ns6:lim>
+          </ns6:limLow>
+          <ns6:r>
+            <ns6:t xml:space="preserve"> </ns6:t>
+          </ns6:r>
+          <ns6:f>
+            <ns6:num>
+              <ns6:r>
+                <ns6:t xml:space="preserve">|</ns6:t>
+              </ns6:r>
+              <ns6:sSub>
+                <ns6:e>
+                  <ns6:r>
+                    <ns6:t xml:space="preserve">ΔΔG</ns6:t>
+                  </ns6:r>
+                </ns6:e>
+                <ns6:sub>
+                  <ns6:r>
+                    <ns6:t xml:space="preserve">j</ns6:t>
+                  </ns6:r>
+                </ns6:sub>
+              </ns6:sSub>
+              <ns6:r>
+                <ns6:t xml:space="preserve">|</ns6:t>
+              </ns6:r>
+            </ns6:num>
+            <ns6:den>
+              <ns6:sSub>
+                <ns6:e>
+                  <ns6:r>
+                    <ns6:t xml:space="preserve">τ</ns6:t>
+                  </ns6:r>
+                </ns6:e>
+                <ns6:sub>
+                  <ns6:r>
+                    <ns6:t xml:space="preserve">j</ns6:t>
+                  </ns6:r>
+                </ns6:sub>
+              </ns6:sSub>
+            </ns6:den>
+          </ns6:f>
+        </ns6:oMath>
+      </ns6:oMathPara>
     </w:p>
     <w:p>
       <w:r>
@@ -4597,25 +4597,25 @@
       </w:r>
     </w:p>
     <w:p>
-      <m:oMathPara xmlns:m="http://schemas.openxmlformats.org/officeDocument/2006/math">
-        <m:oMath>
-          <m:r>
-            <m:t xml:space="preserve">E = </m:t>
-          </m:r>
-          <m:f>
-            <m:num>
-              <m:r>
-                <m:t xml:space="preserve">R</m:t>
-              </m:r>
-            </m:num>
-            <m:den>
-              <m:r>
-                <m:t xml:space="preserve">1 + R</m:t>
-              </m:r>
-            </m:den>
-          </m:f>
-        </m:oMath>
-      </m:oMathPara>
+      <ns6:oMathPara>
+        <ns6:oMath>
+          <ns6:r>
+            <ns6:t xml:space="preserve">E = </ns6:t>
+          </ns6:r>
+          <ns6:f>
+            <ns6:num>
+              <ns6:r>
+                <ns6:t xml:space="preserve">R</ns6:t>
+              </ns6:r>
+            </ns6:num>
+            <ns6:den>
+              <ns6:r>
+                <ns6:t xml:space="preserve">1 + R</ns6:t>
+              </ns6:r>
+            </ns6:den>
+          </ns6:f>
+        </ns6:oMath>
+      </ns6:oMathPara>
     </w:p>
     <w:p>
       <w:r>
@@ -4623,25 +4623,25 @@
       </w:r>
     </w:p>
     <w:p>
-      <m:oMathPara xmlns:m="http://schemas.openxmlformats.org/officeDocument/2006/math">
-        <m:oMath>
-          <m:r>
-            <m:t xml:space="preserve">C = </m:t>
-          </m:r>
-          <m:f>
-            <m:num>
-              <m:r>
-                <m:t xml:space="preserve">4 − T</m:t>
-              </m:r>
-            </m:num>
-            <m:den>
-              <m:r>
-                <m:t xml:space="preserve">3</m:t>
-              </m:r>
-            </m:den>
-          </m:f>
-        </m:oMath>
-      </m:oMathPara>
+      <ns6:oMathPara>
+        <ns6:oMath>
+          <ns6:r>
+            <ns6:t xml:space="preserve">C = </ns6:t>
+          </ns6:r>
+          <ns6:f>
+            <ns6:num>
+              <ns6:r>
+                <ns6:t xml:space="preserve">4 − T</ns6:t>
+              </ns6:r>
+            </ns6:num>
+            <ns6:den>
+              <ns6:r>
+                <ns6:t xml:space="preserve">3</ns6:t>
+              </ns6:r>
+            </ns6:den>
+          </ns6:f>
+        </ns6:oMath>
+      </ns6:oMathPara>
     </w:p>
     <w:p>
       <w:r>
@@ -4649,25 +4649,25 @@
       </w:r>
     </w:p>
     <w:p>
-      <m:oMathPara xmlns:m="http://schemas.openxmlformats.org/officeDocument/2006/math">
-        <m:oMath>
-          <m:r>
-            <m:t xml:space="preserve">S = </m:t>
-          </m:r>
-          <m:f>
-            <m:num>
-              <m:r>
-                <m:t xml:space="preserve">E + C</m:t>
-              </m:r>
-            </m:num>
-            <m:den>
-              <m:r>
-                <m:t xml:space="preserve">2</m:t>
-              </m:r>
-            </m:den>
-          </m:f>
-        </m:oMath>
-      </m:oMathPara>
+      <ns6:oMathPara>
+        <ns6:oMath>
+          <ns6:r>
+            <ns6:t xml:space="preserve">S = </ns6:t>
+          </ns6:r>
+          <ns6:f>
+            <ns6:num>
+              <ns6:r>
+                <ns6:t xml:space="preserve">E + C</ns6:t>
+              </ns6:r>
+            </ns6:num>
+            <ns6:den>
+              <ns6:r>
+                <ns6:t xml:space="preserve">2</ns6:t>
+              </ns6:r>
+            </ns6:den>
+          </ns6:f>
+        </ns6:oMath>
+      </ns6:oMathPara>
     </w:p>
     <w:p>
       <w:r>
@@ -4697,7 +4697,7 @@
     </w:p>
     <w:p>
       <w:r>
-        <w:t>The primary literature defined the expected direction on each applicable axis, and each expectation was classified by what its source measured. Class E1, quantitative energetic, is a reported thermodynamic or kinetic quantity for the substitution, such as a melting-temperature shift, an unfolding free energy or a dissociation constant. E2, quantitative functional, is a numerical assay readout that stands in for one of these, such as a deep-mutational-scanning abundance or interaction score. E3, qualitative experimental, is a direct observation reported without a number, such as loss of co-immunoprecipitation. E4, population frequency, is inference from allele frequency or constraint without an assay of the variant. E5, inferred, is an expectation implied by an established mechanism without a measurement of that axis; a variant shown to bind normally while losing catalytic activity, for example, implies a neutral binding axis. The absence of an assay was never treated as evidence: without a published result implying the axis state, the axis was left uncommitted. S1 Table gives the class, basis and citation of all 98 committed expectations, and an automated check enforces agreement between each committed direction and its written basis (S3 Text). Expectations were curated from the primary literature; during development, expectations found to contradict their own written basis were corrected, and every correction is recorded with its reason (S3 Text).</w:t>
+        <w:t>The primary literature defined the expected direction on each applicable axis, and each expectation was classified by what its source measured. Class E1, quantitative energetic, is a reported thermodynamic or kinetic quantity for the substitution, such as a melting-temperature shift, an unfolding free energy or a dissociation constant. E2, quantitative functional, is a numerical assay readout that stands in for one of these, such as a deep-mutational-scanning abundance or interaction score. E3, qualitative experimental, is a direct observation reported without a number, such as loss of co-immunoprecipitation. E4, population frequency, is inference from allele frequency or constraint without an assay of the variant. E5, inferred, is an expectation implied by an established mechanism without a measurement of that axis; a variant shown to bind normally while losing catalytic activity, for example, implies a neutral binding axis. The absence of an assay was never treated as evidence: without a published result implying the axis state, the axis was left uncommitted. S1 Table gives the class, basis and citation of all 99 committed expectations, and an automated check enforces agreement between each committed direction and its written basis (S3 Text). Expectations were curated from the primary literature; during development, expectations found to contradict their own written basis were corrected, and every correction is recorded with its reason (S3 Text).</w:t>
       </w:r>
     </w:p>
     <w:p>
@@ -5220,7 +5220,7 @@
     </w:p>
     <w:p>
       <w:r>
-        <w:t>For prioritization, the positive class is the 17 structural-mechanism variants and the negative class the 30 no-lesion variants in the 47-variant population. Average precision summarizes precision over the recall curve, and top-k recovery counts the structural mechanisms among the k highest-ranked variants. Alternative formulas, score bands and component analyses are internal sensitivity analyses, because the same benchmark informed the development of the score (S2 Text; S5 Fig). Within-system permutation tests for the tier screens used exact convolved hypergeometric distributions.</w:t>
+        <w:t>For prioritization, the positive class is the 21 structural-mechanism variants and the negative class the 25 no-lesion variants in the 46-variant population. Average precision summarizes precision over the recall curve, and top-k recovery counts the structural mechanisms among the k highest-ranked variants. Alternative formulas, score bands and component analyses are internal sensitivity analyses, because the same benchmark informed the development of the score (S2 Text; S5 Fig). Within-system permutation tests for the tier screens used exact convolved hypergeometric distributions.</w:t>
       </w:r>
     </w:p>
     <w:p>
@@ -5656,7 +5656,7 @@
         <w:t xml:space="preserve"> </w:t>
       </w:r>
       <w:r>
-        <w:t>All 98 committed axis expectations, and the five no-lesion variants graded at the whole-variant level, with evidence class, one-line basis and reference.</w:t>
+        <w:t>All 99 committed axis expectations, and the four no-lesion variants graded at the whole-variant level, with evidence class, one-line basis and reference.</w:t>
       </w:r>
     </w:p>
     <w:p>
@@ -5740,7 +5740,7 @@
         <w:t xml:space="preserve"> </w:t>
       </w:r>
       <w:r>
-        <w:t>(A) Score under 2,000 permutations of the ground-truth labels, permuted as a block; the vertical line marks the observed 0.719. (B) Score over 2,000 resamples of the 14 systems; dashed lines mark the 95% interval (0.625–0.821). (C) Score with each system left out in turn; the dashed line marks the full-cohort value. (D) Score over 500 draws that add Gaussian noise at the standard error of each FoldX replicate mean.</w:t>
+        <w:t>(A) Score under 2,000 permutations of the ground-truth labels, permuted as a block; the vertical line marks the observed 0.661. (B) Score over 2,000 resamples of the 14 systems; dashed lines mark the 95% interval (0.625–0.821). (C) Score with each system left out in turn; the dashed line marks the full-cohort value. (D) Score over 500 draws that add Gaussian noise at the standard error of each FoldX replicate mean.</w:t>
       </w:r>
     </w:p>
     <w:p>
@@ -5776,13 +5776,13 @@
         <w:rPr>
           <w:b/>
         </w:rPr>
-        <w:t>S4 Fig. Structural-context comparators on the 47-variant prioritization population.</w:t>
+        <w:t>S4 Fig. Structural-context comparators on the 46-variant prioritization population.</w:t>
       </w:r>
       <w:r>
         <w:t xml:space="preserve"> </w:t>
       </w:r>
       <w:r>
-        <w:t>Sensitivity on the 17 structural-mechanism variants and specificity on the 30 no-lesion variants for interface status alone, the tier without its interface bonus and the full tier (Tier 1–2).</w:t>
+        <w:t>Sensitivity on the 21 structural-mechanism variants and specificity on the 25 no-lesion variants for interface status alone, the tier without its interface bonus and the full tier (Tier 1–2).</w:t>
       </w:r>
     </w:p>
     <w:p>
@@ -5796,7 +5796,7 @@
         <w:t xml:space="preserve"> </w:t>
       </w:r>
       <w:r>
-        <w:t>(A) The energy component E = R/(1 + R) as a function of the largest energy ratio R. (B) ROC curves for the priority score and its energy and context components on the 47-variant prioritization population.</w:t>
+        <w:t>(A) The energy component E = R/(1 + R) as a function of the largest energy ratio R. (B) ROC curves for the priority score and its energy and context components on the 46-variant prioritization population.</w:t>
       </w:r>
     </w:p>
     <w:sectPr>

--- a/docs/COMAVI_manuscript_current.docx
+++ b/docs/COMAVI_manuscript_current.docx
@@ -2020,7 +2020,7 @@
     </w:p>
     <w:p>
       <w:r>
-        <w:t>Each graded variant received a three-level grade: 1 when COMAVI recovered the expected combination of effects, 0.5 when it partly recovered a multi-axis pattern, and 0 otherwise. Table 2 defines this mechanism-pattern score and every other metric reported below. At the 2.5 kcal/mol (10.5 kJ/mol) reference threshold, the mechanism-pattern score was 37.0 of 56 (0.661). To judge this value, we graded every trivial fixed strategy on the same variants. The strongest, calling every variant silent, scores 0.482 by accepting all no-lesion variants and missing every mechanism. Calling every variant destabilized on both the assembled-complex and binding axes scores 0.438, and permuting the ground truth gives a mean of 0.464 (standard deviation 0.051; p = 0.0005; S2 Text). COMAVI exceeds the best trivial strategy by 0.179. Because the strongest trivial strategy scores exactly the no-lesion fraction of the cohort, this margin, rather than the raw score, is the quantity that can be compared across cohorts of different composition.</w:t>
+        <w:t>Each graded variant received a three-level grade: 1 when COMAVI recovered the expected combination of effects, 0.5 when it partly recovered a multi-axis pattern, and 0 otherwise. Table 2 defines this mechanism-pattern score and every other metric reported below. At the 2.5 kcal/mol (10.5 kJ/mol) reference threshold, the mechanism-pattern score was 37.0 of 56 (0.661). To judge this value, we graded every trivial fixed strategy on the same variants. The strongest, calling every variant silent, scores 0.482 by accepting all no-lesion variants and missing every mechanism. Calling every variant destabilized on both the assembled-complex and binding axes scores 0.438, and permuting the ground truth gives a mean of 0.464 (standard deviation 0.051; p = 0.0005; S2 Text). COMAVI exceeds the best trivial strategy by 0.179. Because the strongest trivial strategy scores exactly the no-lesion fraction of the cohort, this margin, rather than the raw score, is the quantity that can be compared across cohorts of different composition. Resampling whole systems puts a 95% interval of −0.058 to 0.373 on that margin, which includes zero: on 14 clustered systems the benchmark establishes the direction of the advantage over the trivial strategy but not its size.</w:t>
       </w:r>
     </w:p>
     <w:p>

--- a/docs/COMAVI_manuscript_current.docx
+++ b/docs/COMAVI_manuscript_current.docx
@@ -3990,7 +3990,7 @@
     </w:p>
     <w:p>
       <w:r>
-        <w:t>Direction agreement was similar on the three axes: 19 of 26 expectations for isolated-subunit stability, 17 of 22 for assembled-complex stability and 20 of 29 for binding (56 of 77 overall), rates within 0.042 of one another. The 46 complex variants and the 10 BRCT variants scored similarly (0.652 and 0.700), so neither subset determines the pooled result.</w:t>
+        <w:t>Direction agreement was similar on the three axes: 19 of 26 expectations for isolated-subunit stability, 17 of 22 for assembled-complex stability and 20 of 29 for binding (56 of 77 overall), rates spanning 0.083. The 46 complex variants and the 10 BRCT variants scored similarly (0.652 and 0.700), so neither subset determines the pooled result.</w:t>
       </w:r>
     </w:p>
     <w:p>
@@ -4000,7 +4000,7 @@
     </w:p>
     <w:p>
       <w:r>
-        <w:t>Performance was lower on predicted than on experimental complexes. Seven systems use an experimental complex structure and seven an AlphaFold 3 model; the mechanism-pattern score was 20.0 of 28 (0.714) on the experimental systems and 17.0 of 28 (0.607) on the predicted ones, and the prioritization AUC was 1.000 against 0.911. Resampling whole systems within each source puts a 95% interval of −0.080 to 0.257 on the difference of 0.107, so the benchmark does not resolve it. With seven systems on each side, the source of the model also cannot be separated from the difficulty of the systems. The split is not a clean comparison of model quality in any case: isolated-subunit stability is calculated on a single-chain AlphaFold 3 model in 11 of the 14 systems, including systems whose complex is experimental.</w:t>
+        <w:t>Performance was lower on predicted than on experimental complexes. Seven systems use an experimental complex structure and seven an AlphaFold 3 model; the mechanism-pattern score was 20.0 of 28 (0.714) on the experimental systems and 17.0 of 28 (0.607) on the predicted ones, and the prioritization AUC was 0.948 on the 18 tier-carrying experimental variants against 0.778 on the 28 predicted ones. Resampling whole systems within each source puts a 95% interval of −0.080 to 0.257 on the difference of 0.107, so the benchmark does not resolve it. With seven systems on each side, the source of the model also cannot be separated from the difficulty of the systems. The split is not a clean comparison of model quality in any case: isolated-subunit stability is calculated on a single-chain AlphaFold 3 model in 11 of the 14 systems, including systems whose complex is experimental.</w:t>
       </w:r>
     </w:p>
     <w:p>
@@ -4194,7 +4194,7 @@
     </w:p>
     <w:p>
       <w:r>
-        <w:t>We measured ranking quality by the ROC AUC, the probability that a randomly chosen structural-mechanism variant outranks a randomly chosen no-lesion variant. The energy component alone reached an AUC of 0.779 and placed 15 of the 21 mechanisms in the top 20, and 16 by rank 25. The context component alone reached 0.785 and recovered 11 mechanisms in the top 20 and 13 by rank 25. The two components fail on different variants. Crossing the energy calls with the tier gives four descriptive evidence states, according to whether an axis fires and whether the tier is 1–2: convergent, energy only, context only and neither. At 2.5 kcal/mol, 15 mechanisms are convergent, 2 are context-only and 4 fall in the neither state, while the energy-only state holds 3 no-lesion variants and no mechanism. At 1.0 kcal/mol the energy-only state holds 6 no-lesion variants and 2 mechanisms (S3 Table, evidence_states sheet). At the reference threshold, an energy call without supporting structural context marks a no-lesion variant in this cohort, but that separation does not hold at the screening default.</w:t>
+        <w:t>We measured ranking quality by the ROC AUC, the probability that a randomly chosen structural-mechanism variant outranks a randomly chosen no-lesion variant. The energy component alone reached an AUC of 0.779 and placed 15 of the 21 mechanisms in the top 20, and 16 by rank 25. It ranks HBB N102T 36th and MLH1 Q542L 32nd of 46, although the tier places both in Tier 1. The context component alone reached 0.785 and recovered 11 mechanisms in the top 20 and 13 by rank 25. The two components fail on different variants. Crossing the energy calls with the tier gives four descriptive evidence states, according to whether an axis fires and whether the tier is 1–2: convergent, energy only, context only and neither. At 2.5 kcal/mol, 15 mechanisms are convergent, 2 are context-only and 4 fall in the neither state, while the energy-only state holds 3 no-lesion variants and no mechanism. At 1.0 kcal/mol the energy-only state holds 6 no-lesion variants and 2 mechanisms (S3 Table, evidence_states sheet). At the reference threshold, an energy call without supporting structural context marks a no-lesion variant in this cohort, but that separation does not hold at the screening default.</w:t>
       </w:r>
     </w:p>
     <w:p>
@@ -4275,7 +4275,7 @@
     </w:p>
     <w:p>
       <w:r>
-        <w:t>Rank-based comparison with a pathogenicity predictor is correspondingly limited. All 11 benign variants in this set entered the benchmark as curated no-lesion controls, so any structural score separates them from pathogenic structural mechanisms partly by construction, and a pathogenicity AUC computed here measures the cohort as much as the method. With that caveat, AlphaMissense ranked pathogenicity better (ROC AUC 0.903) than the priority score (0.851) or its energy (0.836) and context (0.769) components (Fig 5). The populations also differ: this set includes TNNI3 R162W and VHL W117R, which are not graded, and lacks VWF R1334Q and A1381T, for which no AlphaMissense score was retrieved, so none of these values is comparable with the structural AUC of 0.943.</w:t>
+        <w:t>Rank-based comparison with a pathogenicity predictor is correspondingly limited. All 11 benign variants in this set entered the benchmark as curated no-lesion controls, so any structural score separates them from pathogenic structural mechanisms partly by construction, and a pathogenicity AUC computed here measures the cohort as much as the method. With that caveat, AlphaMissense ranked pathogenicity better (ROC AUC 0.903) than the priority score (0.851) or its energy (0.836) and context (0.769) components (Fig 5). The populations also differ: this set includes TNNI3 R162W and VHL W117R, which are not graded, and lacks VWF R1334Q and A1381T, for which no AlphaMissense score was retrieved, so none of these values is comparable with the structural AUC of 0.834.</w:t>
       </w:r>
     </w:p>
     <w:p>
@@ -4410,7 +4410,7 @@
     </w:p>
     <w:p>
       <w:r>
-        <w:t>The benchmark is small and clustered: 56 graded variants in 14 systems, with the variants of a system sharing structures and curation. Resampling whole systems addresses this dependence but cannot replace prospective validation. The same benchmark informed the development of the priority score, so its ranking figures, including the AUC of 0.943, are in-sample estimates; the formula is frozen, which is what makes an out-of-sample test possible, but this benchmark cannot provide one. Performance was also lower on predicted than on experimental complexes, by an amount this cohort cannot resolve. Evidence is uneven as well: isolated-subunit stability and binding have direct energy anchors, assembled-complex stability has none, and five no-lesion variants are graded only at the whole-variant level.</w:t>
+        <w:t>The benchmark is small and clustered: 56 graded variants in 14 systems, with the variants of a system sharing structures and curation. Resampling whole systems addresses this dependence but cannot replace prospective validation. The same benchmark informed the development of the priority score, so its ranking figures, including the AUC of 0.834, are in-sample estimates; the formula is frozen, which is what makes an out-of-sample test possible, but this benchmark cannot provide one. Performance was also lower on predicted than on experimental complexes, by an amount this cohort cannot resolve. Evidence is uneven as well: isolated-subunit stability and binding have direct energy anchors, assembled-complex stability has none, and five no-lesion variants are graded only at the whole-variant level.</w:t>
       </w:r>
     </w:p>
     <w:p>
@@ -5740,7 +5740,7 @@
         <w:t xml:space="preserve"> </w:t>
       </w:r>
       <w:r>
-        <w:t>(A) Score under 2,000 permutations of the ground-truth labels, permuted as a block; the vertical line marks the observed 0.661. (B) Score over 2,000 resamples of the 14 systems; dashed lines mark the 95% interval (0.625–0.821). (C) Score with each system left out in turn; the dashed line marks the full-cohort value. (D) Score over 500 draws that add Gaussian noise at the standard error of each FoldX replicate mean.</w:t>
+        <w:t>(A) Score under 2,000 permutations of the ground-truth labels, permuted as a block; the vertical line marks the observed 0.661. (B) Score over 2,000 resamples of the 14 systems; dashed lines mark the 95% interval (0.573–0.755). (C) Score with each system left out in turn; the dashed line marks the full-cohort value. (D) Score over 500 draws that add Gaussian noise at the standard error of each FoldX replicate mean.</w:t>
       </w:r>
     </w:p>
     <w:p>

--- a/docs/COMAVI_manuscript_current.docx
+++ b/docs/COMAVI_manuscript_current.docx
@@ -46,7 +46,7 @@
     </w:p>
     <w:p>
       <w:r>
-        <w:t>Pathogenicity predictors rank missense variants by how likely they are to cause disease, but they rarely name the structural process a variant disrupts or the experiment that would test it. COMAVI (COMplex-Aware Variant Impact scoring) uses FoldX to score each substitution twice, in the isolated subunit and in the assembled complex, and reports three predicted energy changes: isolated-subunit stability, assembled-complex stability and binding to each partner. With a structural-context tier, these yield two outputs: a priority score that ranks variants for structural follow-up, and a mechanism profile that names the disrupted process and therefore the experiment. We evaluated both against a literature-curated benchmark of 61 variants in 14 protein systems, experimental or predicted with AlphaFold 3, in which every expected effect carries a written evidence basis and a citation. Scoring the assembled complex is what made most lesions visible: at the 2.5 kcal/mol reference threshold the isolated-subunit axis alone detected 7 of the 29 variants with a committed structural mechanism, and the three axes together detected 20, at a cost of three further calls among 27 no-lesion variants. The mechanism-pattern score was 37.0 of 56 graded variants (0.661) against 0.482 for the strongest trivial strategy, but the axis the literature implicates fired for only 14 of the 29. Across the prespecified range of 1.0 to 2.5 kcal/mol, stringency left detection nearly unchanged, lowered attribution and raised correct rejection. Predicted energies ranked measured effects (Spearman ρ = 0.48, n = 63) but compressed their size (slope 0.42). The priority score placed 17 of 21 structural mechanisms in the top 20 of 46 ranked variants. Use the priority score to choose variants, then the mechanism profile to choose a stability, assembly or binding experiment. A silent result means that the supplied model shows no lesion, not that the variant is benign.</w:t>
+        <w:t>Pathogenicity predictors rank missense variants by how likely they are to cause disease, but they rarely name the structural process a variant disrupts or the experiment that would test it. COMAVI (COMplex-Aware Variant Impact scoring) uses FoldX to score each substitution twice, in the isolated subunit and in the assembled complex, and reports three predicted energy changes: isolated-subunit stability, assembled-complex stability and binding to each partner. With a structural-context tier, these yield two outputs: a priority score that ranks variants for structural follow-up, and a mechanism profile that names the disrupted process and therefore the experiment. We evaluated both against a literature-curated benchmark of 61 variants in 14 protein systems, experimental or predicted with AlphaFold 3, in which every expected effect carries a written evidence basis and a citation. Scoring the assembled complex is what made most lesions visible: at the 2.5 kcal/mol reference threshold the isolated-subunit axis alone detected 7 of the 29 variants with a committed structural mechanism, and the three axes together detected 20, at a cost of three further calls among 27 no-lesion variants. The mechanism-pattern score was 37.0 of 56 graded variants (0.661) against 0.482 for the strongest trivial strategy, but the axis the literature implicates fired for only 14 of the 29. Across the prespecified range of 1.0 to 2.5 kcal/mol, stringency left detection nearly unchanged, lowered attribution and raised correct rejection. Predicted energies ranked measured effects (Spearman ρ = 0.47, n = 63) but compressed their size (slope 0.41). The priority score placed 17 of 21 structural mechanisms in the top 20 of 46 ranked variants. Use the priority score to choose variants, then the mechanism profile to choose a stability, assembly or binding experiment. A silent result means that the supplied model shows no lesion, not that the variant is benign.</w:t>
       </w:r>
     </w:p>
     <w:p>
@@ -4099,16 +4099,16 @@
     </w:p>
     <w:p>
       <w:r>
-        <w:t>The thresholds act on predicted free-energy changes (ΔΔG), so we compared predictions with direct measurements wherever they exist (Fig 3). The pooled set contains 63 comparisons from four systems: 48 binding energies for barnase–barstar and TEM1–BLIP from SKEMPI 2.0 [65], 10 unfolding free energies for the BRCA1 BRCT domain [24] and 5 hemoglobin assembly energies [54–56]. Predicted and measured values were rank-correlated (Spearman ρ = 0.48, p = 5.6 × 10</w:t>
+        <w:t>The thresholds act on predicted free-energy changes (ΔΔG), so we compared predictions with direct measurements wherever they exist (Fig 3). The pooled set contains 63 comparisons from four systems: 48 binding energies for barnase–barstar and TEM1–BLIP from SKEMPI 2.0 [65], 10 unfolding free energies for the BRCA1 BRCT domain [24] and 5 hemoglobin assembly energies [54–56]. Predicted and measured values were rank-correlated (Spearman ρ = 0.47, p = 1.1 × 10</w:t>
       </w:r>
       <w:r>
         <w:rPr>
           <w:vertAlign w:val="superscript"/>
         </w:rPr>
-        <w:t>−5</w:t>
-      </w:r>
-      <w:r>
-        <w:t>), but the fitted slope was 0.42, and the prediction error became more negative as the measured effect grew (ρ = −0.66). A measured destabilization of 2.5 kcal/mol corresponds to a predicted 1.43 kcal/mol. FoldX therefore orders effects but compresses large ones, which accounts for part of the loss of measured effects at stringent thresholds.</w:t>
+        <w:t>−4</w:t>
+      </w:r>
+      <w:r>
+        <w:t>), but the fitted slope was 0.41, and the prediction error became more negative as the measured effect grew (ρ = −0.67). A measured destabilization of 2.5 kcal/mol corresponds to a predicted 1.42 kcal/mol. FoldX therefore orders effects but compresses large ones, which accounts for part of the loss of measured effects at stringent thresholds.</w:t>
       </w:r>
     </w:p>
     <w:p>
@@ -4161,12 +4161,12 @@
         <w:t xml:space="preserve"> </w:t>
       </w:r>
       <w:r>
-        <w:t>(A) Predicted against measured ΔΔG for 63 comparisons from four systems, with the least-squares fit (slope 0.42) and the identity line; open symbols mark the seven barnase Glu73 substitutions. (B) Prediction error (predicted minus measured) against measured ΔΔG. (C) Isolated-subunit stability for the 10 graded BRCA1 BRCT variants against measured unfolding free energy. (D) Binding energy against measured assembly free energy for the five hemoglobin β-chain benchmark variants at the α1β2 interface. Dotted lines mark 2.5 kcal/mol; positive values are destabilizing.</w:t>
-      </w:r>
-    </w:p>
-    <w:p>
-      <w:r>
-        <w:t>Seven barnase substitutions at Glu73 behave differently from the rest. All are measured as destabilizing (1.45 to 3.01 kcal/mol) and all are predicted as stabilizing (−1.66 to −1.01 kcal/mol), a systematic sign inversion at a single site. They are included in every primary statistic. Without them the rank correlation rises to 0.63 (n = 56) while the slope barely changes (0.43), so the compression does not depend on this cluster. For the SKEMPI binding comparisons alone, ρ = 0.34 (p = 0.019, n = 48), and the predicted sign was correct for 30 of 40 measured destabilizations. Without Glu73, ρ = 0.55 (p = 0.0002, n = 41), and the sign was correct for 30 of 33 (S2 Fig). At the 2.5 kcal/mol reference, measured and predicted calls agreed for 43 of the 63 comparisons (S3 Fig).</w:t>
+        <w:t>(A) Predicted against measured ΔΔG for 63 comparisons from four systems, with the least-squares fit (slope 0.41) and the identity line; open symbols mark the seven barnase Glu73 substitutions. (B) Prediction error (predicted minus measured) against measured ΔΔG. (C) Isolated-subunit stability for the 10 graded BRCA1 BRCT variants against measured unfolding free energy. (D) Binding energy against measured assembly free energy for the five hemoglobin β-chain benchmark variants at the α1β2 interface. Dotted lines mark 2.5 kcal/mol; positive values are destabilizing.</w:t>
+      </w:r>
+    </w:p>
+    <w:p>
+      <w:r>
+        <w:t>Seven barnase substitutions at Glu73 behave differently from the rest. All are measured as destabilizing (1.45 to 3.01 kcal/mol) and all are predicted as stabilizing (−1.66 to −1.01 kcal/mol), a systematic sign inversion at a single site. They are included in every primary statistic. Without them the rank correlation rises to 0.61 (n = 56) while the slope barely changes (0.42), so the compression does not depend on this cluster. For the SKEMPI binding comparisons alone, ρ = 0.34 (p = 0.019, n = 48), and the predicted sign was correct for 30 of 40 measured destabilizations. Without Glu73, ρ = 0.55 (p = 0.0002, n = 41), and the sign was correct for 30 of 33 (S2 Fig). At the 2.5 kcal/mol reference, measured and predicted calls agreed for 43 of the 63 comparisons (S3 Fig).</w:t>
       </w:r>
     </w:p>
     <w:p>
@@ -5768,7 +5768,7 @@
         <w:t xml:space="preserve"> </w:t>
       </w:r>
       <w:r>
-        <w:t>Absolute prediction error for the 63 comparisons, grouped by whether the measured and predicted calls agree (n = 43), disagree with both values within 1.0 kcal/mol of the threshold (borderline, n = 7) or disagree by more (substantive, n = 13). Gray bars mark medians; open circles, barnase Glu73.</w:t>
+        <w:t>Absolute prediction error for the 63 comparisons, grouped by whether the measured and predicted calls agree (n = 42), disagree with both values within 1.0 kcal/mol of the threshold (borderline, n = 7) or disagree by more (substantive, n = 14). Gray bars mark medians; open circles, barnase Glu73.</w:t>
       </w:r>
     </w:p>
     <w:p>

--- a/docs/COMAVI_manuscript_current.docx
+++ b/docs/COMAVI_manuscript_current.docx
@@ -161,7 +161,7 @@
     </w:p>
     <w:p>
       <w:r>
-        <w:t>The benchmark contains 61 missense variants in 14 protein systems (Table 1): 49 variants in 13 multi-chain complexes and 12 in the tandem BRCA1 C-terminal (BRCT) domain, a single-chain system with measured unfolding free energies [24]. We chose systems in which published experiments establish how each variant acts, and all energies throughout are FoldX 5.1 predictions (Methods). Together they span the mechanisms COMAVI is meant to separate: loss and gain of function, fold-driven and binding-driven disruption, and variants with ambiguous biology. For each variant, the primary literature defines the expected direction on each applicable axis [25–58]. Each of the 99 committed expectations is recorded with its evidence class, a one-line basis and a citation (S1 Table).</w:t>
+        <w:t>The benchmark contains 61 missense variants in 14 protein systems (Table 1): 49 variants in 13 multi-chain complexes and 12 in the tandem BRCA1 C-terminal (BRCT) domain, a single-chain system with measured unfolding free energies [24]. We chose systems in which published experiments establish how each variant acts, and all energies throughout are FoldX 5.1 predictions (Methods). Together they span the mechanisms COMAVI is meant to separate: loss and gain of function, fold-driven and binding-driven disruption, and variants with ambiguous biology. For each variant, the primary literature defines the expected direction on each applicable axis [25–60]. Each of the 99 committed expectations is recorded with its evidence class, a one-line basis and a citation (S1 Table).</w:t>
       </w:r>
     </w:p>
     <w:p>
@@ -1974,7 +1974,7 @@
     </w:tbl>
     <w:p>
       <w:r>
-        <w:t>Graded variants carry a committed expectation on at least one modeled axis or, for five no-lesion variants, at the whole-variant level. Pathogenic counts clinical annotations, which are independent of the mechanism ground truth and are not used in any mechanism metric; the BRCT variants carry no clinical label (–). Experimental structures are identified by their Protein Data Bank (PDB) entries [59–64]; the other systems used AlphaFold 3 models.</w:t>
+        <w:t>Graded variants carry a committed expectation on at least one modeled axis or, for five no-lesion variants, at the whole-variant level. Pathogenic counts clinical annotations, which are independent of the mechanism ground truth and are not used in any mechanism metric; the BRCT variants carry no clinical label (–). Experimental structures are identified by their Protein Data Bank (PDB) entries [61–66]; the other systems used AlphaFold 3 models.</w:t>
       </w:r>
     </w:p>
     <w:p>
@@ -1984,7 +1984,7 @@
     </w:p>
     <w:p>
       <w:r>
-        <w:t>Four graded no-lesion variants carry no committed expectation on any individual axis: CALM1 D96V, N98S and F142L, which act through altered calcium binding [29,30], and SMAD4 I500T, which acts through impaired monoubiquitination [44]. Their mechanisms lie outside the modeled axes, so they are graded at the whole-variant level as no-lesion variants. S1 Table lists their basis and sources, and the analyses below report the effect of removing them.</w:t>
+        <w:t>Four graded no-lesion variants carry no committed expectation on any individual axis: CALM1 D96V, N98S and F142L, which act through altered calcium binding [29,30], and SMAD4 I500T, which acts through impaired monoubiquitination [45]. Their mechanisms lie outside the modeled axes, so they are graded at the whole-variant level as no-lesion variants. S1 Table lists their basis and sources, and the analyses below report the effect of removing them.</w:t>
       </w:r>
     </w:p>
     <w:p>
@@ -2007,7 +2007,7 @@
     </w:p>
     <w:p>
       <w:r>
-        <w:t>Two variants show both what the second context adds and the error it introduces. Complement factor H R78G barely changes isolated-subunit stability (0.93 kcal/mol) but is predicted to weaken binding to C3b by 6.12 kcal/mol, consistent with a measured rise in dissociation constant from 10–14 μM to more than 35 μM [51]. Von Willebrand factor R1334Q leaves the isolated A1 domain unchanged (0.01 kcal/mol) but weakens binding to GPIbα by 4.11 kcal/mol; the purified A1 domain is natively folded, binds GPIbα weakly and supports little platelet adhesion [52]. A calculation on the isolated subunit alone would call both variants silent. In both, however, the assembled-complex stability axis also fires (4.88 and 4.73 kcal/mol) where the literature implies an intact fold, so both are graded partial rather than consistent.</w:t>
+        <w:t>Two variants show both what the second context adds and the error it introduces. Complement factor H R78G barely changes isolated-subunit stability (0.93 kcal/mol) but is predicted to weaken binding to C3b by 6.12 kcal/mol, consistent with a measured rise in dissociation constant from 10–14 μM to more than 35 μM [53]. Von Willebrand factor R1334Q leaves the isolated A1 domain unchanged (0.01 kcal/mol) but weakens binding to GPIbα by 4.11 kcal/mol; the purified A1 domain is natively folded, binds GPIbα weakly and supports little platelet adhesion [54]. A calculation on the isolated subunit alone would call both variants silent. In both, however, the assembled-complex stability axis also fires (4.88 and 4.73 kcal/mol) where the literature implies an intact fold, so both are graded partial rather than consistent.</w:t>
       </w:r>
     </w:p>
     <w:p>
@@ -4005,7 +4005,7 @@
     </w:p>
     <w:p>
       <w:r>
-        <w:t>A silent result has two meanings that the benchmark keeps apart. For a variant whose mechanism the supplied model can represent, silence on every applicable axis is an informative negative. When the mechanism acts through a state absent from the model, silence cannot test it. HBB E6V is the clearest case: it acts through polymerization of deoxygenated hemoglobin [53], so COMAVI silence points to the missing assembly state, not to a benign variant. A model-scope screen separates the two situations (S2 Table, model_scope sheet).</w:t>
+        <w:t>A silent result has two meanings that the benchmark keeps apart. For a variant whose mechanism the supplied model can represent, silence on every applicable axis is an informative negative. When the mechanism acts through a state absent from the model, silence cannot test it. HBB E6V is the clearest case: it acts through polymerization of deoxygenated hemoglobin [55], so COMAVI silence points to the missing assembly state, not to a benign variant. A model-scope screen separates the two situations (S2 Table, model_scope sheet).</w:t>
       </w:r>
     </w:p>
     <w:p>
@@ -4099,7 +4099,7 @@
     </w:p>
     <w:p>
       <w:r>
-        <w:t>The thresholds act on predicted free-energy changes (ΔΔG), so we compared predictions with direct measurements wherever they exist (Fig 3). The pooled set contains 63 comparisons from four systems: 48 binding energies for barnase–barstar and TEM1–BLIP from SKEMPI 2.0 [65], 10 unfolding free energies for the BRCA1 BRCT domain [24] and 5 hemoglobin assembly energies [54–56]. Predicted and measured values were rank-correlated (Spearman ρ = 0.47, p = 1.1 × 10</w:t>
+        <w:t>The thresholds act on predicted free-energy changes (ΔΔG), so we compared predictions with direct measurements wherever they exist (Fig 3). The pooled set contains 63 comparisons from four systems: 48 binding energies for barnase–barstar and TEM1–BLIP from SKEMPI 2.0 [67], 10 unfolding free energies for the BRCA1 BRCT domain [24] and 5 hemoglobin assembly energies [56–58]. Predicted and measured values were rank-correlated (Spearman ρ = 0.47, p = 1.1 × 10</w:t>
       </w:r>
       <w:r>
         <w:rPr>
@@ -4257,7 +4257,7 @@
     </w:p>
     <w:p>
       <w:r>
-        <w:t>A high rank does not guarantee a correct mechanism. Of the 17 structural mechanisms in the top 20, 5 are graded consistent, 10 partial and 2 inconsistent. The four outside it are KRAS G12D and G12V, MLH1 H718Y and SMAD4 I500V, at ranks 32 to 38 — the four expectations whose measured magnitudes are smallest, none reaching the 2.5 kcal/mol reference. The two inconsistent cases, MLH1 R755W and PIK3CA E545K, fail the same way. FoldX returns a large favorable interaction energy for each (−9.7 and −4.6 kcal/mol), which COMAVI reads as strengthened binding. For E545K the axis is right but the direction is wrong, because releasing the inhibitory contact with p85 is energetically favorable [40]. For R755W the literature reports reduced abundance with binding preserved [32,36], and neither stability prediction reaches the threshold (0.97 kcal/mol for the isolated subunit and −0.94 in the complex). These two variants would send a user to the right protein with the wrong experiment (S3 Text).</w:t>
+        <w:t>A high rank does not guarantee a correct mechanism. Of the 17 structural mechanisms in the top 20, 5 are graded consistent, 10 partial and 2 inconsistent. The four outside it are KRAS G12D and G12V, MLH1 H718Y and SMAD4 I500V, at ranks 32 to 38 — the four expectations whose measured magnitudes are smallest, none reaching the 2.5 kcal/mol reference. The two inconsistent cases, MLH1 R755W and PIK3CA E545K, fail the same way. FoldX returns a large favorable interaction energy for each (−9.7 and −4.6 kcal/mol), which COMAVI reads as strengthened binding. For E545K the axis is right but the direction is wrong, because releasing the inhibitory contact with p85 is energetically favorable [41]. For R755W the literature reports reduced abundance with binding preserved [32,37], and neither stability prediction reaches the threshold (0.97 kcal/mol for the isolated subunit and −0.94 in the complex). These two variants would send a user to the right protein with the wrong experiment (S3 Text).</w:t>
       </w:r>
     </w:p>
     <w:p>
@@ -4364,12 +4364,12 @@
     </w:p>
     <w:p>
       <w:r>
-        <w:t>The threshold should follow the cost of error. The 1.0 kcal/mol default suits screening, where a missed mechanism costs more than extra follow-up; 2.5 kcal/mol is the benchmark reference; and the prediction-interval bound suits settings where a false mechanistic claim is costly. These thresholds separate curated mechanisms from no-lesion variants, a different question from the 3 kcal/mol cut-off that MAVISp and related MLH1 studies use to predict cellular degradation [15,66,67]. Because each call is reported with its continuous energy, a user can re-read it at another threshold; 17 of the 56 graded variants change grade within the prespecified range (S2 Table, benchmark_variants sheet). A silent result means that the supplied static model shows no lesion at the stated threshold. It does not mean that a variant is benign, nonfunctional or unworthy of study.</w:t>
-      </w:r>
-    </w:p>
-    <w:p>
-      <w:r>
-        <w:t>COMAVI complements pathogenicity predictors, population data, functional assays and clinical interpretation tools such as Franklin [68]. Shown side by side, a pathogenicity score and the COMAVI outputs disagree in interpretable ways (Fig 5). Combining them into one score would reintroduce the conflation that separating structure from pathogenicity is meant to remove.</w:t>
+        <w:t>The threshold should follow the cost of error. The 1.0 kcal/mol default suits screening, where a missed mechanism costs more than extra follow-up; 2.5 kcal/mol is the benchmark reference; and the prediction-interval bound suits settings where a false mechanistic claim is costly. These thresholds separate curated mechanisms from no-lesion variants, a different question from the 3 kcal/mol cut-off that MAVISp and related MLH1 studies use to predict cellular degradation [15,68,69]. Because each call is reported with its continuous energy, a user can re-read it at another threshold; 17 of the 56 graded variants change grade within the prespecified range (S2 Table, benchmark_variants sheet). A silent result means that the supplied static model shows no lesion at the stated threshold. It does not mean that a variant is benign, nonfunctional or unworthy of study.</w:t>
+      </w:r>
+    </w:p>
+    <w:p>
+      <w:r>
+        <w:t>COMAVI complements pathogenicity predictors, population data, functional assays and clinical interpretation tools such as Franklin [70]. Shown side by side, a pathogenicity score and the COMAVI outputs disagree in interpretable ways (Fig 5). Combining them into one score would reintroduce the conflation that separating structure from pathogenicity is meant to remove.</w:t>
       </w:r>
     </w:p>
     <w:p>
@@ -4400,7 +4400,7 @@
     </w:p>
     <w:p>
       <w:r>
-        <w:t>FoldX preserves the direction and rank of an effect better than its size, here and in the literature. Published correlations with measured stability changes range from 0.19 to 0.81, and the uncertainty of a single prediction is large [69]; evaluations report qualitative agreement more often than quantitative agreement [16]. Large destabilizations are therefore understated, stringent thresholds miss real effects, and the priority score cannot be read in experimental energy units.</w:t>
+        <w:t>FoldX preserves the direction and rank of an effect better than its size, here and in the literature. Published correlations with measured stability changes range from 0.19 to 0.81, and the uncertainty of a single prediction is large [71]; evaluations report qualitative agreement more often than quantitative agreement [16]. Large destabilizations are therefore understated, stringent thresholds miss real effects, and the priority score cannot be read in experimental energy units.</w:t>
       </w:r>
     </w:p>
     <w:p>
@@ -4420,7 +4420,7 @@
     </w:p>
     <w:p>
       <w:r>
-        <w:t>The most informative next tests are external panels that separate folding from binding and include both disruptive and function-retaining variants. More variants in the VWF A1–GPIbα and complement factor H–C3b systems would strengthen the evidence on fold-neutral binding lesions, and SOD1, transthyretin and the dense PDZ and SH3 landscapes can test coupled tertiary, quaternary and allosteric effects [3,70,71]. The priority-score formula is frozen and should be evaluated on such panels without retuning. Extending the tier and the priority score to monomer-only systems would require a prespecified formula and prospective validation.</w:t>
+        <w:t>The most informative next tests are external panels that separate folding from binding and include both disruptive and function-retaining variants. More variants in the VWF A1–GPIbα and complement factor H–C3b systems would strengthen the evidence on fold-neutral binding lesions, and SOD1, transthyretin and the dense PDZ and SH3 landscapes can test coupled tertiary, quaternary and allosteric effects [3,72,73]. The priority-score formula is frozen and should be evaluated on such panels without retuning. Extending the tier and the priority score to monomer-only systems would require a prespecified formula and prospective validation.</w:t>
       </w:r>
     </w:p>
     <w:p>
@@ -4467,7 +4467,7 @@
     </w:p>
     <w:p>
       <w:r>
-        <w:t>COMAVI scores a variant on a supplied model of a complex whose composition is known; it does not discover partners. Seven systems used experimental complex structures and seven used models from the AlphaFold 3 server (Table 1) [4]. The isolated subunit is a separate single-chain model, not a chain extracted from the complex. Eleven of the 14 systems use a single-chain AlphaFold 3 model of the relevant gene, including systems whose complex is experimental; the BRCT, VWF A1 and complement factor H systems use the experimental chain. The two stability axes are therefore calculated on different coordinates. That difference is what makes the contrast between them informative, and it is also a source of error. Energies were calculated with FoldX 5.1 [72,73] using default energy-function parameters. Energies are reported in kcal/mol, the convention of the stability literature; 1 kcal/mol is 4.184 kJ/mol. Each structure was repaired once with RepairPDB. BuildModel was run five times per variant on the isolated subunit and on the assembled complex, and AnalyseComplex was applied to each mutant complex to obtain the change in interaction energy with each partner. ΔΔG is mutant minus wild type in kcal/mol, so positive values are destabilizing; the axis value is the mean over replicates, and the replicate standard deviation is kept. Summary outputs use the most disruptive partner, and partner-level values remain available. Running BuildModel and AnalyseComplex separately keeps an interface-localized fold signal from being read as a binding change. S1 Text gives the commands.</w:t>
+        <w:t>COMAVI scores a variant on a supplied model of a complex whose composition is known; it does not discover partners. Seven systems used experimental complex structures and seven used models from the AlphaFold 3 server (Table 1) [4]. The isolated subunit is a separate single-chain model, not a chain extracted from the complex. Eleven of the 14 systems use a single-chain AlphaFold 3 model of the relevant gene, including systems whose complex is experimental; the BRCT, VWF A1 and complement factor H systems use the experimental chain. The two stability axes are therefore calculated on different coordinates. That difference is what makes the contrast between them informative, and it is also a source of error. Energies were calculated with FoldX 5.1 [74,75] using default energy-function parameters. Energies are reported in kcal/mol, the convention of the stability literature; 1 kcal/mol is 4.184 kJ/mol. Each structure was repaired once with RepairPDB. BuildModel was run five times per variant on the isolated subunit and on the assembled complex, and AnalyseComplex was applied to each mutant complex to obtain the change in interaction energy with each partner. ΔΔG is mutant minus wild type in kcal/mol, so positive values are destabilizing; the axis value is the mean over replicates, and the replicate standard deviation is kept. Summary outputs use the most disruptive partner, and partner-level values remain available. Running BuildModel and AnalyseComplex separately keeps an interface-localized fold signal from being read as a binding change. S1 Text gives the commands.</w:t>
       </w:r>
     </w:p>
     <w:p>
@@ -4480,7 +4480,7 @@
     </w:p>
     <w:p>
       <w:r>
-        <w:t>FoldX calculates ΔΔG from the supplied coordinates, and the predicted local distance difference test (pLDDT) of an AlphaFold model does not rescale these energies. Instead pLDDT decides whether a predicted axis is used at all, using the confidence bands of the AlphaFold database [74]. Two thresholds act at once rather than defining alternative settings. An axis is admitted when the pLDDT at the variant site reaches 50. The isolated-subunit axis follows the site pLDDT in the single-chain model, and each partner's axes follow the site pLDDT in the complex. An axis below 50 contributes neither a mechanism call nor a term to the priority score, and that partner adds no contacts, interface occupancy or burial to the tier. At 70 the derived confidence of a variant's energies is upgraded from medium to high, which the concordance analyses use. Independently of either, the tier's context score is multiplied by 0.7 when the best site pLDDT lies between 50 and 70 and by 0.4 below 50; experimental structures are not attenuated.</w:t>
+        <w:t>FoldX calculates ΔΔG from the supplied coordinates, and the predicted local distance difference test (pLDDT) of an AlphaFold model does not rescale these energies. Instead pLDDT decides whether a predicted axis is used at all, using the confidence bands of the AlphaFold database [76]. Two thresholds act at once rather than defining alternative settings. An axis is admitted when the pLDDT at the variant site reaches 50. The isolated-subunit axis follows the site pLDDT in the single-chain model, and each partner's axes follow the site pLDDT in the complex. An axis below 50 contributes neither a mechanism call nor a term to the priority score, and that partner adds no contacts, interface occupancy or burial to the tier. At 70 the derived confidence of a variant's energies is upgraded from medium to high, which the concordance analyses use. Independently of either, the tier's context score is multiplied by 0.7 when the best site pLDDT lies between 50 and 70 and by 0.4 below 50; experimental structures are not attenuated.</w:t>
       </w:r>
     </w:p>
     <w:p>
@@ -4493,7 +4493,7 @@
     </w:p>
     <w:p>
       <w:r>
-        <w:t>The structural-context tier describes how strongly a site is embedded in features that make it sensitive to substitution. It contains no energy and is not a mechanism call. It combines substitution severity, scored by the Grantham distance [75], with local contacts, interface occupancy, burial and model confidence. The fixed total maps to Tier 1 (strongest context) through Tier 4 (weakest), and S1 Text gives the weights and cut-offs. Because interface occupancy contributes directly to the tier, we compared the full tier with interface status alone and with the tier recalculated without its interface bonus (S2 Text).</w:t>
+        <w:t>The structural-context tier describes how strongly a site is embedded in features that make it sensitive to substitution. It contains no energy and is not a mechanism call. It combines substitution severity, scored by the Grantham distance [77], with local contacts, interface occupancy, burial and model confidence. The fixed total maps to Tier 1 (strongest context) through Tier 4 (weakest), and S1 Text gives the weights and cut-offs. Because interface occupancy contributes directly to the tier, we compared the full tier with interface status alone and with the tier recalculated without its interface bonus (S2 Text).</w:t>
       </w:r>
     </w:p>
     <w:p>
@@ -4516,7 +4516,7 @@
         <w:t>j</w:t>
       </w:r>
       <w:r>
-        <w:t xml:space="preserve"> of 2.9 kcal/mol for the two stability axes and 3.5 kcal/mol for binding. These are the upper bounds of the published FoldX 95% prediction intervals [69]. Here they serve as divisors that put the three axes on one scale, not as cut-offs, so an energy below τ</w:t>
+        <w:t xml:space="preserve"> of 2.9 kcal/mol for the two stability axes and 3.5 kcal/mol for binding. These are the upper bounds of the published FoldX 95% prediction intervals [71]. Here they serve as divisors that put the three axes on one scale, not as cut-offs, so an energy below τ</w:t>
       </w:r>
       <w:r>
         <w:rPr>
@@ -4684,7 +4684,7 @@
     </w:p>
     <w:p>
       <w:r>
-        <w:t>A predicted energy becomes a call on an axis when its absolute value reaches the threshold. Five operating points were fixed before scoring: uniform thresholds of 1.0, 1.5, 2.0 and 2.5 kcal/mol, and the prediction-interval bound. The bound takes, separately for each axis, the upper limit of the 95% prediction interval fitted to FoldX folding and binding predictions [69]: 2.9 kcal/mol for isolated-subunit stability, 2.9 for assembled-complex stability and 3.5 for binding. A call that survives the bound is unlikely to arise from prediction error alone. The released software uses 1.0 kcal/mol as a screening default, and 2.5 kcal/mol is the benchmark reference. S3 Table (threshold_sweep sheet) reports post hoc points above the bound. Crossing the energy calls with the tier (Tier 1–2 against Tier 3–4) defines four descriptive evidence states: convergent, energy only, context only and neither (S2 Text).</w:t>
+        <w:t>A predicted energy becomes a call on an axis when its absolute value reaches the threshold. Five operating points were fixed before scoring: uniform thresholds of 1.0, 1.5, 2.0 and 2.5 kcal/mol, and the prediction-interval bound. The bound takes, separately for each axis, the upper limit of the 95% prediction interval fitted to FoldX folding and binding predictions [71]: 2.9 kcal/mol for isolated-subunit stability, 2.9 for assembled-complex stability and 3.5 for binding. A call that survives the bound is unlikely to arise from prediction error alone. The released software uses 1.0 kcal/mol as a screening default, and 2.5 kcal/mol is the benchmark reference. S3 Table (threshold_sweep sheet) reports post hoc points above the bound. Crossing the energy calls with the tier (Tier 1–2 against Tier 3–4) defines four descriptive evidence states: convergent, energy only, context only and neither (S2 Text).</w:t>
       </w:r>
     </w:p>
     <w:p>
@@ -5424,217 +5424,227 @@
     </w:p>
     <w:p>
       <w:r>
-        <w:t>33. Raevaara TE, Korhonen MK, Lohi H, Hampel H, Lynch E, Lönnqvist KE, et al. Functional significance and clinical phenotype of nontruncating mismatch repair variants of MLH1. Gastroenterology. 2005;129(2):537–549. doi:10.1053/j.gastro.2005.06.005</w:t>
-      </w:r>
-    </w:p>
-    <w:p>
-      <w:r>
-        <w:t>34. Drost M, Tiersma Y, Thompson BA, Frederiksen JH, Keijzers G, Glubb D, et al. A functional assay-based procedure to classify mismatch repair gene variants in Lynch syndrome. Genet Med. 2019;21(7):1486–1496. doi:10.1038/s41436-018-0372-2</w:t>
-      </w:r>
-    </w:p>
-    <w:p>
-      <w:r>
-        <w:t>35. Thompson BA, Spurdle AB, Plazzer JP, Greenblatt MS, Akagi K, Al-Mulla F, et al. Application of a 5-tiered scheme for standardized classification of 2,360 unique mismatch repair gene variants in the InSiGHT locus-specific database. Nat Genet. 2014;46(2):107–115. doi:10.1038/ng.2854</w:t>
-      </w:r>
-    </w:p>
-    <w:p>
-      <w:r>
-        <w:t>36. Larsen-Ledet S, Panfilova A, Stein A. Disentangling the mutational effects on protein stability and interaction of human MLH1. PLoS Genet. 2025;21(4):e1011681. doi:10.1371/journal.pgen.1011681</w:t>
-      </w:r>
-    </w:p>
-    <w:p>
-      <w:r>
-        <w:t>37. Ollila S, Sarantaus L, Kariola R, Chan P, Hampel H, Holinski–Feder E, et al. Pathogenicity of MSH2 missense mutations is typically associated with impaired repair capability of the mutated protein. Gastroenterology. 2006;131(5):1408–1417. doi:10.1053/j.gastro.2006.08.044</w:t>
-      </w:r>
-    </w:p>
-    <w:p>
-      <w:r>
-        <w:t>38. Ollila S, Dermadi Bebek D, Jiricny J, Nyström M. Mechanisms of pathogenicity in human MSH2 missense mutants. Hum Mutat. 2008;29(11):1355–1363. doi:10.1002/humu.20893</w:t>
-      </w:r>
-    </w:p>
-    <w:p>
-      <w:r>
-        <w:t>39. Jia X, Burugula BB, Chen V, Lemons RM, Jayakody S, Maksutova M, et al. Massively parallel functional testing of MSH2 missense variants conferring Lynch syndrome risk. Am J Hum Genet. 2021;108(1):163–175. doi:10.1016/j.ajhg.2020.12.003</w:t>
-      </w:r>
-    </w:p>
-    <w:p>
-      <w:r>
-        <w:t>40. Zhao L, Vogt PK. Helical domain and kinase domain mutations in p110α of phosphatidylinositol 3-kinase induce gain of function by different mechanisms. Proc Natl Acad Sci USA. 2008;105(7):2652–2657. doi:10.1073/pnas.0712169105</w:t>
-      </w:r>
-    </w:p>
-    <w:p>
-      <w:r>
-        <w:t>41. Mandelker D, Gabelli SB, Schmidt-Kittler O, Zhu J, Cheong I, Huang CH, et al. A frequent kinase domain mutation that changes the interaction between PI3Kα and the membrane. Proc Natl Acad Sci USA. 2009;106(40):16996–17001. doi:10.1073/pnas.0908444106</w:t>
-      </w:r>
-    </w:p>
-    <w:p>
-      <w:r>
-        <w:t>42. Jaiswal BS, Janakiraman V, Kljavin NM, Chaudhuri S, Stern HM, Wang W, et al. Somatic mutations in p85α promote tumorigenesis through class IA PI3K activation. Cancer Cell. 2009;16(6):463–474. doi:10.1016/j.ccr.2009.10.016</w:t>
-      </w:r>
-    </w:p>
-    <w:p>
-      <w:r>
-        <w:t>43. De Bosscher K, Hill CS, Nicolás FJ. Molecular and functional consequences of Smad4 C-terminal missense mutations in colorectal tumour cells. Biochem J. 2004;379(Pt 1):209–216. doi:10.1042/bj20031886</w:t>
-      </w:r>
-    </w:p>
-    <w:p>
-      <w:r>
-        <w:t>44. Le Goff C, Mahaut C, Abhyankar A, Le Goff W, Serre V, Afenjar A, et al. Mutations at a single codon in Mad homology 2 domain of SMAD4 cause Myhre syndrome. Nat Genet. 2012;44(1):85–88. doi:10.1038/ng.1016</w:t>
-      </w:r>
-    </w:p>
-    <w:p>
-      <w:r>
-        <w:t>45. Lanauze CB, Sehgal P, Hayer K, Torres-Diz M, Pippin JA, Grant SFA, et al. Colorectal cancer-associated Smad4 R361 hotspot mutations boost Wnt/β-catenin signaling through enhanced Smad4-LEF1 binding. Mol Cancer Res. 2021;19(5):823–833. doi:10.1158/1541-7786.MCR-20-0721</w:t>
-      </w:r>
-    </w:p>
-    <w:p>
-      <w:r>
-        <w:t>46. Elliott K, Watkins H, Redwood CS. Altered regulatory properties of human cardiac troponin I mutants that cause hypertrophic cardiomyopathy. J Biol Chem. 2000;275(29):22069–22074. doi:10.1074/jbc.M002502200</w:t>
-      </w:r>
-    </w:p>
-    <w:p>
-      <w:r>
-        <w:t>47. Frazier A, Judge DP, Schulman SP, Johnson N, Holmes KW, Murphy AM. Familial hypertrophic cardiomyopathy associated with cardiac β-myosin heavy chain and troponin I mutations. Pediatr Cardiol. 2008;29(4):846–850. doi:10.1007/s00246-007-9177-9</w:t>
-      </w:r>
-    </w:p>
-    <w:p>
-      <w:r>
-        <w:t>48. Takahashi-Yanaga F, Morimoto S, Harada K, Minakami R, Shiraishi F, Ohta M, et al. Functional consequences of the mutations in human cardiac troponin I gene found in familial hypertrophic cardiomyopathy. J Mol Cell Cardiol. 2001;33(12):2095–2107. doi:10.1006/jmcc.2001.1473</w:t>
-      </w:r>
-    </w:p>
-    <w:p>
-      <w:r>
-        <w:t>49. Stebbins CE, Kaelin WG Jr, Pavletich NP. Structure of the VHL-ElonginC-ElonginB complex: implications for VHL tumor suppressor function. Science. 1999;284(5413):455–461. doi:10.1126/science.284.5413.455</w:t>
-      </w:r>
-    </w:p>
-    <w:p>
-      <w:r>
-        <w:t>50. Ohh M, Park CW, Ivan M, Hoffman MA, Kim TY, Huang LE, et al. Ubiquitination of hypoxia-inducible factor requires direct binding to the β-domain of the von Hippel-Lindau protein. Nat Cell Biol. 2000;2(7):423–427. doi:10.1038/35017054</w:t>
-      </w:r>
-    </w:p>
-    <w:p>
-      <w:r>
-        <w:t>51. Pechtl IC, Kavanagh D, McIntosh N, Harris CL, Barlow PN. Disease-associated N-terminal complement factor H mutations perturb cofactor and decay-accelerating activities. J Biol Chem. 2011;286(13):11082–11090. doi:10.1074/jbc.M110.211839</w:t>
-      </w:r>
-    </w:p>
-    <w:p>
-      <w:r>
-        <w:t>52. Tischer A, Moon-Tasson L, Auton M. Structure-resolved dynamics of type 2M von Willebrand disease. J Thromb Haemost. 2025;23(4):1215–1228. doi:10.1016/j.jtha.2024.12.026</w:t>
-      </w:r>
-    </w:p>
-    <w:p>
-      <w:r>
-        <w:t>53. Eaton WA, Hofrichter J. Sickle cell hemoglobin polymerization. Adv Protein Chem. 1990;40:63–279. doi:10.1016/S0065-3233(08)60287-9</w:t>
-      </w:r>
-    </w:p>
-    <w:p>
-      <w:r>
-        <w:t>54. Kiger L, Klinger AL, Kwiatkowski LD, De Young A, Doyle ML, Holt JM, et al. Thermodynamic studies on the equilibrium properties of a series of recombinant βW37 hemoglobin mutants. Biochemistry. 1998;37(13):4336–4345. doi:10.1021/bi970868a</w:t>
-      </w:r>
-    </w:p>
-    <w:p>
-      <w:r>
-        <w:t>55. Kwiatkowski LD, Hui HL, Wierzba A, Noble RW, Walder RY, Peterson ES, et al. Preparation and kinetic characterization of a series of βW37 variants of human hemoglobin A: evidence for high-affinity T quaternary structures. Biochemistry. 1998;37(13):4325–4335. doi:10.1021/bi970866q</w:t>
-      </w:r>
-    </w:p>
-    <w:p>
-      <w:r>
-        <w:t>56. Bonaventura J, Riggs A. Hemoglobin Kansas, a human hemoglobin with a neutral amino acid substitution and an abnormal oxygen equilibrium. J Biol Chem. 1968;243(5):980–991. doi:10.1016/S0021-9258(18)93612-4</w:t>
-      </w:r>
-    </w:p>
-    <w:p>
-      <w:r>
-        <w:t>57. Karczewski KJ, Francioli LC, Tiao G, Cummings BB, Alföldi J, Wang Q, et al. The mutational constraint spectrum quantified from variation in 141,456 humans. Nature. 2020;581(7809):434–443. doi:10.1038/s41586-020-2308-7</w:t>
-      </w:r>
-    </w:p>
-    <w:p>
-      <w:r>
-        <w:t>58. Landrum MJ, Lee JM, Benson M, Brown GR, Chao C, Chitipiralla S, et al. ClinVar: improving access to variant interpretations and supporting evidence. Nucleic Acids Res. 2018;46(D1):D1062–D1067. doi:10.1093/nar/gkx1153</w:t>
-      </w:r>
-    </w:p>
-    <w:p>
-      <w:r>
-        <w:t>59. Williams RS, Green R, Glover JN. Crystal structure of the BRCT repeat region from the breast cancer-associated protein BRCA1. Nat Struct Biol. 2001;8(10):838–842. doi:10.1038/nsb1001-838</w:t>
-      </w:r>
-    </w:p>
-    <w:p>
-      <w:r>
-        <w:t>60. Brzovic PS, Rajagopal P, Hoyt DW, King MC, Klevit RE. Structure of a BRCA1-BARD1 heterodimeric RING-RING complex. Nat Struct Biol. 2001;8(10):833–837. doi:10.1038/nsb1001-833</w:t>
-      </w:r>
-    </w:p>
-    <w:p>
-      <w:r>
-        <w:t>61. Wu J, Wu YQ, Ricklin D, Janssen BJC, Lambris JD, Gros P. Structure of complement fragment C3b-factor H and implications for host protection by complement regulators. Nat Immunol. 2009;10(7):728–733. doi:10.1038/ni.1755</w:t>
-      </w:r>
-    </w:p>
-    <w:p>
-      <w:r>
-        <w:t>62. Fermi G, Perutz MF, Shaanan B, Fourme R. The crystal structure of human deoxyhaemoglobin at 1.74 Å resolution. J Mol Biol. 1984;175(2):159–174. doi:10.1016/0022-2836(84)90472-8</w:t>
-      </w:r>
-    </w:p>
-    <w:p>
-      <w:r>
-        <w:t>63. Tran TH, Chan AH, Young LC, Bindu L, Neale C, Messing S, et al. KRAS interaction with RAF1 RAS-binding domain and cysteine-rich domain provides insights into RAS-mediated RAF activation. Nat Commun. 2021;12(1):1176. doi:10.1038/s41467-021-21422-x</w:t>
-      </w:r>
-    </w:p>
-    <w:p>
-      <w:r>
-        <w:t>64. Dumas JJ, Kumar R, McDonagh T, Sullivan F, Stahl ML, Somers WS, et al. Crystal structure of the wild-type von Willebrand factor A1-glycoprotein Ibα complex reveals conformation differences with a complex bearing von Willebrand disease mutations. J Biol Chem. 2004;279(22):23327–23334. doi:10.1074/jbc.M401659200</w:t>
-      </w:r>
-    </w:p>
-    <w:p>
-      <w:r>
-        <w:t>65. Jankauskaitė J, Jiménez-García B, Dapkūnas J, Fernández-Recio J, Moal IH. SKEMPI 2.0: an updated benchmark of changes in protein–protein binding energy, kinetics and thermodynamics upon mutation. Bioinformatics. 2019;35(3):462–469. doi:10.1093/bioinformatics/bty635</w:t>
-      </w:r>
-    </w:p>
-    <w:p>
-      <w:r>
-        <w:t>66. Abildgaard AB, Stein A, Nielsen SV, Schultz-Knudsen K, Papaleo E, Shrikhande A, et al. Computational and cellular studies reveal structural destabilization and degradation of MLH1 variants in Lynch syndrome. eLife. 2019;8:e49138. doi:10.7554/eLife.49138</w:t>
-      </w:r>
-    </w:p>
-    <w:p>
-      <w:r>
-        <w:t>67. Nielsen SV, Stein A, Dinitzen AB, Papaleo E, Tatham MH, Poulsen EG, et al. Predicting the impact of Lynch syndrome-causing missense mutations from structural calculations. PLoS Genet. 2017;13(4):e1006739. doi:10.1371/journal.pgen.1006739</w:t>
-      </w:r>
-    </w:p>
-    <w:p>
-      <w:r>
-        <w:t>68. Franklin by Genoox [Internet]. Genoox; c2026 [cited &lt;ACCESS DATE&gt;]. Available from: https://franklin.genoox.com</w:t>
-      </w:r>
-    </w:p>
-    <w:p>
-      <w:r>
-        <w:t>69. Sapozhnikov Y, Patel JS, Ytreberg FM, Miller CR. Statistical modeling to quantify the uncertainty of FoldX-predicted protein folding and binding stability. BMC Bioinformatics. 2023;24:426. doi:10.1186/s12859-023-05537-0</w:t>
-      </w:r>
-    </w:p>
-    <w:p>
-      <w:r>
-        <w:t>70. Vassall KA, Stathopulos PB, Rumfeldt JAO, Lepock JR, Meiering EM. Equilibrium thermodynamic analysis of amyotrophic lateral sclerosis-associated mutant apo Cu,Zn superoxide dismutases. Biochemistry. 2006;45(23):7366–7379. doi:10.1021/bi0600953</w:t>
-      </w:r>
-    </w:p>
-    <w:p>
-      <w:r>
-        <w:t>71. Hurshman Babbes AR, Powers ET, Kelly JW. Quantification of the thermodynamically linked quaternary and tertiary structural stabilities of transthyretin and its disease-associated variants: the relationship between stability and amyloidosis. Biochemistry. 2008;47(26):6969–6984. doi:10.1021/bi800636q</w:t>
-      </w:r>
-    </w:p>
-    <w:p>
-      <w:r>
-        <w:t>72. Schymkowitz J, Borg J, Stricher F, Nys R, Rousseau F, Serrano L. The FoldX web server: an online force field. Nucleic Acids Res. 2005;33(Web Server issue):W382–W388. doi:10.1093/nar/gki387</w:t>
-      </w:r>
-    </w:p>
-    <w:p>
-      <w:r>
-        <w:t>73. Delgado J, Radusky LG, Cianferoni D, Serrano L. FoldX 5.0: working with RNA, small molecules and a new graphical interface. Bioinformatics. 2019;35(20):4168–4169. doi:10.1093/bioinformatics/btz184</w:t>
-      </w:r>
-    </w:p>
-    <w:p>
-      <w:r>
-        <w:t>74. Tunyasuvunakool K, Adler J, Wu Z, Green T, Zielinski M, Žídek A, et al. Highly accurate protein structure prediction for the human proteome. Nature. 2021;596(7873):590–596. doi:10.1038/s41586-021-03828-1</w:t>
-      </w:r>
-    </w:p>
-    <w:p>
-      <w:r>
-        <w:t>75. Grantham R. Amino acid difference formula to help explain protein evolution. Science. 1974;185(4154):862–864. doi:10.1126/science.185.4154.862</w:t>
+        <w:t>33. Hinrichsen I, Brieger A, Trojan J, Zeuzem S, Nilbert M, Plotz G. Expression defect size among unclassified MLH1 variants determines pathogenicity in Lynch syndrome diagnosis. Clin Cancer Res. 2013;19(9):2432–2441. doi:10.1158/1078-0432.CCR-12-3299</w:t>
+      </w:r>
+    </w:p>
+    <w:p>
+      <w:r>
+        <w:t>34. Raevaara TE, Korhonen MK, Lohi H, Hampel H, Lynch E, Lönnqvist KE, et al. Functional significance and clinical phenotype of nontruncating mismatch repair variants of MLH1. Gastroenterology. 2005;129(2):537–549. doi:10.1053/j.gastro.2005.06.005</w:t>
+      </w:r>
+    </w:p>
+    <w:p>
+      <w:r>
+        <w:t>35. Drost M, Tiersma Y, Thompson BA, Frederiksen JH, Keijzers G, Glubb D, et al. A functional assay-based procedure to classify mismatch repair gene variants in Lynch syndrome. Genet Med. 2019;21(7):1486–1496. doi:10.1038/s41436-018-0372-2</w:t>
+      </w:r>
+    </w:p>
+    <w:p>
+      <w:r>
+        <w:t>36. Thompson BA, Spurdle AB, Plazzer JP, Greenblatt MS, Akagi K, Al-Mulla F, et al. Application of a 5-tiered scheme for standardized classification of 2,360 unique mismatch repair gene variants in the InSiGHT locus-specific database. Nat Genet. 2014;46(2):107–115. doi:10.1038/ng.2854</w:t>
+      </w:r>
+    </w:p>
+    <w:p>
+      <w:r>
+        <w:t>37. Larsen-Ledet S, Panfilova A, Stein A. Disentangling the mutational effects on protein stability and interaction of human MLH1. PLoS Genet. 2025;21(4):e1011681. doi:10.1371/journal.pgen.1011681</w:t>
+      </w:r>
+    </w:p>
+    <w:p>
+      <w:r>
+        <w:t>38. Ollila S, Sarantaus L, Kariola R, Chan P, Hampel H, Holinski–Feder E, et al. Pathogenicity of MSH2 missense mutations is typically associated with impaired repair capability of the mutated protein. Gastroenterology. 2006;131(5):1408–1417. doi:10.1053/j.gastro.2006.08.044</w:t>
+      </w:r>
+    </w:p>
+    <w:p>
+      <w:r>
+        <w:t>39. Ollila S, Dermadi Bebek D, Jiricny J, Nyström M. Mechanisms of pathogenicity in human MSH2 missense mutants. Hum Mutat. 2008;29(11):1355–1363. doi:10.1002/humu.20893</w:t>
+      </w:r>
+    </w:p>
+    <w:p>
+      <w:r>
+        <w:t>40. Jia X, Burugula BB, Chen V, Lemons RM, Jayakody S, Maksutova M, et al. Massively parallel functional testing of MSH2 missense variants conferring Lynch syndrome risk. Am J Hum Genet. 2021;108(1):163–175. doi:10.1016/j.ajhg.2020.12.003</w:t>
+      </w:r>
+    </w:p>
+    <w:p>
+      <w:r>
+        <w:t>41. Zhao L, Vogt PK. Helical domain and kinase domain mutations in p110α of phosphatidylinositol 3-kinase induce gain of function by different mechanisms. Proc Natl Acad Sci USA. 2008;105(7):2652–2657. doi:10.1073/pnas.0712169105</w:t>
+      </w:r>
+    </w:p>
+    <w:p>
+      <w:r>
+        <w:t>42. Mandelker D, Gabelli SB, Schmidt-Kittler O, Zhu J, Cheong I, Huang CH, et al. A frequent kinase domain mutation that changes the interaction between PI3Kα and the membrane. Proc Natl Acad Sci USA. 2009;106(40):16996–17001. doi:10.1073/pnas.0908444106</w:t>
+      </w:r>
+    </w:p>
+    <w:p>
+      <w:r>
+        <w:t>43. Jaiswal BS, Janakiraman V, Kljavin NM, Chaudhuri S, Stern HM, Wang W, et al. Somatic mutations in p85α promote tumorigenesis through class IA PI3K activation. Cancer Cell. 2009;16(6):463–474. doi:10.1016/j.ccr.2009.10.016</w:t>
+      </w:r>
+    </w:p>
+    <w:p>
+      <w:r>
+        <w:t>44. De Bosscher K, Hill CS, Nicolás FJ. Molecular and functional consequences of Smad4 C-terminal missense mutations in colorectal tumour cells. Biochem J. 2004;379(Pt 1):209–216. doi:10.1042/bj20031886</w:t>
+      </w:r>
+    </w:p>
+    <w:p>
+      <w:r>
+        <w:t>45. Le Goff C, Mahaut C, Abhyankar A, Le Goff W, Serre V, Afenjar A, et al. Mutations at a single codon in Mad homology 2 domain of SMAD4 cause Myhre syndrome. Nat Genet. 2012;44(1):85–88. doi:10.1038/ng.1016</w:t>
+      </w:r>
+    </w:p>
+    <w:p>
+      <w:r>
+        <w:t>46. Lindsay ME, Scimone ER, Lawton J, Richa R, Yonker LM, Di YP, et al. Gain-of-function variants in SMAD4 compromise respiratory epithelial function. J Allergy Clin Immunol. 2025;155(1):107–119.e2. doi:10.1016/j.jaci.2024.08.024</w:t>
+      </w:r>
+    </w:p>
+    <w:p>
+      <w:r>
+        <w:t>47. Lanauze CB, Sehgal P, Hayer K, Torres-Diz M, Pippin JA, Grant SFA, et al. Colorectal cancer-associated Smad4 R361 hotspot mutations boost Wnt/β-catenin signaling through enhanced Smad4-LEF1 binding. Mol Cancer Res. 2021;19(5):823–833. doi:10.1158/1541-7786.MCR-20-0721</w:t>
+      </w:r>
+    </w:p>
+    <w:p>
+      <w:r>
+        <w:t>48. Elliott K, Watkins H, Redwood CS. Altered regulatory properties of human cardiac troponin I mutants that cause hypertrophic cardiomyopathy. J Biol Chem. 2000;275(29):22069–22074. doi:10.1074/jbc.M002502200</w:t>
+      </w:r>
+    </w:p>
+    <w:p>
+      <w:r>
+        <w:t>49. Frazier A, Judge DP, Schulman SP, Johnson N, Holmes KW, Murphy AM. Familial hypertrophic cardiomyopathy associated with cardiac β-myosin heavy chain and troponin I mutations. Pediatr Cardiol. 2008;29(4):846–850. doi:10.1007/s00246-007-9177-9</w:t>
+      </w:r>
+    </w:p>
+    <w:p>
+      <w:r>
+        <w:t>50. Takahashi-Yanaga F, Morimoto S, Harada K, Minakami R, Shiraishi F, Ohta M, et al. Functional consequences of the mutations in human cardiac troponin I gene found in familial hypertrophic cardiomyopathy. J Mol Cell Cardiol. 2001;33(12):2095–2107. doi:10.1006/jmcc.2001.1473</w:t>
+      </w:r>
+    </w:p>
+    <w:p>
+      <w:r>
+        <w:t>51. Stebbins CE, Kaelin WG Jr, Pavletich NP. Structure of the VHL-ElonginC-ElonginB complex: implications for VHL tumor suppressor function. Science. 1999;284(5413):455–461. doi:10.1126/science.284.5413.455</w:t>
+      </w:r>
+    </w:p>
+    <w:p>
+      <w:r>
+        <w:t>52. Ohh M, Park CW, Ivan M, Hoffman MA, Kim TY, Huang LE, et al. Ubiquitination of hypoxia-inducible factor requires direct binding to the β-domain of the von Hippel-Lindau protein. Nat Cell Biol. 2000;2(7):423–427. doi:10.1038/35017054</w:t>
+      </w:r>
+    </w:p>
+    <w:p>
+      <w:r>
+        <w:t>53. Pechtl IC, Kavanagh D, McIntosh N, Harris CL, Barlow PN. Disease-associated N-terminal complement factor H mutations perturb cofactor and decay-accelerating activities. J Biol Chem. 2011;286(13):11082–11090. doi:10.1074/jbc.M110.211839</w:t>
+      </w:r>
+    </w:p>
+    <w:p>
+      <w:r>
+        <w:t>54. Tischer A, Moon-Tasson L, Auton M. Structure-resolved dynamics of type 2M von Willebrand disease. J Thromb Haemost. 2025;23(4):1215–1228. doi:10.1016/j.jtha.2024.12.026</w:t>
+      </w:r>
+    </w:p>
+    <w:p>
+      <w:r>
+        <w:t>55. Eaton WA, Hofrichter J. Sickle cell hemoglobin polymerization. Adv Protein Chem. 1990;40:63–279. doi:10.1016/S0065-3233(08)60287-9</w:t>
+      </w:r>
+    </w:p>
+    <w:p>
+      <w:r>
+        <w:t>56. Kiger L, Klinger AL, Kwiatkowski LD, De Young A, Doyle ML, Holt JM, et al. Thermodynamic studies on the equilibrium properties of a series of recombinant βW37 hemoglobin mutants. Biochemistry. 1998;37(13):4336–4345. doi:10.1021/bi970868a</w:t>
+      </w:r>
+    </w:p>
+    <w:p>
+      <w:r>
+        <w:t>57. Kwiatkowski LD, Hui HL, Wierzba A, Noble RW, Walder RY, Peterson ES, et al. Preparation and kinetic characterization of a series of βW37 variants of human hemoglobin A: evidence for high-affinity T quaternary structures. Biochemistry. 1998;37(13):4325–4335. doi:10.1021/bi970866q</w:t>
+      </w:r>
+    </w:p>
+    <w:p>
+      <w:r>
+        <w:t>58. Bonaventura J, Riggs A. Hemoglobin Kansas, a human hemoglobin with a neutral amino acid substitution and an abnormal oxygen equilibrium. J Biol Chem. 1968;243(5):980–991. doi:10.1016/S0021-9258(18)93612-4</w:t>
+      </w:r>
+    </w:p>
+    <w:p>
+      <w:r>
+        <w:t>59. Karczewski KJ, Francioli LC, Tiao G, Cummings BB, Alföldi J, Wang Q, et al. The mutational constraint spectrum quantified from variation in 141,456 humans. Nature. 2020;581(7809):434–443. doi:10.1038/s41586-020-2308-7</w:t>
+      </w:r>
+    </w:p>
+    <w:p>
+      <w:r>
+        <w:t>60. Landrum MJ, Lee JM, Benson M, Brown GR, Chao C, Chitipiralla S, et al. ClinVar: improving access to variant interpretations and supporting evidence. Nucleic Acids Res. 2018;46(D1):D1062–D1067. doi:10.1093/nar/gkx1153</w:t>
+      </w:r>
+    </w:p>
+    <w:p>
+      <w:r>
+        <w:t>61. Williams RS, Green R, Glover JN. Crystal structure of the BRCT repeat region from the breast cancer-associated protein BRCA1. Nat Struct Biol. 2001;8(10):838–842. doi:10.1038/nsb1001-838</w:t>
+      </w:r>
+    </w:p>
+    <w:p>
+      <w:r>
+        <w:t>62. Brzovic PS, Rajagopal P, Hoyt DW, King MC, Klevit RE. Structure of a BRCA1-BARD1 heterodimeric RING-RING complex. Nat Struct Biol. 2001;8(10):833–837. doi:10.1038/nsb1001-833</w:t>
+      </w:r>
+    </w:p>
+    <w:p>
+      <w:r>
+        <w:t>63. Wu J, Wu YQ, Ricklin D, Janssen BJC, Lambris JD, Gros P. Structure of complement fragment C3b-factor H and implications for host protection by complement regulators. Nat Immunol. 2009;10(7):728–733. doi:10.1038/ni.1755</w:t>
+      </w:r>
+    </w:p>
+    <w:p>
+      <w:r>
+        <w:t>64. Fermi G, Perutz MF, Shaanan B, Fourme R. The crystal structure of human deoxyhaemoglobin at 1.74 Å resolution. J Mol Biol. 1984;175(2):159–174. doi:10.1016/0022-2836(84)90472-8</w:t>
+      </w:r>
+    </w:p>
+    <w:p>
+      <w:r>
+        <w:t>65. Tran TH, Chan AH, Young LC, Bindu L, Neale C, Messing S, et al. KRAS interaction with RAF1 RAS-binding domain and cysteine-rich domain provides insights into RAS-mediated RAF activation. Nat Commun. 2021;12(1):1176. doi:10.1038/s41467-021-21422-x</w:t>
+      </w:r>
+    </w:p>
+    <w:p>
+      <w:r>
+        <w:t>66. Dumas JJ, Kumar R, McDonagh T, Sullivan F, Stahl ML, Somers WS, et al. Crystal structure of the wild-type von Willebrand factor A1-glycoprotein Ibα complex reveals conformation differences with a complex bearing von Willebrand disease mutations. J Biol Chem. 2004;279(22):23327–23334. doi:10.1074/jbc.M401659200</w:t>
+      </w:r>
+    </w:p>
+    <w:p>
+      <w:r>
+        <w:t>67. Jankauskaitė J, Jiménez-García B, Dapkūnas J, Fernández-Recio J, Moal IH. SKEMPI 2.0: an updated benchmark of changes in protein–protein binding energy, kinetics and thermodynamics upon mutation. Bioinformatics. 2019;35(3):462–469. doi:10.1093/bioinformatics/bty635</w:t>
+      </w:r>
+    </w:p>
+    <w:p>
+      <w:r>
+        <w:t>68. Abildgaard AB, Stein A, Nielsen SV, Schultz-Knudsen K, Papaleo E, Shrikhande A, et al. Computational and cellular studies reveal structural destabilization and degradation of MLH1 variants in Lynch syndrome. eLife. 2019;8:e49138. doi:10.7554/eLife.49138</w:t>
+      </w:r>
+    </w:p>
+    <w:p>
+      <w:r>
+        <w:t>69. Nielsen SV, Stein A, Dinitzen AB, Papaleo E, Tatham MH, Poulsen EG, et al. Predicting the impact of Lynch syndrome-causing missense mutations from structural calculations. PLoS Genet. 2017;13(4):e1006739. doi:10.1371/journal.pgen.1006739</w:t>
+      </w:r>
+    </w:p>
+    <w:p>
+      <w:r>
+        <w:t>70. Franklin by Genoox [Internet]. Genoox; c2026 [cited &lt;ACCESS DATE&gt;]. Available from: https://franklin.genoox.com</w:t>
+      </w:r>
+    </w:p>
+    <w:p>
+      <w:r>
+        <w:t>71. Sapozhnikov Y, Patel JS, Ytreberg FM, Miller CR. Statistical modeling to quantify the uncertainty of FoldX-predicted protein folding and binding stability. BMC Bioinformatics. 2023;24:426. doi:10.1186/s12859-023-05537-0</w:t>
+      </w:r>
+    </w:p>
+    <w:p>
+      <w:r>
+        <w:t>72. Vassall KA, Stathopulos PB, Rumfeldt JAO, Lepock JR, Meiering EM. Equilibrium thermodynamic analysis of amyotrophic lateral sclerosis-associated mutant apo Cu,Zn superoxide dismutases. Biochemistry. 2006;45(23):7366–7379. doi:10.1021/bi0600953</w:t>
+      </w:r>
+    </w:p>
+    <w:p>
+      <w:r>
+        <w:t>73. Hurshman Babbes AR, Powers ET, Kelly JW. Quantification of the thermodynamically linked quaternary and tertiary structural stabilities of transthyretin and its disease-associated variants: the relationship between stability and amyloidosis. Biochemistry. 2008;47(26):6969–6984. doi:10.1021/bi800636q</w:t>
+      </w:r>
+    </w:p>
+    <w:p>
+      <w:r>
+        <w:t>74. Schymkowitz J, Borg J, Stricher F, Nys R, Rousseau F, Serrano L. The FoldX web server: an online force field. Nucleic Acids Res. 2005;33(Web Server issue):W382–W388. doi:10.1093/nar/gki387</w:t>
+      </w:r>
+    </w:p>
+    <w:p>
+      <w:r>
+        <w:t>75. Delgado J, Radusky LG, Cianferoni D, Serrano L. FoldX 5.0: working with RNA, small molecules and a new graphical interface. Bioinformatics. 2019;35(20):4168–4169. doi:10.1093/bioinformatics/btz184</w:t>
+      </w:r>
+    </w:p>
+    <w:p>
+      <w:r>
+        <w:t>76. Tunyasuvunakool K, Adler J, Wu Z, Green T, Zielinski M, Žídek A, et al. Highly accurate protein structure prediction for the human proteome. Nature. 2021;596(7873):590–596. doi:10.1038/s41586-021-03828-1</w:t>
+      </w:r>
+    </w:p>
+    <w:p>
+      <w:r>
+        <w:t>77. Grantham R. Amino acid difference formula to help explain protein evolution. Science. 1974;185(4154):862–864. doi:10.1126/science.185.4154.862</w:t>
       </w:r>
     </w:p>
     <w:p>

--- a/docs/COMAVI_manuscript_current.docx
+++ b/docs/COMAVI_manuscript_current.docx
@@ -5609,7 +5609,7 @@
     </w:p>
     <w:p>
       <w:r>
-        <w:t>70. Franklin by Genoox [Internet]. Genoox; c2026 [cited &lt;ACCESS DATE&gt;]. Available from: https://franklin.genoox.com</w:t>
+        <w:t>70. Franklin by Genoox [Internet]. Genoox; c2026 [cited 2026 Oct 07]. Available from: https://franklin.genoox.com</w:t>
       </w:r>
     </w:p>
     <w:p>

--- a/docs/COMAVI_manuscript_current.docx
+++ b/docs/COMAVI_manuscript_current.docx
@@ -46,7 +46,7 @@
     </w:p>
     <w:p>
       <w:r>
-        <w:t>Pathogenicity predictors rank missense variants by how likely they are to cause disease, but they rarely name the structural process a variant disrupts or the experiment that would test it. COMAVI (COMplex-Aware Variant Impact scoring) uses FoldX to score each substitution twice, in the isolated subunit and in the assembled complex, and reports three predicted energy changes: isolated-subunit stability, assembled-complex stability and binding to each partner. With a structural-context tier, these yield two outputs: a priority score that ranks variants for structural follow-up, and a mechanism profile that names the disrupted process and therefore the experiment. We evaluated both against a literature-curated benchmark of 61 variants in 14 protein systems, experimental or predicted with AlphaFold 3, in which every expected effect carries a written evidence basis and a citation. Scoring the assembled complex is what made most lesions visible: at the 2.5 kcal/mol reference threshold the isolated-subunit axis alone detected 7 of the 29 variants with a committed structural mechanism, and the three axes together detected 20, at a cost of three further calls among 27 no-lesion variants. The mechanism-pattern score was 37.0 of 56 graded variants (0.661) against 0.482 for the strongest trivial strategy, but the axis the literature implicates fired for only 14 of the 29. Across the prespecified range of 1.0 to 2.5 kcal/mol, stringency left detection nearly unchanged, lowered attribution and raised correct rejection. Predicted energies ranked measured effects (Spearman ρ = 0.47, n = 63) but compressed their size (slope 0.41). The priority score placed 17 of 21 structural mechanisms in the top 20 of 46 ranked variants. Use the priority score to choose variants, then the mechanism profile to choose a stability, assembly or binding experiment. A silent result means that the supplied model shows no lesion, not that the variant is benign.</w:t>
+        <w:t>Pathogenicity predictors rank missense variants by how likely they are to cause disease, but they rarely name the structural process a variant disrupts or the experiment that would test it. COMAVI (COMplex-Aware Variant Impact scoring) uses FoldX to score each substitution twice, in the isolated subunit and in the assembled complex, and reports three predicted energy changes: isolated-subunit stability, assembled-complex stability and binding to each partner. With a structural-context tier, these yield two outputs: a priority score that ranks variants for structural follow-up, and a mechanism profile that names the disrupted process and therefore the experiment. We evaluated both against a literature-curated benchmark of 61 variants in 14 protein systems, experimental or predicted with AlphaFold 3, in which every expected effect carries a written evidence basis and a citation. Scoring the assembled complex is what made most lesions visible: at the 2.5 kcal/mol reference threshold the isolated-subunit axis alone detected 7 of the 29 variants with a committed structural mechanism, and the three axes together detected 20, at a cost of three further calls among 27 no-lesion variants. The mechanism-pattern score was 37.0 of 56 graded variants (0.661) against 0.482 for the strongest trivial strategy, but the axis the literature implicates fired for only 15 of the 29. Across the prespecified range of 1.0 to 2.5 kcal/mol, stringency left detection nearly unchanged, lowered attribution and raised correct rejection. Predicted energies ranked measured effects (Spearman ρ = 0.47, n = 63) but compressed their size (slope 0.41). The priority score placed 17 of 21 structural mechanisms in the top 20 of 46 ranked variants. Use the priority score to choose variants, then the mechanism profile to choose a stability, assembly or binding experiment. A silent result means that the supplied model shows no lesion, not that the variant is benign.</w:t>
       </w:r>
     </w:p>
     <w:p>
@@ -3073,7 +3073,7 @@
               <w:rPr>
                 <w:sz w:val="18"/>
               </w:rPr>
-              <w:t>0.483</w:t>
+              <w:t>0.517</w:t>
             </w:r>
           </w:p>
         </w:tc>
@@ -3091,7 +3091,7 @@
               <w:rPr>
                 <w:sz w:val="18"/>
               </w:rPr>
-              <w:t>0.414</w:t>
+              <w:t>0.448</w:t>
             </w:r>
           </w:p>
         </w:tc>
@@ -3980,7 +3980,7 @@
     </w:p>
     <w:p>
       <w:r>
-        <w:t>The pooled score combines two capabilities that behave differently. The grade averaged 0.517 over the 29 structural-mechanism variants and 0.815 over the 27 no-lesion variants. Asked as binary questions, the same calls give three rates. At least one axis reached the threshold for 20 of the 29 mechanisms (detection, 0.690), and the axis the literature implicates reached it for 14 (attribution, 0.483). No axis reached it for 22 of the 27 no-lesion variants (correct rejection, 0.815). Binary attribution agrees with the graded structural arm to within 0.052 at every uniform threshold, so partial credit does not inflate the structural arm. COMAVI therefore detects structural disruption more reliably than it localizes it, and this gap is its principal limitation.</w:t>
+        <w:t>The pooled score combines two capabilities that behave differently. The grade averaged 0.517 over the 29 structural-mechanism variants and 0.815 over the 27 no-lesion variants. Asked as binary questions, the same calls give three rates. At least one axis reached the threshold for 20 of the 29 mechanisms (detection, 0.690), and the axis the literature implicates reached it for 15 (attribution, 0.517). No axis reached it for 22 of the 27 no-lesion variants (correct rejection, 0.815). Binary attribution agrees with the graded structural arm to within 0.052 at every uniform threshold, so partial credit does not inflate the structural arm. COMAVI therefore detects structural disruption more reliably than it localizes it, and this gap is its principal limitation.</w:t>
       </w:r>
     </w:p>
     <w:p>
@@ -4076,7 +4076,7 @@
     </w:p>
     <w:p>
       <w:r>
-        <w:t>Raising the threshold changed the three binary rates in different ways. Detection was nearly flat: at least one axis fired for 24 of the 29 mechanisms at 1.0 kcal/mol, for 21 at 1.5 and 2.0, for 20 at 2.5 and for 18 at the bound. Attribution fell at every step, from 18 to 17, 16, 14 and 12. Correct rejection rose at every step, from 12 of 27 to 16, 20, 22 and 23. Stringency therefore buys rejection by losing the correct axis, not by missing the lesion. The structural arm fell from 0.672 to 0.466 and the no-lesion arm rose from 0.444 to 0.852, and the two cross between 1.5 and 2.0 kcal/mol (Fig 2A and 2C).</w:t>
+        <w:t>Raising the threshold changed the three binary rates in different ways. Detection was nearly flat: at least one axis fired for 24 of the 29 mechanisms at 1.0 kcal/mol, for 21 at 1.5 and 2.0, for 20 at 2.5 and for 18 at the bound. Attribution fell at every step, from 18 to 17, 16, 15 and 13. Correct rejection rose at every step, from 12 of 27 to 16, 20, 22 and 23. Stringency therefore buys rejection by losing the correct axis, not by missing the lesion. The structural arm fell from 0.672 to 0.466 and the no-lesion arm rose from 0.444 to 0.852, and the two cross between 1.5 and 2.0 kcal/mol (Fig 2A and 2C).</w:t>
       </w:r>
     </w:p>
     <w:p>

--- a/docs/COMAVI_manuscript_current.docx
+++ b/docs/COMAVI_manuscript_current.docx
@@ -3975,7 +3975,7 @@
     </w:tbl>
     <w:p>
       <w:r>
-        <w:t>Values at the four uniform thresholds (kcal/mol) and at the per-axis prediction-interval bound (2.9, 2.9 and 3.5 kcal/mol for isolated-subunit stability, assembled-complex stability and binding). The two isolated-subunit rows recount detection and correct rejection on that axis alone, which is what a calculation on the subunit without its partners would report. Detection, attribution and correct rejection use every computed axis; the rubric grades use only axes that pass confidence gating, the rule that discards an axis whose variant site falls below the AlphaFold confidence band (Methods). ROC AUC (area under the receiver operating characteristic curve) uses no threshold and takes one value.</w:t>
+        <w:t>Values at the four uniform thresholds (kcal/mol) and at the per-axis prediction-interval limit (2.9, 2.9 and 3.5 kcal/mol for isolated-subunit stability, assembled-complex stability and binding). The two isolated-subunit rows recount detection and correct rejection on that axis alone, which is what a calculation on the subunit without its partners would report. Detection, attribution and correct rejection use every computed axis; the rubric grades use only axes that pass confidence gating, the rule that discards an axis whose variant site falls below the AlphaFold confidence band (Methods). ROC AUC (area under the receiver operating characteristic curve) uses no threshold and takes one value.</w:t>
       </w:r>
     </w:p>
     <w:p>
@@ -4018,7 +4018,7 @@
     </w:p>
     <w:p>
       <w:r>
-        <w:t>Every graded result depends on the energy threshold that turns a continuous prediction into a call (Fig 2). Over the prespecified uniform thresholds of 1.0, 1.5, 2.0 and 2.5 kcal/mol and the per-axis prediction-interval bound (Methods), the mechanism-pattern score was 0.562, 0.616, 0.652, 0.661 and 0.652. The 2.5 kcal/mol reference is the highest of the five on this cohort, as it is for the unweighted mean of the two arms. The system-resampling intervals overlap at every threshold, however (Fig 2C), so the benchmark does not establish it as an optimum.</w:t>
+        <w:t>Every graded result depends on the energy threshold that turns a continuous prediction into a call (Fig 2). Over the prespecified uniform thresholds of 1.0, 1.5, 2.0 and 2.5 kcal/mol and the per-axis prediction-interval limit (Methods), the mechanism-pattern score was 0.562, 0.616, 0.652, 0.661 and 0.652. The 2.5 kcal/mol reference is the highest of the five on this cohort, as it is for the unweighted mean of the two arms. The system-resampling intervals overlap at every threshold, however (Fig 2C), so the benchmark does not establish it as an optimum.</w:t>
       </w:r>
     </w:p>
     <w:p>
@@ -4028,7 +4028,7 @@
       <w:r>
         <w:drawing>
           <wp:inline>
-            <wp:extent cx="5684531" cy="3788671"/>
+            <wp:extent cx="5757683" cy="3788671"/>
             <wp:docPr id="2" name="Picture 2"/>
             <wp:cNvGraphicFramePr>
               <a:graphicFrameLocks noChangeAspect="1"/>
@@ -4049,7 +4049,7 @@
                   <ns4:spPr>
                     <a:xfrm>
                       <a:off x="0" y="0"/>
-                      <a:ext cx="5684531" cy="3788671"/>
+                      <a:ext cx="5757683" cy="3788671"/>
                     </a:xfrm>
                     <a:prstGeom prst="rect"/>
                   </ns4:spPr>
@@ -4071,12 +4071,12 @@
         <w:t xml:space="preserve"> </w:t>
       </w:r>
       <w:r>
-        <w:t>Values at the four uniform thresholds and at the per-axis prediction-interval bound (Bound); the dashed line marks the 2.5 kcal/mol reference. (A) Detection, attribution and correct rejection for the 29 structural-mechanism and 27 no-lesion variants. (B) Direction agreement on each axis (26 isolated-subunit, 22 assembled-complex and 29 binding expectations); open circles mark the best value for each axis. (C) Mechanism-pattern score, pooled (gray band, 95% interval from resampling the 14 systems) and for each arm. (D) Measured destabilizations of at least 1.0 kcal/mol (n = 42) predicted at or above the threshold with the same sign.</w:t>
-      </w:r>
-    </w:p>
-    <w:p>
-      <w:r>
-        <w:t>Raising the threshold changed the three binary rates in different ways. Detection was nearly flat: at least one axis fired for 24 of the 29 mechanisms at 1.0 kcal/mol, for 21 at 1.5 and 2.0, for 20 at 2.5 and for 18 at the bound. Attribution fell at every step, from 18 to 17, 16, 15 and 13. Correct rejection rose at every step, from 12 of 27 to 16, 20, 22 and 23. Stringency therefore buys rejection by losing the correct axis, not by missing the lesion. The structural arm fell from 0.672 to 0.466 and the no-lesion arm rose from 0.444 to 0.852, and the two cross between 1.5 and 2.0 kcal/mol (Fig 2A and 2C).</w:t>
+        <w:t>Values at the four uniform thresholds and at the per-axis prediction-interval limit (2.9, 2.9 and 3.5 kcal/mol for isolated-subunit stability, assembled-complex stability and binding); the dashed line marks the 2.5 kcal/mol reference. (A) Detection, attribution and correct rejection for the 29 structural-mechanism and 27 no-lesion variants. (B) Direction agreement on each axis (26 isolated-subunit, 22 assembled-complex and 29 binding expectations); open circles mark the best value for each axis. (C) Mechanism-pattern score, pooled (gray band, 95% interval from resampling the 14 systems) and for each arm. (D) Measured destabilizations of at least 1.0 kcal/mol (n = 42) predicted at or above the threshold with the same sign.</w:t>
+      </w:r>
+    </w:p>
+    <w:p>
+      <w:r>
+        <w:t>Raising the threshold changed the three binary rates in different ways. Detection was nearly flat: at least one axis fired for 24 of the 29 mechanisms at 1.0 kcal/mol, for 21 at 1.5 and 2.0, for 20 at 2.5 and for 18 at the prediction-interval limit. Attribution fell at every step, from 18 to 17, 16, 15 and 13. Correct rejection rose at every step, from 12 of 27 to 16, 20, 22 and 23. Stringency therefore buys rejection by losing the correct axis, not by missing the lesion. The structural arm fell from 0.672 to 0.466 and the no-lesion arm rose from 0.444 to 0.852, and the two cross between 1.5 and 2.0 kcal/mol (Fig 2A and 2C).</w:t>
       </w:r>
     </w:p>
     <w:p>
@@ -4086,7 +4086,7 @@
     </w:p>
     <w:p>
       <w:r>
-        <w:t>Measured effects show the same cost of stringency. We counted the 42 comparisons with a measured destabilization of at least 1.0 kcal/mol, 13 from benchmark variants and 29 from external measurements, and asked whether FoldX predicted a destabilization of at least the threshold with the same sign. It did for 27 at 1.0 kcal/mol, 12 at 2.5 kcal/mol and 11 at the bound (Fig 2D). A stringent threshold can therefore miss a real effect even when the measured destabilization is large.</w:t>
+        <w:t>Measured effects show the same cost of stringency. We counted the 42 comparisons with a measured destabilization of at least 1.0 kcal/mol, 13 from benchmark variants and 29 from external measurements, and asked whether FoldX predicted a destabilization of at least the threshold with the same sign. It did for 27 at 1.0 kcal/mol, 12 at 2.5 kcal/mol and 11 at the prediction-interval limit (Fig 2D). A stringent threshold can therefore miss a real effect even when the measured destabilization is large.</w:t>
       </w:r>
     </w:p>
     <w:p>
@@ -4364,7 +4364,7 @@
     </w:p>
     <w:p>
       <w:r>
-        <w:t>The threshold should follow the cost of error. The 1.0 kcal/mol default suits screening, where a missed mechanism costs more than extra follow-up; 2.5 kcal/mol is the benchmark reference; and the prediction-interval bound suits settings where a false mechanistic claim is costly. These thresholds separate curated mechanisms from no-lesion variants, a different question from the 3 kcal/mol cut-off that MAVISp and related MLH1 studies use to predict cellular degradation [15,68,69]. Because each call is reported with its continuous energy, a user can re-read it at another threshold; 17 of the 56 graded variants change grade within the prespecified range (S2 Table, benchmark_variants sheet). A silent result means that the supplied static model shows no lesion at the stated threshold. It does not mean that a variant is benign, nonfunctional or unworthy of study.</w:t>
+        <w:t>The threshold should follow the cost of error. The 1.0 kcal/mol default suits screening, where a missed mechanism costs more than extra follow-up; 2.5 kcal/mol is the benchmark reference; and the prediction-interval limit suits settings where a false mechanistic claim is costly. These thresholds separate curated mechanisms from no-lesion variants, a different question from the 3 kcal/mol cut-off that MAVISp and related MLH1 studies use to predict cellular degradation [15,68,69]. Because each call is reported with its continuous energy, a user can re-read it at another threshold; 17 of the 56 graded variants change grade within the prespecified range (S2 Table, benchmark_variants sheet). A silent result means that the supplied static model shows no lesion at the stated threshold. It does not mean that a variant is benign, nonfunctional or unworthy of study.</w:t>
       </w:r>
     </w:p>
     <w:p>
@@ -4684,7 +4684,7 @@
     </w:p>
     <w:p>
       <w:r>
-        <w:t>A predicted energy becomes a call on an axis when its absolute value reaches the threshold. Five operating points were fixed before scoring: uniform thresholds of 1.0, 1.5, 2.0 and 2.5 kcal/mol, and the prediction-interval bound. The bound takes, separately for each axis, the upper limit of the 95% prediction interval fitted to FoldX folding and binding predictions [71]: 2.9 kcal/mol for isolated-subunit stability, 2.9 for assembled-complex stability and 3.5 for binding. A call that survives the bound is unlikely to arise from prediction error alone. The released software uses 1.0 kcal/mol as a screening default, and 2.5 kcal/mol is the benchmark reference. S3 Table (threshold_sweep sheet) reports post hoc points above the bound. Crossing the energy calls with the tier (Tier 1–2 against Tier 3–4) defines four descriptive evidence states: convergent, energy only, context only and neither (S2 Text).</w:t>
+        <w:t>A predicted energy becomes a call on an axis when its absolute value reaches the threshold. Five operating points were fixed before scoring: uniform thresholds of 1.0, 1.5, 2.0 and 2.5 kcal/mol, and the prediction-interval limit. The limit takes, separately for each axis, the upper edge of the 95% prediction interval fitted to FoldX folding and binding predictions [71]: 2.9 kcal/mol for isolated-subunit stability, 2.9 for assembled-complex stability and 3.5 for binding. A call that survives that limit is unlikely to arise from prediction error alone. The released software uses 1.0 kcal/mol as a screening default, and 2.5 kcal/mol is the benchmark reference. S3 Table (threshold_sweep sheet) reports post hoc points above that limit. Crossing the energy calls with the tier (Tier 1–2 against Tier 3–4) defines four descriptive evidence states: convergent, energy only, context only and neither (S2 Text).</w:t>
       </w:r>
     </w:p>
     <w:p>

--- a/docs/COMAVI_manuscript_current.docx
+++ b/docs/COMAVI_manuscript_current.docx
@@ -46,7 +46,7 @@
     </w:p>
     <w:p>
       <w:r>
-        <w:t>Pathogenicity predictors rank missense variants by how likely they are to cause disease, but they rarely name the structural process a variant disrupts or the experiment that would test it. COMAVI (COMplex-Aware Variant Impact scoring) uses FoldX to score each substitution twice, in the isolated subunit and in the assembled complex, and reports three predicted energy changes: isolated-subunit stability, assembled-complex stability and binding to each partner. With a structural-context tier, these yield two outputs: a priority score that ranks variants for structural follow-up, and a mechanism profile that names the disrupted process and therefore the experiment. We evaluated both against a literature-curated benchmark of 61 variants in 14 protein systems, experimental or predicted with AlphaFold 3, in which every expected effect carries a written evidence basis and a citation. Scoring the assembled complex is what made most lesions visible: at the 2.5 kcal/mol reference threshold the isolated-subunit axis alone detected 7 of the 29 variants with a committed structural mechanism, and the three axes together detected 20, at a cost of three further calls among 27 no-lesion variants. The mechanism-pattern score was 37.0 of 56 graded variants (0.661) against 0.482 for the strongest trivial strategy, but the axis the literature implicates fired for only 15 of the 29. Across the prespecified range of 1.0 to 2.5 kcal/mol, stringency left detection nearly unchanged, lowered attribution and raised correct rejection. Predicted energies ranked measured effects (Spearman ρ = 0.47, n = 63) but compressed their size (slope 0.41). The priority score placed 17 of 21 structural mechanisms in the top 20 of 46 ranked variants. Use the priority score to choose variants, then the mechanism profile to choose a stability, assembly or binding experiment. A silent result means that the supplied model shows no lesion, not that the variant is benign.</w:t>
+        <w:t>Pathogenicity predictors rank missense variants by how likely they are to cause disease, but they rarely name the structural process a variant disrupts or the experiment that would test it. COMAVI (COMplex-Aware Variant Impact scoring) uses FoldX to score each substitution in the isolated subunit and again in the assembled complex, giving three predicted energy changes: stability in each context, and binding to each partner. With a structural-context tier, these yield two outputs: a priority score that ranks variants for structural follow-up, and a mechanism profile that names which processes are disrupted and therefore which experiments would test them. We evaluated both against a literature-curated benchmark of 61 variants in 14 protein systems, experimental or predicted with AlphaFold 3, in which every expected effect carries a written evidence basis and a citation. Scoring the assembled complex is what made most lesions visible: the isolated subunit alone detected 7 of the 29 variants carrying a committed structural mechanism, the three axes together detected 20, and the cost was three further calls among 27 no-lesion variants. The mechanism-pattern score was 0.661 against 0.482 for the strongest trivial strategy, but the axis the literature implicates reached the threshold for only 15 of the 29, so COMAVI detects structural disruption more reliably than it localizes it. Both results were stable across the prespecified range of thresholds. Against direct measurements the predicted energies ordered effects correctly but compressed their size, and the priority score placed 17 of the 21 structural mechanisms in the top 20 of 46 ranked variants. Use the priority score to choose variants, then the mechanism profile to choose a stability, assembly or binding experiment. A silent result means that the supplied model shows no lesion, not that the variant is benign.</w:t>
       </w:r>
     </w:p>
     <w:p>
@@ -59,7 +59,7 @@
     </w:p>
     <w:p>
       <w:r>
-        <w:t>Genetic testing finds far more changes to single protein building blocks than any laboratory can study. Computer tools estimate which changes cause disease but rarely say how, which is what decides the next experiment. Most proteins work while bound to partners. A change can make the protein itself unstable, or leave it folded but weaken its grip on a partner, and the two are tested differently. Our method evaluates each change twice, in the protein alone and in the assembled group, to tell them apart. We tested it on 61 changes in 14 protein systems whose effects published experiments have already established. Judging the protein alone found the damage in 7 of 29 disruptive changes; judging the assembled group found 20. Of the 56 we could grade, its predictions fully matched the published evidence for 32 and partly for 10 more, and in a ranked list of 46 it placed 17 of the 21 truly disruptive ones in the top 20. Its main weakness was naming the wrong problem: it often blamed the stability of the assembled group where the evidence pointed to a weakened grip. We describe how to choose experiments with it, and when not to trust it.</w:t>
+        <w:t>Genetic testing finds far more changes to single protein building blocks than any laboratory can study. Computer tools estimate which changes cause disease but rarely say how, which is what decides the next experiment. Most proteins work while bound to partners. A genetic change can make the protein itself unstable, or leave it folded but weaken its grip on a partner, and the two are tested differently. Our method evaluates each change twice, in the protein alone and in the assembled group, to tell them apart. We tested it on 61 genetic changes in 14 protein systems, each one chosen because published experiments have already established what it does. Judging the protein alone found the damage in 7 of 29 disruptive changes; judging the assembled group found 20. Of the 56 we could grade, its predictions fully matched the published evidence for 32 and partly for 10 more, and in a ranked list of 46 it placed 17 of the 21 truly disruptive ones in the top 20. Its main weakness was naming the wrong problem: it often blamed the stability of the assembled group where the evidence pointed to a weakened grip. We describe how to choose experiments with it, and when not to trust it.</w:t>
       </w:r>
     </w:p>
     <w:p>
@@ -77,7 +77,7 @@
     </w:p>
     <w:p>
       <w:r>
-        <w:t>Many proteins function in complexes, and assembly changes the structural context of a residue. A site exposed in an isolated chain may be buried once partners bind. A substitution tolerated by the isolated subunit may destabilize the assembly or weaken one interaction, and an interface substitution can change affinity while leaving the fold intact. Experiments that measure folding and binding separately find distinct energetic effects [3]. A method meant to guide follow-up should therefore keep the isolated and assembled contexts apart instead of merging them into one impact score. AlphaFold 3 and the Boltz models now predict complex structures for most pairs of interest, which makes this comparison possible at scale where no experimental complex exists [4–6]; how much the source of the model matters is itself a result reported below.</w:t>
+        <w:t>Many proteins function in complexes, and assembly changes the structural context of a residue. A site exposed in an isolated chain may be buried once partners bind. A substitution tolerated by the isolated subunit may destabilize the assembly or weaken one interaction, and an interface substitution can change affinity while leaving the fold intact. Experiments that measure folding and binding separately find distinct energetic effects [3]. A method meant to guide follow-up should therefore keep the isolated and assembled contexts apart instead of merging them into one impact score. AlphaFold 3 and the Boltz models now predict complex structures for most pairs of interest, which makes this comparison possible at scale for complexes that have not been solved experimentally [4–6]; how much the source of the model matters is itself a result reported below.</w:t>
       </w:r>
     </w:p>
     <w:p>
@@ -87,7 +87,7 @@
     </w:p>
     <w:p>
       <w:r>
-        <w:t>Here we describe COMAVI (COMplex-Aware Variant Impact scoring), a pipeline that scores each substitution in both contexts and keeps its fold and binding predictions separate (Fig 1). COMAVI returns two linked outputs: a priority score, which ranks variants for structural follow-up, and a mechanism profile, which names the process predicted to be disrupted. To test both, we curated a benchmark of 61 variants in 14 protein systems in which every expected effect is tied to a written evidence basis and a citation. We asked four questions of it. What does the assembled complex add over the isolated subunit alone? Does the mechanism profile recover the literature-defined mechanism, and how far does that answer depend on the energy threshold that turns a continuous prediction into a call? How do the predicted energies compare with direct measurements? And does the threshold-free priority score concentrate structural mechanisms at the top of a ranking? We then compared the priority score with a pathogenicity predictor.</w:t>
+        <w:t>Here we describe COMAVI (COMplex-Aware Variant Impact scoring), a pipeline that scores each substitution in both contexts and keeps its fold and binding predictions separate (Fig 1). COMAVI returns two linked outputs: a priority score, which ranks variants for structural follow-up, and a mechanism profile, which names the process predicted to be disrupted. To test both, we curated a benchmark of 61 variants in 14 protein systems in which every expected effect is tied to a written evidence basis and a citation. We asked four questions of it. What does the assembled complex add over the isolated subunit alone? Does the mechanism profile recover the literature-defined mechanism, and how far does that answer depend on the energy threshold that turns a continuous prediction into a call? How do the predicted energies compare with direct measurements? Finally, does the threshold-free priority score concentrate structural mechanisms at the top of a ranking? We then compared the priority score with a pathogenicity predictor.</w:t>
       </w:r>
     </w:p>
     <w:p>
@@ -140,7 +140,7 @@
         <w:t xml:space="preserve"> </w:t>
       </w:r>
       <w:r>
-        <w:t>A missense variant and isolated and assembled structural models yield four lines of structural evidence: predicted stability changes in the isolated subunit and in the assembled complex, the binding-energy change for each partner, and the structural-context tier. These combine into two outputs. The priority score ranks the strength of modeled structural disruption and is used to choose variants for further study; the mechanism profile assigns each variant its predicted mechanisms and context and indicates whether to test stability, assembly or binding. Pathogenicity evidence is not an input to either output.</w:t>
+        <w:t>A missense variant combined with isolated and assembled structural models yields four lines of structural evidence: predicted stability changes in the isolated subunit and in the assembled complex, the binding-energy change for each partner, and the structural-context tier. These combine into two outputs. The priority score ranks the strength of modeled structural disruption and is used to choose variants for further study. The mechanism profile assigns each variant its predicted mechanisms and context, and indicates whether to test stability, assembly or binding. Neither output takes a clinical classification or any other pathogenicity evidence as input; both are computed from structure alone.</w:t>
       </w:r>
     </w:p>
     <w:p>
@@ -161,7 +161,7 @@
     </w:p>
     <w:p>
       <w:r>
-        <w:t>The benchmark contains 61 missense variants in 14 protein systems (Table 1): 49 variants in 13 multi-chain complexes and 12 in the tandem BRCA1 C-terminal (BRCT) domain, a single-chain system with measured unfolding free energies [24]. We chose systems in which published experiments establish how each variant acts, and all energies throughout are FoldX 5.1 predictions (Methods). Together they span the mechanisms COMAVI is meant to separate: loss and gain of function, fold-driven and binding-driven disruption, and variants with ambiguous biology. For each variant, the primary literature defines the expected direction on each applicable axis [25–60]. Each of the 99 committed expectations is recorded with its evidence class, a one-line basis and a citation (S1 Table).</w:t>
+        <w:t>The benchmark contains 61 missense variants in 14 protein systems (Table 1): 49 variants in 13 multi-chain complexes and 12 in the tandem BRCA1 C-terminal (BRCT) domain, a single-chain system with measured unfolding free energies [24]. We chose systems in which published experiments establish how each variant acts, and all energies throughout are FoldX 5.1 predictions (Methods). Together they span the mechanisms COMAVI is meant to separate: loss and gain of function, fold-driven and binding-driven disruption, and variants whose published mechanism does not resolve to a single axis. Each variant is scored on three axes, meaning three independent predicted energy changes: stability of the isolated subunit, meaning the one protein chain taken out of its complex rather than a single residue; stability of that same chain within the assembled complex; and binding energy to each partner. For each variant, the primary literature defines the expected direction on each applicable axis [25–60]. Each of the 99 committed expectations is recorded with its evidence class, a one-line basis and a citation (S1 Table).</w:t>
       </w:r>
     </w:p>
     <w:p>
@@ -1974,22 +1974,22 @@
     </w:tbl>
     <w:p>
       <w:r>
-        <w:t>Graded variants carry a committed expectation on at least one modeled axis or, for five no-lesion variants, at the whole-variant level. Pathogenic counts clinical annotations, which are independent of the mechanism ground truth and are not used in any mechanism metric; the BRCT variants carry no clinical label (–). Experimental structures are identified by their Protein Data Bank (PDB) entries [61–66]; the other systems used AlphaFold 3 models.</w:t>
-      </w:r>
-    </w:p>
-    <w:p>
-      <w:r>
-        <w:t>Three nested populations serve different claims. All 61 variants receive COMAVI outputs. Of these, 56 are graded against an expected mechanism: 29 carry a committed structural mechanism and 27 are curated to carry no lesion on the modeled axes, which we call no-lesion variants. Five variants are not graded. The mechanism of BRCA1 R1699L and R1699Q, loss of phosphopeptide recognition, cannot be represented by the supplied structure, and TNNI3 R162W, VHL W117R and MSH2 G674R have no committed expectation on any modeled axis (S2 Table, model_scope sheet). Of the 56 graded variants, the 46 in complexes also carry a structural-context tier and form the prioritization population of 21 structural-mechanism and 25 no-lesion variants. The 21 are a subset of the 29; the other eight are BRCT fold mechanisms, which have no partner chain and therefore no tier.</w:t>
-      </w:r>
-    </w:p>
-    <w:p>
-      <w:r>
-        <w:t>Four graded no-lesion variants carry no committed expectation on any individual axis: CALM1 D96V, N98S and F142L, which act through altered calcium binding [29,30], and SMAD4 I500T, which acts through impaired monoubiquitination [45]. Their mechanisms lie outside the modeled axes, so they are graded at the whole-variant level as no-lesion variants. S1 Table lists their basis and sources, and the analyses below report the effect of removing them.</w:t>
-      </w:r>
-    </w:p>
-    <w:p>
-      <w:r>
-        <w:t>Evidence quality differs by direction, because a disruptive effect attracts a dedicated biophysical measurement far more often than a normal one does. Of the 42 expectations supported by quantitative evidence (classes E1 and E2; Methods), 28 are destabilizing; of the 57 supported by qualitative, population or inferred evidence (E3 to E5), 8 are. All 9 population-supported and all 18 inferred expectations are neutral. Restricting the benchmark to the best-evidenced expectations would therefore remove most of the no-lesion class instead of raising the standard evenly. We retained every evidence class and report evidence-restricted analyses as sensitivity analyses (S1 Text).</w:t>
+        <w:t>Graded variants carry a committed expectation on at least one modeled axis or, for four no-lesion variants whose mechanism lies outside those axes, only at the whole-variant level, where the expectation is that no modeled axis is disrupted. Pathogenic counts clinical annotations, which are independent of the mechanism ground truth and are not used in any mechanism metric; the BRCT variants carry no clinical label (–). Experimental structures are identified by their Protein Data Bank (PDB) entries [61–66]; the other systems used AlphaFold 3 models.</w:t>
+      </w:r>
+    </w:p>
+    <w:p>
+      <w:r>
+        <w:t>Three nested populations serve different claims. All 61 variants receive COMAVI outputs. Of these, 56 are graded against an expected mechanism: 29 carry a committed structural mechanism and 27 are curated to carry no lesion on the modeled axes, which we call no-lesion variants. Five variants are not graded. The mechanism of BRCA1 R1699L and R1699Q, loss of phosphopeptide recognition, cannot be represented by the supplied structure, and TNNI3 R162W, VHL W117R and MSH2 G674R have no committed expectation on any modeled axis (S2 Table, model_scope sheet). Of the 56 graded variants, the 46 in complexes also carry a structural-context tier and form the prioritization population of 21 structural-mechanism and 25 no-lesion variants. The 10 graded variants outside it are the BRCT variants, which have no partner chain and therefore no tier: 8 of them fold mechanisms, which is why the 21 structural mechanisms here are a subset of the 29, and 2 no-lesion variants, which is why 25 rather than 27. Variant counts below refer to these populations by name.</w:t>
+      </w:r>
+    </w:p>
+    <w:p>
+      <w:r>
+        <w:t>Four graded no-lesion variants carry no committed expectation on any individual axis: CALM1 D96V, N98S and F142L, which act through altered calcium binding [29,30], and SMAD4 I500T, which acts through impaired monoubiquitination [45]. Their mechanisms lie outside the modeled axes, so they are graded at the whole-variant level as no-lesion variants. Throughout, a no-lesion commitment records that no axis-specific assay in the primary literature supports a lesion on that axis; it does not record that a structural effect was measured and excluded. S1 Table lists their basis and sources, and the analyses below report the effect of removing them.</w:t>
+      </w:r>
+    </w:p>
+    <w:p>
+      <w:r>
+        <w:t>Evidence quality differs by direction, because a disruptive effect is far more often followed up with a dedicated biophysical measurement than a normal one is. Of the 42 expectations supported by quantitative evidence (classes E1 and E2; Methods), 28 are destabilizing; of the 57 supported by qualitative, population or inferred evidence (classes E3, E4 and E5 respectively), 8 are. All 9 in the population class and all 18 in the inferred class are neutral. Restricting the benchmark to the best-evidenced expectations would therefore remove most of the no-lesion class instead of raising the standard evenly. We retained every evidence class and report evidence-restricted analyses as sensitivity analyses (S1 Text).</w:t>
       </w:r>
     </w:p>
     <w:p>
@@ -2002,12 +2002,12 @@
     </w:p>
     <w:p>
       <w:r>
-        <w:t>COMAVI's premise is that one calculation on the isolated subunit is not enough, so we first measured what the assembled complex adds on the same variants at the same threshold. At the 2.5 kcal/mol reference the isolated-subunit axis alone reached the threshold for 7 of the 29 variants carrying a committed structural mechanism; with the assembled-complex and binding axes the figure is 20. The 13 variants found only through the assembled axes are 6 of the 12 pure interface variants, 5 of the 6 mixed expectations and 2 fold mechanisms, drawn from 7 of the 13 complexes. Among the 21 structural mechanisms that sit in a complex the contrast is starker, 2 against 15. The cost is three further calls on no-lesion variants: correct rejection falls from 25 of 27 to 22. At the 1.0 kcal/mol screening default the same comparison gives 12 against 24 detected and 17 against 12 rejected, so the assembled axes carry most of the detection at every threshold and most of the false calls at permissive ones (Table 2).</w:t>
-      </w:r>
-    </w:p>
-    <w:p>
-      <w:r>
-        <w:t>Two variants show both what the second context adds and the error it introduces. Complement factor H R78G barely changes isolated-subunit stability (0.93 kcal/mol) but is predicted to weaken binding to C3b by 6.12 kcal/mol, consistent with a measured rise in dissociation constant from 10–14 μM to more than 35 μM [53]. Von Willebrand factor R1334Q leaves the isolated A1 domain unchanged (0.01 kcal/mol) but weakens binding to GPIbα by 4.11 kcal/mol; the purified A1 domain is natively folded, binds GPIbα weakly and supports little platelet adhesion [54]. A calculation on the isolated subunit alone would call both variants silent. In both, however, the assembled-complex stability axis also fires (4.88 and 4.73 kcal/mol) where the literature implies an intact fold, so both are graded partial rather than consistent.</w:t>
+        <w:t>COMAVI's premise is that one calculation on the isolated subunit is not enough, so we first measured what the assembled complex adds on the same variants at the same threshold. At the 2.5 kcal/mol reference the isolated-subunit axis alone reached the threshold for 7 of the 29 variants carrying a committed structural mechanism; with the assembled-complex and binding axes the figure is 20. The 13 variants found only through the assembled axes are 6 of the 12 pure interface variants, 5 of the 6 mixed expectations and two of the fold mechanisms, and they come from 7 of the 13 complexes rather than from one or two. Restricting to the 21 structural mechanisms that sit in a complex, where the assembled axes can apply at all, the contrast is starker: the isolated-subunit axis reaches the threshold for 2 of them against 15 for the three axes together. The cost is three further calls on no-lesion variants: correct rejection falls from 25 of 27 to 22. At the 1.0 kcal/mol screening default the same comparison gives 12 against 24 detected and 17 against 12 rejected, so the assembled axes carry most of the detection at every threshold and most of the false calls at permissive ones (Table 2).</w:t>
+      </w:r>
+    </w:p>
+    <w:p>
+      <w:r>
+        <w:t>Two examples show both what the second context adds and the error it introduces. Complement factor H R78G barely changes isolated-subunit stability (0.93 kcal/mol) but is predicted to weaken binding to C3b by 6.12 kcal/mol, consistent with a measured rise in dissociation constant from 10–14 μM to more than 35 μM [53]. Von Willebrand factor R1334Q leaves the isolated A1 domain unchanged (0.01 kcal/mol) but weakens binding to GPIbα by 4.11 kcal/mol; the purified A1 domain is natively folded, binds GPIbα weakly and supports little platelet adhesion [54]. A calculation on the isolated subunit alone would call both variants silent. Weakening an interface does lower the energy of the assembled complex, which is why the two assembled axes are computed separately: BuildModel reports the fold energy of the chain within the complex and AnalyseComplex the interaction energy between chains, so a fold change localized to the interface is not read as a binding change. In both, however, the assembled-complex stability axis also reaches the threshold (4.88 and 4.73 kcal/mol) where the literature implies an intact fold, so both are graded partial rather than consistent.</w:t>
       </w:r>
     </w:p>
     <w:p>
@@ -3985,12 +3985,12 @@
     </w:p>
     <w:p>
       <w:r>
-        <w:t>The localization errors concentrate in one class. Among the eleven variants curated as pure interface destabilizers, the binding axis fired for 4 and the assembled-complex stability axis for 7. The lesion was found but placed in the fold of the complex instead of in the interaction (S2 Text), the same error that costs CFH R78G and VWF R1334Q a consistent grade above. An interface substitution can genuinely raise the folding energy of the assembled coordinates, so the two axes are not independent; what the benchmark shows is that the larger of the two is often the wrong one to report.</w:t>
-      </w:r>
-    </w:p>
-    <w:p>
-      <w:r>
-        <w:t>Direction agreement was similar on the three axes: 19 of 26 expectations for isolated-subunit stability, 17 of 22 for assembled-complex stability and 20 of 29 for binding (56 of 77 overall), rates spanning 0.083. The 46 complex variants and the 10 BRCT variants scored similarly (0.652 and 0.700), so neither subset determines the pooled result.</w:t>
+        <w:t>The localization errors concentrate in one class. Among the eleven variants curated as pure interface destabilizers, the binding axis reached the threshold for 4 and the assembled-complex stability axis for 7. The lesion was found but placed in the fold of the complex instead of in the interaction (S2 Text), the same error that costs CFH R78G and VWF R1334Q a consistent grade above. An interface substitution can genuinely raise the folding energy of the assembled coordinates, so the two axes are not independent; what the benchmark shows is that the larger of the two is often the wrong one to report.</w:t>
+      </w:r>
+    </w:p>
+    <w:p>
+      <w:r>
+        <w:t>Direction agreement was similar on the three axes: 19 of 26 expectations for isolated-subunit stability, 17 of 22 for assembled-complex stability and 20 of 29 for binding (56 of 77 committed axes overall, not variants), rates spanning 0.083. The 46 complex variants and the 10 BRCT variants scored similarly (0.652 and 0.700), so neither subset determines the pooled result.</w:t>
       </w:r>
     </w:p>
     <w:p>
@@ -4018,7 +4018,7 @@
     </w:p>
     <w:p>
       <w:r>
-        <w:t>Every graded result depends on the energy threshold that turns a continuous prediction into a call (Fig 2). Over the prespecified uniform thresholds of 1.0, 1.5, 2.0 and 2.5 kcal/mol and the per-axis prediction-interval limit (Methods), the mechanism-pattern score was 0.562, 0.616, 0.652, 0.661 and 0.652. The 2.5 kcal/mol reference is the highest of the five on this cohort, as it is for the unweighted mean of the two arms. The system-resampling intervals overlap at every threshold, however (Fig 2C), so the benchmark does not establish it as an optimum.</w:t>
+        <w:t>Every graded result depends on the energy threshold that turns a continuous prediction into a call (Fig 2). Over the prespecified uniform thresholds of 1.0, 1.5, 2.0 and 2.5 kcal/mol and the per-axis prediction-interval limit (Methods), the mechanism-pattern score was 0.562, 0.616, 0.652, 0.661 and 0.652. The 2.5 kcal/mol reference is the highest of the five on this cohort, as it is for the unweighted mean of the two arms. The system-resampling intervals overlap at every threshold, however (Fig 2A), so the benchmark does not establish it as an optimum.</w:t>
       </w:r>
     </w:p>
     <w:p>
@@ -4071,17 +4071,17 @@
         <w:t xml:space="preserve"> </w:t>
       </w:r>
       <w:r>
-        <w:t>Values at the four uniform thresholds and at the per-axis prediction-interval limit (2.9, 2.9 and 3.5 kcal/mol for isolated-subunit stability, assembled-complex stability and binding); the dashed line marks the 2.5 kcal/mol reference. (A) Detection, attribution and correct rejection for the 29 structural-mechanism and 27 no-lesion variants. (B) Direction agreement on each axis (26 isolated-subunit, 22 assembled-complex and 29 binding expectations); open circles mark the best value for each axis. (C) Mechanism-pattern score, pooled (gray band, 95% interval from resampling the 14 systems) and for each arm. (D) Measured destabilizations of at least 1.0 kcal/mol (n = 42) predicted at or above the threshold with the same sign.</w:t>
-      </w:r>
-    </w:p>
-    <w:p>
-      <w:r>
-        <w:t>Raising the threshold changed the three binary rates in different ways. Detection was nearly flat: at least one axis fired for 24 of the 29 mechanisms at 1.0 kcal/mol, for 21 at 1.5 and 2.0, for 20 at 2.5 and for 18 at the prediction-interval limit. Attribution fell at every step, from 18 to 17, 16, 15 and 13. Correct rejection rose at every step, from 12 of 27 to 16, 20, 22 and 23. Stringency therefore buys rejection by losing the correct axis, not by missing the lesion. The structural arm fell from 0.672 to 0.466 and the no-lesion arm rose from 0.444 to 0.852, and the two cross between 1.5 and 2.0 kcal/mol (Fig 2A and 2C).</w:t>
-      </w:r>
-    </w:p>
-    <w:p>
-      <w:r>
-        <w:t>The three axes prefer different thresholds (Fig 2B). Binding agreement was highest at 1.0 and 1.5 kcal/mol (22 of 29) and fell to 20 at the reference. Assembled-complex agreement rose from 12 of 22 at 1.0 kcal/mol to 17 at the reference, and isolated-subunit agreement peaked at 2.0 and 2.5 kcal/mol (19 of 26). The denominators do not change across thresholds. A single global threshold is therefore set where the two stability axes perform best, and binding gives up 0.069 relative to its own optimum. Per-axis thresholds are therefore the most promising single change to the calling layer, although whether they recover part of the interface shortfall has not been tested.</w:t>
+        <w:t>Values at the four uniform thresholds and at the per-axis prediction-interval limit (2.9, 2.9 and 3.5 kcal/mol for isolated-subunit stability, assembled-complex stability and binding); the dashed line marks the 2.5 kcal/mol reference. Throughout, red marks quantities measured on the 29 structural-mechanism variants and gray those measured on the 27 no-lesion variants. (A) Mechanism-pattern score, pooled (gray band, 95% interval from resampling the 14 systems) and for each arm. (B) Detection, attribution and correct rejection for the 29 structural-mechanism and 27 no-lesion variants. (C) Direction agreement on each axis (26 isolated-subunit, 22 assembled-complex and 29 binding expectations); open circles mark the best value for each axis. (D) Measured destabilizations of at least 1.0 kcal/mol (n = 42) predicted at or above the threshold with the same sign.</w:t>
+      </w:r>
+    </w:p>
+    <w:p>
+      <w:r>
+        <w:t>Raising the threshold changed the three binary rates in different ways. Detection was nearly flat: at least one axis reached the threshold for 24 of the 29 mechanisms at 1.0 kcal/mol, for 21 at 1.5 and 2.0, for 20 at 2.5 and for 18 at the prediction-interval limit. Attribution fell at every step, from 18 to 17, 16, 15 and 13. Correct rejection rose at every step, from 12 of 27 to 16, 20, 22 and 23. Stringency therefore buys rejection by losing the correct axis, not by missing the lesion. The structural arm fell from 0.672 to 0.466 and the no-lesion arm rose from 0.444 to 0.852, and the two cross between 1.5 and 2.0 kcal/mol (Fig 2B and 2C).</w:t>
+      </w:r>
+    </w:p>
+    <w:p>
+      <w:r>
+        <w:t>The three axes prefer different thresholds (Fig 2C). Binding agreement was highest at 1.0 and 1.5 kcal/mol (22 of 29) and fell to 20 at the reference. Assembled-complex agreement rose from 12 of 22 at 1.0 kcal/mol to 17 at the reference, and isolated-subunit agreement peaked at 2.0 and 2.5 kcal/mol (19 of 26). The denominators do not change across thresholds. A single global threshold is therefore set where the two stability axes perform best, and binding gives up 0.069 relative to its own optimum. Per-axis thresholds are therefore the most promising single change to the calling layer, and they recover part of the interface shortfall but cannot close it. Holding the two stability axes at the reference and lowering the binding threshold to 1.5 kcal/mol raises attribution from 15 of 29 to 17 and interface attribution from 4 of 12 to 6, at a cost of 2 correct rejections; because that operating point is chosen on the same variants, the gain is an upper bound. The limit is not where the threshold sits: 6 of the 12 interface mechanisms carry a predicted binding energy below 1.0 kcal/mol, the most permissive threshold in the prespecified range, with a median of 0.14, so no placement of a binding threshold reaches them. For those variants the predicted energy is near zero where the literature reports a disrupted interface, which locates the shortfall in the energy prediction rather than in the calling layer.</w:t>
       </w:r>
     </w:p>
     <w:p>
@@ -4108,7 +4108,7 @@
         <w:t>−4</w:t>
       </w:r>
       <w:r>
-        <w:t>), but the fitted slope was 0.41, and the prediction error became more negative as the measured effect grew (ρ = −0.67). A measured destabilization of 2.5 kcal/mol corresponds to a predicted 1.42 kcal/mol. FoldX therefore orders effects but compresses large ones, which accounts for part of the loss of measured effects at stringent thresholds.</w:t>
+        <w:t>), but the fitted slope was 0.41 (Fig 3A), and the prediction error became more negative as the measured effect grew (ρ = −0.67; Fig 3B). A measured destabilization of 2.5 kcal/mol corresponds to a predicted 1.42 kcal/mol. FoldX therefore orders effects but compresses large ones, which accounts for part of the loss of measured effects at stringent thresholds.</w:t>
       </w:r>
     </w:p>
     <w:p>
@@ -4166,7 +4166,7 @@
     </w:p>
     <w:p>
       <w:r>
-        <w:t>Seven barnase substitutions at Glu73 behave differently from the rest. All are measured as destabilizing (1.45 to 3.01 kcal/mol) and all are predicted as stabilizing (−1.66 to −1.01 kcal/mol), a systematic sign inversion at a single site. They are included in every primary statistic. Without them the rank correlation rises to 0.61 (n = 56) while the slope barely changes (0.42), so the compression does not depend on this cluster. For the SKEMPI binding comparisons alone, ρ = 0.34 (p = 0.019, n = 48), and the predicted sign was correct for 30 of 40 measured destabilizations. Without Glu73, ρ = 0.55 (p = 0.0002, n = 41), and the sign was correct for 30 of 33 (S2 Fig). At the 2.5 kcal/mol reference, measured and predicted calls agreed for 43 of the 63 comparisons (S3 Fig).</w:t>
+        <w:t>Seven barnase substitutions at Glu73 behave differently from the rest. All are measured as destabilizing (1.45 to 3.01 kcal/mol) and all are predicted as stabilizing (−1.66 to −1.01 kcal/mol), a systematic sign inversion at a single site. Glu73 is barnase's catalytic general base, buried and unusually strained in the wild-type fold; FoldX scores the relief of that strain as a stabilization while the measurements register the loss of the catalytic arrangement, so the sign disagreement is a property of this site rather than of the substitutions. They are included in every primary statistic. Without them the rank correlation rises to 0.61 (n = 56) while the slope barely changes (0.42), so the compression does not depend on this cluster. For the SKEMPI binding comparisons alone, ρ = 0.34 (p = 0.019, n = 48), and the predicted sign was correct for 30 of 40 measured destabilizations. Without Glu73, ρ = 0.55 (p = 0.0002, n = 41), and the sign was correct for 30 of 33 (S2 Fig). At the 2.5 kcal/mol reference, measured and predicted calls agreed for 43 of the 63 comparisons (S3 Fig).</w:t>
       </w:r>
     </w:p>
     <w:p>
@@ -4194,12 +4194,12 @@
     </w:p>
     <w:p>
       <w:r>
-        <w:t>We measured ranking quality by the ROC AUC, the probability that a randomly chosen structural-mechanism variant outranks a randomly chosen no-lesion variant. The energy component alone reached an AUC of 0.779 and placed 15 of the 21 mechanisms in the top 20, and 16 by rank 25. It ranks HBB N102T 36th and MLH1 Q542L 32nd of 46, although the tier places both in Tier 1. The context component alone reached 0.785 and recovered 11 mechanisms in the top 20 and 13 by rank 25. The two components fail on different variants. Crossing the energy calls with the tier gives four descriptive evidence states, according to whether an axis fires and whether the tier is 1–2: convergent, energy only, context only and neither. At 2.5 kcal/mol, 15 mechanisms are convergent, 2 are context-only and 4 fall in the neither state, while the energy-only state holds 3 no-lesion variants and no mechanism. At 1.0 kcal/mol the energy-only state holds 6 no-lesion variants and 2 mechanisms (S3 Table, evidence_states sheet). At the reference threshold, an energy call without supporting structural context marks a no-lesion variant in this cohort, but that separation does not hold at the screening default.</w:t>
-      </w:r>
-    </w:p>
-    <w:p>
-      <w:r>
-        <w:t>Combining the two components recovered what neither reaches alone (Fig 4). The priority score placed 9 of the 21 structural mechanisms in the top 10 and 17 in the top 20, with no further recovery by rank 25. Its ROC AUC was 0.834 and its average precision 0.779, against a positive rate of 21 in 46; without the four whole-variant no-lesion variants, the AUC was 0.837. The ranking applies no energy threshold, and its positive class comes from the curated mechanism class, so none of these values depends on the threshold.</w:t>
+        <w:t>We measured ranking quality by the ROC AUC, the probability that a randomly chosen structural-mechanism variant outranks a randomly chosen no-lesion variant. The energy component alone reached an AUC of 0.779 and placed 15 of the 21 mechanisms in the top 20, and 16 by rank 25. It ranks HBB N102T 36th and MLH1 Q542L 32nd of 46, although the tier places both in Tier 1. The context component alone reached 0.785 and recovered 11 mechanisms in the top 20 and 13 by rank 25. The two components fail on different variants. Crossing the energy calls with the tier gives four descriptive evidence states, according to whether an axis reaches the threshold and whether the tier is 1–2: convergent, energy only, context only and neither. At 2.5 kcal/mol, 15 mechanisms are convergent, 2 are context-only and 4 fall in the neither state, while the energy-only state holds 3 no-lesion variants and no mechanism. At 1.0 kcal/mol the energy-only state holds 6 no-lesion variants and 2 mechanisms (S3 Table, evidence_states sheet). At the reference threshold, an energy call without supporting structural context marks a no-lesion variant in this cohort, but that separation does not hold at the screening default.</w:t>
+      </w:r>
+    </w:p>
+    <w:p>
+      <w:r>
+        <w:t>Combining the two components recovered what neither reaches alone (Fig 4). The priority score separated the two classes (Fig 4A) and placed 9 of the 21 structural mechanisms in the top 10 and 17 in the top 20, with no further recovery by rank 25 (Fig 4B). Its ROC AUC was 0.834 and its average precision 0.779, against a positive rate of 21 in 46; without the four whole-variant no-lesion variants, the AUC was 0.837. The ranking applies no energy threshold, and its positive class comes from the curated mechanism class, so none of these values depends on the threshold.</w:t>
       </w:r>
     </w:p>
     <w:p>
@@ -4252,7 +4252,7 @@
         <w:t xml:space="preserve"> </w:t>
       </w:r>
       <w:r>
-        <w:t>(A) Priority scores of the 21 structural-mechanism and 25 no-lesion variants in the 46-variant prioritization population. (B) Structural mechanisms recovered as a function of rank depth for the priority score and for its context and energy components ranked alone.</w:t>
+        <w:t>(A) Priority scores of the 21 structural-mechanism and 25 no-lesion variants in the 46-variant prioritization population; each row is one class and points are spread vertically within a row only so that they do not overlap. (B) Structural mechanisms recovered as a function of rank depth for the priority score and for its context and energy components ranked alone.</w:t>
       </w:r>
     </w:p>
     <w:p>
@@ -4338,7 +4338,7 @@
     </w:p>
     <w:p>
       <w:r>
-        <w:t>The two views are therefore asymmetric in use: a structural call supplies a testable hypothesis, whereas a silent result constrains nothing about pathogenicity (S3 Text).</w:t>
+        <w:t>The two views are therefore asymmetric in use: a structural call supplies a testable hypothesis, though a disrupted structure is not by itself evidence of disease, whereas a silent result constrains nothing about pathogenicity (S3 Text).</w:t>
       </w:r>
     </w:p>
     <w:p>

--- a/docs/COMAVI_manuscript_current.docx
+++ b/docs/COMAVI_manuscript_current.docx
@@ -4275,7 +4275,7 @@
     </w:p>
     <w:p>
       <w:r>
-        <w:t>Rank-based comparison with a pathogenicity predictor is correspondingly limited. All 11 benign variants in this set entered the benchmark as curated no-lesion controls, so any structural score separates them from pathogenic structural mechanisms partly by construction, and a pathogenicity AUC computed here measures the cohort as much as the method. With that caveat, AlphaMissense ranked pathogenicity better (ROC AUC 0.903) than the priority score (0.851) or its energy (0.836) and context (0.769) components (Fig 5). The populations also differ: this set includes TNNI3 R162W and VHL W117R, which are not graded, and lacks VWF R1334Q and A1381T, for which no AlphaMissense score was retrieved, so none of these values is comparable with the structural AUC of 0.834.</w:t>
+        <w:t>Rank-based comparison with a pathogenicity predictor is correspondingly limited. Ten of the 11 benign variants in this set entered the benchmark as curated no-lesion controls, so any structural score separates them from pathogenic structural mechanisms partly by construction, and a pathogenicity AUC computed here measures the cohort as much as the method. The exception is informative: MLH1 H718Y is clinically benign and carries a committed monomer-fold destabilization, because the source reports reduced thermal stability and a half-life of 64% of wild type alongside proficient mismatch repair. A variant can be structurally destabilized and clinically neutral at once, which is the separation the two outputs are meant to preserve. With that caveat, AlphaMissense ranked pathogenicity better (ROC AUC 0.903) than the priority score (0.851) or its energy (0.836) and context (0.769) components (Fig 5). The populations also differ: this set includes TNNI3 R162W and VHL W117R, which are not graded, and lacks VWF R1334Q and A1381T, for which no AlphaMissense score was retrieved, so none of these values is comparable with the structural AUC of 0.834.</w:t>
       </w:r>
     </w:p>
     <w:p>
@@ -4405,7 +4405,7 @@
     </w:p>
     <w:p>
       <w:r>
-        <w:t>A related caution applies to small effects. A variant below the threshold is reported as carrying no modeled lesion on that axis, not as having no effect. Modest destabilizations can matter where a small change in stability or affinity alters assembly or turnover, and the measured-recovery counts above show how many of them a stringent threshold discards. A study concerned with mild perturbations should therefore use the lower threshold and accept more false calls.</w:t>
+        <w:t>A related caution applies to small effects. A variant below the threshold is reported as carrying no modeled lesion on that axis, not as having no effect. Modest destabilizations can matter where a small change in stability or affinity alters assembly or turnover, and the measured-recovery counts above show how many of them a stringent threshold discards. A study concerned with mild perturbations should therefore use the lower threshold and accept more false calls. That still leaves effects below the lowest threshold, so we tested whether the predicted energies carry information there. Of the 96 committed axes with a prediction, 56 fall below the 1.0 kcal/mol screening default, and 12 of those are committed destabilizing. Within that band the predicted magnitude ranks destabilizing axes above neutral ones only weakly: AUC 0.633, against 0.763 over the full range, with a system-resampling interval of 0.385 to 0.813 that includes chance. Sign agreement against direct measurements shows the same pattern, 10 of 16 where the prediction is below 0.5 kcal/mol. The cost is real rather than hypothetical: 6 of the 20 measured effects between 1.0 and 2.5 kcal/mol are predicted below the screening default. A predicted energy below that default should therefore be read as no evidence on that axis rather than as weak evidence of disruption, and recovering genuinely small effects will require a better energy model, not a lower threshold.</w:t>
       </w:r>
     </w:p>
     <w:p>

--- a/docs/COMAVI_manuscript_current.docx
+++ b/docs/COMAVI_manuscript_current.docx
@@ -4405,7 +4405,7 @@
     </w:p>
     <w:p>
       <w:r>
-        <w:t>A related caution applies to small effects. A variant below the threshold is reported as carrying no modeled lesion on that axis, not as having no effect. Modest destabilizations can matter where a small change in stability or affinity alters assembly or turnover, and the measured-recovery counts above show how many of them a stringent threshold discards. A study concerned with mild perturbations should therefore use the lower threshold and accept more false calls. That still leaves effects below the lowest threshold, so we tested whether the predicted energies carry information there. Of the 96 committed axes with a prediction, 56 fall below the 1.0 kcal/mol screening default, and 12 of those are committed destabilizing. Within that band the predicted magnitude ranks destabilizing axes above neutral ones only weakly: AUC 0.633, against 0.763 over the full range, with a system-resampling interval of 0.385 to 0.813 that includes chance. Sign agreement against direct measurements shows the same pattern, 10 of 16 where the prediction is below 0.5 kcal/mol. The cost is real rather than hypothetical: 6 of the 20 measured effects between 1.0 and 2.5 kcal/mol are predicted below the screening default. A predicted energy below that default should therefore be read as no evidence on that axis rather than as weak evidence of disruption, and recovering genuinely small effects will require a better energy model, not a lower threshold.</w:t>
+        <w:t>A related caution applies to small effects. A variant below the threshold is reported as carrying no modeled lesion on that axis, not as having no effect. Modest destabilizations can matter where a small change in stability or affinity alters assembly or turnover, and the measured-recovery counts above show how many of them a stringent threshold discards. A study concerned with mild perturbations should therefore use the lower threshold and accept more false calls.</w:t>
       </w:r>
     </w:p>
     <w:p>

--- a/docs/COMAVI_manuscript_current.docx
+++ b/docs/COMAVI_manuscript_current.docx
@@ -87,7 +87,7 @@
     </w:p>
     <w:p>
       <w:r>
-        <w:t>Here we describe COMAVI (COMplex-Aware Variant Impact scoring), a pipeline that scores each substitution in both contexts and keeps its fold and binding predictions separate (Fig 1). COMAVI returns two linked outputs: a priority score, which ranks variants for structural follow-up, and a mechanism profile, which names the process predicted to be disrupted. To test both, we curated a benchmark of 61 variants in 14 protein systems in which every expected effect is tied to a written evidence basis and a citation. We asked four questions of it. What does the assembled complex add over the isolated subunit alone? Does the mechanism profile recover the literature-defined mechanism, and how far does that answer depend on the energy threshold that turns a continuous prediction into a call? How do the predicted energies compare with direct measurements? Finally, does the threshold-free priority score concentrate structural mechanisms at the top of a ranking? We then compared the priority score with a pathogenicity predictor.</w:t>
+        <w:t>Here we describe COMAVI (COMplex-Aware Variant Impact scoring), a pipeline that scores each substitution in both contexts and keeps its fold and binding predictions separate (Fig 1). COMAVI returns two linked outputs: a priority score, which ranks variants for structural follow-up, and a mechanism profile, which names the process predicted to be disrupted. To test both, we curated a benchmark of 61 variants in 14 protein systems in which every expected effect is tied to a written evidence basis and a citation. We asked five questions of it. What does the assembled complex add over the isolated subunit alone? Does the mechanism profile recover the literature-defined mechanism, and how far does that answer depend on the energy threshold that turns a continuous prediction into a call? How do the predicted energies compare with direct measurements? Does the threshold-free priority score concentrate structural mechanisms at the top of a ranking? Finally, a structural score invites reading as a pathogenicity prediction: on the same variants, what do the two actually measure?</w:t>
       </w:r>
     </w:p>
     <w:p>
@@ -2007,7 +2007,7 @@
     </w:p>
     <w:p>
       <w:r>
-        <w:t>Two examples show both what the second context adds and the error it introduces. Complement factor H R78G barely changes isolated-subunit stability (0.93 kcal/mol) but is predicted to weaken binding to C3b by 6.12 kcal/mol, consistent with a measured rise in dissociation constant from 10–14 μM to more than 35 μM [53]. Von Willebrand factor R1334Q leaves the isolated A1 domain unchanged (0.01 kcal/mol) but weakens binding to GPIbα by 4.11 kcal/mol; the purified A1 domain is natively folded, binds GPIbα weakly and supports little platelet adhesion [54]. A calculation on the isolated subunit alone would call both variants silent. Weakening an interface does lower the energy of the assembled complex, which is why the two assembled axes are computed separately: BuildModel reports the fold energy of the chain within the complex and AnalyseComplex the interaction energy between chains, so a fold change localized to the interface is not read as a binding change. In both, however, the assembled-complex stability axis also reaches the threshold (4.88 and 4.73 kcal/mol) where the literature implies an intact fold, so both are graded partial rather than consistent.</w:t>
+        <w:t>Two examples show both what the second context adds and the error it introduces. Complement factor H R78G barely changes isolated-subunit stability (0.93 kcal/mol) but is predicted to weaken binding to C3b by 6.12 kcal/mol, consistent with a measured rise in dissociation constant from 10–14 μM to more than 35 μM [53]. Von Willebrand factor R1334Q leaves the isolated A1 domain unchanged (0.01 kcal/mol) but weakens binding to GPIbα by 4.11 kcal/mol; the purified A1 domain is natively folded, binds GPIbα weakly and supports little platelet adhesion [54]. A calculation on the isolated subunit alone would call both variants silent. Weakening an interface does lower the energy of the assembled complex, which is why the two assembled axes are computed separately. BuildModel reports the fold energy of the chain within the complex and AnalyseComplex the interaction energy between chains, so a fold change localized to the interface is not read as a binding change. In both, however, the assembled-complex stability axis also reaches the threshold (4.88 and 4.73 kcal/mol) where the literature implies an intact fold, so both are graded partial rather than consistent.</w:t>
       </w:r>
     </w:p>
     <w:p>
@@ -4081,7 +4081,7 @@
     </w:p>
     <w:p>
       <w:r>
-        <w:t>The three axes prefer different thresholds (Fig 2C). Binding agreement was highest at 1.0 and 1.5 kcal/mol (22 of 29) and fell to 20 at the reference. Assembled-complex agreement rose from 12 of 22 at 1.0 kcal/mol to 17 at the reference, and isolated-subunit agreement peaked at 2.0 and 2.5 kcal/mol (19 of 26). The denominators do not change across thresholds. A single global threshold is therefore set where the two stability axes perform best, and binding gives up 0.069 relative to its own optimum. Per-axis thresholds are therefore the most promising single change to the calling layer, and they recover part of the interface shortfall but cannot close it. Holding the two stability axes at the reference and lowering the binding threshold to 1.5 kcal/mol raises attribution from 15 of 29 to 17 and interface attribution from 4 of 12 to 6, at a cost of 2 correct rejections; because that operating point is chosen on the same variants, the gain is an upper bound. The limit is not where the threshold sits: 6 of the 12 interface mechanisms carry a predicted binding energy below 1.0 kcal/mol, the most permissive threshold in the prespecified range, with a median of 0.14, so no placement of a binding threshold reaches them. For those variants the predicted energy is near zero where the literature reports a disrupted interface, which locates the shortfall in the energy prediction rather than in the calling layer.</w:t>
+        <w:t>The three axes prefer different thresholds (Fig 2C). Binding agreement was highest at 1.0 and 1.5 kcal/mol (22 of 29) and fell to 20 at the reference. Assembled-complex agreement rose from 12 of 22 at 1.0 kcal/mol to 17 at the reference, and isolated-subunit agreement peaked at 2.0 and 2.5 kcal/mol (19 of 26). The denominators do not change across thresholds. A single global threshold is therefore set where the two stability axes perform best, and binding gives up 0.069 relative to its own optimum. Per-axis thresholds are therefore the most promising single change to the calling layer, and they recover part of the interface shortfall but cannot close it. Holding the two stability axes at the reference and lowering the binding threshold to 1.5 kcal/mol raises attribution from 15 of 29 to 17 and interface attribution from 4 of 12 to 6, at a cost of 2 correct rejections. That operating point is chosen on the same variants it is scored on, so the gain is an upper bound. The limit is not where the threshold sits: 6 of the 12 interface mechanisms carry a predicted binding energy below 1.0 kcal/mol, the most permissive threshold in the prespecified range, with a median of 0.14, so no placement of a binding threshold reaches them. For those variants the predicted energy is near zero where the literature reports a disrupted interface, which locates the shortfall in the energy prediction rather than in the calling layer.</w:t>
       </w:r>
     </w:p>
     <w:p>
@@ -4405,7 +4405,7 @@
     </w:p>
     <w:p>
       <w:r>
-        <w:t>A related caution applies to small effects. A variant below the threshold is reported as carrying no modeled lesion on that axis, not as having no effect. Modest destabilizations can matter where a small change in stability or affinity alters assembly or turnover, and the measured-recovery counts above show how many of them a stringent threshold discards. A study concerned with mild perturbations should therefore use the lower threshold and accept more false calls.</w:t>
+        <w:t>A related caution applies to small effects. A variant below the threshold is reported as carrying no modeled lesion on that axis, not as having no effect. Modest destabilizations can matter where a small change in stability or affinity alters assembly or turnover, and the measured-recovery counts above show how many of them a stringent threshold discards. A study concerned with mild perturbations should therefore use the lower threshold and accept more false calls. Lowering the threshold, however, does not reach every small effect. Twelve committed destabilizing axes fall below even 1.0 kcal/mol, and within that range the predicted magnitude does not distinguish them from axes the literature calls intact (AUC 0.63, 95% confidence interval 0.39 to 0.81). A prediction below the lowest threshold is therefore silence on that axis, not weak evidence of disruption.</w:t>
       </w:r>
     </w:p>
     <w:p>
@@ -5210,7 +5210,7 @@
     </w:p>
     <w:p>
       <w:r>
-        <w:t>Variants are named as their primary literature names them. For 53 of the 61 that is the numbering of the UniProt reference sequence; the six HBB variants use mature-chain numbering, so HBB E6V is p.Glu7Val. Two benign controls are named in the reverse direction, because the deposited structure each was modeled on carries the substituted residue rather than the reference one. 2WII carries Ile where the reference sequence has Val62, and 1SQ0 carries Ala where it has Thr1381. The calculations labelled CFH I62V and VWF A1381T are therefore the reverse of p.Val62Ile and p.Thr1381Ala. Both are curated no-lesion controls, and on each of the three axes both predict below 0.72 kcal/mol, under the lowest threshold considered, so the direction of the calculation affects no reported result.</w:t>
+        <w:t>Variants are named as their primary literature names them. For 53 of the 61 that is the numbering of the UniProt reference sequence; the six HBB variants use mature-chain numbering, so HBB E6V is p.Glu7Val. Two benign controls are named in the reverse direction, because the deposited structure each was modeled on carries the substituted residue rather than the reference one. 2WII carries Ile where the reference sequence has Val62, and 1SQ0 carries Ala where it has Thr1381. The calculations labeled CFH I62V and VWF A1381T are therefore the reverse of p.Val62Ile and p.Thr1381Ala. Both are curated no-lesion controls, and on each of the three axes both predict below 0.72 kcal/mol, under the lowest threshold considered, so the direction of the calculation affects no reported result.</w:t>
       </w:r>
     </w:p>
     <w:p>

--- a/docs/COMAVI_manuscript_current.docx
+++ b/docs/COMAVI_manuscript_current.docx
@@ -1,6 +1,6 @@
 
 <file path=word/document.xml><?xml version="1.0" encoding="utf-8"?>
-<w:document xmlns:a="http://schemas.openxmlformats.org/drawingml/2006/main" xmlns:ns1="http://schemas.openxmlformats.org/markup-compatibility/2006" xmlns:ns4="http://schemas.openxmlformats.org/drawingml/2006/picture" xmlns:ns6="http://schemas.openxmlformats.org/officeDocument/2006/math" xmlns:r="http://schemas.openxmlformats.org/officeDocument/2006/relationships" xmlns:w="http://schemas.openxmlformats.org/wordprocessingml/2006/main" xmlns:wp="http://schemas.openxmlformats.org/drawingml/2006/wordprocessingDrawing" ns1:Ignorable="w14 w15 w16se w16cid w16 w16cex w16sdtdh w16sdtfl w16du wp14">
+<w:document xmlns:a="http://schemas.openxmlformats.org/drawingml/2006/main" xmlns:ns1="http://schemas.openxmlformats.org/markup-compatibility/2006" xmlns:ns2="http://schemas.microsoft.com/office/word/2010/wordml" xmlns:ns4="http://schemas.microsoft.com/office/word/2010/wordprocessingDrawing" xmlns:ns6="http://schemas.openxmlformats.org/drawingml/2006/picture" xmlns:r="http://schemas.openxmlformats.org/officeDocument/2006/relationships" xmlns:w="http://schemas.openxmlformats.org/wordprocessingml/2006/main" xmlns:wp="http://schemas.openxmlformats.org/drawingml/2006/wordprocessingDrawing" ns1:Ignorable="w14 w15 w16se w16cid w16 w16cex w16sdtdh w16sdtfl w16du wp14">
   <w:body>
     <w:p>
       <w:pPr>
@@ -104,25 +104,25 @@
             </wp:cNvGraphicFramePr>
             <a:graphic>
               <a:graphicData uri="http://schemas.openxmlformats.org/drawingml/2006/picture">
-                <ns4:pic>
-                  <ns4:nvPicPr>
-                    <ns4:cNvPr id="0" name="Fig1.png"/>
-                    <ns4:cNvPicPr/>
-                  </ns4:nvPicPr>
-                  <ns4:blipFill>
+                <ns6:pic>
+                  <ns6:nvPicPr>
+                    <ns6:cNvPr id="0" name="Fig1.png"/>
+                    <ns6:cNvPicPr/>
+                  </ns6:nvPicPr>
+                  <ns6:blipFill>
                     <a:blip r:embed="rId12"/>
                     <a:stretch>
                       <a:fillRect/>
                     </a:stretch>
-                  </ns4:blipFill>
-                  <ns4:spPr>
+                  </ns6:blipFill>
+                  <ns6:spPr>
                     <a:xfrm>
                       <a:off x="0" y="0"/>
                       <a:ext cx="5998475" cy="2154940"/>
                     </a:xfrm>
                     <a:prstGeom prst="rect"/>
-                  </ns4:spPr>
-                </ns4:pic>
+                  </ns6:spPr>
+                </ns6:pic>
               </a:graphicData>
             </a:graphic>
           </wp:inline>
@@ -4035,25 +4035,25 @@
             </wp:cNvGraphicFramePr>
             <a:graphic>
               <a:graphicData uri="http://schemas.openxmlformats.org/drawingml/2006/picture">
-                <ns4:pic>
-                  <ns4:nvPicPr>
-                    <ns4:cNvPr id="0" name="Fig2.png"/>
-                    <ns4:cNvPicPr/>
-                  </ns4:nvPicPr>
-                  <ns4:blipFill>
+                <ns6:pic>
+                  <ns6:nvPicPr>
+                    <ns6:cNvPr id="0" name="Fig2.png"/>
+                    <ns6:cNvPicPr/>
+                  </ns6:nvPicPr>
+                  <ns6:blipFill>
                     <a:blip r:embed="rId13"/>
                     <a:stretch>
                       <a:fillRect/>
                     </a:stretch>
-                  </ns4:blipFill>
-                  <ns4:spPr>
+                  </ns6:blipFill>
+                  <ns6:spPr>
                     <a:xfrm>
                       <a:off x="0" y="0"/>
                       <a:ext cx="5757683" cy="3788671"/>
                     </a:xfrm>
                     <a:prstGeom prst="rect"/>
-                  </ns4:spPr>
-                </ns4:pic>
+                  </ns6:spPr>
+                </ns6:pic>
               </a:graphicData>
             </a:graphic>
           </wp:inline>
@@ -4125,25 +4125,25 @@
             </wp:cNvGraphicFramePr>
             <a:graphic>
               <a:graphicData uri="http://schemas.openxmlformats.org/drawingml/2006/picture">
-                <ns4:pic>
-                  <ns4:nvPicPr>
-                    <ns4:cNvPr id="0" name="Fig3.png"/>
-                    <ns4:cNvPicPr/>
-                  </ns4:nvPicPr>
-                  <ns4:blipFill>
+                <ns6:pic>
+                  <ns6:nvPicPr>
+                    <ns6:cNvPr id="0" name="Fig3.png"/>
+                    <ns6:cNvPicPr/>
+                  </ns6:nvPicPr>
+                  <ns6:blipFill>
                     <a:blip r:embed="rId14"/>
                     <a:stretch>
                       <a:fillRect/>
                     </a:stretch>
-                  </ns4:blipFill>
-                  <ns4:spPr>
+                  </ns6:blipFill>
+                  <ns6:spPr>
                     <a:xfrm>
                       <a:off x="0" y="0"/>
                       <a:ext cx="5739395" cy="4248920"/>
                     </a:xfrm>
                     <a:prstGeom prst="rect"/>
-                  </ns4:spPr>
-                </ns4:pic>
+                  </ns6:spPr>
+                </ns6:pic>
               </a:graphicData>
             </a:graphic>
           </wp:inline>
@@ -4216,25 +4216,25 @@
             </wp:cNvGraphicFramePr>
             <a:graphic>
               <a:graphicData uri="http://schemas.openxmlformats.org/drawingml/2006/picture">
-                <ns4:pic>
-                  <ns4:nvPicPr>
-                    <ns4:cNvPr id="0" name="Fig4.png"/>
-                    <ns4:cNvPicPr/>
-                  </ns4:nvPicPr>
-                  <ns4:blipFill>
+                <ns6:pic>
+                  <ns6:nvPicPr>
+                    <ns6:cNvPr id="0" name="Fig4.png"/>
+                    <ns6:cNvPicPr/>
+                  </ns6:nvPicPr>
+                  <ns6:blipFill>
                     <a:blip r:embed="rId15"/>
                     <a:stretch>
                       <a:fillRect/>
                     </a:stretch>
-                  </ns4:blipFill>
-                  <ns4:spPr>
+                  </ns6:blipFill>
+                  <ns6:spPr>
                     <a:xfrm>
                       <a:off x="0" y="0"/>
                       <a:ext cx="5888747" cy="2060452"/>
                     </a:xfrm>
                     <a:prstGeom prst="rect"/>
-                  </ns4:spPr>
-                </ns4:pic>
+                  </ns6:spPr>
+                </ns6:pic>
               </a:graphicData>
             </a:graphic>
           </wp:inline>
@@ -4292,25 +4292,25 @@
             </wp:cNvGraphicFramePr>
             <a:graphic>
               <a:graphicData uri="http://schemas.openxmlformats.org/drawingml/2006/picture">
-                <ns4:pic>
-                  <ns4:nvPicPr>
-                    <ns4:cNvPr id="0" name="Fig5.png"/>
-                    <ns4:cNvPicPr/>
-                  </ns4:nvPicPr>
-                  <ns4:blipFill>
+                <ns6:pic>
+                  <ns6:nvPicPr>
+                    <ns6:cNvPr id="0" name="Fig5.png"/>
+                    <ns6:cNvPicPr/>
+                  </ns6:nvPicPr>
+                  <ns6:blipFill>
                     <a:blip r:embed="rId16"/>
                     <a:stretch>
                       <a:fillRect/>
                     </a:stretch>
-                  </ns4:blipFill>
-                  <ns4:spPr>
+                  </ns6:blipFill>
+                  <ns6:spPr>
                     <a:xfrm>
                       <a:off x="0" y="0"/>
                       <a:ext cx="5797307" cy="2319532"/>
                     </a:xfrm>
                     <a:prstGeom prst="rect"/>
-                  </ns4:spPr>
-                </ns4:pic>
+                  </ns6:spPr>
+                </ns6:pic>
               </a:graphicData>
             </a:graphic>
           </wp:inline>
@@ -4529,67 +4529,67 @@
       </w:r>
     </w:p>
     <w:p>
-      <ns6:oMathPara>
-        <ns6:oMath>
-          <ns6:r>
-            <ns6:t xml:space="preserve">R = </ns6:t>
-          </ns6:r>
-          <ns6:limLow>
-            <ns6:e>
-              <ns6:r>
-                <ns6:rPr>
-                  <ns6:sty ns6:val="p"/>
-                </ns6:rPr>
-                <ns6:t xml:space="preserve">max</ns6:t>
-              </ns6:r>
-            </ns6:e>
-            <ns6:lim>
-              <ns6:r>
-                <ns6:t xml:space="preserve">j</ns6:t>
-              </ns6:r>
-            </ns6:lim>
-          </ns6:limLow>
-          <ns6:r>
-            <ns6:t xml:space="preserve"> </ns6:t>
-          </ns6:r>
-          <ns6:f>
-            <ns6:num>
-              <ns6:r>
-                <ns6:t xml:space="preserve">|</ns6:t>
-              </ns6:r>
-              <ns6:sSub>
-                <ns6:e>
-                  <ns6:r>
-                    <ns6:t xml:space="preserve">ΔΔG</ns6:t>
-                  </ns6:r>
-                </ns6:e>
-                <ns6:sub>
-                  <ns6:r>
-                    <ns6:t xml:space="preserve">j</ns6:t>
-                  </ns6:r>
-                </ns6:sub>
-              </ns6:sSub>
-              <ns6:r>
-                <ns6:t xml:space="preserve">|</ns6:t>
-              </ns6:r>
-            </ns6:num>
-            <ns6:den>
-              <ns6:sSub>
-                <ns6:e>
-                  <ns6:r>
-                    <ns6:t xml:space="preserve">τ</ns6:t>
-                  </ns6:r>
-                </ns6:e>
-                <ns6:sub>
-                  <ns6:r>
-                    <ns6:t xml:space="preserve">j</ns6:t>
-                  </ns6:r>
-                </ns6:sub>
-              </ns6:sSub>
-            </ns6:den>
-          </ns6:f>
-        </ns6:oMath>
-      </ns6:oMathPara>
+      <m:oMathPara xmlns:m="http://schemas.openxmlformats.org/officeDocument/2006/math">
+        <m:oMath>
+          <m:r>
+            <m:t xml:space="preserve">R = </m:t>
+          </m:r>
+          <m:limLow>
+            <m:e>
+              <m:r>
+                <m:rPr>
+                  <m:sty m:val="p"/>
+                </m:rPr>
+                <m:t xml:space="preserve">max</m:t>
+              </m:r>
+            </m:e>
+            <m:lim>
+              <m:r>
+                <m:t xml:space="preserve">j</m:t>
+              </m:r>
+            </m:lim>
+          </m:limLow>
+          <m:r>
+            <m:t xml:space="preserve"> </m:t>
+          </m:r>
+          <m:f>
+            <m:num>
+              <m:r>
+                <m:t xml:space="preserve">|</m:t>
+              </m:r>
+              <m:sSub>
+                <m:e>
+                  <m:r>
+                    <m:t xml:space="preserve">ΔΔG</m:t>
+                  </m:r>
+                </m:e>
+                <m:sub>
+                  <m:r>
+                    <m:t xml:space="preserve">j</m:t>
+                  </m:r>
+                </m:sub>
+              </m:sSub>
+              <m:r>
+                <m:t xml:space="preserve">|</m:t>
+              </m:r>
+            </m:num>
+            <m:den>
+              <m:sSub>
+                <m:e>
+                  <m:r>
+                    <m:t xml:space="preserve">τ</m:t>
+                  </m:r>
+                </m:e>
+                <m:sub>
+                  <m:r>
+                    <m:t xml:space="preserve">j</m:t>
+                  </m:r>
+                </m:sub>
+              </m:sSub>
+            </m:den>
+          </m:f>
+        </m:oMath>
+      </m:oMathPara>
     </w:p>
     <w:p>
       <w:r>
@@ -4597,25 +4597,25 @@
       </w:r>
     </w:p>
     <w:p>
-      <ns6:oMathPara>
-        <ns6:oMath>
-          <ns6:r>
-            <ns6:t xml:space="preserve">E = </ns6:t>
-          </ns6:r>
-          <ns6:f>
-            <ns6:num>
-              <ns6:r>
-                <ns6:t xml:space="preserve">R</ns6:t>
-              </ns6:r>
-            </ns6:num>
-            <ns6:den>
-              <ns6:r>
-                <ns6:t xml:space="preserve">1 + R</ns6:t>
-              </ns6:r>
-            </ns6:den>
-          </ns6:f>
-        </ns6:oMath>
-      </ns6:oMathPara>
+      <m:oMathPara xmlns:m="http://schemas.openxmlformats.org/officeDocument/2006/math">
+        <m:oMath>
+          <m:r>
+            <m:t xml:space="preserve">E = </m:t>
+          </m:r>
+          <m:f>
+            <m:num>
+              <m:r>
+                <m:t xml:space="preserve">R</m:t>
+              </m:r>
+            </m:num>
+            <m:den>
+              <m:r>
+                <m:t xml:space="preserve">1 + R</m:t>
+              </m:r>
+            </m:den>
+          </m:f>
+        </m:oMath>
+      </m:oMathPara>
     </w:p>
     <w:p>
       <w:r>
@@ -4623,25 +4623,25 @@
       </w:r>
     </w:p>
     <w:p>
-      <ns6:oMathPara>
-        <ns6:oMath>
-          <ns6:r>
-            <ns6:t xml:space="preserve">C = </ns6:t>
-          </ns6:r>
-          <ns6:f>
-            <ns6:num>
-              <ns6:r>
-                <ns6:t xml:space="preserve">4 − T</ns6:t>
-              </ns6:r>
-            </ns6:num>
-            <ns6:den>
-              <ns6:r>
-                <ns6:t xml:space="preserve">3</ns6:t>
-              </ns6:r>
-            </ns6:den>
-          </ns6:f>
-        </ns6:oMath>
-      </ns6:oMathPara>
+      <m:oMathPara xmlns:m="http://schemas.openxmlformats.org/officeDocument/2006/math">
+        <m:oMath>
+          <m:r>
+            <m:t xml:space="preserve">C = </m:t>
+          </m:r>
+          <m:f>
+            <m:num>
+              <m:r>
+                <m:t xml:space="preserve">4 − T</m:t>
+              </m:r>
+            </m:num>
+            <m:den>
+              <m:r>
+                <m:t xml:space="preserve">3</m:t>
+              </m:r>
+            </m:den>
+          </m:f>
+        </m:oMath>
+      </m:oMathPara>
     </w:p>
     <w:p>
       <w:r>
@@ -4649,25 +4649,25 @@
       </w:r>
     </w:p>
     <w:p>
-      <ns6:oMathPara>
-        <ns6:oMath>
-          <ns6:r>
-            <ns6:t xml:space="preserve">S = </ns6:t>
-          </ns6:r>
-          <ns6:f>
-            <ns6:num>
-              <ns6:r>
-                <ns6:t xml:space="preserve">E + C</ns6:t>
-              </ns6:r>
-            </ns6:num>
-            <ns6:den>
-              <ns6:r>
-                <ns6:t xml:space="preserve">2</ns6:t>
-              </ns6:r>
-            </ns6:den>
-          </ns6:f>
-        </ns6:oMath>
-      </ns6:oMathPara>
+      <m:oMathPara xmlns:m="http://schemas.openxmlformats.org/officeDocument/2006/math">
+        <m:oMath>
+          <m:r>
+            <m:t xml:space="preserve">S = </m:t>
+          </m:r>
+          <m:f>
+            <m:num>
+              <m:r>
+                <m:t xml:space="preserve">E + C</m:t>
+              </m:r>
+            </m:num>
+            <m:den>
+              <m:r>
+                <m:t xml:space="preserve">2</m:t>
+              </m:r>
+            </m:den>
+          </m:f>
+        </m:oMath>
+      </m:oMathPara>
     </w:p>
     <w:p>
       <w:r>
